--- a/STUDY-BUDDY.docx
+++ b/STUDY-BUDDY.docx
@@ -647,7 +647,23 @@
                 <w:rFonts w:cs="Times New Roman"/>
                 <w:szCs w:val="24"/>
               </w:rPr>
-              <w:t>Depika Kumari Sharma</w:t>
+              <w:t xml:space="preserve">Depika </w:t>
+            </w:r>
+            <w:proofErr w:type="spellStart"/>
+            <w:r>
+              <w:rPr>
+                <w:rFonts w:cs="Times New Roman"/>
+                <w:szCs w:val="24"/>
+              </w:rPr>
+              <w:t>Kumari</w:t>
+            </w:r>
+            <w:proofErr w:type="spellEnd"/>
+            <w:r>
+              <w:rPr>
+                <w:rFonts w:cs="Times New Roman"/>
+                <w:szCs w:val="24"/>
+              </w:rPr>
+              <w:t xml:space="preserve"> Sharma</w:t>
             </w:r>
           </w:p>
         </w:tc>
@@ -748,12 +764,21 @@
                 <w:szCs w:val="24"/>
               </w:rPr>
             </w:pPr>
+            <w:proofErr w:type="spellStart"/>
             <w:r>
               <w:rPr>
                 <w:rFonts w:cs="Times New Roman"/>
                 <w:szCs w:val="24"/>
               </w:rPr>
-              <w:t>Sampada Pahari</w:t>
+              <w:t>Sampada</w:t>
+            </w:r>
+            <w:proofErr w:type="spellEnd"/>
+            <w:r>
+              <w:rPr>
+                <w:rFonts w:cs="Times New Roman"/>
+                <w:szCs w:val="24"/>
+              </w:rPr>
+              <w:t xml:space="preserve"> Pahari</w:t>
             </w:r>
           </w:p>
         </w:tc>
@@ -854,13 +879,31 @@
                 <w:szCs w:val="24"/>
               </w:rPr>
             </w:pPr>
+            <w:proofErr w:type="spellStart"/>
             <w:r>
               <w:rPr>
                 <w:rFonts w:cs="Times New Roman"/>
                 <w:szCs w:val="24"/>
               </w:rPr>
-              <w:t>Prasid Gautam</w:t>
+              <w:t>Prasid</w:t>
             </w:r>
+            <w:proofErr w:type="spellEnd"/>
+            <w:r>
+              <w:rPr>
+                <w:rFonts w:cs="Times New Roman"/>
+                <w:szCs w:val="24"/>
+              </w:rPr>
+              <w:t xml:space="preserve"> </w:t>
+            </w:r>
+            <w:proofErr w:type="spellStart"/>
+            <w:r>
+              <w:rPr>
+                <w:rFonts w:cs="Times New Roman"/>
+                <w:szCs w:val="24"/>
+              </w:rPr>
+              <w:t>Gautam</w:t>
+            </w:r>
+            <w:proofErr w:type="spellEnd"/>
           </w:p>
         </w:tc>
         <w:tc>
@@ -1149,7 +1192,37 @@
           <w:rFonts w:cs="Times New Roman"/>
           <w:szCs w:val="24"/>
         </w:rPr>
-        <w:t>Depika Kumari Sharma( 2024-1-53-0164)</w:t>
+        <w:t xml:space="preserve">Depika </w:t>
+      </w:r>
+      <w:proofErr w:type="spellStart"/>
+      <w:r>
+        <w:rPr>
+          <w:rFonts w:cs="Times New Roman"/>
+          <w:szCs w:val="24"/>
+        </w:rPr>
+        <w:t>Kumari</w:t>
+      </w:r>
+      <w:proofErr w:type="spellEnd"/>
+      <w:r>
+        <w:rPr>
+          <w:rFonts w:cs="Times New Roman"/>
+          <w:szCs w:val="24"/>
+        </w:rPr>
+        <w:t xml:space="preserve"> Sharma</w:t>
+      </w:r>
+      <w:r>
+        <w:rPr>
+          <w:rFonts w:cs="Times New Roman"/>
+          <w:szCs w:val="24"/>
+        </w:rPr>
+        <w:t xml:space="preserve"> </w:t>
+      </w:r>
+      <w:r>
+        <w:rPr>
+          <w:rFonts w:cs="Times New Roman"/>
+          <w:szCs w:val="24"/>
+        </w:rPr>
+        <w:t>(2024-1-53-0164)</w:t>
       </w:r>
     </w:p>
     <w:p>
@@ -1161,12 +1234,21 @@
           <w:szCs w:val="24"/>
         </w:rPr>
       </w:pPr>
-      <w:r>
-        <w:rPr>
-          <w:rFonts w:cs="Times New Roman"/>
-          <w:szCs w:val="24"/>
-        </w:rPr>
-        <w:t>Sampada Pahari (2024-1-53-0184)</w:t>
+      <w:proofErr w:type="spellStart"/>
+      <w:r>
+        <w:rPr>
+          <w:rFonts w:cs="Times New Roman"/>
+          <w:szCs w:val="24"/>
+        </w:rPr>
+        <w:t>Sampada</w:t>
+      </w:r>
+      <w:proofErr w:type="spellEnd"/>
+      <w:r>
+        <w:rPr>
+          <w:rFonts w:cs="Times New Roman"/>
+          <w:szCs w:val="24"/>
+        </w:rPr>
+        <w:t xml:space="preserve"> Pahari (2024-1-53-0184)</w:t>
       </w:r>
     </w:p>
     <w:p>
@@ -1178,12 +1260,37 @@
           <w:szCs w:val="24"/>
         </w:rPr>
       </w:pPr>
-      <w:r>
-        <w:rPr>
-          <w:rFonts w:cs="Times New Roman"/>
-          <w:szCs w:val="24"/>
-        </w:rPr>
-        <w:t>Prasid Gautam (2024-1-53-0174)</w:t>
+      <w:proofErr w:type="spellStart"/>
+      <w:r>
+        <w:rPr>
+          <w:rFonts w:cs="Times New Roman"/>
+          <w:szCs w:val="24"/>
+        </w:rPr>
+        <w:t>Prasid</w:t>
+      </w:r>
+      <w:proofErr w:type="spellEnd"/>
+      <w:r>
+        <w:rPr>
+          <w:rFonts w:cs="Times New Roman"/>
+          <w:szCs w:val="24"/>
+        </w:rPr>
+        <w:t xml:space="preserve"> </w:t>
+      </w:r>
+      <w:proofErr w:type="spellStart"/>
+      <w:r>
+        <w:rPr>
+          <w:rFonts w:cs="Times New Roman"/>
+          <w:szCs w:val="24"/>
+        </w:rPr>
+        <w:t>Gautam</w:t>
+      </w:r>
+      <w:proofErr w:type="spellEnd"/>
+      <w:r>
+        <w:rPr>
+          <w:rFonts w:cs="Times New Roman"/>
+          <w:szCs w:val="24"/>
+        </w:rPr>
+        <w:t xml:space="preserve"> (2024-1-53-0174)</w:t>
       </w:r>
     </w:p>
     <w:p>
@@ -1440,17 +1547,79 @@
           <w:b/>
           <w:szCs w:val="24"/>
         </w:rPr>
-        <w:t xml:space="preserve"> Depika Kumari Sharma, Sampada Pahari</w:t>
-      </w:r>
-      <w:bookmarkStart w:id="19" w:name="_GoBack"/>
-      <w:bookmarkEnd w:id="19"/>
+        <w:t xml:space="preserve"> Depika </w:t>
+      </w:r>
+      <w:proofErr w:type="spellStart"/>
       <w:r>
         <w:rPr>
           <w:rFonts w:cs="Times New Roman"/>
           <w:b/>
           <w:szCs w:val="24"/>
         </w:rPr>
-        <w:t xml:space="preserve"> and Prasid Gautam </w:t>
+        <w:t>Kumari</w:t>
+      </w:r>
+      <w:proofErr w:type="spellEnd"/>
+      <w:r>
+        <w:rPr>
+          <w:rFonts w:cs="Times New Roman"/>
+          <w:b/>
+          <w:szCs w:val="24"/>
+        </w:rPr>
+        <w:t xml:space="preserve"> Sharma, </w:t>
+      </w:r>
+      <w:proofErr w:type="spellStart"/>
+      <w:r>
+        <w:rPr>
+          <w:rFonts w:cs="Times New Roman"/>
+          <w:b/>
+          <w:szCs w:val="24"/>
+        </w:rPr>
+        <w:t>Sampada</w:t>
+      </w:r>
+      <w:proofErr w:type="spellEnd"/>
+      <w:r>
+        <w:rPr>
+          <w:rFonts w:cs="Times New Roman"/>
+          <w:b/>
+          <w:szCs w:val="24"/>
+        </w:rPr>
+        <w:t xml:space="preserve"> Pahari and </w:t>
+      </w:r>
+      <w:proofErr w:type="spellStart"/>
+      <w:r>
+        <w:rPr>
+          <w:rFonts w:cs="Times New Roman"/>
+          <w:b/>
+          <w:szCs w:val="24"/>
+        </w:rPr>
+        <w:t>Prasid</w:t>
+      </w:r>
+      <w:proofErr w:type="spellEnd"/>
+      <w:r>
+        <w:rPr>
+          <w:rFonts w:cs="Times New Roman"/>
+          <w:b/>
+          <w:szCs w:val="24"/>
+        </w:rPr>
+        <w:t xml:space="preserve"> </w:t>
+      </w:r>
+      <w:proofErr w:type="spellStart"/>
+      <w:r>
+        <w:rPr>
+          <w:rFonts w:cs="Times New Roman"/>
+          <w:b/>
+          <w:szCs w:val="24"/>
+        </w:rPr>
+        <w:t>Gautam</w:t>
+      </w:r>
+      <w:proofErr w:type="spellEnd"/>
+      <w:r>
+        <w:rPr>
+          <w:rFonts w:cs="Times New Roman"/>
+          <w:b/>
+          <w:szCs w:val="24"/>
+        </w:rPr>
+        <w:t xml:space="preserve"> </w:t>
       </w:r>
       <w:r>
         <w:rPr>
@@ -1506,13 +1675,23 @@
         </w:rPr>
         <w:t xml:space="preserve"> under affiliation of </w:t>
       </w:r>
+      <w:proofErr w:type="spellStart"/>
       <w:r>
         <w:rPr>
           <w:rFonts w:cs="Times New Roman"/>
           <w:b/>
           <w:szCs w:val="24"/>
         </w:rPr>
-        <w:t>Pokhara University</w:t>
+        <w:t>Pokhara</w:t>
+      </w:r>
+      <w:proofErr w:type="spellEnd"/>
+      <w:r>
+        <w:rPr>
+          <w:rFonts w:cs="Times New Roman"/>
+          <w:b/>
+          <w:szCs w:val="24"/>
+        </w:rPr>
+        <w:t xml:space="preserve"> University</w:t>
       </w:r>
       <w:r>
         <w:rPr>
@@ -1627,8 +1806,36 @@
           <w:b/>
           <w:szCs w:val="24"/>
         </w:rPr>
-        <w:t>Mr. Suman Devkota</w:t>
-      </w:r>
+        <w:t xml:space="preserve">Mr. </w:t>
+      </w:r>
+      <w:proofErr w:type="spellStart"/>
+      <w:r>
+        <w:rPr>
+          <w:rFonts w:cs="Times New Roman"/>
+          <w:b/>
+          <w:szCs w:val="24"/>
+        </w:rPr>
+        <w:t>Suman</w:t>
+      </w:r>
+      <w:proofErr w:type="spellEnd"/>
+      <w:r>
+        <w:rPr>
+          <w:rFonts w:cs="Times New Roman"/>
+          <w:b/>
+          <w:szCs w:val="24"/>
+        </w:rPr>
+        <w:t xml:space="preserve"> </w:t>
+      </w:r>
+      <w:proofErr w:type="spellStart"/>
+      <w:r>
+        <w:rPr>
+          <w:rFonts w:cs="Times New Roman"/>
+          <w:b/>
+          <w:szCs w:val="24"/>
+        </w:rPr>
+        <w:t>Devkota</w:t>
+      </w:r>
+      <w:proofErr w:type="spellEnd"/>
     </w:p>
     <w:p>
       <w:pPr>
@@ -1669,15 +1876,15 @@
           <w:rFonts w:cs="Times New Roman"/>
         </w:rPr>
       </w:pPr>
-      <w:bookmarkStart w:id="20" w:name="_Toc201731974"/>
-      <w:bookmarkStart w:id="21" w:name="_Toc202289519"/>
-      <w:bookmarkStart w:id="22" w:name="_Toc202331711"/>
-      <w:bookmarkStart w:id="23" w:name="_Toc202350026"/>
-      <w:bookmarkStart w:id="24" w:name="_Toc202477918"/>
-      <w:bookmarkStart w:id="25" w:name="_Toc202536515"/>
-      <w:bookmarkStart w:id="26" w:name="_Toc202607343"/>
-      <w:bookmarkStart w:id="27" w:name="_Toc202608360"/>
-      <w:bookmarkStart w:id="28" w:name="_Toc202608739"/>
+      <w:bookmarkStart w:id="19" w:name="_Toc201731974"/>
+      <w:bookmarkStart w:id="20" w:name="_Toc202289519"/>
+      <w:bookmarkStart w:id="21" w:name="_Toc202331711"/>
+      <w:bookmarkStart w:id="22" w:name="_Toc202350026"/>
+      <w:bookmarkStart w:id="23" w:name="_Toc202477918"/>
+      <w:bookmarkStart w:id="24" w:name="_Toc202536515"/>
+      <w:bookmarkStart w:id="25" w:name="_Toc202607343"/>
+      <w:bookmarkStart w:id="26" w:name="_Toc202608360"/>
+      <w:bookmarkStart w:id="27" w:name="_Toc202608739"/>
     </w:p>
     <w:p>
       <w:pPr>
@@ -1801,6 +2008,7 @@
         <w:lastRenderedPageBreak/>
         <w:t>Letter of Approval</w:t>
       </w:r>
+      <w:bookmarkEnd w:id="19"/>
       <w:bookmarkEnd w:id="20"/>
       <w:bookmarkEnd w:id="21"/>
       <w:bookmarkEnd w:id="22"/>
@@ -1809,7 +2017,6 @@
       <w:bookmarkEnd w:id="25"/>
       <w:bookmarkEnd w:id="26"/>
       <w:bookmarkEnd w:id="27"/>
-      <w:bookmarkEnd w:id="28"/>
     </w:p>
     <w:p>
       <w:pPr>
@@ -1837,7 +2044,21 @@
         <w:rPr>
           <w:rFonts w:cs="Times New Roman"/>
         </w:rPr>
-        <w:t xml:space="preserve">” and are satisfied with the project defence. In our opinion, it is satisfactory in the scope and qualify as project in partial fulfilment of the requirements for the degree of </w:t>
+        <w:t xml:space="preserve">” and are satisfied with the project </w:t>
+      </w:r>
+      <w:proofErr w:type="spellStart"/>
+      <w:r>
+        <w:rPr>
+          <w:rFonts w:cs="Times New Roman"/>
+        </w:rPr>
+        <w:t>defence</w:t>
+      </w:r>
+      <w:proofErr w:type="spellEnd"/>
+      <w:r>
+        <w:rPr>
+          <w:rFonts w:cs="Times New Roman"/>
+        </w:rPr>
+        <w:t xml:space="preserve">. In our opinion, it is satisfactory in the scope and qualify as project in partial fulfilment of the requirements for the degree of </w:t>
       </w:r>
       <w:r>
         <w:rPr>
@@ -1852,12 +2073,21 @@
         </w:rPr>
         <w:t xml:space="preserve"> under </w:t>
       </w:r>
+      <w:proofErr w:type="spellStart"/>
       <w:r>
         <w:rPr>
           <w:rFonts w:cs="Times New Roman"/>
           <w:b/>
         </w:rPr>
-        <w:t>Pokhara University.</w:t>
+        <w:t>Pokhara</w:t>
+      </w:r>
+      <w:proofErr w:type="spellEnd"/>
+      <w:r>
+        <w:rPr>
+          <w:rFonts w:cs="Times New Roman"/>
+          <w:b/>
+        </w:rPr>
+        <w:t xml:space="preserve"> University.</w:t>
       </w:r>
     </w:p>
     <w:p>
@@ -1909,26 +2139,67 @@
           <w:szCs w:val="24"/>
         </w:rPr>
       </w:pPr>
-      <w:r>
-        <w:rPr>
-          <w:rFonts w:cs="Times New Roman"/>
-          <w:szCs w:val="24"/>
-        </w:rPr>
-        <w:t>Suman Devko</w:t>
-      </w:r>
-      <w:r>
-        <w:rPr>
-          <w:rFonts w:cs="Times New Roman"/>
-          <w:szCs w:val="24"/>
-        </w:rPr>
-        <w:t xml:space="preserve">ta                               </w:t>
-      </w:r>
-      <w:r>
-        <w:rPr>
-          <w:rFonts w:cs="Times New Roman"/>
-          <w:szCs w:val="24"/>
-        </w:rPr>
-        <w:t xml:space="preserve">                                       Er. Kiran K.C</w:t>
+      <w:proofErr w:type="spellStart"/>
+      <w:r>
+        <w:rPr>
+          <w:rFonts w:cs="Times New Roman"/>
+          <w:szCs w:val="24"/>
+        </w:rPr>
+        <w:t>Suman</w:t>
+      </w:r>
+      <w:proofErr w:type="spellEnd"/>
+      <w:r>
+        <w:rPr>
+          <w:rFonts w:cs="Times New Roman"/>
+          <w:szCs w:val="24"/>
+        </w:rPr>
+        <w:t xml:space="preserve"> </w:t>
+      </w:r>
+      <w:proofErr w:type="spellStart"/>
+      <w:r>
+        <w:rPr>
+          <w:rFonts w:cs="Times New Roman"/>
+          <w:szCs w:val="24"/>
+        </w:rPr>
+        <w:t>Devko</w:t>
+      </w:r>
+      <w:r>
+        <w:rPr>
+          <w:rFonts w:cs="Times New Roman"/>
+          <w:szCs w:val="24"/>
+        </w:rPr>
+        <w:t>ta</w:t>
+      </w:r>
+      <w:proofErr w:type="spellEnd"/>
+      <w:r>
+        <w:rPr>
+          <w:rFonts w:cs="Times New Roman"/>
+          <w:szCs w:val="24"/>
+        </w:rPr>
+        <w:t xml:space="preserve">                               </w:t>
+      </w:r>
+      <w:r>
+        <w:rPr>
+          <w:rFonts w:cs="Times New Roman"/>
+          <w:szCs w:val="24"/>
+        </w:rPr>
+        <w:t xml:space="preserve">                                       </w:t>
+      </w:r>
+      <w:proofErr w:type="spellStart"/>
+      <w:r>
+        <w:rPr>
+          <w:rFonts w:cs="Times New Roman"/>
+          <w:szCs w:val="24"/>
+        </w:rPr>
+        <w:t>Er</w:t>
+      </w:r>
+      <w:proofErr w:type="spellEnd"/>
+      <w:r>
+        <w:rPr>
+          <w:rFonts w:cs="Times New Roman"/>
+          <w:szCs w:val="24"/>
+        </w:rPr>
+        <w:t>. Kiran K.C</w:t>
       </w:r>
     </w:p>
     <w:p>
@@ -2108,7 +2379,7 @@
           <w14:ligatures w14:val="standardContextual"/>
         </w:rPr>
       </w:pPr>
-      <w:bookmarkStart w:id="29" w:name="_Toc233195882"/>
+      <w:bookmarkStart w:id="28" w:name="_Toc233195882"/>
       <w:r>
         <w:rPr>
           <w:rFonts w:eastAsia="Times New Roman" w:cs="Times New Roman"/>
@@ -2124,7 +2395,7 @@
         <w:lastRenderedPageBreak/>
         <w:t>ACKNOWLEDGEMENT</w:t>
       </w:r>
-      <w:bookmarkEnd w:id="29"/>
+      <w:bookmarkEnd w:id="28"/>
     </w:p>
     <w:p>
       <w:pPr>
@@ -2419,15 +2690,15 @@
           <w:szCs w:val="32"/>
         </w:rPr>
       </w:pPr>
-      <w:bookmarkStart w:id="30" w:name="_Toc201731975"/>
-      <w:bookmarkStart w:id="31" w:name="_Toc202289520"/>
-      <w:bookmarkStart w:id="32" w:name="_Toc202331712"/>
-      <w:bookmarkStart w:id="33" w:name="_Toc202350027"/>
-      <w:bookmarkStart w:id="34" w:name="_Toc202477919"/>
-      <w:bookmarkStart w:id="35" w:name="_Toc202536516"/>
-      <w:bookmarkStart w:id="36" w:name="_Toc202607344"/>
-      <w:bookmarkStart w:id="37" w:name="_Toc202608361"/>
-      <w:bookmarkStart w:id="38" w:name="_Toc202608740"/>
+      <w:bookmarkStart w:id="29" w:name="_Toc201731975"/>
+      <w:bookmarkStart w:id="30" w:name="_Toc202289520"/>
+      <w:bookmarkStart w:id="31" w:name="_Toc202331712"/>
+      <w:bookmarkStart w:id="32" w:name="_Toc202350027"/>
+      <w:bookmarkStart w:id="33" w:name="_Toc202477919"/>
+      <w:bookmarkStart w:id="34" w:name="_Toc202536516"/>
+      <w:bookmarkStart w:id="35" w:name="_Toc202607344"/>
+      <w:bookmarkStart w:id="36" w:name="_Toc202608361"/>
+      <w:bookmarkStart w:id="37" w:name="_Toc202608740"/>
     </w:p>
     <w:p>
       <w:pPr>
@@ -2444,6 +2715,7 @@
         <w:lastRenderedPageBreak/>
         <w:t>Abstract</w:t>
       </w:r>
+      <w:bookmarkEnd w:id="29"/>
       <w:bookmarkEnd w:id="30"/>
       <w:bookmarkEnd w:id="31"/>
       <w:bookmarkEnd w:id="32"/>
@@ -2452,7 +2724,6 @@
       <w:bookmarkEnd w:id="35"/>
       <w:bookmarkEnd w:id="36"/>
       <w:bookmarkEnd w:id="37"/>
-      <w:bookmarkEnd w:id="38"/>
     </w:p>
     <w:p>
       <w:pPr>
@@ -2740,7 +3011,29 @@
           <w:sz w:val="32"/>
           <w:szCs w:val="32"/>
         </w:rPr>
-        <w:t>Table Of Contents</w:t>
+        <w:t xml:space="preserve">Table </w:t>
+      </w:r>
+      <w:proofErr w:type="gramStart"/>
+      <w:r>
+        <w:rPr>
+          <w:rFonts w:cs="Times New Roman"/>
+          <w:b/>
+          <w:bCs/>
+          <w:sz w:val="32"/>
+          <w:szCs w:val="32"/>
+        </w:rPr>
+        <w:t>Of</w:t>
+      </w:r>
+      <w:proofErr w:type="gramEnd"/>
+      <w:r>
+        <w:rPr>
+          <w:rFonts w:cs="Times New Roman"/>
+          <w:b/>
+          <w:bCs/>
+          <w:sz w:val="32"/>
+          <w:szCs w:val="32"/>
+        </w:rPr>
+        <w:t xml:space="preserve"> Contents</w:t>
       </w:r>
     </w:p>
     <w:sdt>
@@ -6645,6 +6938,137 @@
         <w:fldChar w:fldCharType="end"/>
       </w:r>
     </w:p>
+    <w:tbl>
+      <w:tblPr>
+        <w:tblStyle w:val="TableGrid"/>
+        <w:tblW w:w="0" w:type="auto"/>
+        <w:tblLook w:val="04A0" w:firstRow="1" w:lastRow="0" w:firstColumn="1" w:lastColumn="0" w:noHBand="0" w:noVBand="1"/>
+      </w:tblPr>
+      <w:tblGrid>
+        <w:gridCol w:w="2785"/>
+        <w:gridCol w:w="6565"/>
+      </w:tblGrid>
+      <w:tr>
+        <w:tc>
+          <w:tcPr>
+            <w:tcW w:w="2785" w:type="dxa"/>
+          </w:tcPr>
+          <w:p>
+            <w:pPr>
+              <w:spacing w:line="360" w:lineRule="auto"/>
+              <w:rPr>
+                <w:rFonts w:cs="Times New Roman"/>
+              </w:rPr>
+            </w:pPr>
+          </w:p>
+        </w:tc>
+        <w:tc>
+          <w:tcPr>
+            <w:tcW w:w="6565" w:type="dxa"/>
+          </w:tcPr>
+          <w:p>
+            <w:pPr>
+              <w:spacing w:line="360" w:lineRule="auto"/>
+              <w:rPr>
+                <w:rFonts w:cs="Times New Roman"/>
+              </w:rPr>
+            </w:pPr>
+          </w:p>
+        </w:tc>
+      </w:tr>
+      <w:tr>
+        <w:tc>
+          <w:tcPr>
+            <w:tcW w:w="2785" w:type="dxa"/>
+          </w:tcPr>
+          <w:p>
+            <w:pPr>
+              <w:spacing w:line="360" w:lineRule="auto"/>
+              <w:rPr>
+                <w:rFonts w:cs="Times New Roman"/>
+              </w:rPr>
+            </w:pPr>
+          </w:p>
+        </w:tc>
+        <w:tc>
+          <w:tcPr>
+            <w:tcW w:w="6565" w:type="dxa"/>
+          </w:tcPr>
+          <w:p>
+            <w:pPr>
+              <w:spacing w:line="360" w:lineRule="auto"/>
+              <w:rPr>
+                <w:rFonts w:cs="Times New Roman"/>
+              </w:rPr>
+            </w:pPr>
+          </w:p>
+        </w:tc>
+      </w:tr>
+      <w:tr>
+        <w:tc>
+          <w:tcPr>
+            <w:tcW w:w="2785" w:type="dxa"/>
+          </w:tcPr>
+          <w:p>
+            <w:pPr>
+              <w:spacing w:line="360" w:lineRule="auto"/>
+              <w:rPr>
+                <w:rFonts w:cs="Times New Roman"/>
+              </w:rPr>
+            </w:pPr>
+          </w:p>
+        </w:tc>
+        <w:tc>
+          <w:tcPr>
+            <w:tcW w:w="6565" w:type="dxa"/>
+          </w:tcPr>
+          <w:p>
+            <w:pPr>
+              <w:spacing w:line="360" w:lineRule="auto"/>
+              <w:rPr>
+                <w:rFonts w:cs="Times New Roman"/>
+              </w:rPr>
+            </w:pPr>
+          </w:p>
+        </w:tc>
+      </w:tr>
+      <w:tr>
+        <w:tc>
+          <w:tcPr>
+            <w:tcW w:w="2785" w:type="dxa"/>
+          </w:tcPr>
+          <w:p>
+            <w:pPr>
+              <w:spacing w:line="360" w:lineRule="auto"/>
+              <w:rPr>
+                <w:rFonts w:cs="Times New Roman"/>
+              </w:rPr>
+            </w:pPr>
+          </w:p>
+        </w:tc>
+        <w:tc>
+          <w:tcPr>
+            <w:tcW w:w="6565" w:type="dxa"/>
+          </w:tcPr>
+          <w:p>
+            <w:pPr>
+              <w:spacing w:line="360" w:lineRule="auto"/>
+              <w:rPr>
+                <w:rFonts w:cs="Times New Roman"/>
+              </w:rPr>
+            </w:pPr>
+          </w:p>
+        </w:tc>
+      </w:tr>
+    </w:tbl>
+    <w:p>
+      <w:pPr>
+        <w:spacing w:line="360" w:lineRule="auto"/>
+        <w:rPr>
+          <w:rFonts w:cs="Times New Roman"/>
+        </w:rPr>
+      </w:pPr>
+    </w:p>
     <w:p>
       <w:pPr>
         <w:spacing w:line="360" w:lineRule="auto"/>
@@ -6796,7 +7220,6 @@
         <w:jc w:val="center"/>
       </w:pPr>
       <w:r>
-        <w:lastRenderedPageBreak/>
         <w:t>List of Abbre</w:t>
       </w:r>
       <w:r>
@@ -6806,70 +7229,177 @@
         <w:t>iations</w:t>
       </w:r>
     </w:p>
-    <w:p>
-      <w:pPr>
-        <w:rPr>
-          <w:rFonts w:cs="Times New Roman"/>
-        </w:rPr>
-      </w:pPr>
-      <w:r>
-        <w:rPr>
-          <w:rFonts w:cs="Times New Roman"/>
-        </w:rPr>
-        <w:t>CRUD</w:t>
-      </w:r>
-      <w:r>
-        <w:rPr>
-          <w:rFonts w:cs="Times New Roman"/>
-        </w:rPr>
-        <w:t>:</w:t>
-      </w:r>
-      <w:r>
-        <w:rPr>
-          <w:rFonts w:cs="Times New Roman"/>
-        </w:rPr>
-        <w:t xml:space="preserve"> Create, Read, Update and Delete</w:t>
-      </w:r>
-    </w:p>
-    <w:p>
-      <w:pPr>
-        <w:rPr>
-          <w:rFonts w:cs="Times New Roman"/>
-        </w:rPr>
-      </w:pPr>
-      <w:r>
-        <w:rPr>
-          <w:rFonts w:cs="Times New Roman"/>
-        </w:rPr>
-        <w:t>DFD:</w:t>
-      </w:r>
-      <w:r>
-        <w:rPr>
-          <w:rFonts w:cs="Times New Roman"/>
-        </w:rPr>
-        <w:t xml:space="preserve"> Data Flow Diagram</w:t>
-      </w:r>
-    </w:p>
-    <w:p>
-      <w:pPr>
-        <w:jc w:val="both"/>
-        <w:rPr>
-          <w:rFonts w:cs="Times New Roman"/>
-        </w:rPr>
-      </w:pPr>
-      <w:r>
-        <w:rPr>
-          <w:rFonts w:cs="Times New Roman"/>
-        </w:rPr>
-        <w:t>MS SQL Server:</w:t>
-      </w:r>
-      <w:r>
-        <w:rPr>
-          <w:rFonts w:cs="Times New Roman"/>
-        </w:rPr>
-        <w:t xml:space="preserve"> Microsoft SQL Server</w:t>
-      </w:r>
-    </w:p>
+    <w:tbl>
+      <w:tblPr>
+        <w:tblStyle w:val="TableGrid"/>
+        <w:tblW w:w="0" w:type="auto"/>
+        <w:tblLook w:val="04A0" w:firstRow="1" w:lastRow="0" w:firstColumn="1" w:lastColumn="0" w:noHBand="0" w:noVBand="1"/>
+      </w:tblPr>
+      <w:tblGrid>
+        <w:gridCol w:w="2785"/>
+        <w:gridCol w:w="6565"/>
+      </w:tblGrid>
+      <w:tr>
+        <w:tc>
+          <w:tcPr>
+            <w:tcW w:w="2785" w:type="dxa"/>
+          </w:tcPr>
+          <w:p>
+            <w:pPr>
+              <w:spacing w:line="360" w:lineRule="auto"/>
+              <w:rPr>
+                <w:rFonts w:cs="Times New Roman"/>
+              </w:rPr>
+            </w:pPr>
+            <w:r>
+              <w:rPr>
+                <w:rFonts w:cs="Times New Roman"/>
+              </w:rPr>
+              <w:t>CRUD</w:t>
+            </w:r>
+          </w:p>
+        </w:tc>
+        <w:tc>
+          <w:tcPr>
+            <w:tcW w:w="6565" w:type="dxa"/>
+          </w:tcPr>
+          <w:p>
+            <w:pPr>
+              <w:spacing w:line="360" w:lineRule="auto"/>
+              <w:rPr>
+                <w:rFonts w:cs="Times New Roman"/>
+              </w:rPr>
+            </w:pPr>
+            <w:r>
+              <w:rPr>
+                <w:rFonts w:cs="Times New Roman"/>
+              </w:rPr>
+              <w:t>Create, Read, Update and Delete</w:t>
+            </w:r>
+          </w:p>
+        </w:tc>
+      </w:tr>
+      <w:tr>
+        <w:tc>
+          <w:tcPr>
+            <w:tcW w:w="2785" w:type="dxa"/>
+          </w:tcPr>
+          <w:p>
+            <w:pPr>
+              <w:spacing w:line="360" w:lineRule="auto"/>
+              <w:rPr>
+                <w:rFonts w:cs="Times New Roman"/>
+              </w:rPr>
+            </w:pPr>
+            <w:r>
+              <w:rPr>
+                <w:rFonts w:cs="Times New Roman"/>
+              </w:rPr>
+              <w:t>DFD</w:t>
+            </w:r>
+          </w:p>
+        </w:tc>
+        <w:tc>
+          <w:tcPr>
+            <w:tcW w:w="6565" w:type="dxa"/>
+          </w:tcPr>
+          <w:p>
+            <w:pPr>
+              <w:spacing w:line="360" w:lineRule="auto"/>
+              <w:rPr>
+                <w:rFonts w:cs="Times New Roman"/>
+              </w:rPr>
+            </w:pPr>
+            <w:r>
+              <w:rPr>
+                <w:rFonts w:cs="Times New Roman"/>
+              </w:rPr>
+              <w:t>Data Flow Diagram</w:t>
+            </w:r>
+          </w:p>
+        </w:tc>
+      </w:tr>
+      <w:tr>
+        <w:tc>
+          <w:tcPr>
+            <w:tcW w:w="2785" w:type="dxa"/>
+          </w:tcPr>
+          <w:p>
+            <w:pPr>
+              <w:spacing w:line="360" w:lineRule="auto"/>
+              <w:rPr>
+                <w:rFonts w:cs="Times New Roman"/>
+              </w:rPr>
+            </w:pPr>
+            <w:r>
+              <w:rPr>
+                <w:rFonts w:cs="Times New Roman"/>
+              </w:rPr>
+              <w:t>MS SQL Server</w:t>
+            </w:r>
+          </w:p>
+        </w:tc>
+        <w:tc>
+          <w:tcPr>
+            <w:tcW w:w="6565" w:type="dxa"/>
+          </w:tcPr>
+          <w:p>
+            <w:pPr>
+              <w:spacing w:line="360" w:lineRule="auto"/>
+              <w:rPr>
+                <w:rFonts w:cs="Times New Roman"/>
+              </w:rPr>
+            </w:pPr>
+            <w:r>
+              <w:rPr>
+                <w:rFonts w:cs="Times New Roman"/>
+              </w:rPr>
+              <w:t>Microsoft SQL Server</w:t>
+            </w:r>
+          </w:p>
+        </w:tc>
+      </w:tr>
+      <w:tr>
+        <w:tc>
+          <w:tcPr>
+            <w:tcW w:w="2785" w:type="dxa"/>
+          </w:tcPr>
+          <w:p>
+            <w:pPr>
+              <w:spacing w:line="360" w:lineRule="auto"/>
+              <w:rPr>
+                <w:rFonts w:cs="Times New Roman"/>
+              </w:rPr>
+            </w:pPr>
+            <w:r>
+              <w:rPr>
+                <w:rFonts w:cs="Times New Roman"/>
+              </w:rPr>
+              <w:t>UI</w:t>
+            </w:r>
+          </w:p>
+        </w:tc>
+        <w:tc>
+          <w:tcPr>
+            <w:tcW w:w="6565" w:type="dxa"/>
+          </w:tcPr>
+          <w:p>
+            <w:pPr>
+              <w:spacing w:line="360" w:lineRule="auto"/>
+              <w:rPr>
+                <w:rFonts w:cs="Times New Roman"/>
+              </w:rPr>
+            </w:pPr>
+            <w:r>
+              <w:rPr>
+                <w:rFonts w:cs="Times New Roman"/>
+              </w:rPr>
+              <w:t>User Interface</w:t>
+            </w:r>
+          </w:p>
+        </w:tc>
+      </w:tr>
+    </w:tbl>
     <w:p>
       <w:pPr>
         <w:jc w:val="both"/>
@@ -6887,12 +7417,6 @@
           <w:docGrid w:linePitch="360"/>
         </w:sectPr>
       </w:pPr>
-      <w:r>
-        <w:rPr>
-          <w:rFonts w:cs="Times New Roman"/>
-        </w:rPr>
-        <w:t>UI: User Interface</w:t>
-      </w:r>
     </w:p>
     <w:p>
       <w:pPr>
@@ -6909,7 +7433,7 @@
           <w:color w:val="auto"/>
         </w:rPr>
       </w:pPr>
-      <w:bookmarkStart w:id="39" w:name="_Toc233811470"/>
+      <w:bookmarkStart w:id="38" w:name="_Toc233811470"/>
       <w:r>
         <w:rPr>
           <w:rFonts w:cs="Times New Roman"/>
@@ -6919,7 +7443,7 @@
         <w:lastRenderedPageBreak/>
         <w:t>Introduction</w:t>
       </w:r>
-      <w:bookmarkEnd w:id="39"/>
+      <w:bookmarkEnd w:id="38"/>
     </w:p>
     <w:p>
       <w:pPr>
@@ -7006,8 +7530,8 @@
         </w:rPr>
         <w:t>The application will be developed using Java for implementing the application logic and graphical user interface, while Microsoft SQL Server (MS SQL Server) will be used for database management and secure storage of user and resource information. The project will focus on creating a secure, efficient, and easy-to-use environment that will improve accessibility to academic resources and support collabo</w:t>
       </w:r>
-      <w:bookmarkStart w:id="40" w:name="_Toc233811471"/>
-      <w:bookmarkStart w:id="41" w:name="_Toc196923482"/>
+      <w:bookmarkStart w:id="39" w:name="_Toc233811471"/>
+      <w:bookmarkStart w:id="40" w:name="_Toc196923482"/>
       <w:r>
         <w:rPr>
           <w:rFonts w:cs="Times New Roman"/>
@@ -7037,7 +7561,7 @@
         </w:rPr>
         <w:t xml:space="preserve"> Objectives</w:t>
       </w:r>
-      <w:bookmarkEnd w:id="40"/>
+      <w:bookmarkEnd w:id="39"/>
     </w:p>
     <w:p>
       <w:pPr>
@@ -7154,7 +7678,7 @@
         <w:lastRenderedPageBreak/>
         <w:t xml:space="preserve"> </w:t>
       </w:r>
-      <w:bookmarkStart w:id="42" w:name="_Toc233811472"/>
+      <w:bookmarkStart w:id="41" w:name="_Toc233811472"/>
       <w:r>
         <w:rPr>
           <w:rFonts w:eastAsia="Times New Roman" w:cs="Times New Roman"/>
@@ -7179,42 +7703,42 @@
         </w:rPr>
         <w:t>, Scope and Applicability</w:t>
       </w:r>
+      <w:bookmarkEnd w:id="41"/>
+    </w:p>
+    <w:p>
+      <w:pPr>
+        <w:pStyle w:val="Heading3"/>
+        <w:spacing w:line="360" w:lineRule="auto"/>
+        <w:rPr>
+          <w:rFonts w:cs="Times New Roman"/>
+        </w:rPr>
+      </w:pPr>
+      <w:bookmarkStart w:id="42" w:name="_Toc233811473"/>
+      <w:r>
+        <w:rPr>
+          <w:rFonts w:cs="Times New Roman"/>
+        </w:rPr>
+        <w:t>1.3.1.</w:t>
+      </w:r>
+      <w:r>
+        <w:rPr>
+          <w:rFonts w:cs="Times New Roman"/>
+        </w:rPr>
+        <w:t xml:space="preserve"> </w:t>
+      </w:r>
+      <w:r>
+        <w:rPr>
+          <w:rFonts w:cs="Times New Roman"/>
+        </w:rPr>
+        <w:t xml:space="preserve"> </w:t>
+      </w:r>
+      <w:r>
+        <w:rPr>
+          <w:rFonts w:cs="Times New Roman"/>
+        </w:rPr>
+        <w:t>Aim</w:t>
+      </w:r>
       <w:bookmarkEnd w:id="42"/>
-    </w:p>
-    <w:p>
-      <w:pPr>
-        <w:pStyle w:val="Heading3"/>
-        <w:spacing w:line="360" w:lineRule="auto"/>
-        <w:rPr>
-          <w:rFonts w:cs="Times New Roman"/>
-        </w:rPr>
-      </w:pPr>
-      <w:bookmarkStart w:id="43" w:name="_Toc233811473"/>
-      <w:r>
-        <w:rPr>
-          <w:rFonts w:cs="Times New Roman"/>
-        </w:rPr>
-        <w:t>1.3.1.</w:t>
-      </w:r>
-      <w:r>
-        <w:rPr>
-          <w:rFonts w:cs="Times New Roman"/>
-        </w:rPr>
-        <w:t xml:space="preserve"> </w:t>
-      </w:r>
-      <w:r>
-        <w:rPr>
-          <w:rFonts w:cs="Times New Roman"/>
-        </w:rPr>
-        <w:t xml:space="preserve"> </w:t>
-      </w:r>
-      <w:r>
-        <w:rPr>
-          <w:rFonts w:cs="Times New Roman"/>
-        </w:rPr>
-        <w:t>Aim</w:t>
-      </w:r>
-      <w:bookmarkEnd w:id="43"/>
     </w:p>
     <w:p>
       <w:pPr>
@@ -7660,7 +8184,7 @@
           <w:color w:val="auto"/>
         </w:rPr>
       </w:pPr>
-      <w:bookmarkStart w:id="44" w:name="_Toc233811474"/>
+      <w:bookmarkStart w:id="43" w:name="_Toc233811474"/>
       <w:r>
         <w:rPr>
           <w:rFonts w:cs="Times New Roman"/>
@@ -7670,7 +8194,7 @@
         <w:lastRenderedPageBreak/>
         <w:t>Study of Previous System</w:t>
       </w:r>
-      <w:bookmarkEnd w:id="44"/>
+      <w:bookmarkEnd w:id="43"/>
     </w:p>
     <w:p>
       <w:pPr>
@@ -7704,7 +8228,7 @@
           <w:rFonts w:cs="Times New Roman"/>
         </w:rPr>
       </w:pPr>
-      <w:bookmarkStart w:id="45" w:name="_Toc233811475"/>
+      <w:bookmarkStart w:id="44" w:name="_Toc233811475"/>
       <w:r>
         <w:rPr>
           <w:rFonts w:cs="Times New Roman"/>
@@ -7717,7 +8241,7 @@
         </w:rPr>
         <w:t>.1 Sakai Learning Management System</w:t>
       </w:r>
-      <w:bookmarkEnd w:id="45"/>
+      <w:bookmarkEnd w:id="44"/>
     </w:p>
     <w:p>
       <w:pPr>
@@ -7751,7 +8275,6 @@
           <w:id w:val="807603452"/>
           <w:citation/>
         </w:sdtPr>
-        <w:sdtEndPr/>
         <w:sdtContent>
           <w:r>
             <w:rPr>
@@ -8039,7 +8562,7 @@
           <w:rFonts w:cs="Times New Roman"/>
         </w:rPr>
       </w:pPr>
-      <w:bookmarkStart w:id="46" w:name="_Toc233811476"/>
+      <w:bookmarkStart w:id="45" w:name="_Toc233811476"/>
       <w:r>
         <w:rPr>
           <w:rFonts w:cs="Times New Roman"/>
@@ -8050,9 +8573,17 @@
         <w:rPr>
           <w:rFonts w:cs="Times New Roman"/>
         </w:rPr>
-        <w:t>.2 OpenOLAT</w:t>
-      </w:r>
-      <w:bookmarkEnd w:id="46"/>
+        <w:t xml:space="preserve">.2 </w:t>
+      </w:r>
+      <w:proofErr w:type="spellStart"/>
+      <w:r>
+        <w:rPr>
+          <w:rFonts w:cs="Times New Roman"/>
+        </w:rPr>
+        <w:t>OpenOLAT</w:t>
+      </w:r>
+      <w:bookmarkEnd w:id="45"/>
+      <w:proofErr w:type="spellEnd"/>
     </w:p>
     <w:p>
       <w:pPr>
@@ -8063,12 +8594,21 @@
           <w:szCs w:val="24"/>
         </w:rPr>
       </w:pPr>
-      <w:r>
-        <w:rPr>
-          <w:rFonts w:cs="Times New Roman"/>
-          <w:szCs w:val="24"/>
-        </w:rPr>
-        <w:t xml:space="preserve">OpenOLAT is a Java-based open-source e-learning platform widely used in universities and training organizations </w:t>
+      <w:proofErr w:type="spellStart"/>
+      <w:r>
+        <w:rPr>
+          <w:rFonts w:cs="Times New Roman"/>
+          <w:szCs w:val="24"/>
+        </w:rPr>
+        <w:t>OpenOLAT</w:t>
+      </w:r>
+      <w:proofErr w:type="spellEnd"/>
+      <w:r>
+        <w:rPr>
+          <w:rFonts w:cs="Times New Roman"/>
+          <w:szCs w:val="24"/>
+        </w:rPr>
+        <w:t xml:space="preserve"> is a Java-based open-source e-learning platform widely used in universities and training organizations </w:t>
       </w:r>
       <w:sdt>
         <w:sdtPr>
@@ -8079,7 +8619,6 @@
           <w:id w:val="741990173"/>
           <w:citation/>
         </w:sdtPr>
-        <w:sdtEndPr/>
         <w:sdtContent>
           <w:r>
             <w:rPr>
@@ -8142,7 +8681,6 @@
           <w:id w:val="1291246329"/>
           <w:citation/>
         </w:sdtPr>
-        <w:sdtEndPr/>
         <w:sdtContent>
           <w:r>
             <w:rPr>
@@ -8560,7 +9098,7 @@
           <w:color w:val="auto"/>
         </w:rPr>
       </w:pPr>
-      <w:bookmarkStart w:id="47" w:name="_Toc233811477"/>
+      <w:bookmarkStart w:id="46" w:name="_Toc233811477"/>
       <w:r>
         <w:rPr>
           <w:rFonts w:cs="Times New Roman"/>
@@ -8576,35 +9114,35 @@
         </w:rPr>
         <w:t>. Current Problem and Proposed Solution</w:t>
       </w:r>
+      <w:bookmarkEnd w:id="46"/>
+    </w:p>
+    <w:p>
+      <w:pPr>
+        <w:pStyle w:val="Heading2"/>
+        <w:rPr>
+          <w:rFonts w:cs="Times New Roman"/>
+        </w:rPr>
+      </w:pPr>
+      <w:bookmarkStart w:id="47" w:name="_Toc233811478"/>
+      <w:r>
+        <w:rPr>
+          <w:rFonts w:cs="Times New Roman"/>
+        </w:rPr>
+        <w:t>3</w:t>
+      </w:r>
+      <w:r>
+        <w:rPr>
+          <w:rFonts w:cs="Times New Roman"/>
+        </w:rPr>
+        <w:t xml:space="preserve">.1 </w:t>
+      </w:r>
+      <w:r>
+        <w:rPr>
+          <w:rFonts w:cs="Times New Roman"/>
+        </w:rPr>
+        <w:t>Current Problem</w:t>
+      </w:r>
       <w:bookmarkEnd w:id="47"/>
-    </w:p>
-    <w:p>
-      <w:pPr>
-        <w:pStyle w:val="Heading2"/>
-        <w:rPr>
-          <w:rFonts w:cs="Times New Roman"/>
-        </w:rPr>
-      </w:pPr>
-      <w:bookmarkStart w:id="48" w:name="_Toc233811478"/>
-      <w:r>
-        <w:rPr>
-          <w:rFonts w:cs="Times New Roman"/>
-        </w:rPr>
-        <w:t>3</w:t>
-      </w:r>
-      <w:r>
-        <w:rPr>
-          <w:rFonts w:cs="Times New Roman"/>
-        </w:rPr>
-        <w:t xml:space="preserve">.1 </w:t>
-      </w:r>
-      <w:r>
-        <w:rPr>
-          <w:rFonts w:cs="Times New Roman"/>
-        </w:rPr>
-        <w:t>Current Problem</w:t>
-      </w:r>
-      <w:bookmarkEnd w:id="48"/>
     </w:p>
     <w:p>
       <w:pPr>
@@ -8779,7 +9317,7 @@
           <w:rFonts w:cs="Times New Roman"/>
         </w:rPr>
       </w:pPr>
-      <w:bookmarkStart w:id="49" w:name="_Toc233811479"/>
+      <w:bookmarkStart w:id="48" w:name="_Toc233811479"/>
       <w:r>
         <w:rPr>
           <w:rFonts w:cs="Times New Roman"/>
@@ -8798,7 +9336,7 @@
         </w:rPr>
         <w:t>Proposed Solutions</w:t>
       </w:r>
-      <w:bookmarkEnd w:id="49"/>
+      <w:bookmarkEnd w:id="48"/>
     </w:p>
     <w:p>
       <w:pPr>
@@ -9163,9 +9701,9 @@
           <w:color w:val="auto"/>
         </w:rPr>
       </w:pPr>
-      <w:bookmarkStart w:id="50" w:name="_Toc233811480"/>
-      <w:bookmarkStart w:id="51" w:name="_Toc196923486"/>
-      <w:bookmarkEnd w:id="41"/>
+      <w:bookmarkStart w:id="49" w:name="_Toc233811480"/>
+      <w:bookmarkStart w:id="50" w:name="_Toc196923486"/>
+      <w:bookmarkEnd w:id="40"/>
       <w:r>
         <w:rPr>
           <w:rFonts w:cs="Times New Roman"/>
@@ -9191,8 +9729,8 @@
         </w:rPr>
         <w:t>Requirement Document</w:t>
       </w:r>
-      <w:bookmarkStart w:id="52" w:name="_Toc204546100"/>
-      <w:bookmarkEnd w:id="50"/>
+      <w:bookmarkStart w:id="51" w:name="_Toc204546100"/>
+      <w:bookmarkEnd w:id="49"/>
     </w:p>
     <w:p>
       <w:pPr>
@@ -9201,7 +9739,7 @@
           <w:rFonts w:cs="Times New Roman"/>
         </w:rPr>
       </w:pPr>
-      <w:bookmarkStart w:id="53" w:name="_Toc233811481"/>
+      <w:bookmarkStart w:id="52" w:name="_Toc233811481"/>
       <w:r>
         <w:rPr>
           <w:rFonts w:cs="Times New Roman"/>
@@ -9214,8 +9752,8 @@
         </w:rPr>
         <w:t>.1 Functional Requirements</w:t>
       </w:r>
+      <w:bookmarkEnd w:id="51"/>
       <w:bookmarkEnd w:id="52"/>
-      <w:bookmarkEnd w:id="53"/>
     </w:p>
     <w:p>
       <w:pPr>
@@ -9890,7 +10428,7 @@
         </w:rPr>
         <w:t xml:space="preserve"> </w:t>
       </w:r>
-      <w:bookmarkStart w:id="54" w:name="_Toc233811482"/>
+      <w:bookmarkStart w:id="53" w:name="_Toc233811482"/>
       <w:r>
         <w:rPr>
           <w:rFonts w:eastAsia="Times New Roman" w:cs="Times New Roman"/>
@@ -9921,7 +10459,7 @@
         </w:rPr>
         <w:t>Requirements</w:t>
       </w:r>
-      <w:bookmarkEnd w:id="54"/>
+      <w:bookmarkEnd w:id="53"/>
     </w:p>
     <w:p>
       <w:pPr>
@@ -10318,7 +10856,7 @@
         <w:t>Allow easy updates and modifications</w:t>
       </w:r>
     </w:p>
-    <w:bookmarkEnd w:id="51"/>
+    <w:bookmarkEnd w:id="50"/>
     <w:p>
       <w:pPr>
         <w:spacing w:line="360" w:lineRule="auto"/>
@@ -10353,7 +10891,7 @@
           <w:rFonts w:cs="Times New Roman"/>
         </w:rPr>
       </w:pPr>
-      <w:bookmarkStart w:id="55" w:name="_Toc233811483"/>
+      <w:bookmarkStart w:id="54" w:name="_Toc233811483"/>
       <w:r>
         <w:rPr>
           <w:rFonts w:cs="Times New Roman"/>
@@ -10367,7 +10905,7 @@
         </w:rPr>
         <w:t>.3 Requirement Prioritization Table</w:t>
       </w:r>
-      <w:bookmarkEnd w:id="55"/>
+      <w:bookmarkEnd w:id="54"/>
     </w:p>
     <w:tbl>
       <w:tblPr>
@@ -11188,7 +11726,7 @@
           <w:szCs w:val="24"/>
         </w:rPr>
       </w:pPr>
-      <w:bookmarkStart w:id="56" w:name="_Toc232531649"/>
+      <w:bookmarkStart w:id="55" w:name="_Toc232531649"/>
       <w:r>
         <w:rPr>
           <w:rFonts w:cs="Times New Roman"/>
@@ -11253,7 +11791,7 @@
         </w:rPr>
         <w:t>: Requirement Prioritization</w:t>
       </w:r>
-      <w:bookmarkEnd w:id="56"/>
+      <w:bookmarkEnd w:id="55"/>
     </w:p>
     <w:p>
       <w:pPr>
@@ -11265,7 +11803,7 @@
           <w:color w:val="auto"/>
         </w:rPr>
       </w:pPr>
-      <w:bookmarkStart w:id="57" w:name="_Toc233811484"/>
+      <w:bookmarkStart w:id="56" w:name="_Toc233811484"/>
     </w:p>
     <w:p>
       <w:pPr>
@@ -11313,7 +11851,7 @@
         </w:rPr>
         <w:t>. System design</w:t>
       </w:r>
-      <w:bookmarkEnd w:id="57"/>
+      <w:bookmarkEnd w:id="56"/>
     </w:p>
     <w:p>
       <w:pPr>
@@ -11322,7 +11860,7 @@
           <w:rFonts w:cs="Times New Roman"/>
         </w:rPr>
       </w:pPr>
-      <w:bookmarkStart w:id="58" w:name="_Toc233811485"/>
+      <w:bookmarkStart w:id="57" w:name="_Toc233811485"/>
       <w:r>
         <w:rPr>
           <w:rFonts w:cs="Times New Roman"/>
@@ -11776,7 +12314,7 @@
         </w:rPr>
         <w:t xml:space="preserve"> Feasibility study</w:t>
       </w:r>
-      <w:bookmarkEnd w:id="58"/>
+      <w:bookmarkEnd w:id="57"/>
     </w:p>
     <w:p>
       <w:pPr>
@@ -12255,7 +12793,7 @@
           <w:rFonts w:cs="Times New Roman"/>
         </w:rPr>
       </w:pPr>
-      <w:bookmarkStart w:id="59" w:name="_Toc233811486"/>
+      <w:bookmarkStart w:id="58" w:name="_Toc233811486"/>
       <w:r>
         <w:rPr>
           <w:rFonts w:cs="Times New Roman"/>
@@ -12275,7 +12813,7 @@
         </w:rPr>
         <w:t>. Flowchart</w:t>
       </w:r>
-      <w:bookmarkEnd w:id="59"/>
+      <w:bookmarkEnd w:id="58"/>
     </w:p>
     <w:p>
       <w:pPr>
@@ -12338,7 +12876,7 @@
           <w:rFonts w:cs="Times New Roman"/>
         </w:rPr>
       </w:pPr>
-      <w:bookmarkStart w:id="60" w:name="_Toc233811487"/>
+      <w:bookmarkStart w:id="59" w:name="_Toc233811487"/>
       <w:r>
         <w:rPr>
           <w:rFonts w:cs="Times New Roman"/>
@@ -12364,7 +12902,7 @@
         </w:rPr>
         <w:t xml:space="preserve"> ER Diagram</w:t>
       </w:r>
-      <w:bookmarkEnd w:id="60"/>
+      <w:bookmarkEnd w:id="59"/>
     </w:p>
     <w:p>
       <w:pPr>
@@ -12514,7 +13052,7 @@
           <w:rFonts w:cs="Times New Roman"/>
         </w:rPr>
       </w:pPr>
-      <w:bookmarkStart w:id="61" w:name="_Toc233811488"/>
+      <w:bookmarkStart w:id="60" w:name="_Toc233811488"/>
       <w:r>
         <w:rPr>
           <w:rFonts w:cs="Times New Roman"/>
@@ -12540,7 +13078,7 @@
         </w:rPr>
         <w:t xml:space="preserve"> Use Case Diagram</w:t>
       </w:r>
-      <w:bookmarkEnd w:id="61"/>
+      <w:bookmarkEnd w:id="60"/>
       <w:r>
         <w:rPr>
           <w:rFonts w:cs="Times New Roman"/>
@@ -12803,7 +13341,7 @@
           <w:szCs w:val="24"/>
         </w:rPr>
       </w:pPr>
-      <w:bookmarkStart w:id="62" w:name="_Toc230240637"/>
+      <w:bookmarkStart w:id="61" w:name="_Toc230240637"/>
       <w:r>
         <w:rPr>
           <w:rFonts w:cs="Times New Roman"/>
@@ -12861,7 +13399,7 @@
         </w:rPr>
         <w:t>:Use Case Diagram</w:t>
       </w:r>
-      <w:bookmarkEnd w:id="62"/>
+      <w:bookmarkEnd w:id="61"/>
     </w:p>
     <w:p>
       <w:pPr>
@@ -12870,7 +13408,7 @@
           <w:rFonts w:cs="Times New Roman"/>
         </w:rPr>
       </w:pPr>
-      <w:bookmarkStart w:id="63" w:name="_Toc233811489"/>
+      <w:bookmarkStart w:id="62" w:name="_Toc233811489"/>
       <w:r>
         <w:rPr>
           <w:rFonts w:cs="Times New Roman"/>
@@ -12902,7 +13440,7 @@
         </w:rPr>
         <w:t>Data Flow Diagram (DFD)</w:t>
       </w:r>
-      <w:bookmarkEnd w:id="63"/>
+      <w:bookmarkEnd w:id="62"/>
     </w:p>
     <w:p>
       <w:pPr>
@@ -12972,10 +13510,10 @@
           <w:szCs w:val="24"/>
         </w:rPr>
         <w:drawing>
-          <wp:inline distT="0" distB="0" distL="0" distR="0" wp14:anchorId="345ABF78" wp14:editId="6580E9B8">
-            <wp:extent cx="5942936" cy="3829050"/>
-            <wp:effectExtent l="0" t="0" r="1270" b="0"/>
-            <wp:docPr id="4" name="Picture 4"/>
+          <wp:inline distT="0" distB="0" distL="0" distR="0" wp14:anchorId="758E16DA" wp14:editId="38467C13">
+            <wp:extent cx="5943600" cy="2851150"/>
+            <wp:effectExtent l="0" t="0" r="0" b="6350"/>
+            <wp:docPr id="12" name="Picture 12"/>
             <wp:cNvGraphicFramePr>
               <a:graphicFrameLocks xmlns:a="http://schemas.openxmlformats.org/drawingml/2006/main" noChangeAspect="1"/>
             </wp:cNvGraphicFramePr>
@@ -12983,7 +13521,7 @@
               <a:graphicData uri="http://schemas.openxmlformats.org/drawingml/2006/picture">
                 <pic:pic xmlns:pic="http://schemas.openxmlformats.org/drawingml/2006/picture">
                   <pic:nvPicPr>
-                    <pic:cNvPr id="4" name="Screenshot 2026-06-16 165955.png"/>
+                    <pic:cNvPr id="12" name="Screenshot 2026-07-08 123455.png"/>
                     <pic:cNvPicPr/>
                   </pic:nvPicPr>
                   <pic:blipFill>
@@ -13001,7 +13539,7 @@
                   <pic:spPr>
                     <a:xfrm>
                       <a:off x="0" y="0"/>
-                      <a:ext cx="5999415" cy="3865439"/>
+                      <a:ext cx="5943600" cy="2851150"/>
                     </a:xfrm>
                     <a:prstGeom prst="rect">
                       <a:avLst/>
@@ -13033,6 +13571,128 @@
           <w:szCs w:val="24"/>
         </w:rPr>
       </w:pPr>
+    </w:p>
+    <w:p>
+      <w:pPr>
+        <w:spacing w:line="360" w:lineRule="auto"/>
+        <w:rPr>
+          <w:rFonts w:cs="Times New Roman"/>
+          <w:b/>
+          <w:szCs w:val="24"/>
+        </w:rPr>
+      </w:pPr>
+    </w:p>
+    <w:p>
+      <w:pPr>
+        <w:spacing w:line="360" w:lineRule="auto"/>
+        <w:rPr>
+          <w:rFonts w:cs="Times New Roman"/>
+          <w:b/>
+          <w:szCs w:val="24"/>
+        </w:rPr>
+      </w:pPr>
+    </w:p>
+    <w:p>
+      <w:pPr>
+        <w:spacing w:line="360" w:lineRule="auto"/>
+        <w:rPr>
+          <w:rFonts w:cs="Times New Roman"/>
+          <w:b/>
+          <w:szCs w:val="24"/>
+        </w:rPr>
+      </w:pPr>
+    </w:p>
+    <w:p>
+      <w:pPr>
+        <w:spacing w:line="360" w:lineRule="auto"/>
+        <w:rPr>
+          <w:rFonts w:cs="Times New Roman"/>
+          <w:b/>
+          <w:szCs w:val="24"/>
+        </w:rPr>
+      </w:pPr>
+    </w:p>
+    <w:p>
+      <w:pPr>
+        <w:spacing w:line="360" w:lineRule="auto"/>
+        <w:rPr>
+          <w:rFonts w:cs="Times New Roman"/>
+          <w:b/>
+          <w:szCs w:val="24"/>
+        </w:rPr>
+      </w:pPr>
+    </w:p>
+    <w:p>
+      <w:pPr>
+        <w:spacing w:line="360" w:lineRule="auto"/>
+        <w:rPr>
+          <w:rFonts w:cs="Times New Roman"/>
+          <w:b/>
+          <w:szCs w:val="24"/>
+        </w:rPr>
+      </w:pPr>
+    </w:p>
+    <w:p>
+      <w:pPr>
+        <w:spacing w:line="360" w:lineRule="auto"/>
+        <w:rPr>
+          <w:rFonts w:cs="Times New Roman"/>
+          <w:b/>
+          <w:szCs w:val="24"/>
+        </w:rPr>
+      </w:pPr>
+    </w:p>
+    <w:p>
+      <w:pPr>
+        <w:spacing w:line="360" w:lineRule="auto"/>
+        <w:rPr>
+          <w:rFonts w:cs="Times New Roman"/>
+          <w:b/>
+          <w:szCs w:val="24"/>
+        </w:rPr>
+      </w:pPr>
+    </w:p>
+    <w:p>
+      <w:pPr>
+        <w:spacing w:line="360" w:lineRule="auto"/>
+        <w:rPr>
+          <w:rFonts w:cs="Times New Roman"/>
+          <w:b/>
+          <w:szCs w:val="24"/>
+        </w:rPr>
+      </w:pPr>
+    </w:p>
+    <w:p>
+      <w:pPr>
+        <w:spacing w:line="360" w:lineRule="auto"/>
+        <w:rPr>
+          <w:rFonts w:cs="Times New Roman"/>
+          <w:b/>
+          <w:szCs w:val="24"/>
+        </w:rPr>
+      </w:pPr>
+    </w:p>
+    <w:p>
+      <w:pPr>
+        <w:spacing w:line="360" w:lineRule="auto"/>
+        <w:rPr>
+          <w:rFonts w:cs="Times New Roman"/>
+          <w:b/>
+          <w:szCs w:val="24"/>
+        </w:rPr>
+      </w:pPr>
+      <w:bookmarkStart w:id="63" w:name="_GoBack"/>
+      <w:bookmarkEnd w:id="63"/>
+    </w:p>
+    <w:p>
+      <w:pPr>
+        <w:spacing w:line="360" w:lineRule="auto"/>
+        <w:rPr>
+          <w:rFonts w:cs="Times New Roman"/>
+          <w:b/>
+          <w:szCs w:val="24"/>
+        </w:rPr>
+      </w:pPr>
       <w:r>
         <w:rPr>
           <w:rFonts w:cs="Times New Roman"/>
@@ -13072,8 +13732,34 @@
           <w:b/>
           <w:szCs w:val="24"/>
         </w:rPr>
-        <w:t>Level  1</w:t>
-      </w:r>
+        <w:t xml:space="preserve">Level </w:t>
+      </w:r>
+      <w:r>
+        <w:rPr>
+          <w:rFonts w:cs="Times New Roman"/>
+          <w:b/>
+          <w:szCs w:val="24"/>
+        </w:rPr>
+        <w:t>1</w:t>
+      </w:r>
+      <w:r>
+        <w:rPr>
+          <w:rFonts w:cs="Times New Roman"/>
+          <w:b/>
+          <w:szCs w:val="24"/>
+        </w:rPr>
+        <w:t>-Request Board</w:t>
+      </w:r>
+    </w:p>
+    <w:p>
+      <w:pPr>
+        <w:spacing w:line="360" w:lineRule="auto"/>
+        <w:rPr>
+          <w:rFonts w:cs="Times New Roman"/>
+          <w:b/>
+          <w:szCs w:val="24"/>
+        </w:rPr>
+      </w:pPr>
       <w:r>
         <w:rPr>
           <w:rFonts w:cs="Times New Roman"/>
@@ -13082,10 +13768,10 @@
           <w:szCs w:val="24"/>
         </w:rPr>
         <w:drawing>
-          <wp:inline distT="0" distB="0" distL="0" distR="0" wp14:anchorId="341BCAE8" wp14:editId="50BA9D29">
-            <wp:extent cx="6386195" cy="7167489"/>
+          <wp:inline distT="0" distB="0" distL="0" distR="0" wp14:anchorId="71B4EC15" wp14:editId="3C5B969C">
+            <wp:extent cx="5944235" cy="3602990"/>
             <wp:effectExtent l="0" t="0" r="0" b="0"/>
-            <wp:docPr id="7" name="Picture 7"/>
+            <wp:docPr id="2" name="Picture 2"/>
             <wp:cNvGraphicFramePr>
               <a:graphicFrameLocks xmlns:a="http://schemas.openxmlformats.org/drawingml/2006/main" noChangeAspect="1"/>
             </wp:cNvGraphicFramePr>
@@ -13093,8 +13779,10 @@
               <a:graphicData uri="http://schemas.openxmlformats.org/drawingml/2006/picture">
                 <pic:pic xmlns:pic="http://schemas.openxmlformats.org/drawingml/2006/picture">
                   <pic:nvPicPr>
-                    <pic:cNvPr id="7" name="Screenshot 2026-06-16 170136.png"/>
-                    <pic:cNvPicPr/>
+                    <pic:cNvPr id="0" name="Picture 2"/>
+                    <pic:cNvPicPr>
+                      <a:picLocks noChangeAspect="1" noChangeArrowheads="1"/>
+                    </pic:cNvPicPr>
                   </pic:nvPicPr>
                   <pic:blipFill>
                     <a:blip r:embed="rId16">
@@ -13104,18 +13792,20 @@
                         </a:ext>
                       </a:extLst>
                     </a:blip>
+                    <a:srcRect/>
                     <a:stretch>
                       <a:fillRect/>
                     </a:stretch>
                   </pic:blipFill>
-                  <pic:spPr>
+                  <pic:spPr bwMode="auto">
                     <a:xfrm>
                       <a:off x="0" y="0"/>
-                      <a:ext cx="6411032" cy="7195365"/>
+                      <a:ext cx="5944235" cy="3602990"/>
                     </a:xfrm>
                     <a:prstGeom prst="rect">
                       <a:avLst/>
                     </a:prstGeom>
+                    <a:noFill/>
                   </pic:spPr>
                 </pic:pic>
               </a:graphicData>
@@ -13153,6 +13843,96 @@
           <w:szCs w:val="24"/>
         </w:rPr>
       </w:pPr>
+    </w:p>
+    <w:p>
+      <w:pPr>
+        <w:spacing w:line="360" w:lineRule="auto"/>
+        <w:rPr>
+          <w:rFonts w:cs="Times New Roman"/>
+          <w:b/>
+          <w:szCs w:val="24"/>
+        </w:rPr>
+      </w:pPr>
+    </w:p>
+    <w:p>
+      <w:pPr>
+        <w:spacing w:line="360" w:lineRule="auto"/>
+        <w:rPr>
+          <w:rFonts w:cs="Times New Roman"/>
+          <w:b/>
+          <w:szCs w:val="24"/>
+        </w:rPr>
+      </w:pPr>
+    </w:p>
+    <w:p>
+      <w:pPr>
+        <w:spacing w:line="360" w:lineRule="auto"/>
+        <w:rPr>
+          <w:rFonts w:cs="Times New Roman"/>
+          <w:b/>
+          <w:szCs w:val="24"/>
+        </w:rPr>
+      </w:pPr>
+    </w:p>
+    <w:p>
+      <w:pPr>
+        <w:spacing w:line="360" w:lineRule="auto"/>
+        <w:rPr>
+          <w:rFonts w:cs="Times New Roman"/>
+          <w:b/>
+          <w:szCs w:val="24"/>
+        </w:rPr>
+      </w:pPr>
+    </w:p>
+    <w:p>
+      <w:pPr>
+        <w:spacing w:line="360" w:lineRule="auto"/>
+        <w:rPr>
+          <w:rFonts w:cs="Times New Roman"/>
+          <w:b/>
+          <w:szCs w:val="24"/>
+        </w:rPr>
+      </w:pPr>
+    </w:p>
+    <w:p>
+      <w:pPr>
+        <w:spacing w:line="360" w:lineRule="auto"/>
+        <w:rPr>
+          <w:rFonts w:cs="Times New Roman"/>
+          <w:b/>
+          <w:szCs w:val="24"/>
+        </w:rPr>
+      </w:pPr>
+    </w:p>
+    <w:p>
+      <w:pPr>
+        <w:spacing w:line="360" w:lineRule="auto"/>
+        <w:rPr>
+          <w:rFonts w:cs="Times New Roman"/>
+          <w:b/>
+          <w:szCs w:val="24"/>
+        </w:rPr>
+      </w:pPr>
+    </w:p>
+    <w:p>
+      <w:pPr>
+        <w:spacing w:line="360" w:lineRule="auto"/>
+        <w:rPr>
+          <w:rFonts w:cs="Times New Roman"/>
+          <w:b/>
+          <w:szCs w:val="24"/>
+        </w:rPr>
+      </w:pPr>
+    </w:p>
+    <w:p>
+      <w:pPr>
+        <w:spacing w:line="360" w:lineRule="auto"/>
+        <w:rPr>
+          <w:rFonts w:cs="Times New Roman"/>
+          <w:b/>
+          <w:szCs w:val="24"/>
+        </w:rPr>
+      </w:pPr>
       <w:r>
         <w:rPr>
           <w:rFonts w:cs="Times New Roman"/>
@@ -13184,18 +13964,8 @@
           <w:b/>
           <w:szCs w:val="24"/>
         </w:rPr>
-        <w:t>DFD Level 2-Request Board</w:t>
-      </w:r>
-    </w:p>
-    <w:p>
-      <w:pPr>
-        <w:spacing w:line="360" w:lineRule="auto"/>
-        <w:rPr>
-          <w:rFonts w:cs="Times New Roman"/>
-          <w:b/>
-          <w:szCs w:val="24"/>
-        </w:rPr>
-      </w:pPr>
+        <w:t>DFD Level 2</w:t>
+      </w:r>
       <w:r>
         <w:rPr>
           <w:rFonts w:cs="Times New Roman"/>
@@ -13204,10 +13974,10 @@
           <w:szCs w:val="24"/>
         </w:rPr>
         <w:drawing>
-          <wp:inline distT="0" distB="0" distL="0" distR="0" wp14:anchorId="7CB63663" wp14:editId="32A5B4F0">
-            <wp:extent cx="5943600" cy="3600450"/>
+          <wp:inline distT="0" distB="0" distL="0" distR="0" wp14:anchorId="44B19E97" wp14:editId="79C0D149">
+            <wp:extent cx="6389370" cy="7169785"/>
             <wp:effectExtent l="0" t="0" r="0" b="0"/>
-            <wp:docPr id="9" name="Picture 9"/>
+            <wp:docPr id="8" name="Picture 8"/>
             <wp:cNvGraphicFramePr>
               <a:graphicFrameLocks xmlns:a="http://schemas.openxmlformats.org/drawingml/2006/main" noChangeAspect="1"/>
             </wp:cNvGraphicFramePr>
@@ -13215,8 +13985,10 @@
               <a:graphicData uri="http://schemas.openxmlformats.org/drawingml/2006/picture">
                 <pic:pic xmlns:pic="http://schemas.openxmlformats.org/drawingml/2006/picture">
                   <pic:nvPicPr>
-                    <pic:cNvPr id="9" name="Screenshot 2026-06-16 170537.png"/>
-                    <pic:cNvPicPr/>
+                    <pic:cNvPr id="0" name="Picture 3"/>
+                    <pic:cNvPicPr>
+                      <a:picLocks noChangeAspect="1" noChangeArrowheads="1"/>
+                    </pic:cNvPicPr>
                   </pic:nvPicPr>
                   <pic:blipFill>
                     <a:blip r:embed="rId17">
@@ -13226,18 +13998,20 @@
                         </a:ext>
                       </a:extLst>
                     </a:blip>
+                    <a:srcRect/>
                     <a:stretch>
                       <a:fillRect/>
                     </a:stretch>
                   </pic:blipFill>
-                  <pic:spPr>
+                  <pic:spPr bwMode="auto">
                     <a:xfrm>
                       <a:off x="0" y="0"/>
-                      <a:ext cx="5943600" cy="3600450"/>
+                      <a:ext cx="6389370" cy="7169785"/>
                     </a:xfrm>
                     <a:prstGeom prst="rect">
                       <a:avLst/>
                     </a:prstGeom>
+                    <a:noFill/>
                   </pic:spPr>
                 </pic:pic>
               </a:graphicData>
@@ -13251,63 +14025,17 @@
         <w:spacing w:line="360" w:lineRule="auto"/>
         <w:rPr>
           <w:rFonts w:cs="Times New Roman"/>
-          <w:szCs w:val="24"/>
-        </w:rPr>
-      </w:pPr>
-    </w:p>
-    <w:p>
-      <w:pPr>
-        <w:spacing w:line="360" w:lineRule="auto"/>
-        <w:rPr>
-          <w:rFonts w:cs="Times New Roman"/>
-        </w:rPr>
-      </w:pPr>
-    </w:p>
-    <w:p>
-      <w:pPr>
-        <w:spacing w:line="360" w:lineRule="auto"/>
-        <w:rPr>
-          <w:rFonts w:cs="Times New Roman"/>
-        </w:rPr>
-      </w:pPr>
-    </w:p>
-    <w:p>
-      <w:pPr>
-        <w:spacing w:line="360" w:lineRule="auto"/>
-        <w:rPr>
-          <w:rFonts w:cs="Times New Roman"/>
-        </w:rPr>
-      </w:pPr>
-    </w:p>
-    <w:p>
-      <w:pPr>
-        <w:spacing w:line="360" w:lineRule="auto"/>
-        <w:rPr>
-          <w:rFonts w:cs="Times New Roman"/>
-        </w:rPr>
-      </w:pPr>
-    </w:p>
-    <w:p>
-      <w:pPr>
-        <w:spacing w:line="360" w:lineRule="auto"/>
-        <w:rPr>
-          <w:rFonts w:cs="Times New Roman"/>
-        </w:rPr>
-      </w:pPr>
-    </w:p>
-    <w:p>
-      <w:pPr>
-        <w:spacing w:line="360" w:lineRule="auto"/>
-        <w:rPr>
-          <w:rFonts w:cs="Times New Roman"/>
-        </w:rPr>
-      </w:pPr>
-    </w:p>
-    <w:p>
-      <w:pPr>
-        <w:spacing w:line="360" w:lineRule="auto"/>
-        <w:rPr>
-          <w:rFonts w:cs="Times New Roman"/>
+          <w:b/>
+          <w:szCs w:val="24"/>
+        </w:rPr>
+      </w:pPr>
+    </w:p>
+    <w:p>
+      <w:pPr>
+        <w:spacing w:line="360" w:lineRule="auto"/>
+        <w:rPr>
+          <w:rFonts w:cs="Times New Roman"/>
+          <w:szCs w:val="24"/>
         </w:rPr>
       </w:pPr>
     </w:p>
@@ -13343,7 +14071,6 @@
           <w:rFonts w:cs="Times New Roman"/>
           <w:color w:val="auto"/>
         </w:rPr>
-        <w:lastRenderedPageBreak/>
         <w:t>6</w:t>
       </w:r>
       <w:r>
@@ -13657,6 +14384,7 @@
           <w:rFonts w:cs="Times New Roman"/>
           <w:noProof/>
         </w:rPr>
+        <w:lastRenderedPageBreak/>
         <mc:AlternateContent>
           <mc:Choice Requires="wps">
             <w:drawing>
@@ -13876,10 +14604,10 @@
           </mc:Fallback>
         </mc:AlternateContent>
       </w:r>
-      <w:bookmarkStart w:id="68" w:name="_Toc229722737"/>
-      <w:bookmarkStart w:id="69" w:name="_Toc229723117"/>
-      <w:bookmarkStart w:id="70" w:name="_Toc229723821"/>
-      <w:bookmarkStart w:id="71" w:name="_Toc229724059"/>
+      <w:bookmarkStart w:id="69" w:name="_Toc229722737"/>
+      <w:bookmarkStart w:id="70" w:name="_Toc229723117"/>
+      <w:bookmarkStart w:id="71" w:name="_Toc229723821"/>
+      <w:bookmarkStart w:id="72" w:name="_Toc229724059"/>
     </w:p>
     <w:p>
       <w:pPr>
@@ -13889,12 +14617,11 @@
           <w:rFonts w:cs="Times New Roman"/>
         </w:rPr>
       </w:pPr>
-      <w:bookmarkStart w:id="72" w:name="_Toc233811492"/>
-      <w:r>
-        <w:rPr>
-          <w:rFonts w:cs="Times New Roman"/>
-        </w:rPr>
-        <w:lastRenderedPageBreak/>
+      <w:bookmarkStart w:id="73" w:name="_Toc233811492"/>
+      <w:r>
+        <w:rPr>
+          <w:rFonts w:cs="Times New Roman"/>
+        </w:rPr>
         <w:t>6</w:t>
       </w:r>
       <w:r>
@@ -13903,7 +14630,7 @@
         </w:rPr>
         <w:t>.2. Implementation and Testing</w:t>
       </w:r>
-      <w:bookmarkEnd w:id="72"/>
+      <w:bookmarkEnd w:id="73"/>
     </w:p>
     <w:p>
       <w:pPr>
@@ -13912,7 +14639,7 @@
           <w:rFonts w:cs="Times New Roman"/>
         </w:rPr>
       </w:pPr>
-      <w:bookmarkStart w:id="73" w:name="_Toc233811493"/>
+      <w:bookmarkStart w:id="74" w:name="_Toc233811493"/>
       <w:r>
         <w:rPr>
           <w:rFonts w:cs="Times New Roman"/>
@@ -13925,7 +14652,7 @@
         </w:rPr>
         <w:t>.2.1. Implementation Approaches</w:t>
       </w:r>
-      <w:bookmarkEnd w:id="73"/>
+      <w:bookmarkEnd w:id="74"/>
     </w:p>
     <w:p>
       <w:pPr>
@@ -13948,7 +14675,7 @@
           <w:rFonts w:cs="Times New Roman"/>
         </w:rPr>
       </w:pPr>
-      <w:bookmarkStart w:id="74" w:name="_Toc233811494"/>
+      <w:bookmarkStart w:id="75" w:name="_Toc233811494"/>
       <w:r>
         <w:rPr>
           <w:rFonts w:cs="Times New Roman"/>
@@ -13961,7 +14688,7 @@
         </w:rPr>
         <w:t>.2.2. Coding Details and Code Efficiency</w:t>
       </w:r>
-      <w:bookmarkEnd w:id="74"/>
+      <w:bookmarkEnd w:id="75"/>
     </w:p>
     <w:p>
       <w:pPr>
@@ -14045,7 +14772,7 @@
           <w:rFonts w:cs="Times New Roman"/>
         </w:rPr>
       </w:pPr>
-      <w:bookmarkStart w:id="75" w:name="_Toc233811495"/>
+      <w:bookmarkStart w:id="76" w:name="_Toc233811495"/>
       <w:r>
         <w:rPr>
           <w:rFonts w:cs="Times New Roman"/>
@@ -14058,7 +14785,7 @@
         </w:rPr>
         <w:t>.3. Testing Approach</w:t>
       </w:r>
-      <w:bookmarkEnd w:id="75"/>
+      <w:bookmarkEnd w:id="76"/>
     </w:p>
     <w:p>
       <w:pPr>
@@ -14067,7 +14794,7 @@
           <w:rFonts w:cs="Times New Roman"/>
         </w:rPr>
       </w:pPr>
-      <w:bookmarkStart w:id="76" w:name="_Toc233811496"/>
+      <w:bookmarkStart w:id="77" w:name="_Toc233811496"/>
       <w:r>
         <w:rPr>
           <w:rFonts w:cs="Times New Roman"/>
@@ -14080,7 +14807,7 @@
         </w:rPr>
         <w:t>.3.1. Unit Testing</w:t>
       </w:r>
-      <w:bookmarkEnd w:id="76"/>
+      <w:bookmarkEnd w:id="77"/>
     </w:p>
     <w:p>
       <w:pPr>
@@ -14104,7 +14831,7 @@
           <w:rFonts w:cs="Times New Roman"/>
         </w:rPr>
       </w:pPr>
-      <w:bookmarkStart w:id="77" w:name="_Toc233811497"/>
+      <w:bookmarkStart w:id="78" w:name="_Toc233811497"/>
       <w:r>
         <w:rPr>
           <w:rFonts w:cs="Times New Roman"/>
@@ -14117,7 +14844,7 @@
         </w:rPr>
         <w:t>.3.2. Integrated Testing</w:t>
       </w:r>
-      <w:bookmarkEnd w:id="77"/>
+      <w:bookmarkEnd w:id="78"/>
     </w:p>
     <w:p>
       <w:pPr>
@@ -14140,7 +14867,7 @@
           <w:rFonts w:cs="Times New Roman"/>
         </w:rPr>
       </w:pPr>
-      <w:bookmarkStart w:id="78" w:name="_Toc233811498"/>
+      <w:bookmarkStart w:id="79" w:name="_Toc233811498"/>
       <w:r>
         <w:rPr>
           <w:rFonts w:cs="Times New Roman"/>
@@ -14153,7 +14880,7 @@
         </w:rPr>
         <w:t>.3.3. Beta Testing</w:t>
       </w:r>
-      <w:bookmarkEnd w:id="78"/>
+      <w:bookmarkEnd w:id="79"/>
     </w:p>
     <w:p>
       <w:pPr>
@@ -14175,7 +14902,7 @@
           <w:rFonts w:cs="Times New Roman"/>
         </w:rPr>
       </w:pPr>
-      <w:bookmarkStart w:id="79" w:name="_Toc233811499"/>
+      <w:bookmarkStart w:id="80" w:name="_Toc233811499"/>
       <w:r>
         <w:rPr>
           <w:rFonts w:cs="Times New Roman"/>
@@ -14188,7 +14915,7 @@
         </w:rPr>
         <w:t>.4. Modifications and Improvements</w:t>
       </w:r>
-      <w:bookmarkEnd w:id="79"/>
+      <w:bookmarkEnd w:id="80"/>
     </w:p>
     <w:p>
       <w:pPr>
@@ -14271,7 +14998,7 @@
           <w:rFonts w:cs="Times New Roman"/>
         </w:rPr>
       </w:pPr>
-      <w:bookmarkStart w:id="80" w:name="_Toc233811500"/>
+      <w:bookmarkStart w:id="81" w:name="_Toc233811500"/>
       <w:r>
         <w:rPr>
           <w:rFonts w:cs="Times New Roman"/>
@@ -14290,7 +15017,7 @@
         </w:rPr>
         <w:t>. Test Cases</w:t>
       </w:r>
-      <w:bookmarkEnd w:id="80"/>
+      <w:bookmarkEnd w:id="81"/>
     </w:p>
     <w:p>
       <w:pPr>
@@ -14334,15 +15061,14 @@
           <w:rFonts w:cs="Times New Roman"/>
         </w:rPr>
       </w:pPr>
-      <w:bookmarkStart w:id="81" w:name="_Toc233811501"/>
-      <w:r>
-        <w:rPr>
-          <w:rFonts w:cs="Times New Roman"/>
-        </w:rPr>
-        <w:lastRenderedPageBreak/>
+      <w:bookmarkStart w:id="82" w:name="_Toc233811501"/>
+      <w:r>
+        <w:rPr>
+          <w:rFonts w:cs="Times New Roman"/>
+        </w:rPr>
         <w:t>6.6. Verification and Validation:</w:t>
       </w:r>
-      <w:bookmarkEnd w:id="81"/>
+      <w:bookmarkEnd w:id="82"/>
     </w:p>
     <w:p>
       <w:pPr>
@@ -14369,7 +15095,6 @@
           <w:id w:val="349689741"/>
           <w:citation/>
         </w:sdtPr>
-        <w:sdtEndPr/>
         <w:sdtContent>
           <w:r>
             <w:rPr>
@@ -14639,12 +15364,11 @@
           <w:rFonts w:cs="Times New Roman"/>
         </w:rPr>
       </w:pPr>
-      <w:bookmarkStart w:id="82" w:name="_Toc233811502"/>
-      <w:r>
-        <w:rPr>
-          <w:rFonts w:cs="Times New Roman"/>
-        </w:rPr>
-        <w:lastRenderedPageBreak/>
+      <w:bookmarkStart w:id="83" w:name="_Toc233811502"/>
+      <w:r>
+        <w:rPr>
+          <w:rFonts w:cs="Times New Roman"/>
+        </w:rPr>
         <w:t>7</w:t>
       </w:r>
       <w:r>
@@ -14677,17 +15401,17 @@
         </w:rPr>
         <w:t>Gantt Chart</w:t>
       </w:r>
-      <w:bookmarkEnd w:id="68"/>
       <w:bookmarkEnd w:id="69"/>
       <w:bookmarkEnd w:id="70"/>
       <w:bookmarkEnd w:id="71"/>
+      <w:bookmarkEnd w:id="72"/>
       <w:r>
         <w:rPr>
           <w:rFonts w:cs="Times New Roman"/>
         </w:rPr>
         <w:t>)</w:t>
       </w:r>
-      <w:bookmarkEnd w:id="82"/>
+      <w:bookmarkEnd w:id="83"/>
     </w:p>
     <w:p>
       <w:pPr>
@@ -14773,7 +15497,7 @@
           <w:szCs w:val="24"/>
         </w:rPr>
       </w:pPr>
-      <w:bookmarkStart w:id="83" w:name="_Toc230240639"/>
+      <w:bookmarkStart w:id="84" w:name="_Toc230240639"/>
       <w:r>
         <w:rPr>
           <w:rFonts w:cs="Times New Roman"/>
@@ -14831,7 +15555,7 @@
         </w:rPr>
         <w:t>:Gantt Char</w:t>
       </w:r>
-      <w:bookmarkEnd w:id="83"/>
+      <w:bookmarkEnd w:id="84"/>
       <w:r>
         <w:rPr>
           <w:rFonts w:cs="Times New Roman"/>
@@ -14895,7 +15619,7 @@
           <w:rFonts w:cs="Times New Roman"/>
         </w:rPr>
       </w:pPr>
-      <w:bookmarkStart w:id="84" w:name="_Toc233811503"/>
+      <w:bookmarkStart w:id="85" w:name="_Toc233811503"/>
       <w:r>
         <w:rPr>
           <w:rFonts w:cs="Times New Roman"/>
@@ -14909,7 +15633,7 @@
         </w:rPr>
         <w:t>. Result</w:t>
       </w:r>
-      <w:bookmarkEnd w:id="84"/>
+      <w:bookmarkEnd w:id="85"/>
     </w:p>
     <w:p>
       <w:pPr>
@@ -15136,7 +15860,7 @@
           <w:color w:val="auto"/>
         </w:rPr>
       </w:pPr>
-      <w:bookmarkStart w:id="85" w:name="_Toc233811504"/>
+      <w:bookmarkStart w:id="86" w:name="_Toc233811504"/>
       <w:r>
         <w:rPr>
           <w:rFonts w:cs="Times New Roman"/>
@@ -15166,7 +15890,7 @@
         </w:rPr>
         <w:t>Conclusion</w:t>
       </w:r>
-      <w:bookmarkEnd w:id="85"/>
+      <w:bookmarkEnd w:id="86"/>
     </w:p>
     <w:p>
       <w:pPr>
@@ -15175,7 +15899,7 @@
           <w:rFonts w:cs="Times New Roman"/>
         </w:rPr>
       </w:pPr>
-      <w:bookmarkStart w:id="86" w:name="_Toc233811505"/>
+      <w:bookmarkStart w:id="87" w:name="_Toc233811505"/>
       <w:r>
         <w:rPr>
           <w:rFonts w:cs="Times New Roman"/>
@@ -15188,7 +15912,7 @@
         </w:rPr>
         <w:t>.1. Conclusion</w:t>
       </w:r>
-      <w:bookmarkEnd w:id="86"/>
+      <w:bookmarkEnd w:id="87"/>
     </w:p>
     <w:p>
       <w:pPr>
@@ -15231,7 +15955,7 @@
           <w:rFonts w:cs="Times New Roman"/>
         </w:rPr>
       </w:pPr>
-      <w:bookmarkStart w:id="87" w:name="_Toc233811506"/>
+      <w:bookmarkStart w:id="88" w:name="_Toc233811506"/>
       <w:r>
         <w:rPr>
           <w:rFonts w:cs="Times New Roman"/>
@@ -15244,7 +15968,7 @@
         </w:rPr>
         <w:t>.2. Significance of the System</w:t>
       </w:r>
-      <w:bookmarkEnd w:id="87"/>
+      <w:bookmarkEnd w:id="88"/>
     </w:p>
     <w:p>
       <w:pPr>
@@ -15311,7 +16035,7 @@
           <w:rFonts w:cs="Times New Roman"/>
         </w:rPr>
       </w:pPr>
-      <w:bookmarkStart w:id="88" w:name="_Toc233811507"/>
+      <w:bookmarkStart w:id="89" w:name="_Toc233811507"/>
       <w:r>
         <w:rPr>
           <w:rFonts w:cs="Times New Roman"/>
@@ -15336,7 +16060,7 @@
         </w:rPr>
         <w:t>. Recommendation</w:t>
       </w:r>
-      <w:bookmarkEnd w:id="88"/>
+      <w:bookmarkEnd w:id="89"/>
     </w:p>
     <w:p>
       <w:pPr>
@@ -15475,7 +16199,7 @@
           <w:szCs w:val="24"/>
         </w:rPr>
       </w:pPr>
-      <w:bookmarkStart w:id="89" w:name="_Toc233811508"/>
+      <w:bookmarkStart w:id="90" w:name="_Toc233811508"/>
     </w:p>
     <w:p>
       <w:pPr>
@@ -15524,7 +16248,7 @@
         </w:rPr>
         <w:t>Reference</w:t>
       </w:r>
-      <w:bookmarkEnd w:id="89"/>
+      <w:bookmarkEnd w:id="90"/>
     </w:p>
     <w:p>
       <w:pPr>
@@ -15675,7 +16399,7 @@
             <w:noProof/>
             <w:szCs w:val="24"/>
           </w:rPr>
-          <w:t>23</w:t>
+          <w:t>24</w:t>
         </w:r>
         <w:r>
           <w:rPr>
@@ -24512,7 +25236,7 @@
 </file>
 
 <file path=customXml/itemProps1.xml><?xml version="1.0" encoding="utf-8"?>
-<ds:datastoreItem xmlns:ds="http://schemas.openxmlformats.org/officeDocument/2006/customXml" ds:itemID="{943B1F18-09AE-4402-955B-1798BC426335}">
+<ds:datastoreItem xmlns:ds="http://schemas.openxmlformats.org/officeDocument/2006/customXml" ds:itemID="{B4DE7DBB-0837-4DBB-BF9F-23AFAA81ADA1}">
   <ds:schemaRefs>
     <ds:schemaRef ds:uri="http://schemas.openxmlformats.org/officeDocument/2006/bibliography"/>
   </ds:schemaRefs>

--- a/STUDY-BUDDY.docx
+++ b/STUDY-BUDDY.docx
@@ -1781,7 +1781,7 @@
               </wp:anchor>
             </w:drawing>
           </mc:Choice>
-          <mc:Fallback xmlns:cx1="http://schemas.microsoft.com/office/drawing/2015/9/8/chartex" xmlns:cx2="http://schemas.microsoft.com/office/drawing/2015/10/21/chartex" xmlns:cx3="http://schemas.microsoft.com/office/drawing/2016/5/9/chartex" xmlns:cx4="http://schemas.microsoft.com/office/drawing/2016/5/10/chartex" xmlns:cx5="http://schemas.microsoft.com/office/drawing/2016/5/11/chartex" xmlns:cx6="http://schemas.microsoft.com/office/drawing/2016/5/12/chartex" xmlns:cx7="http://schemas.microsoft.com/office/drawing/2016/5/13/chartex" xmlns:cx8="http://schemas.microsoft.com/office/drawing/2016/5/14/chartex" xmlns:aink="http://schemas.microsoft.com/office/drawing/2016/ink" xmlns:am3d="http://schemas.microsoft.com/office/drawing/2017/model3d" xmlns:oel="http://schemas.microsoft.com/office/2019/extlst" xmlns:w16cex="http://schemas.microsoft.com/office/word/2018/wordml/cex" xmlns:w16cid="http://schemas.microsoft.com/office/word/2016/wordml/cid" xmlns:w16="http://schemas.microsoft.com/office/word/2018/wordml" xmlns:w16sdtdh="http://schemas.microsoft.com/office/word/2020/wordml/sdtdatahash">
+          <mc:Fallback xmlns:w16sdtdh="http://schemas.microsoft.com/office/word/2020/wordml/sdtdatahash" xmlns:w16="http://schemas.microsoft.com/office/word/2018/wordml" xmlns:w16cid="http://schemas.microsoft.com/office/word/2016/wordml/cid" xmlns:w16cex="http://schemas.microsoft.com/office/word/2018/wordml/cex" xmlns:oel="http://schemas.microsoft.com/office/2019/extlst" xmlns:am3d="http://schemas.microsoft.com/office/drawing/2017/model3d" xmlns:aink="http://schemas.microsoft.com/office/drawing/2016/ink" xmlns:cx8="http://schemas.microsoft.com/office/drawing/2016/5/14/chartex" xmlns:cx7="http://schemas.microsoft.com/office/drawing/2016/5/13/chartex" xmlns:cx6="http://schemas.microsoft.com/office/drawing/2016/5/12/chartex" xmlns:cx5="http://schemas.microsoft.com/office/drawing/2016/5/11/chartex" xmlns:cx4="http://schemas.microsoft.com/office/drawing/2016/5/10/chartex" xmlns:cx3="http://schemas.microsoft.com/office/drawing/2016/5/9/chartex" xmlns:cx2="http://schemas.microsoft.com/office/drawing/2015/10/21/chartex" xmlns:cx1="http://schemas.microsoft.com/office/drawing/2015/9/8/chartex">
             <w:pict>
               <v:line w14:anchorId="695E0868" id="Straight Connector 11" o:spid="_x0000_s1026" style="position:absolute;z-index:251665408;visibility:visible;mso-wrap-style:square;mso-width-percent:0;mso-height-percent:0;mso-wrap-distance-left:9pt;mso-wrap-distance-top:0;mso-wrap-distance-right:9pt;mso-wrap-distance-bottom:0;mso-position-horizontal:left;mso-position-horizontal-relative:margin;mso-position-vertical:absolute;mso-position-vertical-relative:text;mso-width-percent:0;mso-height-percent:0;mso-width-relative:margin;mso-height-relative:margin" from="0,17.35pt" to="93.75pt,17.35pt" o:gfxdata="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" strokecolor="black [3200]" strokeweight="1.5pt">
                 <v:stroke joinstyle="miter"/>
@@ -1987,8 +1987,369 @@
     </w:p>
     <w:p>
       <w:pPr>
-        <w:spacing w:line="360" w:lineRule="auto"/>
+        <w:rPr>
+          <w:rFonts w:cs="Times New Roman"/>
+          <w:noProof/>
+        </w:rPr>
+      </w:pPr>
+      <w:r>
+        <w:rPr>
+          <w:rFonts w:cs="Times New Roman"/>
+          <w:noProof/>
+          <w:sz w:val="28"/>
+          <w:szCs w:val="24"/>
+        </w:rPr>
+        <w:lastRenderedPageBreak/>
+        <w:drawing>
+          <wp:anchor distT="0" distB="0" distL="114300" distR="114300" simplePos="0" relativeHeight="251670528" behindDoc="1" locked="0" layoutInCell="1" allowOverlap="1" wp14:anchorId="4CCA3E9D" wp14:editId="2814E9B5">
+            <wp:simplePos x="0" y="0"/>
+            <wp:positionH relativeFrom="page">
+              <wp:posOffset>-9525</wp:posOffset>
+            </wp:positionH>
+            <wp:positionV relativeFrom="page">
+              <wp:posOffset>12700</wp:posOffset>
+            </wp:positionV>
+            <wp:extent cx="7762875" cy="10125075"/>
+            <wp:effectExtent l="0" t="0" r="9525" b="9525"/>
+            <wp:wrapNone/>
+            <wp:docPr id="14" name="Picture 14" descr="E:\Resources\Letter Head.jpg"/>
+            <wp:cNvGraphicFramePr>
+              <a:graphicFrameLocks xmlns:a="http://schemas.openxmlformats.org/drawingml/2006/main" noChangeAspect="1"/>
+            </wp:cNvGraphicFramePr>
+            <a:graphic xmlns:a="http://schemas.openxmlformats.org/drawingml/2006/main">
+              <a:graphicData uri="http://schemas.openxmlformats.org/drawingml/2006/picture">
+                <pic:pic xmlns:pic="http://schemas.openxmlformats.org/drawingml/2006/picture">
+                  <pic:nvPicPr>
+                    <pic:cNvPr id="0" name="Picture 2" descr="E:\Resources\Letter Head.jpg"/>
+                    <pic:cNvPicPr>
+                      <a:picLocks noChangeAspect="1" noChangeArrowheads="1"/>
+                    </pic:cNvPicPr>
+                  </pic:nvPicPr>
+                  <pic:blipFill>
+                    <a:blip r:embed="rId9" cstate="print">
+                      <a:extLst>
+                        <a:ext uri="{28A0092B-C50C-407E-A947-70E740481C1C}">
+                          <a14:useLocalDpi xmlns:a14="http://schemas.microsoft.com/office/drawing/2010/main" val="0"/>
+                        </a:ext>
+                      </a:extLst>
+                    </a:blip>
+                    <a:srcRect/>
+                    <a:stretch>
+                      <a:fillRect/>
+                    </a:stretch>
+                  </pic:blipFill>
+                  <pic:spPr bwMode="auto">
+                    <a:xfrm>
+                      <a:off x="0" y="0"/>
+                      <a:ext cx="7762875" cy="10125075"/>
+                    </a:xfrm>
+                    <a:prstGeom prst="rect">
+                      <a:avLst/>
+                    </a:prstGeom>
+                    <a:noFill/>
+                    <a:ln>
+                      <a:noFill/>
+                    </a:ln>
+                  </pic:spPr>
+                </pic:pic>
+              </a:graphicData>
+            </a:graphic>
+            <wp14:sizeRelH relativeFrom="page">
+              <wp14:pctWidth>0</wp14:pctWidth>
+            </wp14:sizeRelH>
+            <wp14:sizeRelV relativeFrom="page">
+              <wp14:pctHeight>0</wp14:pctHeight>
+            </wp14:sizeRelV>
+          </wp:anchor>
+        </w:drawing>
+      </w:r>
+    </w:p>
+    <w:p>
+      <w:pPr>
+        <w:rPr>
+          <w:rFonts w:cs="Times New Roman"/>
+          <w:noProof/>
+        </w:rPr>
+      </w:pPr>
+    </w:p>
+    <w:p>
+      <w:pPr>
+        <w:rPr>
+          <w:rFonts w:cs="Times New Roman"/>
+          <w:noProof/>
+        </w:rPr>
+      </w:pPr>
+    </w:p>
+    <w:p>
+      <w:pPr>
         <w:jc w:val="center"/>
+        <w:rPr>
+          <w:rFonts w:cs="Times New Roman"/>
+          <w:b/>
+          <w:noProof/>
+          <w:sz w:val="28"/>
+        </w:rPr>
+      </w:pPr>
+      <w:r>
+        <w:rPr>
+          <w:rFonts w:cs="Times New Roman"/>
+          <w:b/>
+          <w:noProof/>
+          <w:sz w:val="28"/>
+        </w:rPr>
+        <w:t>Approval Certificate</w:t>
+      </w:r>
+    </w:p>
+    <w:p>
+      <w:pPr>
+        <w:spacing w:after="0" w:line="360" w:lineRule="auto"/>
+        <w:rPr>
+          <w:rFonts w:cs="Times New Roman"/>
+          <w:b/>
+        </w:rPr>
+      </w:pPr>
+      <w:r>
+        <w:rPr>
+          <w:rFonts w:cs="Times New Roman"/>
+        </w:rPr>
+        <w:t>We certify that we have examined this report entitled “</w:t>
+      </w:r>
+      <w:r>
+        <w:rPr>
+          <w:rFonts w:cs="Times New Roman"/>
+          <w:b/>
+          <w:szCs w:val="24"/>
+        </w:rPr>
+        <w:t>Study-Buddy</w:t>
+      </w:r>
+      <w:r>
+        <w:rPr>
+          <w:rFonts w:cs="Times New Roman"/>
+        </w:rPr>
+        <w:t xml:space="preserve">” and are satisfied with the project </w:t>
+      </w:r>
+      <w:proofErr w:type="spellStart"/>
+      <w:r>
+        <w:rPr>
+          <w:rFonts w:cs="Times New Roman"/>
+        </w:rPr>
+        <w:t>defence</w:t>
+      </w:r>
+      <w:proofErr w:type="spellEnd"/>
+      <w:r>
+        <w:rPr>
+          <w:rFonts w:cs="Times New Roman"/>
+        </w:rPr>
+        <w:t xml:space="preserve">. In our opinion, it is satisfactory in the scope and qualify as project in partial fulfilment of the requirements for the degree of </w:t>
+      </w:r>
+      <w:r>
+        <w:rPr>
+          <w:rFonts w:cs="Times New Roman"/>
+          <w:b/>
+        </w:rPr>
+        <w:t>BCA</w:t>
+      </w:r>
+      <w:r>
+        <w:rPr>
+          <w:rFonts w:cs="Times New Roman"/>
+        </w:rPr>
+        <w:t xml:space="preserve"> under </w:t>
+      </w:r>
+      <w:proofErr w:type="spellStart"/>
+      <w:r>
+        <w:rPr>
+          <w:rFonts w:cs="Times New Roman"/>
+          <w:b/>
+        </w:rPr>
+        <w:t>Pokhara</w:t>
+      </w:r>
+      <w:proofErr w:type="spellEnd"/>
+      <w:r>
+        <w:rPr>
+          <w:rFonts w:cs="Times New Roman"/>
+          <w:b/>
+        </w:rPr>
+        <w:t xml:space="preserve"> University.</w:t>
+      </w:r>
+    </w:p>
+    <w:p>
+      <w:pPr>
+        <w:rPr>
+          <w:rFonts w:cs="Times New Roman"/>
+          <w:b/>
+          <w:noProof/>
+          <w:sz w:val="28"/>
+        </w:rPr>
+      </w:pPr>
+    </w:p>
+    <w:p>
+      <w:pPr>
+        <w:rPr>
+          <w:rFonts w:cs="Times New Roman"/>
+          <w:b/>
+          <w:noProof/>
+          <w:sz w:val="28"/>
+        </w:rPr>
+      </w:pPr>
+    </w:p>
+    <w:p>
+      <w:pPr>
+        <w:rPr>
+          <w:rFonts w:cs="Times New Roman"/>
+          <w:b/>
+          <w:noProof/>
+          <w:sz w:val="28"/>
+        </w:rPr>
+      </w:pPr>
+    </w:p>
+    <w:p>
+      <w:pPr>
+        <w:spacing w:line="360" w:lineRule="auto"/>
+        <w:jc w:val="both"/>
+        <w:rPr>
+          <w:rFonts w:cs="Times New Roman"/>
+          <w:szCs w:val="24"/>
+        </w:rPr>
+      </w:pPr>
+      <w:r>
+        <w:rPr>
+          <w:rFonts w:cs="Times New Roman"/>
+          <w:szCs w:val="24"/>
+        </w:rPr>
+        <w:t>___________________        ___________________         ___________________</w:t>
+      </w:r>
+    </w:p>
+    <w:p>
+      <w:pPr>
+        <w:jc w:val="both"/>
+        <w:rPr>
+          <w:rFonts w:cs="Times New Roman"/>
+          <w:noProof/>
+        </w:rPr>
+      </w:pPr>
+      <w:r>
+        <w:rPr>
+          <w:rFonts w:cs="Times New Roman"/>
+          <w:szCs w:val="24"/>
+        </w:rPr>
+        <w:t xml:space="preserve">    </w:t>
+      </w:r>
+      <w:r>
+        <w:rPr>
+          <w:rFonts w:cs="Times New Roman"/>
+          <w:noProof/>
+        </w:rPr>
+        <w:t xml:space="preserve">Ankit Poudyal                               </w:t>
+      </w:r>
+      <w:r>
+        <w:rPr>
+          <w:rFonts w:cs="Times New Roman"/>
+          <w:szCs w:val="24"/>
+        </w:rPr>
+        <w:t xml:space="preserve">                                          </w:t>
+      </w:r>
+      <w:proofErr w:type="spellStart"/>
+      <w:r>
+        <w:rPr>
+          <w:rFonts w:cs="Times New Roman"/>
+          <w:szCs w:val="24"/>
+        </w:rPr>
+        <w:t>Er</w:t>
+      </w:r>
+      <w:proofErr w:type="spellEnd"/>
+      <w:r>
+        <w:rPr>
+          <w:rFonts w:cs="Times New Roman"/>
+          <w:szCs w:val="24"/>
+        </w:rPr>
+        <w:t>. Kiran K.C</w:t>
+      </w:r>
+    </w:p>
+    <w:p>
+      <w:pPr>
+        <w:spacing w:line="360" w:lineRule="auto"/>
+        <w:rPr>
+          <w:rFonts w:cs="Times New Roman"/>
+          <w:szCs w:val="24"/>
+        </w:rPr>
+      </w:pPr>
+      <w:r>
+        <w:rPr>
+          <w:rFonts w:cs="Times New Roman"/>
+          <w:szCs w:val="24"/>
+        </w:rPr>
+        <w:t xml:space="preserve"> </w:t>
+      </w:r>
+      <w:r>
+        <w:rPr>
+          <w:rFonts w:cs="Times New Roman"/>
+          <w:szCs w:val="24"/>
+        </w:rPr>
+        <w:t xml:space="preserve">Program Coordinator            </w:t>
+      </w:r>
+      <w:r>
+        <w:rPr>
+          <w:rFonts w:cs="Times New Roman"/>
+          <w:szCs w:val="24"/>
+        </w:rPr>
+        <w:t xml:space="preserve"> External Examiner   </w:t>
+      </w:r>
+      <w:r>
+        <w:rPr>
+          <w:rFonts w:cs="Times New Roman"/>
+          <w:szCs w:val="24"/>
+        </w:rPr>
+        <w:t xml:space="preserve">                      Principal</w:t>
+      </w:r>
+    </w:p>
+    <w:p>
+      <w:pPr>
+        <w:spacing w:line="360" w:lineRule="auto"/>
+        <w:rPr>
+          <w:rFonts w:cs="Times New Roman"/>
+          <w:szCs w:val="24"/>
+        </w:rPr>
+      </w:pPr>
+    </w:p>
+    <w:p>
+      <w:pPr>
+        <w:spacing w:line="360" w:lineRule="auto"/>
+        <w:rPr>
+          <w:rFonts w:cs="Times New Roman"/>
+          <w:szCs w:val="24"/>
+        </w:rPr>
+      </w:pPr>
+    </w:p>
+    <w:p>
+      <w:pPr>
+        <w:spacing w:line="360" w:lineRule="auto"/>
+        <w:rPr>
+          <w:rFonts w:cs="Times New Roman"/>
+          <w:szCs w:val="24"/>
+        </w:rPr>
+      </w:pPr>
+    </w:p>
+    <w:p>
+      <w:pPr>
+        <w:spacing w:line="360" w:lineRule="auto"/>
+        <w:rPr>
+          <w:rFonts w:cs="Times New Roman"/>
+          <w:szCs w:val="24"/>
+        </w:rPr>
+      </w:pPr>
+      <w:r>
+        <w:rPr>
+          <w:rFonts w:cs="Times New Roman"/>
+          <w:b/>
+          <w:noProof/>
+          <w:sz w:val="28"/>
+        </w:rPr>
+        <w:tab/>
+      </w:r>
+    </w:p>
+    <w:p>
+      <w:pPr>
+        <w:spacing w:line="360" w:lineRule="auto"/>
         <w:rPr>
           <w:rFonts w:cs="Times New Roman"/>
           <w:b/>
@@ -1997,7 +2358,10 @@
           <w:szCs w:val="32"/>
         </w:rPr>
       </w:pPr>
-      <w:r>
+    </w:p>
+    <w:p>
+      <w:pPr>
+        <w:spacing w:line="360" w:lineRule="auto"/>
         <w:rPr>
           <w:rFonts w:cs="Times New Roman"/>
           <w:b/>
@@ -2005,9 +2369,64 @@
           <w:sz w:val="32"/>
           <w:szCs w:val="32"/>
         </w:rPr>
-        <w:lastRenderedPageBreak/>
-        <w:t>Letter of Approval</w:t>
-      </w:r>
+      </w:pPr>
+    </w:p>
+    <w:p>
+      <w:pPr>
+        <w:spacing w:line="360" w:lineRule="auto"/>
+        <w:rPr>
+          <w:rFonts w:cs="Times New Roman"/>
+          <w:b/>
+          <w:bCs/>
+          <w:sz w:val="32"/>
+          <w:szCs w:val="32"/>
+        </w:rPr>
+      </w:pPr>
+    </w:p>
+    <w:p>
+      <w:pPr>
+        <w:spacing w:line="360" w:lineRule="auto"/>
+        <w:rPr>
+          <w:rFonts w:cs="Times New Roman"/>
+          <w:b/>
+          <w:bCs/>
+          <w:sz w:val="32"/>
+          <w:szCs w:val="32"/>
+        </w:rPr>
+      </w:pPr>
+    </w:p>
+    <w:p>
+      <w:pPr>
+        <w:spacing w:line="360" w:lineRule="auto"/>
+        <w:rPr>
+          <w:rFonts w:cs="Times New Roman"/>
+          <w:b/>
+          <w:bCs/>
+          <w:sz w:val="32"/>
+          <w:szCs w:val="32"/>
+        </w:rPr>
+      </w:pPr>
+    </w:p>
+    <w:p>
+      <w:pPr>
+        <w:keepNext/>
+        <w:keepLines/>
+        <w:spacing w:before="240" w:after="240" w:line="240" w:lineRule="auto"/>
+        <w:jc w:val="center"/>
+        <w:outlineLvl w:val="0"/>
+        <w:rPr>
+          <w:rFonts w:eastAsia="Times New Roman" w:cs="Times New Roman"/>
+          <w:b/>
+          <w:caps/>
+          <w:noProof/>
+          <w:color w:val="000000"/>
+          <w:kern w:val="2"/>
+          <w:sz w:val="32"/>
+          <w:szCs w:val="40"/>
+          <w14:ligatures w14:val="standardContextual"/>
+        </w:rPr>
+      </w:pPr>
+      <w:bookmarkStart w:id="28" w:name="_Toc233195882"/>
       <w:bookmarkEnd w:id="19"/>
       <w:bookmarkEnd w:id="20"/>
       <w:bookmarkEnd w:id="21"/>
@@ -2017,369 +2436,6 @@
       <w:bookmarkEnd w:id="25"/>
       <w:bookmarkEnd w:id="26"/>
       <w:bookmarkEnd w:id="27"/>
-    </w:p>
-    <w:p>
-      <w:pPr>
-        <w:spacing w:after="0" w:line="360" w:lineRule="auto"/>
-        <w:rPr>
-          <w:rFonts w:cs="Times New Roman"/>
-          <w:b/>
-        </w:rPr>
-      </w:pPr>
-      <w:r>
-        <w:rPr>
-          <w:rFonts w:cs="Times New Roman"/>
-        </w:rPr>
-        <w:t>We certify that we have examined this report entitled “</w:t>
-      </w:r>
-      <w:r>
-        <w:rPr>
-          <w:rFonts w:cs="Times New Roman"/>
-          <w:b/>
-          <w:szCs w:val="24"/>
-        </w:rPr>
-        <w:t>Study-Buddy</w:t>
-      </w:r>
-      <w:r>
-        <w:rPr>
-          <w:rFonts w:cs="Times New Roman"/>
-        </w:rPr>
-        <w:t xml:space="preserve">” and are satisfied with the project </w:t>
-      </w:r>
-      <w:proofErr w:type="spellStart"/>
-      <w:r>
-        <w:rPr>
-          <w:rFonts w:cs="Times New Roman"/>
-        </w:rPr>
-        <w:t>defence</w:t>
-      </w:r>
-      <w:proofErr w:type="spellEnd"/>
-      <w:r>
-        <w:rPr>
-          <w:rFonts w:cs="Times New Roman"/>
-        </w:rPr>
-        <w:t xml:space="preserve">. In our opinion, it is satisfactory in the scope and qualify as project in partial fulfilment of the requirements for the degree of </w:t>
-      </w:r>
-      <w:r>
-        <w:rPr>
-          <w:rFonts w:cs="Times New Roman"/>
-          <w:b/>
-        </w:rPr>
-        <w:t>BCA</w:t>
-      </w:r>
-      <w:r>
-        <w:rPr>
-          <w:rFonts w:cs="Times New Roman"/>
-        </w:rPr>
-        <w:t xml:space="preserve"> under </w:t>
-      </w:r>
-      <w:proofErr w:type="spellStart"/>
-      <w:r>
-        <w:rPr>
-          <w:rFonts w:cs="Times New Roman"/>
-          <w:b/>
-        </w:rPr>
-        <w:t>Pokhara</w:t>
-      </w:r>
-      <w:proofErr w:type="spellEnd"/>
-      <w:r>
-        <w:rPr>
-          <w:rFonts w:cs="Times New Roman"/>
-          <w:b/>
-        </w:rPr>
-        <w:t xml:space="preserve"> University.</w:t>
-      </w:r>
-    </w:p>
-    <w:p>
-      <w:pPr>
-        <w:spacing w:line="360" w:lineRule="auto"/>
-        <w:jc w:val="both"/>
-        <w:rPr>
-          <w:rFonts w:cs="Times New Roman"/>
-          <w:b/>
-          <w:bCs/>
-          <w:sz w:val="32"/>
-          <w:szCs w:val="32"/>
-        </w:rPr>
-      </w:pPr>
-    </w:p>
-    <w:p>
-      <w:pPr>
-        <w:spacing w:line="360" w:lineRule="auto"/>
-        <w:jc w:val="both"/>
-        <w:rPr>
-          <w:rFonts w:cs="Times New Roman"/>
-          <w:szCs w:val="24"/>
-        </w:rPr>
-      </w:pPr>
-    </w:p>
-    <w:p>
-      <w:pPr>
-        <w:spacing w:line="360" w:lineRule="auto"/>
-        <w:jc w:val="both"/>
-        <w:rPr>
-          <w:rFonts w:cs="Times New Roman"/>
-          <w:szCs w:val="24"/>
-        </w:rPr>
-      </w:pPr>
-      <w:r>
-        <w:rPr>
-          <w:rFonts w:cs="Times New Roman"/>
-          <w:szCs w:val="24"/>
-        </w:rPr>
-        <w:t>___________________        ___________________         ___________________</w:t>
-      </w:r>
-    </w:p>
-    <w:p>
-      <w:pPr>
-        <w:spacing w:line="360" w:lineRule="auto"/>
-        <w:jc w:val="both"/>
-        <w:rPr>
-          <w:rFonts w:cs="Times New Roman"/>
-          <w:szCs w:val="24"/>
-        </w:rPr>
-      </w:pPr>
-      <w:proofErr w:type="spellStart"/>
-      <w:r>
-        <w:rPr>
-          <w:rFonts w:cs="Times New Roman"/>
-          <w:szCs w:val="24"/>
-        </w:rPr>
-        <w:t>Suman</w:t>
-      </w:r>
-      <w:proofErr w:type="spellEnd"/>
-      <w:r>
-        <w:rPr>
-          <w:rFonts w:cs="Times New Roman"/>
-          <w:szCs w:val="24"/>
-        </w:rPr>
-        <w:t xml:space="preserve"> </w:t>
-      </w:r>
-      <w:proofErr w:type="spellStart"/>
-      <w:r>
-        <w:rPr>
-          <w:rFonts w:cs="Times New Roman"/>
-          <w:szCs w:val="24"/>
-        </w:rPr>
-        <w:t>Devko</w:t>
-      </w:r>
-      <w:r>
-        <w:rPr>
-          <w:rFonts w:cs="Times New Roman"/>
-          <w:szCs w:val="24"/>
-        </w:rPr>
-        <w:t>ta</w:t>
-      </w:r>
-      <w:proofErr w:type="spellEnd"/>
-      <w:r>
-        <w:rPr>
-          <w:rFonts w:cs="Times New Roman"/>
-          <w:szCs w:val="24"/>
-        </w:rPr>
-        <w:t xml:space="preserve">                               </w:t>
-      </w:r>
-      <w:r>
-        <w:rPr>
-          <w:rFonts w:cs="Times New Roman"/>
-          <w:szCs w:val="24"/>
-        </w:rPr>
-        <w:t xml:space="preserve">                                       </w:t>
-      </w:r>
-      <w:proofErr w:type="spellStart"/>
-      <w:r>
-        <w:rPr>
-          <w:rFonts w:cs="Times New Roman"/>
-          <w:szCs w:val="24"/>
-        </w:rPr>
-        <w:t>Er</w:t>
-      </w:r>
-      <w:proofErr w:type="spellEnd"/>
-      <w:r>
-        <w:rPr>
-          <w:rFonts w:cs="Times New Roman"/>
-          <w:szCs w:val="24"/>
-        </w:rPr>
-        <w:t>. Kiran K.C</w:t>
-      </w:r>
-    </w:p>
-    <w:p>
-      <w:pPr>
-        <w:spacing w:line="360" w:lineRule="auto"/>
-        <w:rPr>
-          <w:rFonts w:cs="Times New Roman"/>
-          <w:szCs w:val="24"/>
-        </w:rPr>
-      </w:pPr>
-      <w:r>
-        <w:rPr>
-          <w:rFonts w:cs="Times New Roman"/>
-          <w:szCs w:val="24"/>
-        </w:rPr>
-        <w:t>Supervisor                                External Examiner                         Principal</w:t>
-      </w:r>
-    </w:p>
-    <w:p>
-      <w:pPr>
-        <w:spacing w:line="360" w:lineRule="auto"/>
-        <w:jc w:val="center"/>
-        <w:rPr>
-          <w:rFonts w:cs="Times New Roman"/>
-          <w:b/>
-          <w:bCs/>
-          <w:sz w:val="32"/>
-          <w:szCs w:val="32"/>
-        </w:rPr>
-      </w:pPr>
-    </w:p>
-    <w:p>
-      <w:pPr>
-        <w:spacing w:line="360" w:lineRule="auto"/>
-        <w:jc w:val="center"/>
-        <w:rPr>
-          <w:rFonts w:cs="Times New Roman"/>
-          <w:b/>
-          <w:bCs/>
-          <w:sz w:val="32"/>
-          <w:szCs w:val="32"/>
-        </w:rPr>
-      </w:pPr>
-    </w:p>
-    <w:p>
-      <w:pPr>
-        <w:spacing w:line="360" w:lineRule="auto"/>
-        <w:jc w:val="center"/>
-        <w:rPr>
-          <w:rFonts w:cs="Times New Roman"/>
-          <w:b/>
-          <w:bCs/>
-          <w:sz w:val="32"/>
-          <w:szCs w:val="32"/>
-        </w:rPr>
-      </w:pPr>
-    </w:p>
-    <w:p>
-      <w:pPr>
-        <w:spacing w:line="360" w:lineRule="auto"/>
-        <w:jc w:val="center"/>
-        <w:rPr>
-          <w:rFonts w:cs="Times New Roman"/>
-          <w:b/>
-          <w:bCs/>
-          <w:sz w:val="32"/>
-          <w:szCs w:val="32"/>
-        </w:rPr>
-      </w:pPr>
-    </w:p>
-    <w:p>
-      <w:pPr>
-        <w:spacing w:line="360" w:lineRule="auto"/>
-        <w:jc w:val="center"/>
-        <w:rPr>
-          <w:rFonts w:cs="Times New Roman"/>
-          <w:b/>
-          <w:bCs/>
-          <w:sz w:val="32"/>
-          <w:szCs w:val="32"/>
-        </w:rPr>
-      </w:pPr>
-    </w:p>
-    <w:p>
-      <w:pPr>
-        <w:spacing w:line="360" w:lineRule="auto"/>
-        <w:jc w:val="center"/>
-        <w:rPr>
-          <w:rFonts w:cs="Times New Roman"/>
-          <w:b/>
-          <w:bCs/>
-          <w:sz w:val="32"/>
-          <w:szCs w:val="32"/>
-        </w:rPr>
-      </w:pPr>
-    </w:p>
-    <w:p>
-      <w:pPr>
-        <w:spacing w:line="360" w:lineRule="auto"/>
-        <w:jc w:val="center"/>
-        <w:rPr>
-          <w:rFonts w:cs="Times New Roman"/>
-          <w:b/>
-          <w:bCs/>
-          <w:sz w:val="32"/>
-          <w:szCs w:val="32"/>
-        </w:rPr>
-      </w:pPr>
-    </w:p>
-    <w:p>
-      <w:pPr>
-        <w:spacing w:line="360" w:lineRule="auto"/>
-        <w:jc w:val="center"/>
-        <w:rPr>
-          <w:rFonts w:cs="Times New Roman"/>
-          <w:b/>
-          <w:bCs/>
-          <w:sz w:val="32"/>
-          <w:szCs w:val="32"/>
-        </w:rPr>
-      </w:pPr>
-    </w:p>
-    <w:p>
-      <w:pPr>
-        <w:spacing w:line="360" w:lineRule="auto"/>
-        <w:jc w:val="center"/>
-        <w:rPr>
-          <w:rFonts w:cs="Times New Roman"/>
-          <w:b/>
-          <w:bCs/>
-          <w:sz w:val="32"/>
-          <w:szCs w:val="32"/>
-        </w:rPr>
-      </w:pPr>
-    </w:p>
-    <w:p>
-      <w:pPr>
-        <w:spacing w:line="360" w:lineRule="auto"/>
-        <w:jc w:val="center"/>
-        <w:rPr>
-          <w:rFonts w:cs="Times New Roman"/>
-          <w:b/>
-          <w:bCs/>
-          <w:sz w:val="32"/>
-          <w:szCs w:val="32"/>
-        </w:rPr>
-      </w:pPr>
-    </w:p>
-    <w:p>
-      <w:pPr>
-        <w:spacing w:line="360" w:lineRule="auto"/>
-        <w:rPr>
-          <w:rFonts w:cs="Times New Roman"/>
-          <w:b/>
-          <w:bCs/>
-          <w:sz w:val="32"/>
-          <w:szCs w:val="32"/>
-        </w:rPr>
-      </w:pPr>
-    </w:p>
-    <w:p>
-      <w:pPr>
-        <w:keepNext/>
-        <w:keepLines/>
-        <w:spacing w:before="240" w:after="240" w:line="240" w:lineRule="auto"/>
-        <w:jc w:val="center"/>
-        <w:outlineLvl w:val="0"/>
-        <w:rPr>
-          <w:rFonts w:eastAsia="Times New Roman" w:cs="Times New Roman"/>
-          <w:b/>
-          <w:caps/>
-          <w:noProof/>
-          <w:color w:val="000000"/>
-          <w:kern w:val="2"/>
-          <w:sz w:val="32"/>
-          <w:szCs w:val="40"/>
-          <w14:ligatures w14:val="standardContextual"/>
-        </w:rPr>
-      </w:pPr>
-      <w:bookmarkStart w:id="28" w:name="_Toc233195882"/>
       <w:r>
         <w:rPr>
           <w:rFonts w:eastAsia="Times New Roman" w:cs="Times New Roman"/>
@@ -6376,7 +6432,7 @@
           <w:noProof/>
         </w:rPr>
       </w:pPr>
-      <w:hyperlink r:id="rId9" w:anchor="_Toc230240638" w:history="1">
+      <w:hyperlink r:id="rId10" w:anchor="_Toc230240638" w:history="1">
         <w:r>
           <w:rPr>
             <w:rStyle w:val="Hyperlink"/>
@@ -6938,137 +6994,6 @@
         <w:fldChar w:fldCharType="end"/>
       </w:r>
     </w:p>
-    <w:tbl>
-      <w:tblPr>
-        <w:tblStyle w:val="TableGrid"/>
-        <w:tblW w:w="0" w:type="auto"/>
-        <w:tblLook w:val="04A0" w:firstRow="1" w:lastRow="0" w:firstColumn="1" w:lastColumn="0" w:noHBand="0" w:noVBand="1"/>
-      </w:tblPr>
-      <w:tblGrid>
-        <w:gridCol w:w="2785"/>
-        <w:gridCol w:w="6565"/>
-      </w:tblGrid>
-      <w:tr>
-        <w:tc>
-          <w:tcPr>
-            <w:tcW w:w="2785" w:type="dxa"/>
-          </w:tcPr>
-          <w:p>
-            <w:pPr>
-              <w:spacing w:line="360" w:lineRule="auto"/>
-              <w:rPr>
-                <w:rFonts w:cs="Times New Roman"/>
-              </w:rPr>
-            </w:pPr>
-          </w:p>
-        </w:tc>
-        <w:tc>
-          <w:tcPr>
-            <w:tcW w:w="6565" w:type="dxa"/>
-          </w:tcPr>
-          <w:p>
-            <w:pPr>
-              <w:spacing w:line="360" w:lineRule="auto"/>
-              <w:rPr>
-                <w:rFonts w:cs="Times New Roman"/>
-              </w:rPr>
-            </w:pPr>
-          </w:p>
-        </w:tc>
-      </w:tr>
-      <w:tr>
-        <w:tc>
-          <w:tcPr>
-            <w:tcW w:w="2785" w:type="dxa"/>
-          </w:tcPr>
-          <w:p>
-            <w:pPr>
-              <w:spacing w:line="360" w:lineRule="auto"/>
-              <w:rPr>
-                <w:rFonts w:cs="Times New Roman"/>
-              </w:rPr>
-            </w:pPr>
-          </w:p>
-        </w:tc>
-        <w:tc>
-          <w:tcPr>
-            <w:tcW w:w="6565" w:type="dxa"/>
-          </w:tcPr>
-          <w:p>
-            <w:pPr>
-              <w:spacing w:line="360" w:lineRule="auto"/>
-              <w:rPr>
-                <w:rFonts w:cs="Times New Roman"/>
-              </w:rPr>
-            </w:pPr>
-          </w:p>
-        </w:tc>
-      </w:tr>
-      <w:tr>
-        <w:tc>
-          <w:tcPr>
-            <w:tcW w:w="2785" w:type="dxa"/>
-          </w:tcPr>
-          <w:p>
-            <w:pPr>
-              <w:spacing w:line="360" w:lineRule="auto"/>
-              <w:rPr>
-                <w:rFonts w:cs="Times New Roman"/>
-              </w:rPr>
-            </w:pPr>
-          </w:p>
-        </w:tc>
-        <w:tc>
-          <w:tcPr>
-            <w:tcW w:w="6565" w:type="dxa"/>
-          </w:tcPr>
-          <w:p>
-            <w:pPr>
-              <w:spacing w:line="360" w:lineRule="auto"/>
-              <w:rPr>
-                <w:rFonts w:cs="Times New Roman"/>
-              </w:rPr>
-            </w:pPr>
-          </w:p>
-        </w:tc>
-      </w:tr>
-      <w:tr>
-        <w:tc>
-          <w:tcPr>
-            <w:tcW w:w="2785" w:type="dxa"/>
-          </w:tcPr>
-          <w:p>
-            <w:pPr>
-              <w:spacing w:line="360" w:lineRule="auto"/>
-              <w:rPr>
-                <w:rFonts w:cs="Times New Roman"/>
-              </w:rPr>
-            </w:pPr>
-          </w:p>
-        </w:tc>
-        <w:tc>
-          <w:tcPr>
-            <w:tcW w:w="6565" w:type="dxa"/>
-          </w:tcPr>
-          <w:p>
-            <w:pPr>
-              <w:spacing w:line="360" w:lineRule="auto"/>
-              <w:rPr>
-                <w:rFonts w:cs="Times New Roman"/>
-              </w:rPr>
-            </w:pPr>
-          </w:p>
-        </w:tc>
-      </w:tr>
-    </w:tbl>
-    <w:p>
-      <w:pPr>
-        <w:spacing w:line="360" w:lineRule="auto"/>
-        <w:rPr>
-          <w:rFonts w:cs="Times New Roman"/>
-        </w:rPr>
-      </w:pPr>
-    </w:p>
     <w:p>
       <w:pPr>
         <w:spacing w:line="360" w:lineRule="auto"/>
@@ -7220,6 +7145,7 @@
         <w:jc w:val="center"/>
       </w:pPr>
       <w:r>
+        <w:lastRenderedPageBreak/>
         <w:t>List of Abbre</w:t>
       </w:r>
       <w:r>
@@ -7407,8 +7333,8 @@
           <w:rFonts w:cs="Times New Roman"/>
         </w:rPr>
         <w:sectPr>
-          <w:footerReference w:type="default" r:id="rId10"/>
-          <w:footerReference w:type="first" r:id="rId11"/>
+          <w:footerReference w:type="default" r:id="rId11"/>
+          <w:footerReference w:type="first" r:id="rId12"/>
           <w:pgSz w:w="12240" w:h="15840"/>
           <w:pgMar w:top="1440" w:right="1440" w:bottom="1440" w:left="1440" w:header="720" w:footer="720" w:gutter="0"/>
           <w:pgNumType w:fmt="lowerRoman" w:start="1"/>
@@ -8101,27 +8027,6 @@
           <w:rFonts w:cs="Times New Roman"/>
           <w:szCs w:val="24"/>
         </w:rPr>
-        <w:t>Implemented core features such as reminders, planning, and study tracking</w:t>
-      </w:r>
-    </w:p>
-    <w:p>
-      <w:pPr>
-        <w:numPr>
-          <w:ilvl w:val="0"/>
-          <w:numId w:val="34"/>
-        </w:numPr>
-        <w:spacing w:line="360" w:lineRule="auto"/>
-        <w:jc w:val="both"/>
-        <w:rPr>
-          <w:rFonts w:cs="Times New Roman"/>
-          <w:szCs w:val="24"/>
-        </w:rPr>
-      </w:pPr>
-      <w:r>
-        <w:rPr>
-          <w:rFonts w:cs="Times New Roman"/>
-          <w:szCs w:val="24"/>
-        </w:rPr>
         <w:t>Tested the system for functionality and performance</w:t>
       </w:r>
     </w:p>
@@ -8192,79 +8097,160 @@
           <w:color w:val="auto"/>
         </w:rPr>
         <w:lastRenderedPageBreak/>
-        <w:t>Study of Previous System</w:t>
+        <w:t>S</w:t>
       </w:r>
       <w:bookmarkEnd w:id="43"/>
-    </w:p>
-    <w:p>
-      <w:pPr>
-        <w:spacing w:line="360" w:lineRule="auto"/>
-        <w:jc w:val="both"/>
+      <w:r>
         <w:rPr>
           <w:rFonts w:cs="Times New Roman"/>
           <w:bCs/>
-          <w:sz w:val="32"/>
-          <w:szCs w:val="32"/>
-        </w:rPr>
-      </w:pPr>
-      <w:r>
-        <w:rPr>
-          <w:rFonts w:cs="Times New Roman"/>
-          <w:szCs w:val="24"/>
-        </w:rPr>
-        <w:t>Analyzing the existing systems/tools that offer similar functions, especially those with collaboration, learning assistance, or study management features</w:t>
-      </w:r>
-      <w:r>
-        <w:rPr>
-          <w:rFonts w:cs="Times New Roman"/>
-        </w:rPr>
+          <w:color w:val="auto"/>
+        </w:rPr>
+        <w:t>urvey of Technologies</w:t>
+      </w:r>
+    </w:p>
+    <w:p>
+      <w:pPr>
+        <w:rPr>
+          <w:b/>
+          <w:sz w:val="28"/>
+          <w:szCs w:val="28"/>
+        </w:rPr>
+      </w:pPr>
+      <w:r>
+        <w:rPr>
+          <w:b/>
+          <w:sz w:val="28"/>
+          <w:szCs w:val="28"/>
+        </w:rPr>
+        <w:t>2.1 Introduction</w:t>
+      </w:r>
+    </w:p>
+    <w:p>
+      <w:pPr>
+        <w:rPr>
+          <w:szCs w:val="24"/>
+        </w:rPr>
+      </w:pPr>
+      <w:r>
+        <w:rPr>
+          <w:szCs w:val="24"/>
+        </w:rPr>
+        <w:t>The rapid advancement of information technology has transformed the education sector by enabling digital learning and efficient sharing of academic resources. Students increasingly depend on digital platforms to access lecture notes, assignments, presentations, previous examination papers, and other learning materials. Although many learning management systems are available, they are often designed for complete institutional management rather than simple student-to-student resource sharing.</w:t>
+      </w:r>
+    </w:p>
+    <w:p>
+      <w:pPr>
+        <w:rPr>
+          <w:szCs w:val="24"/>
+        </w:rPr>
+      </w:pPr>
+      <w:r>
+        <w:rPr>
+          <w:szCs w:val="24"/>
+        </w:rPr>
+        <w:t>Study-Buddy is developed to overcome these limitations by providing a lightweight desktop-based academic resource sharing platform where students can upload, search, download, and request study materials in an organized manner. Before designing the proposed system, several existing learning platforms and academic resource management systems were studied to understand their strengths, weaknesses, and limitations.</w:t>
+      </w:r>
+    </w:p>
+    <w:p>
+      <w:pPr>
+        <w:pStyle w:val="Heading2"/>
+        <w:spacing w:line="360" w:lineRule="auto"/>
+      </w:pPr>
+      <w:r>
+        <w:t>2.2 Review of Existing Systems</w:t>
+      </w:r>
+    </w:p>
+    <w:p>
+      <w:pPr>
+        <w:pStyle w:val="Heading3"/>
+        <w:spacing w:before="0" w:line="360" w:lineRule="auto"/>
+      </w:pPr>
+      <w:bookmarkStart w:id="44" w:name="_Toc233811475"/>
+      <w:r>
+        <w:t>2</w:t>
+      </w:r>
+      <w:r>
         <w:t>.</w:t>
       </w:r>
-    </w:p>
-    <w:p>
-      <w:pPr>
-        <w:pStyle w:val="Heading2"/>
-        <w:rPr>
-          <w:rFonts w:cs="Times New Roman"/>
-        </w:rPr>
-      </w:pPr>
-      <w:bookmarkStart w:id="44" w:name="_Toc233811475"/>
-      <w:r>
-        <w:rPr>
-          <w:rFonts w:cs="Times New Roman"/>
-        </w:rPr>
-        <w:t>2</w:t>
-      </w:r>
-      <w:r>
-        <w:rPr>
-          <w:rFonts w:cs="Times New Roman"/>
-        </w:rPr>
-        <w:t>.1 Sakai Learning Management System</w:t>
+      <w:r>
+        <w:t>2.</w:t>
+      </w:r>
+      <w:r>
+        <w:t>1 Sakai Learning Management System</w:t>
       </w:r>
       <w:bookmarkEnd w:id="44"/>
     </w:p>
     <w:p>
       <w:pPr>
-        <w:spacing w:before="240" w:line="360" w:lineRule="auto"/>
-        <w:jc w:val="both"/>
-        <w:rPr>
-          <w:rFonts w:cs="Times New Roman"/>
-          <w:szCs w:val="24"/>
-        </w:rPr>
-      </w:pPr>
-      <w:r>
-        <w:rPr>
-          <w:rFonts w:cs="Times New Roman"/>
-          <w:szCs w:val="24"/>
-        </w:rPr>
-        <w:t>Sakai is an open-source Learning Management System developed primarily for higher education institutions. It is built using Java, Spring Framework, and Hibernate, and supports collaborative learning.</w:t>
-      </w:r>
-      <w:r>
-        <w:rPr>
-          <w:rFonts w:cs="Times New Roman"/>
-          <w:szCs w:val="24"/>
-        </w:rPr>
-        <w:t xml:space="preserve"> It is built using Java, Spring Framework, and Hibernate, and supports collaborative learning</w:t>
+        <w:spacing w:line="360" w:lineRule="auto"/>
+        <w:rPr>
+          <w:rFonts w:cs="Times New Roman"/>
+          <w:szCs w:val="24"/>
+        </w:rPr>
+      </w:pPr>
+      <w:r>
+        <w:rPr>
+          <w:rFonts w:cs="Times New Roman"/>
+          <w:szCs w:val="24"/>
+        </w:rPr>
+        <w:t>Sakai is an open-source Learning Management System developed primarily for</w:t>
+      </w:r>
+      <w:r>
+        <w:rPr>
+          <w:rFonts w:cs="Times New Roman"/>
+          <w:szCs w:val="24"/>
+        </w:rPr>
+        <w:t xml:space="preserve"> higher education institutions. </w:t>
+      </w:r>
+      <w:r>
+        <w:rPr>
+          <w:rFonts w:cs="Times New Roman"/>
+          <w:szCs w:val="24"/>
+        </w:rPr>
+        <w:t>It</w:t>
+      </w:r>
+      <w:r>
+        <w:rPr>
+          <w:rFonts w:cs="Times New Roman"/>
+          <w:szCs w:val="24"/>
+        </w:rPr>
+        <w:t xml:space="preserve"> s</w:t>
+      </w:r>
+      <w:r>
+        <w:rPr>
+          <w:rFonts w:cs="Times New Roman"/>
+          <w:szCs w:val="24"/>
+        </w:rPr>
+        <w:t>upports online learning, assignment</w:t>
+      </w:r>
+      <w:r>
+        <w:rPr>
+          <w:rFonts w:cs="Times New Roman"/>
+          <w:szCs w:val="24"/>
+        </w:rPr>
+        <w:t xml:space="preserve"> submission, course management</w:t>
+      </w:r>
+      <w:r>
+        <w:rPr>
+          <w:rFonts w:cs="Times New Roman"/>
+          <w:szCs w:val="24"/>
+        </w:rPr>
+        <w:t xml:space="preserve"> and assessment.</w:t>
+      </w:r>
+      <w:r>
+        <w:rPr>
+          <w:rFonts w:cs="Times New Roman"/>
+          <w:szCs w:val="24"/>
+        </w:rPr>
+        <w:t xml:space="preserve"> </w:t>
+      </w:r>
+      <w:r>
+        <w:rPr>
+          <w:rFonts w:cs="Times New Roman"/>
+          <w:szCs w:val="24"/>
+        </w:rPr>
+        <w:t xml:space="preserve"> </w:t>
       </w:r>
       <w:sdt>
         <w:sdtPr>
@@ -8360,7 +8346,14 @@
           <w:rFonts w:cs="Times New Roman"/>
           <w:szCs w:val="24"/>
         </w:rPr>
-        <w:t>Course and content management</w:t>
+        <w:t>Course</w:t>
+      </w:r>
+      <w:r>
+        <w:rPr>
+          <w:rFonts w:cs="Times New Roman"/>
+          <w:szCs w:val="24"/>
+        </w:rPr>
+        <w:t xml:space="preserve"> management</w:t>
       </w:r>
     </w:p>
     <w:p>
@@ -8382,7 +8375,29 @@
           <w:rFonts w:cs="Times New Roman"/>
           <w:szCs w:val="24"/>
         </w:rPr>
-        <w:t>Role-based access (student, instructor, admin)</w:t>
+        <w:t>Content sharing</w:t>
+      </w:r>
+    </w:p>
+    <w:p>
+      <w:pPr>
+        <w:pStyle w:val="ListParagraph"/>
+        <w:numPr>
+          <w:ilvl w:val="0"/>
+          <w:numId w:val="20"/>
+        </w:numPr>
+        <w:spacing w:line="360" w:lineRule="auto"/>
+        <w:jc w:val="both"/>
+        <w:rPr>
+          <w:rFonts w:cs="Times New Roman"/>
+          <w:szCs w:val="24"/>
+        </w:rPr>
+      </w:pPr>
+      <w:r>
+        <w:rPr>
+          <w:rFonts w:cs="Times New Roman"/>
+          <w:szCs w:val="24"/>
+        </w:rPr>
+        <w:t>Assignment submission</w:t>
       </w:r>
     </w:p>
     <w:p>
@@ -8467,7 +8482,7 @@
           <w:rFonts w:cs="Times New Roman"/>
           <w:szCs w:val="24"/>
         </w:rPr>
-        <w:t>Secure and reliable due to Java EE architecture</w:t>
+        <w:t>Supports multiple users</w:t>
       </w:r>
     </w:p>
     <w:p>
@@ -8508,7 +8523,7 @@
           <w:rFonts w:cs="Times New Roman"/>
           <w:szCs w:val="24"/>
         </w:rPr>
-        <w:t>Complex installation and configuration</w:t>
+        <w:t>Not suitable for small student communities</w:t>
       </w:r>
     </w:p>
     <w:p>
@@ -8530,7 +8545,7 @@
           <w:rFonts w:cs="Times New Roman"/>
           <w:szCs w:val="24"/>
         </w:rPr>
-        <w:t>Steep learning curve for developers</w:t>
+        <w:t>Requires server deployment</w:t>
       </w:r>
     </w:p>
     <w:p>
@@ -8552,34 +8567,54 @@
           <w:rFonts w:cs="Times New Roman"/>
           <w:szCs w:val="24"/>
         </w:rPr>
-        <w:t>User interface is less intuitive compared to modern apps</w:t>
-      </w:r>
-    </w:p>
-    <w:p>
-      <w:pPr>
-        <w:pStyle w:val="Heading2"/>
-        <w:rPr>
-          <w:rFonts w:cs="Times New Roman"/>
-        </w:rPr>
-      </w:pPr>
+        <w:t>User interface is less i</w:t>
+      </w:r>
+      <w:r>
+        <w:rPr>
+          <w:rFonts w:cs="Times New Roman"/>
+          <w:szCs w:val="24"/>
+        </w:rPr>
+        <w:t>ntuitive</w:t>
+      </w:r>
+    </w:p>
+    <w:p>
+      <w:pPr>
+        <w:spacing w:line="360" w:lineRule="auto"/>
+        <w:rPr>
+          <w:b/>
+          <w:sz w:val="27"/>
+        </w:rPr>
+      </w:pPr>
+      <w:r>
+        <w:rPr>
+          <w:b/>
+        </w:rPr>
+        <w:lastRenderedPageBreak/>
+        <w:t>Relevance to Study-Buddy</w:t>
+      </w:r>
+    </w:p>
+    <w:p>
+      <w:pPr>
+        <w:pStyle w:val="NormalWeb"/>
+        <w:spacing w:before="0" w:beforeAutospacing="0" w:line="360" w:lineRule="auto"/>
+      </w:pPr>
+      <w:r>
+        <w:t>Study-Buddy adopts the concept of centralized academic resource management but focuses on simplicity and collaborative resource sharing rather than complete institutional course management.</w:t>
+      </w:r>
       <w:bookmarkStart w:id="45" w:name="_Toc233811476"/>
-      <w:r>
-        <w:rPr>
-          <w:rFonts w:cs="Times New Roman"/>
-        </w:rPr>
+    </w:p>
+    <w:p>
+      <w:pPr>
+        <w:pStyle w:val="Heading3"/>
+      </w:pPr>
+      <w:r>
         <w:t>2</w:t>
       </w:r>
       <w:r>
-        <w:rPr>
-          <w:rFonts w:cs="Times New Roman"/>
-        </w:rPr>
-        <w:t xml:space="preserve">.2 </w:t>
+        <w:t xml:space="preserve">.2.2 </w:t>
       </w:r>
       <w:proofErr w:type="spellStart"/>
       <w:r>
-        <w:rPr>
-          <w:rFonts w:cs="Times New Roman"/>
-        </w:rPr>
         <w:t>OpenOLAT</w:t>
       </w:r>
       <w:bookmarkEnd w:id="45"/>
@@ -8752,21 +8787,20 @@
         <w:pStyle w:val="ListParagraph"/>
         <w:numPr>
           <w:ilvl w:val="0"/>
-          <w:numId w:val="23"/>
+          <w:numId w:val="45"/>
         </w:numPr>
         <w:spacing w:line="360" w:lineRule="auto"/>
-        <w:jc w:val="both"/>
-        <w:rPr>
-          <w:rFonts w:cs="Times New Roman"/>
-          <w:szCs w:val="24"/>
-        </w:rPr>
-      </w:pPr>
-      <w:r>
-        <w:rPr>
-          <w:rFonts w:cs="Times New Roman"/>
-          <w:szCs w:val="24"/>
-        </w:rPr>
-        <w:t>Course authoring tools</w:t>
+        <w:rPr>
+          <w:rFonts w:cs="Times New Roman"/>
+          <w:szCs w:val="24"/>
+        </w:rPr>
+      </w:pPr>
+      <w:r>
+        <w:rPr>
+          <w:rFonts w:cs="Times New Roman"/>
+          <w:szCs w:val="24"/>
+        </w:rPr>
+        <w:t xml:space="preserve">Online Courses </w:t>
       </w:r>
     </w:p>
     <w:p>
@@ -8774,22 +8808,20 @@
         <w:pStyle w:val="ListParagraph"/>
         <w:numPr>
           <w:ilvl w:val="0"/>
-          <w:numId w:val="23"/>
+          <w:numId w:val="45"/>
         </w:numPr>
         <w:spacing w:line="360" w:lineRule="auto"/>
-        <w:jc w:val="both"/>
-        <w:rPr>
-          <w:rFonts w:cs="Times New Roman"/>
-          <w:szCs w:val="24"/>
-        </w:rPr>
-      </w:pPr>
-      <w:r>
-        <w:rPr>
-          <w:rFonts w:cs="Times New Roman"/>
-          <w:szCs w:val="24"/>
-        </w:rPr>
-        <w:lastRenderedPageBreak/>
-        <w:t>Online tests and evaluations</w:t>
+        <w:rPr>
+          <w:rFonts w:cs="Times New Roman"/>
+          <w:szCs w:val="24"/>
+        </w:rPr>
+      </w:pPr>
+      <w:r>
+        <w:rPr>
+          <w:rFonts w:cs="Times New Roman"/>
+          <w:szCs w:val="24"/>
+        </w:rPr>
+        <w:t xml:space="preserve">Assessments </w:t>
       </w:r>
     </w:p>
     <w:p>
@@ -8797,21 +8829,20 @@
         <w:pStyle w:val="ListParagraph"/>
         <w:numPr>
           <w:ilvl w:val="0"/>
-          <w:numId w:val="23"/>
+          <w:numId w:val="45"/>
         </w:numPr>
         <w:spacing w:line="360" w:lineRule="auto"/>
-        <w:jc w:val="both"/>
-        <w:rPr>
-          <w:rFonts w:cs="Times New Roman"/>
-          <w:szCs w:val="24"/>
-        </w:rPr>
-      </w:pPr>
-      <w:r>
-        <w:rPr>
-          <w:rFonts w:cs="Times New Roman"/>
-          <w:szCs w:val="24"/>
-        </w:rPr>
-        <w:t>Learning paths and progress tracking</w:t>
+        <w:rPr>
+          <w:rFonts w:cs="Times New Roman"/>
+          <w:szCs w:val="24"/>
+        </w:rPr>
+      </w:pPr>
+      <w:r>
+        <w:rPr>
+          <w:rFonts w:cs="Times New Roman"/>
+          <w:szCs w:val="24"/>
+        </w:rPr>
+        <w:t xml:space="preserve">Progress Tracking </w:t>
       </w:r>
     </w:p>
     <w:p>
@@ -8852,7 +8883,7 @@
           <w:rFonts w:cs="Times New Roman"/>
           <w:szCs w:val="24"/>
         </w:rPr>
-        <w:t>Robust assessment and evaluation modules</w:t>
+        <w:t>Flexible course management</w:t>
       </w:r>
     </w:p>
     <w:p>
@@ -8874,7 +8905,7 @@
           <w:rFonts w:cs="Times New Roman"/>
           <w:szCs w:val="24"/>
         </w:rPr>
-        <w:t>Good performance for concurrent users</w:t>
+        <w:t>Good performance</w:t>
       </w:r>
     </w:p>
     <w:p>
@@ -8896,7 +8927,147 @@
           <w:rFonts w:cs="Times New Roman"/>
           <w:szCs w:val="24"/>
         </w:rPr>
-        <w:t>Modular and extensible architecture</w:t>
+        <w:t>Supports many users</w:t>
+      </w:r>
+    </w:p>
+    <w:p>
+      <w:pPr>
+        <w:spacing w:line="360" w:lineRule="auto"/>
+        <w:jc w:val="both"/>
+        <w:rPr>
+          <w:rFonts w:cs="Times New Roman"/>
+          <w:b/>
+          <w:szCs w:val="24"/>
+        </w:rPr>
+      </w:pPr>
+      <w:r>
+        <w:rPr>
+          <w:rFonts w:cs="Times New Roman"/>
+          <w:b/>
+          <w:szCs w:val="24"/>
+        </w:rPr>
+        <w:t>Weaknesses:</w:t>
+      </w:r>
+    </w:p>
+    <w:p>
+      <w:pPr>
+        <w:pStyle w:val="ListParagraph"/>
+        <w:numPr>
+          <w:ilvl w:val="0"/>
+          <w:numId w:val="19"/>
+        </w:numPr>
+        <w:spacing w:line="360" w:lineRule="auto"/>
+        <w:jc w:val="both"/>
+        <w:rPr>
+          <w:rFonts w:cs="Times New Roman"/>
+          <w:szCs w:val="24"/>
+        </w:rPr>
+      </w:pPr>
+      <w:r>
+        <w:rPr>
+          <w:rFonts w:cs="Times New Roman"/>
+          <w:szCs w:val="24"/>
+        </w:rPr>
+        <w:t>Less focused on direct student resource sharing</w:t>
+      </w:r>
+    </w:p>
+    <w:p>
+      <w:pPr>
+        <w:pStyle w:val="ListParagraph"/>
+        <w:numPr>
+          <w:ilvl w:val="0"/>
+          <w:numId w:val="19"/>
+        </w:numPr>
+        <w:spacing w:line="360" w:lineRule="auto"/>
+        <w:jc w:val="both"/>
+        <w:rPr>
+          <w:rFonts w:cs="Times New Roman"/>
+          <w:szCs w:val="24"/>
+        </w:rPr>
+      </w:pPr>
+      <w:r>
+        <w:rPr>
+          <w:rFonts w:cs="Times New Roman"/>
+          <w:szCs w:val="24"/>
+        </w:rPr>
+        <w:t>Difficult for beginners</w:t>
+      </w:r>
+    </w:p>
+    <w:p>
+      <w:pPr>
+        <w:spacing w:before="240"/>
+        <w:rPr>
+          <w:b/>
+          <w:sz w:val="27"/>
+        </w:rPr>
+      </w:pPr>
+      <w:r>
+        <w:rPr>
+          <w:b/>
+        </w:rPr>
+        <w:t>Relevance to Study-Buddy</w:t>
+      </w:r>
+    </w:p>
+    <w:p>
+      <w:pPr>
+        <w:pStyle w:val="NormalWeb"/>
+        <w:spacing w:before="0" w:beforeAutospacing="0" w:line="360" w:lineRule="auto"/>
+      </w:pPr>
+      <w:r>
+        <w:t xml:space="preserve">Study-Buddy incorporates collaborative learning concepts from </w:t>
+      </w:r>
+      <w:proofErr w:type="spellStart"/>
+      <w:r>
+        <w:t>OpenOLAT</w:t>
+      </w:r>
+      <w:proofErr w:type="spellEnd"/>
+      <w:r>
+        <w:t xml:space="preserve"> while providing a much simpler interface specifically designed for sharing study resources.</w:t>
+      </w:r>
+    </w:p>
+    <w:p>
+      <w:pPr>
+        <w:pStyle w:val="Heading3"/>
+      </w:pPr>
+      <w:r>
+        <w:t>2</w:t>
+      </w:r>
+      <w:r>
+        <w:t>.</w:t>
+      </w:r>
+      <w:r>
+        <w:t>2.</w:t>
+      </w:r>
+      <w:r>
+        <w:t>3 Google Classroom</w:t>
+      </w:r>
+    </w:p>
+    <w:p>
+      <w:pPr>
+        <w:spacing w:before="240" w:line="360" w:lineRule="auto"/>
+      </w:pPr>
+      <w:r>
+        <w:t>Google Classroom is a cloud-based educational platform developed by Google that allows teachers to create classes, distribute assignments, and communicate with students.</w:t>
+      </w:r>
+    </w:p>
+    <w:p>
+      <w:pPr>
+        <w:spacing w:line="360" w:lineRule="auto"/>
+        <w:jc w:val="both"/>
+        <w:rPr>
+          <w:rFonts w:cs="Times New Roman"/>
+          <w:b/>
+          <w:szCs w:val="24"/>
+        </w:rPr>
+      </w:pPr>
+      <w:r>
+        <w:rPr>
+          <w:rFonts w:cs="Times New Roman"/>
+          <w:b/>
+          <w:szCs w:val="24"/>
+        </w:rPr>
+        <w:lastRenderedPageBreak/>
+        <w:t>Strengths:</w:t>
       </w:r>
     </w:p>
     <w:p>
@@ -8918,7 +9089,29 @@
           <w:rFonts w:cs="Times New Roman"/>
           <w:szCs w:val="24"/>
         </w:rPr>
-        <w:t>Long-term stability</w:t>
+        <w:t>Google integration</w:t>
+      </w:r>
+    </w:p>
+    <w:p>
+      <w:pPr>
+        <w:pStyle w:val="ListParagraph"/>
+        <w:numPr>
+          <w:ilvl w:val="0"/>
+          <w:numId w:val="18"/>
+        </w:numPr>
+        <w:spacing w:line="360" w:lineRule="auto"/>
+        <w:jc w:val="both"/>
+        <w:rPr>
+          <w:rFonts w:cs="Times New Roman"/>
+          <w:szCs w:val="24"/>
+        </w:rPr>
+      </w:pPr>
+      <w:r>
+        <w:rPr>
+          <w:rFonts w:cs="Times New Roman"/>
+          <w:szCs w:val="24"/>
+        </w:rPr>
+        <w:t>Easy to use</w:t>
       </w:r>
     </w:p>
     <w:p>
@@ -8959,7 +9152,14 @@
           <w:rFonts w:cs="Times New Roman"/>
           <w:szCs w:val="24"/>
         </w:rPr>
-        <w:t>Limited social or peer-matching features</w:t>
+        <w:t xml:space="preserve">Requires </w:t>
+      </w:r>
+      <w:r>
+        <w:rPr>
+          <w:rFonts w:cs="Times New Roman"/>
+          <w:szCs w:val="24"/>
+        </w:rPr>
+        <w:t>internet connection</w:t>
       </w:r>
     </w:p>
     <w:p>
@@ -8981,1931 +9181,62 @@
           <w:rFonts w:cs="Times New Roman"/>
           <w:szCs w:val="24"/>
         </w:rPr>
-        <w:t>Customization requires Java expertise</w:t>
-      </w:r>
-    </w:p>
-    <w:p>
-      <w:pPr>
-        <w:spacing w:line="360" w:lineRule="auto"/>
-        <w:jc w:val="both"/>
-        <w:rPr>
-          <w:rFonts w:cs="Times New Roman"/>
-        </w:rPr>
-      </w:pPr>
-    </w:p>
-    <w:p>
-      <w:pPr>
-        <w:spacing w:line="360" w:lineRule="auto"/>
-        <w:jc w:val="both"/>
-        <w:rPr>
-          <w:rFonts w:cs="Times New Roman"/>
-        </w:rPr>
-      </w:pPr>
-    </w:p>
-    <w:p>
-      <w:pPr>
-        <w:spacing w:line="360" w:lineRule="auto"/>
-        <w:jc w:val="both"/>
-        <w:rPr>
-          <w:rFonts w:cs="Times New Roman"/>
-        </w:rPr>
-      </w:pPr>
-    </w:p>
-    <w:p>
-      <w:pPr>
-        <w:spacing w:line="360" w:lineRule="auto"/>
-        <w:jc w:val="both"/>
-        <w:rPr>
-          <w:rFonts w:cs="Times New Roman"/>
-        </w:rPr>
-      </w:pPr>
-    </w:p>
-    <w:p>
-      <w:pPr>
-        <w:spacing w:line="360" w:lineRule="auto"/>
-        <w:jc w:val="both"/>
-        <w:rPr>
-          <w:rFonts w:cs="Times New Roman"/>
-        </w:rPr>
-      </w:pPr>
-    </w:p>
-    <w:p>
-      <w:pPr>
-        <w:spacing w:line="360" w:lineRule="auto"/>
-        <w:jc w:val="both"/>
-        <w:rPr>
-          <w:rFonts w:cs="Times New Roman"/>
-        </w:rPr>
-      </w:pPr>
-    </w:p>
-    <w:p>
-      <w:pPr>
-        <w:spacing w:line="360" w:lineRule="auto"/>
-        <w:jc w:val="both"/>
-        <w:rPr>
-          <w:rFonts w:cs="Times New Roman"/>
-        </w:rPr>
-      </w:pPr>
-    </w:p>
-    <w:p>
-      <w:pPr>
-        <w:spacing w:line="360" w:lineRule="auto"/>
-        <w:jc w:val="both"/>
-        <w:rPr>
-          <w:rFonts w:cs="Times New Roman"/>
-        </w:rPr>
-      </w:pPr>
-    </w:p>
-    <w:p>
-      <w:pPr>
-        <w:spacing w:line="360" w:lineRule="auto"/>
-        <w:rPr>
-          <w:rFonts w:cs="Times New Roman"/>
-        </w:rPr>
-      </w:pPr>
-    </w:p>
-    <w:p>
-      <w:pPr>
-        <w:spacing w:line="360" w:lineRule="auto"/>
-        <w:rPr>
-          <w:rFonts w:cs="Times New Roman"/>
-        </w:rPr>
-      </w:pPr>
-    </w:p>
-    <w:p>
-      <w:pPr>
-        <w:spacing w:line="360" w:lineRule="auto"/>
-        <w:rPr>
-          <w:rFonts w:cs="Times New Roman"/>
-        </w:rPr>
-      </w:pPr>
-    </w:p>
-    <w:p>
-      <w:pPr>
-        <w:spacing w:line="360" w:lineRule="auto"/>
-        <w:rPr>
-          <w:rFonts w:cs="Times New Roman"/>
-        </w:rPr>
-      </w:pPr>
-    </w:p>
-    <w:p>
-      <w:pPr>
-        <w:pStyle w:val="Heading1"/>
-        <w:spacing w:before="0" w:after="160" w:line="360" w:lineRule="auto"/>
-        <w:jc w:val="center"/>
-        <w:rPr>
-          <w:rFonts w:cs="Times New Roman"/>
-          <w:color w:val="auto"/>
-        </w:rPr>
-      </w:pPr>
-      <w:bookmarkStart w:id="46" w:name="_Toc233811477"/>
-      <w:r>
-        <w:rPr>
-          <w:rFonts w:cs="Times New Roman"/>
-          <w:color w:val="auto"/>
-        </w:rPr>
-        <w:lastRenderedPageBreak/>
-        <w:t>3</w:t>
-      </w:r>
-      <w:r>
-        <w:rPr>
-          <w:rFonts w:cs="Times New Roman"/>
-          <w:color w:val="auto"/>
-        </w:rPr>
-        <w:t>. Current Problem and Proposed Solution</w:t>
-      </w:r>
-      <w:bookmarkEnd w:id="46"/>
-    </w:p>
-    <w:p>
-      <w:pPr>
-        <w:pStyle w:val="Heading2"/>
-        <w:rPr>
-          <w:rFonts w:cs="Times New Roman"/>
-        </w:rPr>
-      </w:pPr>
-      <w:bookmarkStart w:id="47" w:name="_Toc233811478"/>
-      <w:r>
-        <w:rPr>
-          <w:rFonts w:cs="Times New Roman"/>
-        </w:rPr>
-        <w:t>3</w:t>
-      </w:r>
-      <w:r>
-        <w:rPr>
-          <w:rFonts w:cs="Times New Roman"/>
-        </w:rPr>
-        <w:t xml:space="preserve">.1 </w:t>
-      </w:r>
-      <w:r>
-        <w:rPr>
-          <w:rFonts w:cs="Times New Roman"/>
-        </w:rPr>
-        <w:t>Current Problem</w:t>
-      </w:r>
-      <w:bookmarkEnd w:id="47"/>
+        <w:t>Mainly teacher-centered</w:t>
+      </w:r>
     </w:p>
     <w:p>
       <w:pPr>
         <w:pStyle w:val="ListParagraph"/>
         <w:numPr>
           <w:ilvl w:val="0"/>
-          <w:numId w:val="12"/>
+          <w:numId w:val="19"/>
         </w:numPr>
-        <w:spacing w:before="240" w:line="360" w:lineRule="auto"/>
-        <w:rPr>
-          <w:rFonts w:cs="Times New Roman"/>
-          <w:szCs w:val="24"/>
-        </w:rPr>
-      </w:pPr>
-      <w:r>
-        <w:rPr>
-          <w:rFonts w:cs="Times New Roman"/>
+        <w:spacing w:line="360" w:lineRule="auto"/>
+        <w:jc w:val="both"/>
+        <w:rPr>
+          <w:rFonts w:cs="Times New Roman"/>
+          <w:szCs w:val="24"/>
+        </w:rPr>
+      </w:pPr>
+      <w:r>
+        <w:rPr>
+          <w:rFonts w:cs="Times New Roman"/>
+          <w:szCs w:val="24"/>
+        </w:rPr>
+        <w:t>No dedicated Request Board for academic materials</w:t>
+      </w:r>
+    </w:p>
+    <w:p>
+      <w:pPr>
+        <w:rPr>
           <w:b/>
-          <w:bCs/>
-          <w:szCs w:val="24"/>
-        </w:rPr>
-        <w:t>Limited Accessibility:</w:t>
-      </w:r>
-      <w:r>
-        <w:rPr>
-          <w:rFonts w:cs="Times New Roman"/>
-          <w:szCs w:val="24"/>
-        </w:rPr>
-        <w:br/>
-        <w:t>Many educational resource platforms provide restricted access to study materials and require subscriptions or special permissions, making it difficult for all students to access necessary academic resources equally.</w:t>
-      </w:r>
-    </w:p>
-    <w:p>
-      <w:pPr>
-        <w:pStyle w:val="ListParagraph"/>
-        <w:numPr>
-          <w:ilvl w:val="0"/>
-          <w:numId w:val="12"/>
-        </w:numPr>
-        <w:spacing w:line="360" w:lineRule="auto"/>
-        <w:rPr>
-          <w:rFonts w:cs="Times New Roman"/>
-          <w:szCs w:val="24"/>
-        </w:rPr>
-      </w:pPr>
-      <w:r>
-        <w:rPr>
-          <w:rFonts w:cs="Times New Roman"/>
+          <w:sz w:val="27"/>
+        </w:rPr>
+      </w:pPr>
+      <w:r>
+        <w:rPr>
           <w:b/>
-          <w:bCs/>
-          <w:szCs w:val="24"/>
-        </w:rPr>
-        <w:t>Unorganized Resource Sharing:</w:t>
-      </w:r>
-      <w:r>
-        <w:rPr>
-          <w:rFonts w:cs="Times New Roman"/>
-          <w:szCs w:val="24"/>
-        </w:rPr>
-        <w:br/>
-        <w:t>Students often depend on messaging groups, social media platforms, or shared drives for exchanging study materials. These platforms lack proper organization, categorization, and efficient search functionality, making resource management difficult.</w:t>
-      </w:r>
-    </w:p>
-    <w:p>
-      <w:pPr>
-        <w:pStyle w:val="ListParagraph"/>
-        <w:numPr>
-          <w:ilvl w:val="0"/>
-          <w:numId w:val="12"/>
-        </w:numPr>
-        <w:spacing w:line="360" w:lineRule="auto"/>
-        <w:rPr>
-          <w:rFonts w:cs="Times New Roman"/>
-          <w:b/>
-          <w:bCs/>
-          <w:szCs w:val="24"/>
-        </w:rPr>
-      </w:pPr>
-      <w:r>
-        <w:rPr>
-          <w:rFonts w:cs="Times New Roman"/>
-          <w:b/>
-          <w:bCs/>
-          <w:szCs w:val="24"/>
-        </w:rPr>
-        <w:t>Lack of Properly Integrated and Student-Focused Features:</w:t>
-      </w:r>
-    </w:p>
-    <w:p>
-      <w:pPr>
-        <w:pStyle w:val="ListParagraph"/>
-        <w:spacing w:line="360" w:lineRule="auto"/>
-        <w:rPr>
-          <w:rFonts w:cs="Times New Roman"/>
-          <w:szCs w:val="24"/>
-        </w:rPr>
-      </w:pPr>
-      <w:r>
-        <w:rPr>
-          <w:rFonts w:cs="Times New Roman"/>
-          <w:szCs w:val="24"/>
-        </w:rPr>
-        <w:t>Although different systems for academic resource sharing already exist, many of them do not provide all the required features within a single organized platform. Students may need to use multiple applications for sharing materials, requesting resources, communication, and searching study content, which reduces efficiency and convenience.</w:t>
-      </w:r>
-    </w:p>
-    <w:p>
-      <w:pPr>
-        <w:pStyle w:val="ListParagraph"/>
-        <w:numPr>
-          <w:ilvl w:val="0"/>
-          <w:numId w:val="12"/>
-        </w:numPr>
-        <w:spacing w:line="360" w:lineRule="auto"/>
-        <w:rPr>
-          <w:rFonts w:cs="Times New Roman"/>
-          <w:szCs w:val="24"/>
-        </w:rPr>
-      </w:pPr>
-      <w:r>
-        <w:rPr>
-          <w:rFonts w:cs="Times New Roman"/>
-          <w:b/>
-          <w:bCs/>
-          <w:szCs w:val="24"/>
-        </w:rPr>
-        <w:t>Difficulty in Requesting Specific Resources:</w:t>
-      </w:r>
-      <w:r>
-        <w:rPr>
-          <w:rFonts w:cs="Times New Roman"/>
-          <w:szCs w:val="24"/>
-        </w:rPr>
-        <w:br/>
-        <w:t>Most existing systems mainly focus on sharing materials and do not provide a proper mechanism for students to request specific notes, assignments, or past examination papers when needed.</w:t>
-      </w:r>
-    </w:p>
-    <w:p>
-      <w:pPr>
-        <w:pStyle w:val="ListParagraph"/>
-        <w:numPr>
-          <w:ilvl w:val="0"/>
-          <w:numId w:val="12"/>
-        </w:numPr>
-        <w:spacing w:line="360" w:lineRule="auto"/>
-        <w:rPr>
-          <w:rFonts w:cs="Times New Roman"/>
-          <w:szCs w:val="24"/>
-        </w:rPr>
-      </w:pPr>
-      <w:r>
-        <w:rPr>
-          <w:rFonts w:cs="Times New Roman"/>
-          <w:b/>
-          <w:bCs/>
-          <w:szCs w:val="24"/>
-        </w:rPr>
-        <w:t>Poor Resource Management:</w:t>
-      </w:r>
-      <w:r>
-        <w:rPr>
-          <w:rFonts w:cs="Times New Roman"/>
-          <w:szCs w:val="24"/>
-        </w:rPr>
-        <w:br/>
-        <w:t>Many existing sharing methods do not maintain proper records, categories, or user management features, which leads to inefficient searching, duplicate resources, and difficulty in maintaining resource quality and security.</w:t>
+        </w:rPr>
+        <w:t>Relevance to Study-Buddy</w:t>
+      </w:r>
+    </w:p>
+    <w:p>
+      <w:pPr>
+        <w:pStyle w:val="NormalWeb"/>
+        <w:spacing w:line="360" w:lineRule="auto"/>
+      </w:pPr>
+      <w:r>
+        <w:t>Unlike Google Classroom, Study-Buddy encourages peer-to-peer resource sharing and allows students to request missing study materials through a dedicated Request Board.</w:t>
       </w:r>
     </w:p>
     <w:p>
       <w:pPr>
         <w:pStyle w:val="Heading2"/>
-        <w:rPr>
-          <w:rFonts w:cs="Times New Roman"/>
-        </w:rPr>
-      </w:pPr>
-      <w:bookmarkStart w:id="48" w:name="_Toc233811479"/>
-      <w:r>
-        <w:rPr>
-          <w:rFonts w:cs="Times New Roman"/>
-        </w:rPr>
-        <w:t>3</w:t>
-      </w:r>
-      <w:r>
-        <w:rPr>
-          <w:rFonts w:cs="Times New Roman"/>
-        </w:rPr>
-        <w:t xml:space="preserve">.2 </w:t>
-      </w:r>
-      <w:r>
-        <w:rPr>
-          <w:rFonts w:cs="Times New Roman"/>
-        </w:rPr>
-        <w:t>Proposed Solutions</w:t>
-      </w:r>
-      <w:bookmarkEnd w:id="48"/>
-    </w:p>
-    <w:p>
-      <w:pPr>
-        <w:pStyle w:val="ListParagraph"/>
-        <w:numPr>
-          <w:ilvl w:val="0"/>
-          <w:numId w:val="30"/>
-        </w:numPr>
-        <w:spacing w:before="240" w:line="360" w:lineRule="auto"/>
-        <w:jc w:val="both"/>
-        <w:rPr>
-          <w:rFonts w:cs="Times New Roman"/>
-          <w:b/>
-          <w:szCs w:val="24"/>
-        </w:rPr>
-      </w:pPr>
-      <w:r>
-        <w:rPr>
-          <w:rFonts w:cs="Times New Roman"/>
-          <w:b/>
-          <w:szCs w:val="24"/>
-        </w:rPr>
-        <w:t>Centralized Resource Management:</w:t>
-      </w:r>
-    </w:p>
-    <w:p>
-      <w:pPr>
-        <w:pStyle w:val="ListParagraph"/>
-        <w:spacing w:line="360" w:lineRule="auto"/>
-        <w:jc w:val="both"/>
-        <w:rPr>
-          <w:rFonts w:cs="Times New Roman"/>
-          <w:szCs w:val="24"/>
-        </w:rPr>
-      </w:pPr>
-      <w:r>
-        <w:rPr>
-          <w:rFonts w:cs="Times New Roman"/>
-          <w:szCs w:val="24"/>
-        </w:rPr>
-        <w:t>The application provides a single platform where students can upload, store, and access study materials such as notes, assignments, and past exam papers in an organized manner.</w:t>
-      </w:r>
-    </w:p>
-    <w:p>
-      <w:pPr>
-        <w:pStyle w:val="ListParagraph"/>
-        <w:numPr>
-          <w:ilvl w:val="0"/>
-          <w:numId w:val="30"/>
-        </w:numPr>
-        <w:spacing w:line="360" w:lineRule="auto"/>
-        <w:jc w:val="both"/>
-        <w:rPr>
-          <w:rFonts w:cs="Times New Roman"/>
-          <w:b/>
-          <w:szCs w:val="24"/>
-        </w:rPr>
-      </w:pPr>
-      <w:r>
-        <w:rPr>
-          <w:rFonts w:cs="Times New Roman"/>
-          <w:b/>
-          <w:szCs w:val="24"/>
-        </w:rPr>
-        <w:t>User Authentication and Access Control:</w:t>
-      </w:r>
-    </w:p>
-    <w:p>
-      <w:pPr>
-        <w:pStyle w:val="ListParagraph"/>
-        <w:spacing w:line="360" w:lineRule="auto"/>
-        <w:jc w:val="both"/>
-        <w:rPr>
-          <w:rFonts w:cs="Times New Roman"/>
-          <w:szCs w:val="24"/>
-        </w:rPr>
-      </w:pPr>
-      <w:r>
-        <w:rPr>
-          <w:rFonts w:cs="Times New Roman"/>
-          <w:szCs w:val="24"/>
-        </w:rPr>
-        <w:lastRenderedPageBreak/>
-        <w:t>Study Buddy includes a secure login system with user roles (e.g., students and administrators) to ensure authorized access and protect academic resources.</w:t>
-      </w:r>
-    </w:p>
-    <w:p>
-      <w:pPr>
-        <w:pStyle w:val="ListParagraph"/>
-        <w:numPr>
-          <w:ilvl w:val="0"/>
-          <w:numId w:val="30"/>
-        </w:numPr>
-        <w:spacing w:line="360" w:lineRule="auto"/>
-        <w:jc w:val="both"/>
-        <w:rPr>
-          <w:rFonts w:cs="Times New Roman"/>
-          <w:b/>
-          <w:szCs w:val="24"/>
-        </w:rPr>
-      </w:pPr>
-      <w:r>
-        <w:rPr>
-          <w:rFonts w:cs="Times New Roman"/>
-          <w:b/>
-          <w:szCs w:val="24"/>
-        </w:rPr>
-        <w:t>Organized Categorization and Search:</w:t>
-      </w:r>
-    </w:p>
-    <w:p>
-      <w:pPr>
-        <w:pStyle w:val="ListParagraph"/>
-        <w:spacing w:line="360" w:lineRule="auto"/>
-        <w:jc w:val="both"/>
-        <w:rPr>
-          <w:rFonts w:cs="Times New Roman"/>
-          <w:szCs w:val="24"/>
-        </w:rPr>
-      </w:pPr>
-      <w:r>
-        <w:rPr>
-          <w:rFonts w:cs="Times New Roman"/>
-          <w:szCs w:val="24"/>
-        </w:rPr>
-        <w:t>Resources are categorized based on subject, semester, course, and type. An efficient search functionality allows users to quickly find required materials without browsing through multiple platforms.</w:t>
-      </w:r>
-    </w:p>
-    <w:p>
-      <w:pPr>
-        <w:pStyle w:val="ListParagraph"/>
-        <w:numPr>
-          <w:ilvl w:val="0"/>
-          <w:numId w:val="30"/>
-        </w:numPr>
-        <w:spacing w:line="360" w:lineRule="auto"/>
-        <w:jc w:val="both"/>
-        <w:rPr>
-          <w:rFonts w:cs="Times New Roman"/>
-          <w:b/>
-          <w:szCs w:val="24"/>
-        </w:rPr>
-      </w:pPr>
-      <w:r>
-        <w:rPr>
-          <w:rFonts w:cs="Times New Roman"/>
-          <w:b/>
-          <w:szCs w:val="24"/>
-        </w:rPr>
-        <w:t>Resource Request System:</w:t>
-      </w:r>
-    </w:p>
-    <w:p>
-      <w:pPr>
-        <w:pStyle w:val="ListParagraph"/>
-        <w:spacing w:line="360" w:lineRule="auto"/>
-        <w:jc w:val="both"/>
-        <w:rPr>
-          <w:rFonts w:cs="Times New Roman"/>
-          <w:szCs w:val="24"/>
-        </w:rPr>
-      </w:pPr>
-      <w:r>
-        <w:rPr>
-          <w:rFonts w:cs="Times New Roman"/>
-          <w:szCs w:val="24"/>
-        </w:rPr>
-        <w:t>Students can submit requests for specific study materials. Other users or administrators can respond by uploading the requested resources, improving collaboration and academic support.</w:t>
-      </w:r>
-    </w:p>
-    <w:p>
-      <w:pPr>
-        <w:pStyle w:val="ListParagraph"/>
-        <w:numPr>
-          <w:ilvl w:val="0"/>
-          <w:numId w:val="30"/>
-        </w:numPr>
-        <w:spacing w:line="360" w:lineRule="auto"/>
-        <w:jc w:val="both"/>
-        <w:rPr>
-          <w:rFonts w:cs="Times New Roman"/>
-          <w:b/>
-          <w:szCs w:val="24"/>
-        </w:rPr>
-      </w:pPr>
-      <w:r>
-        <w:rPr>
-          <w:rFonts w:cs="Times New Roman"/>
-          <w:b/>
-          <w:szCs w:val="24"/>
-        </w:rPr>
-        <w:t>Efficient Resource Tracking and Management:</w:t>
-      </w:r>
-    </w:p>
-    <w:p>
-      <w:pPr>
-        <w:pStyle w:val="ListParagraph"/>
-        <w:spacing w:line="360" w:lineRule="auto"/>
-        <w:jc w:val="both"/>
-        <w:rPr>
-          <w:rFonts w:cs="Times New Roman"/>
-          <w:szCs w:val="24"/>
-        </w:rPr>
-      </w:pPr>
-      <w:r>
-        <w:rPr>
-          <w:rFonts w:cs="Times New Roman"/>
-          <w:szCs w:val="24"/>
-        </w:rPr>
-        <w:t>The system maintains proper records of uploaded files, users, and categories. This helps prevent duplication, ensures better quality control, and improves overall resource management.</w:t>
-      </w:r>
-    </w:p>
-    <w:p>
-      <w:pPr>
-        <w:pStyle w:val="ListParagraph"/>
-        <w:numPr>
-          <w:ilvl w:val="0"/>
-          <w:numId w:val="30"/>
-        </w:numPr>
-        <w:spacing w:line="360" w:lineRule="auto"/>
-        <w:jc w:val="both"/>
-        <w:rPr>
-          <w:rFonts w:cs="Times New Roman"/>
-          <w:b/>
-          <w:szCs w:val="24"/>
-        </w:rPr>
-      </w:pPr>
-      <w:r>
-        <w:rPr>
-          <w:rFonts w:cs="Times New Roman"/>
-          <w:b/>
-          <w:szCs w:val="24"/>
-        </w:rPr>
-        <w:t>Improved Accessibility and Collaboration</w:t>
-      </w:r>
-      <w:r>
-        <w:rPr>
-          <w:rFonts w:cs="Times New Roman"/>
-          <w:b/>
-          <w:szCs w:val="24"/>
-        </w:rPr>
-        <w:t xml:space="preserve"> Learning</w:t>
-      </w:r>
-      <w:r>
-        <w:rPr>
-          <w:rFonts w:cs="Times New Roman"/>
-          <w:b/>
-          <w:szCs w:val="24"/>
-        </w:rPr>
-        <w:t>:</w:t>
-      </w:r>
-    </w:p>
-    <w:p>
-      <w:pPr>
-        <w:pStyle w:val="ListParagraph"/>
-        <w:spacing w:line="360" w:lineRule="auto"/>
-        <w:jc w:val="both"/>
-        <w:rPr>
-          <w:rFonts w:cs="Times New Roman"/>
-          <w:szCs w:val="24"/>
-        </w:rPr>
-      </w:pPr>
-      <w:r>
-        <w:rPr>
-          <w:rFonts w:cs="Times New Roman"/>
-          <w:szCs w:val="24"/>
-        </w:rPr>
-        <w:t>Since the application is desktop-based and institution-focused, it ensures equal access to academic resources and encourages peer-to-peer learning in a structured environment.</w:t>
-      </w:r>
-    </w:p>
-    <w:p>
-      <w:pPr>
-        <w:spacing w:line="360" w:lineRule="auto"/>
-        <w:jc w:val="both"/>
-        <w:rPr>
-          <w:rFonts w:cs="Times New Roman"/>
-        </w:rPr>
-      </w:pPr>
-    </w:p>
-    <w:p>
-      <w:pPr>
-        <w:spacing w:line="360" w:lineRule="auto"/>
-        <w:rPr>
-          <w:rFonts w:cs="Times New Roman"/>
-          <w:bCs/>
-        </w:rPr>
-      </w:pPr>
-    </w:p>
-    <w:p>
-      <w:pPr>
-        <w:spacing w:line="360" w:lineRule="auto"/>
-        <w:rPr>
-          <w:rFonts w:cs="Times New Roman"/>
-          <w:bCs/>
-        </w:rPr>
-      </w:pPr>
-    </w:p>
-    <w:p>
-      <w:pPr>
-        <w:spacing w:line="360" w:lineRule="auto"/>
-        <w:rPr>
-          <w:rFonts w:cs="Times New Roman"/>
-        </w:rPr>
-      </w:pPr>
-    </w:p>
-    <w:p>
-      <w:pPr>
-        <w:spacing w:line="360" w:lineRule="auto"/>
-        <w:rPr>
-          <w:rFonts w:cs="Times New Roman"/>
-        </w:rPr>
-      </w:pPr>
-    </w:p>
-    <w:p>
-      <w:pPr>
-        <w:spacing w:line="360" w:lineRule="auto"/>
-        <w:rPr>
-          <w:rFonts w:cs="Times New Roman"/>
-        </w:rPr>
-      </w:pPr>
-    </w:p>
-    <w:p>
-      <w:pPr>
-        <w:spacing w:line="360" w:lineRule="auto"/>
-        <w:rPr>
-          <w:rFonts w:cs="Times New Roman"/>
-        </w:rPr>
-      </w:pPr>
-    </w:p>
-    <w:p>
-      <w:pPr>
-        <w:spacing w:line="360" w:lineRule="auto"/>
-        <w:rPr>
-          <w:rFonts w:cs="Times New Roman"/>
-        </w:rPr>
-      </w:pPr>
-    </w:p>
-    <w:p>
-      <w:pPr>
-        <w:spacing w:line="360" w:lineRule="auto"/>
-        <w:rPr>
-          <w:rFonts w:cs="Times New Roman"/>
-        </w:rPr>
-      </w:pPr>
-    </w:p>
-    <w:p>
-      <w:pPr>
-        <w:spacing w:line="360" w:lineRule="auto"/>
-        <w:rPr>
-          <w:rFonts w:cs="Times New Roman"/>
-        </w:rPr>
-      </w:pPr>
-    </w:p>
-    <w:p>
-      <w:pPr>
-        <w:pStyle w:val="Heading1"/>
-        <w:spacing w:before="0" w:after="160" w:line="360" w:lineRule="auto"/>
-        <w:jc w:val="center"/>
-        <w:rPr>
-          <w:rFonts w:cs="Times New Roman"/>
-          <w:bCs/>
-          <w:color w:val="auto"/>
-        </w:rPr>
-      </w:pPr>
-      <w:bookmarkStart w:id="49" w:name="_Toc233811480"/>
-      <w:bookmarkStart w:id="50" w:name="_Toc196923486"/>
-      <w:bookmarkEnd w:id="40"/>
-      <w:r>
-        <w:rPr>
-          <w:rFonts w:cs="Times New Roman"/>
-          <w:bCs/>
-          <w:color w:val="auto"/>
-        </w:rPr>
-        <w:lastRenderedPageBreak/>
-        <w:t>4</w:t>
-      </w:r>
-      <w:r>
-        <w:rPr>
-          <w:rFonts w:cs="Times New Roman"/>
-          <w:bCs/>
-          <w:color w:val="auto"/>
-        </w:rPr>
-        <w:t xml:space="preserve">. </w:t>
-      </w:r>
-      <w:r>
-        <w:rPr>
-          <w:rFonts w:cs="Times New Roman"/>
-          <w:bCs/>
-          <w:color w:val="auto"/>
-        </w:rPr>
-        <w:t>Requirement Document</w:t>
-      </w:r>
-      <w:bookmarkStart w:id="51" w:name="_Toc204546100"/>
-      <w:bookmarkEnd w:id="49"/>
-    </w:p>
-    <w:p>
-      <w:pPr>
-        <w:pStyle w:val="Heading2"/>
-        <w:rPr>
-          <w:rFonts w:cs="Times New Roman"/>
-        </w:rPr>
-      </w:pPr>
-      <w:bookmarkStart w:id="52" w:name="_Toc233811481"/>
-      <w:r>
-        <w:rPr>
-          <w:rFonts w:cs="Times New Roman"/>
-        </w:rPr>
-        <w:t>4</w:t>
-      </w:r>
-      <w:r>
-        <w:rPr>
-          <w:rFonts w:cs="Times New Roman"/>
-        </w:rPr>
-        <w:t>.1 Functional Requirements</w:t>
-      </w:r>
-      <w:bookmarkEnd w:id="51"/>
-      <w:bookmarkEnd w:id="52"/>
-    </w:p>
-    <w:p>
-      <w:pPr>
-        <w:spacing w:before="240" w:line="360" w:lineRule="auto"/>
-        <w:jc w:val="both"/>
-        <w:rPr>
-          <w:rFonts w:cs="Times New Roman"/>
-          <w:szCs w:val="24"/>
-        </w:rPr>
-      </w:pPr>
-      <w:r>
-        <w:rPr>
-          <w:rFonts w:cs="Times New Roman"/>
-          <w:sz w:val="28"/>
-          <w:szCs w:val="28"/>
-        </w:rPr>
-        <w:t>1</w:t>
-      </w:r>
-      <w:r>
-        <w:rPr>
-          <w:rFonts w:cs="Times New Roman"/>
-          <w:szCs w:val="24"/>
-        </w:rPr>
-        <w:t xml:space="preserve">. </w:t>
-      </w:r>
-      <w:r>
-        <w:rPr>
-          <w:rFonts w:cs="Times New Roman"/>
-          <w:szCs w:val="24"/>
-        </w:rPr>
-        <w:t>User Authentication &amp; Profiles</w:t>
-      </w:r>
-    </w:p>
-    <w:p>
-      <w:pPr>
-        <w:pStyle w:val="ListParagraph"/>
-        <w:numPr>
-          <w:ilvl w:val="0"/>
-          <w:numId w:val="7"/>
-        </w:numPr>
-        <w:spacing w:line="360" w:lineRule="auto"/>
-        <w:jc w:val="both"/>
-        <w:rPr>
-          <w:rFonts w:eastAsia="Times New Roman" w:cs="Times New Roman"/>
-          <w:szCs w:val="24"/>
-        </w:rPr>
-      </w:pPr>
-      <w:r>
-        <w:rPr>
-          <w:rFonts w:eastAsia="Times New Roman" w:cs="Times New Roman"/>
-          <w:szCs w:val="24"/>
-        </w:rPr>
-        <w:t xml:space="preserve">Register users with email and password </w:t>
-      </w:r>
-    </w:p>
-    <w:p>
-      <w:pPr>
-        <w:pStyle w:val="ListParagraph"/>
-        <w:numPr>
-          <w:ilvl w:val="0"/>
-          <w:numId w:val="7"/>
-        </w:numPr>
-        <w:spacing w:line="360" w:lineRule="auto"/>
-        <w:jc w:val="both"/>
-        <w:rPr>
-          <w:rFonts w:eastAsia="Times New Roman" w:cs="Times New Roman"/>
-          <w:szCs w:val="24"/>
-        </w:rPr>
-      </w:pPr>
-      <w:r>
-        <w:rPr>
-          <w:rFonts w:eastAsia="Times New Roman" w:cs="Times New Roman"/>
-          <w:szCs w:val="24"/>
-        </w:rPr>
-        <w:t xml:space="preserve">Login users securely into the system </w:t>
-      </w:r>
-    </w:p>
-    <w:p>
-      <w:pPr>
-        <w:pStyle w:val="ListParagraph"/>
-        <w:numPr>
-          <w:ilvl w:val="0"/>
-          <w:numId w:val="7"/>
-        </w:numPr>
-        <w:spacing w:line="360" w:lineRule="auto"/>
-        <w:jc w:val="both"/>
-        <w:rPr>
-          <w:rFonts w:eastAsia="Times New Roman" w:cs="Times New Roman"/>
-          <w:szCs w:val="24"/>
-        </w:rPr>
-      </w:pPr>
-      <w:r>
-        <w:rPr>
-          <w:rFonts w:eastAsia="Times New Roman" w:cs="Times New Roman"/>
-          <w:szCs w:val="24"/>
-        </w:rPr>
-        <w:t xml:space="preserve">Create and manage user profiles (name, course, details) </w:t>
-      </w:r>
-    </w:p>
-    <w:p>
-      <w:pPr>
-        <w:pStyle w:val="ListParagraph"/>
-        <w:numPr>
-          <w:ilvl w:val="0"/>
-          <w:numId w:val="7"/>
-        </w:numPr>
-        <w:spacing w:line="360" w:lineRule="auto"/>
-        <w:jc w:val="both"/>
-        <w:rPr>
-          <w:rFonts w:eastAsia="Times New Roman" w:cs="Times New Roman"/>
-          <w:szCs w:val="24"/>
-        </w:rPr>
-      </w:pPr>
-      <w:r>
-        <w:rPr>
-          <w:rFonts w:eastAsia="Times New Roman" w:cs="Times New Roman"/>
-          <w:szCs w:val="24"/>
-        </w:rPr>
-        <w:t>Store passwords in encrypted form</w:t>
-      </w:r>
-    </w:p>
-    <w:p>
-      <w:pPr>
-        <w:spacing w:line="360" w:lineRule="auto"/>
-        <w:jc w:val="both"/>
-        <w:rPr>
-          <w:rFonts w:cs="Times New Roman"/>
-          <w:szCs w:val="24"/>
-        </w:rPr>
-      </w:pPr>
-      <w:r>
-        <w:rPr>
-          <w:rFonts w:cs="Times New Roman"/>
-          <w:szCs w:val="24"/>
-        </w:rPr>
-        <w:t>2.</w:t>
-      </w:r>
-      <w:r>
-        <w:rPr>
-          <w:rFonts w:cs="Times New Roman"/>
-          <w:szCs w:val="24"/>
-        </w:rPr>
-        <w:t xml:space="preserve"> </w:t>
-      </w:r>
-      <w:r>
-        <w:rPr>
-          <w:rFonts w:cs="Times New Roman"/>
-          <w:szCs w:val="24"/>
-        </w:rPr>
-        <w:t>Upload &amp; Resource Management</w:t>
-      </w:r>
-    </w:p>
-    <w:p>
-      <w:pPr>
-        <w:pStyle w:val="ListParagraph"/>
-        <w:numPr>
-          <w:ilvl w:val="0"/>
-          <w:numId w:val="7"/>
-        </w:numPr>
-        <w:spacing w:line="360" w:lineRule="auto"/>
-        <w:jc w:val="both"/>
-        <w:rPr>
-          <w:rFonts w:eastAsia="Times New Roman" w:cs="Times New Roman"/>
-          <w:szCs w:val="24"/>
-        </w:rPr>
-      </w:pPr>
-      <w:r>
-        <w:rPr>
-          <w:rFonts w:eastAsia="Times New Roman" w:cs="Times New Roman"/>
-          <w:szCs w:val="24"/>
-        </w:rPr>
-        <w:t xml:space="preserve">Upload study materials (notes, assignments, past papers) </w:t>
-      </w:r>
-    </w:p>
-    <w:p>
-      <w:pPr>
-        <w:pStyle w:val="ListParagraph"/>
-        <w:numPr>
-          <w:ilvl w:val="0"/>
-          <w:numId w:val="7"/>
-        </w:numPr>
-        <w:spacing w:line="360" w:lineRule="auto"/>
-        <w:jc w:val="both"/>
-        <w:rPr>
-          <w:rFonts w:eastAsia="Times New Roman" w:cs="Times New Roman"/>
-          <w:szCs w:val="24"/>
-        </w:rPr>
-      </w:pPr>
-      <w:r>
-        <w:rPr>
-          <w:rFonts w:eastAsia="Times New Roman" w:cs="Times New Roman"/>
-          <w:szCs w:val="24"/>
-        </w:rPr>
-        <w:t>A</w:t>
-      </w:r>
-      <w:r>
-        <w:rPr>
-          <w:rFonts w:eastAsia="Times New Roman" w:cs="Times New Roman"/>
-          <w:szCs w:val="24"/>
-        </w:rPr>
-        <w:t xml:space="preserve">dd subject and course </w:t>
-      </w:r>
-      <w:r>
-        <w:rPr>
-          <w:rFonts w:eastAsia="Times New Roman" w:cs="Times New Roman"/>
-          <w:szCs w:val="24"/>
-        </w:rPr>
-        <w:t xml:space="preserve">details </w:t>
-      </w:r>
-    </w:p>
-    <w:p>
-      <w:pPr>
-        <w:pStyle w:val="ListParagraph"/>
-        <w:numPr>
-          <w:ilvl w:val="0"/>
-          <w:numId w:val="7"/>
-        </w:numPr>
-        <w:spacing w:line="360" w:lineRule="auto"/>
-        <w:jc w:val="both"/>
-        <w:rPr>
-          <w:rFonts w:eastAsia="Times New Roman" w:cs="Times New Roman"/>
-          <w:szCs w:val="24"/>
-        </w:rPr>
-      </w:pPr>
-      <w:r>
-        <w:rPr>
-          <w:rFonts w:eastAsia="Times New Roman" w:cs="Times New Roman"/>
-          <w:szCs w:val="24"/>
-        </w:rPr>
-        <w:t xml:space="preserve">Search and download resources </w:t>
-      </w:r>
-    </w:p>
-    <w:p>
-      <w:pPr>
-        <w:pStyle w:val="ListParagraph"/>
-        <w:numPr>
-          <w:ilvl w:val="0"/>
-          <w:numId w:val="3"/>
-        </w:numPr>
-        <w:spacing w:line="360" w:lineRule="auto"/>
-        <w:jc w:val="both"/>
-        <w:rPr>
-          <w:rFonts w:cs="Times New Roman"/>
-          <w:szCs w:val="24"/>
-        </w:rPr>
-      </w:pPr>
-      <w:r>
-        <w:rPr>
-          <w:rFonts w:eastAsia="Times New Roman" w:cs="Times New Roman"/>
-          <w:szCs w:val="24"/>
-        </w:rPr>
-        <w:t>Preview available materials</w:t>
-      </w:r>
-    </w:p>
-    <w:p>
-      <w:pPr>
-        <w:spacing w:line="360" w:lineRule="auto"/>
-        <w:jc w:val="both"/>
-        <w:rPr>
-          <w:rFonts w:cs="Times New Roman"/>
-          <w:szCs w:val="24"/>
-        </w:rPr>
-      </w:pPr>
-      <w:r>
-        <w:rPr>
-          <w:rFonts w:cs="Times New Roman"/>
-          <w:szCs w:val="24"/>
-        </w:rPr>
-        <w:t>3.</w:t>
-      </w:r>
-      <w:r>
-        <w:rPr>
-          <w:rFonts w:cs="Times New Roman"/>
-          <w:szCs w:val="24"/>
-        </w:rPr>
-        <w:t xml:space="preserve">  </w:t>
-      </w:r>
-      <w:r>
-        <w:rPr>
-          <w:rFonts w:cs="Times New Roman"/>
-          <w:szCs w:val="24"/>
-        </w:rPr>
-        <w:t>Request Board</w:t>
-      </w:r>
-    </w:p>
-    <w:p>
-      <w:pPr>
-        <w:pStyle w:val="ListParagraph"/>
-        <w:numPr>
-          <w:ilvl w:val="0"/>
-          <w:numId w:val="3"/>
-        </w:numPr>
-        <w:spacing w:line="360" w:lineRule="auto"/>
-        <w:jc w:val="both"/>
-        <w:rPr>
-          <w:rFonts w:eastAsia="Times New Roman" w:cs="Times New Roman"/>
-          <w:szCs w:val="24"/>
-        </w:rPr>
-      </w:pPr>
-      <w:r>
-        <w:rPr>
-          <w:rFonts w:eastAsia="Times New Roman" w:cs="Times New Roman"/>
-          <w:szCs w:val="24"/>
-        </w:rPr>
-        <w:t xml:space="preserve">Post requests for specific study materials </w:t>
-      </w:r>
-    </w:p>
-    <w:p>
-      <w:pPr>
-        <w:pStyle w:val="ListParagraph"/>
-        <w:numPr>
-          <w:ilvl w:val="0"/>
-          <w:numId w:val="3"/>
-        </w:numPr>
-        <w:spacing w:line="360" w:lineRule="auto"/>
-        <w:jc w:val="both"/>
-        <w:rPr>
-          <w:rFonts w:eastAsia="Times New Roman" w:cs="Times New Roman"/>
-          <w:szCs w:val="24"/>
-        </w:rPr>
-      </w:pPr>
-      <w:r>
-        <w:rPr>
-          <w:rFonts w:eastAsia="Times New Roman" w:cs="Times New Roman"/>
-          <w:szCs w:val="24"/>
-        </w:rPr>
-        <w:t xml:space="preserve">Add subject and description in requests </w:t>
-      </w:r>
-    </w:p>
-    <w:p>
-      <w:pPr>
-        <w:pStyle w:val="ListParagraph"/>
-        <w:numPr>
-          <w:ilvl w:val="0"/>
-          <w:numId w:val="3"/>
-        </w:numPr>
-        <w:spacing w:line="360" w:lineRule="auto"/>
-        <w:jc w:val="both"/>
-        <w:rPr>
-          <w:rFonts w:eastAsia="Times New Roman" w:cs="Times New Roman"/>
-          <w:szCs w:val="24"/>
-        </w:rPr>
-      </w:pPr>
-      <w:r>
-        <w:rPr>
-          <w:rFonts w:eastAsia="Times New Roman" w:cs="Times New Roman"/>
-          <w:szCs w:val="24"/>
-        </w:rPr>
-        <w:t xml:space="preserve">Respond to requests by uploading resources </w:t>
-      </w:r>
-    </w:p>
-    <w:p>
-      <w:pPr>
-        <w:spacing w:line="360" w:lineRule="auto"/>
-        <w:jc w:val="both"/>
-        <w:rPr>
-          <w:rFonts w:cs="Times New Roman"/>
-          <w:szCs w:val="24"/>
-        </w:rPr>
-      </w:pPr>
-      <w:r>
-        <w:rPr>
-          <w:rFonts w:cs="Times New Roman"/>
-          <w:szCs w:val="24"/>
-        </w:rPr>
-        <w:t>4.</w:t>
-      </w:r>
-      <w:r>
-        <w:rPr>
-          <w:rFonts w:cs="Times New Roman"/>
-          <w:szCs w:val="24"/>
-        </w:rPr>
-        <w:t xml:space="preserve"> </w:t>
-      </w:r>
-      <w:r>
-        <w:rPr>
-          <w:rFonts w:cs="Times New Roman"/>
-          <w:szCs w:val="24"/>
-        </w:rPr>
-        <w:t>Search &amp; Filters</w:t>
-      </w:r>
-    </w:p>
-    <w:p>
-      <w:pPr>
-        <w:pStyle w:val="ListParagraph"/>
-        <w:numPr>
-          <w:ilvl w:val="0"/>
-          <w:numId w:val="3"/>
-        </w:numPr>
-        <w:spacing w:line="360" w:lineRule="auto"/>
-        <w:jc w:val="both"/>
-        <w:rPr>
-          <w:rFonts w:eastAsia="Times New Roman" w:cs="Times New Roman"/>
-          <w:szCs w:val="24"/>
-        </w:rPr>
-      </w:pPr>
-      <w:r>
-        <w:rPr>
-          <w:rFonts w:eastAsia="Times New Roman" w:cs="Times New Roman"/>
-          <w:szCs w:val="24"/>
-        </w:rPr>
-        <w:t xml:space="preserve">Search resources using keywords or subjects </w:t>
-      </w:r>
-    </w:p>
-    <w:p>
-      <w:pPr>
-        <w:pStyle w:val="ListParagraph"/>
-        <w:numPr>
-          <w:ilvl w:val="0"/>
-          <w:numId w:val="3"/>
-        </w:numPr>
-        <w:spacing w:line="360" w:lineRule="auto"/>
-        <w:jc w:val="both"/>
-        <w:rPr>
-          <w:rFonts w:eastAsia="Times New Roman" w:cs="Times New Roman"/>
-          <w:szCs w:val="24"/>
-        </w:rPr>
-      </w:pPr>
-      <w:r>
-        <w:rPr>
-          <w:rFonts w:eastAsia="Times New Roman" w:cs="Times New Roman"/>
-          <w:szCs w:val="24"/>
-        </w:rPr>
-        <w:t xml:space="preserve">Filter resources by category or type </w:t>
-      </w:r>
-    </w:p>
-    <w:p>
-      <w:pPr>
-        <w:pStyle w:val="ListParagraph"/>
-        <w:numPr>
-          <w:ilvl w:val="0"/>
-          <w:numId w:val="3"/>
-        </w:numPr>
-        <w:spacing w:line="360" w:lineRule="auto"/>
-        <w:jc w:val="both"/>
-        <w:rPr>
-          <w:rFonts w:eastAsia="Times New Roman" w:cs="Times New Roman"/>
-          <w:szCs w:val="24"/>
-        </w:rPr>
-      </w:pPr>
-      <w:r>
-        <w:rPr>
-          <w:rFonts w:eastAsia="Times New Roman" w:cs="Times New Roman"/>
-          <w:szCs w:val="24"/>
-        </w:rPr>
-        <w:t>Sort results for easy access</w:t>
-      </w:r>
-    </w:p>
-    <w:p>
-      <w:pPr>
-        <w:spacing w:line="360" w:lineRule="auto"/>
-        <w:jc w:val="both"/>
-        <w:rPr>
-          <w:rFonts w:cs="Times New Roman"/>
-          <w:szCs w:val="24"/>
-        </w:rPr>
-      </w:pPr>
-      <w:r>
-        <w:rPr>
-          <w:rFonts w:eastAsia="Times New Roman" w:cs="Times New Roman"/>
-          <w:b/>
-          <w:bCs/>
-          <w:szCs w:val="24"/>
-        </w:rPr>
-        <w:t>5.</w:t>
-      </w:r>
-      <w:r>
-        <w:rPr>
-          <w:rFonts w:eastAsia="Times New Roman" w:cs="Times New Roman"/>
-          <w:b/>
-          <w:bCs/>
-          <w:szCs w:val="24"/>
-        </w:rPr>
-        <w:t xml:space="preserve"> </w:t>
-      </w:r>
-      <w:r>
-        <w:rPr>
-          <w:rFonts w:cs="Times New Roman"/>
-          <w:szCs w:val="24"/>
-        </w:rPr>
-        <w:t>Resource Interaction</w:t>
-      </w:r>
-    </w:p>
-    <w:p>
-      <w:pPr>
-        <w:pStyle w:val="ListParagraph"/>
-        <w:numPr>
-          <w:ilvl w:val="0"/>
-          <w:numId w:val="3"/>
-        </w:numPr>
-        <w:spacing w:line="360" w:lineRule="auto"/>
-        <w:jc w:val="both"/>
-        <w:rPr>
-          <w:rFonts w:eastAsia="Times New Roman" w:cs="Times New Roman"/>
-          <w:szCs w:val="24"/>
-        </w:rPr>
-      </w:pPr>
-      <w:r>
-        <w:rPr>
-          <w:rFonts w:eastAsia="Times New Roman" w:cs="Times New Roman"/>
-          <w:szCs w:val="24"/>
-        </w:rPr>
-        <w:t xml:space="preserve">View and download study materials </w:t>
-      </w:r>
-    </w:p>
-    <w:p>
-      <w:pPr>
-        <w:pStyle w:val="ListParagraph"/>
-        <w:numPr>
-          <w:ilvl w:val="0"/>
-          <w:numId w:val="6"/>
-        </w:numPr>
-        <w:spacing w:line="360" w:lineRule="auto"/>
-        <w:jc w:val="both"/>
-        <w:rPr>
-          <w:rFonts w:eastAsia="Times New Roman" w:cs="Times New Roman"/>
-          <w:szCs w:val="24"/>
-        </w:rPr>
-      </w:pPr>
-      <w:r>
-        <w:rPr>
-          <w:rFonts w:eastAsia="Times New Roman" w:cs="Times New Roman"/>
-          <w:szCs w:val="24"/>
-        </w:rPr>
-        <w:t xml:space="preserve">Give comments or grading </w:t>
-      </w:r>
-      <w:r>
-        <w:rPr>
-          <w:rFonts w:eastAsia="Times New Roman" w:cs="Times New Roman"/>
-          <w:szCs w:val="24"/>
-        </w:rPr>
-        <w:t xml:space="preserve">on resources </w:t>
-      </w:r>
-    </w:p>
-    <w:p>
-      <w:pPr>
-        <w:pStyle w:val="ListParagraph"/>
-        <w:numPr>
-          <w:ilvl w:val="0"/>
-          <w:numId w:val="6"/>
-        </w:numPr>
-        <w:spacing w:line="360" w:lineRule="auto"/>
-        <w:jc w:val="both"/>
-        <w:rPr>
-          <w:rFonts w:eastAsia="Times New Roman" w:cs="Times New Roman"/>
-          <w:szCs w:val="24"/>
-        </w:rPr>
-      </w:pPr>
-      <w:r>
-        <w:rPr>
-          <w:rFonts w:eastAsia="Times New Roman" w:cs="Times New Roman"/>
-          <w:szCs w:val="24"/>
-        </w:rPr>
-        <w:t>Identify useful content through ratings</w:t>
-      </w:r>
-      <w:r>
-        <w:rPr>
-          <w:rFonts w:eastAsia="Times New Roman" w:cs="Times New Roman"/>
-          <w:szCs w:val="24"/>
-        </w:rPr>
-        <w:t xml:space="preserve">. </w:t>
-      </w:r>
-    </w:p>
-    <w:p>
-      <w:pPr>
-        <w:spacing w:line="360" w:lineRule="auto"/>
-        <w:jc w:val="both"/>
-        <w:rPr>
-          <w:rFonts w:cs="Times New Roman"/>
-          <w:szCs w:val="24"/>
-        </w:rPr>
-      </w:pPr>
-      <w:r>
-        <w:rPr>
-          <w:rFonts w:cs="Times New Roman"/>
-          <w:szCs w:val="24"/>
-        </w:rPr>
-        <w:t>6.</w:t>
-      </w:r>
-      <w:r>
-        <w:rPr>
-          <w:rFonts w:cs="Times New Roman"/>
-          <w:szCs w:val="24"/>
-        </w:rPr>
-        <w:t xml:space="preserve"> </w:t>
-      </w:r>
-      <w:r>
-        <w:rPr>
-          <w:rFonts w:cs="Times New Roman"/>
-          <w:szCs w:val="24"/>
-        </w:rPr>
-        <w:t>Admin Management</w:t>
-      </w:r>
-    </w:p>
-    <w:p>
-      <w:pPr>
-        <w:pStyle w:val="ListParagraph"/>
-        <w:numPr>
-          <w:ilvl w:val="0"/>
-          <w:numId w:val="13"/>
-        </w:numPr>
-        <w:spacing w:line="360" w:lineRule="auto"/>
-        <w:jc w:val="both"/>
-        <w:rPr>
-          <w:rFonts w:cs="Times New Roman"/>
-          <w:szCs w:val="24"/>
-        </w:rPr>
-      </w:pPr>
-      <w:r>
-        <w:rPr>
-          <w:rFonts w:cs="Times New Roman"/>
-          <w:szCs w:val="24"/>
-        </w:rPr>
-        <w:lastRenderedPageBreak/>
-        <w:t xml:space="preserve">Manage users and uploaded content </w:t>
-      </w:r>
-    </w:p>
-    <w:p>
-      <w:pPr>
-        <w:pStyle w:val="ListParagraph"/>
-        <w:numPr>
-          <w:ilvl w:val="0"/>
-          <w:numId w:val="13"/>
-        </w:numPr>
-        <w:spacing w:line="360" w:lineRule="auto"/>
-        <w:jc w:val="both"/>
-        <w:rPr>
-          <w:rFonts w:cs="Times New Roman"/>
-          <w:szCs w:val="24"/>
-        </w:rPr>
-      </w:pPr>
-      <w:r>
-        <w:rPr>
-          <w:rFonts w:cs="Times New Roman"/>
-          <w:szCs w:val="24"/>
-        </w:rPr>
-        <w:t xml:space="preserve">Remove invalid or duplicate resources </w:t>
-      </w:r>
-    </w:p>
-    <w:p>
-      <w:pPr>
-        <w:pStyle w:val="ListParagraph"/>
-        <w:numPr>
-          <w:ilvl w:val="0"/>
-          <w:numId w:val="13"/>
-        </w:numPr>
-        <w:spacing w:line="360" w:lineRule="auto"/>
-        <w:jc w:val="both"/>
-        <w:rPr>
-          <w:rFonts w:cs="Times New Roman"/>
-          <w:szCs w:val="24"/>
-        </w:rPr>
-      </w:pPr>
-      <w:r>
-        <w:rPr>
-          <w:rFonts w:cs="Times New Roman"/>
-          <w:szCs w:val="24"/>
-        </w:rPr>
-        <w:t xml:space="preserve">Monitor system activities </w:t>
-      </w:r>
-    </w:p>
-    <w:p>
-      <w:pPr>
-        <w:pStyle w:val="Heading2"/>
-        <w:rPr>
-          <w:rFonts w:eastAsia="Times New Roman" w:cs="Times New Roman"/>
-        </w:rPr>
-      </w:pPr>
-      <w:r>
-        <w:rPr>
-          <w:rFonts w:eastAsia="Times New Roman" w:cs="Times New Roman"/>
-        </w:rPr>
-        <w:t xml:space="preserve"> </w:t>
-      </w:r>
-      <w:bookmarkStart w:id="53" w:name="_Toc233811482"/>
-      <w:r>
-        <w:rPr>
-          <w:rFonts w:eastAsia="Times New Roman" w:cs="Times New Roman"/>
-        </w:rPr>
-        <w:t>4</w:t>
-      </w:r>
-      <w:r>
-        <w:rPr>
-          <w:rFonts w:eastAsia="Times New Roman" w:cs="Times New Roman"/>
-        </w:rPr>
-        <w:t>.2</w:t>
-      </w:r>
-      <w:r>
-        <w:rPr>
-          <w:rFonts w:eastAsia="Times New Roman" w:cs="Times New Roman"/>
-        </w:rPr>
-        <w:t xml:space="preserve"> </w:t>
-      </w:r>
-      <w:r>
-        <w:rPr>
-          <w:rFonts w:eastAsia="Times New Roman" w:cs="Times New Roman"/>
-        </w:rPr>
-        <w:t xml:space="preserve">Non-Functional </w:t>
-      </w:r>
-      <w:r>
-        <w:rPr>
-          <w:rFonts w:cs="Times New Roman"/>
-        </w:rPr>
-        <w:t>Requirements</w:t>
-      </w:r>
-      <w:bookmarkEnd w:id="53"/>
-    </w:p>
-    <w:p>
-      <w:pPr>
-        <w:spacing w:before="240" w:line="360" w:lineRule="auto"/>
-        <w:jc w:val="both"/>
-        <w:rPr>
-          <w:rFonts w:cs="Times New Roman"/>
-          <w:szCs w:val="24"/>
-        </w:rPr>
-      </w:pPr>
-      <w:r>
-        <w:rPr>
-          <w:rFonts w:cs="Times New Roman"/>
-          <w:szCs w:val="24"/>
-        </w:rPr>
-        <w:t>1.</w:t>
-      </w:r>
-      <w:r>
-        <w:rPr>
-          <w:rFonts w:cs="Times New Roman"/>
-          <w:szCs w:val="24"/>
-        </w:rPr>
-        <w:t xml:space="preserve">  </w:t>
-      </w:r>
-      <w:r>
-        <w:rPr>
-          <w:rFonts w:cs="Times New Roman"/>
-          <w:szCs w:val="24"/>
-        </w:rPr>
-        <w:t>P</w:t>
-      </w:r>
-      <w:r>
-        <w:rPr>
-          <w:rFonts w:cs="Times New Roman"/>
-          <w:szCs w:val="24"/>
-        </w:rPr>
-        <w:t>erformance</w:t>
-      </w:r>
-    </w:p>
-    <w:p>
-      <w:pPr>
-        <w:numPr>
-          <w:ilvl w:val="0"/>
-          <w:numId w:val="14"/>
-        </w:numPr>
-        <w:spacing w:line="360" w:lineRule="auto"/>
-        <w:jc w:val="both"/>
-        <w:rPr>
-          <w:rFonts w:eastAsia="Times New Roman" w:cs="Times New Roman"/>
-          <w:szCs w:val="24"/>
-        </w:rPr>
-      </w:pPr>
-      <w:r>
-        <w:rPr>
-          <w:rFonts w:eastAsia="Times New Roman" w:cs="Times New Roman"/>
-          <w:szCs w:val="24"/>
-        </w:rPr>
-        <w:t xml:space="preserve">Ensure fast search and response time </w:t>
-      </w:r>
-    </w:p>
-    <w:p>
-      <w:pPr>
-        <w:numPr>
-          <w:ilvl w:val="0"/>
-          <w:numId w:val="14"/>
-        </w:numPr>
-        <w:spacing w:line="360" w:lineRule="auto"/>
-        <w:jc w:val="both"/>
-        <w:rPr>
-          <w:rFonts w:eastAsia="Times New Roman" w:cs="Times New Roman"/>
-          <w:szCs w:val="24"/>
-        </w:rPr>
-      </w:pPr>
-      <w:r>
-        <w:rPr>
-          <w:rFonts w:eastAsia="Times New Roman" w:cs="Times New Roman"/>
-          <w:szCs w:val="24"/>
-        </w:rPr>
-        <w:t xml:space="preserve">Support smooth system operation </w:t>
-      </w:r>
-    </w:p>
-    <w:p>
-      <w:pPr>
-        <w:spacing w:line="360" w:lineRule="auto"/>
-        <w:jc w:val="both"/>
-        <w:rPr>
-          <w:rFonts w:cs="Times New Roman"/>
-          <w:szCs w:val="24"/>
-        </w:rPr>
-      </w:pPr>
-      <w:r>
-        <w:rPr>
-          <w:rFonts w:cs="Times New Roman"/>
-          <w:szCs w:val="24"/>
-        </w:rPr>
-        <w:t>2.</w:t>
-      </w:r>
-      <w:r>
-        <w:rPr>
-          <w:rFonts w:cs="Times New Roman"/>
-          <w:szCs w:val="24"/>
-        </w:rPr>
-        <w:t xml:space="preserve"> Security</w:t>
-      </w:r>
-    </w:p>
-    <w:p>
-      <w:pPr>
-        <w:pStyle w:val="ListParagraph"/>
-        <w:numPr>
-          <w:ilvl w:val="0"/>
-          <w:numId w:val="14"/>
-        </w:numPr>
-        <w:spacing w:line="360" w:lineRule="auto"/>
-        <w:jc w:val="both"/>
-        <w:rPr>
-          <w:rFonts w:eastAsia="Times New Roman" w:cs="Times New Roman"/>
-          <w:szCs w:val="24"/>
-        </w:rPr>
-      </w:pPr>
-      <w:r>
-        <w:rPr>
-          <w:rFonts w:eastAsia="Times New Roman" w:cs="Times New Roman"/>
-          <w:szCs w:val="24"/>
-        </w:rPr>
-        <w:t xml:space="preserve">Secure user login system </w:t>
-      </w:r>
-    </w:p>
-    <w:p>
-      <w:pPr>
-        <w:pStyle w:val="ListParagraph"/>
-        <w:numPr>
-          <w:ilvl w:val="0"/>
-          <w:numId w:val="14"/>
-        </w:numPr>
-        <w:spacing w:line="360" w:lineRule="auto"/>
-        <w:jc w:val="both"/>
-        <w:rPr>
-          <w:rFonts w:eastAsia="Times New Roman" w:cs="Times New Roman"/>
-          <w:szCs w:val="24"/>
-        </w:rPr>
-      </w:pPr>
-      <w:r>
-        <w:rPr>
-          <w:rFonts w:eastAsia="Times New Roman" w:cs="Times New Roman"/>
-          <w:szCs w:val="24"/>
-        </w:rPr>
-        <w:t xml:space="preserve">Protect data using password encryption </w:t>
-      </w:r>
-    </w:p>
-    <w:p>
-      <w:pPr>
-        <w:pStyle w:val="ListParagraph"/>
-        <w:numPr>
-          <w:ilvl w:val="0"/>
-          <w:numId w:val="14"/>
-        </w:numPr>
-        <w:spacing w:line="360" w:lineRule="auto"/>
-        <w:jc w:val="both"/>
-        <w:rPr>
-          <w:rFonts w:eastAsia="Times New Roman" w:cs="Times New Roman"/>
-          <w:szCs w:val="24"/>
-        </w:rPr>
-      </w:pPr>
-      <w:r>
-        <w:rPr>
-          <w:rFonts w:eastAsia="Times New Roman" w:cs="Times New Roman"/>
-          <w:szCs w:val="24"/>
-        </w:rPr>
-        <w:t>Restrict access based on user roles</w:t>
-      </w:r>
-    </w:p>
-    <w:p>
-      <w:pPr>
-        <w:spacing w:line="360" w:lineRule="auto"/>
-        <w:jc w:val="both"/>
-        <w:rPr>
-          <w:rFonts w:cs="Times New Roman"/>
-          <w:szCs w:val="24"/>
-        </w:rPr>
-      </w:pPr>
-      <w:r>
-        <w:rPr>
-          <w:rFonts w:cs="Times New Roman"/>
-          <w:szCs w:val="24"/>
-        </w:rPr>
-        <w:t>3.</w:t>
-      </w:r>
-      <w:r>
-        <w:rPr>
-          <w:rFonts w:cs="Times New Roman"/>
-          <w:szCs w:val="24"/>
-        </w:rPr>
-        <w:t xml:space="preserve">  </w:t>
-      </w:r>
-      <w:r>
-        <w:rPr>
-          <w:rFonts w:cs="Times New Roman"/>
-          <w:szCs w:val="24"/>
-        </w:rPr>
-        <w:t>Usability</w:t>
-      </w:r>
-    </w:p>
-    <w:p>
-      <w:pPr>
-        <w:pStyle w:val="ListParagraph"/>
-        <w:numPr>
-          <w:ilvl w:val="0"/>
-          <w:numId w:val="4"/>
-        </w:numPr>
-        <w:spacing w:line="360" w:lineRule="auto"/>
-        <w:jc w:val="both"/>
-        <w:rPr>
-          <w:rFonts w:eastAsia="Times New Roman" w:cs="Times New Roman"/>
-          <w:szCs w:val="24"/>
-        </w:rPr>
-      </w:pPr>
-      <w:r>
-        <w:rPr>
-          <w:rFonts w:eastAsia="Times New Roman" w:cs="Times New Roman"/>
-          <w:szCs w:val="24"/>
-        </w:rPr>
-        <w:t xml:space="preserve">Design simple and user-friendly interface </w:t>
-      </w:r>
-    </w:p>
-    <w:p>
-      <w:pPr>
-        <w:pStyle w:val="ListParagraph"/>
-        <w:numPr>
-          <w:ilvl w:val="0"/>
-          <w:numId w:val="4"/>
-        </w:numPr>
-        <w:spacing w:line="360" w:lineRule="auto"/>
-        <w:jc w:val="both"/>
-        <w:rPr>
-          <w:rFonts w:cs="Times New Roman"/>
-          <w:szCs w:val="24"/>
-        </w:rPr>
-      </w:pPr>
-      <w:r>
-        <w:rPr>
-          <w:rFonts w:eastAsia="Times New Roman" w:cs="Times New Roman"/>
-          <w:szCs w:val="24"/>
-        </w:rPr>
-        <w:t>Provide easy navigation for all features</w:t>
-      </w:r>
-    </w:p>
-    <w:p>
-      <w:pPr>
-        <w:spacing w:line="360" w:lineRule="auto"/>
-        <w:jc w:val="both"/>
-        <w:rPr>
-          <w:rFonts w:cs="Times New Roman"/>
-          <w:szCs w:val="24"/>
-        </w:rPr>
-      </w:pPr>
-      <w:r>
-        <w:rPr>
-          <w:rFonts w:cs="Times New Roman"/>
-          <w:szCs w:val="24"/>
-        </w:rPr>
-        <w:t>4.</w:t>
-      </w:r>
-      <w:r>
-        <w:rPr>
-          <w:rFonts w:cs="Times New Roman"/>
-          <w:szCs w:val="24"/>
-        </w:rPr>
-        <w:t xml:space="preserve"> </w:t>
-      </w:r>
-      <w:r>
-        <w:rPr>
-          <w:rFonts w:cs="Times New Roman"/>
-          <w:szCs w:val="24"/>
-        </w:rPr>
-        <w:t>Reliability</w:t>
-      </w:r>
-    </w:p>
-    <w:p>
-      <w:pPr>
-        <w:pStyle w:val="ListParagraph"/>
-        <w:numPr>
-          <w:ilvl w:val="0"/>
-          <w:numId w:val="4"/>
-        </w:numPr>
-        <w:spacing w:line="360" w:lineRule="auto"/>
-        <w:jc w:val="both"/>
-        <w:rPr>
-          <w:rFonts w:eastAsia="Times New Roman" w:cs="Times New Roman"/>
-          <w:szCs w:val="24"/>
-        </w:rPr>
-      </w:pPr>
-      <w:r>
-        <w:rPr>
-          <w:rFonts w:eastAsia="Times New Roman" w:cs="Times New Roman"/>
-          <w:szCs w:val="24"/>
-        </w:rPr>
-        <w:t xml:space="preserve">Maintain accurate and consistent data </w:t>
-      </w:r>
-    </w:p>
-    <w:p>
-      <w:pPr>
-        <w:pStyle w:val="ListParagraph"/>
-        <w:numPr>
-          <w:ilvl w:val="0"/>
-          <w:numId w:val="4"/>
-        </w:numPr>
-        <w:spacing w:line="360" w:lineRule="auto"/>
-        <w:jc w:val="both"/>
-        <w:rPr>
-          <w:rFonts w:eastAsia="Times New Roman" w:cs="Times New Roman"/>
-          <w:szCs w:val="24"/>
-        </w:rPr>
-      </w:pPr>
-      <w:r>
-        <w:rPr>
-          <w:rFonts w:eastAsia="Times New Roman" w:cs="Times New Roman"/>
-          <w:szCs w:val="24"/>
-        </w:rPr>
-        <w:t>Store data securely in MS SQL database</w:t>
-      </w:r>
-    </w:p>
-    <w:p>
-      <w:pPr>
-        <w:spacing w:line="360" w:lineRule="auto"/>
-        <w:jc w:val="both"/>
-        <w:rPr>
-          <w:rFonts w:cs="Times New Roman"/>
-          <w:szCs w:val="24"/>
-        </w:rPr>
-      </w:pPr>
-      <w:r>
-        <w:rPr>
-          <w:rFonts w:cs="Times New Roman"/>
-          <w:szCs w:val="24"/>
-        </w:rPr>
-        <w:t>5.</w:t>
-      </w:r>
-      <w:r>
-        <w:rPr>
-          <w:rFonts w:cs="Times New Roman"/>
-          <w:szCs w:val="24"/>
-        </w:rPr>
-        <w:t xml:space="preserve"> </w:t>
-      </w:r>
-      <w:r>
-        <w:rPr>
-          <w:rFonts w:cs="Times New Roman"/>
-          <w:szCs w:val="24"/>
-        </w:rPr>
-        <w:t>Maintainability</w:t>
-      </w:r>
-    </w:p>
-    <w:p>
-      <w:pPr>
-        <w:pStyle w:val="ListParagraph"/>
-        <w:numPr>
-          <w:ilvl w:val="0"/>
-          <w:numId w:val="4"/>
-        </w:numPr>
-        <w:spacing w:line="360" w:lineRule="auto"/>
-        <w:jc w:val="both"/>
-        <w:rPr>
-          <w:rFonts w:eastAsia="Times New Roman" w:cs="Times New Roman"/>
-          <w:szCs w:val="24"/>
-        </w:rPr>
-      </w:pPr>
-      <w:r>
-        <w:rPr>
-          <w:rFonts w:eastAsia="Times New Roman" w:cs="Times New Roman"/>
-          <w:szCs w:val="24"/>
-        </w:rPr>
-        <w:t xml:space="preserve">Develop modular and well-structured code </w:t>
-      </w:r>
-    </w:p>
-    <w:p>
-      <w:pPr>
-        <w:pStyle w:val="ListParagraph"/>
-        <w:numPr>
-          <w:ilvl w:val="0"/>
-          <w:numId w:val="4"/>
-        </w:numPr>
-        <w:spacing w:line="360" w:lineRule="auto"/>
-        <w:jc w:val="both"/>
-        <w:rPr>
-          <w:rFonts w:eastAsia="Times New Roman" w:cs="Times New Roman"/>
-          <w:szCs w:val="24"/>
-        </w:rPr>
-      </w:pPr>
-      <w:r>
-        <w:rPr>
-          <w:rFonts w:eastAsia="Times New Roman" w:cs="Times New Roman"/>
-          <w:szCs w:val="24"/>
-        </w:rPr>
-        <w:t>Allow easy updates and modifications</w:t>
-      </w:r>
-    </w:p>
-    <w:bookmarkEnd w:id="50"/>
-    <w:p>
-      <w:pPr>
-        <w:spacing w:line="360" w:lineRule="auto"/>
-        <w:jc w:val="both"/>
-        <w:rPr>
-          <w:rFonts w:cs="Times New Roman"/>
-        </w:rPr>
-      </w:pPr>
-    </w:p>
-    <w:p>
-      <w:pPr>
-        <w:spacing w:line="360" w:lineRule="auto"/>
-        <w:jc w:val="both"/>
-        <w:rPr>
-          <w:rFonts w:cs="Times New Roman"/>
-        </w:rPr>
-      </w:pPr>
-    </w:p>
-    <w:p>
-      <w:pPr>
-        <w:spacing w:line="360" w:lineRule="auto"/>
-        <w:rPr>
-          <w:rFonts w:cs="Times New Roman"/>
-        </w:rPr>
-      </w:pPr>
-    </w:p>
-    <w:p>
-      <w:pPr>
-        <w:pStyle w:val="Heading2"/>
-        <w:spacing w:after="240"/>
-        <w:rPr>
-          <w:rFonts w:cs="Times New Roman"/>
-        </w:rPr>
-      </w:pPr>
-      <w:bookmarkStart w:id="54" w:name="_Toc233811483"/>
-      <w:r>
-        <w:rPr>
-          <w:rFonts w:cs="Times New Roman"/>
-        </w:rPr>
-        <w:lastRenderedPageBreak/>
-        <w:t>4</w:t>
-      </w:r>
-      <w:r>
-        <w:rPr>
-          <w:rFonts w:cs="Times New Roman"/>
-        </w:rPr>
-        <w:t>.3 Requirement Prioritization Table</w:t>
-      </w:r>
-      <w:bookmarkEnd w:id="54"/>
+        <w:spacing w:line="360" w:lineRule="auto"/>
+      </w:pPr>
+      <w:r>
+        <w:t>2.3 Comparison of Existing Systems</w:t>
+      </w:r>
     </w:p>
     <w:tbl>
       <w:tblPr>
@@ -10914,97 +9245,112 @@
         <w:tblLook w:val="04A0" w:firstRow="1" w:lastRow="0" w:firstColumn="1" w:lastColumn="0" w:noHBand="0" w:noVBand="1"/>
       </w:tblPr>
       <w:tblGrid>
-        <w:gridCol w:w="715"/>
-        <w:gridCol w:w="3510"/>
-        <w:gridCol w:w="1980"/>
-        <w:gridCol w:w="3145"/>
+        <w:gridCol w:w="1870"/>
+        <w:gridCol w:w="1870"/>
+        <w:gridCol w:w="1870"/>
+        <w:gridCol w:w="1870"/>
+        <w:gridCol w:w="1870"/>
       </w:tblGrid>
       <w:tr>
         <w:tc>
           <w:tcPr>
-            <w:tcW w:w="715" w:type="dxa"/>
+            <w:tcW w:w="1870" w:type="dxa"/>
           </w:tcPr>
           <w:p>
             <w:pPr>
-              <w:spacing w:after="240" w:line="360" w:lineRule="auto"/>
-              <w:jc w:val="both"/>
+              <w:pStyle w:val="NormalWeb"/>
+              <w:spacing w:line="360" w:lineRule="auto"/>
               <w:rPr>
-                <w:rFonts w:cs="Times New Roman"/>
-                <w:szCs w:val="24"/>
+                <w:b/>
               </w:rPr>
             </w:pPr>
             <w:r>
               <w:rPr>
-                <w:rFonts w:cs="Times New Roman"/>
-                <w:szCs w:val="24"/>
+                <w:b/>
               </w:rPr>
-              <w:t>S. N</w:t>
+              <w:t>Feature</w:t>
             </w:r>
           </w:p>
         </w:tc>
         <w:tc>
           <w:tcPr>
-            <w:tcW w:w="3510" w:type="dxa"/>
+            <w:tcW w:w="1870" w:type="dxa"/>
           </w:tcPr>
           <w:p>
             <w:pPr>
-              <w:spacing w:after="240" w:line="360" w:lineRule="auto"/>
-              <w:jc w:val="both"/>
+              <w:pStyle w:val="NormalWeb"/>
+              <w:spacing w:line="360" w:lineRule="auto"/>
               <w:rPr>
-                <w:rFonts w:cs="Times New Roman"/>
-                <w:szCs w:val="24"/>
+                <w:b/>
               </w:rPr>
             </w:pPr>
             <w:r>
               <w:rPr>
-                <w:rFonts w:cs="Times New Roman"/>
-                <w:szCs w:val="24"/>
+                <w:b/>
               </w:rPr>
-              <w:t>Requirement</w:t>
+              <w:t>Sakai</w:t>
             </w:r>
           </w:p>
         </w:tc>
         <w:tc>
           <w:tcPr>
-            <w:tcW w:w="1980" w:type="dxa"/>
+            <w:tcW w:w="1870" w:type="dxa"/>
           </w:tcPr>
           <w:p>
             <w:pPr>
-              <w:spacing w:after="240" w:line="360" w:lineRule="auto"/>
-              <w:jc w:val="both"/>
+              <w:pStyle w:val="NormalWeb"/>
+              <w:spacing w:line="360" w:lineRule="auto"/>
               <w:rPr>
-                <w:rFonts w:cs="Times New Roman"/>
-                <w:szCs w:val="24"/>
+                <w:b/>
+              </w:rPr>
+            </w:pPr>
+            <w:proofErr w:type="spellStart"/>
+            <w:r>
+              <w:rPr>
+                <w:b/>
+              </w:rPr>
+              <w:t>OpenOLAT</w:t>
+            </w:r>
+            <w:proofErr w:type="spellEnd"/>
+          </w:p>
+        </w:tc>
+        <w:tc>
+          <w:tcPr>
+            <w:tcW w:w="1870" w:type="dxa"/>
+          </w:tcPr>
+          <w:p>
+            <w:pPr>
+              <w:pStyle w:val="NormalWeb"/>
+              <w:spacing w:line="360" w:lineRule="auto"/>
+              <w:rPr>
+                <w:b/>
               </w:rPr>
             </w:pPr>
             <w:r>
               <w:rPr>
-                <w:rFonts w:cs="Times New Roman"/>
-                <w:szCs w:val="24"/>
+                <w:b/>
               </w:rPr>
-              <w:t>Priority Level</w:t>
+              <w:t>Google Classroom</w:t>
             </w:r>
           </w:p>
         </w:tc>
         <w:tc>
           <w:tcPr>
-            <w:tcW w:w="3145" w:type="dxa"/>
+            <w:tcW w:w="1870" w:type="dxa"/>
           </w:tcPr>
           <w:p>
             <w:pPr>
-              <w:spacing w:after="240" w:line="360" w:lineRule="auto"/>
-              <w:jc w:val="both"/>
+              <w:pStyle w:val="NormalWeb"/>
+              <w:spacing w:line="360" w:lineRule="auto"/>
               <w:rPr>
-                <w:rFonts w:cs="Times New Roman"/>
-                <w:szCs w:val="24"/>
+                <w:b/>
               </w:rPr>
             </w:pPr>
             <w:r>
               <w:rPr>
-                <w:rFonts w:cs="Times New Roman"/>
-                <w:szCs w:val="24"/>
+                <w:b/>
               </w:rPr>
-              <w:t>Description</w:t>
+              <w:t>Study-Buddy</w:t>
             </w:r>
           </w:p>
         </w:tc>
@@ -11012,97 +9358,71 @@
       <w:tr>
         <w:tc>
           <w:tcPr>
-            <w:tcW w:w="715" w:type="dxa"/>
+            <w:tcW w:w="1870" w:type="dxa"/>
           </w:tcPr>
           <w:p>
             <w:pPr>
-              <w:spacing w:after="240" w:line="360" w:lineRule="auto"/>
-              <w:jc w:val="both"/>
-              <w:rPr>
-                <w:rFonts w:cs="Times New Roman"/>
-                <w:b/>
-                <w:sz w:val="28"/>
-                <w:szCs w:val="28"/>
-              </w:rPr>
+              <w:pStyle w:val="NormalWeb"/>
+              <w:spacing w:line="360" w:lineRule="auto"/>
             </w:pPr>
             <w:r>
-              <w:rPr>
-                <w:rFonts w:cs="Times New Roman"/>
-                <w:szCs w:val="24"/>
-              </w:rPr>
-              <w:t>1</w:t>
+              <w:t>Desktop Application</w:t>
             </w:r>
           </w:p>
         </w:tc>
         <w:tc>
           <w:tcPr>
-            <w:tcW w:w="3510" w:type="dxa"/>
+            <w:tcW w:w="1870" w:type="dxa"/>
           </w:tcPr>
           <w:p>
             <w:pPr>
-              <w:spacing w:after="240" w:line="360" w:lineRule="auto"/>
-              <w:jc w:val="both"/>
-              <w:rPr>
-                <w:rFonts w:cs="Times New Roman"/>
-                <w:b/>
-                <w:sz w:val="28"/>
-                <w:szCs w:val="28"/>
-              </w:rPr>
+              <w:pStyle w:val="NormalWeb"/>
+              <w:spacing w:line="360" w:lineRule="auto"/>
             </w:pPr>
             <w:r>
-              <w:rPr>
-                <w:rFonts w:cs="Times New Roman"/>
-                <w:szCs w:val="24"/>
-              </w:rPr>
-              <w:t>User Registration and Login</w:t>
+              <w:t>No</w:t>
             </w:r>
           </w:p>
         </w:tc>
         <w:tc>
           <w:tcPr>
-            <w:tcW w:w="1980" w:type="dxa"/>
+            <w:tcW w:w="1870" w:type="dxa"/>
           </w:tcPr>
           <w:p>
             <w:pPr>
-              <w:spacing w:after="240" w:line="360" w:lineRule="auto"/>
-              <w:jc w:val="both"/>
-              <w:rPr>
-                <w:rFonts w:cs="Times New Roman"/>
-                <w:b/>
-                <w:sz w:val="28"/>
-                <w:szCs w:val="28"/>
-              </w:rPr>
+              <w:pStyle w:val="NormalWeb"/>
+              <w:spacing w:line="360" w:lineRule="auto"/>
             </w:pPr>
             <w:r>
-              <w:rPr>
-                <w:rFonts w:cs="Times New Roman"/>
-                <w:szCs w:val="24"/>
-              </w:rPr>
-              <w:t>High</w:t>
+              <w:t>No</w:t>
             </w:r>
           </w:p>
         </w:tc>
         <w:tc>
           <w:tcPr>
-            <w:tcW w:w="3145" w:type="dxa"/>
+            <w:tcW w:w="1870" w:type="dxa"/>
           </w:tcPr>
           <w:p>
             <w:pPr>
-              <w:spacing w:after="240" w:line="360" w:lineRule="auto"/>
-              <w:jc w:val="both"/>
-              <w:rPr>
-                <w:rFonts w:cs="Times New Roman"/>
-                <w:b/>
-                <w:sz w:val="28"/>
-                <w:szCs w:val="28"/>
-              </w:rPr>
+              <w:pStyle w:val="NormalWeb"/>
+              <w:spacing w:line="360" w:lineRule="auto"/>
             </w:pPr>
             <w:r>
-              <w:rPr>
-                <w:rFonts w:cs="Times New Roman"/>
-                <w:szCs w:val="24"/>
-              </w:rPr>
-              <w:t>Required for identifying users and personalizing study data.</w:t>
+              <w:t>No</w:t>
+            </w:r>
+          </w:p>
+        </w:tc>
+        <w:tc>
+          <w:tcPr>
+            <w:tcW w:w="1870" w:type="dxa"/>
+          </w:tcPr>
+          <w:p>
+            <w:pPr>
+              <w:pStyle w:val="NormalWeb"/>
+              <w:spacing w:line="360" w:lineRule="auto"/>
+            </w:pPr>
+            <w:r>
+              <w:t>Yes</w:t>
             </w:r>
           </w:p>
         </w:tc>
@@ -11110,97 +9430,71 @@
       <w:tr>
         <w:tc>
           <w:tcPr>
-            <w:tcW w:w="715" w:type="dxa"/>
+            <w:tcW w:w="1870" w:type="dxa"/>
           </w:tcPr>
           <w:p>
             <w:pPr>
-              <w:spacing w:after="240" w:line="360" w:lineRule="auto"/>
-              <w:jc w:val="both"/>
-              <w:rPr>
-                <w:rFonts w:cs="Times New Roman"/>
-                <w:b/>
-                <w:sz w:val="28"/>
-                <w:szCs w:val="28"/>
-              </w:rPr>
+              <w:pStyle w:val="NormalWeb"/>
+              <w:spacing w:line="360" w:lineRule="auto"/>
             </w:pPr>
             <w:r>
-              <w:rPr>
-                <w:rFonts w:cs="Times New Roman"/>
-                <w:szCs w:val="24"/>
-              </w:rPr>
-              <w:t>2</w:t>
+              <w:t>Resource Upload</w:t>
             </w:r>
           </w:p>
         </w:tc>
         <w:tc>
           <w:tcPr>
-            <w:tcW w:w="3510" w:type="dxa"/>
+            <w:tcW w:w="1870" w:type="dxa"/>
           </w:tcPr>
           <w:p>
             <w:pPr>
-              <w:spacing w:after="240" w:line="360" w:lineRule="auto"/>
-              <w:jc w:val="both"/>
-              <w:rPr>
-                <w:rFonts w:cs="Times New Roman"/>
-                <w:b/>
-                <w:sz w:val="28"/>
-                <w:szCs w:val="28"/>
-              </w:rPr>
+              <w:pStyle w:val="NormalWeb"/>
+              <w:spacing w:line="360" w:lineRule="auto"/>
             </w:pPr>
             <w:r>
-              <w:rPr>
-                <w:rFonts w:cs="Times New Roman"/>
-                <w:szCs w:val="24"/>
-              </w:rPr>
-              <w:t>User profile management</w:t>
+              <w:t>Yes</w:t>
             </w:r>
           </w:p>
         </w:tc>
         <w:tc>
           <w:tcPr>
-            <w:tcW w:w="1980" w:type="dxa"/>
+            <w:tcW w:w="1870" w:type="dxa"/>
           </w:tcPr>
           <w:p>
             <w:pPr>
-              <w:spacing w:after="240" w:line="360" w:lineRule="auto"/>
-              <w:jc w:val="both"/>
-              <w:rPr>
-                <w:rFonts w:cs="Times New Roman"/>
-                <w:b/>
-                <w:sz w:val="28"/>
-                <w:szCs w:val="28"/>
-              </w:rPr>
+              <w:pStyle w:val="NormalWeb"/>
+              <w:spacing w:line="360" w:lineRule="auto"/>
             </w:pPr>
             <w:r>
-              <w:rPr>
-                <w:rFonts w:cs="Times New Roman"/>
-                <w:szCs w:val="24"/>
-              </w:rPr>
-              <w:t>High</w:t>
+              <w:t>Yes</w:t>
             </w:r>
           </w:p>
         </w:tc>
         <w:tc>
           <w:tcPr>
-            <w:tcW w:w="3145" w:type="dxa"/>
+            <w:tcW w:w="1870" w:type="dxa"/>
           </w:tcPr>
           <w:p>
             <w:pPr>
-              <w:spacing w:after="240" w:line="360" w:lineRule="auto"/>
-              <w:jc w:val="both"/>
-              <w:rPr>
-                <w:rFonts w:cs="Times New Roman"/>
-                <w:b/>
-                <w:sz w:val="28"/>
-                <w:szCs w:val="28"/>
-              </w:rPr>
+              <w:pStyle w:val="NormalWeb"/>
+              <w:spacing w:line="360" w:lineRule="auto"/>
             </w:pPr>
             <w:r>
-              <w:rPr>
-                <w:rFonts w:cs="Times New Roman"/>
-                <w:szCs w:val="24"/>
-              </w:rPr>
-              <w:t>Allows users to manage personal details, subjects, and goals.</w:t>
+              <w:t>Yes</w:t>
+            </w:r>
+          </w:p>
+        </w:tc>
+        <w:tc>
+          <w:tcPr>
+            <w:tcW w:w="1870" w:type="dxa"/>
+          </w:tcPr>
+          <w:p>
+            <w:pPr>
+              <w:pStyle w:val="NormalWeb"/>
+              <w:spacing w:line="360" w:lineRule="auto"/>
+            </w:pPr>
+            <w:r>
+              <w:t>Yes</w:t>
             </w:r>
           </w:p>
         </w:tc>
@@ -11208,103 +9502,71 @@
       <w:tr>
         <w:tc>
           <w:tcPr>
-            <w:tcW w:w="715" w:type="dxa"/>
+            <w:tcW w:w="1870" w:type="dxa"/>
           </w:tcPr>
           <w:p>
             <w:pPr>
-              <w:spacing w:after="240" w:line="360" w:lineRule="auto"/>
-              <w:jc w:val="both"/>
-              <w:rPr>
-                <w:rFonts w:cs="Times New Roman"/>
-                <w:b/>
-                <w:sz w:val="28"/>
-                <w:szCs w:val="28"/>
-              </w:rPr>
+              <w:pStyle w:val="NormalWeb"/>
+              <w:spacing w:line="360" w:lineRule="auto"/>
             </w:pPr>
             <w:r>
-              <w:rPr>
-                <w:rFonts w:cs="Times New Roman"/>
-                <w:szCs w:val="24"/>
-              </w:rPr>
-              <w:t>3</w:t>
+              <w:t>Resource Download</w:t>
             </w:r>
           </w:p>
         </w:tc>
         <w:tc>
           <w:tcPr>
-            <w:tcW w:w="3510" w:type="dxa"/>
+            <w:tcW w:w="1870" w:type="dxa"/>
           </w:tcPr>
           <w:p>
             <w:pPr>
-              <w:spacing w:after="240" w:line="360" w:lineRule="auto"/>
-              <w:jc w:val="both"/>
-              <w:rPr>
-                <w:rFonts w:cs="Times New Roman"/>
-                <w:b/>
-                <w:sz w:val="28"/>
-                <w:szCs w:val="28"/>
-              </w:rPr>
+              <w:pStyle w:val="NormalWeb"/>
+              <w:spacing w:line="360" w:lineRule="auto"/>
             </w:pPr>
             <w:r>
-              <w:rPr>
-                <w:rFonts w:cs="Times New Roman"/>
-                <w:szCs w:val="24"/>
-              </w:rPr>
-              <w:t xml:space="preserve">Commenting </w:t>
-            </w:r>
-            <w:r>
-              <w:rPr>
-                <w:rFonts w:cs="Times New Roman"/>
-                <w:szCs w:val="24"/>
-              </w:rPr>
-              <w:t>or grading</w:t>
+              <w:t>Yes</w:t>
             </w:r>
           </w:p>
         </w:tc>
         <w:tc>
           <w:tcPr>
-            <w:tcW w:w="1980" w:type="dxa"/>
+            <w:tcW w:w="1870" w:type="dxa"/>
           </w:tcPr>
           <w:p>
             <w:pPr>
-              <w:spacing w:after="240" w:line="360" w:lineRule="auto"/>
-              <w:jc w:val="both"/>
-              <w:rPr>
-                <w:rFonts w:cs="Times New Roman"/>
-                <w:b/>
-                <w:sz w:val="28"/>
-                <w:szCs w:val="28"/>
-              </w:rPr>
+              <w:pStyle w:val="NormalWeb"/>
+              <w:spacing w:line="360" w:lineRule="auto"/>
             </w:pPr>
             <w:r>
-              <w:rPr>
-                <w:rFonts w:cs="Times New Roman"/>
-                <w:szCs w:val="24"/>
-              </w:rPr>
-              <w:t>Medium</w:t>
+              <w:t>Yes</w:t>
             </w:r>
           </w:p>
         </w:tc>
         <w:tc>
           <w:tcPr>
-            <w:tcW w:w="3145" w:type="dxa"/>
+            <w:tcW w:w="1870" w:type="dxa"/>
           </w:tcPr>
           <w:p>
             <w:pPr>
-              <w:spacing w:after="240" w:line="360" w:lineRule="auto"/>
-              <w:jc w:val="both"/>
-              <w:rPr>
-                <w:rFonts w:cs="Times New Roman"/>
-                <w:b/>
-                <w:szCs w:val="24"/>
-              </w:rPr>
+              <w:pStyle w:val="NormalWeb"/>
+              <w:spacing w:line="360" w:lineRule="auto"/>
             </w:pPr>
             <w:r>
-              <w:rPr>
-                <w:rFonts w:cs="Times New Roman"/>
-                <w:szCs w:val="24"/>
-              </w:rPr>
-              <w:t>Leave feedback, and receive real-time updates</w:t>
+              <w:t>Yes</w:t>
+            </w:r>
+          </w:p>
+        </w:tc>
+        <w:tc>
+          <w:tcPr>
+            <w:tcW w:w="1870" w:type="dxa"/>
+          </w:tcPr>
+          <w:p>
+            <w:pPr>
+              <w:pStyle w:val="NormalWeb"/>
+              <w:spacing w:line="360" w:lineRule="auto"/>
+            </w:pPr>
+            <w:r>
+              <w:t>Yes</w:t>
             </w:r>
           </w:p>
         </w:tc>
@@ -11312,97 +9574,71 @@
       <w:tr>
         <w:tc>
           <w:tcPr>
-            <w:tcW w:w="715" w:type="dxa"/>
+            <w:tcW w:w="1870" w:type="dxa"/>
           </w:tcPr>
           <w:p>
             <w:pPr>
-              <w:spacing w:after="240" w:line="360" w:lineRule="auto"/>
-              <w:jc w:val="both"/>
-              <w:rPr>
-                <w:rFonts w:cs="Times New Roman"/>
-                <w:b/>
-                <w:sz w:val="28"/>
-                <w:szCs w:val="28"/>
-              </w:rPr>
+              <w:pStyle w:val="NormalWeb"/>
+              <w:spacing w:line="360" w:lineRule="auto"/>
             </w:pPr>
             <w:r>
-              <w:rPr>
-                <w:rFonts w:cs="Times New Roman"/>
-                <w:szCs w:val="24"/>
-              </w:rPr>
-              <w:t>4</w:t>
+              <w:t>Request Board</w:t>
             </w:r>
           </w:p>
         </w:tc>
         <w:tc>
           <w:tcPr>
-            <w:tcW w:w="3510" w:type="dxa"/>
+            <w:tcW w:w="1870" w:type="dxa"/>
           </w:tcPr>
           <w:p>
             <w:pPr>
-              <w:spacing w:after="240" w:line="360" w:lineRule="auto"/>
-              <w:jc w:val="both"/>
-              <w:rPr>
-                <w:rFonts w:cs="Times New Roman"/>
-                <w:b/>
-                <w:sz w:val="28"/>
-                <w:szCs w:val="28"/>
-              </w:rPr>
+              <w:pStyle w:val="NormalWeb"/>
+              <w:spacing w:line="360" w:lineRule="auto"/>
             </w:pPr>
             <w:r>
-              <w:rPr>
-                <w:rFonts w:cs="Times New Roman"/>
-                <w:szCs w:val="24"/>
-              </w:rPr>
-              <w:t>Logout and exit system</w:t>
+              <w:t>No</w:t>
             </w:r>
           </w:p>
         </w:tc>
         <w:tc>
           <w:tcPr>
-            <w:tcW w:w="1980" w:type="dxa"/>
+            <w:tcW w:w="1870" w:type="dxa"/>
           </w:tcPr>
           <w:p>
             <w:pPr>
-              <w:spacing w:after="240" w:line="360" w:lineRule="auto"/>
-              <w:jc w:val="both"/>
-              <w:rPr>
-                <w:rFonts w:cs="Times New Roman"/>
-                <w:b/>
-                <w:sz w:val="28"/>
-                <w:szCs w:val="28"/>
-              </w:rPr>
+              <w:pStyle w:val="NormalWeb"/>
+              <w:spacing w:line="360" w:lineRule="auto"/>
             </w:pPr>
             <w:r>
-              <w:rPr>
-                <w:rFonts w:cs="Times New Roman"/>
-                <w:szCs w:val="24"/>
-              </w:rPr>
-              <w:t>Low</w:t>
+              <w:t>No</w:t>
             </w:r>
           </w:p>
         </w:tc>
         <w:tc>
           <w:tcPr>
-            <w:tcW w:w="3145" w:type="dxa"/>
+            <w:tcW w:w="1870" w:type="dxa"/>
           </w:tcPr>
           <w:p>
             <w:pPr>
-              <w:spacing w:after="240" w:line="360" w:lineRule="auto"/>
-              <w:jc w:val="both"/>
-              <w:rPr>
-                <w:rFonts w:cs="Times New Roman"/>
-                <w:b/>
-                <w:sz w:val="28"/>
-                <w:szCs w:val="28"/>
-              </w:rPr>
+              <w:pStyle w:val="NormalWeb"/>
+              <w:spacing w:line="360" w:lineRule="auto"/>
             </w:pPr>
             <w:r>
-              <w:rPr>
-                <w:rFonts w:cs="Times New Roman"/>
-                <w:szCs w:val="24"/>
-              </w:rPr>
-              <w:t>Provides secure session termination.</w:t>
+              <w:t>No</w:t>
+            </w:r>
+          </w:p>
+        </w:tc>
+        <w:tc>
+          <w:tcPr>
+            <w:tcW w:w="1870" w:type="dxa"/>
+          </w:tcPr>
+          <w:p>
+            <w:pPr>
+              <w:pStyle w:val="NormalWeb"/>
+              <w:spacing w:line="360" w:lineRule="auto"/>
+            </w:pPr>
+            <w:r>
+              <w:t>Yes</w:t>
             </w:r>
           </w:p>
         </w:tc>
@@ -11410,104 +9646,71 @@
       <w:tr>
         <w:tc>
           <w:tcPr>
-            <w:tcW w:w="715" w:type="dxa"/>
+            <w:tcW w:w="1870" w:type="dxa"/>
           </w:tcPr>
           <w:p>
             <w:pPr>
-              <w:spacing w:after="240" w:line="360" w:lineRule="auto"/>
-              <w:jc w:val="both"/>
-              <w:rPr>
-                <w:rFonts w:cs="Times New Roman"/>
-                <w:b/>
-                <w:sz w:val="28"/>
-                <w:szCs w:val="28"/>
-              </w:rPr>
+              <w:pStyle w:val="NormalWeb"/>
+              <w:spacing w:line="360" w:lineRule="auto"/>
             </w:pPr>
             <w:r>
-              <w:rPr>
-                <w:rFonts w:cs="Times New Roman"/>
-                <w:szCs w:val="24"/>
-              </w:rPr>
-              <w:t>5</w:t>
+              <w:t>Search Resources</w:t>
             </w:r>
           </w:p>
         </w:tc>
         <w:tc>
           <w:tcPr>
-            <w:tcW w:w="3510" w:type="dxa"/>
+            <w:tcW w:w="1870" w:type="dxa"/>
           </w:tcPr>
           <w:p>
             <w:pPr>
-              <w:spacing w:after="240" w:line="360" w:lineRule="auto"/>
-              <w:jc w:val="both"/>
-              <w:rPr>
-                <w:rFonts w:cs="Times New Roman"/>
-                <w:b/>
-                <w:sz w:val="28"/>
-                <w:szCs w:val="28"/>
-              </w:rPr>
+              <w:pStyle w:val="NormalWeb"/>
+              <w:spacing w:line="360" w:lineRule="auto"/>
             </w:pPr>
             <w:r>
-              <w:rPr>
-                <w:rFonts w:cs="Times New Roman"/>
-                <w:szCs w:val="24"/>
-              </w:rPr>
-              <w:t>User-friendly interface</w:t>
+              <w:t>Yes</w:t>
             </w:r>
           </w:p>
         </w:tc>
         <w:tc>
           <w:tcPr>
-            <w:tcW w:w="1980" w:type="dxa"/>
+            <w:tcW w:w="1870" w:type="dxa"/>
           </w:tcPr>
           <w:p>
             <w:pPr>
-              <w:spacing w:after="240" w:line="360" w:lineRule="auto"/>
-              <w:jc w:val="both"/>
-              <w:rPr>
-                <w:rFonts w:cs="Times New Roman"/>
-                <w:b/>
-                <w:sz w:val="28"/>
-                <w:szCs w:val="28"/>
-              </w:rPr>
+              <w:pStyle w:val="NormalWeb"/>
+              <w:spacing w:line="360" w:lineRule="auto"/>
             </w:pPr>
             <w:r>
-              <w:rPr>
-                <w:rFonts w:cs="Times New Roman"/>
-                <w:szCs w:val="24"/>
-              </w:rPr>
-              <w:t>High</w:t>
+              <w:t>Yes</w:t>
             </w:r>
           </w:p>
         </w:tc>
         <w:tc>
           <w:tcPr>
-            <w:tcW w:w="3145" w:type="dxa"/>
+            <w:tcW w:w="1870" w:type="dxa"/>
           </w:tcPr>
           <w:p>
             <w:pPr>
-              <w:spacing w:after="240" w:line="360" w:lineRule="auto"/>
-              <w:jc w:val="both"/>
-              <w:rPr>
-                <w:rFonts w:cs="Times New Roman"/>
-                <w:b/>
-                <w:sz w:val="28"/>
-                <w:szCs w:val="28"/>
-              </w:rPr>
+              <w:pStyle w:val="NormalWeb"/>
+              <w:spacing w:line="360" w:lineRule="auto"/>
             </w:pPr>
             <w:r>
-              <w:rPr>
-                <w:rFonts w:cs="Times New Roman"/>
-                <w:szCs w:val="24"/>
-              </w:rPr>
-              <w:t xml:space="preserve">Improves </w:t>
+              <w:t>Limited</w:t>
             </w:r>
+          </w:p>
+        </w:tc>
+        <w:tc>
+          <w:tcPr>
+            <w:tcW w:w="1870" w:type="dxa"/>
+          </w:tcPr>
+          <w:p>
+            <w:pPr>
+              <w:pStyle w:val="NormalWeb"/>
+              <w:spacing w:line="360" w:lineRule="auto"/>
+            </w:pPr>
             <w:r>
-              <w:rPr>
-                <w:rFonts w:cs="Times New Roman"/>
-                <w:szCs w:val="24"/>
-              </w:rPr>
-              <w:t>usability, navigation, and overall user experience.</w:t>
+              <w:t>Yes</w:t>
             </w:r>
           </w:p>
         </w:tc>
@@ -11515,97 +9718,71 @@
       <w:tr>
         <w:tc>
           <w:tcPr>
-            <w:tcW w:w="715" w:type="dxa"/>
+            <w:tcW w:w="1870" w:type="dxa"/>
           </w:tcPr>
           <w:p>
             <w:pPr>
-              <w:spacing w:after="240" w:line="360" w:lineRule="auto"/>
-              <w:jc w:val="both"/>
-              <w:rPr>
-                <w:rFonts w:cs="Times New Roman"/>
-                <w:b/>
-                <w:sz w:val="28"/>
-                <w:szCs w:val="28"/>
-              </w:rPr>
+              <w:pStyle w:val="NormalWeb"/>
+              <w:spacing w:line="360" w:lineRule="auto"/>
             </w:pPr>
             <w:r>
-              <w:rPr>
-                <w:rFonts w:cs="Times New Roman"/>
-                <w:szCs w:val="24"/>
-              </w:rPr>
-              <w:t>6</w:t>
+              <w:t>Resource Categories</w:t>
             </w:r>
           </w:p>
         </w:tc>
         <w:tc>
           <w:tcPr>
-            <w:tcW w:w="3510" w:type="dxa"/>
+            <w:tcW w:w="1870" w:type="dxa"/>
           </w:tcPr>
           <w:p>
             <w:pPr>
-              <w:spacing w:after="240" w:line="360" w:lineRule="auto"/>
-              <w:jc w:val="both"/>
-              <w:rPr>
-                <w:rFonts w:cs="Times New Roman"/>
-                <w:b/>
-                <w:sz w:val="28"/>
-                <w:szCs w:val="28"/>
-              </w:rPr>
+              <w:pStyle w:val="NormalWeb"/>
+              <w:spacing w:line="360" w:lineRule="auto"/>
             </w:pPr>
             <w:r>
-              <w:rPr>
-                <w:rFonts w:cs="Times New Roman"/>
-                <w:szCs w:val="24"/>
-              </w:rPr>
-              <w:t>File handling (store user data &amp; progress)</w:t>
+              <w:t>Yes</w:t>
             </w:r>
           </w:p>
         </w:tc>
         <w:tc>
           <w:tcPr>
-            <w:tcW w:w="1980" w:type="dxa"/>
+            <w:tcW w:w="1870" w:type="dxa"/>
           </w:tcPr>
           <w:p>
             <w:pPr>
-              <w:spacing w:after="240" w:line="360" w:lineRule="auto"/>
-              <w:jc w:val="both"/>
-              <w:rPr>
-                <w:rFonts w:cs="Times New Roman"/>
-                <w:b/>
-                <w:sz w:val="28"/>
-                <w:szCs w:val="28"/>
-              </w:rPr>
+              <w:pStyle w:val="NormalWeb"/>
+              <w:spacing w:line="360" w:lineRule="auto"/>
             </w:pPr>
             <w:r>
-              <w:rPr>
-                <w:rFonts w:cs="Times New Roman"/>
-                <w:szCs w:val="24"/>
-              </w:rPr>
-              <w:t>High</w:t>
+              <w:t>Yes</w:t>
             </w:r>
           </w:p>
         </w:tc>
         <w:tc>
           <w:tcPr>
-            <w:tcW w:w="3145" w:type="dxa"/>
+            <w:tcW w:w="1870" w:type="dxa"/>
           </w:tcPr>
           <w:p>
             <w:pPr>
-              <w:spacing w:after="240" w:line="360" w:lineRule="auto"/>
-              <w:jc w:val="both"/>
-              <w:rPr>
-                <w:rFonts w:cs="Times New Roman"/>
-                <w:b/>
-                <w:sz w:val="28"/>
-                <w:szCs w:val="28"/>
-              </w:rPr>
+              <w:pStyle w:val="NormalWeb"/>
+              <w:spacing w:line="360" w:lineRule="auto"/>
             </w:pPr>
             <w:r>
-              <w:rPr>
-                <w:rFonts w:cs="Times New Roman"/>
-                <w:szCs w:val="24"/>
-              </w:rPr>
-              <w:t>Ensures permanent storage of user records and study history.</w:t>
+              <w:t>Limited</w:t>
+            </w:r>
+          </w:p>
+        </w:tc>
+        <w:tc>
+          <w:tcPr>
+            <w:tcW w:w="1870" w:type="dxa"/>
+          </w:tcPr>
+          <w:p>
+            <w:pPr>
+              <w:pStyle w:val="NormalWeb"/>
+              <w:spacing w:line="360" w:lineRule="auto"/>
+            </w:pPr>
+            <w:r>
+              <w:t>Yes</w:t>
             </w:r>
           </w:p>
         </w:tc>
@@ -11613,89 +9790,71 @@
       <w:tr>
         <w:tc>
           <w:tcPr>
-            <w:tcW w:w="715" w:type="dxa"/>
+            <w:tcW w:w="1870" w:type="dxa"/>
           </w:tcPr>
           <w:p>
             <w:pPr>
-              <w:spacing w:after="240" w:line="360" w:lineRule="auto"/>
-              <w:jc w:val="both"/>
-              <w:rPr>
-                <w:rFonts w:cs="Times New Roman"/>
-                <w:szCs w:val="24"/>
-              </w:rPr>
+              <w:pStyle w:val="NormalWeb"/>
+              <w:spacing w:line="360" w:lineRule="auto"/>
             </w:pPr>
             <w:r>
-              <w:rPr>
-                <w:rFonts w:cs="Times New Roman"/>
-                <w:szCs w:val="24"/>
-              </w:rPr>
-              <w:t>7</w:t>
+              <w:t>Admin Panel</w:t>
             </w:r>
           </w:p>
         </w:tc>
         <w:tc>
           <w:tcPr>
-            <w:tcW w:w="3510" w:type="dxa"/>
+            <w:tcW w:w="1870" w:type="dxa"/>
           </w:tcPr>
           <w:p>
             <w:pPr>
-              <w:spacing w:after="240" w:line="360" w:lineRule="auto"/>
-              <w:jc w:val="both"/>
-              <w:rPr>
-                <w:rFonts w:cs="Times New Roman"/>
-                <w:szCs w:val="24"/>
-              </w:rPr>
+              <w:pStyle w:val="NormalWeb"/>
+              <w:spacing w:line="360" w:lineRule="auto"/>
             </w:pPr>
             <w:r>
-              <w:rPr>
-                <w:rFonts w:cs="Times New Roman"/>
-                <w:szCs w:val="24"/>
-              </w:rPr>
-              <w:t>CRUD operations</w:t>
+              <w:t>Yes</w:t>
             </w:r>
           </w:p>
         </w:tc>
         <w:tc>
           <w:tcPr>
-            <w:tcW w:w="1980" w:type="dxa"/>
+            <w:tcW w:w="1870" w:type="dxa"/>
           </w:tcPr>
           <w:p>
             <w:pPr>
-              <w:spacing w:after="240" w:line="360" w:lineRule="auto"/>
-              <w:jc w:val="both"/>
-              <w:rPr>
-                <w:rFonts w:cs="Times New Roman"/>
-                <w:szCs w:val="24"/>
-              </w:rPr>
+              <w:pStyle w:val="NormalWeb"/>
+              <w:spacing w:line="360" w:lineRule="auto"/>
             </w:pPr>
             <w:r>
-              <w:rPr>
-                <w:rFonts w:cs="Times New Roman"/>
-                <w:szCs w:val="24"/>
-              </w:rPr>
-              <w:t>High</w:t>
+              <w:t>Yes</w:t>
             </w:r>
           </w:p>
         </w:tc>
         <w:tc>
           <w:tcPr>
-            <w:tcW w:w="3145" w:type="dxa"/>
+            <w:tcW w:w="1870" w:type="dxa"/>
           </w:tcPr>
           <w:p>
             <w:pPr>
-              <w:spacing w:after="240" w:line="360" w:lineRule="auto"/>
-              <w:jc w:val="both"/>
-              <w:rPr>
-                <w:rFonts w:cs="Times New Roman"/>
-                <w:szCs w:val="24"/>
-              </w:rPr>
+              <w:pStyle w:val="NormalWeb"/>
+              <w:spacing w:line="360" w:lineRule="auto"/>
             </w:pPr>
             <w:r>
-              <w:rPr>
-                <w:rFonts w:cs="Times New Roman"/>
-                <w:szCs w:val="24"/>
-              </w:rPr>
-              <w:t>Required for managing users, subjects, and study sessions.</w:t>
+              <w:t>Yes</w:t>
+            </w:r>
+          </w:p>
+        </w:tc>
+        <w:tc>
+          <w:tcPr>
+            <w:tcW w:w="1870" w:type="dxa"/>
+          </w:tcPr>
+          <w:p>
+            <w:pPr>
+              <w:pStyle w:val="NormalWeb"/>
+              <w:spacing w:line="360" w:lineRule="auto"/>
+            </w:pPr>
+            <w:r>
+              <w:t>Yes</w:t>
             </w:r>
           </w:p>
         </w:tc>
@@ -11704,123 +9863,6 @@
     <w:p>
       <w:pPr>
         <w:spacing w:line="360" w:lineRule="auto"/>
-        <w:jc w:val="both"/>
-        <w:rPr>
-          <w:rFonts w:cs="Times New Roman"/>
-          <w:b/>
-          <w:sz w:val="28"/>
-          <w:szCs w:val="28"/>
-        </w:rPr>
-      </w:pPr>
-    </w:p>
-    <w:p>
-      <w:pPr>
-        <w:pStyle w:val="Caption"/>
-        <w:spacing w:after="160" w:line="360" w:lineRule="auto"/>
-        <w:jc w:val="center"/>
-        <w:rPr>
-          <w:rFonts w:cs="Times New Roman"/>
-          <w:b/>
-          <w:color w:val="000000" w:themeColor="text1"/>
-          <w:sz w:val="24"/>
-          <w:szCs w:val="24"/>
-        </w:rPr>
-      </w:pPr>
-      <w:bookmarkStart w:id="55" w:name="_Toc232531649"/>
-      <w:r>
-        <w:rPr>
-          <w:rFonts w:cs="Times New Roman"/>
-          <w:color w:val="000000" w:themeColor="text1"/>
-          <w:sz w:val="24"/>
-          <w:szCs w:val="24"/>
-        </w:rPr>
-        <w:t xml:space="preserve">Table </w:t>
-      </w:r>
-      <w:r>
-        <w:rPr>
-          <w:rFonts w:cs="Times New Roman"/>
-          <w:color w:val="000000" w:themeColor="text1"/>
-          <w:sz w:val="24"/>
-          <w:szCs w:val="24"/>
-        </w:rPr>
-        <w:fldChar w:fldCharType="begin"/>
-      </w:r>
-      <w:r>
-        <w:rPr>
-          <w:rFonts w:cs="Times New Roman"/>
-          <w:color w:val="000000" w:themeColor="text1"/>
-          <w:sz w:val="24"/>
-          <w:szCs w:val="24"/>
-        </w:rPr>
-        <w:instrText xml:space="preserve"> SEQ Table \* ARABIC </w:instrText>
-      </w:r>
-      <w:r>
-        <w:rPr>
-          <w:rFonts w:cs="Times New Roman"/>
-          <w:color w:val="000000" w:themeColor="text1"/>
-          <w:sz w:val="24"/>
-          <w:szCs w:val="24"/>
-        </w:rPr>
-        <w:fldChar w:fldCharType="separate"/>
-      </w:r>
-      <w:r>
-        <w:rPr>
-          <w:rFonts w:cs="Times New Roman"/>
-          <w:noProof/>
-          <w:color w:val="000000" w:themeColor="text1"/>
-          <w:sz w:val="24"/>
-          <w:szCs w:val="24"/>
-        </w:rPr>
-        <w:t>1</w:t>
-      </w:r>
-      <w:r>
-        <w:rPr>
-          <w:rFonts w:cs="Times New Roman"/>
-          <w:color w:val="000000" w:themeColor="text1"/>
-          <w:sz w:val="24"/>
-          <w:szCs w:val="24"/>
-        </w:rPr>
-        <w:fldChar w:fldCharType="end"/>
-      </w:r>
-      <w:r>
-        <w:rPr>
-          <w:rFonts w:cs="Times New Roman"/>
-          <w:color w:val="000000" w:themeColor="text1"/>
-          <w:sz w:val="24"/>
-          <w:szCs w:val="24"/>
-        </w:rPr>
-        <w:t>: Requirement Prioritization</w:t>
-      </w:r>
-      <w:bookmarkEnd w:id="55"/>
-    </w:p>
-    <w:p>
-      <w:pPr>
-        <w:pStyle w:val="Heading1"/>
-        <w:spacing w:before="0" w:after="160" w:line="360" w:lineRule="auto"/>
-        <w:jc w:val="both"/>
-        <w:rPr>
-          <w:rFonts w:cs="Times New Roman"/>
-          <w:color w:val="auto"/>
-        </w:rPr>
-      </w:pPr>
-      <w:bookmarkStart w:id="56" w:name="_Toc233811484"/>
-    </w:p>
-    <w:p>
-      <w:pPr>
-        <w:rPr>
-          <w:rFonts w:cs="Times New Roman"/>
-        </w:rPr>
-      </w:pPr>
-    </w:p>
-    <w:p>
-      <w:pPr>
-        <w:rPr>
-          <w:rFonts w:cs="Times New Roman"/>
-        </w:rPr>
-      </w:pPr>
-    </w:p>
-    <w:p>
-      <w:pPr>
         <w:rPr>
           <w:rFonts w:cs="Times New Roman"/>
         </w:rPr>
@@ -11836,12 +9878,1447 @@
           <w:color w:val="auto"/>
         </w:rPr>
       </w:pPr>
+      <w:bookmarkStart w:id="46" w:name="_Toc233811477"/>
       <w:r>
         <w:rPr>
           <w:rFonts w:cs="Times New Roman"/>
           <w:color w:val="auto"/>
         </w:rPr>
         <w:lastRenderedPageBreak/>
+        <w:t>3</w:t>
+      </w:r>
+      <w:r>
+        <w:rPr>
+          <w:rFonts w:cs="Times New Roman"/>
+          <w:color w:val="auto"/>
+        </w:rPr>
+        <w:t xml:space="preserve">. </w:t>
+      </w:r>
+      <w:bookmarkEnd w:id="46"/>
+      <w:r>
+        <w:rPr>
+          <w:rFonts w:cs="Times New Roman"/>
+          <w:color w:val="auto"/>
+        </w:rPr>
+        <w:tab/>
+        <w:t>Requirements and Analysis</w:t>
+      </w:r>
+    </w:p>
+    <w:p>
+      <w:pPr>
+        <w:pStyle w:val="Heading2"/>
+        <w:spacing w:line="360" w:lineRule="auto"/>
+        <w:rPr>
+          <w:rFonts w:cs="Times New Roman"/>
+        </w:rPr>
+      </w:pPr>
+      <w:bookmarkStart w:id="47" w:name="_Toc233811478"/>
+      <w:r>
+        <w:rPr>
+          <w:rFonts w:cs="Times New Roman"/>
+        </w:rPr>
+        <w:t>3</w:t>
+      </w:r>
+      <w:r>
+        <w:rPr>
+          <w:rFonts w:cs="Times New Roman"/>
+        </w:rPr>
+        <w:t xml:space="preserve">.1 </w:t>
+      </w:r>
+      <w:r>
+        <w:rPr>
+          <w:rFonts w:cs="Times New Roman"/>
+        </w:rPr>
+        <w:t>Problem</w:t>
+      </w:r>
+      <w:bookmarkEnd w:id="47"/>
+      <w:r>
+        <w:rPr>
+          <w:rFonts w:cs="Times New Roman"/>
+        </w:rPr>
+        <w:t xml:space="preserve"> Definition</w:t>
+      </w:r>
+    </w:p>
+    <w:p>
+      <w:pPr>
+        <w:spacing w:line="360" w:lineRule="auto"/>
+      </w:pPr>
+      <w:r>
+        <w:t>Students frequently rely on social media platforms, messaging applications, and cloud storage services to exchange study materials. These methods are often unorganized, making it difficult to locate specific resources, avoid duplicate uploads, or verify the quality of shared content. Existing learning management systems mainly support teacher-to-student content distribution and provide limited support for peer-to-peer resource sharing.</w:t>
+      </w:r>
+    </w:p>
+    <w:p>
+      <w:pPr>
+        <w:spacing w:line="360" w:lineRule="auto"/>
+      </w:pPr>
+      <w:r>
+        <w:t>The absence of a centralized academic resource sharing platform creates several challenges:</w:t>
+      </w:r>
+    </w:p>
+    <w:p>
+      <w:pPr>
+        <w:numPr>
+          <w:ilvl w:val="0"/>
+          <w:numId w:val="46"/>
+        </w:numPr>
+        <w:spacing w:line="360" w:lineRule="auto"/>
+      </w:pPr>
+      <w:r>
+        <w:t xml:space="preserve">Difficulty locating study materials. </w:t>
+      </w:r>
+    </w:p>
+    <w:p>
+      <w:pPr>
+        <w:numPr>
+          <w:ilvl w:val="0"/>
+          <w:numId w:val="46"/>
+        </w:numPr>
+        <w:spacing w:line="360" w:lineRule="auto"/>
+      </w:pPr>
+      <w:r>
+        <w:t xml:space="preserve">Duplicate resources. </w:t>
+      </w:r>
+    </w:p>
+    <w:p>
+      <w:pPr>
+        <w:numPr>
+          <w:ilvl w:val="0"/>
+          <w:numId w:val="46"/>
+        </w:numPr>
+        <w:spacing w:line="360" w:lineRule="auto"/>
+      </w:pPr>
+      <w:r>
+        <w:t xml:space="preserve">No organized categorization. </w:t>
+      </w:r>
+    </w:p>
+    <w:p>
+      <w:pPr>
+        <w:numPr>
+          <w:ilvl w:val="0"/>
+          <w:numId w:val="46"/>
+        </w:numPr>
+        <w:spacing w:line="360" w:lineRule="auto"/>
+      </w:pPr>
+      <w:r>
+        <w:t xml:space="preserve">Lack of request mechanism. </w:t>
+      </w:r>
+    </w:p>
+    <w:p>
+      <w:pPr>
+        <w:numPr>
+          <w:ilvl w:val="0"/>
+          <w:numId w:val="46"/>
+        </w:numPr>
+        <w:spacing w:line="360" w:lineRule="auto"/>
+      </w:pPr>
+      <w:r>
+        <w:t xml:space="preserve">Limited resource management. </w:t>
+      </w:r>
+    </w:p>
+    <w:p>
+      <w:pPr>
+        <w:numPr>
+          <w:ilvl w:val="0"/>
+          <w:numId w:val="46"/>
+        </w:numPr>
+        <w:spacing w:line="360" w:lineRule="auto"/>
+      </w:pPr>
+      <w:r>
+        <w:t xml:space="preserve">Security concerns. </w:t>
+      </w:r>
+    </w:p>
+    <w:p>
+      <w:pPr>
+        <w:numPr>
+          <w:ilvl w:val="0"/>
+          <w:numId w:val="46"/>
+        </w:numPr>
+        <w:spacing w:line="360" w:lineRule="auto"/>
+      </w:pPr>
+      <w:r>
+        <w:t xml:space="preserve">Time-consuming searching process. </w:t>
+      </w:r>
+    </w:p>
+    <w:p>
+      <w:pPr>
+        <w:spacing w:line="360" w:lineRule="auto"/>
+      </w:pPr>
+      <w:r>
+        <w:t>Study-Buddy addresses these challenges by providing a centralized desktop application for uploading, organizing, searching, downloading, and requesting academic resources.</w:t>
+      </w:r>
+    </w:p>
+    <w:p>
+      <w:pPr>
+        <w:pStyle w:val="Heading2"/>
+        <w:spacing w:line="360" w:lineRule="auto"/>
+      </w:pPr>
+      <w:r>
+        <w:t>3.2</w:t>
+      </w:r>
+      <w:r>
+        <w:t xml:space="preserve"> Requirement Specification</w:t>
+      </w:r>
+    </w:p>
+    <w:p>
+      <w:pPr>
+        <w:pStyle w:val="Heading3"/>
+        <w:spacing w:before="0" w:line="360" w:lineRule="auto"/>
+      </w:pPr>
+      <w:r>
+        <w:t>3.</w:t>
+      </w:r>
+      <w:r>
+        <w:t>2</w:t>
+      </w:r>
+      <w:r>
+        <w:t>.1 Functional Requirements</w:t>
+      </w:r>
+    </w:p>
+    <w:p>
+      <w:pPr>
+        <w:spacing w:after="0" w:line="360" w:lineRule="auto"/>
+        <w:jc w:val="both"/>
+        <w:rPr>
+          <w:rFonts w:cs="Times New Roman"/>
+          <w:szCs w:val="24"/>
+        </w:rPr>
+      </w:pPr>
+      <w:r>
+        <w:rPr>
+          <w:rFonts w:cs="Times New Roman"/>
+          <w:sz w:val="28"/>
+          <w:szCs w:val="28"/>
+        </w:rPr>
+        <w:t>1</w:t>
+      </w:r>
+      <w:r>
+        <w:rPr>
+          <w:rFonts w:cs="Times New Roman"/>
+          <w:szCs w:val="24"/>
+        </w:rPr>
+        <w:t>. User Authentication &amp; Profiles</w:t>
+      </w:r>
+    </w:p>
+    <w:p>
+      <w:pPr>
+        <w:pStyle w:val="ListParagraph"/>
+        <w:numPr>
+          <w:ilvl w:val="0"/>
+          <w:numId w:val="7"/>
+        </w:numPr>
+        <w:spacing w:after="0" w:line="360" w:lineRule="auto"/>
+        <w:jc w:val="both"/>
+        <w:rPr>
+          <w:rFonts w:eastAsia="Times New Roman" w:cs="Times New Roman"/>
+          <w:szCs w:val="24"/>
+        </w:rPr>
+      </w:pPr>
+      <w:r>
+        <w:rPr>
+          <w:rFonts w:eastAsia="Times New Roman" w:cs="Times New Roman"/>
+          <w:szCs w:val="24"/>
+        </w:rPr>
+        <w:t xml:space="preserve">Register users with email and password </w:t>
+      </w:r>
+    </w:p>
+    <w:p>
+      <w:pPr>
+        <w:pStyle w:val="ListParagraph"/>
+        <w:numPr>
+          <w:ilvl w:val="0"/>
+          <w:numId w:val="7"/>
+        </w:numPr>
+        <w:spacing w:line="360" w:lineRule="auto"/>
+        <w:jc w:val="both"/>
+        <w:rPr>
+          <w:rFonts w:eastAsia="Times New Roman" w:cs="Times New Roman"/>
+          <w:szCs w:val="24"/>
+        </w:rPr>
+      </w:pPr>
+      <w:r>
+        <w:rPr>
+          <w:rFonts w:eastAsia="Times New Roman" w:cs="Times New Roman"/>
+          <w:szCs w:val="24"/>
+        </w:rPr>
+        <w:t xml:space="preserve">Login users securely into the system </w:t>
+      </w:r>
+    </w:p>
+    <w:p>
+      <w:pPr>
+        <w:pStyle w:val="ListParagraph"/>
+        <w:numPr>
+          <w:ilvl w:val="0"/>
+          <w:numId w:val="7"/>
+        </w:numPr>
+        <w:spacing w:line="360" w:lineRule="auto"/>
+        <w:jc w:val="both"/>
+        <w:rPr>
+          <w:rFonts w:eastAsia="Times New Roman" w:cs="Times New Roman"/>
+          <w:szCs w:val="24"/>
+        </w:rPr>
+      </w:pPr>
+      <w:r>
+        <w:rPr>
+          <w:rFonts w:eastAsia="Times New Roman" w:cs="Times New Roman"/>
+          <w:szCs w:val="24"/>
+        </w:rPr>
+        <w:t>Create and manage user profiles</w:t>
+      </w:r>
+      <w:r>
+        <w:rPr>
+          <w:rFonts w:eastAsia="Times New Roman" w:cs="Times New Roman"/>
+          <w:szCs w:val="24"/>
+        </w:rPr>
+        <w:t>)</w:t>
+      </w:r>
+    </w:p>
+    <w:p>
+      <w:pPr>
+        <w:pStyle w:val="ListParagraph"/>
+        <w:numPr>
+          <w:ilvl w:val="0"/>
+          <w:numId w:val="7"/>
+        </w:numPr>
+        <w:spacing w:after="0" w:line="360" w:lineRule="auto"/>
+        <w:jc w:val="both"/>
+        <w:rPr>
+          <w:rFonts w:eastAsia="Times New Roman" w:cs="Times New Roman"/>
+          <w:szCs w:val="24"/>
+        </w:rPr>
+      </w:pPr>
+      <w:r>
+        <w:rPr>
+          <w:rFonts w:eastAsia="Times New Roman" w:cs="Times New Roman"/>
+          <w:szCs w:val="24"/>
+        </w:rPr>
+        <w:t>Store passwords in encrypted form</w:t>
+      </w:r>
+    </w:p>
+    <w:p>
+      <w:pPr>
+        <w:spacing w:after="0" w:line="360" w:lineRule="auto"/>
+        <w:jc w:val="both"/>
+        <w:rPr>
+          <w:rFonts w:cs="Times New Roman"/>
+          <w:szCs w:val="24"/>
+        </w:rPr>
+      </w:pPr>
+      <w:r>
+        <w:rPr>
+          <w:rFonts w:cs="Times New Roman"/>
+          <w:szCs w:val="24"/>
+        </w:rPr>
+        <w:t>2. Upload &amp; Resource Management</w:t>
+      </w:r>
+    </w:p>
+    <w:p>
+      <w:pPr>
+        <w:pStyle w:val="ListParagraph"/>
+        <w:numPr>
+          <w:ilvl w:val="0"/>
+          <w:numId w:val="7"/>
+        </w:numPr>
+        <w:spacing w:after="0" w:line="360" w:lineRule="auto"/>
+        <w:jc w:val="both"/>
+        <w:rPr>
+          <w:rFonts w:eastAsia="Times New Roman" w:cs="Times New Roman"/>
+          <w:szCs w:val="24"/>
+        </w:rPr>
+      </w:pPr>
+      <w:r>
+        <w:rPr>
+          <w:rFonts w:eastAsia="Times New Roman" w:cs="Times New Roman"/>
+          <w:szCs w:val="24"/>
+        </w:rPr>
+        <w:t xml:space="preserve">Upload study materials (notes, assignments, past papers) </w:t>
+      </w:r>
+    </w:p>
+    <w:p>
+      <w:pPr>
+        <w:pStyle w:val="ListParagraph"/>
+        <w:numPr>
+          <w:ilvl w:val="0"/>
+          <w:numId w:val="7"/>
+        </w:numPr>
+        <w:spacing w:line="360" w:lineRule="auto"/>
+        <w:jc w:val="both"/>
+        <w:rPr>
+          <w:rFonts w:eastAsia="Times New Roman" w:cs="Times New Roman"/>
+          <w:szCs w:val="24"/>
+        </w:rPr>
+      </w:pPr>
+      <w:r>
+        <w:rPr>
+          <w:rFonts w:eastAsia="Times New Roman" w:cs="Times New Roman"/>
+          <w:szCs w:val="24"/>
+        </w:rPr>
+        <w:lastRenderedPageBreak/>
+        <w:t xml:space="preserve">Add subject and course details </w:t>
+      </w:r>
+    </w:p>
+    <w:p>
+      <w:pPr>
+        <w:pStyle w:val="ListParagraph"/>
+        <w:numPr>
+          <w:ilvl w:val="0"/>
+          <w:numId w:val="7"/>
+        </w:numPr>
+        <w:spacing w:line="360" w:lineRule="auto"/>
+        <w:jc w:val="both"/>
+        <w:rPr>
+          <w:rFonts w:eastAsia="Times New Roman" w:cs="Times New Roman"/>
+          <w:szCs w:val="24"/>
+        </w:rPr>
+      </w:pPr>
+      <w:r>
+        <w:rPr>
+          <w:rFonts w:eastAsia="Times New Roman" w:cs="Times New Roman"/>
+          <w:szCs w:val="24"/>
+        </w:rPr>
+        <w:t xml:space="preserve">Search and download resources </w:t>
+      </w:r>
+    </w:p>
+    <w:p>
+      <w:pPr>
+        <w:pStyle w:val="ListParagraph"/>
+        <w:numPr>
+          <w:ilvl w:val="0"/>
+          <w:numId w:val="3"/>
+        </w:numPr>
+        <w:spacing w:after="0" w:line="360" w:lineRule="auto"/>
+        <w:jc w:val="both"/>
+        <w:rPr>
+          <w:rFonts w:cs="Times New Roman"/>
+          <w:szCs w:val="24"/>
+        </w:rPr>
+      </w:pPr>
+      <w:r>
+        <w:rPr>
+          <w:rFonts w:eastAsia="Times New Roman" w:cs="Times New Roman"/>
+          <w:szCs w:val="24"/>
+        </w:rPr>
+        <w:t>Preview available materials</w:t>
+      </w:r>
+    </w:p>
+    <w:p>
+      <w:pPr>
+        <w:spacing w:after="0" w:line="360" w:lineRule="auto"/>
+        <w:jc w:val="both"/>
+        <w:rPr>
+          <w:rFonts w:cs="Times New Roman"/>
+          <w:szCs w:val="24"/>
+        </w:rPr>
+      </w:pPr>
+      <w:r>
+        <w:rPr>
+          <w:rFonts w:cs="Times New Roman"/>
+          <w:szCs w:val="24"/>
+        </w:rPr>
+        <w:t>3.  Request Board</w:t>
+      </w:r>
+    </w:p>
+    <w:p>
+      <w:pPr>
+        <w:pStyle w:val="ListParagraph"/>
+        <w:numPr>
+          <w:ilvl w:val="0"/>
+          <w:numId w:val="3"/>
+        </w:numPr>
+        <w:spacing w:line="360" w:lineRule="auto"/>
+        <w:jc w:val="both"/>
+        <w:rPr>
+          <w:rFonts w:eastAsia="Times New Roman" w:cs="Times New Roman"/>
+          <w:szCs w:val="24"/>
+        </w:rPr>
+      </w:pPr>
+      <w:r>
+        <w:rPr>
+          <w:rFonts w:eastAsia="Times New Roman" w:cs="Times New Roman"/>
+          <w:szCs w:val="24"/>
+        </w:rPr>
+        <w:t xml:space="preserve">Post requests for specific study materials </w:t>
+      </w:r>
+    </w:p>
+    <w:p>
+      <w:pPr>
+        <w:pStyle w:val="ListParagraph"/>
+        <w:numPr>
+          <w:ilvl w:val="0"/>
+          <w:numId w:val="3"/>
+        </w:numPr>
+        <w:spacing w:line="360" w:lineRule="auto"/>
+        <w:jc w:val="both"/>
+        <w:rPr>
+          <w:rFonts w:eastAsia="Times New Roman" w:cs="Times New Roman"/>
+          <w:szCs w:val="24"/>
+        </w:rPr>
+      </w:pPr>
+      <w:r>
+        <w:rPr>
+          <w:rFonts w:eastAsia="Times New Roman" w:cs="Times New Roman"/>
+          <w:szCs w:val="24"/>
+        </w:rPr>
+        <w:t xml:space="preserve">Add subject and description in requests </w:t>
+      </w:r>
+    </w:p>
+    <w:p>
+      <w:pPr>
+        <w:pStyle w:val="ListParagraph"/>
+        <w:numPr>
+          <w:ilvl w:val="0"/>
+          <w:numId w:val="3"/>
+        </w:numPr>
+        <w:spacing w:after="0" w:line="360" w:lineRule="auto"/>
+        <w:jc w:val="both"/>
+        <w:rPr>
+          <w:rFonts w:eastAsia="Times New Roman" w:cs="Times New Roman"/>
+          <w:szCs w:val="24"/>
+        </w:rPr>
+      </w:pPr>
+      <w:r>
+        <w:rPr>
+          <w:rFonts w:eastAsia="Times New Roman" w:cs="Times New Roman"/>
+          <w:szCs w:val="24"/>
+        </w:rPr>
+        <w:t xml:space="preserve">Respond to requests by uploading resources </w:t>
+      </w:r>
+    </w:p>
+    <w:p>
+      <w:pPr>
+        <w:spacing w:after="0" w:line="360" w:lineRule="auto"/>
+        <w:jc w:val="both"/>
+        <w:rPr>
+          <w:rFonts w:cs="Times New Roman"/>
+          <w:szCs w:val="24"/>
+        </w:rPr>
+      </w:pPr>
+      <w:r>
+        <w:rPr>
+          <w:rFonts w:cs="Times New Roman"/>
+          <w:szCs w:val="24"/>
+        </w:rPr>
+        <w:t>4. Search &amp; Filters</w:t>
+      </w:r>
+    </w:p>
+    <w:p>
+      <w:pPr>
+        <w:pStyle w:val="ListParagraph"/>
+        <w:numPr>
+          <w:ilvl w:val="0"/>
+          <w:numId w:val="3"/>
+        </w:numPr>
+        <w:spacing w:after="0" w:line="360" w:lineRule="auto"/>
+        <w:jc w:val="both"/>
+        <w:rPr>
+          <w:rFonts w:eastAsia="Times New Roman" w:cs="Times New Roman"/>
+          <w:szCs w:val="24"/>
+        </w:rPr>
+      </w:pPr>
+      <w:r>
+        <w:rPr>
+          <w:rFonts w:eastAsia="Times New Roman" w:cs="Times New Roman"/>
+          <w:szCs w:val="24"/>
+        </w:rPr>
+        <w:t xml:space="preserve">Search resources using keywords or subjects </w:t>
+      </w:r>
+    </w:p>
+    <w:p>
+      <w:pPr>
+        <w:pStyle w:val="ListParagraph"/>
+        <w:numPr>
+          <w:ilvl w:val="0"/>
+          <w:numId w:val="3"/>
+        </w:numPr>
+        <w:spacing w:line="360" w:lineRule="auto"/>
+        <w:jc w:val="both"/>
+        <w:rPr>
+          <w:rFonts w:eastAsia="Times New Roman" w:cs="Times New Roman"/>
+          <w:szCs w:val="24"/>
+        </w:rPr>
+      </w:pPr>
+      <w:r>
+        <w:rPr>
+          <w:rFonts w:eastAsia="Times New Roman" w:cs="Times New Roman"/>
+          <w:szCs w:val="24"/>
+        </w:rPr>
+        <w:t xml:space="preserve">Filter resources by category or type </w:t>
+      </w:r>
+    </w:p>
+    <w:p>
+      <w:pPr>
+        <w:pStyle w:val="ListParagraph"/>
+        <w:numPr>
+          <w:ilvl w:val="0"/>
+          <w:numId w:val="3"/>
+        </w:numPr>
+        <w:spacing w:line="360" w:lineRule="auto"/>
+        <w:jc w:val="both"/>
+        <w:rPr>
+          <w:rFonts w:eastAsia="Times New Roman" w:cs="Times New Roman"/>
+          <w:szCs w:val="24"/>
+        </w:rPr>
+      </w:pPr>
+      <w:r>
+        <w:rPr>
+          <w:rFonts w:eastAsia="Times New Roman" w:cs="Times New Roman"/>
+          <w:szCs w:val="24"/>
+        </w:rPr>
+        <w:t>Sort results for easy access</w:t>
+      </w:r>
+    </w:p>
+    <w:p>
+      <w:pPr>
+        <w:spacing w:line="360" w:lineRule="auto"/>
+        <w:jc w:val="both"/>
+        <w:rPr>
+          <w:rFonts w:cs="Times New Roman"/>
+          <w:szCs w:val="24"/>
+        </w:rPr>
+      </w:pPr>
+      <w:r>
+        <w:rPr>
+          <w:rFonts w:eastAsia="Times New Roman" w:cs="Times New Roman"/>
+          <w:b/>
+          <w:bCs/>
+          <w:szCs w:val="24"/>
+        </w:rPr>
+        <w:t xml:space="preserve">5. </w:t>
+      </w:r>
+      <w:r>
+        <w:rPr>
+          <w:rFonts w:cs="Times New Roman"/>
+          <w:szCs w:val="24"/>
+        </w:rPr>
+        <w:t>Resource Interaction</w:t>
+      </w:r>
+    </w:p>
+    <w:p>
+      <w:pPr>
+        <w:pStyle w:val="ListParagraph"/>
+        <w:numPr>
+          <w:ilvl w:val="0"/>
+          <w:numId w:val="3"/>
+        </w:numPr>
+        <w:spacing w:line="360" w:lineRule="auto"/>
+        <w:jc w:val="both"/>
+        <w:rPr>
+          <w:rFonts w:eastAsia="Times New Roman" w:cs="Times New Roman"/>
+          <w:szCs w:val="24"/>
+        </w:rPr>
+      </w:pPr>
+      <w:r>
+        <w:rPr>
+          <w:rFonts w:eastAsia="Times New Roman" w:cs="Times New Roman"/>
+          <w:szCs w:val="24"/>
+        </w:rPr>
+        <w:t xml:space="preserve">View and download study materials </w:t>
+      </w:r>
+    </w:p>
+    <w:p>
+      <w:pPr>
+        <w:pStyle w:val="ListParagraph"/>
+        <w:numPr>
+          <w:ilvl w:val="0"/>
+          <w:numId w:val="6"/>
+        </w:numPr>
+        <w:spacing w:line="360" w:lineRule="auto"/>
+        <w:jc w:val="both"/>
+        <w:rPr>
+          <w:rFonts w:eastAsia="Times New Roman" w:cs="Times New Roman"/>
+          <w:szCs w:val="24"/>
+        </w:rPr>
+      </w:pPr>
+      <w:r>
+        <w:rPr>
+          <w:rFonts w:eastAsia="Times New Roman" w:cs="Times New Roman"/>
+          <w:szCs w:val="24"/>
+        </w:rPr>
+        <w:t>Give comments</w:t>
+      </w:r>
+      <w:r>
+        <w:rPr>
+          <w:rFonts w:eastAsia="Times New Roman" w:cs="Times New Roman"/>
+          <w:szCs w:val="24"/>
+        </w:rPr>
+        <w:t xml:space="preserve"> resources </w:t>
+      </w:r>
+    </w:p>
+    <w:p>
+      <w:pPr>
+        <w:pStyle w:val="ListParagraph"/>
+        <w:numPr>
+          <w:ilvl w:val="0"/>
+          <w:numId w:val="6"/>
+        </w:numPr>
+        <w:spacing w:after="0" w:line="360" w:lineRule="auto"/>
+        <w:jc w:val="both"/>
+        <w:rPr>
+          <w:rFonts w:eastAsia="Times New Roman" w:cs="Times New Roman"/>
+          <w:szCs w:val="24"/>
+        </w:rPr>
+      </w:pPr>
+      <w:r>
+        <w:rPr>
+          <w:rFonts w:eastAsia="Times New Roman" w:cs="Times New Roman"/>
+          <w:szCs w:val="24"/>
+        </w:rPr>
+        <w:t xml:space="preserve">Identify useful content through ratings. </w:t>
+      </w:r>
+    </w:p>
+    <w:p>
+      <w:pPr>
+        <w:spacing w:after="0" w:line="360" w:lineRule="auto"/>
+        <w:jc w:val="both"/>
+        <w:rPr>
+          <w:rFonts w:cs="Times New Roman"/>
+          <w:szCs w:val="24"/>
+        </w:rPr>
+      </w:pPr>
+      <w:r>
+        <w:rPr>
+          <w:rFonts w:cs="Times New Roman"/>
+          <w:szCs w:val="24"/>
+        </w:rPr>
+        <w:t>6. Admin Management</w:t>
+      </w:r>
+    </w:p>
+    <w:p>
+      <w:pPr>
+        <w:pStyle w:val="ListParagraph"/>
+        <w:numPr>
+          <w:ilvl w:val="0"/>
+          <w:numId w:val="13"/>
+        </w:numPr>
+        <w:spacing w:after="0" w:line="360" w:lineRule="auto"/>
+        <w:jc w:val="both"/>
+        <w:rPr>
+          <w:rFonts w:cs="Times New Roman"/>
+          <w:szCs w:val="24"/>
+        </w:rPr>
+      </w:pPr>
+      <w:r>
+        <w:rPr>
+          <w:rFonts w:cs="Times New Roman"/>
+          <w:szCs w:val="24"/>
+        </w:rPr>
+        <w:t xml:space="preserve">Manage users and uploaded content </w:t>
+      </w:r>
+    </w:p>
+    <w:p>
+      <w:pPr>
+        <w:pStyle w:val="ListParagraph"/>
+        <w:numPr>
+          <w:ilvl w:val="0"/>
+          <w:numId w:val="13"/>
+        </w:numPr>
+        <w:spacing w:line="360" w:lineRule="auto"/>
+        <w:jc w:val="both"/>
+        <w:rPr>
+          <w:rFonts w:cs="Times New Roman"/>
+          <w:szCs w:val="24"/>
+        </w:rPr>
+      </w:pPr>
+      <w:r>
+        <w:rPr>
+          <w:rFonts w:cs="Times New Roman"/>
+          <w:szCs w:val="24"/>
+        </w:rPr>
+        <w:t xml:space="preserve">Remove invalid or duplicate resources </w:t>
+      </w:r>
+    </w:p>
+    <w:p>
+      <w:pPr>
+        <w:pStyle w:val="ListParagraph"/>
+        <w:numPr>
+          <w:ilvl w:val="0"/>
+          <w:numId w:val="13"/>
+        </w:numPr>
+        <w:spacing w:line="360" w:lineRule="auto"/>
+        <w:jc w:val="both"/>
+        <w:rPr>
+          <w:rFonts w:cs="Times New Roman"/>
+          <w:szCs w:val="24"/>
+        </w:rPr>
+      </w:pPr>
+      <w:r>
+        <w:rPr>
+          <w:rFonts w:cs="Times New Roman"/>
+          <w:szCs w:val="24"/>
+        </w:rPr>
+        <w:t xml:space="preserve">Monitor system activities </w:t>
+      </w:r>
+    </w:p>
+    <w:p>
+      <w:pPr>
+        <w:pStyle w:val="Heading3"/>
+      </w:pPr>
+      <w:r>
+        <w:t>3.3.2 Non-Functional Requirements</w:t>
+      </w:r>
+    </w:p>
+    <w:p>
+      <w:pPr>
+        <w:spacing w:before="240" w:after="0" w:line="360" w:lineRule="auto"/>
+        <w:jc w:val="both"/>
+        <w:rPr>
+          <w:rFonts w:cs="Times New Roman"/>
+          <w:szCs w:val="24"/>
+        </w:rPr>
+      </w:pPr>
+      <w:r>
+        <w:rPr>
+          <w:rFonts w:cs="Times New Roman"/>
+          <w:szCs w:val="24"/>
+        </w:rPr>
+        <w:t>1.  Performance</w:t>
+      </w:r>
+    </w:p>
+    <w:p>
+      <w:pPr>
+        <w:numPr>
+          <w:ilvl w:val="0"/>
+          <w:numId w:val="14"/>
+        </w:numPr>
+        <w:spacing w:after="0" w:line="360" w:lineRule="auto"/>
+        <w:jc w:val="both"/>
+        <w:rPr>
+          <w:rFonts w:eastAsia="Times New Roman" w:cs="Times New Roman"/>
+          <w:szCs w:val="24"/>
+        </w:rPr>
+      </w:pPr>
+      <w:r>
+        <w:rPr>
+          <w:rFonts w:eastAsia="Times New Roman" w:cs="Times New Roman"/>
+          <w:szCs w:val="24"/>
+        </w:rPr>
+        <w:t xml:space="preserve">Ensure fast search and response time </w:t>
+      </w:r>
+    </w:p>
+    <w:p>
+      <w:pPr>
+        <w:numPr>
+          <w:ilvl w:val="0"/>
+          <w:numId w:val="14"/>
+        </w:numPr>
+        <w:spacing w:after="0" w:line="360" w:lineRule="auto"/>
+        <w:jc w:val="both"/>
+        <w:rPr>
+          <w:rFonts w:eastAsia="Times New Roman" w:cs="Times New Roman"/>
+          <w:szCs w:val="24"/>
+        </w:rPr>
+      </w:pPr>
+      <w:r>
+        <w:rPr>
+          <w:rFonts w:eastAsia="Times New Roman" w:cs="Times New Roman"/>
+          <w:szCs w:val="24"/>
+        </w:rPr>
+        <w:t xml:space="preserve">Support smooth system operation </w:t>
+      </w:r>
+    </w:p>
+    <w:p>
+      <w:pPr>
+        <w:spacing w:after="0" w:line="360" w:lineRule="auto"/>
+        <w:jc w:val="both"/>
+        <w:rPr>
+          <w:rFonts w:cs="Times New Roman"/>
+          <w:szCs w:val="24"/>
+        </w:rPr>
+      </w:pPr>
+      <w:r>
+        <w:rPr>
+          <w:rFonts w:cs="Times New Roman"/>
+          <w:szCs w:val="24"/>
+        </w:rPr>
+        <w:t>2. Security</w:t>
+      </w:r>
+    </w:p>
+    <w:p>
+      <w:pPr>
+        <w:pStyle w:val="ListParagraph"/>
+        <w:numPr>
+          <w:ilvl w:val="0"/>
+          <w:numId w:val="14"/>
+        </w:numPr>
+        <w:spacing w:after="0" w:line="360" w:lineRule="auto"/>
+        <w:jc w:val="both"/>
+        <w:rPr>
+          <w:rFonts w:eastAsia="Times New Roman" w:cs="Times New Roman"/>
+          <w:szCs w:val="24"/>
+        </w:rPr>
+      </w:pPr>
+      <w:r>
+        <w:rPr>
+          <w:rFonts w:eastAsia="Times New Roman" w:cs="Times New Roman"/>
+          <w:szCs w:val="24"/>
+        </w:rPr>
+        <w:t xml:space="preserve">Secure user login system </w:t>
+      </w:r>
+    </w:p>
+    <w:p>
+      <w:pPr>
+        <w:pStyle w:val="ListParagraph"/>
+        <w:numPr>
+          <w:ilvl w:val="0"/>
+          <w:numId w:val="14"/>
+        </w:numPr>
+        <w:spacing w:after="0" w:line="360" w:lineRule="auto"/>
+        <w:jc w:val="both"/>
+        <w:rPr>
+          <w:rFonts w:eastAsia="Times New Roman" w:cs="Times New Roman"/>
+          <w:szCs w:val="24"/>
+        </w:rPr>
+      </w:pPr>
+      <w:r>
+        <w:rPr>
+          <w:rFonts w:eastAsia="Times New Roman" w:cs="Times New Roman"/>
+          <w:szCs w:val="24"/>
+        </w:rPr>
+        <w:t>Restrict access based on user roles</w:t>
+      </w:r>
+    </w:p>
+    <w:p>
+      <w:pPr>
+        <w:spacing w:after="0" w:line="360" w:lineRule="auto"/>
+        <w:jc w:val="both"/>
+        <w:rPr>
+          <w:rFonts w:cs="Times New Roman"/>
+          <w:szCs w:val="24"/>
+        </w:rPr>
+      </w:pPr>
+      <w:r>
+        <w:rPr>
+          <w:rFonts w:cs="Times New Roman"/>
+          <w:szCs w:val="24"/>
+        </w:rPr>
+        <w:t>3.  Usability</w:t>
+      </w:r>
+    </w:p>
+    <w:p>
+      <w:pPr>
+        <w:pStyle w:val="ListParagraph"/>
+        <w:numPr>
+          <w:ilvl w:val="0"/>
+          <w:numId w:val="4"/>
+        </w:numPr>
+        <w:spacing w:after="0" w:line="360" w:lineRule="auto"/>
+        <w:jc w:val="both"/>
+        <w:rPr>
+          <w:rFonts w:eastAsia="Times New Roman" w:cs="Times New Roman"/>
+          <w:szCs w:val="24"/>
+        </w:rPr>
+      </w:pPr>
+      <w:r>
+        <w:rPr>
+          <w:rFonts w:eastAsia="Times New Roman" w:cs="Times New Roman"/>
+          <w:szCs w:val="24"/>
+        </w:rPr>
+        <w:t xml:space="preserve">Design simple and user-friendly interface </w:t>
+      </w:r>
+    </w:p>
+    <w:p>
+      <w:pPr>
+        <w:pStyle w:val="ListParagraph"/>
+        <w:numPr>
+          <w:ilvl w:val="0"/>
+          <w:numId w:val="4"/>
+        </w:numPr>
+        <w:spacing w:after="0" w:line="360" w:lineRule="auto"/>
+        <w:jc w:val="both"/>
+        <w:rPr>
+          <w:rFonts w:cs="Times New Roman"/>
+          <w:szCs w:val="24"/>
+        </w:rPr>
+      </w:pPr>
+      <w:r>
+        <w:rPr>
+          <w:rFonts w:eastAsia="Times New Roman" w:cs="Times New Roman"/>
+          <w:szCs w:val="24"/>
+        </w:rPr>
+        <w:t>Provide easy navigation for all features</w:t>
+      </w:r>
+    </w:p>
+    <w:p>
+      <w:pPr>
+        <w:spacing w:after="0" w:line="360" w:lineRule="auto"/>
+        <w:jc w:val="both"/>
+        <w:rPr>
+          <w:rFonts w:cs="Times New Roman"/>
+          <w:szCs w:val="24"/>
+        </w:rPr>
+      </w:pPr>
+      <w:r>
+        <w:rPr>
+          <w:rFonts w:cs="Times New Roman"/>
+          <w:szCs w:val="24"/>
+        </w:rPr>
+        <w:lastRenderedPageBreak/>
+        <w:t>4. Reliability</w:t>
+      </w:r>
+    </w:p>
+    <w:p>
+      <w:pPr>
+        <w:pStyle w:val="ListParagraph"/>
+        <w:numPr>
+          <w:ilvl w:val="0"/>
+          <w:numId w:val="4"/>
+        </w:numPr>
+        <w:spacing w:after="0" w:line="360" w:lineRule="auto"/>
+        <w:jc w:val="both"/>
+        <w:rPr>
+          <w:rFonts w:eastAsia="Times New Roman" w:cs="Times New Roman"/>
+          <w:szCs w:val="24"/>
+        </w:rPr>
+      </w:pPr>
+      <w:r>
+        <w:rPr>
+          <w:rFonts w:eastAsia="Times New Roman" w:cs="Times New Roman"/>
+          <w:szCs w:val="24"/>
+        </w:rPr>
+        <w:t xml:space="preserve">Maintain accurate and consistent data </w:t>
+      </w:r>
+    </w:p>
+    <w:p>
+      <w:pPr>
+        <w:pStyle w:val="ListParagraph"/>
+        <w:numPr>
+          <w:ilvl w:val="0"/>
+          <w:numId w:val="4"/>
+        </w:numPr>
+        <w:spacing w:after="0" w:line="360" w:lineRule="auto"/>
+        <w:jc w:val="both"/>
+        <w:rPr>
+          <w:rFonts w:eastAsia="Times New Roman" w:cs="Times New Roman"/>
+          <w:szCs w:val="24"/>
+        </w:rPr>
+      </w:pPr>
+      <w:r>
+        <w:rPr>
+          <w:rFonts w:eastAsia="Times New Roman" w:cs="Times New Roman"/>
+          <w:szCs w:val="24"/>
+        </w:rPr>
+        <w:t>Data Consistency</w:t>
+      </w:r>
+    </w:p>
+    <w:p>
+      <w:pPr>
+        <w:pStyle w:val="ListParagraph"/>
+        <w:numPr>
+          <w:ilvl w:val="0"/>
+          <w:numId w:val="4"/>
+        </w:numPr>
+        <w:spacing w:after="0" w:line="360" w:lineRule="auto"/>
+        <w:jc w:val="both"/>
+        <w:rPr>
+          <w:rFonts w:eastAsia="Times New Roman" w:cs="Times New Roman"/>
+          <w:szCs w:val="24"/>
+        </w:rPr>
+      </w:pPr>
+      <w:r>
+        <w:rPr>
+          <w:rFonts w:eastAsia="Times New Roman" w:cs="Times New Roman"/>
+          <w:szCs w:val="24"/>
+        </w:rPr>
+        <w:t>Error Recovery</w:t>
+      </w:r>
+    </w:p>
+    <w:p>
+      <w:pPr>
+        <w:spacing w:after="0" w:line="360" w:lineRule="auto"/>
+        <w:jc w:val="both"/>
+        <w:rPr>
+          <w:rFonts w:cs="Times New Roman"/>
+          <w:szCs w:val="24"/>
+        </w:rPr>
+      </w:pPr>
+      <w:r>
+        <w:rPr>
+          <w:rFonts w:cs="Times New Roman"/>
+          <w:szCs w:val="24"/>
+        </w:rPr>
+        <w:t>5. Maintainability</w:t>
+      </w:r>
+    </w:p>
+    <w:p>
+      <w:pPr>
+        <w:pStyle w:val="ListParagraph"/>
+        <w:numPr>
+          <w:ilvl w:val="0"/>
+          <w:numId w:val="4"/>
+        </w:numPr>
+        <w:spacing w:after="0" w:line="360" w:lineRule="auto"/>
+        <w:jc w:val="both"/>
+        <w:rPr>
+          <w:rFonts w:eastAsia="Times New Roman" w:cs="Times New Roman"/>
+          <w:szCs w:val="24"/>
+        </w:rPr>
+      </w:pPr>
+      <w:r>
+        <w:rPr>
+          <w:rFonts w:eastAsia="Times New Roman" w:cs="Times New Roman"/>
+          <w:szCs w:val="24"/>
+        </w:rPr>
+        <w:t xml:space="preserve">Develop modular and well-structured code </w:t>
+      </w:r>
+    </w:p>
+    <w:p>
+      <w:pPr>
+        <w:pStyle w:val="ListParagraph"/>
+        <w:numPr>
+          <w:ilvl w:val="0"/>
+          <w:numId w:val="4"/>
+        </w:numPr>
+        <w:spacing w:line="360" w:lineRule="auto"/>
+        <w:jc w:val="both"/>
+        <w:rPr>
+          <w:rFonts w:eastAsia="Times New Roman" w:cs="Times New Roman"/>
+          <w:szCs w:val="24"/>
+        </w:rPr>
+      </w:pPr>
+      <w:r>
+        <w:rPr>
+          <w:rFonts w:eastAsia="Times New Roman" w:cs="Times New Roman"/>
+          <w:szCs w:val="24"/>
+        </w:rPr>
+        <w:t>Allow easy updates and modifications</w:t>
+      </w:r>
+      <w:bookmarkStart w:id="48" w:name="_Toc233811484"/>
+      <w:bookmarkEnd w:id="40"/>
+    </w:p>
+    <w:p>
+      <w:pPr>
+        <w:pStyle w:val="Heading2"/>
+        <w:spacing w:line="360" w:lineRule="auto"/>
+      </w:pPr>
+      <w:r>
+        <w:t>3.</w:t>
+      </w:r>
+      <w:r>
+        <w:t>3</w:t>
+      </w:r>
+      <w:r>
+        <w:t xml:space="preserve"> Planning and Scheduling</w:t>
+      </w:r>
+    </w:p>
+    <w:p>
+      <w:pPr>
+        <w:spacing w:line="360" w:lineRule="auto"/>
+      </w:pPr>
+      <w:r>
+        <w:t>Students frequently rely on social media platforms, messaging applications, and cloud storage services to exchange study materials. These methods are often unorganized, making it difficult to locate specific resources, avoid duplicate uploads, or verify the quality of shared content. Existing learning management systems mainly support teacher-to-student content distribution and provide limited support for peer-to-peer resource sharing.</w:t>
+      </w:r>
+    </w:p>
+    <w:p>
+      <w:pPr>
+        <w:spacing w:line="360" w:lineRule="auto"/>
+      </w:pPr>
+      <w:r>
+        <w:t>The absence of a centralized academic resource sharing platform creates several challenges:</w:t>
+      </w:r>
+    </w:p>
+    <w:p>
+      <w:pPr>
+        <w:numPr>
+          <w:ilvl w:val="0"/>
+          <w:numId w:val="47"/>
+        </w:numPr>
+        <w:spacing w:line="360" w:lineRule="auto"/>
+      </w:pPr>
+      <w:r>
+        <w:t xml:space="preserve">Difficulty locating study materials. </w:t>
+      </w:r>
+    </w:p>
+    <w:p>
+      <w:pPr>
+        <w:numPr>
+          <w:ilvl w:val="0"/>
+          <w:numId w:val="47"/>
+        </w:numPr>
+        <w:spacing w:line="360" w:lineRule="auto"/>
+      </w:pPr>
+      <w:r>
+        <w:t xml:space="preserve">Duplicate resources. </w:t>
+      </w:r>
+    </w:p>
+    <w:p>
+      <w:pPr>
+        <w:numPr>
+          <w:ilvl w:val="0"/>
+          <w:numId w:val="47"/>
+        </w:numPr>
+        <w:spacing w:line="360" w:lineRule="auto"/>
+      </w:pPr>
+      <w:r>
+        <w:t xml:space="preserve">No organized categorization. </w:t>
+      </w:r>
+    </w:p>
+    <w:p>
+      <w:pPr>
+        <w:numPr>
+          <w:ilvl w:val="0"/>
+          <w:numId w:val="47"/>
+        </w:numPr>
+        <w:spacing w:line="360" w:lineRule="auto"/>
+      </w:pPr>
+      <w:r>
+        <w:t xml:space="preserve">Lack of request mechanism. </w:t>
+      </w:r>
+    </w:p>
+    <w:p>
+      <w:pPr>
+        <w:numPr>
+          <w:ilvl w:val="0"/>
+          <w:numId w:val="47"/>
+        </w:numPr>
+        <w:spacing w:line="360" w:lineRule="auto"/>
+      </w:pPr>
+      <w:r>
+        <w:t xml:space="preserve">Poor collaboration. </w:t>
+      </w:r>
+    </w:p>
+    <w:p>
+      <w:pPr>
+        <w:numPr>
+          <w:ilvl w:val="0"/>
+          <w:numId w:val="47"/>
+        </w:numPr>
+        <w:spacing w:line="360" w:lineRule="auto"/>
+      </w:pPr>
+      <w:r>
+        <w:t xml:space="preserve">Limited resource management. </w:t>
+      </w:r>
+    </w:p>
+    <w:p>
+      <w:pPr>
+        <w:numPr>
+          <w:ilvl w:val="0"/>
+          <w:numId w:val="47"/>
+        </w:numPr>
+        <w:spacing w:line="360" w:lineRule="auto"/>
+      </w:pPr>
+      <w:r>
+        <w:t xml:space="preserve">Security concerns. </w:t>
+      </w:r>
+    </w:p>
+    <w:p>
+      <w:pPr>
+        <w:numPr>
+          <w:ilvl w:val="0"/>
+          <w:numId w:val="47"/>
+        </w:numPr>
+        <w:spacing w:line="360" w:lineRule="auto"/>
+      </w:pPr>
+      <w:r>
+        <w:t xml:space="preserve">Time-consuming searching process. </w:t>
+      </w:r>
+    </w:p>
+    <w:p>
+      <w:pPr>
+        <w:spacing w:line="360" w:lineRule="auto"/>
+      </w:pPr>
+      <w:r>
+        <w:t>Study-Buddy addresses these challenges by providing a centralized desktop application for uploading, organizing, searching, downloading, and requesting academic resources.</w:t>
+      </w:r>
+    </w:p>
+    <w:p>
+      <w:pPr>
+        <w:pStyle w:val="Heading2"/>
+      </w:pPr>
+      <w:r>
+        <w:t>3.4 Hardware and Software Requirements</w:t>
+      </w:r>
+    </w:p>
+    <w:p>
+      <w:r>
+        <w:t>D</w:t>
+      </w:r>
+      <w:bookmarkStart w:id="49" w:name="_GoBack"/>
+      <w:bookmarkEnd w:id="49"/>
+      <w:r>
+        <w:t>evelopment Environment</w:t>
+      </w:r>
+    </w:p>
+    <w:tbl>
+      <w:tblPr>
+        <w:tblStyle w:val="TableGrid"/>
+        <w:tblW w:w="0" w:type="auto"/>
+        <w:tblLook w:val="04A0" w:firstRow="1" w:lastRow="0" w:firstColumn="1" w:lastColumn="0" w:noHBand="0" w:noVBand="1"/>
+      </w:tblPr>
+      <w:tblGrid>
+        <w:gridCol w:w="4675"/>
+        <w:gridCol w:w="4675"/>
+      </w:tblGrid>
+      <w:tr>
+        <w:tc>
+          <w:tcPr>
+            <w:tcW w:w="4675" w:type="dxa"/>
+          </w:tcPr>
+          <w:p/>
+        </w:tc>
+        <w:tc>
+          <w:tcPr>
+            <w:tcW w:w="4675" w:type="dxa"/>
+          </w:tcPr>
+          <w:p/>
+        </w:tc>
+      </w:tr>
+      <w:tr>
+        <w:tc>
+          <w:tcPr>
+            <w:tcW w:w="4675" w:type="dxa"/>
+          </w:tcPr>
+          <w:p/>
+        </w:tc>
+        <w:tc>
+          <w:tcPr>
+            <w:tcW w:w="4675" w:type="dxa"/>
+          </w:tcPr>
+          <w:p/>
+        </w:tc>
+      </w:tr>
+      <w:tr>
+        <w:tc>
+          <w:tcPr>
+            <w:tcW w:w="4675" w:type="dxa"/>
+          </w:tcPr>
+          <w:p/>
+        </w:tc>
+        <w:tc>
+          <w:tcPr>
+            <w:tcW w:w="4675" w:type="dxa"/>
+          </w:tcPr>
+          <w:p/>
+        </w:tc>
+      </w:tr>
+      <w:tr>
+        <w:tc>
+          <w:tcPr>
+            <w:tcW w:w="4675" w:type="dxa"/>
+          </w:tcPr>
+          <w:p/>
+        </w:tc>
+        <w:tc>
+          <w:tcPr>
+            <w:tcW w:w="4675" w:type="dxa"/>
+          </w:tcPr>
+          <w:p/>
+        </w:tc>
+      </w:tr>
+      <w:tr>
+        <w:tc>
+          <w:tcPr>
+            <w:tcW w:w="4675" w:type="dxa"/>
+          </w:tcPr>
+          <w:p/>
+        </w:tc>
+        <w:tc>
+          <w:tcPr>
+            <w:tcW w:w="4675" w:type="dxa"/>
+          </w:tcPr>
+          <w:p/>
+        </w:tc>
+      </w:tr>
+      <w:tr>
+        <w:tc>
+          <w:tcPr>
+            <w:tcW w:w="4675" w:type="dxa"/>
+          </w:tcPr>
+          <w:p/>
+        </w:tc>
+        <w:tc>
+          <w:tcPr>
+            <w:tcW w:w="4675" w:type="dxa"/>
+          </w:tcPr>
+          <w:p/>
+        </w:tc>
+      </w:tr>
+      <w:tr>
+        <w:tc>
+          <w:tcPr>
+            <w:tcW w:w="4675" w:type="dxa"/>
+          </w:tcPr>
+          <w:p/>
+        </w:tc>
+        <w:tc>
+          <w:tcPr>
+            <w:tcW w:w="4675" w:type="dxa"/>
+          </w:tcPr>
+          <w:p/>
+        </w:tc>
+      </w:tr>
+      <w:tr>
+        <w:tc>
+          <w:tcPr>
+            <w:tcW w:w="4675" w:type="dxa"/>
+          </w:tcPr>
+          <w:p/>
+        </w:tc>
+        <w:tc>
+          <w:tcPr>
+            <w:tcW w:w="4675" w:type="dxa"/>
+          </w:tcPr>
+          <w:p/>
+        </w:tc>
+      </w:tr>
+      <w:tr>
+        <w:tc>
+          <w:tcPr>
+            <w:tcW w:w="4675" w:type="dxa"/>
+          </w:tcPr>
+          <w:p/>
+        </w:tc>
+        <w:tc>
+          <w:tcPr>
+            <w:tcW w:w="4675" w:type="dxa"/>
+          </w:tcPr>
+          <w:p/>
+        </w:tc>
+      </w:tr>
+      <w:tr>
+        <w:tc>
+          <w:tcPr>
+            <w:tcW w:w="4675" w:type="dxa"/>
+          </w:tcPr>
+          <w:p/>
+        </w:tc>
+        <w:tc>
+          <w:tcPr>
+            <w:tcW w:w="4675" w:type="dxa"/>
+          </w:tcPr>
+          <w:p/>
+        </w:tc>
+      </w:tr>
+    </w:tbl>
+    <w:p/>
+    <w:p/>
+    <w:p>
+      <w:pPr>
+        <w:rPr>
+          <w:rFonts w:cs="Times New Roman"/>
+        </w:rPr>
+      </w:pPr>
+    </w:p>
+    <w:p>
+      <w:pPr>
+        <w:rPr>
+          <w:rFonts w:cs="Times New Roman"/>
+        </w:rPr>
+      </w:pPr>
+    </w:p>
+    <w:p>
+      <w:pPr>
+        <w:pStyle w:val="Heading1"/>
+        <w:spacing w:before="0" w:after="160" w:line="360" w:lineRule="auto"/>
+        <w:jc w:val="center"/>
+        <w:rPr>
+          <w:rFonts w:cs="Times New Roman"/>
+          <w:color w:val="auto"/>
+        </w:rPr>
+      </w:pPr>
+      <w:r>
+        <w:rPr>
+          <w:rFonts w:cs="Times New Roman"/>
+          <w:color w:val="auto"/>
+        </w:rPr>
         <w:t>5</w:t>
       </w:r>
       <w:r>
@@ -11851,7 +11328,7 @@
         </w:rPr>
         <w:t>. System design</w:t>
       </w:r>
-      <w:bookmarkEnd w:id="56"/>
+      <w:bookmarkEnd w:id="48"/>
     </w:p>
     <w:p>
       <w:pPr>
@@ -11860,7 +11337,7 @@
           <w:rFonts w:cs="Times New Roman"/>
         </w:rPr>
       </w:pPr>
-      <w:bookmarkStart w:id="57" w:name="_Toc233811485"/>
+      <w:bookmarkStart w:id="50" w:name="_Toc233811485"/>
       <w:r>
         <w:rPr>
           <w:rFonts w:cs="Times New Roman"/>
@@ -12070,23 +11547,6 @@
           <w:rFonts w:cs="Times New Roman"/>
         </w:rPr>
         <w:t>Tasks and reminders</w:t>
-      </w:r>
-    </w:p>
-    <w:p>
-      <w:pPr>
-        <w:numPr>
-          <w:ilvl w:val="0"/>
-          <w:numId w:val="42"/>
-        </w:numPr>
-        <w:rPr>
-          <w:rFonts w:cs="Times New Roman"/>
-        </w:rPr>
-      </w:pPr>
-      <w:r>
-        <w:rPr>
-          <w:rFonts w:cs="Times New Roman"/>
-        </w:rPr>
-        <w:t>Progress records</w:t>
       </w:r>
     </w:p>
     <w:p>
@@ -12157,6 +11617,7 @@
           <w:color w:val="0D0D0D"/>
           <w:szCs w:val="24"/>
         </w:rPr>
+        <w:lastRenderedPageBreak/>
         <w:t>Simple and intuitive</w:t>
       </w:r>
     </w:p>
@@ -12287,7 +11748,6 @@
         <w:rPr>
           <w:rFonts w:cs="Times New Roman"/>
         </w:rPr>
-        <w:lastRenderedPageBreak/>
         <w:t>5</w:t>
       </w:r>
       <w:r>
@@ -12314,7 +11774,7 @@
         </w:rPr>
         <w:t xml:space="preserve"> Feasibility study</w:t>
       </w:r>
-      <w:bookmarkEnd w:id="57"/>
+      <w:bookmarkEnd w:id="50"/>
     </w:p>
     <w:p>
       <w:pPr>
@@ -12685,6 +12145,7 @@
           <w:rFonts w:cs="Times New Roman"/>
           <w:szCs w:val="24"/>
         </w:rPr>
+        <w:lastRenderedPageBreak/>
         <w:t>Features: searching, uploading, requesting resources</w:t>
       </w:r>
     </w:p>
@@ -12793,7 +12254,7 @@
           <w:rFonts w:cs="Times New Roman"/>
         </w:rPr>
       </w:pPr>
-      <w:bookmarkStart w:id="58" w:name="_Toc233811486"/>
+      <w:bookmarkStart w:id="51" w:name="_Toc233811486"/>
       <w:r>
         <w:rPr>
           <w:rFonts w:cs="Times New Roman"/>
@@ -12813,7 +12274,7 @@
         </w:rPr>
         <w:t>. Flowchart</w:t>
       </w:r>
-      <w:bookmarkEnd w:id="58"/>
+      <w:bookmarkEnd w:id="51"/>
     </w:p>
     <w:p>
       <w:pPr>
@@ -12842,7 +12303,7 @@
                     <pic:cNvPicPr/>
                   </pic:nvPicPr>
                   <pic:blipFill>
-                    <a:blip r:embed="rId12">
+                    <a:blip r:embed="rId13">
                       <a:extLst>
                         <a:ext uri="{28A0092B-C50C-407E-A947-70E740481C1C}">
                           <a14:useLocalDpi xmlns:a14="http://schemas.microsoft.com/office/drawing/2010/main" val="0"/>
@@ -12876,7 +12337,7 @@
           <w:rFonts w:cs="Times New Roman"/>
         </w:rPr>
       </w:pPr>
-      <w:bookmarkStart w:id="59" w:name="_Toc233811487"/>
+      <w:bookmarkStart w:id="52" w:name="_Toc233811487"/>
       <w:r>
         <w:rPr>
           <w:rFonts w:cs="Times New Roman"/>
@@ -12902,7 +12363,7 @@
         </w:rPr>
         <w:t xml:space="preserve"> ER Diagram</w:t>
       </w:r>
-      <w:bookmarkEnd w:id="59"/>
+      <w:bookmarkEnd w:id="52"/>
     </w:p>
     <w:p>
       <w:pPr>
@@ -12938,7 +12399,7 @@
                     <pic:cNvPicPr/>
                   </pic:nvPicPr>
                   <pic:blipFill>
-                    <a:blip r:embed="rId13">
+                    <a:blip r:embed="rId14">
                       <a:extLst>
                         <a:ext uri="{28A0092B-C50C-407E-A947-70E740481C1C}">
                           <a14:useLocalDpi xmlns:a14="http://schemas.microsoft.com/office/drawing/2010/main" val="0"/>
@@ -13052,7 +12513,7 @@
           <w:rFonts w:cs="Times New Roman"/>
         </w:rPr>
       </w:pPr>
-      <w:bookmarkStart w:id="60" w:name="_Toc233811488"/>
+      <w:bookmarkStart w:id="53" w:name="_Toc233811488"/>
       <w:r>
         <w:rPr>
           <w:rFonts w:cs="Times New Roman"/>
@@ -13078,7 +12539,7 @@
         </w:rPr>
         <w:t xml:space="preserve"> Use Case Diagram</w:t>
       </w:r>
-      <w:bookmarkEnd w:id="60"/>
+      <w:bookmarkEnd w:id="53"/>
       <w:r>
         <w:rPr>
           <w:rFonts w:cs="Times New Roman"/>
@@ -13124,7 +12585,7 @@
                     </pic:cNvPicPr>
                   </pic:nvPicPr>
                   <pic:blipFill>
-                    <a:blip r:embed="rId14">
+                    <a:blip r:embed="rId15">
                       <a:extLst>
                         <a:ext uri="{28A0092B-C50C-407E-A947-70E740481C1C}">
                           <a14:useLocalDpi xmlns:a14="http://schemas.microsoft.com/office/drawing/2010/main" val="0"/>
@@ -13341,7 +12802,7 @@
           <w:szCs w:val="24"/>
         </w:rPr>
       </w:pPr>
-      <w:bookmarkStart w:id="61" w:name="_Toc230240637"/>
+      <w:bookmarkStart w:id="54" w:name="_Toc230240637"/>
       <w:r>
         <w:rPr>
           <w:rFonts w:cs="Times New Roman"/>
@@ -13399,7 +12860,7 @@
         </w:rPr>
         <w:t>:Use Case Diagram</w:t>
       </w:r>
-      <w:bookmarkEnd w:id="61"/>
+      <w:bookmarkEnd w:id="54"/>
     </w:p>
     <w:p>
       <w:pPr>
@@ -13408,7 +12869,7 @@
           <w:rFonts w:cs="Times New Roman"/>
         </w:rPr>
       </w:pPr>
-      <w:bookmarkStart w:id="62" w:name="_Toc233811489"/>
+      <w:bookmarkStart w:id="55" w:name="_Toc233811489"/>
       <w:r>
         <w:rPr>
           <w:rFonts w:cs="Times New Roman"/>
@@ -13440,7 +12901,7 @@
         </w:rPr>
         <w:t>Data Flow Diagram (DFD)</w:t>
       </w:r>
-      <w:bookmarkEnd w:id="62"/>
+      <w:bookmarkEnd w:id="55"/>
     </w:p>
     <w:p>
       <w:pPr>
@@ -13525,7 +12986,7 @@
                     <pic:cNvPicPr/>
                   </pic:nvPicPr>
                   <pic:blipFill>
-                    <a:blip r:embed="rId15">
+                    <a:blip r:embed="rId16">
                       <a:extLst>
                         <a:ext uri="{28A0092B-C50C-407E-A947-70E740481C1C}">
                           <a14:useLocalDpi xmlns:a14="http://schemas.microsoft.com/office/drawing/2010/main" val="0"/>
@@ -13681,8 +13142,6 @@
           <w:szCs w:val="24"/>
         </w:rPr>
       </w:pPr>
-      <w:bookmarkStart w:id="63" w:name="_GoBack"/>
-      <w:bookmarkEnd w:id="63"/>
     </w:p>
     <w:p>
       <w:pPr>
@@ -13785,7 +13244,7 @@
                     </pic:cNvPicPr>
                   </pic:nvPicPr>
                   <pic:blipFill>
-                    <a:blip r:embed="rId16">
+                    <a:blip r:embed="rId17">
                       <a:extLst>
                         <a:ext uri="{28A0092B-C50C-407E-A947-70E740481C1C}">
                           <a14:useLocalDpi xmlns:a14="http://schemas.microsoft.com/office/drawing/2010/main" val="0"/>
@@ -13991,7 +13450,7 @@
                     </pic:cNvPicPr>
                   </pic:nvPicPr>
                   <pic:blipFill>
-                    <a:blip r:embed="rId17">
+                    <a:blip r:embed="rId18">
                       <a:extLst>
                         <a:ext uri="{28A0092B-C50C-407E-A947-70E740481C1C}">
                           <a14:useLocalDpi xmlns:a14="http://schemas.microsoft.com/office/drawing/2010/main" val="0"/>
@@ -14065,7 +13524,7 @@
           <w:color w:val="auto"/>
         </w:rPr>
       </w:pPr>
-      <w:bookmarkStart w:id="64" w:name="_Toc233811490"/>
+      <w:bookmarkStart w:id="56" w:name="_Toc233811490"/>
       <w:r>
         <w:rPr>
           <w:rFonts w:cs="Times New Roman"/>
@@ -14080,7 +13539,7 @@
         </w:rPr>
         <w:t>.</w:t>
       </w:r>
-      <w:bookmarkStart w:id="65" w:name="_Toc229218505"/>
+      <w:bookmarkStart w:id="57" w:name="_Toc229218505"/>
       <w:r>
         <w:rPr>
           <w:rFonts w:cs="Times New Roman"/>
@@ -14088,7 +13547,7 @@
         </w:rPr>
         <w:t xml:space="preserve"> </w:t>
       </w:r>
-      <w:bookmarkEnd w:id="65"/>
+      <w:bookmarkEnd w:id="57"/>
       <w:r>
         <w:rPr>
           <w:rFonts w:cs="Times New Roman"/>
@@ -14096,7 +13555,7 @@
         </w:rPr>
         <w:t>Development</w:t>
       </w:r>
-      <w:bookmarkEnd w:id="64"/>
+      <w:bookmarkEnd w:id="56"/>
     </w:p>
     <w:p>
       <w:pPr>
@@ -14105,7 +13564,7 @@
           <w:rFonts w:cs="Times New Roman"/>
         </w:rPr>
       </w:pPr>
-      <w:bookmarkStart w:id="66" w:name="_Toc233811491"/>
+      <w:bookmarkStart w:id="58" w:name="_Toc233811491"/>
       <w:r>
         <w:rPr>
           <w:rFonts w:cs="Times New Roman"/>
@@ -14130,7 +13589,7 @@
         </w:rPr>
         <w:t>Methodology:</w:t>
       </w:r>
-      <w:bookmarkEnd w:id="66"/>
+      <w:bookmarkEnd w:id="58"/>
     </w:p>
     <w:p>
       <w:pPr>
@@ -14256,7 +13715,7 @@
                     <pic:cNvPicPr/>
                   </pic:nvPicPr>
                   <pic:blipFill>
-                    <a:blip r:embed="rId18" cstate="print">
+                    <a:blip r:embed="rId19" cstate="print">
                       <a:extLst>
                         <a:ext uri="{28A0092B-C50C-407E-A947-70E740481C1C}">
                           <a14:useLocalDpi xmlns:a14="http://schemas.microsoft.com/office/drawing/2010/main" val="0"/>
@@ -14441,7 +13900,7 @@
                                 <w:szCs w:val="24"/>
                               </w:rPr>
                             </w:pPr>
-                            <w:bookmarkStart w:id="67" w:name="_Toc230240638"/>
+                            <w:bookmarkStart w:id="59" w:name="_Toc230240638"/>
                             <w:r>
                               <w:rPr>
                                 <w:rFonts w:cs="Times New Roman"/>
@@ -14499,7 +13958,7 @@
                               </w:rPr>
                               <w:t xml:space="preserve"> :Agile Model</w:t>
                             </w:r>
-                            <w:bookmarkEnd w:id="67"/>
+                            <w:bookmarkEnd w:id="59"/>
                           </w:p>
                         </w:txbxContent>
                       </wps:txbx>
@@ -14536,7 +13995,7 @@
                           <w:szCs w:val="24"/>
                         </w:rPr>
                       </w:pPr>
-                      <w:bookmarkStart w:id="68" w:name="_Toc230240638"/>
+                      <w:bookmarkStart w:id="60" w:name="_Toc230240638"/>
                       <w:r>
                         <w:rPr>
                           <w:rFonts w:cs="Times New Roman"/>
@@ -14594,7 +14053,7 @@
                         </w:rPr>
                         <w:t xml:space="preserve"> :Agile Model</w:t>
                       </w:r>
-                      <w:bookmarkEnd w:id="68"/>
+                      <w:bookmarkEnd w:id="60"/>
                     </w:p>
                   </w:txbxContent>
                 </v:textbox>
@@ -14604,10 +14063,10 @@
           </mc:Fallback>
         </mc:AlternateContent>
       </w:r>
-      <w:bookmarkStart w:id="69" w:name="_Toc229722737"/>
-      <w:bookmarkStart w:id="70" w:name="_Toc229723117"/>
-      <w:bookmarkStart w:id="71" w:name="_Toc229723821"/>
-      <w:bookmarkStart w:id="72" w:name="_Toc229724059"/>
+      <w:bookmarkStart w:id="61" w:name="_Toc229722737"/>
+      <w:bookmarkStart w:id="62" w:name="_Toc229723117"/>
+      <w:bookmarkStart w:id="63" w:name="_Toc229723821"/>
+      <w:bookmarkStart w:id="64" w:name="_Toc229724059"/>
     </w:p>
     <w:p>
       <w:pPr>
@@ -14617,7 +14076,7 @@
           <w:rFonts w:cs="Times New Roman"/>
         </w:rPr>
       </w:pPr>
-      <w:bookmarkStart w:id="73" w:name="_Toc233811492"/>
+      <w:bookmarkStart w:id="65" w:name="_Toc233811492"/>
       <w:r>
         <w:rPr>
           <w:rFonts w:cs="Times New Roman"/>
@@ -14630,7 +14089,7 @@
         </w:rPr>
         <w:t>.2. Implementation and Testing</w:t>
       </w:r>
-      <w:bookmarkEnd w:id="73"/>
+      <w:bookmarkEnd w:id="65"/>
     </w:p>
     <w:p>
       <w:pPr>
@@ -14639,7 +14098,7 @@
           <w:rFonts w:cs="Times New Roman"/>
         </w:rPr>
       </w:pPr>
-      <w:bookmarkStart w:id="74" w:name="_Toc233811493"/>
+      <w:bookmarkStart w:id="66" w:name="_Toc233811493"/>
       <w:r>
         <w:rPr>
           <w:rFonts w:cs="Times New Roman"/>
@@ -14652,7 +14111,7 @@
         </w:rPr>
         <w:t>.2.1. Implementation Approaches</w:t>
       </w:r>
-      <w:bookmarkEnd w:id="74"/>
+      <w:bookmarkEnd w:id="66"/>
     </w:p>
     <w:p>
       <w:pPr>
@@ -14675,7 +14134,7 @@
           <w:rFonts w:cs="Times New Roman"/>
         </w:rPr>
       </w:pPr>
-      <w:bookmarkStart w:id="75" w:name="_Toc233811494"/>
+      <w:bookmarkStart w:id="67" w:name="_Toc233811494"/>
       <w:r>
         <w:rPr>
           <w:rFonts w:cs="Times New Roman"/>
@@ -14688,7 +14147,7 @@
         </w:rPr>
         <w:t>.2.2. Coding Details and Code Efficiency</w:t>
       </w:r>
-      <w:bookmarkEnd w:id="75"/>
+      <w:bookmarkEnd w:id="67"/>
     </w:p>
     <w:p>
       <w:pPr>
@@ -14772,7 +14231,7 @@
           <w:rFonts w:cs="Times New Roman"/>
         </w:rPr>
       </w:pPr>
-      <w:bookmarkStart w:id="76" w:name="_Toc233811495"/>
+      <w:bookmarkStart w:id="68" w:name="_Toc233811495"/>
       <w:r>
         <w:rPr>
           <w:rFonts w:cs="Times New Roman"/>
@@ -14785,7 +14244,7 @@
         </w:rPr>
         <w:t>.3. Testing Approach</w:t>
       </w:r>
-      <w:bookmarkEnd w:id="76"/>
+      <w:bookmarkEnd w:id="68"/>
     </w:p>
     <w:p>
       <w:pPr>
@@ -14794,7 +14253,7 @@
           <w:rFonts w:cs="Times New Roman"/>
         </w:rPr>
       </w:pPr>
-      <w:bookmarkStart w:id="77" w:name="_Toc233811496"/>
+      <w:bookmarkStart w:id="69" w:name="_Toc233811496"/>
       <w:r>
         <w:rPr>
           <w:rFonts w:cs="Times New Roman"/>
@@ -14807,7 +14266,7 @@
         </w:rPr>
         <w:t>.3.1. Unit Testing</w:t>
       </w:r>
-      <w:bookmarkEnd w:id="77"/>
+      <w:bookmarkEnd w:id="69"/>
     </w:p>
     <w:p>
       <w:pPr>
@@ -14831,7 +14290,7 @@
           <w:rFonts w:cs="Times New Roman"/>
         </w:rPr>
       </w:pPr>
-      <w:bookmarkStart w:id="78" w:name="_Toc233811497"/>
+      <w:bookmarkStart w:id="70" w:name="_Toc233811497"/>
       <w:r>
         <w:rPr>
           <w:rFonts w:cs="Times New Roman"/>
@@ -14844,7 +14303,7 @@
         </w:rPr>
         <w:t>.3.2. Integrated Testing</w:t>
       </w:r>
-      <w:bookmarkEnd w:id="78"/>
+      <w:bookmarkEnd w:id="70"/>
     </w:p>
     <w:p>
       <w:pPr>
@@ -14867,7 +14326,7 @@
           <w:rFonts w:cs="Times New Roman"/>
         </w:rPr>
       </w:pPr>
-      <w:bookmarkStart w:id="79" w:name="_Toc233811498"/>
+      <w:bookmarkStart w:id="71" w:name="_Toc233811498"/>
       <w:r>
         <w:rPr>
           <w:rFonts w:cs="Times New Roman"/>
@@ -14880,7 +14339,7 @@
         </w:rPr>
         <w:t>.3.3. Beta Testing</w:t>
       </w:r>
-      <w:bookmarkEnd w:id="79"/>
+      <w:bookmarkEnd w:id="71"/>
     </w:p>
     <w:p>
       <w:pPr>
@@ -14902,7 +14361,7 @@
           <w:rFonts w:cs="Times New Roman"/>
         </w:rPr>
       </w:pPr>
-      <w:bookmarkStart w:id="80" w:name="_Toc233811499"/>
+      <w:bookmarkStart w:id="72" w:name="_Toc233811499"/>
       <w:r>
         <w:rPr>
           <w:rFonts w:cs="Times New Roman"/>
@@ -14915,7 +14374,7 @@
         </w:rPr>
         <w:t>.4. Modifications and Improvements</w:t>
       </w:r>
-      <w:bookmarkEnd w:id="80"/>
+      <w:bookmarkEnd w:id="72"/>
     </w:p>
     <w:p>
       <w:pPr>
@@ -14998,7 +14457,7 @@
           <w:rFonts w:cs="Times New Roman"/>
         </w:rPr>
       </w:pPr>
-      <w:bookmarkStart w:id="81" w:name="_Toc233811500"/>
+      <w:bookmarkStart w:id="73" w:name="_Toc233811500"/>
       <w:r>
         <w:rPr>
           <w:rFonts w:cs="Times New Roman"/>
@@ -15017,7 +14476,7 @@
         </w:rPr>
         <w:t>. Test Cases</w:t>
       </w:r>
-      <w:bookmarkEnd w:id="81"/>
+      <w:bookmarkEnd w:id="73"/>
     </w:p>
     <w:p>
       <w:pPr>
@@ -15061,14 +14520,14 @@
           <w:rFonts w:cs="Times New Roman"/>
         </w:rPr>
       </w:pPr>
-      <w:bookmarkStart w:id="82" w:name="_Toc233811501"/>
+      <w:bookmarkStart w:id="74" w:name="_Toc233811501"/>
       <w:r>
         <w:rPr>
           <w:rFonts w:cs="Times New Roman"/>
         </w:rPr>
         <w:t>6.6. Verification and Validation:</w:t>
       </w:r>
-      <w:bookmarkEnd w:id="82"/>
+      <w:bookmarkEnd w:id="74"/>
     </w:p>
     <w:p>
       <w:pPr>
@@ -15364,7 +14823,7 @@
           <w:rFonts w:cs="Times New Roman"/>
         </w:rPr>
       </w:pPr>
-      <w:bookmarkStart w:id="83" w:name="_Toc233811502"/>
+      <w:bookmarkStart w:id="75" w:name="_Toc233811502"/>
       <w:r>
         <w:rPr>
           <w:rFonts w:cs="Times New Roman"/>
@@ -15401,17 +14860,17 @@
         </w:rPr>
         <w:t>Gantt Chart</w:t>
       </w:r>
-      <w:bookmarkEnd w:id="69"/>
-      <w:bookmarkEnd w:id="70"/>
-      <w:bookmarkEnd w:id="71"/>
-      <w:bookmarkEnd w:id="72"/>
+      <w:bookmarkEnd w:id="61"/>
+      <w:bookmarkEnd w:id="62"/>
+      <w:bookmarkEnd w:id="63"/>
+      <w:bookmarkEnd w:id="64"/>
       <w:r>
         <w:rPr>
           <w:rFonts w:cs="Times New Roman"/>
         </w:rPr>
         <w:t>)</w:t>
       </w:r>
-      <w:bookmarkEnd w:id="83"/>
+      <w:bookmarkEnd w:id="75"/>
     </w:p>
     <w:p>
       <w:pPr>
@@ -15457,7 +14916,7 @@
             <wp:cNvGraphicFramePr/>
             <a:graphic xmlns:a="http://schemas.openxmlformats.org/drawingml/2006/main">
               <a:graphicData uri="http://schemas.openxmlformats.org/drawingml/2006/chart">
-                <c:chart xmlns:c="http://schemas.openxmlformats.org/drawingml/2006/chart" xmlns:r="http://schemas.openxmlformats.org/officeDocument/2006/relationships" r:id="rId19"/>
+                <c:chart xmlns:c="http://schemas.openxmlformats.org/drawingml/2006/chart" xmlns:r="http://schemas.openxmlformats.org/officeDocument/2006/relationships" r:id="rId20"/>
               </a:graphicData>
             </a:graphic>
             <wp14:sizeRelH relativeFrom="margin">
@@ -15497,7 +14956,7 @@
           <w:szCs w:val="24"/>
         </w:rPr>
       </w:pPr>
-      <w:bookmarkStart w:id="84" w:name="_Toc230240639"/>
+      <w:bookmarkStart w:id="76" w:name="_Toc230240639"/>
       <w:r>
         <w:rPr>
           <w:rFonts w:cs="Times New Roman"/>
@@ -15555,7 +15014,7 @@
         </w:rPr>
         <w:t>:Gantt Char</w:t>
       </w:r>
-      <w:bookmarkEnd w:id="84"/>
+      <w:bookmarkEnd w:id="76"/>
       <w:r>
         <w:rPr>
           <w:rFonts w:cs="Times New Roman"/>
@@ -15619,7 +15078,7 @@
           <w:rFonts w:cs="Times New Roman"/>
         </w:rPr>
       </w:pPr>
-      <w:bookmarkStart w:id="85" w:name="_Toc233811503"/>
+      <w:bookmarkStart w:id="77" w:name="_Toc233811503"/>
       <w:r>
         <w:rPr>
           <w:rFonts w:cs="Times New Roman"/>
@@ -15633,7 +15092,7 @@
         </w:rPr>
         <w:t>. Result</w:t>
       </w:r>
-      <w:bookmarkEnd w:id="85"/>
+      <w:bookmarkEnd w:id="77"/>
     </w:p>
     <w:p>
       <w:pPr>
@@ -15860,7 +15319,7 @@
           <w:color w:val="auto"/>
         </w:rPr>
       </w:pPr>
-      <w:bookmarkStart w:id="86" w:name="_Toc233811504"/>
+      <w:bookmarkStart w:id="78" w:name="_Toc233811504"/>
       <w:r>
         <w:rPr>
           <w:rFonts w:cs="Times New Roman"/>
@@ -15890,7 +15349,7 @@
         </w:rPr>
         <w:t>Conclusion</w:t>
       </w:r>
-      <w:bookmarkEnd w:id="86"/>
+      <w:bookmarkEnd w:id="78"/>
     </w:p>
     <w:p>
       <w:pPr>
@@ -15899,7 +15358,7 @@
           <w:rFonts w:cs="Times New Roman"/>
         </w:rPr>
       </w:pPr>
-      <w:bookmarkStart w:id="87" w:name="_Toc233811505"/>
+      <w:bookmarkStart w:id="79" w:name="_Toc233811505"/>
       <w:r>
         <w:rPr>
           <w:rFonts w:cs="Times New Roman"/>
@@ -15912,7 +15371,7 @@
         </w:rPr>
         <w:t>.1. Conclusion</w:t>
       </w:r>
-      <w:bookmarkEnd w:id="87"/>
+      <w:bookmarkEnd w:id="79"/>
     </w:p>
     <w:p>
       <w:pPr>
@@ -15955,7 +15414,7 @@
           <w:rFonts w:cs="Times New Roman"/>
         </w:rPr>
       </w:pPr>
-      <w:bookmarkStart w:id="88" w:name="_Toc233811506"/>
+      <w:bookmarkStart w:id="80" w:name="_Toc233811506"/>
       <w:r>
         <w:rPr>
           <w:rFonts w:cs="Times New Roman"/>
@@ -15968,7 +15427,7 @@
         </w:rPr>
         <w:t>.2. Significance of the System</w:t>
       </w:r>
-      <w:bookmarkEnd w:id="88"/>
+      <w:bookmarkEnd w:id="80"/>
     </w:p>
     <w:p>
       <w:pPr>
@@ -16035,7 +15494,7 @@
           <w:rFonts w:cs="Times New Roman"/>
         </w:rPr>
       </w:pPr>
-      <w:bookmarkStart w:id="89" w:name="_Toc233811507"/>
+      <w:bookmarkStart w:id="81" w:name="_Toc233811507"/>
       <w:r>
         <w:rPr>
           <w:rFonts w:cs="Times New Roman"/>
@@ -16060,7 +15519,7 @@
         </w:rPr>
         <w:t>. Recommendation</w:t>
       </w:r>
-      <w:bookmarkEnd w:id="89"/>
+      <w:bookmarkEnd w:id="81"/>
     </w:p>
     <w:p>
       <w:pPr>
@@ -16199,7 +15658,7 @@
           <w:szCs w:val="24"/>
         </w:rPr>
       </w:pPr>
-      <w:bookmarkStart w:id="90" w:name="_Toc233811508"/>
+      <w:bookmarkStart w:id="82" w:name="_Toc233811508"/>
     </w:p>
     <w:p>
       <w:pPr>
@@ -16248,7 +15707,7 @@
         </w:rPr>
         <w:t>Reference</w:t>
       </w:r>
-      <w:bookmarkEnd w:id="90"/>
+      <w:bookmarkEnd w:id="82"/>
     </w:p>
     <w:p>
       <w:pPr>
@@ -16314,7 +15773,7 @@
       </w:pPr>
     </w:p>
     <w:sectPr>
-      <w:footerReference w:type="first" r:id="rId20"/>
+      <w:footerReference w:type="first" r:id="rId21"/>
       <w:pgSz w:w="12240" w:h="15840"/>
       <w:pgMar w:top="1440" w:right="1440" w:bottom="1440" w:left="1440" w:header="720" w:footer="720" w:gutter="0"/>
       <w:pgNumType w:start="1"/>
@@ -16399,7 +15858,7 @@
             <w:noProof/>
             <w:szCs w:val="24"/>
           </w:rPr>
-          <w:t>24</w:t>
+          <w:t>9</w:t>
         </w:r>
         <w:r>
           <w:rPr>
@@ -17498,6 +16957,119 @@
     </w:lvl>
   </w:abstractNum>
   <w:abstractNum w:abstractNumId="8" w15:restartNumberingAfterBreak="0">
+    <w:nsid w:val="18F65B40"/>
+    <w:multiLevelType w:val="hybridMultilevel"/>
+    <w:tmpl w:val="F6049EEC"/>
+    <w:lvl w:ilvl="0" w:tplc="04090001">
+      <w:start w:val="1"/>
+      <w:numFmt w:val="bullet"/>
+      <w:lvlText w:val=""/>
+      <w:lvlJc w:val="left"/>
+      <w:pPr>
+        <w:ind w:left="780" w:hanging="360"/>
+      </w:pPr>
+      <w:rPr>
+        <w:rFonts w:ascii="Symbol" w:hAnsi="Symbol" w:hint="default"/>
+      </w:rPr>
+    </w:lvl>
+    <w:lvl w:ilvl="1" w:tplc="04090003" w:tentative="1">
+      <w:start w:val="1"/>
+      <w:numFmt w:val="bullet"/>
+      <w:lvlText w:val="o"/>
+      <w:lvlJc w:val="left"/>
+      <w:pPr>
+        <w:ind w:left="1500" w:hanging="360"/>
+      </w:pPr>
+      <w:rPr>
+        <w:rFonts w:ascii="Courier New" w:hAnsi="Courier New" w:cs="Courier New" w:hint="default"/>
+      </w:rPr>
+    </w:lvl>
+    <w:lvl w:ilvl="2" w:tplc="04090005" w:tentative="1">
+      <w:start w:val="1"/>
+      <w:numFmt w:val="bullet"/>
+      <w:lvlText w:val=""/>
+      <w:lvlJc w:val="left"/>
+      <w:pPr>
+        <w:ind w:left="2220" w:hanging="360"/>
+      </w:pPr>
+      <w:rPr>
+        <w:rFonts w:ascii="Wingdings" w:hAnsi="Wingdings" w:hint="default"/>
+      </w:rPr>
+    </w:lvl>
+    <w:lvl w:ilvl="3" w:tplc="04090001" w:tentative="1">
+      <w:start w:val="1"/>
+      <w:numFmt w:val="bullet"/>
+      <w:lvlText w:val=""/>
+      <w:lvlJc w:val="left"/>
+      <w:pPr>
+        <w:ind w:left="2940" w:hanging="360"/>
+      </w:pPr>
+      <w:rPr>
+        <w:rFonts w:ascii="Symbol" w:hAnsi="Symbol" w:hint="default"/>
+      </w:rPr>
+    </w:lvl>
+    <w:lvl w:ilvl="4" w:tplc="04090003" w:tentative="1">
+      <w:start w:val="1"/>
+      <w:numFmt w:val="bullet"/>
+      <w:lvlText w:val="o"/>
+      <w:lvlJc w:val="left"/>
+      <w:pPr>
+        <w:ind w:left="3660" w:hanging="360"/>
+      </w:pPr>
+      <w:rPr>
+        <w:rFonts w:ascii="Courier New" w:hAnsi="Courier New" w:cs="Courier New" w:hint="default"/>
+      </w:rPr>
+    </w:lvl>
+    <w:lvl w:ilvl="5" w:tplc="04090005" w:tentative="1">
+      <w:start w:val="1"/>
+      <w:numFmt w:val="bullet"/>
+      <w:lvlText w:val=""/>
+      <w:lvlJc w:val="left"/>
+      <w:pPr>
+        <w:ind w:left="4380" w:hanging="360"/>
+      </w:pPr>
+      <w:rPr>
+        <w:rFonts w:ascii="Wingdings" w:hAnsi="Wingdings" w:hint="default"/>
+      </w:rPr>
+    </w:lvl>
+    <w:lvl w:ilvl="6" w:tplc="04090001" w:tentative="1">
+      <w:start w:val="1"/>
+      <w:numFmt w:val="bullet"/>
+      <w:lvlText w:val=""/>
+      <w:lvlJc w:val="left"/>
+      <w:pPr>
+        <w:ind w:left="5100" w:hanging="360"/>
+      </w:pPr>
+      <w:rPr>
+        <w:rFonts w:ascii="Symbol" w:hAnsi="Symbol" w:hint="default"/>
+      </w:rPr>
+    </w:lvl>
+    <w:lvl w:ilvl="7" w:tplc="04090003" w:tentative="1">
+      <w:start w:val="1"/>
+      <w:numFmt w:val="bullet"/>
+      <w:lvlText w:val="o"/>
+      <w:lvlJc w:val="left"/>
+      <w:pPr>
+        <w:ind w:left="5820" w:hanging="360"/>
+      </w:pPr>
+      <w:rPr>
+        <w:rFonts w:ascii="Courier New" w:hAnsi="Courier New" w:cs="Courier New" w:hint="default"/>
+      </w:rPr>
+    </w:lvl>
+    <w:lvl w:ilvl="8" w:tplc="04090005" w:tentative="1">
+      <w:start w:val="1"/>
+      <w:numFmt w:val="bullet"/>
+      <w:lvlText w:val=""/>
+      <w:lvlJc w:val="left"/>
+      <w:pPr>
+        <w:ind w:left="6540" w:hanging="360"/>
+      </w:pPr>
+      <w:rPr>
+        <w:rFonts w:ascii="Wingdings" w:hAnsi="Wingdings" w:hint="default"/>
+      </w:rPr>
+    </w:lvl>
+  </w:abstractNum>
+  <w:abstractNum w:abstractNumId="9" w15:restartNumberingAfterBreak="0">
     <w:nsid w:val="1A9862D8"/>
     <w:multiLevelType w:val="multilevel"/>
     <w:tmpl w:val="829AF650"/>
@@ -17646,7 +17218,7 @@
       </w:rPr>
     </w:lvl>
   </w:abstractNum>
-  <w:abstractNum w:abstractNumId="9" w15:restartNumberingAfterBreak="0">
+  <w:abstractNum w:abstractNumId="10" w15:restartNumberingAfterBreak="0">
     <w:nsid w:val="1CD37950"/>
     <w:multiLevelType w:val="hybridMultilevel"/>
     <w:tmpl w:val="A4142A6E"/>
@@ -17732,7 +17304,7 @@
       </w:pPr>
     </w:lvl>
   </w:abstractNum>
-  <w:abstractNum w:abstractNumId="10" w15:restartNumberingAfterBreak="0">
+  <w:abstractNum w:abstractNumId="11" w15:restartNumberingAfterBreak="0">
     <w:nsid w:val="21F31C36"/>
     <w:multiLevelType w:val="hybridMultilevel"/>
     <w:tmpl w:val="9B86EF4A"/>
@@ -17821,7 +17393,7 @@
       </w:pPr>
     </w:lvl>
   </w:abstractNum>
-  <w:abstractNum w:abstractNumId="11" w15:restartNumberingAfterBreak="0">
+  <w:abstractNum w:abstractNumId="12" w15:restartNumberingAfterBreak="0">
     <w:nsid w:val="276A34C5"/>
     <w:multiLevelType w:val="multilevel"/>
     <w:tmpl w:val="DAD46F48"/>
@@ -17943,7 +17515,7 @@
       </w:rPr>
     </w:lvl>
   </w:abstractNum>
-  <w:abstractNum w:abstractNumId="12" w15:restartNumberingAfterBreak="0">
+  <w:abstractNum w:abstractNumId="13" w15:restartNumberingAfterBreak="0">
     <w:nsid w:val="28586ADB"/>
     <w:multiLevelType w:val="hybridMultilevel"/>
     <w:tmpl w:val="666E1694"/>
@@ -18056,7 +17628,7 @@
       </w:rPr>
     </w:lvl>
   </w:abstractNum>
-  <w:abstractNum w:abstractNumId="13" w15:restartNumberingAfterBreak="0">
+  <w:abstractNum w:abstractNumId="14" w15:restartNumberingAfterBreak="0">
     <w:nsid w:val="296411B1"/>
     <w:multiLevelType w:val="multilevel"/>
     <w:tmpl w:val="D6CAC1B4"/>
@@ -18169,7 +17741,7 @@
       </w:rPr>
     </w:lvl>
   </w:abstractNum>
-  <w:abstractNum w:abstractNumId="14" w15:restartNumberingAfterBreak="0">
+  <w:abstractNum w:abstractNumId="15" w15:restartNumberingAfterBreak="0">
     <w:nsid w:val="2CDC25C2"/>
     <w:multiLevelType w:val="multilevel"/>
     <w:tmpl w:val="92C89EAE"/>
@@ -18282,7 +17854,7 @@
       </w:rPr>
     </w:lvl>
   </w:abstractNum>
-  <w:abstractNum w:abstractNumId="15" w15:restartNumberingAfterBreak="0">
+  <w:abstractNum w:abstractNumId="16" w15:restartNumberingAfterBreak="0">
     <w:nsid w:val="2CF56EA8"/>
     <w:multiLevelType w:val="hybridMultilevel"/>
     <w:tmpl w:val="DDA22FD0"/>
@@ -18372,7 +17944,7 @@
       </w:pPr>
     </w:lvl>
   </w:abstractNum>
-  <w:abstractNum w:abstractNumId="16" w15:restartNumberingAfterBreak="0">
+  <w:abstractNum w:abstractNumId="17" w15:restartNumberingAfterBreak="0">
     <w:nsid w:val="2F1743F2"/>
     <w:multiLevelType w:val="multilevel"/>
     <w:tmpl w:val="E140F350"/>
@@ -18521,7 +18093,7 @@
       </w:rPr>
     </w:lvl>
   </w:abstractNum>
-  <w:abstractNum w:abstractNumId="17" w15:restartNumberingAfterBreak="0">
+  <w:abstractNum w:abstractNumId="18" w15:restartNumberingAfterBreak="0">
     <w:nsid w:val="30CE7E04"/>
     <w:multiLevelType w:val="multilevel"/>
     <w:tmpl w:val="543294D2"/>
@@ -18642,7 +18214,7 @@
       </w:rPr>
     </w:lvl>
   </w:abstractNum>
-  <w:abstractNum w:abstractNumId="18" w15:restartNumberingAfterBreak="0">
+  <w:abstractNum w:abstractNumId="19" w15:restartNumberingAfterBreak="0">
     <w:nsid w:val="32C26B81"/>
     <w:multiLevelType w:val="hybridMultilevel"/>
     <w:tmpl w:val="E36C4A34"/>
@@ -18755,7 +18327,7 @@
       </w:rPr>
     </w:lvl>
   </w:abstractNum>
-  <w:abstractNum w:abstractNumId="19" w15:restartNumberingAfterBreak="0">
+  <w:abstractNum w:abstractNumId="20" w15:restartNumberingAfterBreak="0">
     <w:nsid w:val="333C49AA"/>
     <w:multiLevelType w:val="hybridMultilevel"/>
     <w:tmpl w:val="90384A54"/>
@@ -18868,7 +18440,7 @@
       </w:rPr>
     </w:lvl>
   </w:abstractNum>
-  <w:abstractNum w:abstractNumId="20" w15:restartNumberingAfterBreak="0">
+  <w:abstractNum w:abstractNumId="21" w15:restartNumberingAfterBreak="0">
     <w:nsid w:val="34B968E7"/>
     <w:multiLevelType w:val="hybridMultilevel"/>
     <w:tmpl w:val="665403A6"/>
@@ -18981,7 +18553,156 @@
       </w:rPr>
     </w:lvl>
   </w:abstractNum>
-  <w:abstractNum w:abstractNumId="21" w15:restartNumberingAfterBreak="0">
+  <w:abstractNum w:abstractNumId="22" w15:restartNumberingAfterBreak="0">
+    <w:nsid w:val="34D03AA2"/>
+    <w:multiLevelType w:val="multilevel"/>
+    <w:tmpl w:val="4C106228"/>
+    <w:lvl w:ilvl="0">
+      <w:start w:val="1"/>
+      <w:numFmt w:val="bullet"/>
+      <w:lvlText w:val=""/>
+      <w:lvlJc w:val="left"/>
+      <w:pPr>
+        <w:tabs>
+          <w:tab w:val="num" w:pos="720"/>
+        </w:tabs>
+        <w:ind w:left="720" w:hanging="360"/>
+      </w:pPr>
+      <w:rPr>
+        <w:rFonts w:ascii="Symbol" w:hAnsi="Symbol" w:hint="default"/>
+        <w:sz w:val="20"/>
+      </w:rPr>
+    </w:lvl>
+    <w:lvl w:ilvl="1" w:tentative="1">
+      <w:start w:val="1"/>
+      <w:numFmt w:val="bullet"/>
+      <w:lvlText w:val="o"/>
+      <w:lvlJc w:val="left"/>
+      <w:pPr>
+        <w:tabs>
+          <w:tab w:val="num" w:pos="1440"/>
+        </w:tabs>
+        <w:ind w:left="1440" w:hanging="360"/>
+      </w:pPr>
+      <w:rPr>
+        <w:rFonts w:ascii="Courier New" w:hAnsi="Courier New" w:hint="default"/>
+        <w:sz w:val="20"/>
+      </w:rPr>
+    </w:lvl>
+    <w:lvl w:ilvl="2" w:tentative="1">
+      <w:start w:val="1"/>
+      <w:numFmt w:val="bullet"/>
+      <w:lvlText w:val=""/>
+      <w:lvlJc w:val="left"/>
+      <w:pPr>
+        <w:tabs>
+          <w:tab w:val="num" w:pos="2160"/>
+        </w:tabs>
+        <w:ind w:left="2160" w:hanging="360"/>
+      </w:pPr>
+      <w:rPr>
+        <w:rFonts w:ascii="Wingdings" w:hAnsi="Wingdings" w:hint="default"/>
+        <w:sz w:val="20"/>
+      </w:rPr>
+    </w:lvl>
+    <w:lvl w:ilvl="3" w:tentative="1">
+      <w:start w:val="1"/>
+      <w:numFmt w:val="bullet"/>
+      <w:lvlText w:val=""/>
+      <w:lvlJc w:val="left"/>
+      <w:pPr>
+        <w:tabs>
+          <w:tab w:val="num" w:pos="2880"/>
+        </w:tabs>
+        <w:ind w:left="2880" w:hanging="360"/>
+      </w:pPr>
+      <w:rPr>
+        <w:rFonts w:ascii="Wingdings" w:hAnsi="Wingdings" w:hint="default"/>
+        <w:sz w:val="20"/>
+      </w:rPr>
+    </w:lvl>
+    <w:lvl w:ilvl="4" w:tentative="1">
+      <w:start w:val="1"/>
+      <w:numFmt w:val="bullet"/>
+      <w:lvlText w:val=""/>
+      <w:lvlJc w:val="left"/>
+      <w:pPr>
+        <w:tabs>
+          <w:tab w:val="num" w:pos="3600"/>
+        </w:tabs>
+        <w:ind w:left="3600" w:hanging="360"/>
+      </w:pPr>
+      <w:rPr>
+        <w:rFonts w:ascii="Wingdings" w:hAnsi="Wingdings" w:hint="default"/>
+        <w:sz w:val="20"/>
+      </w:rPr>
+    </w:lvl>
+    <w:lvl w:ilvl="5" w:tentative="1">
+      <w:start w:val="1"/>
+      <w:numFmt w:val="bullet"/>
+      <w:lvlText w:val=""/>
+      <w:lvlJc w:val="left"/>
+      <w:pPr>
+        <w:tabs>
+          <w:tab w:val="num" w:pos="4320"/>
+        </w:tabs>
+        <w:ind w:left="4320" w:hanging="360"/>
+      </w:pPr>
+      <w:rPr>
+        <w:rFonts w:ascii="Wingdings" w:hAnsi="Wingdings" w:hint="default"/>
+        <w:sz w:val="20"/>
+      </w:rPr>
+    </w:lvl>
+    <w:lvl w:ilvl="6" w:tentative="1">
+      <w:start w:val="1"/>
+      <w:numFmt w:val="bullet"/>
+      <w:lvlText w:val=""/>
+      <w:lvlJc w:val="left"/>
+      <w:pPr>
+        <w:tabs>
+          <w:tab w:val="num" w:pos="5040"/>
+        </w:tabs>
+        <w:ind w:left="5040" w:hanging="360"/>
+      </w:pPr>
+      <w:rPr>
+        <w:rFonts w:ascii="Wingdings" w:hAnsi="Wingdings" w:hint="default"/>
+        <w:sz w:val="20"/>
+      </w:rPr>
+    </w:lvl>
+    <w:lvl w:ilvl="7" w:tentative="1">
+      <w:start w:val="1"/>
+      <w:numFmt w:val="bullet"/>
+      <w:lvlText w:val=""/>
+      <w:lvlJc w:val="left"/>
+      <w:pPr>
+        <w:tabs>
+          <w:tab w:val="num" w:pos="5760"/>
+        </w:tabs>
+        <w:ind w:left="5760" w:hanging="360"/>
+      </w:pPr>
+      <w:rPr>
+        <w:rFonts w:ascii="Wingdings" w:hAnsi="Wingdings" w:hint="default"/>
+        <w:sz w:val="20"/>
+      </w:rPr>
+    </w:lvl>
+    <w:lvl w:ilvl="8" w:tentative="1">
+      <w:start w:val="1"/>
+      <w:numFmt w:val="bullet"/>
+      <w:lvlText w:val=""/>
+      <w:lvlJc w:val="left"/>
+      <w:pPr>
+        <w:tabs>
+          <w:tab w:val="num" w:pos="6480"/>
+        </w:tabs>
+        <w:ind w:left="6480" w:hanging="360"/>
+      </w:pPr>
+      <w:rPr>
+        <w:rFonts w:ascii="Wingdings" w:hAnsi="Wingdings" w:hint="default"/>
+        <w:sz w:val="20"/>
+      </w:rPr>
+    </w:lvl>
+  </w:abstractNum>
+  <w:abstractNum w:abstractNumId="23" w15:restartNumberingAfterBreak="0">
     <w:nsid w:val="40B93481"/>
     <w:multiLevelType w:val="hybridMultilevel"/>
     <w:tmpl w:val="8938A8B6"/>
@@ -19094,7 +18815,156 @@
       </w:rPr>
     </w:lvl>
   </w:abstractNum>
-  <w:abstractNum w:abstractNumId="22" w15:restartNumberingAfterBreak="0">
+  <w:abstractNum w:abstractNumId="24" w15:restartNumberingAfterBreak="0">
+    <w:nsid w:val="48F80F5A"/>
+    <w:multiLevelType w:val="multilevel"/>
+    <w:tmpl w:val="4908472E"/>
+    <w:lvl w:ilvl="0">
+      <w:start w:val="1"/>
+      <w:numFmt w:val="bullet"/>
+      <w:lvlText w:val=""/>
+      <w:lvlJc w:val="left"/>
+      <w:pPr>
+        <w:tabs>
+          <w:tab w:val="num" w:pos="720"/>
+        </w:tabs>
+        <w:ind w:left="720" w:hanging="360"/>
+      </w:pPr>
+      <w:rPr>
+        <w:rFonts w:ascii="Symbol" w:hAnsi="Symbol" w:hint="default"/>
+        <w:sz w:val="20"/>
+      </w:rPr>
+    </w:lvl>
+    <w:lvl w:ilvl="1" w:tentative="1">
+      <w:start w:val="1"/>
+      <w:numFmt w:val="bullet"/>
+      <w:lvlText w:val="o"/>
+      <w:lvlJc w:val="left"/>
+      <w:pPr>
+        <w:tabs>
+          <w:tab w:val="num" w:pos="1440"/>
+        </w:tabs>
+        <w:ind w:left="1440" w:hanging="360"/>
+      </w:pPr>
+      <w:rPr>
+        <w:rFonts w:ascii="Courier New" w:hAnsi="Courier New" w:hint="default"/>
+        <w:sz w:val="20"/>
+      </w:rPr>
+    </w:lvl>
+    <w:lvl w:ilvl="2" w:tentative="1">
+      <w:start w:val="1"/>
+      <w:numFmt w:val="bullet"/>
+      <w:lvlText w:val=""/>
+      <w:lvlJc w:val="left"/>
+      <w:pPr>
+        <w:tabs>
+          <w:tab w:val="num" w:pos="2160"/>
+        </w:tabs>
+        <w:ind w:left="2160" w:hanging="360"/>
+      </w:pPr>
+      <w:rPr>
+        <w:rFonts w:ascii="Wingdings" w:hAnsi="Wingdings" w:hint="default"/>
+        <w:sz w:val="20"/>
+      </w:rPr>
+    </w:lvl>
+    <w:lvl w:ilvl="3" w:tentative="1">
+      <w:start w:val="1"/>
+      <w:numFmt w:val="bullet"/>
+      <w:lvlText w:val=""/>
+      <w:lvlJc w:val="left"/>
+      <w:pPr>
+        <w:tabs>
+          <w:tab w:val="num" w:pos="2880"/>
+        </w:tabs>
+        <w:ind w:left="2880" w:hanging="360"/>
+      </w:pPr>
+      <w:rPr>
+        <w:rFonts w:ascii="Wingdings" w:hAnsi="Wingdings" w:hint="default"/>
+        <w:sz w:val="20"/>
+      </w:rPr>
+    </w:lvl>
+    <w:lvl w:ilvl="4" w:tentative="1">
+      <w:start w:val="1"/>
+      <w:numFmt w:val="bullet"/>
+      <w:lvlText w:val=""/>
+      <w:lvlJc w:val="left"/>
+      <w:pPr>
+        <w:tabs>
+          <w:tab w:val="num" w:pos="3600"/>
+        </w:tabs>
+        <w:ind w:left="3600" w:hanging="360"/>
+      </w:pPr>
+      <w:rPr>
+        <w:rFonts w:ascii="Wingdings" w:hAnsi="Wingdings" w:hint="default"/>
+        <w:sz w:val="20"/>
+      </w:rPr>
+    </w:lvl>
+    <w:lvl w:ilvl="5" w:tentative="1">
+      <w:start w:val="1"/>
+      <w:numFmt w:val="bullet"/>
+      <w:lvlText w:val=""/>
+      <w:lvlJc w:val="left"/>
+      <w:pPr>
+        <w:tabs>
+          <w:tab w:val="num" w:pos="4320"/>
+        </w:tabs>
+        <w:ind w:left="4320" w:hanging="360"/>
+      </w:pPr>
+      <w:rPr>
+        <w:rFonts w:ascii="Wingdings" w:hAnsi="Wingdings" w:hint="default"/>
+        <w:sz w:val="20"/>
+      </w:rPr>
+    </w:lvl>
+    <w:lvl w:ilvl="6" w:tentative="1">
+      <w:start w:val="1"/>
+      <w:numFmt w:val="bullet"/>
+      <w:lvlText w:val=""/>
+      <w:lvlJc w:val="left"/>
+      <w:pPr>
+        <w:tabs>
+          <w:tab w:val="num" w:pos="5040"/>
+        </w:tabs>
+        <w:ind w:left="5040" w:hanging="360"/>
+      </w:pPr>
+      <w:rPr>
+        <w:rFonts w:ascii="Wingdings" w:hAnsi="Wingdings" w:hint="default"/>
+        <w:sz w:val="20"/>
+      </w:rPr>
+    </w:lvl>
+    <w:lvl w:ilvl="7" w:tentative="1">
+      <w:start w:val="1"/>
+      <w:numFmt w:val="bullet"/>
+      <w:lvlText w:val=""/>
+      <w:lvlJc w:val="left"/>
+      <w:pPr>
+        <w:tabs>
+          <w:tab w:val="num" w:pos="5760"/>
+        </w:tabs>
+        <w:ind w:left="5760" w:hanging="360"/>
+      </w:pPr>
+      <w:rPr>
+        <w:rFonts w:ascii="Wingdings" w:hAnsi="Wingdings" w:hint="default"/>
+        <w:sz w:val="20"/>
+      </w:rPr>
+    </w:lvl>
+    <w:lvl w:ilvl="8" w:tentative="1">
+      <w:start w:val="1"/>
+      <w:numFmt w:val="bullet"/>
+      <w:lvlText w:val=""/>
+      <w:lvlJc w:val="left"/>
+      <w:pPr>
+        <w:tabs>
+          <w:tab w:val="num" w:pos="6480"/>
+        </w:tabs>
+        <w:ind w:left="6480" w:hanging="360"/>
+      </w:pPr>
+      <w:rPr>
+        <w:rFonts w:ascii="Wingdings" w:hAnsi="Wingdings" w:hint="default"/>
+        <w:sz w:val="20"/>
+      </w:rPr>
+    </w:lvl>
+  </w:abstractNum>
+  <w:abstractNum w:abstractNumId="25" w15:restartNumberingAfterBreak="0">
     <w:nsid w:val="49032971"/>
     <w:multiLevelType w:val="hybridMultilevel"/>
     <w:tmpl w:val="1D3E3C62"/>
@@ -19184,7 +19054,120 @@
       </w:pPr>
     </w:lvl>
   </w:abstractNum>
-  <w:abstractNum w:abstractNumId="23" w15:restartNumberingAfterBreak="0">
+  <w:abstractNum w:abstractNumId="26" w15:restartNumberingAfterBreak="0">
+    <w:nsid w:val="49452BDD"/>
+    <w:multiLevelType w:val="hybridMultilevel"/>
+    <w:tmpl w:val="EB70AE6C"/>
+    <w:lvl w:ilvl="0" w:tplc="04090001">
+      <w:start w:val="1"/>
+      <w:numFmt w:val="bullet"/>
+      <w:lvlText w:val=""/>
+      <w:lvlJc w:val="left"/>
+      <w:pPr>
+        <w:ind w:left="720" w:hanging="360"/>
+      </w:pPr>
+      <w:rPr>
+        <w:rFonts w:ascii="Symbol" w:hAnsi="Symbol" w:hint="default"/>
+      </w:rPr>
+    </w:lvl>
+    <w:lvl w:ilvl="1" w:tplc="04090003" w:tentative="1">
+      <w:start w:val="1"/>
+      <w:numFmt w:val="bullet"/>
+      <w:lvlText w:val="o"/>
+      <w:lvlJc w:val="left"/>
+      <w:pPr>
+        <w:ind w:left="1440" w:hanging="360"/>
+      </w:pPr>
+      <w:rPr>
+        <w:rFonts w:ascii="Courier New" w:hAnsi="Courier New" w:cs="Courier New" w:hint="default"/>
+      </w:rPr>
+    </w:lvl>
+    <w:lvl w:ilvl="2" w:tplc="04090005" w:tentative="1">
+      <w:start w:val="1"/>
+      <w:numFmt w:val="bullet"/>
+      <w:lvlText w:val=""/>
+      <w:lvlJc w:val="left"/>
+      <w:pPr>
+        <w:ind w:left="2160" w:hanging="360"/>
+      </w:pPr>
+      <w:rPr>
+        <w:rFonts w:ascii="Wingdings" w:hAnsi="Wingdings" w:hint="default"/>
+      </w:rPr>
+    </w:lvl>
+    <w:lvl w:ilvl="3" w:tplc="04090001" w:tentative="1">
+      <w:start w:val="1"/>
+      <w:numFmt w:val="bullet"/>
+      <w:lvlText w:val=""/>
+      <w:lvlJc w:val="left"/>
+      <w:pPr>
+        <w:ind w:left="2880" w:hanging="360"/>
+      </w:pPr>
+      <w:rPr>
+        <w:rFonts w:ascii="Symbol" w:hAnsi="Symbol" w:hint="default"/>
+      </w:rPr>
+    </w:lvl>
+    <w:lvl w:ilvl="4" w:tplc="04090003" w:tentative="1">
+      <w:start w:val="1"/>
+      <w:numFmt w:val="bullet"/>
+      <w:lvlText w:val="o"/>
+      <w:lvlJc w:val="left"/>
+      <w:pPr>
+        <w:ind w:left="3600" w:hanging="360"/>
+      </w:pPr>
+      <w:rPr>
+        <w:rFonts w:ascii="Courier New" w:hAnsi="Courier New" w:cs="Courier New" w:hint="default"/>
+      </w:rPr>
+    </w:lvl>
+    <w:lvl w:ilvl="5" w:tplc="04090005" w:tentative="1">
+      <w:start w:val="1"/>
+      <w:numFmt w:val="bullet"/>
+      <w:lvlText w:val=""/>
+      <w:lvlJc w:val="left"/>
+      <w:pPr>
+        <w:ind w:left="4320" w:hanging="360"/>
+      </w:pPr>
+      <w:rPr>
+        <w:rFonts w:ascii="Wingdings" w:hAnsi="Wingdings" w:hint="default"/>
+      </w:rPr>
+    </w:lvl>
+    <w:lvl w:ilvl="6" w:tplc="04090001" w:tentative="1">
+      <w:start w:val="1"/>
+      <w:numFmt w:val="bullet"/>
+      <w:lvlText w:val=""/>
+      <w:lvlJc w:val="left"/>
+      <w:pPr>
+        <w:ind w:left="5040" w:hanging="360"/>
+      </w:pPr>
+      <w:rPr>
+        <w:rFonts w:ascii="Symbol" w:hAnsi="Symbol" w:hint="default"/>
+      </w:rPr>
+    </w:lvl>
+    <w:lvl w:ilvl="7" w:tplc="04090003" w:tentative="1">
+      <w:start w:val="1"/>
+      <w:numFmt w:val="bullet"/>
+      <w:lvlText w:val="o"/>
+      <w:lvlJc w:val="left"/>
+      <w:pPr>
+        <w:ind w:left="5760" w:hanging="360"/>
+      </w:pPr>
+      <w:rPr>
+        <w:rFonts w:ascii="Courier New" w:hAnsi="Courier New" w:cs="Courier New" w:hint="default"/>
+      </w:rPr>
+    </w:lvl>
+    <w:lvl w:ilvl="8" w:tplc="04090005" w:tentative="1">
+      <w:start w:val="1"/>
+      <w:numFmt w:val="bullet"/>
+      <w:lvlText w:val=""/>
+      <w:lvlJc w:val="left"/>
+      <w:pPr>
+        <w:ind w:left="6480" w:hanging="360"/>
+      </w:pPr>
+      <w:rPr>
+        <w:rFonts w:ascii="Wingdings" w:hAnsi="Wingdings" w:hint="default"/>
+      </w:rPr>
+    </w:lvl>
+  </w:abstractNum>
+  <w:abstractNum w:abstractNumId="27" w15:restartNumberingAfterBreak="0">
     <w:nsid w:val="4A0E4E42"/>
     <w:multiLevelType w:val="hybridMultilevel"/>
     <w:tmpl w:val="D5362F02"/>
@@ -19270,7 +19253,7 @@
       </w:pPr>
     </w:lvl>
   </w:abstractNum>
-  <w:abstractNum w:abstractNumId="24" w15:restartNumberingAfterBreak="0">
+  <w:abstractNum w:abstractNumId="28" w15:restartNumberingAfterBreak="0">
     <w:nsid w:val="5271700E"/>
     <w:multiLevelType w:val="multilevel"/>
     <w:tmpl w:val="48043260"/>
@@ -19419,7 +19402,7 @@
       </w:rPr>
     </w:lvl>
   </w:abstractNum>
-  <w:abstractNum w:abstractNumId="25" w15:restartNumberingAfterBreak="0">
+  <w:abstractNum w:abstractNumId="29" w15:restartNumberingAfterBreak="0">
     <w:nsid w:val="52B52959"/>
     <w:multiLevelType w:val="multilevel"/>
     <w:tmpl w:val="0D167EFA"/>
@@ -19568,7 +19551,7 @@
       </w:rPr>
     </w:lvl>
   </w:abstractNum>
-  <w:abstractNum w:abstractNumId="26" w15:restartNumberingAfterBreak="0">
+  <w:abstractNum w:abstractNumId="30" w15:restartNumberingAfterBreak="0">
     <w:nsid w:val="6073607D"/>
     <w:multiLevelType w:val="hybridMultilevel"/>
     <w:tmpl w:val="E31AF948"/>
@@ -19708,7 +19691,7 @@
       </w:rPr>
     </w:lvl>
   </w:abstractNum>
-  <w:abstractNum w:abstractNumId="27" w15:restartNumberingAfterBreak="0">
+  <w:abstractNum w:abstractNumId="31" w15:restartNumberingAfterBreak="0">
     <w:nsid w:val="62B512C7"/>
     <w:multiLevelType w:val="hybridMultilevel"/>
     <w:tmpl w:val="29643452"/>
@@ -19798,7 +19781,7 @@
       </w:pPr>
     </w:lvl>
   </w:abstractNum>
-  <w:abstractNum w:abstractNumId="28" w15:restartNumberingAfterBreak="0">
+  <w:abstractNum w:abstractNumId="32" w15:restartNumberingAfterBreak="0">
     <w:nsid w:val="65720A0C"/>
     <w:multiLevelType w:val="multilevel"/>
     <w:tmpl w:val="479A5CC8"/>
@@ -19947,7 +19930,7 @@
       </w:rPr>
     </w:lvl>
   </w:abstractNum>
-  <w:abstractNum w:abstractNumId="29" w15:restartNumberingAfterBreak="0">
+  <w:abstractNum w:abstractNumId="33" w15:restartNumberingAfterBreak="0">
     <w:nsid w:val="66B21804"/>
     <w:multiLevelType w:val="hybridMultilevel"/>
     <w:tmpl w:val="F92EE1F0"/>
@@ -20060,7 +20043,7 @@
       </w:rPr>
     </w:lvl>
   </w:abstractNum>
-  <w:abstractNum w:abstractNumId="30" w15:restartNumberingAfterBreak="0">
+  <w:abstractNum w:abstractNumId="34" w15:restartNumberingAfterBreak="0">
     <w:nsid w:val="678C2490"/>
     <w:multiLevelType w:val="hybridMultilevel"/>
     <w:tmpl w:val="B1FA4EBE"/>
@@ -20173,7 +20156,7 @@
       </w:rPr>
     </w:lvl>
   </w:abstractNum>
-  <w:abstractNum w:abstractNumId="31" w15:restartNumberingAfterBreak="0">
+  <w:abstractNum w:abstractNumId="35" w15:restartNumberingAfterBreak="0">
     <w:nsid w:val="680E236A"/>
     <w:multiLevelType w:val="hybridMultilevel"/>
     <w:tmpl w:val="886AF5A8"/>
@@ -20313,7 +20296,7 @@
       </w:rPr>
     </w:lvl>
   </w:abstractNum>
-  <w:abstractNum w:abstractNumId="32" w15:restartNumberingAfterBreak="0">
+  <w:abstractNum w:abstractNumId="36" w15:restartNumberingAfterBreak="0">
     <w:nsid w:val="6D5E6E02"/>
     <w:multiLevelType w:val="hybridMultilevel"/>
     <w:tmpl w:val="3B849FBE"/>
@@ -20399,7 +20382,7 @@
       </w:pPr>
     </w:lvl>
   </w:abstractNum>
-  <w:abstractNum w:abstractNumId="33" w15:restartNumberingAfterBreak="0">
+  <w:abstractNum w:abstractNumId="37" w15:restartNumberingAfterBreak="0">
     <w:nsid w:val="71692C38"/>
     <w:multiLevelType w:val="multilevel"/>
     <w:tmpl w:val="3744AF5C"/>
@@ -20548,7 +20531,7 @@
       </w:rPr>
     </w:lvl>
   </w:abstractNum>
-  <w:abstractNum w:abstractNumId="34" w15:restartNumberingAfterBreak="0">
+  <w:abstractNum w:abstractNumId="38" w15:restartNumberingAfterBreak="0">
     <w:nsid w:val="73D172B2"/>
     <w:multiLevelType w:val="multilevel"/>
     <w:tmpl w:val="AE3CD16C"/>
@@ -20697,7 +20680,7 @@
       </w:rPr>
     </w:lvl>
   </w:abstractNum>
-  <w:abstractNum w:abstractNumId="35" w15:restartNumberingAfterBreak="0">
+  <w:abstractNum w:abstractNumId="39" w15:restartNumberingAfterBreak="0">
     <w:nsid w:val="745A0452"/>
     <w:multiLevelType w:val="multilevel"/>
     <w:tmpl w:val="E140F350"/>
@@ -20846,7 +20829,7 @@
       </w:rPr>
     </w:lvl>
   </w:abstractNum>
-  <w:abstractNum w:abstractNumId="36" w15:restartNumberingAfterBreak="0">
+  <w:abstractNum w:abstractNumId="40" w15:restartNumberingAfterBreak="0">
     <w:nsid w:val="75286160"/>
     <w:multiLevelType w:val="hybridMultilevel"/>
     <w:tmpl w:val="E84C3438"/>
@@ -20959,7 +20942,7 @@
       </w:rPr>
     </w:lvl>
   </w:abstractNum>
-  <w:abstractNum w:abstractNumId="37" w15:restartNumberingAfterBreak="0">
+  <w:abstractNum w:abstractNumId="41" w15:restartNumberingAfterBreak="0">
     <w:nsid w:val="755504D4"/>
     <w:multiLevelType w:val="hybridMultilevel"/>
     <w:tmpl w:val="CBEC91F2"/>
@@ -21072,7 +21055,7 @@
       </w:rPr>
     </w:lvl>
   </w:abstractNum>
-  <w:abstractNum w:abstractNumId="38" w15:restartNumberingAfterBreak="0">
+  <w:abstractNum w:abstractNumId="42" w15:restartNumberingAfterBreak="0">
     <w:nsid w:val="7694676C"/>
     <w:multiLevelType w:val="multilevel"/>
     <w:tmpl w:val="CAB05ED0"/>
@@ -21221,7 +21204,7 @@
       </w:rPr>
     </w:lvl>
   </w:abstractNum>
-  <w:abstractNum w:abstractNumId="39" w15:restartNumberingAfterBreak="0">
+  <w:abstractNum w:abstractNumId="43" w15:restartNumberingAfterBreak="0">
     <w:nsid w:val="7A433BFA"/>
     <w:multiLevelType w:val="hybridMultilevel"/>
     <w:tmpl w:val="309AD956"/>
@@ -21361,7 +21344,7 @@
       </w:rPr>
     </w:lvl>
   </w:abstractNum>
-  <w:abstractNum w:abstractNumId="40" w15:restartNumberingAfterBreak="0">
+  <w:abstractNum w:abstractNumId="44" w15:restartNumberingAfterBreak="0">
     <w:nsid w:val="7A7060C2"/>
     <w:multiLevelType w:val="multilevel"/>
     <w:tmpl w:val="6D3E535C"/>
@@ -21510,7 +21493,7 @@
       </w:rPr>
     </w:lvl>
   </w:abstractNum>
-  <w:abstractNum w:abstractNumId="41" w15:restartNumberingAfterBreak="0">
+  <w:abstractNum w:abstractNumId="45" w15:restartNumberingAfterBreak="0">
     <w:nsid w:val="7AAF589B"/>
     <w:multiLevelType w:val="hybridMultilevel"/>
     <w:tmpl w:val="FE78CEAC"/>
@@ -21623,7 +21606,7 @@
       </w:rPr>
     </w:lvl>
   </w:abstractNum>
-  <w:abstractNum w:abstractNumId="42" w15:restartNumberingAfterBreak="0">
+  <w:abstractNum w:abstractNumId="46" w15:restartNumberingAfterBreak="0">
     <w:nsid w:val="7B4D1282"/>
     <w:multiLevelType w:val="hybridMultilevel"/>
     <w:tmpl w:val="6B90FFAE"/>
@@ -21737,133 +21720,145 @@
     </w:lvl>
   </w:abstractNum>
   <w:num w:numId="1">
-    <w:abstractNumId w:val="12"/>
+    <w:abstractNumId w:val="13"/>
   </w:num>
   <w:num w:numId="2">
-    <w:abstractNumId w:val="15"/>
+    <w:abstractNumId w:val="16"/>
   </w:num>
   <w:num w:numId="3">
-    <w:abstractNumId w:val="16"/>
+    <w:abstractNumId w:val="17"/>
   </w:num>
   <w:num w:numId="4">
     <w:abstractNumId w:val="2"/>
   </w:num>
   <w:num w:numId="5">
-    <w:abstractNumId w:val="25"/>
+    <w:abstractNumId w:val="29"/>
   </w:num>
   <w:num w:numId="6">
     <w:abstractNumId w:val="3"/>
   </w:num>
   <w:num w:numId="7">
-    <w:abstractNumId w:val="38"/>
+    <w:abstractNumId w:val="42"/>
   </w:num>
   <w:num w:numId="8">
     <w:abstractNumId w:val="5"/>
   </w:num>
   <w:num w:numId="9">
-    <w:abstractNumId w:val="29"/>
+    <w:abstractNumId w:val="33"/>
   </w:num>
   <w:num w:numId="10">
-    <w:abstractNumId w:val="37"/>
+    <w:abstractNumId w:val="41"/>
   </w:num>
   <w:num w:numId="11">
-    <w:abstractNumId w:val="36"/>
+    <w:abstractNumId w:val="40"/>
   </w:num>
   <w:num w:numId="12">
-    <w:abstractNumId w:val="21"/>
+    <w:abstractNumId w:val="23"/>
   </w:num>
   <w:num w:numId="13">
-    <w:abstractNumId w:val="42"/>
+    <w:abstractNumId w:val="46"/>
   </w:num>
   <w:num w:numId="14">
+    <w:abstractNumId w:val="39"/>
+  </w:num>
+  <w:num w:numId="15">
     <w:abstractNumId w:val="35"/>
   </w:num>
-  <w:num w:numId="15">
-    <w:abstractNumId w:val="31"/>
-  </w:num>
   <w:num w:numId="16">
-    <w:abstractNumId w:val="39"/>
+    <w:abstractNumId w:val="43"/>
   </w:num>
   <w:num w:numId="17">
-    <w:abstractNumId w:val="26"/>
+    <w:abstractNumId w:val="30"/>
   </w:num>
   <w:num w:numId="18">
-    <w:abstractNumId w:val="30"/>
+    <w:abstractNumId w:val="34"/>
   </w:num>
   <w:num w:numId="19">
     <w:abstractNumId w:val="0"/>
   </w:num>
   <w:num w:numId="20">
-    <w:abstractNumId w:val="20"/>
+    <w:abstractNumId w:val="21"/>
   </w:num>
   <w:num w:numId="21">
-    <w:abstractNumId w:val="41"/>
+    <w:abstractNumId w:val="45"/>
   </w:num>
   <w:num w:numId="22">
     <w:abstractNumId w:val="6"/>
   </w:num>
   <w:num w:numId="23">
-    <w:abstractNumId w:val="19"/>
+    <w:abstractNumId w:val="20"/>
   </w:num>
   <w:num w:numId="24">
-    <w:abstractNumId w:val="22"/>
+    <w:abstractNumId w:val="25"/>
   </w:num>
   <w:num w:numId="25">
-    <w:abstractNumId w:val="32"/>
+    <w:abstractNumId w:val="36"/>
   </w:num>
   <w:num w:numId="26">
     <w:abstractNumId w:val="1"/>
   </w:num>
   <w:num w:numId="27">
+    <w:abstractNumId w:val="31"/>
+  </w:num>
+  <w:num w:numId="28">
     <w:abstractNumId w:val="27"/>
   </w:num>
-  <w:num w:numId="28">
-    <w:abstractNumId w:val="23"/>
-  </w:num>
   <w:num w:numId="29">
-    <w:abstractNumId w:val="9"/>
+    <w:abstractNumId w:val="10"/>
   </w:num>
   <w:num w:numId="30">
-    <w:abstractNumId w:val="18"/>
+    <w:abstractNumId w:val="19"/>
   </w:num>
   <w:num w:numId="31">
-    <w:abstractNumId w:val="10"/>
+    <w:abstractNumId w:val="11"/>
   </w:num>
   <w:num w:numId="32">
     <w:abstractNumId w:val="7"/>
   </w:num>
   <w:num w:numId="33">
-    <w:abstractNumId w:val="8"/>
+    <w:abstractNumId w:val="9"/>
   </w:num>
   <w:num w:numId="34">
-    <w:abstractNumId w:val="34"/>
+    <w:abstractNumId w:val="38"/>
   </w:num>
   <w:num w:numId="35">
-    <w:abstractNumId w:val="11"/>
+    <w:abstractNumId w:val="12"/>
   </w:num>
   <w:num w:numId="36">
+    <w:abstractNumId w:val="15"/>
+  </w:num>
+  <w:num w:numId="37">
+    <w:abstractNumId w:val="18"/>
+  </w:num>
+  <w:num w:numId="38">
     <w:abstractNumId w:val="14"/>
   </w:num>
-  <w:num w:numId="37">
-    <w:abstractNumId w:val="17"/>
-  </w:num>
-  <w:num w:numId="38">
-    <w:abstractNumId w:val="13"/>
-  </w:num>
   <w:num w:numId="39">
-    <w:abstractNumId w:val="24"/>
+    <w:abstractNumId w:val="28"/>
   </w:num>
   <w:num w:numId="40">
-    <w:abstractNumId w:val="33"/>
+    <w:abstractNumId w:val="37"/>
   </w:num>
   <w:num w:numId="41">
     <w:abstractNumId w:val="4"/>
   </w:num>
   <w:num w:numId="42">
-    <w:abstractNumId w:val="28"/>
+    <w:abstractNumId w:val="32"/>
   </w:num>
   <w:num w:numId="43">
-    <w:abstractNumId w:val="40"/>
+    <w:abstractNumId w:val="44"/>
+  </w:num>
+  <w:num w:numId="44">
+    <w:abstractNumId w:val="8"/>
+  </w:num>
+  <w:num w:numId="45">
+    <w:abstractNumId w:val="26"/>
+  </w:num>
+  <w:num w:numId="46">
+    <w:abstractNumId w:val="22"/>
+  </w:num>
+  <w:num w:numId="47">
+    <w:abstractNumId w:val="24"/>
   </w:num>
   <w:numIdMacAtCleanup w:val="14"/>
 </w:numbering>
@@ -22338,7 +22333,6 @@
   <w:style w:type="character" w:default="1" w:styleId="DefaultParagraphFont">
     <w:name w:val="Default Paragraph Font"/>
     <w:uiPriority w:val="1"/>
-    <w:semiHidden/>
     <w:unhideWhenUsed/>
   </w:style>
   <w:style w:type="table" w:default="1" w:styleId="TableNormal">
@@ -23422,7 +23416,6 @@
     <w:name w:val="Normal (Web)"/>
     <w:basedOn w:val="Normal"/>
     <w:uiPriority w:val="99"/>
-    <w:semiHidden/>
     <w:unhideWhenUsed/>
     <w:rsid w:val="00543E99"/>
     <w:pPr>
@@ -23618,6 +23611,7 @@
   </mc:AlternateContent>
   <c:chart>
     <c:title>
+      <c:layout/>
       <c:overlay val="0"/>
       <c:spPr>
         <a:noFill/>
@@ -24289,6 +24283,7 @@
         <c:idx val="4"/>
         <c:delete val="1"/>
       </c:legendEntry>
+      <c:layout/>
       <c:overlay val="0"/>
       <c:spPr>
         <a:noFill/>
@@ -25236,7 +25231,7 @@
 </file>
 
 <file path=customXml/itemProps1.xml><?xml version="1.0" encoding="utf-8"?>
-<ds:datastoreItem xmlns:ds="http://schemas.openxmlformats.org/officeDocument/2006/customXml" ds:itemID="{B4DE7DBB-0837-4DBB-BF9F-23AFAA81ADA1}">
+<ds:datastoreItem xmlns:ds="http://schemas.openxmlformats.org/officeDocument/2006/customXml" ds:itemID="{AE029FCC-22B5-4BA9-BA6F-45EFCAFF5755}">
   <ds:schemaRefs>
     <ds:schemaRef ds:uri="http://schemas.openxmlformats.org/officeDocument/2006/bibliography"/>
   </ds:schemaRefs>

--- a/STUDY-BUDDY.docx
+++ b/STUDY-BUDDY.docx
@@ -7349,7 +7349,7 @@
         <w:pStyle w:val="Heading1"/>
         <w:numPr>
           <w:ilvl w:val="0"/>
-          <w:numId w:val="21"/>
+          <w:numId w:val="17"/>
         </w:numPr>
         <w:spacing w:before="0" w:after="240" w:line="360" w:lineRule="auto"/>
         <w:jc w:val="center"/>
@@ -7509,14 +7509,271 @@
     <w:p>
       <w:pPr>
         <w:pStyle w:val="ListParagraph"/>
+        <w:numPr>
+          <w:ilvl w:val="0"/>
+          <w:numId w:val="5"/>
+        </w:numPr>
+        <w:tabs>
+          <w:tab w:val="left" w:pos="3550"/>
+        </w:tabs>
+        <w:spacing w:line="360" w:lineRule="auto"/>
+        <w:jc w:val="both"/>
+        <w:rPr>
+          <w:rFonts w:cs="Times New Roman"/>
+          <w:szCs w:val="24"/>
+        </w:rPr>
+      </w:pPr>
+      <w:r>
+        <w:rPr>
+          <w:rFonts w:cs="Times New Roman"/>
+          <w:szCs w:val="24"/>
+        </w:rPr>
+        <w:t xml:space="preserve">To develop a structured platform for sharing and accessing study materials easily. </w:t>
+      </w:r>
+    </w:p>
+    <w:p>
+      <w:pPr>
+        <w:pStyle w:val="ListParagraph"/>
+        <w:numPr>
+          <w:ilvl w:val="0"/>
+          <w:numId w:val="5"/>
+        </w:numPr>
+        <w:tabs>
+          <w:tab w:val="left" w:pos="3550"/>
+        </w:tabs>
+        <w:spacing w:line="360" w:lineRule="auto"/>
+        <w:jc w:val="both"/>
+        <w:rPr>
+          <w:rFonts w:cs="Times New Roman"/>
+          <w:szCs w:val="24"/>
+        </w:rPr>
+      </w:pPr>
+      <w:r>
+        <w:rPr>
+          <w:rFonts w:cs="Times New Roman"/>
+          <w:szCs w:val="24"/>
+        </w:rPr>
+        <w:t xml:space="preserve">To allow students to request and provide specific academic content. </w:t>
+      </w:r>
+    </w:p>
+    <w:p>
+      <w:pPr>
+        <w:pStyle w:val="ListParagraph"/>
+        <w:numPr>
+          <w:ilvl w:val="0"/>
+          <w:numId w:val="5"/>
+        </w:numPr>
+        <w:tabs>
+          <w:tab w:val="left" w:pos="3550"/>
+        </w:tabs>
+        <w:spacing w:line="360" w:lineRule="auto"/>
+        <w:jc w:val="both"/>
+        <w:rPr>
+          <w:rFonts w:cs="Times New Roman"/>
+          <w:szCs w:val="24"/>
+        </w:rPr>
+      </w:pPr>
+      <w:r>
+        <w:rPr>
+          <w:rFonts w:cs="Times New Roman"/>
+          <w:szCs w:val="24"/>
+        </w:rPr>
+        <w:t>To make learning resources easily searchable and well-organized.</w:t>
+      </w:r>
+      <w:r>
+        <w:rPr>
+          <w:rFonts w:cs="Times New Roman"/>
+          <w:szCs w:val="24"/>
+        </w:rPr>
+        <w:tab/>
+      </w:r>
+    </w:p>
+    <w:p>
+      <w:pPr>
+        <w:pStyle w:val="Heading2"/>
+        <w:spacing w:line="360" w:lineRule="auto"/>
+        <w:rPr>
+          <w:rFonts w:eastAsia="Times New Roman" w:cs="Times New Roman"/>
+        </w:rPr>
+      </w:pPr>
+      <w:r>
+        <w:rPr>
+          <w:rFonts w:cs="Times New Roman"/>
+          <w:color w:val="auto"/>
+        </w:rPr>
+        <w:lastRenderedPageBreak/>
+        <w:t xml:space="preserve"> </w:t>
+      </w:r>
+      <w:bookmarkStart w:id="41" w:name="_Toc233811472"/>
+      <w:r>
+        <w:rPr>
+          <w:rFonts w:eastAsia="Times New Roman" w:cs="Times New Roman"/>
+        </w:rPr>
+        <w:t xml:space="preserve">1.3. </w:t>
+      </w:r>
+      <w:r>
+        <w:rPr>
+          <w:rFonts w:eastAsia="Times New Roman" w:cs="Times New Roman"/>
+        </w:rPr>
+        <w:t xml:space="preserve"> </w:t>
+      </w:r>
+      <w:r>
+        <w:rPr>
+          <w:rFonts w:eastAsia="Times New Roman" w:cs="Times New Roman"/>
+        </w:rPr>
+        <w:t>Aim</w:t>
+      </w:r>
+      <w:r>
+        <w:rPr>
+          <w:rFonts w:eastAsia="Times New Roman" w:cs="Times New Roman"/>
+        </w:rPr>
+        <w:t>, Scope and Applicability</w:t>
+      </w:r>
+      <w:bookmarkEnd w:id="41"/>
+    </w:p>
+    <w:p>
+      <w:pPr>
+        <w:pStyle w:val="Heading3"/>
+        <w:spacing w:line="360" w:lineRule="auto"/>
+        <w:rPr>
+          <w:rFonts w:cs="Times New Roman"/>
+        </w:rPr>
+      </w:pPr>
+      <w:bookmarkStart w:id="42" w:name="_Toc233811473"/>
+      <w:r>
+        <w:rPr>
+          <w:rFonts w:cs="Times New Roman"/>
+        </w:rPr>
+        <w:t>1.3.1.</w:t>
+      </w:r>
+      <w:r>
+        <w:rPr>
+          <w:rFonts w:cs="Times New Roman"/>
+        </w:rPr>
+        <w:t xml:space="preserve"> </w:t>
+      </w:r>
+      <w:r>
+        <w:rPr>
+          <w:rFonts w:cs="Times New Roman"/>
+        </w:rPr>
+        <w:t xml:space="preserve"> </w:t>
+      </w:r>
+      <w:r>
+        <w:rPr>
+          <w:rFonts w:cs="Times New Roman"/>
+        </w:rPr>
+        <w:t>Aim</w:t>
+      </w:r>
+      <w:bookmarkEnd w:id="42"/>
+    </w:p>
+    <w:p>
+      <w:pPr>
+        <w:numPr>
+          <w:ilvl w:val="0"/>
+          <w:numId w:val="8"/>
+        </w:numPr>
+        <w:spacing w:before="240" w:line="360" w:lineRule="auto"/>
+        <w:jc w:val="both"/>
+        <w:rPr>
+          <w:rFonts w:cs="Times New Roman"/>
+          <w:szCs w:val="24"/>
+        </w:rPr>
+      </w:pPr>
+      <w:r>
+        <w:rPr>
+          <w:rFonts w:cs="Times New Roman"/>
+          <w:szCs w:val="24"/>
+        </w:rPr>
+        <w:t>Action-oriented academic hub</w:t>
+      </w:r>
+    </w:p>
+    <w:p>
+      <w:pPr>
+        <w:numPr>
+          <w:ilvl w:val="0"/>
+          <w:numId w:val="8"/>
+        </w:numPr>
+        <w:spacing w:line="360" w:lineRule="auto"/>
+        <w:jc w:val="both"/>
+        <w:rPr>
+          <w:rFonts w:cs="Times New Roman"/>
+          <w:szCs w:val="24"/>
+        </w:rPr>
+      </w:pPr>
+      <w:r>
+        <w:rPr>
+          <w:rFonts w:cs="Times New Roman"/>
+          <w:szCs w:val="24"/>
+        </w:rPr>
+        <w:t>Study-material management</w:t>
+      </w:r>
+    </w:p>
+    <w:p>
+      <w:pPr>
+        <w:numPr>
+          <w:ilvl w:val="0"/>
+          <w:numId w:val="8"/>
+        </w:numPr>
+        <w:spacing w:line="360" w:lineRule="auto"/>
+        <w:jc w:val="both"/>
+        <w:rPr>
+          <w:rFonts w:cs="Times New Roman"/>
+          <w:sz w:val="22"/>
+        </w:rPr>
+      </w:pPr>
+      <w:r>
+        <w:rPr>
+          <w:rFonts w:cs="Times New Roman"/>
+          <w:szCs w:val="24"/>
+        </w:rPr>
+        <w:t xml:space="preserve">Make academic </w:t>
+      </w:r>
+      <w:r>
+        <w:rPr>
+          <w:rFonts w:cs="Times New Roman"/>
+          <w:szCs w:val="24"/>
+        </w:rPr>
+        <w:t>Organi</w:t>
+      </w:r>
+      <w:r>
+        <w:rPr>
+          <w:rFonts w:cs="Times New Roman"/>
+          <w:szCs w:val="24"/>
+        </w:rPr>
+        <w:t>zed</w:t>
+      </w:r>
+    </w:p>
+    <w:p>
+      <w:pPr>
+        <w:pStyle w:val="Heading3"/>
+        <w:spacing w:line="360" w:lineRule="auto"/>
+        <w:rPr>
+          <w:rFonts w:cs="Times New Roman"/>
+          <w:color w:val="auto"/>
+          <w:sz w:val="22"/>
+          <w:szCs w:val="22"/>
+        </w:rPr>
+      </w:pPr>
+      <w:r>
+        <w:rPr>
+          <w:rFonts w:eastAsia="Times New Roman" w:cs="Times New Roman"/>
+        </w:rPr>
+        <w:t xml:space="preserve">1.3.2.  </w:t>
+      </w:r>
+      <w:r>
+        <w:rPr>
+          <w:rFonts w:eastAsia="Times New Roman" w:cs="Times New Roman"/>
+        </w:rPr>
+        <w:t>Scope</w:t>
+      </w:r>
+    </w:p>
+    <w:p>
+      <w:pPr>
         <w:numPr>
           <w:ilvl w:val="0"/>
           <w:numId w:val="9"/>
         </w:numPr>
-        <w:tabs>
-          <w:tab w:val="left" w:pos="3550"/>
-        </w:tabs>
-        <w:spacing w:line="360" w:lineRule="auto"/>
+        <w:spacing w:before="240" w:line="360" w:lineRule="auto"/>
         <w:jc w:val="both"/>
         <w:rPr>
           <w:rFonts w:cs="Times New Roman"/>
@@ -7528,19 +7785,15 @@
           <w:rFonts w:cs="Times New Roman"/>
           <w:szCs w:val="24"/>
         </w:rPr>
-        <w:t xml:space="preserve">To develop a structured platform for sharing and accessing study materials easily. </w:t>
-      </w:r>
-    </w:p>
-    <w:p>
-      <w:pPr>
-        <w:pStyle w:val="ListParagraph"/>
+        <w:t>User management system</w:t>
+      </w:r>
+    </w:p>
+    <w:p>
+      <w:pPr>
         <w:numPr>
           <w:ilvl w:val="0"/>
           <w:numId w:val="9"/>
         </w:numPr>
-        <w:tabs>
-          <w:tab w:val="left" w:pos="3550"/>
-        </w:tabs>
         <w:spacing w:line="360" w:lineRule="auto"/>
         <w:jc w:val="both"/>
         <w:rPr>
@@ -7553,19 +7806,15 @@
           <w:rFonts w:cs="Times New Roman"/>
           <w:szCs w:val="24"/>
         </w:rPr>
-        <w:t xml:space="preserve">To allow students to request and provide specific academic content. </w:t>
-      </w:r>
-    </w:p>
-    <w:p>
-      <w:pPr>
-        <w:pStyle w:val="ListParagraph"/>
+        <w:t>Study resource sharing</w:t>
+      </w:r>
+    </w:p>
+    <w:p>
+      <w:pPr>
         <w:numPr>
           <w:ilvl w:val="0"/>
           <w:numId w:val="9"/>
         </w:numPr>
-        <w:tabs>
-          <w:tab w:val="left" w:pos="3550"/>
-        </w:tabs>
         <w:spacing w:line="360" w:lineRule="auto"/>
         <w:jc w:val="both"/>
         <w:rPr>
@@ -7578,99 +7827,151 @@
           <w:rFonts w:cs="Times New Roman"/>
           <w:szCs w:val="24"/>
         </w:rPr>
-        <w:t>To make learning resources easily searchable and well-organized.</w:t>
-      </w:r>
-      <w:r>
-        <w:rPr>
-          <w:rFonts w:cs="Times New Roman"/>
-          <w:szCs w:val="24"/>
-        </w:rPr>
-        <w:tab/>
-      </w:r>
-    </w:p>
-    <w:p>
-      <w:pPr>
-        <w:pStyle w:val="Heading2"/>
-        <w:spacing w:line="360" w:lineRule="auto"/>
-        <w:rPr>
-          <w:rFonts w:eastAsia="Times New Roman" w:cs="Times New Roman"/>
-        </w:rPr>
-      </w:pPr>
-      <w:r>
-        <w:rPr>
-          <w:rFonts w:cs="Times New Roman"/>
-          <w:color w:val="auto"/>
-        </w:rPr>
-        <w:lastRenderedPageBreak/>
-        <w:t xml:space="preserve"> </w:t>
-      </w:r>
-      <w:bookmarkStart w:id="41" w:name="_Toc233811472"/>
-      <w:r>
-        <w:rPr>
-          <w:rFonts w:eastAsia="Times New Roman" w:cs="Times New Roman"/>
-        </w:rPr>
-        <w:t xml:space="preserve">1.3. </w:t>
-      </w:r>
-      <w:r>
-        <w:rPr>
-          <w:rFonts w:eastAsia="Times New Roman" w:cs="Times New Roman"/>
-        </w:rPr>
-        <w:t xml:space="preserve"> </w:t>
-      </w:r>
-      <w:r>
-        <w:rPr>
-          <w:rFonts w:eastAsia="Times New Roman" w:cs="Times New Roman"/>
-        </w:rPr>
-        <w:t>Aim</w:t>
-      </w:r>
-      <w:r>
-        <w:rPr>
-          <w:rFonts w:eastAsia="Times New Roman" w:cs="Times New Roman"/>
-        </w:rPr>
-        <w:t>, Scope and Applicability</w:t>
-      </w:r>
-      <w:bookmarkEnd w:id="41"/>
-    </w:p>
-    <w:p>
-      <w:pPr>
-        <w:pStyle w:val="Heading3"/>
-        <w:spacing w:line="360" w:lineRule="auto"/>
-        <w:rPr>
-          <w:rFonts w:cs="Times New Roman"/>
-        </w:rPr>
-      </w:pPr>
-      <w:bookmarkStart w:id="42" w:name="_Toc233811473"/>
-      <w:r>
-        <w:rPr>
-          <w:rFonts w:cs="Times New Roman"/>
-        </w:rPr>
-        <w:t>1.3.1.</w:t>
-      </w:r>
-      <w:r>
-        <w:rPr>
-          <w:rFonts w:cs="Times New Roman"/>
-        </w:rPr>
-        <w:t xml:space="preserve"> </w:t>
-      </w:r>
-      <w:r>
-        <w:rPr>
-          <w:rFonts w:cs="Times New Roman"/>
-        </w:rPr>
-        <w:t xml:space="preserve"> </w:t>
-      </w:r>
-      <w:r>
-        <w:rPr>
-          <w:rFonts w:cs="Times New Roman"/>
-        </w:rPr>
-        <w:t>Aim</w:t>
-      </w:r>
-      <w:bookmarkEnd w:id="42"/>
+        <w:t>Request and upload feature</w:t>
+      </w:r>
     </w:p>
     <w:p>
       <w:pPr>
         <w:numPr>
           <w:ilvl w:val="0"/>
-          <w:numId w:val="12"/>
+          <w:numId w:val="9"/>
+        </w:numPr>
+        <w:spacing w:line="360" w:lineRule="auto"/>
+        <w:jc w:val="both"/>
+        <w:rPr>
+          <w:rFonts w:cs="Times New Roman"/>
+          <w:szCs w:val="24"/>
+        </w:rPr>
+      </w:pPr>
+      <w:r>
+        <w:rPr>
+          <w:rFonts w:cs="Times New Roman"/>
+          <w:szCs w:val="24"/>
+        </w:rPr>
+        <w:t>Search and organize materials</w:t>
+      </w:r>
+    </w:p>
+    <w:p>
+      <w:pPr>
+        <w:pStyle w:val="Heading3"/>
+        <w:numPr>
+          <w:ilvl w:val="2"/>
+          <w:numId w:val="17"/>
+        </w:numPr>
+        <w:spacing w:line="360" w:lineRule="auto"/>
+        <w:rPr>
+          <w:rFonts w:eastAsia="Times New Roman" w:cs="Times New Roman"/>
+        </w:rPr>
+      </w:pPr>
+      <w:r>
+        <w:rPr>
+          <w:rFonts w:eastAsia="Times New Roman" w:cs="Times New Roman"/>
+        </w:rPr>
+        <w:t>Applicability</w:t>
+      </w:r>
+    </w:p>
+    <w:p>
+      <w:pPr>
+        <w:spacing w:before="240" w:line="360" w:lineRule="auto"/>
+        <w:jc w:val="both"/>
+        <w:rPr>
+          <w:rFonts w:cs="Times New Roman"/>
+          <w:szCs w:val="24"/>
+        </w:rPr>
+      </w:pPr>
+      <w:r>
+        <w:rPr>
+          <w:rFonts w:cs="Times New Roman"/>
+          <w:szCs w:val="24"/>
+        </w:rPr>
+        <w:t>Study-Buddy is applicable to:</w:t>
+      </w:r>
+    </w:p>
+    <w:p>
+      <w:pPr>
+        <w:numPr>
+          <w:ilvl w:val="0"/>
+          <w:numId w:val="15"/>
+        </w:numPr>
+        <w:spacing w:line="360" w:lineRule="auto"/>
+        <w:jc w:val="both"/>
+        <w:rPr>
+          <w:rFonts w:cs="Times New Roman"/>
+          <w:szCs w:val="24"/>
+        </w:rPr>
+      </w:pPr>
+      <w:r>
+        <w:rPr>
+          <w:rFonts w:cs="Times New Roman"/>
+          <w:szCs w:val="24"/>
+        </w:rPr>
+        <w:t>School students</w:t>
+      </w:r>
+    </w:p>
+    <w:p>
+      <w:pPr>
+        <w:numPr>
+          <w:ilvl w:val="0"/>
+          <w:numId w:val="15"/>
+        </w:numPr>
+        <w:spacing w:line="360" w:lineRule="auto"/>
+        <w:jc w:val="both"/>
+        <w:rPr>
+          <w:rFonts w:cs="Times New Roman"/>
+          <w:szCs w:val="24"/>
+        </w:rPr>
+      </w:pPr>
+      <w:r>
+        <w:rPr>
+          <w:rFonts w:cs="Times New Roman"/>
+          <w:szCs w:val="24"/>
+        </w:rPr>
+        <w:t>College and university students</w:t>
+      </w:r>
+    </w:p>
+    <w:p>
+      <w:pPr>
+        <w:pStyle w:val="Heading2"/>
+        <w:rPr>
+          <w:rFonts w:eastAsia="Times New Roman" w:cs="Times New Roman"/>
+        </w:rPr>
+      </w:pPr>
+      <w:r>
+        <w:rPr>
+          <w:rFonts w:eastAsia="Times New Roman" w:cs="Times New Roman"/>
+        </w:rPr>
+        <w:t>1.4</w:t>
+      </w:r>
+      <w:r>
+        <w:rPr>
+          <w:rFonts w:eastAsia="Times New Roman" w:cs="Times New Roman"/>
+        </w:rPr>
+        <w:t>.</w:t>
+      </w:r>
+      <w:r>
+        <w:rPr>
+          <w:rFonts w:eastAsia="Times New Roman" w:cs="Times New Roman"/>
+        </w:rPr>
+        <w:t xml:space="preserve"> </w:t>
+      </w:r>
+      <w:r>
+        <w:rPr>
+          <w:rFonts w:eastAsia="Times New Roman" w:cs="Times New Roman"/>
+        </w:rPr>
+        <w:t xml:space="preserve"> </w:t>
+      </w:r>
+      <w:r>
+        <w:rPr>
+          <w:rFonts w:eastAsia="Times New Roman" w:cs="Times New Roman"/>
+        </w:rPr>
+        <w:t>Achievements</w:t>
+      </w:r>
+    </w:p>
+    <w:p>
+      <w:pPr>
+        <w:numPr>
+          <w:ilvl w:val="0"/>
+          <w:numId w:val="16"/>
         </w:numPr>
         <w:spacing w:before="240" w:line="360" w:lineRule="auto"/>
         <w:jc w:val="both"/>
@@ -7684,14 +7985,14 @@
           <w:rFonts w:cs="Times New Roman"/>
           <w:szCs w:val="24"/>
         </w:rPr>
-        <w:t>Action-oriented academic hub</w:t>
+        <w:t>Successfully designed and implemented a functional Study-Buddy system</w:t>
       </w:r>
     </w:p>
     <w:p>
       <w:pPr>
         <w:numPr>
           <w:ilvl w:val="0"/>
-          <w:numId w:val="12"/>
+          <w:numId w:val="16"/>
         </w:numPr>
         <w:spacing w:line="360" w:lineRule="auto"/>
         <w:jc w:val="both"/>
@@ -7705,324 +8006,14 @@
           <w:rFonts w:cs="Times New Roman"/>
           <w:szCs w:val="24"/>
         </w:rPr>
-        <w:t>Study-material management</w:t>
+        <w:t>Created an intuitive and user-friendly interface</w:t>
       </w:r>
     </w:p>
     <w:p>
       <w:pPr>
         <w:numPr>
           <w:ilvl w:val="0"/>
-          <w:numId w:val="12"/>
-        </w:numPr>
-        <w:spacing w:line="360" w:lineRule="auto"/>
-        <w:jc w:val="both"/>
-        <w:rPr>
-          <w:rFonts w:cs="Times New Roman"/>
-          <w:sz w:val="22"/>
-        </w:rPr>
-      </w:pPr>
-      <w:r>
-        <w:rPr>
-          <w:rFonts w:cs="Times New Roman"/>
-          <w:szCs w:val="24"/>
-        </w:rPr>
-        <w:t xml:space="preserve">Make academic </w:t>
-      </w:r>
-      <w:r>
-        <w:rPr>
-          <w:rFonts w:cs="Times New Roman"/>
-          <w:szCs w:val="24"/>
-        </w:rPr>
-        <w:t>Organi</w:t>
-      </w:r>
-      <w:r>
-        <w:rPr>
-          <w:rFonts w:cs="Times New Roman"/>
-          <w:szCs w:val="24"/>
-        </w:rPr>
-        <w:t>zed</w:t>
-      </w:r>
-    </w:p>
-    <w:p>
-      <w:pPr>
-        <w:pStyle w:val="Heading3"/>
-        <w:spacing w:line="360" w:lineRule="auto"/>
-        <w:rPr>
-          <w:rFonts w:cs="Times New Roman"/>
-          <w:color w:val="auto"/>
-          <w:sz w:val="22"/>
-          <w:szCs w:val="22"/>
-        </w:rPr>
-      </w:pPr>
-      <w:r>
-        <w:rPr>
-          <w:rFonts w:eastAsia="Times New Roman" w:cs="Times New Roman"/>
-        </w:rPr>
-        <w:t xml:space="preserve">1.3.2.  </w:t>
-      </w:r>
-      <w:r>
-        <w:rPr>
-          <w:rFonts w:eastAsia="Times New Roman" w:cs="Times New Roman"/>
-        </w:rPr>
-        <w:t>Scope</w:t>
-      </w:r>
-    </w:p>
-    <w:p>
-      <w:pPr>
-        <w:numPr>
-          <w:ilvl w:val="0"/>
-          <w:numId w:val="13"/>
-        </w:numPr>
-        <w:spacing w:before="240" w:line="360" w:lineRule="auto"/>
-        <w:jc w:val="both"/>
-        <w:rPr>
-          <w:rFonts w:cs="Times New Roman"/>
-          <w:szCs w:val="24"/>
-        </w:rPr>
-      </w:pPr>
-      <w:r>
-        <w:rPr>
-          <w:rFonts w:cs="Times New Roman"/>
-          <w:szCs w:val="24"/>
-        </w:rPr>
-        <w:t>User management system</w:t>
-      </w:r>
-    </w:p>
-    <w:p>
-      <w:pPr>
-        <w:numPr>
-          <w:ilvl w:val="0"/>
-          <w:numId w:val="13"/>
-        </w:numPr>
-        <w:spacing w:line="360" w:lineRule="auto"/>
-        <w:jc w:val="both"/>
-        <w:rPr>
-          <w:rFonts w:cs="Times New Roman"/>
-          <w:szCs w:val="24"/>
-        </w:rPr>
-      </w:pPr>
-      <w:r>
-        <w:rPr>
-          <w:rFonts w:cs="Times New Roman"/>
-          <w:szCs w:val="24"/>
-        </w:rPr>
-        <w:t>Study resource sharing</w:t>
-      </w:r>
-    </w:p>
-    <w:p>
-      <w:pPr>
-        <w:numPr>
-          <w:ilvl w:val="0"/>
-          <w:numId w:val="13"/>
-        </w:numPr>
-        <w:spacing w:line="360" w:lineRule="auto"/>
-        <w:jc w:val="both"/>
-        <w:rPr>
-          <w:rFonts w:cs="Times New Roman"/>
-          <w:szCs w:val="24"/>
-        </w:rPr>
-      </w:pPr>
-      <w:r>
-        <w:rPr>
-          <w:rFonts w:cs="Times New Roman"/>
-          <w:szCs w:val="24"/>
-        </w:rPr>
-        <w:t>Request and upload feature</w:t>
-      </w:r>
-    </w:p>
-    <w:p>
-      <w:pPr>
-        <w:numPr>
-          <w:ilvl w:val="0"/>
-          <w:numId w:val="13"/>
-        </w:numPr>
-        <w:spacing w:line="360" w:lineRule="auto"/>
-        <w:jc w:val="both"/>
-        <w:rPr>
-          <w:rFonts w:cs="Times New Roman"/>
-          <w:szCs w:val="24"/>
-        </w:rPr>
-      </w:pPr>
-      <w:r>
-        <w:rPr>
-          <w:rFonts w:cs="Times New Roman"/>
-          <w:szCs w:val="24"/>
-        </w:rPr>
-        <w:t>Search and organize materials</w:t>
-      </w:r>
-    </w:p>
-    <w:p>
-      <w:pPr>
-        <w:pStyle w:val="Heading3"/>
-        <w:numPr>
-          <w:ilvl w:val="2"/>
-          <w:numId w:val="21"/>
-        </w:numPr>
-        <w:spacing w:line="360" w:lineRule="auto"/>
-        <w:rPr>
-          <w:rFonts w:eastAsia="Times New Roman" w:cs="Times New Roman"/>
-        </w:rPr>
-      </w:pPr>
-      <w:r>
-        <w:rPr>
-          <w:rFonts w:eastAsia="Times New Roman" w:cs="Times New Roman"/>
-        </w:rPr>
-        <w:t>Applicability</w:t>
-      </w:r>
-    </w:p>
-    <w:p>
-      <w:pPr>
-        <w:spacing w:before="240" w:line="360" w:lineRule="auto"/>
-        <w:jc w:val="both"/>
-        <w:rPr>
-          <w:rFonts w:cs="Times New Roman"/>
-          <w:szCs w:val="24"/>
-        </w:rPr>
-      </w:pPr>
-      <w:r>
-        <w:rPr>
-          <w:rFonts w:cs="Times New Roman"/>
-          <w:szCs w:val="24"/>
-        </w:rPr>
-        <w:t>Study-Buddy is applicable to:</w:t>
-      </w:r>
-    </w:p>
-    <w:p>
-      <w:pPr>
-        <w:numPr>
-          <w:ilvl w:val="0"/>
-          <w:numId w:val="19"/>
-        </w:numPr>
-        <w:spacing w:line="360" w:lineRule="auto"/>
-        <w:jc w:val="both"/>
-        <w:rPr>
-          <w:rFonts w:cs="Times New Roman"/>
-          <w:szCs w:val="24"/>
-        </w:rPr>
-      </w:pPr>
-      <w:r>
-        <w:rPr>
-          <w:rFonts w:cs="Times New Roman"/>
-          <w:szCs w:val="24"/>
-        </w:rPr>
-        <w:t>School students</w:t>
-      </w:r>
-    </w:p>
-    <w:p>
-      <w:pPr>
-        <w:numPr>
-          <w:ilvl w:val="0"/>
-          <w:numId w:val="19"/>
-        </w:numPr>
-        <w:spacing w:line="360" w:lineRule="auto"/>
-        <w:jc w:val="both"/>
-        <w:rPr>
-          <w:rFonts w:cs="Times New Roman"/>
-          <w:szCs w:val="24"/>
-        </w:rPr>
-      </w:pPr>
-      <w:r>
-        <w:rPr>
-          <w:rFonts w:cs="Times New Roman"/>
-          <w:szCs w:val="24"/>
-        </w:rPr>
-        <w:t>College and university students</w:t>
-      </w:r>
-    </w:p>
-    <w:p>
-      <w:pPr>
-        <w:pStyle w:val="Heading2"/>
-        <w:rPr>
-          <w:rFonts w:eastAsia="Times New Roman" w:cs="Times New Roman"/>
-        </w:rPr>
-      </w:pPr>
-      <w:r>
-        <w:rPr>
-          <w:rFonts w:eastAsia="Times New Roman" w:cs="Times New Roman"/>
-        </w:rPr>
-        <w:t>1.4</w:t>
-      </w:r>
-      <w:r>
-        <w:rPr>
-          <w:rFonts w:eastAsia="Times New Roman" w:cs="Times New Roman"/>
-        </w:rPr>
-        <w:t>.</w:t>
-      </w:r>
-      <w:r>
-        <w:rPr>
-          <w:rFonts w:eastAsia="Times New Roman" w:cs="Times New Roman"/>
-        </w:rPr>
-        <w:t xml:space="preserve"> </w:t>
-      </w:r>
-      <w:r>
-        <w:rPr>
-          <w:rFonts w:eastAsia="Times New Roman" w:cs="Times New Roman"/>
-        </w:rPr>
-        <w:t xml:space="preserve"> </w:t>
-      </w:r>
-      <w:r>
-        <w:rPr>
-          <w:rFonts w:eastAsia="Times New Roman" w:cs="Times New Roman"/>
-        </w:rPr>
-        <w:t>Achievements</w:t>
-      </w:r>
-    </w:p>
-    <w:p>
-      <w:pPr>
-        <w:numPr>
-          <w:ilvl w:val="0"/>
-          <w:numId w:val="20"/>
-        </w:numPr>
-        <w:spacing w:before="240" w:line="360" w:lineRule="auto"/>
-        <w:jc w:val="both"/>
-        <w:rPr>
-          <w:rFonts w:cs="Times New Roman"/>
-          <w:szCs w:val="24"/>
-        </w:rPr>
-      </w:pPr>
-      <w:r>
-        <w:rPr>
-          <w:rFonts w:cs="Times New Roman"/>
-          <w:szCs w:val="24"/>
-        </w:rPr>
-        <w:t>Successfully designed and implemented a functional Study-Buddy system</w:t>
-      </w:r>
-    </w:p>
-    <w:p>
-      <w:pPr>
-        <w:numPr>
-          <w:ilvl w:val="0"/>
-          <w:numId w:val="20"/>
-        </w:numPr>
-        <w:spacing w:line="360" w:lineRule="auto"/>
-        <w:jc w:val="both"/>
-        <w:rPr>
-          <w:rFonts w:cs="Times New Roman"/>
-          <w:szCs w:val="24"/>
-        </w:rPr>
-      </w:pPr>
-      <w:r>
-        <w:rPr>
-          <w:rFonts w:cs="Times New Roman"/>
-          <w:szCs w:val="24"/>
-        </w:rPr>
-        <w:t>Created an i</w:t>
-      </w:r>
-      <w:bookmarkStart w:id="43" w:name="_GoBack"/>
-      <w:bookmarkEnd w:id="43"/>
-      <w:r>
-        <w:rPr>
-          <w:rFonts w:cs="Times New Roman"/>
-          <w:szCs w:val="24"/>
-        </w:rPr>
-        <w:t>ntuitive and user-friendly interface</w:t>
-      </w:r>
-    </w:p>
-    <w:p>
-      <w:pPr>
-        <w:numPr>
-          <w:ilvl w:val="0"/>
-          <w:numId w:val="20"/>
+          <w:numId w:val="16"/>
         </w:numPr>
         <w:spacing w:line="360" w:lineRule="auto"/>
         <w:jc w:val="both"/>
@@ -8088,7 +8079,7 @@
         <w:pStyle w:val="Heading1"/>
         <w:numPr>
           <w:ilvl w:val="0"/>
-          <w:numId w:val="21"/>
+          <w:numId w:val="17"/>
         </w:numPr>
         <w:spacing w:before="0" w:after="160" w:line="360" w:lineRule="auto"/>
         <w:jc w:val="center"/>
@@ -8098,7 +8089,7 @@
           <w:color w:val="auto"/>
         </w:rPr>
       </w:pPr>
-      <w:bookmarkStart w:id="44" w:name="_Toc233811474"/>
+      <w:bookmarkStart w:id="43" w:name="_Toc233811474"/>
       <w:r>
         <w:rPr>
           <w:rFonts w:cs="Times New Roman"/>
@@ -8108,7 +8099,7 @@
         <w:lastRenderedPageBreak/>
         <w:t>S</w:t>
       </w:r>
-      <w:bookmarkEnd w:id="44"/>
+      <w:bookmarkEnd w:id="43"/>
       <w:r>
         <w:rPr>
           <w:rFonts w:cs="Times New Roman"/>
@@ -8177,7 +8168,7 @@
         <w:pStyle w:val="Heading3"/>
         <w:spacing w:before="0" w:line="360" w:lineRule="auto"/>
       </w:pPr>
-      <w:bookmarkStart w:id="45" w:name="_Toc233811475"/>
+      <w:bookmarkStart w:id="44" w:name="_Toc233811475"/>
       <w:r>
         <w:t>2</w:t>
       </w:r>
@@ -8190,7 +8181,7 @@
       <w:r>
         <w:t>1 Sakai Learning Management System</w:t>
       </w:r>
-      <w:bookmarkEnd w:id="45"/>
+      <w:bookmarkEnd w:id="44"/>
     </w:p>
     <w:p>
       <w:pPr>
@@ -8343,7 +8334,7 @@
         <w:pStyle w:val="ListParagraph"/>
         <w:numPr>
           <w:ilvl w:val="0"/>
-          <w:numId w:val="16"/>
+          <w:numId w:val="12"/>
         </w:numPr>
         <w:spacing w:line="360" w:lineRule="auto"/>
         <w:jc w:val="both"/>
@@ -8372,7 +8363,7 @@
         <w:pStyle w:val="ListParagraph"/>
         <w:numPr>
           <w:ilvl w:val="0"/>
-          <w:numId w:val="16"/>
+          <w:numId w:val="12"/>
         </w:numPr>
         <w:spacing w:line="360" w:lineRule="auto"/>
         <w:jc w:val="both"/>
@@ -8394,7 +8385,7 @@
         <w:pStyle w:val="ListParagraph"/>
         <w:numPr>
           <w:ilvl w:val="0"/>
-          <w:numId w:val="16"/>
+          <w:numId w:val="12"/>
         </w:numPr>
         <w:spacing w:line="360" w:lineRule="auto"/>
         <w:jc w:val="both"/>
@@ -8435,7 +8426,7 @@
         <w:pStyle w:val="ListParagraph"/>
         <w:numPr>
           <w:ilvl w:val="0"/>
-          <w:numId w:val="17"/>
+          <w:numId w:val="13"/>
         </w:numPr>
         <w:spacing w:line="360" w:lineRule="auto"/>
         <w:jc w:val="both"/>
@@ -8457,7 +8448,7 @@
         <w:pStyle w:val="ListParagraph"/>
         <w:numPr>
           <w:ilvl w:val="0"/>
-          <w:numId w:val="17"/>
+          <w:numId w:val="13"/>
         </w:numPr>
         <w:spacing w:line="360" w:lineRule="auto"/>
         <w:jc w:val="both"/>
@@ -8479,7 +8470,7 @@
         <w:pStyle w:val="ListParagraph"/>
         <w:numPr>
           <w:ilvl w:val="0"/>
-          <w:numId w:val="17"/>
+          <w:numId w:val="13"/>
         </w:numPr>
         <w:spacing w:line="360" w:lineRule="auto"/>
         <w:jc w:val="both"/>
@@ -8520,7 +8511,7 @@
         <w:pStyle w:val="ListParagraph"/>
         <w:numPr>
           <w:ilvl w:val="0"/>
-          <w:numId w:val="18"/>
+          <w:numId w:val="14"/>
         </w:numPr>
         <w:spacing w:line="360" w:lineRule="auto"/>
         <w:jc w:val="both"/>
@@ -8543,7 +8534,7 @@
         <w:pStyle w:val="ListParagraph"/>
         <w:numPr>
           <w:ilvl w:val="0"/>
-          <w:numId w:val="18"/>
+          <w:numId w:val="14"/>
         </w:numPr>
         <w:spacing w:line="360" w:lineRule="auto"/>
         <w:jc w:val="both"/>
@@ -8565,7 +8556,7 @@
         <w:pStyle w:val="ListParagraph"/>
         <w:numPr>
           <w:ilvl w:val="0"/>
-          <w:numId w:val="18"/>
+          <w:numId w:val="14"/>
         </w:numPr>
         <w:spacing w:line="360" w:lineRule="auto"/>
         <w:jc w:val="both"/>
@@ -8612,7 +8603,7 @@
       <w:r>
         <w:t>Study-Buddy adopts the concept of centralized academic resource management but focuses on simplicity and collaborative resource sharing rather than complete institutional course management.</w:t>
       </w:r>
-      <w:bookmarkStart w:id="46" w:name="_Toc233811476"/>
+      <w:bookmarkStart w:id="45" w:name="_Toc233811476"/>
     </w:p>
     <w:p>
       <w:pPr>
@@ -8628,7 +8619,7 @@
       <w:r>
         <w:t>OpenOLAT</w:t>
       </w:r>
-      <w:bookmarkEnd w:id="46"/>
+      <w:bookmarkEnd w:id="45"/>
       <w:proofErr w:type="spellEnd"/>
     </w:p>
     <w:p>
@@ -8798,7 +8789,7 @@
         <w:pStyle w:val="ListParagraph"/>
         <w:numPr>
           <w:ilvl w:val="0"/>
-          <w:numId w:val="24"/>
+          <w:numId w:val="20"/>
         </w:numPr>
         <w:spacing w:line="360" w:lineRule="auto"/>
         <w:rPr>
@@ -8819,7 +8810,7 @@
         <w:pStyle w:val="ListParagraph"/>
         <w:numPr>
           <w:ilvl w:val="0"/>
-          <w:numId w:val="24"/>
+          <w:numId w:val="20"/>
         </w:numPr>
         <w:spacing w:line="360" w:lineRule="auto"/>
         <w:rPr>
@@ -8840,7 +8831,7 @@
         <w:pStyle w:val="ListParagraph"/>
         <w:numPr>
           <w:ilvl w:val="0"/>
-          <w:numId w:val="24"/>
+          <w:numId w:val="20"/>
         </w:numPr>
         <w:spacing w:line="360" w:lineRule="auto"/>
         <w:rPr>
@@ -8880,7 +8871,7 @@
         <w:pStyle w:val="ListParagraph"/>
         <w:numPr>
           <w:ilvl w:val="0"/>
-          <w:numId w:val="14"/>
+          <w:numId w:val="10"/>
         </w:numPr>
         <w:spacing w:line="360" w:lineRule="auto"/>
         <w:jc w:val="both"/>
@@ -8902,7 +8893,7 @@
         <w:pStyle w:val="ListParagraph"/>
         <w:numPr>
           <w:ilvl w:val="0"/>
-          <w:numId w:val="14"/>
+          <w:numId w:val="10"/>
         </w:numPr>
         <w:spacing w:line="360" w:lineRule="auto"/>
         <w:jc w:val="both"/>
@@ -8924,7 +8915,7 @@
         <w:pStyle w:val="ListParagraph"/>
         <w:numPr>
           <w:ilvl w:val="0"/>
-          <w:numId w:val="14"/>
+          <w:numId w:val="10"/>
         </w:numPr>
         <w:spacing w:line="360" w:lineRule="auto"/>
         <w:jc w:val="both"/>
@@ -8965,7 +8956,7 @@
         <w:pStyle w:val="ListParagraph"/>
         <w:numPr>
           <w:ilvl w:val="0"/>
-          <w:numId w:val="15"/>
+          <w:numId w:val="11"/>
         </w:numPr>
         <w:spacing w:after="0" w:line="360" w:lineRule="auto"/>
         <w:jc w:val="both"/>
@@ -8987,7 +8978,7 @@
         <w:pStyle w:val="ListParagraph"/>
         <w:numPr>
           <w:ilvl w:val="0"/>
-          <w:numId w:val="15"/>
+          <w:numId w:val="11"/>
         </w:numPr>
         <w:spacing w:after="0" w:line="360" w:lineRule="auto"/>
         <w:jc w:val="both"/>
@@ -9087,7 +9078,7 @@
         <w:pStyle w:val="ListParagraph"/>
         <w:numPr>
           <w:ilvl w:val="0"/>
-          <w:numId w:val="14"/>
+          <w:numId w:val="10"/>
         </w:numPr>
         <w:spacing w:after="0" w:line="360" w:lineRule="auto"/>
         <w:jc w:val="both"/>
@@ -9109,7 +9100,7 @@
         <w:pStyle w:val="ListParagraph"/>
         <w:numPr>
           <w:ilvl w:val="0"/>
-          <w:numId w:val="14"/>
+          <w:numId w:val="10"/>
         </w:numPr>
         <w:spacing w:after="0" w:line="360" w:lineRule="auto"/>
         <w:jc w:val="both"/>
@@ -9150,7 +9141,7 @@
         <w:pStyle w:val="ListParagraph"/>
         <w:numPr>
           <w:ilvl w:val="0"/>
-          <w:numId w:val="15"/>
+          <w:numId w:val="11"/>
         </w:numPr>
         <w:spacing w:after="0" w:line="360" w:lineRule="auto"/>
         <w:jc w:val="both"/>
@@ -9179,7 +9170,7 @@
         <w:pStyle w:val="ListParagraph"/>
         <w:numPr>
           <w:ilvl w:val="0"/>
-          <w:numId w:val="15"/>
+          <w:numId w:val="11"/>
         </w:numPr>
         <w:spacing w:after="0" w:line="360" w:lineRule="auto"/>
         <w:jc w:val="both"/>
@@ -9201,7 +9192,7 @@
         <w:pStyle w:val="ListParagraph"/>
         <w:numPr>
           <w:ilvl w:val="0"/>
-          <w:numId w:val="15"/>
+          <w:numId w:val="11"/>
         </w:numPr>
         <w:spacing w:after="0" w:line="360" w:lineRule="auto"/>
         <w:jc w:val="both"/>
@@ -9885,9 +9876,8 @@
           <w:szCs w:val="22"/>
         </w:rPr>
       </w:pPr>
-      <w:bookmarkStart w:id="47" w:name="_Toc233811477"/>
-    </w:p>
-    <w:p/>
+      <w:bookmarkStart w:id="46" w:name="_Toc233811477"/>
+    </w:p>
     <w:p/>
     <w:p>
       <w:pPr>
@@ -9904,6 +9894,7 @@
           <w:rFonts w:cs="Times New Roman"/>
           <w:color w:val="auto"/>
         </w:rPr>
+        <w:lastRenderedPageBreak/>
         <w:t>3</w:t>
       </w:r>
       <w:r>
@@ -9913,7 +9904,7 @@
         </w:rPr>
         <w:t xml:space="preserve">. </w:t>
       </w:r>
-      <w:bookmarkEnd w:id="47"/>
+      <w:bookmarkEnd w:id="46"/>
       <w:r>
         <w:rPr>
           <w:rFonts w:cs="Times New Roman"/>
@@ -9931,7 +9922,7 @@
           <w:rFonts w:cs="Times New Roman"/>
         </w:rPr>
       </w:pPr>
-      <w:bookmarkStart w:id="48" w:name="_Toc233811478"/>
+      <w:bookmarkStart w:id="47" w:name="_Toc233811478"/>
       <w:r>
         <w:rPr>
           <w:rFonts w:cs="Times New Roman"/>
@@ -9950,7 +9941,7 @@
         </w:rPr>
         <w:t>Problem</w:t>
       </w:r>
-      <w:bookmarkEnd w:id="48"/>
+      <w:bookmarkEnd w:id="47"/>
       <w:r>
         <w:rPr>
           <w:rFonts w:cs="Times New Roman"/>
@@ -9978,7 +9969,7 @@
       <w:pPr>
         <w:numPr>
           <w:ilvl w:val="0"/>
-          <w:numId w:val="25"/>
+          <w:numId w:val="21"/>
         </w:numPr>
         <w:spacing w:line="360" w:lineRule="auto"/>
       </w:pPr>
@@ -9990,7 +9981,7 @@
       <w:pPr>
         <w:numPr>
           <w:ilvl w:val="0"/>
-          <w:numId w:val="25"/>
+          <w:numId w:val="21"/>
         </w:numPr>
         <w:spacing w:line="360" w:lineRule="auto"/>
       </w:pPr>
@@ -10002,7 +9993,7 @@
       <w:pPr>
         <w:numPr>
           <w:ilvl w:val="0"/>
-          <w:numId w:val="25"/>
+          <w:numId w:val="21"/>
         </w:numPr>
         <w:spacing w:line="360" w:lineRule="auto"/>
       </w:pPr>
@@ -10014,7 +10005,7 @@
       <w:pPr>
         <w:numPr>
           <w:ilvl w:val="0"/>
-          <w:numId w:val="25"/>
+          <w:numId w:val="21"/>
         </w:numPr>
         <w:spacing w:line="360" w:lineRule="auto"/>
       </w:pPr>
@@ -10026,7 +10017,7 @@
       <w:pPr>
         <w:numPr>
           <w:ilvl w:val="0"/>
-          <w:numId w:val="25"/>
+          <w:numId w:val="21"/>
         </w:numPr>
         <w:spacing w:line="360" w:lineRule="auto"/>
       </w:pPr>
@@ -10038,7 +10029,7 @@
       <w:pPr>
         <w:numPr>
           <w:ilvl w:val="0"/>
-          <w:numId w:val="25"/>
+          <w:numId w:val="21"/>
         </w:numPr>
         <w:spacing w:line="360" w:lineRule="auto"/>
       </w:pPr>
@@ -10050,7 +10041,7 @@
       <w:pPr>
         <w:numPr>
           <w:ilvl w:val="0"/>
-          <w:numId w:val="25"/>
+          <w:numId w:val="21"/>
         </w:numPr>
         <w:spacing w:line="360" w:lineRule="auto"/>
       </w:pPr>
@@ -10123,7 +10114,7 @@
         <w:pStyle w:val="ListParagraph"/>
         <w:numPr>
           <w:ilvl w:val="0"/>
-          <w:numId w:val="5"/>
+          <w:numId w:val="4"/>
         </w:numPr>
         <w:spacing w:after="0" w:line="360" w:lineRule="auto"/>
         <w:jc w:val="both"/>
@@ -10145,7 +10136,7 @@
         <w:pStyle w:val="ListParagraph"/>
         <w:numPr>
           <w:ilvl w:val="0"/>
-          <w:numId w:val="5"/>
+          <w:numId w:val="4"/>
         </w:numPr>
         <w:spacing w:line="360" w:lineRule="auto"/>
         <w:jc w:val="both"/>
@@ -10167,7 +10158,7 @@
         <w:pStyle w:val="ListParagraph"/>
         <w:numPr>
           <w:ilvl w:val="0"/>
-          <w:numId w:val="5"/>
+          <w:numId w:val="4"/>
         </w:numPr>
         <w:spacing w:line="360" w:lineRule="auto"/>
         <w:jc w:val="both"/>
@@ -10196,7 +10187,7 @@
         <w:pStyle w:val="ListParagraph"/>
         <w:numPr>
           <w:ilvl w:val="0"/>
-          <w:numId w:val="5"/>
+          <w:numId w:val="4"/>
         </w:numPr>
         <w:spacing w:after="0" w:line="360" w:lineRule="auto"/>
         <w:jc w:val="both"/>
@@ -10235,7 +10226,7 @@
         <w:pStyle w:val="ListParagraph"/>
         <w:numPr>
           <w:ilvl w:val="0"/>
-          <w:numId w:val="5"/>
+          <w:numId w:val="4"/>
         </w:numPr>
         <w:spacing w:after="0" w:line="360" w:lineRule="auto"/>
         <w:jc w:val="both"/>
@@ -10249,7 +10240,6 @@
           <w:rFonts w:eastAsia="Times New Roman" w:cs="Times New Roman"/>
           <w:szCs w:val="24"/>
         </w:rPr>
-        <w:lastRenderedPageBreak/>
         <w:t xml:space="preserve">Upload study materials (notes, assignments, past papers) </w:t>
       </w:r>
     </w:p>
@@ -10258,7 +10248,7 @@
         <w:pStyle w:val="ListParagraph"/>
         <w:numPr>
           <w:ilvl w:val="0"/>
-          <w:numId w:val="5"/>
+          <w:numId w:val="4"/>
         </w:numPr>
         <w:spacing w:line="360" w:lineRule="auto"/>
         <w:jc w:val="both"/>
@@ -10272,6 +10262,7 @@
           <w:rFonts w:eastAsia="Times New Roman" w:cs="Times New Roman"/>
           <w:szCs w:val="24"/>
         </w:rPr>
+        <w:lastRenderedPageBreak/>
         <w:t xml:space="preserve">Add subject and course details </w:t>
       </w:r>
     </w:p>
@@ -10280,7 +10271,7 @@
         <w:pStyle w:val="ListParagraph"/>
         <w:numPr>
           <w:ilvl w:val="0"/>
-          <w:numId w:val="5"/>
+          <w:numId w:val="4"/>
         </w:numPr>
         <w:spacing w:line="360" w:lineRule="auto"/>
         <w:jc w:val="both"/>
@@ -10538,7 +10529,7 @@
         <w:pStyle w:val="ListParagraph"/>
         <w:numPr>
           <w:ilvl w:val="0"/>
-          <w:numId w:val="4"/>
+          <w:numId w:val="3"/>
         </w:numPr>
         <w:spacing w:line="360" w:lineRule="auto"/>
         <w:jc w:val="both"/>
@@ -10567,7 +10558,7 @@
         <w:pStyle w:val="ListParagraph"/>
         <w:numPr>
           <w:ilvl w:val="0"/>
-          <w:numId w:val="4"/>
+          <w:numId w:val="3"/>
         </w:numPr>
         <w:spacing w:after="0" w:line="360" w:lineRule="auto"/>
         <w:jc w:val="both"/>
@@ -10606,7 +10597,7 @@
         <w:pStyle w:val="ListParagraph"/>
         <w:numPr>
           <w:ilvl w:val="0"/>
-          <w:numId w:val="10"/>
+          <w:numId w:val="6"/>
         </w:numPr>
         <w:spacing w:after="0" w:line="360" w:lineRule="auto"/>
         <w:jc w:val="both"/>
@@ -10628,7 +10619,7 @@
         <w:pStyle w:val="ListParagraph"/>
         <w:numPr>
           <w:ilvl w:val="0"/>
-          <w:numId w:val="10"/>
+          <w:numId w:val="6"/>
         </w:numPr>
         <w:spacing w:line="360" w:lineRule="auto"/>
         <w:jc w:val="both"/>
@@ -10650,7 +10641,7 @@
         <w:pStyle w:val="ListParagraph"/>
         <w:numPr>
           <w:ilvl w:val="0"/>
-          <w:numId w:val="10"/>
+          <w:numId w:val="6"/>
         </w:numPr>
         <w:spacing w:line="360" w:lineRule="auto"/>
         <w:jc w:val="both"/>
@@ -10696,7 +10687,7 @@
       <w:pPr>
         <w:numPr>
           <w:ilvl w:val="0"/>
-          <w:numId w:val="11"/>
+          <w:numId w:val="7"/>
         </w:numPr>
         <w:spacing w:after="0" w:line="360" w:lineRule="auto"/>
         <w:jc w:val="both"/>
@@ -10717,7 +10708,7 @@
       <w:pPr>
         <w:numPr>
           <w:ilvl w:val="0"/>
-          <w:numId w:val="11"/>
+          <w:numId w:val="7"/>
         </w:numPr>
         <w:spacing w:after="0" w:line="360" w:lineRule="auto"/>
         <w:jc w:val="both"/>
@@ -10756,7 +10747,7 @@
         <w:pStyle w:val="ListParagraph"/>
         <w:numPr>
           <w:ilvl w:val="0"/>
-          <w:numId w:val="11"/>
+          <w:numId w:val="7"/>
         </w:numPr>
         <w:spacing w:after="0" w:line="360" w:lineRule="auto"/>
         <w:jc w:val="both"/>
@@ -10778,7 +10769,7 @@
         <w:pStyle w:val="ListParagraph"/>
         <w:numPr>
           <w:ilvl w:val="0"/>
-          <w:numId w:val="11"/>
+          <w:numId w:val="7"/>
         </w:numPr>
         <w:spacing w:after="0" w:line="360" w:lineRule="auto"/>
         <w:jc w:val="both"/>
@@ -10853,7 +10844,6 @@
           <w:rFonts w:eastAsia="Times New Roman" w:cs="Times New Roman"/>
           <w:szCs w:val="24"/>
         </w:rPr>
-        <w:lastRenderedPageBreak/>
         <w:t>Provide easy navigation for all features</w:t>
       </w:r>
     </w:p>
@@ -10871,6 +10861,7 @@
           <w:rFonts w:cs="Times New Roman"/>
           <w:szCs w:val="24"/>
         </w:rPr>
+        <w:lastRenderedPageBreak/>
         <w:t>4. Reliability</w:t>
       </w:r>
     </w:p>
@@ -11000,7 +10991,7 @@
         </w:rPr>
         <w:t>Allow easy updates and modifications</w:t>
       </w:r>
-      <w:bookmarkStart w:id="49" w:name="_Toc233811484"/>
+      <w:bookmarkStart w:id="48" w:name="_Toc233811484"/>
       <w:bookmarkEnd w:id="40"/>
     </w:p>
     <w:p>
@@ -11983,14 +11974,10 @@
     <w:p>
       <w:pPr>
         <w:pStyle w:val="Heading1"/>
-      </w:pPr>
-    </w:p>
-    <w:p>
-      <w:pPr>
-        <w:pStyle w:val="Heading1"/>
         <w:jc w:val="center"/>
       </w:pPr>
       <w:r>
+        <w:lastRenderedPageBreak/>
         <w:t xml:space="preserve">4. </w:t>
       </w:r>
       <w:r>
@@ -12115,7 +12102,7 @@
         <w:pStyle w:val="ListParagraph"/>
         <w:numPr>
           <w:ilvl w:val="0"/>
-          <w:numId w:val="26"/>
+          <w:numId w:val="22"/>
         </w:numPr>
         <w:spacing w:line="360" w:lineRule="auto"/>
         <w:rPr>
@@ -12136,7 +12123,7 @@
         <w:pStyle w:val="ListParagraph"/>
         <w:numPr>
           <w:ilvl w:val="0"/>
-          <w:numId w:val="26"/>
+          <w:numId w:val="22"/>
         </w:numPr>
         <w:spacing w:line="360" w:lineRule="auto"/>
         <w:rPr>
@@ -12157,7 +12144,7 @@
         <w:pStyle w:val="ListParagraph"/>
         <w:numPr>
           <w:ilvl w:val="0"/>
-          <w:numId w:val="26"/>
+          <w:numId w:val="22"/>
         </w:numPr>
         <w:spacing w:line="360" w:lineRule="auto"/>
         <w:rPr>
@@ -12178,7 +12165,7 @@
         <w:pStyle w:val="ListParagraph"/>
         <w:numPr>
           <w:ilvl w:val="0"/>
-          <w:numId w:val="26"/>
+          <w:numId w:val="22"/>
         </w:numPr>
         <w:spacing w:line="360" w:lineRule="auto"/>
         <w:rPr>
@@ -12199,7 +12186,7 @@
         <w:pStyle w:val="ListParagraph"/>
         <w:numPr>
           <w:ilvl w:val="0"/>
-          <w:numId w:val="26"/>
+          <w:numId w:val="22"/>
         </w:numPr>
         <w:spacing w:line="360" w:lineRule="auto"/>
         <w:rPr>
@@ -12220,7 +12207,7 @@
         <w:pStyle w:val="ListParagraph"/>
         <w:numPr>
           <w:ilvl w:val="0"/>
-          <w:numId w:val="26"/>
+          <w:numId w:val="22"/>
         </w:numPr>
         <w:spacing w:line="360" w:lineRule="auto"/>
         <w:rPr>
@@ -12309,7 +12296,7 @@
         <w:pStyle w:val="ListParagraph"/>
         <w:numPr>
           <w:ilvl w:val="0"/>
-          <w:numId w:val="27"/>
+          <w:numId w:val="23"/>
         </w:numPr>
         <w:spacing w:line="360" w:lineRule="auto"/>
         <w:rPr>
@@ -12330,7 +12317,7 @@
         <w:pStyle w:val="ListParagraph"/>
         <w:numPr>
           <w:ilvl w:val="0"/>
-          <w:numId w:val="27"/>
+          <w:numId w:val="23"/>
         </w:numPr>
         <w:spacing w:line="360" w:lineRule="auto"/>
         <w:rPr>
@@ -12351,7 +12338,7 @@
         <w:pStyle w:val="ListParagraph"/>
         <w:numPr>
           <w:ilvl w:val="0"/>
-          <w:numId w:val="27"/>
+          <w:numId w:val="23"/>
         </w:numPr>
         <w:spacing w:line="360" w:lineRule="auto"/>
         <w:rPr>
@@ -12364,7 +12351,6 @@
           <w:rFonts w:cs="Times New Roman"/>
           <w:szCs w:val="24"/>
         </w:rPr>
-        <w:lastRenderedPageBreak/>
         <w:t xml:space="preserve">Dashboard </w:t>
       </w:r>
     </w:p>
@@ -12373,7 +12359,7 @@
         <w:pStyle w:val="ListParagraph"/>
         <w:numPr>
           <w:ilvl w:val="0"/>
-          <w:numId w:val="27"/>
+          <w:numId w:val="23"/>
         </w:numPr>
         <w:spacing w:line="360" w:lineRule="auto"/>
         <w:rPr>
@@ -12394,7 +12380,7 @@
         <w:pStyle w:val="ListParagraph"/>
         <w:numPr>
           <w:ilvl w:val="0"/>
-          <w:numId w:val="27"/>
+          <w:numId w:val="23"/>
         </w:numPr>
         <w:spacing w:line="360" w:lineRule="auto"/>
         <w:rPr>
@@ -12407,6 +12393,7 @@
           <w:rFonts w:cs="Times New Roman"/>
           <w:szCs w:val="24"/>
         </w:rPr>
+        <w:lastRenderedPageBreak/>
         <w:t xml:space="preserve">Notes Viewer </w:t>
       </w:r>
     </w:p>
@@ -12415,7 +12402,7 @@
         <w:pStyle w:val="ListParagraph"/>
         <w:numPr>
           <w:ilvl w:val="0"/>
-          <w:numId w:val="27"/>
+          <w:numId w:val="23"/>
         </w:numPr>
         <w:spacing w:line="360" w:lineRule="auto"/>
         <w:rPr>
@@ -12436,7 +12423,7 @@
         <w:pStyle w:val="ListParagraph"/>
         <w:numPr>
           <w:ilvl w:val="0"/>
-          <w:numId w:val="27"/>
+          <w:numId w:val="23"/>
         </w:numPr>
         <w:spacing w:line="360" w:lineRule="auto"/>
         <w:rPr>
@@ -12457,7 +12444,7 @@
         <w:pStyle w:val="ListParagraph"/>
         <w:numPr>
           <w:ilvl w:val="0"/>
-          <w:numId w:val="27"/>
+          <w:numId w:val="23"/>
         </w:numPr>
         <w:spacing w:line="360" w:lineRule="auto"/>
         <w:rPr>
@@ -12478,7 +12465,7 @@
         <w:pStyle w:val="ListParagraph"/>
         <w:numPr>
           <w:ilvl w:val="0"/>
-          <w:numId w:val="27"/>
+          <w:numId w:val="23"/>
         </w:numPr>
         <w:spacing w:line="360" w:lineRule="auto"/>
         <w:rPr>
@@ -12499,7 +12486,7 @@
         <w:pStyle w:val="ListParagraph"/>
         <w:numPr>
           <w:ilvl w:val="0"/>
-          <w:numId w:val="27"/>
+          <w:numId w:val="23"/>
         </w:numPr>
         <w:spacing w:line="360" w:lineRule="auto"/>
         <w:rPr>
@@ -12595,7 +12582,7 @@
         <w:pStyle w:val="ListParagraph"/>
         <w:numPr>
           <w:ilvl w:val="0"/>
-          <w:numId w:val="28"/>
+          <w:numId w:val="24"/>
         </w:numPr>
         <w:spacing w:line="360" w:lineRule="auto"/>
         <w:rPr>
@@ -12625,7 +12612,7 @@
         <w:pStyle w:val="ListParagraph"/>
         <w:numPr>
           <w:ilvl w:val="0"/>
-          <w:numId w:val="28"/>
+          <w:numId w:val="24"/>
         </w:numPr>
         <w:spacing w:line="360" w:lineRule="auto"/>
         <w:rPr>
@@ -12655,7 +12642,7 @@
         <w:pStyle w:val="ListParagraph"/>
         <w:numPr>
           <w:ilvl w:val="0"/>
-          <w:numId w:val="28"/>
+          <w:numId w:val="24"/>
         </w:numPr>
         <w:spacing w:line="360" w:lineRule="auto"/>
         <w:rPr>
@@ -12685,7 +12672,7 @@
         <w:pStyle w:val="ListParagraph"/>
         <w:numPr>
           <w:ilvl w:val="0"/>
-          <w:numId w:val="28"/>
+          <w:numId w:val="24"/>
         </w:numPr>
         <w:spacing w:line="360" w:lineRule="auto"/>
         <w:rPr>
@@ -12715,7 +12702,7 @@
         <w:pStyle w:val="ListParagraph"/>
         <w:numPr>
           <w:ilvl w:val="0"/>
-          <w:numId w:val="28"/>
+          <w:numId w:val="24"/>
         </w:numPr>
         <w:spacing w:line="360" w:lineRule="auto"/>
         <w:rPr>
@@ -12745,7 +12732,7 @@
         <w:pStyle w:val="ListParagraph"/>
         <w:numPr>
           <w:ilvl w:val="0"/>
-          <w:numId w:val="28"/>
+          <w:numId w:val="24"/>
         </w:numPr>
         <w:spacing w:line="360" w:lineRule="auto"/>
         <w:rPr>
@@ -12775,7 +12762,7 @@
         <w:pStyle w:val="ListParagraph"/>
         <w:numPr>
           <w:ilvl w:val="0"/>
-          <w:numId w:val="28"/>
+          <w:numId w:val="24"/>
         </w:numPr>
         <w:spacing w:line="360" w:lineRule="auto"/>
         <w:rPr>
@@ -13037,7 +13024,6 @@
                 <w:rFonts w:cs="Times New Roman"/>
                 <w:szCs w:val="24"/>
               </w:rPr>
-              <w:lastRenderedPageBreak/>
               <w:t>full_name</w:t>
             </w:r>
             <w:proofErr w:type="spellEnd"/>
@@ -13169,6 +13155,7 @@
                 <w:rFonts w:cs="Times New Roman"/>
                 <w:szCs w:val="24"/>
               </w:rPr>
+              <w:lastRenderedPageBreak/>
               <w:t>Password</w:t>
             </w:r>
           </w:p>
@@ -13514,7 +13501,10 @@
               <w:spacing w:line="360" w:lineRule="auto"/>
             </w:pPr>
             <w:r>
-              <w:t>description</w:t>
+              <w:t>D</w:t>
+            </w:r>
+            <w:r>
+              <w:t>escription</w:t>
             </w:r>
           </w:p>
         </w:tc>
@@ -14282,16 +14272,7 @@
         <w:spacing w:line="360" w:lineRule="auto"/>
       </w:pPr>
       <w:r>
-        <w:t>4.3.5</w:t>
-      </w:r>
-      <w:r>
-        <w:t xml:space="preserve"> C</w:t>
-      </w:r>
-      <w:r>
-        <w:t>omment</w:t>
-      </w:r>
-      <w:r>
-        <w:t xml:space="preserve"> Table</w:t>
+        <w:t>4.3.5 Comment Table</w:t>
       </w:r>
     </w:p>
     <w:tbl>
@@ -14596,11 +14577,279 @@
       <w:pPr>
         <w:numPr>
           <w:ilvl w:val="0"/>
-          <w:numId w:val="29"/>
+          <w:numId w:val="25"/>
         </w:numPr>
       </w:pPr>
       <w:r>
         <w:t xml:space="preserve">Simple navigation </w:t>
+      </w:r>
+    </w:p>
+    <w:p>
+      <w:pPr>
+        <w:numPr>
+          <w:ilvl w:val="0"/>
+          <w:numId w:val="25"/>
+        </w:numPr>
+      </w:pPr>
+      <w:r>
+        <w:t xml:space="preserve">Consistent layouts </w:t>
+      </w:r>
+    </w:p>
+    <w:p>
+      <w:pPr>
+        <w:numPr>
+          <w:ilvl w:val="0"/>
+          <w:numId w:val="25"/>
+        </w:numPr>
+      </w:pPr>
+      <w:r>
+        <w:t xml:space="preserve">Fast accessibility </w:t>
+      </w:r>
+    </w:p>
+    <w:p>
+      <w:pPr>
+        <w:numPr>
+          <w:ilvl w:val="0"/>
+          <w:numId w:val="25"/>
+        </w:numPr>
+      </w:pPr>
+      <w:r>
+        <w:t xml:space="preserve">Responsive JavaFX interface </w:t>
+      </w:r>
+    </w:p>
+    <w:p>
+      <w:pPr>
+        <w:rPr>
+          <w:b/>
+          <w:bCs/>
+        </w:rPr>
+      </w:pPr>
+      <w:r>
+        <w:rPr>
+          <w:b/>
+          <w:bCs/>
+        </w:rPr>
+        <w:t>Login Screen</w:t>
+      </w:r>
+    </w:p>
+    <w:p>
+      <w:r>
+        <w:t>The login page allows users to</w:t>
+      </w:r>
+    </w:p>
+    <w:p>
+      <w:pPr>
+        <w:numPr>
+          <w:ilvl w:val="0"/>
+          <w:numId w:val="26"/>
+        </w:numPr>
+      </w:pPr>
+      <w:r>
+        <w:t xml:space="preserve">Enter email </w:t>
+      </w:r>
+    </w:p>
+    <w:p>
+      <w:pPr>
+        <w:numPr>
+          <w:ilvl w:val="0"/>
+          <w:numId w:val="26"/>
+        </w:numPr>
+      </w:pPr>
+      <w:r>
+        <w:t xml:space="preserve">Enter password </w:t>
+      </w:r>
+    </w:p>
+    <w:p>
+      <w:pPr>
+        <w:numPr>
+          <w:ilvl w:val="0"/>
+          <w:numId w:val="26"/>
+        </w:numPr>
+      </w:pPr>
+      <w:r>
+        <w:t xml:space="preserve">Login </w:t>
+      </w:r>
+    </w:p>
+    <w:p>
+      <w:pPr>
+        <w:numPr>
+          <w:ilvl w:val="0"/>
+          <w:numId w:val="26"/>
+        </w:numPr>
+      </w:pPr>
+      <w:r>
+        <w:t xml:space="preserve">Navigate to registration </w:t>
+      </w:r>
+    </w:p>
+    <w:p>
+      <w:pPr>
+        <w:rPr>
+          <w:b/>
+          <w:bCs/>
+        </w:rPr>
+      </w:pPr>
+      <w:r>
+        <w:rPr>
+          <w:b/>
+          <w:bCs/>
+        </w:rPr>
+        <w:t>Dashboard</w:t>
+      </w:r>
+    </w:p>
+    <w:p>
+      <w:r>
+        <w:t>The dashboard displays</w:t>
+      </w:r>
+    </w:p>
+    <w:p>
+      <w:pPr>
+        <w:numPr>
+          <w:ilvl w:val="0"/>
+          <w:numId w:val="27"/>
+        </w:numPr>
+      </w:pPr>
+      <w:r>
+        <w:t xml:space="preserve">Welcome message </w:t>
+      </w:r>
+    </w:p>
+    <w:p>
+      <w:pPr>
+        <w:numPr>
+          <w:ilvl w:val="0"/>
+          <w:numId w:val="27"/>
+        </w:numPr>
+      </w:pPr>
+      <w:r>
+        <w:lastRenderedPageBreak/>
+        <w:t xml:space="preserve">Search bar </w:t>
+      </w:r>
+    </w:p>
+    <w:p>
+      <w:pPr>
+        <w:numPr>
+          <w:ilvl w:val="0"/>
+          <w:numId w:val="27"/>
+        </w:numPr>
+      </w:pPr>
+      <w:r>
+        <w:t xml:space="preserve">Latest resources </w:t>
+      </w:r>
+    </w:p>
+    <w:p>
+      <w:pPr>
+        <w:numPr>
+          <w:ilvl w:val="0"/>
+          <w:numId w:val="27"/>
+        </w:numPr>
+      </w:pPr>
+      <w:r>
+        <w:t xml:space="preserve">Categories </w:t>
+      </w:r>
+    </w:p>
+    <w:p>
+      <w:pPr>
+        <w:numPr>
+          <w:ilvl w:val="0"/>
+          <w:numId w:val="27"/>
+        </w:numPr>
+      </w:pPr>
+      <w:r>
+        <w:t xml:space="preserve">Navigation menu </w:t>
+      </w:r>
+    </w:p>
+    <w:p>
+      <w:pPr>
+        <w:rPr>
+          <w:b/>
+          <w:bCs/>
+        </w:rPr>
+      </w:pPr>
+      <w:r>
+        <w:rPr>
+          <w:b/>
+          <w:bCs/>
+        </w:rPr>
+        <w:t>Upload Notes Screen</w:t>
+      </w:r>
+    </w:p>
+    <w:p>
+      <w:r>
+        <w:t>Allows students to</w:t>
+      </w:r>
+    </w:p>
+    <w:p>
+      <w:pPr>
+        <w:numPr>
+          <w:ilvl w:val="0"/>
+          <w:numId w:val="28"/>
+        </w:numPr>
+      </w:pPr>
+      <w:r>
+        <w:t xml:space="preserve">Select file </w:t>
+      </w:r>
+    </w:p>
+    <w:p>
+      <w:pPr>
+        <w:numPr>
+          <w:ilvl w:val="0"/>
+          <w:numId w:val="28"/>
+        </w:numPr>
+      </w:pPr>
+      <w:r>
+        <w:t xml:space="preserve">Enter title </w:t>
+      </w:r>
+    </w:p>
+    <w:p>
+      <w:pPr>
+        <w:numPr>
+          <w:ilvl w:val="0"/>
+          <w:numId w:val="28"/>
+        </w:numPr>
+      </w:pPr>
+      <w:r>
+        <w:t xml:space="preserve">Select subject </w:t>
+      </w:r>
+    </w:p>
+    <w:p>
+      <w:pPr>
+        <w:numPr>
+          <w:ilvl w:val="0"/>
+          <w:numId w:val="28"/>
+        </w:numPr>
+      </w:pPr>
+      <w:r>
+        <w:t xml:space="preserve">Select category </w:t>
+      </w:r>
+    </w:p>
+    <w:p>
+      <w:pPr>
+        <w:numPr>
+          <w:ilvl w:val="0"/>
+          <w:numId w:val="28"/>
+        </w:numPr>
+      </w:pPr>
+      <w:r>
+        <w:t xml:space="preserve">Upload </w:t>
+      </w:r>
+    </w:p>
+    <w:p>
+      <w:pPr>
+        <w:rPr>
+          <w:b/>
+          <w:bCs/>
+        </w:rPr>
+      </w:pPr>
+      <w:r>
+        <w:rPr>
+          <w:b/>
+          <w:bCs/>
+        </w:rPr>
+        <w:t>Request Board</w:t>
+      </w:r>
+    </w:p>
+    <w:p>
+      <w:r>
+        <w:t>Allows users to</w:t>
       </w:r>
     </w:p>
     <w:p>
@@ -14611,7 +14860,7 @@
         </w:numPr>
       </w:pPr>
       <w:r>
-        <w:t xml:space="preserve">Consistent layouts </w:t>
+        <w:t xml:space="preserve">Post requests </w:t>
       </w:r>
     </w:p>
     <w:p>
@@ -14622,7 +14871,7 @@
         </w:numPr>
       </w:pPr>
       <w:r>
-        <w:t xml:space="preserve">Fast accessibility </w:t>
+        <w:t xml:space="preserve">Browse requests </w:t>
       </w:r>
     </w:p>
     <w:p>
@@ -14633,7 +14882,18 @@
         </w:numPr>
       </w:pPr>
       <w:r>
-        <w:t xml:space="preserve">Responsive JavaFX interface </w:t>
+        <w:t xml:space="preserve">Update status </w:t>
+      </w:r>
+    </w:p>
+    <w:p>
+      <w:pPr>
+        <w:numPr>
+          <w:ilvl w:val="0"/>
+          <w:numId w:val="29"/>
+        </w:numPr>
+      </w:pPr>
+      <w:r>
+        <w:t xml:space="preserve">View fulfilled requests </w:t>
       </w:r>
     </w:p>
     <w:p>
@@ -14648,12 +14908,12 @@
           <w:b/>
           <w:bCs/>
         </w:rPr>
-        <w:t>Login Screen</w:t>
-      </w:r>
-    </w:p>
-    <w:p>
-      <w:r>
-        <w:t>The login page allows users to</w:t>
+        <w:t>Admin Dashboard</w:t>
+      </w:r>
+    </w:p>
+    <w:p>
+      <w:r>
+        <w:t>Admin can</w:t>
       </w:r>
     </w:p>
     <w:p>
@@ -14664,7 +14924,7 @@
         </w:numPr>
       </w:pPr>
       <w:r>
-        <w:t xml:space="preserve">Enter email </w:t>
+        <w:t xml:space="preserve">Manage users </w:t>
       </w:r>
     </w:p>
     <w:p>
@@ -14675,7 +14935,7 @@
         </w:numPr>
       </w:pPr>
       <w:r>
-        <w:t xml:space="preserve">Enter password </w:t>
+        <w:t xml:space="preserve">Manage notes </w:t>
       </w:r>
     </w:p>
     <w:p>
@@ -14686,7 +14946,7 @@
         </w:numPr>
       </w:pPr>
       <w:r>
-        <w:t xml:space="preserve">Login </w:t>
+        <w:t xml:space="preserve">Manage categories </w:t>
       </w:r>
     </w:p>
     <w:p>
@@ -14697,155 +14957,861 @@
         </w:numPr>
       </w:pPr>
       <w:r>
-        <w:t xml:space="preserve">Navigate to registration </w:t>
-      </w:r>
-    </w:p>
-    <w:p>
-      <w:pPr>
-        <w:rPr>
-          <w:b/>
-          <w:bCs/>
-        </w:rPr>
-      </w:pPr>
-      <w:r>
-        <w:rPr>
-          <w:b/>
-          <w:bCs/>
-        </w:rPr>
-        <w:t>Dashboard</w:t>
-      </w:r>
-    </w:p>
-    <w:p>
-      <w:r>
-        <w:t>The dashboard displays</w:t>
-      </w:r>
-    </w:p>
-    <w:p>
-      <w:pPr>
+        <w:t xml:space="preserve">View reports </w:t>
+      </w:r>
+    </w:p>
+    <w:p>
+      <w:pPr>
+        <w:numPr>
+          <w:ilvl w:val="0"/>
+          <w:numId w:val="30"/>
+        </w:numPr>
+      </w:pPr>
+      <w:r>
+        <w:t>Remove inappropriate resources</w:t>
+      </w:r>
+    </w:p>
+    <w:p>
+      <w:pPr>
+        <w:pStyle w:val="Heading2"/>
+        <w:spacing w:line="360" w:lineRule="auto"/>
+      </w:pPr>
+      <w:r>
+        <w:t xml:space="preserve">4.5 </w:t>
+      </w:r>
+      <w:r>
+        <w:t>Summary</w:t>
+      </w:r>
+    </w:p>
+    <w:p>
+      <w:pPr>
+        <w:rPr>
+          <w:rFonts w:cs="Times New Roman"/>
+        </w:rPr>
+      </w:pPr>
+      <w:r>
+        <w:rPr>
+          <w:rFonts w:cs="Times New Roman"/>
+        </w:rPr>
+        <w:t>The Study-Buddy design follows a modular MVC architecture that separates presentation, business logic, and database access. The relational database ensures data consistency through primary and foreign key relationships, while the JavaFX interface provides a simple and intuitive user experience. These design decisions improve maintainability, scalability,</w:t>
+      </w:r>
+      <w:r>
+        <w:rPr>
+          <w:rFonts w:cs="Times New Roman"/>
+        </w:rPr>
+        <w:t xml:space="preserve"> and ease of future development.</w:t>
+      </w:r>
+    </w:p>
+    <w:p>
+      <w:pPr>
+        <w:pStyle w:val="Heading1"/>
+        <w:spacing w:before="0" w:after="160" w:line="360" w:lineRule="auto"/>
+        <w:jc w:val="center"/>
+        <w:rPr>
+          <w:rFonts w:cs="Times New Roman"/>
+          <w:color w:val="auto"/>
+        </w:rPr>
+      </w:pPr>
+      <w:r>
+        <w:rPr>
+          <w:rFonts w:cs="Times New Roman"/>
+          <w:color w:val="auto"/>
+        </w:rPr>
+        <w:lastRenderedPageBreak/>
+        <w:t>5</w:t>
+      </w:r>
+      <w:r>
+        <w:rPr>
+          <w:rFonts w:cs="Times New Roman"/>
+          <w:color w:val="auto"/>
+        </w:rPr>
+        <w:t>.</w:t>
+      </w:r>
+      <w:bookmarkEnd w:id="48"/>
+      <w:r>
+        <w:rPr>
+          <w:rFonts w:cs="Times New Roman"/>
+          <w:color w:val="auto"/>
+        </w:rPr>
+        <w:t xml:space="preserve"> </w:t>
+      </w:r>
+      <w:r>
+        <w:rPr>
+          <w:rFonts w:cs="Times New Roman"/>
+          <w:color w:val="auto"/>
+        </w:rPr>
+        <w:t>IMPLEMENTATION AND TESTING</w:t>
+      </w:r>
+    </w:p>
+    <w:p>
+      <w:pPr>
+        <w:pStyle w:val="Heading2"/>
+        <w:rPr>
+          <w:rFonts w:cs="Times New Roman"/>
+        </w:rPr>
+      </w:pPr>
+      <w:bookmarkStart w:id="49" w:name="_Toc233811485"/>
+      <w:r>
+        <w:rPr>
+          <w:rFonts w:cs="Times New Roman"/>
+        </w:rPr>
+        <w:t xml:space="preserve">5.1. </w:t>
+      </w:r>
+      <w:r>
+        <w:rPr>
+          <w:rFonts w:cs="Times New Roman"/>
+        </w:rPr>
+        <w:t>Implementation Approaches</w:t>
+      </w:r>
+    </w:p>
+    <w:p>
+      <w:pPr>
+        <w:spacing w:after="0" w:line="390" w:lineRule="atLeast"/>
+        <w:rPr>
+          <w:rFonts w:eastAsia="Times New Roman" w:cs="Times New Roman"/>
+          <w:color w:val="0D0D0D"/>
+          <w:szCs w:val="24"/>
+        </w:rPr>
+      </w:pPr>
+      <w:r>
+        <w:rPr>
+          <w:rFonts w:eastAsia="Times New Roman" w:cs="Times New Roman"/>
+          <w:color w:val="0D0D0D"/>
+          <w:szCs w:val="24"/>
+        </w:rPr>
+        <w:t>Study-Buddy was developed using Java, JavaFX, JDBC, and Microsoft SQL Server</w:t>
+      </w:r>
+    </w:p>
+    <w:p>
+      <w:pPr>
+        <w:spacing w:after="0" w:line="390" w:lineRule="atLeast"/>
+        <w:rPr>
+          <w:rFonts w:eastAsia="Times New Roman" w:cs="Times New Roman"/>
+          <w:color w:val="0D0D0D"/>
+          <w:szCs w:val="24"/>
+        </w:rPr>
+      </w:pPr>
+      <w:r>
+        <w:rPr>
+          <w:rFonts w:eastAsia="Times New Roman" w:cs="Times New Roman"/>
+          <w:color w:val="0D0D0D"/>
+          <w:szCs w:val="24"/>
+        </w:rPr>
+        <w:t>Technologies used:</w:t>
+      </w:r>
+    </w:p>
+    <w:tbl>
+      <w:tblPr>
+        <w:tblStyle w:val="TableGrid"/>
+        <w:tblW w:w="0" w:type="auto"/>
+        <w:tblLook w:val="04A0" w:firstRow="1" w:lastRow="0" w:firstColumn="1" w:lastColumn="0" w:noHBand="0" w:noVBand="1"/>
+      </w:tblPr>
+      <w:tblGrid>
+        <w:gridCol w:w="4675"/>
+        <w:gridCol w:w="4675"/>
+      </w:tblGrid>
+      <w:tr>
+        <w:tc>
+          <w:tcPr>
+            <w:tcW w:w="4675" w:type="dxa"/>
+          </w:tcPr>
+          <w:p>
+            <w:pPr>
+              <w:spacing w:line="390" w:lineRule="atLeast"/>
+              <w:rPr>
+                <w:rFonts w:eastAsia="Times New Roman" w:cs="Times New Roman"/>
+                <w:color w:val="0D0D0D"/>
+                <w:szCs w:val="24"/>
+              </w:rPr>
+            </w:pPr>
+            <w:r>
+              <w:rPr>
+                <w:rFonts w:eastAsia="Times New Roman" w:cs="Times New Roman"/>
+                <w:color w:val="0D0D0D"/>
+                <w:szCs w:val="24"/>
+              </w:rPr>
+              <w:t>Technology</w:t>
+            </w:r>
+          </w:p>
+        </w:tc>
+        <w:tc>
+          <w:tcPr>
+            <w:tcW w:w="4675" w:type="dxa"/>
+          </w:tcPr>
+          <w:p>
+            <w:pPr>
+              <w:spacing w:line="390" w:lineRule="atLeast"/>
+              <w:rPr>
+                <w:rFonts w:eastAsia="Times New Roman" w:cs="Times New Roman"/>
+                <w:color w:val="0D0D0D"/>
+                <w:szCs w:val="24"/>
+              </w:rPr>
+            </w:pPr>
+            <w:r>
+              <w:rPr>
+                <w:rFonts w:eastAsia="Times New Roman" w:cs="Times New Roman"/>
+                <w:color w:val="0D0D0D"/>
+                <w:szCs w:val="24"/>
+              </w:rPr>
+              <w:t>Purpose</w:t>
+            </w:r>
+          </w:p>
+        </w:tc>
+      </w:tr>
+      <w:tr>
+        <w:tc>
+          <w:tcPr>
+            <w:tcW w:w="4675" w:type="dxa"/>
+          </w:tcPr>
+          <w:p>
+            <w:pPr>
+              <w:spacing w:line="390" w:lineRule="atLeast"/>
+              <w:rPr>
+                <w:rFonts w:eastAsia="Times New Roman" w:cs="Times New Roman"/>
+                <w:color w:val="0D0D0D"/>
+                <w:szCs w:val="24"/>
+              </w:rPr>
+            </w:pPr>
+            <w:r>
+              <w:rPr>
+                <w:rFonts w:eastAsia="Times New Roman" w:cs="Times New Roman"/>
+                <w:color w:val="0D0D0D"/>
+                <w:szCs w:val="24"/>
+              </w:rPr>
+              <w:t>Java</w:t>
+            </w:r>
+          </w:p>
+        </w:tc>
+        <w:tc>
+          <w:tcPr>
+            <w:tcW w:w="4675" w:type="dxa"/>
+          </w:tcPr>
+          <w:p>
+            <w:pPr>
+              <w:spacing w:line="390" w:lineRule="atLeast"/>
+              <w:rPr>
+                <w:rFonts w:eastAsia="Times New Roman" w:cs="Times New Roman"/>
+                <w:color w:val="0D0D0D"/>
+                <w:szCs w:val="24"/>
+              </w:rPr>
+            </w:pPr>
+            <w:r>
+              <w:rPr>
+                <w:rFonts w:eastAsia="Times New Roman" w:cs="Times New Roman"/>
+                <w:color w:val="0D0D0D"/>
+                <w:szCs w:val="24"/>
+              </w:rPr>
+              <w:t>Core Programming</w:t>
+            </w:r>
+          </w:p>
+        </w:tc>
+      </w:tr>
+      <w:tr>
+        <w:tc>
+          <w:tcPr>
+            <w:tcW w:w="4675" w:type="dxa"/>
+          </w:tcPr>
+          <w:p>
+            <w:pPr>
+              <w:spacing w:line="390" w:lineRule="atLeast"/>
+              <w:rPr>
+                <w:rFonts w:eastAsia="Times New Roman" w:cs="Times New Roman"/>
+                <w:color w:val="0D0D0D"/>
+                <w:szCs w:val="24"/>
+              </w:rPr>
+            </w:pPr>
+            <w:r>
+              <w:rPr>
+                <w:rFonts w:eastAsia="Times New Roman" w:cs="Times New Roman"/>
+                <w:color w:val="0D0D0D"/>
+                <w:szCs w:val="24"/>
+              </w:rPr>
+              <w:t>JavaFX</w:t>
+            </w:r>
+          </w:p>
+        </w:tc>
+        <w:tc>
+          <w:tcPr>
+            <w:tcW w:w="4675" w:type="dxa"/>
+          </w:tcPr>
+          <w:p>
+            <w:pPr>
+              <w:spacing w:line="390" w:lineRule="atLeast"/>
+              <w:rPr>
+                <w:rFonts w:eastAsia="Times New Roman" w:cs="Times New Roman"/>
+                <w:color w:val="0D0D0D"/>
+                <w:szCs w:val="24"/>
+              </w:rPr>
+            </w:pPr>
+            <w:r>
+              <w:rPr>
+                <w:rFonts w:eastAsia="Times New Roman" w:cs="Times New Roman"/>
+                <w:color w:val="0D0D0D"/>
+                <w:szCs w:val="24"/>
+              </w:rPr>
+              <w:t>GUI Development</w:t>
+            </w:r>
+          </w:p>
+        </w:tc>
+      </w:tr>
+      <w:tr>
+        <w:tc>
+          <w:tcPr>
+            <w:tcW w:w="4675" w:type="dxa"/>
+          </w:tcPr>
+          <w:p>
+            <w:pPr>
+              <w:spacing w:line="390" w:lineRule="atLeast"/>
+              <w:rPr>
+                <w:rFonts w:eastAsia="Times New Roman" w:cs="Times New Roman"/>
+                <w:color w:val="0D0D0D"/>
+                <w:szCs w:val="24"/>
+              </w:rPr>
+            </w:pPr>
+            <w:r>
+              <w:rPr>
+                <w:rFonts w:eastAsia="Times New Roman" w:cs="Times New Roman"/>
+                <w:color w:val="0D0D0D"/>
+                <w:szCs w:val="24"/>
+              </w:rPr>
+              <w:t>FXML</w:t>
+            </w:r>
+          </w:p>
+        </w:tc>
+        <w:tc>
+          <w:tcPr>
+            <w:tcW w:w="4675" w:type="dxa"/>
+          </w:tcPr>
+          <w:p>
+            <w:pPr>
+              <w:spacing w:line="390" w:lineRule="atLeast"/>
+              <w:rPr>
+                <w:rFonts w:eastAsia="Times New Roman" w:cs="Times New Roman"/>
+                <w:color w:val="0D0D0D"/>
+                <w:szCs w:val="24"/>
+              </w:rPr>
+            </w:pPr>
+            <w:r>
+              <w:rPr>
+                <w:rFonts w:eastAsia="Times New Roman" w:cs="Times New Roman"/>
+                <w:color w:val="0D0D0D"/>
+                <w:szCs w:val="24"/>
+              </w:rPr>
+              <w:t>Interface Design</w:t>
+            </w:r>
+          </w:p>
+        </w:tc>
+      </w:tr>
+      <w:tr>
+        <w:tc>
+          <w:tcPr>
+            <w:tcW w:w="4675" w:type="dxa"/>
+          </w:tcPr>
+          <w:p>
+            <w:pPr>
+              <w:spacing w:line="390" w:lineRule="atLeast"/>
+              <w:rPr>
+                <w:rFonts w:eastAsia="Times New Roman" w:cs="Times New Roman"/>
+                <w:color w:val="0D0D0D"/>
+                <w:szCs w:val="24"/>
+              </w:rPr>
+            </w:pPr>
+            <w:r>
+              <w:rPr>
+                <w:rFonts w:eastAsia="Times New Roman" w:cs="Times New Roman"/>
+                <w:color w:val="0D0D0D"/>
+                <w:szCs w:val="24"/>
+              </w:rPr>
+              <w:t>CSS</w:t>
+            </w:r>
+          </w:p>
+        </w:tc>
+        <w:tc>
+          <w:tcPr>
+            <w:tcW w:w="4675" w:type="dxa"/>
+          </w:tcPr>
+          <w:p>
+            <w:pPr>
+              <w:spacing w:line="390" w:lineRule="atLeast"/>
+              <w:rPr>
+                <w:rFonts w:eastAsia="Times New Roman" w:cs="Times New Roman"/>
+                <w:color w:val="0D0D0D"/>
+                <w:szCs w:val="24"/>
+              </w:rPr>
+            </w:pPr>
+            <w:r>
+              <w:rPr>
+                <w:rFonts w:eastAsia="Times New Roman" w:cs="Times New Roman"/>
+                <w:color w:val="0D0D0D"/>
+                <w:szCs w:val="24"/>
+              </w:rPr>
+              <w:t>Styling</w:t>
+            </w:r>
+          </w:p>
+        </w:tc>
+      </w:tr>
+      <w:tr>
+        <w:tc>
+          <w:tcPr>
+            <w:tcW w:w="4675" w:type="dxa"/>
+          </w:tcPr>
+          <w:p>
+            <w:pPr>
+              <w:spacing w:line="390" w:lineRule="atLeast"/>
+              <w:rPr>
+                <w:rFonts w:eastAsia="Times New Roman" w:cs="Times New Roman"/>
+                <w:color w:val="0D0D0D"/>
+                <w:szCs w:val="24"/>
+              </w:rPr>
+            </w:pPr>
+            <w:r>
+              <w:rPr>
+                <w:rFonts w:eastAsia="Times New Roman" w:cs="Times New Roman"/>
+                <w:color w:val="0D0D0D"/>
+                <w:szCs w:val="24"/>
+              </w:rPr>
+              <w:t>JDBC</w:t>
+            </w:r>
+          </w:p>
+        </w:tc>
+        <w:tc>
+          <w:tcPr>
+            <w:tcW w:w="4675" w:type="dxa"/>
+          </w:tcPr>
+          <w:p>
+            <w:pPr>
+              <w:spacing w:line="390" w:lineRule="atLeast"/>
+              <w:rPr>
+                <w:rFonts w:eastAsia="Times New Roman" w:cs="Times New Roman"/>
+                <w:color w:val="0D0D0D"/>
+                <w:szCs w:val="24"/>
+              </w:rPr>
+            </w:pPr>
+            <w:r>
+              <w:rPr>
+                <w:rFonts w:eastAsia="Times New Roman" w:cs="Times New Roman"/>
+                <w:color w:val="0D0D0D"/>
+                <w:szCs w:val="24"/>
+              </w:rPr>
+              <w:t>Database Connectivity</w:t>
+            </w:r>
+          </w:p>
+        </w:tc>
+      </w:tr>
+      <w:tr>
+        <w:tc>
+          <w:tcPr>
+            <w:tcW w:w="4675" w:type="dxa"/>
+          </w:tcPr>
+          <w:p>
+            <w:pPr>
+              <w:spacing w:line="390" w:lineRule="atLeast"/>
+              <w:rPr>
+                <w:rFonts w:eastAsia="Times New Roman" w:cs="Times New Roman"/>
+                <w:color w:val="0D0D0D"/>
+                <w:szCs w:val="24"/>
+              </w:rPr>
+            </w:pPr>
+            <w:r>
+              <w:rPr>
+                <w:rFonts w:eastAsia="Times New Roman" w:cs="Times New Roman"/>
+                <w:color w:val="0D0D0D"/>
+                <w:szCs w:val="24"/>
+              </w:rPr>
+              <w:t>SQL Server</w:t>
+            </w:r>
+          </w:p>
+        </w:tc>
+        <w:tc>
+          <w:tcPr>
+            <w:tcW w:w="4675" w:type="dxa"/>
+          </w:tcPr>
+          <w:p>
+            <w:pPr>
+              <w:spacing w:line="390" w:lineRule="atLeast"/>
+              <w:rPr>
+                <w:rFonts w:eastAsia="Times New Roman" w:cs="Times New Roman"/>
+                <w:color w:val="0D0D0D"/>
+                <w:szCs w:val="24"/>
+              </w:rPr>
+            </w:pPr>
+            <w:r>
+              <w:rPr>
+                <w:rFonts w:eastAsia="Times New Roman" w:cs="Times New Roman"/>
+                <w:color w:val="0D0D0D"/>
+                <w:szCs w:val="24"/>
+              </w:rPr>
+              <w:t>Database</w:t>
+            </w:r>
+          </w:p>
+        </w:tc>
+      </w:tr>
+      <w:tr>
+        <w:tc>
+          <w:tcPr>
+            <w:tcW w:w="4675" w:type="dxa"/>
+          </w:tcPr>
+          <w:p>
+            <w:pPr>
+              <w:spacing w:line="390" w:lineRule="atLeast"/>
+              <w:rPr>
+                <w:rFonts w:eastAsia="Times New Roman" w:cs="Times New Roman"/>
+                <w:color w:val="0D0D0D"/>
+                <w:szCs w:val="24"/>
+              </w:rPr>
+            </w:pPr>
+            <w:r>
+              <w:rPr>
+                <w:rFonts w:eastAsia="Times New Roman" w:cs="Times New Roman"/>
+                <w:color w:val="0D0D0D"/>
+                <w:szCs w:val="24"/>
+              </w:rPr>
+              <w:t>IntelliJ IDEA</w:t>
+            </w:r>
+          </w:p>
+        </w:tc>
+        <w:tc>
+          <w:tcPr>
+            <w:tcW w:w="4675" w:type="dxa"/>
+          </w:tcPr>
+          <w:p>
+            <w:pPr>
+              <w:spacing w:line="390" w:lineRule="atLeast"/>
+              <w:rPr>
+                <w:rFonts w:eastAsia="Times New Roman" w:cs="Times New Roman"/>
+                <w:color w:val="0D0D0D"/>
+                <w:szCs w:val="24"/>
+              </w:rPr>
+            </w:pPr>
+            <w:r>
+              <w:rPr>
+                <w:rFonts w:eastAsia="Times New Roman" w:cs="Times New Roman"/>
+                <w:color w:val="0D0D0D"/>
+                <w:szCs w:val="24"/>
+              </w:rPr>
+              <w:t>IDE</w:t>
+            </w:r>
+          </w:p>
+        </w:tc>
+      </w:tr>
+      <w:tr>
+        <w:tc>
+          <w:tcPr>
+            <w:tcW w:w="4675" w:type="dxa"/>
+          </w:tcPr>
+          <w:p>
+            <w:pPr>
+              <w:spacing w:line="390" w:lineRule="atLeast"/>
+              <w:rPr>
+                <w:rFonts w:eastAsia="Times New Roman" w:cs="Times New Roman"/>
+                <w:color w:val="0D0D0D"/>
+                <w:szCs w:val="24"/>
+              </w:rPr>
+            </w:pPr>
+            <w:proofErr w:type="spellStart"/>
+            <w:r>
+              <w:rPr>
+                <w:rFonts w:eastAsia="Times New Roman" w:cs="Times New Roman"/>
+                <w:color w:val="0D0D0D"/>
+                <w:szCs w:val="24"/>
+              </w:rPr>
+              <w:t>Git</w:t>
+            </w:r>
+            <w:proofErr w:type="spellEnd"/>
+          </w:p>
+        </w:tc>
+        <w:tc>
+          <w:tcPr>
+            <w:tcW w:w="4675" w:type="dxa"/>
+          </w:tcPr>
+          <w:p>
+            <w:pPr>
+              <w:spacing w:line="390" w:lineRule="atLeast"/>
+              <w:rPr>
+                <w:rFonts w:eastAsia="Times New Roman" w:cs="Times New Roman"/>
+                <w:color w:val="0D0D0D"/>
+                <w:szCs w:val="24"/>
+              </w:rPr>
+            </w:pPr>
+            <w:r>
+              <w:rPr>
+                <w:rFonts w:eastAsia="Times New Roman" w:cs="Times New Roman"/>
+                <w:color w:val="0D0D0D"/>
+                <w:szCs w:val="24"/>
+              </w:rPr>
+              <w:t>Version Control</w:t>
+            </w:r>
+          </w:p>
+        </w:tc>
+      </w:tr>
+    </w:tbl>
+    <w:p>
+      <w:pPr>
+        <w:spacing w:after="0" w:line="390" w:lineRule="atLeast"/>
+        <w:rPr>
+          <w:rFonts w:eastAsia="Times New Roman" w:cs="Times New Roman"/>
+          <w:color w:val="0D0D0D"/>
+          <w:szCs w:val="24"/>
+        </w:rPr>
+      </w:pPr>
+    </w:p>
+    <w:p>
+      <w:pPr>
+        <w:pStyle w:val="Heading2"/>
+        <w:spacing w:line="360" w:lineRule="auto"/>
+        <w:rPr>
+          <w:rFonts w:cs="Times New Roman"/>
+        </w:rPr>
+      </w:pPr>
+      <w:r>
+        <w:rPr>
+          <w:rFonts w:cs="Times New Roman"/>
+        </w:rPr>
+        <w:t>5.2 Coding Details</w:t>
+      </w:r>
+    </w:p>
+    <w:p>
+      <w:pPr>
+        <w:spacing w:line="360" w:lineRule="auto"/>
+      </w:pPr>
+      <w:r>
+        <w:t>The project consists of several packages.</w:t>
+      </w:r>
+    </w:p>
+    <w:p>
+      <w:pPr>
+        <w:pStyle w:val="ListParagraph"/>
         <w:numPr>
           <w:ilvl w:val="0"/>
           <w:numId w:val="31"/>
         </w:numPr>
-      </w:pPr>
-      <w:r>
-        <w:t xml:space="preserve">Welcome message </w:t>
-      </w:r>
-    </w:p>
-    <w:p>
-      <w:pPr>
+        <w:spacing w:line="360" w:lineRule="auto"/>
+      </w:pPr>
+      <w:r>
+        <w:t>Controller</w:t>
+      </w:r>
+    </w:p>
+    <w:p>
+      <w:pPr>
+        <w:pStyle w:val="ListParagraph"/>
         <w:numPr>
           <w:ilvl w:val="0"/>
           <w:numId w:val="31"/>
         </w:numPr>
-      </w:pPr>
-      <w:r>
-        <w:lastRenderedPageBreak/>
-        <w:t xml:space="preserve">Search bar </w:t>
-      </w:r>
-    </w:p>
-    <w:p>
-      <w:pPr>
+        <w:spacing w:line="360" w:lineRule="auto"/>
+      </w:pPr>
+      <w:r>
+        <w:t>Dao</w:t>
+      </w:r>
+    </w:p>
+    <w:p>
+      <w:pPr>
+        <w:pStyle w:val="ListParagraph"/>
         <w:numPr>
           <w:ilvl w:val="0"/>
           <w:numId w:val="31"/>
         </w:numPr>
-      </w:pPr>
-      <w:r>
-        <w:t xml:space="preserve">Latest resources </w:t>
-      </w:r>
-    </w:p>
-    <w:p>
-      <w:pPr>
+        <w:spacing w:line="360" w:lineRule="auto"/>
+      </w:pPr>
+      <w:r>
+        <w:t>Model</w:t>
+      </w:r>
+    </w:p>
+    <w:p>
+      <w:pPr>
+        <w:pStyle w:val="ListParagraph"/>
         <w:numPr>
           <w:ilvl w:val="0"/>
           <w:numId w:val="31"/>
         </w:numPr>
-      </w:pPr>
-      <w:r>
-        <w:t xml:space="preserve">Categories </w:t>
-      </w:r>
-    </w:p>
-    <w:p>
-      <w:pPr>
+        <w:spacing w:line="360" w:lineRule="auto"/>
+      </w:pPr>
+      <w:r>
+        <w:t>Service</w:t>
+      </w:r>
+    </w:p>
+    <w:p>
+      <w:pPr>
+        <w:pStyle w:val="ListParagraph"/>
         <w:numPr>
           <w:ilvl w:val="0"/>
           <w:numId w:val="31"/>
         </w:numPr>
-      </w:pPr>
-      <w:r>
-        <w:t xml:space="preserve">Navigation menu </w:t>
-      </w:r>
-    </w:p>
-    <w:p>
-      <w:pPr>
-        <w:rPr>
-          <w:b/>
-          <w:bCs/>
-        </w:rPr>
-      </w:pPr>
-      <w:r>
-        <w:rPr>
-          <w:b/>
-          <w:bCs/>
-        </w:rPr>
-        <w:t>Upload Notes Screen</w:t>
-      </w:r>
-    </w:p>
-    <w:p>
-      <w:r>
-        <w:t>Allows students to</w:t>
-      </w:r>
-    </w:p>
-    <w:p>
-      <w:pPr>
+        <w:spacing w:line="360" w:lineRule="auto"/>
+      </w:pPr>
+      <w:proofErr w:type="spellStart"/>
+      <w:r>
+        <w:t>Util</w:t>
+      </w:r>
+      <w:proofErr w:type="spellEnd"/>
+    </w:p>
+    <w:p>
+      <w:pPr>
+        <w:pStyle w:val="ListParagraph"/>
+        <w:numPr>
+          <w:ilvl w:val="0"/>
+          <w:numId w:val="31"/>
+        </w:numPr>
+        <w:spacing w:line="360" w:lineRule="auto"/>
+      </w:pPr>
+      <w:r>
+        <w:t>View resources</w:t>
+      </w:r>
+    </w:p>
+    <w:p>
+      <w:pPr>
+        <w:pStyle w:val="ListParagraph"/>
+        <w:numPr>
+          <w:ilvl w:val="0"/>
+          <w:numId w:val="31"/>
+        </w:numPr>
+        <w:spacing w:line="360" w:lineRule="auto"/>
+      </w:pPr>
+      <w:r>
+        <w:t>Database</w:t>
+      </w:r>
+    </w:p>
+    <w:p>
+      <w:r>
+        <w:t>Login Module Responsibilities</w:t>
+      </w:r>
+    </w:p>
+    <w:p>
+      <w:pPr>
+        <w:pStyle w:val="ListParagraph"/>
         <w:numPr>
           <w:ilvl w:val="0"/>
           <w:numId w:val="32"/>
         </w:numPr>
-      </w:pPr>
-      <w:r>
-        <w:t xml:space="preserve">Select file </w:t>
-      </w:r>
-    </w:p>
-    <w:p>
-      <w:pPr>
+        <w:spacing w:line="360" w:lineRule="auto"/>
+      </w:pPr>
+      <w:r>
+        <w:t>Validate user input</w:t>
+      </w:r>
+    </w:p>
+    <w:p>
+      <w:pPr>
+        <w:pStyle w:val="ListParagraph"/>
         <w:numPr>
           <w:ilvl w:val="0"/>
           <w:numId w:val="32"/>
         </w:numPr>
-      </w:pPr>
-      <w:r>
-        <w:t xml:space="preserve">Enter title </w:t>
-      </w:r>
-    </w:p>
-    <w:p>
-      <w:pPr>
+        <w:spacing w:line="360" w:lineRule="auto"/>
+      </w:pPr>
+      <w:r>
+        <w:t>Authenticate credentials</w:t>
+      </w:r>
+    </w:p>
+    <w:p>
+      <w:pPr>
+        <w:pStyle w:val="ListParagraph"/>
         <w:numPr>
           <w:ilvl w:val="0"/>
           <w:numId w:val="32"/>
         </w:numPr>
-      </w:pPr>
-      <w:r>
-        <w:t xml:space="preserve">Select subject </w:t>
-      </w:r>
-    </w:p>
-    <w:p>
-      <w:pPr>
+        <w:spacing w:line="360" w:lineRule="auto"/>
+      </w:pPr>
+      <w:r>
+        <w:t>Redirect based on role</w:t>
+      </w:r>
+    </w:p>
+    <w:p>
+      <w:r>
+        <w:t>Registration Module Functions</w:t>
+      </w:r>
+    </w:p>
+    <w:p>
+      <w:pPr>
+        <w:pStyle w:val="ListParagraph"/>
         <w:numPr>
           <w:ilvl w:val="0"/>
           <w:numId w:val="32"/>
         </w:numPr>
-      </w:pPr>
-      <w:r>
-        <w:t xml:space="preserve">Select category </w:t>
-      </w:r>
-    </w:p>
-    <w:p>
-      <w:pPr>
+        <w:spacing w:line="360" w:lineRule="auto"/>
+      </w:pPr>
+      <w:r>
+        <w:t xml:space="preserve">Validate email </w:t>
+      </w:r>
+    </w:p>
+    <w:p>
+      <w:pPr>
+        <w:pStyle w:val="ListParagraph"/>
         <w:numPr>
           <w:ilvl w:val="0"/>
           <w:numId w:val="32"/>
         </w:numPr>
+        <w:spacing w:line="360" w:lineRule="auto"/>
+      </w:pPr>
+      <w:r>
+        <w:lastRenderedPageBreak/>
+        <w:t xml:space="preserve">Check duplicate account </w:t>
+      </w:r>
+    </w:p>
+    <w:p>
+      <w:pPr>
+        <w:pStyle w:val="ListParagraph"/>
+        <w:numPr>
+          <w:ilvl w:val="0"/>
+          <w:numId w:val="32"/>
+        </w:numPr>
+        <w:spacing w:line="360" w:lineRule="auto"/>
+      </w:pPr>
+      <w:r>
+        <w:t xml:space="preserve">Save new user </w:t>
+      </w:r>
+    </w:p>
+    <w:p>
+      <w:pPr>
+        <w:pStyle w:val="ListParagraph"/>
+        <w:numPr>
+          <w:ilvl w:val="0"/>
+          <w:numId w:val="32"/>
+        </w:numPr>
+        <w:spacing w:line="360" w:lineRule="auto"/>
+      </w:pPr>
+      <w:r>
+        <w:t>Encrypt password (if implemented)</w:t>
+      </w:r>
+    </w:p>
+    <w:p>
+      <w:r>
+        <w:t>Upload Module allows users to</w:t>
+      </w:r>
+    </w:p>
+    <w:p>
+      <w:pPr>
+        <w:pStyle w:val="ListParagraph"/>
+        <w:numPr>
+          <w:ilvl w:val="0"/>
+          <w:numId w:val="32"/>
+        </w:numPr>
+        <w:spacing w:line="360" w:lineRule="auto"/>
+      </w:pPr>
+      <w:r>
+        <w:t xml:space="preserve">Browse files </w:t>
+      </w:r>
+    </w:p>
+    <w:p>
+      <w:pPr>
+        <w:pStyle w:val="ListParagraph"/>
+        <w:numPr>
+          <w:ilvl w:val="0"/>
+          <w:numId w:val="32"/>
+        </w:numPr>
+        <w:spacing w:line="360" w:lineRule="auto"/>
+      </w:pPr>
+      <w:r>
+        <w:t xml:space="preserve">Validate file </w:t>
+      </w:r>
+    </w:p>
+    <w:p>
+      <w:pPr>
+        <w:pStyle w:val="ListParagraph"/>
+        <w:numPr>
+          <w:ilvl w:val="0"/>
+          <w:numId w:val="32"/>
+        </w:numPr>
+        <w:spacing w:line="360" w:lineRule="auto"/>
       </w:pPr>
       <w:r>
         <w:t xml:space="preserve">Upload </w:t>
@@ -14853,86 +15819,228 @@
     </w:p>
     <w:p>
       <w:pPr>
-        <w:rPr>
-          <w:b/>
-          <w:bCs/>
-        </w:rPr>
-      </w:pPr>
-      <w:r>
-        <w:rPr>
-          <w:b/>
-          <w:bCs/>
-        </w:rPr>
-        <w:t>Request Board</w:t>
-      </w:r>
-    </w:p>
-    <w:p>
-      <w:r>
-        <w:t>Allows users to</w:t>
-      </w:r>
-    </w:p>
-    <w:p>
-      <w:pPr>
+        <w:pStyle w:val="ListParagraph"/>
+        <w:numPr>
+          <w:ilvl w:val="0"/>
+          <w:numId w:val="32"/>
+        </w:numPr>
+        <w:spacing w:line="360" w:lineRule="auto"/>
+      </w:pPr>
+      <w:r>
+        <w:t xml:space="preserve">Store </w:t>
+      </w:r>
+      <w:r>
+        <w:t xml:space="preserve">data </w:t>
+      </w:r>
+    </w:p>
+    <w:p>
+      <w:pPr>
+        <w:pStyle w:val="ListParagraph"/>
+        <w:numPr>
+          <w:ilvl w:val="0"/>
+          <w:numId w:val="32"/>
+        </w:numPr>
+        <w:spacing w:line="360" w:lineRule="auto"/>
+      </w:pPr>
+      <w:r>
+        <w:t>Save file path</w:t>
+      </w:r>
+    </w:p>
+    <w:p>
+      <w:pPr>
+        <w:spacing w:line="360" w:lineRule="auto"/>
+      </w:pPr>
+      <w:r>
+        <w:t>Search Module implements</w:t>
+      </w:r>
+    </w:p>
+    <w:p>
+      <w:pPr>
+        <w:pStyle w:val="ListParagraph"/>
         <w:numPr>
           <w:ilvl w:val="0"/>
           <w:numId w:val="33"/>
         </w:numPr>
-      </w:pPr>
-      <w:r>
-        <w:t xml:space="preserve">Post requests </w:t>
-      </w:r>
-    </w:p>
-    <w:p>
-      <w:pPr>
+        <w:spacing w:line="360" w:lineRule="auto"/>
+      </w:pPr>
+      <w:r>
+        <w:t xml:space="preserve">Keyword searching </w:t>
+      </w:r>
+    </w:p>
+    <w:p>
+      <w:pPr>
+        <w:pStyle w:val="ListParagraph"/>
         <w:numPr>
           <w:ilvl w:val="0"/>
-          <w:numId w:val="33"/>
+          <w:numId w:val="32"/>
         </w:numPr>
-      </w:pPr>
-      <w:r>
-        <w:t xml:space="preserve">Browse requests </w:t>
-      </w:r>
-    </w:p>
-    <w:p>
-      <w:pPr>
+        <w:spacing w:line="360" w:lineRule="auto"/>
+      </w:pPr>
+      <w:r>
+        <w:t xml:space="preserve">Subject filtering </w:t>
+      </w:r>
+    </w:p>
+    <w:p>
+      <w:pPr>
+        <w:pStyle w:val="ListParagraph"/>
         <w:numPr>
           <w:ilvl w:val="0"/>
-          <w:numId w:val="33"/>
+          <w:numId w:val="32"/>
         </w:numPr>
-      </w:pPr>
-      <w:r>
-        <w:t xml:space="preserve">Update status </w:t>
-      </w:r>
-    </w:p>
-    <w:p>
-      <w:pPr>
+        <w:spacing w:line="360" w:lineRule="auto"/>
+      </w:pPr>
+      <w:r>
+        <w:t>Category filtering</w:t>
+      </w:r>
+    </w:p>
+    <w:p>
+      <w:pPr>
+        <w:spacing w:line="360" w:lineRule="auto"/>
+      </w:pPr>
+      <w:r>
+        <w:t>Request Board Module features</w:t>
+      </w:r>
+    </w:p>
+    <w:p>
+      <w:pPr>
+        <w:pStyle w:val="ListParagraph"/>
         <w:numPr>
           <w:ilvl w:val="0"/>
-          <w:numId w:val="33"/>
+          <w:numId w:val="32"/>
         </w:numPr>
-      </w:pPr>
-      <w:r>
-        <w:t xml:space="preserve">View fulfilled requests </w:t>
-      </w:r>
-    </w:p>
-    <w:p>
-      <w:pPr>
-        <w:rPr>
-          <w:b/>
+        <w:spacing w:line="360" w:lineRule="auto"/>
+      </w:pPr>
+      <w:r>
+        <w:t xml:space="preserve">Add Request </w:t>
+      </w:r>
+    </w:p>
+    <w:p>
+      <w:pPr>
+        <w:pStyle w:val="ListParagraph"/>
+        <w:numPr>
+          <w:ilvl w:val="0"/>
+          <w:numId w:val="32"/>
+        </w:numPr>
+        <w:spacing w:line="360" w:lineRule="auto"/>
+      </w:pPr>
+      <w:r>
+        <w:t xml:space="preserve">Edit Request </w:t>
+      </w:r>
+    </w:p>
+    <w:p>
+      <w:pPr>
+        <w:pStyle w:val="ListParagraph"/>
+        <w:numPr>
+          <w:ilvl w:val="0"/>
+          <w:numId w:val="32"/>
+        </w:numPr>
+        <w:spacing w:line="360" w:lineRule="auto"/>
+      </w:pPr>
+      <w:r>
+        <w:t xml:space="preserve">Delete Request </w:t>
+      </w:r>
+    </w:p>
+    <w:p>
+      <w:pPr>
+        <w:pStyle w:val="ListParagraph"/>
+        <w:numPr>
+          <w:ilvl w:val="0"/>
+          <w:numId w:val="32"/>
+        </w:numPr>
+        <w:spacing w:line="360" w:lineRule="auto"/>
+      </w:pPr>
+      <w:r>
+        <w:t>Mark Completed</w:t>
+      </w:r>
+    </w:p>
+    <w:p>
+      <w:pPr>
+        <w:spacing w:line="360" w:lineRule="auto"/>
+      </w:pPr>
+      <w:r>
+        <w:t>Admin Module performs</w:t>
+      </w:r>
+    </w:p>
+    <w:p>
+      <w:pPr>
+        <w:pStyle w:val="ListParagraph"/>
+        <w:numPr>
+          <w:ilvl w:val="0"/>
+          <w:numId w:val="32"/>
+        </w:numPr>
+        <w:spacing w:line="360" w:lineRule="auto"/>
+      </w:pPr>
+      <w:r>
+        <w:t xml:space="preserve">User Management </w:t>
+      </w:r>
+    </w:p>
+    <w:p>
+      <w:pPr>
+        <w:pStyle w:val="ListParagraph"/>
+        <w:numPr>
+          <w:ilvl w:val="0"/>
+          <w:numId w:val="32"/>
+        </w:numPr>
+        <w:spacing w:line="360" w:lineRule="auto"/>
+      </w:pPr>
+      <w:r>
+        <w:t xml:space="preserve">Category Management </w:t>
+      </w:r>
+    </w:p>
+    <w:p>
+      <w:pPr>
+        <w:pStyle w:val="ListParagraph"/>
+        <w:numPr>
+          <w:ilvl w:val="0"/>
+          <w:numId w:val="32"/>
+        </w:numPr>
+        <w:spacing w:line="360" w:lineRule="auto"/>
+      </w:pPr>
+      <w:r>
+        <w:t xml:space="preserve">Resource Approval </w:t>
+      </w:r>
+    </w:p>
+    <w:p>
+      <w:pPr>
+        <w:pStyle w:val="ListParagraph"/>
+        <w:numPr>
+          <w:ilvl w:val="0"/>
+          <w:numId w:val="32"/>
+        </w:numPr>
+        <w:spacing w:line="360" w:lineRule="auto"/>
+      </w:pPr>
+      <w:r>
+        <w:t>Delete Resources</w:t>
+      </w:r>
+    </w:p>
+    <w:p>
+      <w:pPr>
+        <w:pStyle w:val="Heading3"/>
+        <w:spacing w:line="360" w:lineRule="auto"/>
+      </w:pPr>
+      <w:r>
+        <w:t>5.2.1 Code Efficiency</w:t>
+      </w:r>
+    </w:p>
+    <w:p>
+      <w:pPr>
+        <w:spacing w:line="360" w:lineRule="auto"/>
+      </w:pPr>
+      <w:r>
+        <w:t>The project follows good programming practices.</w:t>
+      </w:r>
+    </w:p>
+    <w:p>
+      <w:pPr>
+        <w:rPr>
           <w:bCs/>
         </w:rPr>
       </w:pPr>
       <w:r>
         <w:rPr>
-          <w:b/>
           <w:bCs/>
         </w:rPr>
-        <w:t>Admin Dashboard</w:t>
-      </w:r>
-    </w:p>
-    <w:p>
-      <w:r>
-        <w:t>Admin can</w:t>
+        <w:t>Techniques Used</w:t>
       </w:r>
     </w:p>
     <w:p>
@@ -14943,7 +16051,7 @@
         </w:numPr>
       </w:pPr>
       <w:r>
-        <w:t xml:space="preserve">Manage users </w:t>
+        <w:t xml:space="preserve">MVC Architecture </w:t>
       </w:r>
     </w:p>
     <w:p>
@@ -14954,7 +16062,8 @@
         </w:numPr>
       </w:pPr>
       <w:r>
-        <w:t xml:space="preserve">Manage notes </w:t>
+        <w:lastRenderedPageBreak/>
+        <w:t xml:space="preserve">Reusable DAO classes </w:t>
       </w:r>
     </w:p>
     <w:p>
@@ -14965,7 +16074,7 @@
         </w:numPr>
       </w:pPr>
       <w:r>
-        <w:t xml:space="preserve">Manage categories </w:t>
+        <w:t xml:space="preserve">Prepared Statements </w:t>
       </w:r>
     </w:p>
     <w:p>
@@ -14976,7 +16085,7 @@
         </w:numPr>
       </w:pPr>
       <w:r>
-        <w:t xml:space="preserve">View reports </w:t>
+        <w:t xml:space="preserve">Exception Handling </w:t>
       </w:r>
     </w:p>
     <w:p>
@@ -14987,717 +16096,3013 @@
         </w:numPr>
       </w:pPr>
       <w:r>
-        <w:t>Remove inappropriate resources</w:t>
-      </w:r>
-    </w:p>
-    <w:p>
-      <w:pPr>
-        <w:pStyle w:val="Heading2"/>
-        <w:spacing w:line="360" w:lineRule="auto"/>
-      </w:pPr>
-      <w:r>
-        <w:t xml:space="preserve">4.5 </w:t>
-      </w:r>
-      <w:r>
-        <w:t>Summary</w:t>
-      </w:r>
-    </w:p>
-    <w:p>
-      <w:pPr>
-        <w:rPr>
-          <w:rFonts w:cs="Times New Roman"/>
-        </w:rPr>
-      </w:pPr>
-      <w:r>
-        <w:rPr>
-          <w:rFonts w:cs="Times New Roman"/>
-        </w:rPr>
-        <w:t>The Study-Buddy design follows a modular MVC architecture that separates presentation, business logic, and database access. The relational database ensures data consistency through primary and foreign key relationships, while the JavaFX interface provides a simple and intuitive user experience. These design decisions improve maintainability, scalability,</w:t>
-      </w:r>
-      <w:r>
-        <w:rPr>
-          <w:rFonts w:cs="Times New Roman"/>
-        </w:rPr>
-        <w:t xml:space="preserve"> and ease of future development.</w:t>
-      </w:r>
-    </w:p>
-    <w:p>
-      <w:pPr>
-        <w:pStyle w:val="Heading1"/>
-        <w:spacing w:before="0" w:after="160" w:line="360" w:lineRule="auto"/>
-        <w:jc w:val="center"/>
-        <w:rPr>
-          <w:rFonts w:cs="Times New Roman"/>
-          <w:color w:val="auto"/>
-        </w:rPr>
-      </w:pPr>
-      <w:r>
-        <w:rPr>
-          <w:rFonts w:cs="Times New Roman"/>
-          <w:color w:val="auto"/>
-        </w:rPr>
-        <w:lastRenderedPageBreak/>
-        <w:t>5</w:t>
-      </w:r>
-      <w:r>
-        <w:rPr>
-          <w:rFonts w:cs="Times New Roman"/>
-          <w:color w:val="auto"/>
-        </w:rPr>
-        <w:t>.</w:t>
-      </w:r>
-      <w:bookmarkEnd w:id="49"/>
-      <w:r>
-        <w:rPr>
-          <w:rFonts w:cs="Times New Roman"/>
-          <w:color w:val="auto"/>
-        </w:rPr>
-        <w:t xml:space="preserve"> </w:t>
-      </w:r>
-      <w:r>
-        <w:rPr>
-          <w:rFonts w:cs="Times New Roman"/>
-          <w:color w:val="auto"/>
-        </w:rPr>
-        <w:t>IMPLEMENTATION AND TESTING</w:t>
-      </w:r>
-    </w:p>
-    <w:p>
-      <w:pPr>
-        <w:pStyle w:val="Heading2"/>
-        <w:rPr>
-          <w:rFonts w:cs="Times New Roman"/>
-        </w:rPr>
-      </w:pPr>
-      <w:bookmarkStart w:id="50" w:name="_Toc233811485"/>
-      <w:r>
-        <w:rPr>
-          <w:rFonts w:cs="Times New Roman"/>
-        </w:rPr>
-        <w:t xml:space="preserve">5.1. </w:t>
-      </w:r>
-      <w:r>
-        <w:rPr>
-          <w:rFonts w:cs="Times New Roman"/>
-        </w:rPr>
-        <w:t>Implementation Approaches</w:t>
-      </w:r>
-    </w:p>
-    <w:p>
-      <w:pPr>
-        <w:spacing w:after="0" w:line="390" w:lineRule="atLeast"/>
-        <w:rPr>
-          <w:rFonts w:eastAsia="Times New Roman" w:cs="Times New Roman"/>
-          <w:color w:val="0D0D0D"/>
-          <w:szCs w:val="24"/>
-        </w:rPr>
-      </w:pPr>
-      <w:r>
-        <w:rPr>
-          <w:rFonts w:eastAsia="Times New Roman" w:cs="Times New Roman"/>
-          <w:color w:val="0D0D0D"/>
-          <w:szCs w:val="24"/>
-        </w:rPr>
-        <w:t>Study-Buddy was developed using Java, JavaFX, JDBC, and Microsoft SQL Server</w:t>
-      </w:r>
-    </w:p>
-    <w:p>
-      <w:pPr>
-        <w:spacing w:after="0" w:line="390" w:lineRule="atLeast"/>
-        <w:rPr>
-          <w:rFonts w:eastAsia="Times New Roman" w:cs="Times New Roman"/>
-          <w:color w:val="0D0D0D"/>
-          <w:szCs w:val="24"/>
-        </w:rPr>
-      </w:pPr>
-      <w:r>
-        <w:rPr>
-          <w:rFonts w:eastAsia="Times New Roman" w:cs="Times New Roman"/>
-          <w:color w:val="0D0D0D"/>
-          <w:szCs w:val="24"/>
-        </w:rPr>
-        <w:t>Technologies used:</w:t>
-      </w:r>
-    </w:p>
-    <w:p>
-      <w:pPr>
-        <w:spacing w:after="0" w:line="390" w:lineRule="atLeast"/>
-        <w:rPr>
-          <w:rFonts w:eastAsia="Times New Roman" w:cs="Times New Roman"/>
-          <w:color w:val="0D0D0D"/>
-          <w:szCs w:val="24"/>
-        </w:rPr>
-      </w:pPr>
-    </w:p>
-    <w:p>
-      <w:pPr>
-        <w:spacing w:after="0" w:line="390" w:lineRule="atLeast"/>
-        <w:rPr>
-          <w:rFonts w:eastAsia="Times New Roman" w:cs="Times New Roman"/>
-          <w:color w:val="0D0D0D"/>
-          <w:szCs w:val="24"/>
-        </w:rPr>
-      </w:pPr>
-    </w:p>
-    <w:p>
-      <w:pPr>
-        <w:spacing w:after="0" w:line="390" w:lineRule="atLeast"/>
-        <w:rPr>
-          <w:rFonts w:eastAsia="Times New Roman" w:cs="Times New Roman"/>
-          <w:color w:val="0D0D0D"/>
-          <w:szCs w:val="24"/>
-        </w:rPr>
-      </w:pPr>
-    </w:p>
-    <w:p>
-      <w:pPr>
-        <w:spacing w:after="0" w:line="390" w:lineRule="atLeast"/>
-        <w:rPr>
-          <w:rFonts w:eastAsia="Times New Roman" w:cs="Times New Roman"/>
-          <w:color w:val="0D0D0D"/>
-          <w:szCs w:val="24"/>
-        </w:rPr>
-      </w:pPr>
-    </w:p>
-    <w:p>
-      <w:pPr>
-        <w:spacing w:after="0" w:line="390" w:lineRule="atLeast"/>
-        <w:rPr>
-          <w:rFonts w:eastAsia="Times New Roman" w:cs="Times New Roman"/>
-          <w:color w:val="0D0D0D"/>
-          <w:szCs w:val="24"/>
-        </w:rPr>
-      </w:pPr>
-    </w:p>
-    <w:p>
-      <w:pPr>
-        <w:spacing w:after="0" w:line="390" w:lineRule="atLeast"/>
-        <w:rPr>
-          <w:rFonts w:eastAsia="Times New Roman" w:cs="Times New Roman"/>
-          <w:color w:val="0D0D0D"/>
-          <w:szCs w:val="24"/>
-        </w:rPr>
-      </w:pPr>
-    </w:p>
-    <w:p>
-      <w:pPr>
-        <w:spacing w:after="0" w:line="390" w:lineRule="atLeast"/>
-        <w:rPr>
-          <w:rFonts w:eastAsia="Times New Roman" w:cs="Times New Roman"/>
-          <w:color w:val="0D0D0D"/>
-          <w:szCs w:val="24"/>
-        </w:rPr>
-      </w:pPr>
-    </w:p>
-    <w:p>
-      <w:pPr>
-        <w:pStyle w:val="Heading2"/>
-        <w:rPr>
-          <w:rFonts w:cs="Times New Roman"/>
-        </w:rPr>
-      </w:pPr>
-      <w:r>
-        <w:rPr>
-          <w:rFonts w:cs="Times New Roman"/>
-        </w:rPr>
-        <w:t>5</w:t>
-      </w:r>
-      <w:r>
-        <w:rPr>
-          <w:rFonts w:cs="Times New Roman"/>
-        </w:rPr>
-        <w:t>.</w:t>
-      </w:r>
-      <w:r>
-        <w:rPr>
-          <w:rFonts w:cs="Times New Roman"/>
-        </w:rPr>
-        <w:t>5</w:t>
-      </w:r>
-      <w:r>
-        <w:rPr>
-          <w:rFonts w:cs="Times New Roman"/>
-        </w:rPr>
-        <w:t>.</w:t>
-      </w:r>
-      <w:r>
-        <w:rPr>
-          <w:rFonts w:cs="Times New Roman"/>
-        </w:rPr>
-        <w:t xml:space="preserve"> Feasibility study</w:t>
-      </w:r>
-      <w:bookmarkEnd w:id="50"/>
-    </w:p>
-    <w:p>
-      <w:pPr>
-        <w:spacing w:before="240" w:line="360" w:lineRule="auto"/>
-        <w:jc w:val="both"/>
-        <w:rPr>
-          <w:rFonts w:cs="Times New Roman"/>
-          <w:szCs w:val="24"/>
-        </w:rPr>
-      </w:pPr>
-      <w:r>
-        <w:rPr>
-          <w:rFonts w:cs="Times New Roman"/>
-          <w:szCs w:val="24"/>
-        </w:rPr>
-        <w:t>A feasibility study evaluates whether the proposed system is practical and achievable by analyzing technical, financial, market, and operational aspects.</w:t>
-      </w:r>
-    </w:p>
-    <w:p>
-      <w:pPr>
-        <w:spacing w:line="360" w:lineRule="auto"/>
-        <w:jc w:val="both"/>
-        <w:rPr>
-          <w:rFonts w:cs="Times New Roman"/>
-          <w:b/>
-          <w:bCs/>
-          <w:szCs w:val="24"/>
-        </w:rPr>
-      </w:pPr>
-      <w:r>
-        <w:rPr>
-          <w:rFonts w:cs="Times New Roman"/>
-          <w:b/>
-          <w:bCs/>
-          <w:szCs w:val="24"/>
-        </w:rPr>
-        <w:t>1. Technical Feasibility</w:t>
-      </w:r>
-    </w:p>
-    <w:p>
-      <w:pPr>
-        <w:pStyle w:val="ListParagraph"/>
+        <w:t xml:space="preserve">Modular methods </w:t>
+      </w:r>
+    </w:p>
+    <w:p>
+      <w:pPr>
         <w:numPr>
           <w:ilvl w:val="0"/>
-          <w:numId w:val="3"/>
+          <w:numId w:val="34"/>
         </w:numPr>
-        <w:spacing w:line="360" w:lineRule="auto"/>
-        <w:jc w:val="both"/>
-        <w:rPr>
-          <w:rFonts w:cs="Times New Roman"/>
-          <w:szCs w:val="24"/>
-        </w:rPr>
-      </w:pPr>
-      <w:r>
-        <w:rPr>
-          <w:rFonts w:cs="Times New Roman"/>
-          <w:szCs w:val="24"/>
-        </w:rPr>
-        <w:t xml:space="preserve">The system is technically feasible using Java (Swing/JavaFX) and MS SQL Server. </w:t>
-      </w:r>
-    </w:p>
-    <w:p>
-      <w:pPr>
-        <w:pStyle w:val="ListParagraph"/>
+      </w:pPr>
+      <w:r>
+        <w:t xml:space="preserve">Connection reuse </w:t>
+      </w:r>
+    </w:p>
+    <w:p>
+      <w:pPr>
         <w:numPr>
           <w:ilvl w:val="0"/>
-          <w:numId w:val="3"/>
+          <w:numId w:val="34"/>
         </w:numPr>
-        <w:spacing w:line="360" w:lineRule="auto"/>
-        <w:jc w:val="both"/>
-        <w:rPr>
-          <w:rFonts w:cs="Times New Roman"/>
-          <w:szCs w:val="24"/>
-        </w:rPr>
-      </w:pPr>
-      <w:r>
-        <w:rPr>
-          <w:rFonts w:cs="Times New Roman"/>
-          <w:szCs w:val="24"/>
-        </w:rPr>
-        <w:t xml:space="preserve">Supports features like login, resource sharing, and request board. </w:t>
-      </w:r>
-    </w:p>
-    <w:p>
-      <w:pPr>
-        <w:pStyle w:val="ListParagraph"/>
+      </w:pPr>
+      <w:r>
+        <w:t xml:space="preserve">Input validation </w:t>
+      </w:r>
+    </w:p>
+    <w:p>
+      <w:pPr>
         <w:numPr>
           <w:ilvl w:val="0"/>
-          <w:numId w:val="3"/>
+          <w:numId w:val="34"/>
         </w:numPr>
-        <w:spacing w:line="360" w:lineRule="auto"/>
-        <w:jc w:val="both"/>
-        <w:rPr>
-          <w:rFonts w:cs="Times New Roman"/>
-          <w:szCs w:val="24"/>
-        </w:rPr>
-      </w:pPr>
-      <w:r>
-        <w:rPr>
-          <w:rFonts w:cs="Times New Roman"/>
-          <w:szCs w:val="24"/>
-        </w:rPr>
-        <w:t>Required skills and tools are available.</w:t>
-      </w:r>
-    </w:p>
-    <w:p>
-      <w:pPr>
-        <w:spacing w:line="360" w:lineRule="auto"/>
-        <w:jc w:val="both"/>
-        <w:rPr>
-          <w:rFonts w:cs="Times New Roman"/>
-          <w:b/>
-          <w:bCs/>
-          <w:szCs w:val="24"/>
-        </w:rPr>
-      </w:pPr>
-      <w:r>
-        <w:rPr>
-          <w:rFonts w:cs="Times New Roman"/>
-          <w:b/>
-          <w:bCs/>
-          <w:szCs w:val="24"/>
-        </w:rPr>
-        <w:t>2. Financial Feasibility</w:t>
-      </w:r>
-    </w:p>
-    <w:p>
-      <w:pPr>
-        <w:pStyle w:val="ListParagraph"/>
+      </w:pPr>
+      <w:r>
+        <w:t xml:space="preserve">Object-Oriented Programming </w:t>
+      </w:r>
+    </w:p>
+    <w:p>
+      <w:r>
+        <w:t>Prepared Statements reduce SQL injection risks while improving query execution.</w:t>
+      </w:r>
+    </w:p>
+    <w:p>
+      <w:pPr>
+        <w:pStyle w:val="Heading2"/>
+        <w:spacing w:line="360" w:lineRule="auto"/>
+        <w:rPr>
+          <w:rFonts w:cs="Times New Roman"/>
+        </w:rPr>
+      </w:pPr>
+      <w:r>
+        <w:rPr>
+          <w:rFonts w:cs="Times New Roman"/>
+        </w:rPr>
+        <w:t xml:space="preserve">5.3 </w:t>
+      </w:r>
+      <w:r>
+        <w:rPr>
+          <w:rFonts w:cs="Times New Roman"/>
+        </w:rPr>
+        <w:t>Testing Approach</w:t>
+      </w:r>
+    </w:p>
+    <w:p>
+      <w:r>
+        <w:t>Testing was conducted throughout development.</w:t>
+      </w:r>
+    </w:p>
+    <w:p>
+      <w:r>
+        <w:t>Testing types included</w:t>
+      </w:r>
+    </w:p>
+    <w:p>
+      <w:pPr>
         <w:numPr>
           <w:ilvl w:val="0"/>
-          <w:numId w:val="6"/>
+          <w:numId w:val="35"/>
         </w:numPr>
-        <w:spacing w:line="360" w:lineRule="auto"/>
-        <w:jc w:val="both"/>
-        <w:rPr>
-          <w:rFonts w:cs="Times New Roman"/>
-          <w:szCs w:val="24"/>
-        </w:rPr>
-      </w:pPr>
-      <w:r>
-        <w:rPr>
-          <w:rFonts w:cs="Times New Roman"/>
-          <w:szCs w:val="24"/>
-        </w:rPr>
-        <w:t>Minimal cost required</w:t>
-      </w:r>
-    </w:p>
-    <w:p>
-      <w:pPr>
-        <w:pStyle w:val="ListParagraph"/>
+      </w:pPr>
+      <w:r>
+        <w:t xml:space="preserve">Unit Testing </w:t>
+      </w:r>
+    </w:p>
+    <w:p>
+      <w:pPr>
         <w:numPr>
           <w:ilvl w:val="0"/>
-          <w:numId w:val="6"/>
+          <w:numId w:val="35"/>
         </w:numPr>
-        <w:spacing w:line="360" w:lineRule="auto"/>
-        <w:jc w:val="both"/>
-        <w:rPr>
-          <w:rFonts w:cs="Times New Roman"/>
-          <w:szCs w:val="24"/>
-        </w:rPr>
-      </w:pPr>
-      <w:r>
-        <w:rPr>
-          <w:rFonts w:cs="Times New Roman"/>
-          <w:szCs w:val="24"/>
-        </w:rPr>
-        <w:t xml:space="preserve">Uses free and </w:t>
-      </w:r>
-      <w:r>
-        <w:rPr>
-          <w:rFonts w:cs="Times New Roman"/>
-          <w:szCs w:val="24"/>
-        </w:rPr>
-        <w:t>open-source tools and technologies</w:t>
-      </w:r>
-    </w:p>
-    <w:p>
-      <w:pPr>
-        <w:pStyle w:val="ListParagraph"/>
+      </w:pPr>
+      <w:r>
+        <w:t xml:space="preserve">Integration Testing </w:t>
+      </w:r>
+    </w:p>
+    <w:p>
+      <w:pPr>
         <w:numPr>
           <w:ilvl w:val="0"/>
-          <w:numId w:val="6"/>
+          <w:numId w:val="35"/>
         </w:numPr>
-        <w:spacing w:line="360" w:lineRule="auto"/>
-        <w:jc w:val="both"/>
-        <w:rPr>
-          <w:rFonts w:cs="Times New Roman"/>
-          <w:szCs w:val="24"/>
-        </w:rPr>
-      </w:pPr>
-      <w:r>
-        <w:rPr>
-          <w:rFonts w:cs="Times New Roman"/>
-          <w:szCs w:val="24"/>
-        </w:rPr>
-        <w:t xml:space="preserve">No major hardware or software expenses. </w:t>
-      </w:r>
-    </w:p>
-    <w:p>
-      <w:pPr>
-        <w:pStyle w:val="ListParagraph"/>
+      </w:pPr>
+      <w:r>
+        <w:t xml:space="preserve">System Testing </w:t>
+      </w:r>
+    </w:p>
+    <w:p>
+      <w:pPr>
         <w:numPr>
           <w:ilvl w:val="0"/>
-          <w:numId w:val="6"/>
+          <w:numId w:val="35"/>
         </w:numPr>
-        <w:spacing w:line="360" w:lineRule="auto"/>
-        <w:jc w:val="both"/>
-        <w:rPr>
-          <w:rFonts w:cs="Times New Roman"/>
-          <w:szCs w:val="24"/>
-        </w:rPr>
-      </w:pPr>
-      <w:r>
-        <w:rPr>
-          <w:rFonts w:cs="Times New Roman"/>
-          <w:szCs w:val="24"/>
-        </w:rPr>
-        <w:t>Suitable for student-level development.</w:t>
-      </w:r>
-    </w:p>
-    <w:p>
-      <w:pPr>
-        <w:spacing w:line="360" w:lineRule="auto"/>
-        <w:jc w:val="both"/>
-        <w:rPr>
-          <w:rFonts w:cs="Times New Roman"/>
-          <w:b/>
-          <w:bCs/>
-          <w:szCs w:val="24"/>
-        </w:rPr>
-      </w:pPr>
-      <w:r>
-        <w:rPr>
-          <w:rFonts w:cs="Times New Roman"/>
-          <w:b/>
-          <w:bCs/>
-          <w:szCs w:val="24"/>
-        </w:rPr>
-        <w:t>3. Market Feasibility</w:t>
-      </w:r>
-    </w:p>
-    <w:p>
-      <w:pPr>
-        <w:pStyle w:val="ListParagraph"/>
+      </w:pPr>
+      <w:r>
+        <w:t>User Acceptance Testing</w:t>
+      </w:r>
+    </w:p>
+    <w:p>
+      <w:pPr>
+        <w:pStyle w:val="Heading3"/>
+        <w:spacing w:line="360" w:lineRule="auto"/>
+      </w:pPr>
+      <w:r>
+        <w:t xml:space="preserve">5.3.1 </w:t>
+      </w:r>
+      <w:r>
+        <w:t>Unit Testing</w:t>
+      </w:r>
+    </w:p>
+    <w:p>
+      <w:r>
+        <w:t>Each module was tested individually.</w:t>
+      </w:r>
+    </w:p>
+    <w:p>
+      <w:r>
+        <w:t>Examples</w:t>
+      </w:r>
+    </w:p>
+    <w:p>
+      <w:pPr>
         <w:numPr>
           <w:ilvl w:val="0"/>
-          <w:numId w:val="7"/>
+          <w:numId w:val="36"/>
         </w:numPr>
-        <w:spacing w:line="360" w:lineRule="auto"/>
-        <w:jc w:val="both"/>
-        <w:rPr>
-          <w:rFonts w:cs="Times New Roman"/>
-          <w:szCs w:val="24"/>
-        </w:rPr>
-      </w:pPr>
-      <w:r>
-        <w:rPr>
-          <w:rFonts w:cs="Times New Roman"/>
-          <w:szCs w:val="24"/>
-        </w:rPr>
-        <w:t>Provides a centralized system for study materials.</w:t>
-      </w:r>
-    </w:p>
-    <w:p>
-      <w:pPr>
-        <w:pStyle w:val="ListParagraph"/>
+      </w:pPr>
+      <w:r>
+        <w:t xml:space="preserve">Login validation </w:t>
+      </w:r>
+    </w:p>
+    <w:p>
+      <w:pPr>
         <w:numPr>
           <w:ilvl w:val="0"/>
-          <w:numId w:val="7"/>
+          <w:numId w:val="36"/>
         </w:numPr>
-        <w:spacing w:line="360" w:lineRule="auto"/>
-        <w:jc w:val="both"/>
-        <w:rPr>
-          <w:rFonts w:cs="Times New Roman"/>
-          <w:szCs w:val="24"/>
-        </w:rPr>
-      </w:pPr>
-      <w:r>
-        <w:rPr>
-          <w:rFonts w:cs="Times New Roman"/>
-          <w:szCs w:val="24"/>
-        </w:rPr>
-        <w:t>Students need a structured platform to share and request study materials</w:t>
-      </w:r>
-    </w:p>
-    <w:p>
-      <w:pPr>
-        <w:pStyle w:val="ListParagraph"/>
+      </w:pPr>
+      <w:r>
+        <w:t xml:space="preserve">Registration </w:t>
+      </w:r>
+    </w:p>
+    <w:p>
+      <w:pPr>
         <w:numPr>
           <w:ilvl w:val="0"/>
-          <w:numId w:val="7"/>
+          <w:numId w:val="36"/>
         </w:numPr>
-        <w:spacing w:line="360" w:lineRule="auto"/>
-        <w:jc w:val="both"/>
-        <w:rPr>
-          <w:rFonts w:cs="Times New Roman"/>
-          <w:szCs w:val="24"/>
-        </w:rPr>
-      </w:pPr>
-      <w:r>
-        <w:rPr>
-          <w:rFonts w:cs="Times New Roman"/>
-          <w:szCs w:val="24"/>
-        </w:rPr>
-        <w:t>Solves problems of existing platforms: poor organization and limited accessibility</w:t>
-      </w:r>
-    </w:p>
-    <w:p>
-      <w:pPr>
-        <w:spacing w:line="360" w:lineRule="auto"/>
-        <w:jc w:val="both"/>
-        <w:rPr>
-          <w:rFonts w:cs="Times New Roman"/>
-          <w:b/>
-          <w:bCs/>
-          <w:szCs w:val="24"/>
-        </w:rPr>
-      </w:pPr>
-      <w:r>
-        <w:rPr>
-          <w:rFonts w:cs="Times New Roman"/>
-          <w:b/>
-          <w:bCs/>
-          <w:szCs w:val="24"/>
-        </w:rPr>
-        <w:t>4. Operational Feasibility</w:t>
-      </w:r>
-    </w:p>
-    <w:p>
-      <w:pPr>
-        <w:pStyle w:val="ListParagraph"/>
+      </w:pPr>
+      <w:r>
+        <w:t xml:space="preserve">Upload notes </w:t>
+      </w:r>
+    </w:p>
+    <w:p>
+      <w:pPr>
         <w:numPr>
           <w:ilvl w:val="0"/>
-          <w:numId w:val="8"/>
+          <w:numId w:val="36"/>
         </w:numPr>
-        <w:spacing w:line="360" w:lineRule="auto"/>
-        <w:jc w:val="both"/>
-        <w:rPr>
-          <w:rFonts w:cs="Times New Roman"/>
-          <w:szCs w:val="24"/>
-        </w:rPr>
-      </w:pPr>
-      <w:r>
-        <w:rPr>
-          <w:rFonts w:cs="Times New Roman"/>
-          <w:szCs w:val="24"/>
-        </w:rPr>
-        <w:lastRenderedPageBreak/>
-        <w:t>Easy to use, maintain, and manage</w:t>
-      </w:r>
-    </w:p>
-    <w:p>
-      <w:pPr>
-        <w:pStyle w:val="ListParagraph"/>
+      </w:pPr>
+      <w:r>
+        <w:t xml:space="preserve">Search </w:t>
+      </w:r>
+    </w:p>
+    <w:p>
+      <w:pPr>
         <w:numPr>
           <w:ilvl w:val="0"/>
-          <w:numId w:val="8"/>
+          <w:numId w:val="36"/>
         </w:numPr>
-        <w:spacing w:line="360" w:lineRule="auto"/>
-        <w:jc w:val="both"/>
-        <w:rPr>
-          <w:rFonts w:cs="Times New Roman"/>
-          <w:szCs w:val="24"/>
-        </w:rPr>
-      </w:pPr>
-      <w:r>
-        <w:rPr>
-          <w:rFonts w:cs="Times New Roman"/>
-          <w:szCs w:val="24"/>
-        </w:rPr>
-        <w:t>Features: searching, uploading, requesting resources</w:t>
-      </w:r>
-    </w:p>
-    <w:p>
-      <w:pPr>
-        <w:pStyle w:val="ListParagraph"/>
-        <w:numPr>
-          <w:ilvl w:val="0"/>
-          <w:numId w:val="8"/>
-        </w:numPr>
-        <w:spacing w:line="360" w:lineRule="auto"/>
-        <w:jc w:val="both"/>
-        <w:rPr>
-          <w:rFonts w:cs="Times New Roman"/>
-          <w:szCs w:val="24"/>
-        </w:rPr>
-      </w:pPr>
-      <w:r>
-        <w:rPr>
-          <w:rFonts w:cs="Times New Roman"/>
-          <w:szCs w:val="24"/>
-        </w:rPr>
-        <w:t>Improves user experience and system efficiency</w:t>
-      </w:r>
-    </w:p>
-    <w:p>
-      <w:pPr>
-        <w:spacing w:line="360" w:lineRule="auto"/>
-        <w:jc w:val="both"/>
-        <w:rPr>
-          <w:rFonts w:cs="Times New Roman"/>
-          <w:b/>
-          <w:bCs/>
-          <w:szCs w:val="24"/>
-        </w:rPr>
-      </w:pPr>
-      <w:r>
-        <w:rPr>
-          <w:rFonts w:cs="Times New Roman"/>
-          <w:b/>
-          <w:bCs/>
-          <w:szCs w:val="24"/>
-        </w:rPr>
-        <w:t>Conclusion</w:t>
-      </w:r>
-    </w:p>
-    <w:p>
-      <w:pPr>
-        <w:spacing w:line="360" w:lineRule="auto"/>
-        <w:jc w:val="both"/>
-        <w:rPr>
-          <w:rFonts w:cs="Times New Roman"/>
-          <w:szCs w:val="24"/>
-        </w:rPr>
-      </w:pPr>
-      <w:r>
-        <w:rPr>
-          <w:rFonts w:cs="Times New Roman"/>
-          <w:szCs w:val="24"/>
-        </w:rPr>
-        <w:t xml:space="preserve">Effectively supports collaborative learning and resource sharing which is </w:t>
-      </w:r>
-      <w:r>
-        <w:rPr>
-          <w:rFonts w:cs="Times New Roman"/>
-          <w:szCs w:val="24"/>
-        </w:rPr>
-        <w:t>practical, achievable, and beneficial for students</w:t>
-      </w:r>
-      <w:r>
-        <w:rPr>
-          <w:rFonts w:cs="Times New Roman"/>
-          <w:szCs w:val="24"/>
-        </w:rPr>
-        <w:t>, c</w:t>
-      </w:r>
-      <w:r>
-        <w:rPr>
-          <w:rFonts w:cs="Times New Roman"/>
-          <w:szCs w:val="24"/>
-        </w:rPr>
-        <w:t xml:space="preserve">an be completed within the </w:t>
-      </w:r>
-      <w:r>
-        <w:rPr>
-          <w:rFonts w:cs="Times New Roman"/>
-          <w:szCs w:val="24"/>
-        </w:rPr>
-        <w:t xml:space="preserve">available time and </w:t>
-      </w:r>
-      <w:proofErr w:type="spellStart"/>
-      <w:r>
-        <w:rPr>
-          <w:rFonts w:cs="Times New Roman"/>
-          <w:szCs w:val="24"/>
-        </w:rPr>
-        <w:t>resourc</w:t>
-      </w:r>
-      <w:proofErr w:type="spellEnd"/>
-    </w:p>
+      </w:pPr>
+      <w:r>
+        <w:t xml:space="preserve">Delete note </w:t>
+      </w:r>
+    </w:p>
+    <w:p>
+      <w:r>
+        <w:t>All modules produced expected results.</w:t>
+      </w:r>
+    </w:p>
+    <w:p>
+      <w:pPr>
+        <w:pStyle w:val="Heading3"/>
+        <w:spacing w:line="360" w:lineRule="auto"/>
+      </w:pPr>
+      <w:r>
+        <w:t>5.3.2 Integrated</w:t>
+      </w:r>
+      <w:r>
+        <w:t xml:space="preserve"> Testing</w:t>
+      </w:r>
+    </w:p>
+    <w:p/>
+    <w:p>
+      <w:pPr>
+        <w:pStyle w:val="Heading3"/>
+        <w:spacing w:line="360" w:lineRule="auto"/>
+      </w:pPr>
+      <w:r>
+        <w:t>5.3.3</w:t>
+      </w:r>
+      <w:r>
+        <w:t xml:space="preserve"> </w:t>
+      </w:r>
+      <w:r>
+        <w:t>Beta</w:t>
+      </w:r>
+      <w:r>
+        <w:t xml:space="preserve"> Testing</w:t>
+      </w:r>
+    </w:p>
+    <w:p>
+      <w:pPr>
+        <w:spacing w:line="360" w:lineRule="auto"/>
+      </w:pPr>
+      <w:r>
+        <w:t xml:space="preserve">Prior to final deployment, a Beta Testing phase was conducted over three days. A localized instance of the software was provided to five BCA students and one faculty member. They were </w:t>
+      </w:r>
+      <w:r>
+        <w:lastRenderedPageBreak/>
+        <w:t>tasked with performing standard operations (registering, searching, checking out) to identify any UI/UX friction points or unexpected edge-case errors that the development team missed.</w:t>
+      </w:r>
+    </w:p>
+    <w:p>
+      <w:pPr>
+        <w:pStyle w:val="Heading2"/>
+        <w:spacing w:line="360" w:lineRule="auto"/>
+        <w:rPr>
+          <w:rFonts w:cs="Times New Roman"/>
+        </w:rPr>
+      </w:pPr>
+      <w:r>
+        <w:rPr>
+          <w:rFonts w:cs="Times New Roman"/>
+        </w:rPr>
+        <w:t xml:space="preserve">5.4 </w:t>
+      </w:r>
+      <w:r>
+        <w:rPr>
+          <w:rFonts w:cs="Times New Roman"/>
+        </w:rPr>
+        <w:t>Modifications and Improvements</w:t>
+      </w:r>
+    </w:p>
+    <w:tbl>
+      <w:tblPr>
+        <w:tblStyle w:val="TableGrid"/>
+        <w:tblW w:w="0" w:type="auto"/>
+        <w:tblLook w:val="04A0" w:firstRow="1" w:lastRow="0" w:firstColumn="1" w:lastColumn="0" w:noHBand="0" w:noVBand="1"/>
+      </w:tblPr>
+      <w:tblGrid>
+        <w:gridCol w:w="4675"/>
+        <w:gridCol w:w="4675"/>
+      </w:tblGrid>
+      <w:tr>
+        <w:tc>
+          <w:tcPr>
+            <w:tcW w:w="4675" w:type="dxa"/>
+          </w:tcPr>
+          <w:p>
+            <w:pPr>
+              <w:spacing w:line="360" w:lineRule="auto"/>
+              <w:rPr>
+                <w:b/>
+              </w:rPr>
+            </w:pPr>
+            <w:r>
+              <w:rPr>
+                <w:b/>
+              </w:rPr>
+              <w:t>Initial Design</w:t>
+            </w:r>
+          </w:p>
+        </w:tc>
+        <w:tc>
+          <w:tcPr>
+            <w:tcW w:w="4675" w:type="dxa"/>
+          </w:tcPr>
+          <w:p>
+            <w:pPr>
+              <w:spacing w:line="360" w:lineRule="auto"/>
+              <w:rPr>
+                <w:b/>
+              </w:rPr>
+            </w:pPr>
+            <w:r>
+              <w:rPr>
+                <w:b/>
+              </w:rPr>
+              <w:t>Final Implementation</w:t>
+            </w:r>
+          </w:p>
+        </w:tc>
+      </w:tr>
+      <w:tr>
+        <w:tc>
+          <w:tcPr>
+            <w:tcW w:w="4675" w:type="dxa"/>
+          </w:tcPr>
+          <w:p>
+            <w:pPr>
+              <w:spacing w:line="360" w:lineRule="auto"/>
+            </w:pPr>
+            <w:r>
+              <w:t>Simple Login</w:t>
+            </w:r>
+          </w:p>
+        </w:tc>
+        <w:tc>
+          <w:tcPr>
+            <w:tcW w:w="4675" w:type="dxa"/>
+          </w:tcPr>
+          <w:p>
+            <w:pPr>
+              <w:spacing w:line="360" w:lineRule="auto"/>
+            </w:pPr>
+            <w:r>
+              <w:t>Role-Based Login</w:t>
+            </w:r>
+          </w:p>
+        </w:tc>
+      </w:tr>
+      <w:tr>
+        <w:tc>
+          <w:tcPr>
+            <w:tcW w:w="4675" w:type="dxa"/>
+          </w:tcPr>
+          <w:p>
+            <w:pPr>
+              <w:spacing w:line="360" w:lineRule="auto"/>
+            </w:pPr>
+            <w:r>
+              <w:t>Basic Search</w:t>
+            </w:r>
+          </w:p>
+        </w:tc>
+        <w:tc>
+          <w:tcPr>
+            <w:tcW w:w="4675" w:type="dxa"/>
+          </w:tcPr>
+          <w:p>
+            <w:pPr>
+              <w:spacing w:line="360" w:lineRule="auto"/>
+            </w:pPr>
+            <w:r>
+              <w:t>Subject Filter</w:t>
+            </w:r>
+          </w:p>
+        </w:tc>
+      </w:tr>
+      <w:tr>
+        <w:tc>
+          <w:tcPr>
+            <w:tcW w:w="4675" w:type="dxa"/>
+          </w:tcPr>
+          <w:p>
+            <w:pPr>
+              <w:spacing w:line="360" w:lineRule="auto"/>
+            </w:pPr>
+            <w:r>
+              <w:t>Notes Only</w:t>
+            </w:r>
+          </w:p>
+        </w:tc>
+        <w:tc>
+          <w:tcPr>
+            <w:tcW w:w="4675" w:type="dxa"/>
+          </w:tcPr>
+          <w:p>
+            <w:pPr>
+              <w:spacing w:line="360" w:lineRule="auto"/>
+            </w:pPr>
+            <w:r>
+              <w:t>Request Board</w:t>
+            </w:r>
+          </w:p>
+        </w:tc>
+      </w:tr>
+      <w:tr>
+        <w:trPr>
+          <w:trHeight w:val="50"/>
+        </w:trPr>
+        <w:tc>
+          <w:tcPr>
+            <w:tcW w:w="4675" w:type="dxa"/>
+          </w:tcPr>
+          <w:p>
+            <w:pPr>
+              <w:spacing w:line="360" w:lineRule="auto"/>
+            </w:pPr>
+            <w:r>
+              <w:t>Basic Dashboard</w:t>
+            </w:r>
+          </w:p>
+        </w:tc>
+        <w:tc>
+          <w:tcPr>
+            <w:tcW w:w="4675" w:type="dxa"/>
+          </w:tcPr>
+          <w:p>
+            <w:pPr>
+              <w:spacing w:line="360" w:lineRule="auto"/>
+            </w:pPr>
+            <w:r>
+              <w:t>Statistic Panel</w:t>
+            </w:r>
+          </w:p>
+        </w:tc>
+      </w:tr>
+    </w:tbl>
+    <w:p>
+      <w:pPr>
+        <w:pStyle w:val="Heading2"/>
+        <w:spacing w:line="360" w:lineRule="auto"/>
+        <w:rPr>
+          <w:rFonts w:cs="Times New Roman"/>
+        </w:rPr>
+      </w:pPr>
+      <w:r>
+        <w:rPr>
+          <w:rFonts w:cs="Times New Roman"/>
+        </w:rPr>
+        <w:t xml:space="preserve">5.4 </w:t>
+      </w:r>
+      <w:r>
+        <w:rPr>
+          <w:rFonts w:cs="Times New Roman"/>
+        </w:rPr>
+        <w:t>Test Cases</w:t>
+      </w:r>
+    </w:p>
+    <w:tbl>
+      <w:tblPr>
+        <w:tblW w:w="0" w:type="auto"/>
+        <w:tblCellMar>
+          <w:top w:w="15" w:type="dxa"/>
+          <w:left w:w="15" w:type="dxa"/>
+          <w:bottom w:w="15" w:type="dxa"/>
+          <w:right w:w="15" w:type="dxa"/>
+        </w:tblCellMar>
+        <w:tblLook w:val="04A0" w:firstRow="1" w:lastRow="0" w:firstColumn="1" w:lastColumn="0" w:noHBand="0" w:noVBand="1"/>
+      </w:tblPr>
+      <w:tblGrid>
+        <w:gridCol w:w="985"/>
+        <w:gridCol w:w="1869"/>
+        <w:gridCol w:w="3016"/>
+        <w:gridCol w:w="2623"/>
+        <w:gridCol w:w="857"/>
+      </w:tblGrid>
+      <w:tr>
+        <w:tc>
+          <w:tcPr>
+            <w:tcW w:w="985" w:type="dxa"/>
+            <w:tcBorders>
+              <w:top w:val="single" w:sz="4" w:space="0" w:color="000000"/>
+              <w:left w:val="single" w:sz="4" w:space="0" w:color="000000"/>
+              <w:bottom w:val="single" w:sz="4" w:space="0" w:color="000000"/>
+              <w:right w:val="single" w:sz="4" w:space="0" w:color="000000"/>
+            </w:tcBorders>
+            <w:tcMar>
+              <w:top w:w="0" w:type="dxa"/>
+              <w:left w:w="108" w:type="dxa"/>
+              <w:bottom w:w="0" w:type="dxa"/>
+              <w:right w:w="108" w:type="dxa"/>
+            </w:tcMar>
+            <w:hideMark/>
+          </w:tcPr>
+          <w:p>
+            <w:pPr>
+              <w:spacing w:line="360" w:lineRule="auto"/>
+            </w:pPr>
+            <w:r>
+              <w:rPr>
+                <w:b/>
+                <w:bCs/>
+              </w:rPr>
+              <w:t>Test Case ID</w:t>
+            </w:r>
+          </w:p>
+        </w:tc>
+        <w:tc>
+          <w:tcPr>
+            <w:tcW w:w="1797" w:type="dxa"/>
+            <w:tcBorders>
+              <w:top w:val="single" w:sz="4" w:space="0" w:color="000000"/>
+              <w:left w:val="single" w:sz="4" w:space="0" w:color="000000"/>
+              <w:bottom w:val="single" w:sz="4" w:space="0" w:color="000000"/>
+              <w:right w:val="single" w:sz="4" w:space="0" w:color="000000"/>
+            </w:tcBorders>
+            <w:tcMar>
+              <w:top w:w="0" w:type="dxa"/>
+              <w:left w:w="108" w:type="dxa"/>
+              <w:bottom w:w="0" w:type="dxa"/>
+              <w:right w:w="108" w:type="dxa"/>
+            </w:tcMar>
+            <w:hideMark/>
+          </w:tcPr>
+          <w:p>
+            <w:pPr>
+              <w:spacing w:line="360" w:lineRule="auto"/>
+            </w:pPr>
+            <w:r>
+              <w:rPr>
+                <w:b/>
+                <w:bCs/>
+              </w:rPr>
+              <w:t>Feature/Module</w:t>
+            </w:r>
+          </w:p>
+        </w:tc>
+        <w:tc>
+          <w:tcPr>
+            <w:tcW w:w="0" w:type="auto"/>
+            <w:tcBorders>
+              <w:top w:val="single" w:sz="4" w:space="0" w:color="000000"/>
+              <w:left w:val="single" w:sz="4" w:space="0" w:color="000000"/>
+              <w:bottom w:val="single" w:sz="4" w:space="0" w:color="000000"/>
+              <w:right w:val="single" w:sz="4" w:space="0" w:color="000000"/>
+            </w:tcBorders>
+            <w:tcMar>
+              <w:top w:w="0" w:type="dxa"/>
+              <w:left w:w="108" w:type="dxa"/>
+              <w:bottom w:w="0" w:type="dxa"/>
+              <w:right w:w="108" w:type="dxa"/>
+            </w:tcMar>
+            <w:hideMark/>
+          </w:tcPr>
+          <w:p>
+            <w:pPr>
+              <w:spacing w:line="360" w:lineRule="auto"/>
+            </w:pPr>
+            <w:r>
+              <w:rPr>
+                <w:b/>
+                <w:bCs/>
+              </w:rPr>
+              <w:t>Test Description</w:t>
+            </w:r>
+          </w:p>
+        </w:tc>
+        <w:tc>
+          <w:tcPr>
+            <w:tcW w:w="0" w:type="auto"/>
+            <w:tcBorders>
+              <w:top w:val="single" w:sz="4" w:space="0" w:color="000000"/>
+              <w:left w:val="single" w:sz="4" w:space="0" w:color="000000"/>
+              <w:bottom w:val="single" w:sz="4" w:space="0" w:color="000000"/>
+              <w:right w:val="single" w:sz="4" w:space="0" w:color="000000"/>
+            </w:tcBorders>
+            <w:tcMar>
+              <w:top w:w="0" w:type="dxa"/>
+              <w:left w:w="108" w:type="dxa"/>
+              <w:bottom w:w="0" w:type="dxa"/>
+              <w:right w:w="108" w:type="dxa"/>
+            </w:tcMar>
+            <w:hideMark/>
+          </w:tcPr>
+          <w:p>
+            <w:pPr>
+              <w:spacing w:line="360" w:lineRule="auto"/>
+            </w:pPr>
+            <w:r>
+              <w:rPr>
+                <w:b/>
+                <w:bCs/>
+              </w:rPr>
+              <w:t>Expected Result</w:t>
+            </w:r>
+          </w:p>
+        </w:tc>
+        <w:tc>
+          <w:tcPr>
+            <w:tcW w:w="0" w:type="auto"/>
+            <w:tcBorders>
+              <w:top w:val="single" w:sz="4" w:space="0" w:color="000000"/>
+              <w:left w:val="single" w:sz="4" w:space="0" w:color="000000"/>
+              <w:bottom w:val="single" w:sz="4" w:space="0" w:color="000000"/>
+              <w:right w:val="single" w:sz="4" w:space="0" w:color="000000"/>
+            </w:tcBorders>
+            <w:tcMar>
+              <w:top w:w="0" w:type="dxa"/>
+              <w:left w:w="108" w:type="dxa"/>
+              <w:bottom w:w="0" w:type="dxa"/>
+              <w:right w:w="108" w:type="dxa"/>
+            </w:tcMar>
+            <w:hideMark/>
+          </w:tcPr>
+          <w:p>
+            <w:pPr>
+              <w:spacing w:line="360" w:lineRule="auto"/>
+            </w:pPr>
+            <w:r>
+              <w:rPr>
+                <w:b/>
+                <w:bCs/>
+              </w:rPr>
+              <w:t>Status</w:t>
+            </w:r>
+          </w:p>
+        </w:tc>
+      </w:tr>
+      <w:tr>
+        <w:tc>
+          <w:tcPr>
+            <w:tcW w:w="985" w:type="dxa"/>
+            <w:tcBorders>
+              <w:top w:val="single" w:sz="4" w:space="0" w:color="000000"/>
+              <w:left w:val="single" w:sz="4" w:space="0" w:color="000000"/>
+              <w:bottom w:val="single" w:sz="4" w:space="0" w:color="000000"/>
+              <w:right w:val="single" w:sz="4" w:space="0" w:color="000000"/>
+            </w:tcBorders>
+            <w:tcMar>
+              <w:top w:w="0" w:type="dxa"/>
+              <w:left w:w="108" w:type="dxa"/>
+              <w:bottom w:w="0" w:type="dxa"/>
+              <w:right w:w="108" w:type="dxa"/>
+            </w:tcMar>
+            <w:hideMark/>
+          </w:tcPr>
+          <w:p>
+            <w:pPr>
+              <w:spacing w:line="360" w:lineRule="auto"/>
+            </w:pPr>
+            <w:r>
+              <w:t>TC- 01</w:t>
+            </w:r>
+          </w:p>
+        </w:tc>
+        <w:tc>
+          <w:tcPr>
+            <w:tcW w:w="1797" w:type="dxa"/>
+            <w:tcBorders>
+              <w:top w:val="single" w:sz="4" w:space="0" w:color="000000"/>
+              <w:left w:val="single" w:sz="4" w:space="0" w:color="000000"/>
+              <w:bottom w:val="single" w:sz="4" w:space="0" w:color="000000"/>
+              <w:right w:val="single" w:sz="4" w:space="0" w:color="000000"/>
+            </w:tcBorders>
+            <w:tcMar>
+              <w:top w:w="0" w:type="dxa"/>
+              <w:left w:w="108" w:type="dxa"/>
+              <w:bottom w:w="0" w:type="dxa"/>
+              <w:right w:w="108" w:type="dxa"/>
+            </w:tcMar>
+            <w:hideMark/>
+          </w:tcPr>
+          <w:p>
+            <w:pPr>
+              <w:spacing w:line="360" w:lineRule="auto"/>
+            </w:pPr>
+            <w:r>
+              <w:t>User Registration</w:t>
+            </w:r>
+          </w:p>
+        </w:tc>
+        <w:tc>
+          <w:tcPr>
+            <w:tcW w:w="0" w:type="auto"/>
+            <w:tcBorders>
+              <w:top w:val="single" w:sz="4" w:space="0" w:color="000000"/>
+              <w:left w:val="single" w:sz="4" w:space="0" w:color="000000"/>
+              <w:bottom w:val="single" w:sz="4" w:space="0" w:color="000000"/>
+              <w:right w:val="single" w:sz="4" w:space="0" w:color="000000"/>
+            </w:tcBorders>
+            <w:tcMar>
+              <w:top w:w="0" w:type="dxa"/>
+              <w:left w:w="108" w:type="dxa"/>
+              <w:bottom w:w="0" w:type="dxa"/>
+              <w:right w:w="108" w:type="dxa"/>
+            </w:tcMar>
+            <w:hideMark/>
+          </w:tcPr>
+          <w:p>
+            <w:pPr>
+              <w:spacing w:line="360" w:lineRule="auto"/>
+            </w:pPr>
+            <w:r>
+              <w:t>Register a new user with valid name, email, password, and course details.</w:t>
+            </w:r>
+          </w:p>
+        </w:tc>
+        <w:tc>
+          <w:tcPr>
+            <w:tcW w:w="0" w:type="auto"/>
+            <w:tcBorders>
+              <w:top w:val="single" w:sz="4" w:space="0" w:color="000000"/>
+              <w:left w:val="single" w:sz="4" w:space="0" w:color="000000"/>
+              <w:bottom w:val="single" w:sz="4" w:space="0" w:color="000000"/>
+              <w:right w:val="single" w:sz="4" w:space="0" w:color="000000"/>
+            </w:tcBorders>
+            <w:tcMar>
+              <w:top w:w="0" w:type="dxa"/>
+              <w:left w:w="108" w:type="dxa"/>
+              <w:bottom w:w="0" w:type="dxa"/>
+              <w:right w:w="108" w:type="dxa"/>
+            </w:tcMar>
+            <w:hideMark/>
+          </w:tcPr>
+          <w:p>
+            <w:pPr>
+              <w:spacing w:line="360" w:lineRule="auto"/>
+            </w:pPr>
+            <w:r>
+              <w:t>Account created successfully; record added securely to the MS SQL database with encrypted password.</w:t>
+            </w:r>
+          </w:p>
+        </w:tc>
+        <w:tc>
+          <w:tcPr>
+            <w:tcW w:w="0" w:type="auto"/>
+            <w:tcBorders>
+              <w:top w:val="single" w:sz="4" w:space="0" w:color="000000"/>
+              <w:left w:val="single" w:sz="4" w:space="0" w:color="000000"/>
+              <w:bottom w:val="single" w:sz="4" w:space="0" w:color="000000"/>
+              <w:right w:val="single" w:sz="4" w:space="0" w:color="000000"/>
+            </w:tcBorders>
+            <w:tcMar>
+              <w:top w:w="0" w:type="dxa"/>
+              <w:left w:w="108" w:type="dxa"/>
+              <w:bottom w:w="0" w:type="dxa"/>
+              <w:right w:w="108" w:type="dxa"/>
+            </w:tcMar>
+            <w:hideMark/>
+          </w:tcPr>
+          <w:p>
+            <w:pPr>
+              <w:spacing w:line="360" w:lineRule="auto"/>
+            </w:pPr>
+            <w:r>
+              <w:t>Pass</w:t>
+            </w:r>
+          </w:p>
+        </w:tc>
+      </w:tr>
+      <w:tr>
+        <w:tc>
+          <w:tcPr>
+            <w:tcW w:w="985" w:type="dxa"/>
+            <w:tcBorders>
+              <w:top w:val="single" w:sz="4" w:space="0" w:color="000000"/>
+              <w:left w:val="single" w:sz="4" w:space="0" w:color="000000"/>
+              <w:bottom w:val="single" w:sz="4" w:space="0" w:color="000000"/>
+              <w:right w:val="single" w:sz="4" w:space="0" w:color="000000"/>
+            </w:tcBorders>
+            <w:tcMar>
+              <w:top w:w="0" w:type="dxa"/>
+              <w:left w:w="108" w:type="dxa"/>
+              <w:bottom w:w="0" w:type="dxa"/>
+              <w:right w:w="108" w:type="dxa"/>
+            </w:tcMar>
+            <w:hideMark/>
+          </w:tcPr>
+          <w:p>
+            <w:pPr>
+              <w:spacing w:line="360" w:lineRule="auto"/>
+            </w:pPr>
+            <w:r>
+              <w:t>TC- 02</w:t>
+            </w:r>
+          </w:p>
+        </w:tc>
+        <w:tc>
+          <w:tcPr>
+            <w:tcW w:w="1797" w:type="dxa"/>
+            <w:tcBorders>
+              <w:top w:val="single" w:sz="4" w:space="0" w:color="000000"/>
+              <w:left w:val="single" w:sz="4" w:space="0" w:color="000000"/>
+              <w:bottom w:val="single" w:sz="4" w:space="0" w:color="000000"/>
+              <w:right w:val="single" w:sz="4" w:space="0" w:color="000000"/>
+            </w:tcBorders>
+            <w:tcMar>
+              <w:top w:w="0" w:type="dxa"/>
+              <w:left w:w="108" w:type="dxa"/>
+              <w:bottom w:w="0" w:type="dxa"/>
+              <w:right w:w="108" w:type="dxa"/>
+            </w:tcMar>
+            <w:hideMark/>
+          </w:tcPr>
+          <w:p>
+            <w:pPr>
+              <w:spacing w:line="360" w:lineRule="auto"/>
+            </w:pPr>
+            <w:r>
+              <w:t>User Registration</w:t>
+            </w:r>
+          </w:p>
+        </w:tc>
+        <w:tc>
+          <w:tcPr>
+            <w:tcW w:w="0" w:type="auto"/>
+            <w:tcBorders>
+              <w:top w:val="single" w:sz="4" w:space="0" w:color="000000"/>
+              <w:left w:val="single" w:sz="4" w:space="0" w:color="000000"/>
+              <w:bottom w:val="single" w:sz="4" w:space="0" w:color="000000"/>
+              <w:right w:val="single" w:sz="4" w:space="0" w:color="000000"/>
+            </w:tcBorders>
+            <w:tcMar>
+              <w:top w:w="0" w:type="dxa"/>
+              <w:left w:w="108" w:type="dxa"/>
+              <w:bottom w:w="0" w:type="dxa"/>
+              <w:right w:w="108" w:type="dxa"/>
+            </w:tcMar>
+            <w:hideMark/>
+          </w:tcPr>
+          <w:p>
+            <w:pPr>
+              <w:spacing w:line="360" w:lineRule="auto"/>
+            </w:pPr>
+            <w:r>
+              <w:t>Register a user using an already existing/registered email address.</w:t>
+            </w:r>
+          </w:p>
+        </w:tc>
+        <w:tc>
+          <w:tcPr>
+            <w:tcW w:w="0" w:type="auto"/>
+            <w:tcBorders>
+              <w:top w:val="single" w:sz="4" w:space="0" w:color="000000"/>
+              <w:left w:val="single" w:sz="4" w:space="0" w:color="000000"/>
+              <w:bottom w:val="single" w:sz="4" w:space="0" w:color="000000"/>
+              <w:right w:val="single" w:sz="4" w:space="0" w:color="000000"/>
+            </w:tcBorders>
+            <w:tcMar>
+              <w:top w:w="0" w:type="dxa"/>
+              <w:left w:w="108" w:type="dxa"/>
+              <w:bottom w:w="0" w:type="dxa"/>
+              <w:right w:w="108" w:type="dxa"/>
+            </w:tcMar>
+            <w:hideMark/>
+          </w:tcPr>
+          <w:p>
+            <w:pPr>
+              <w:spacing w:line="360" w:lineRule="auto"/>
+            </w:pPr>
+            <w:r>
+              <w:t>System displays an error message: "Email already registered." Account creation rejected.</w:t>
+            </w:r>
+          </w:p>
+        </w:tc>
+        <w:tc>
+          <w:tcPr>
+            <w:tcW w:w="0" w:type="auto"/>
+            <w:tcBorders>
+              <w:top w:val="single" w:sz="4" w:space="0" w:color="000000"/>
+              <w:left w:val="single" w:sz="4" w:space="0" w:color="000000"/>
+              <w:bottom w:val="single" w:sz="4" w:space="0" w:color="000000"/>
+              <w:right w:val="single" w:sz="4" w:space="0" w:color="000000"/>
+            </w:tcBorders>
+            <w:tcMar>
+              <w:top w:w="0" w:type="dxa"/>
+              <w:left w:w="108" w:type="dxa"/>
+              <w:bottom w:w="0" w:type="dxa"/>
+              <w:right w:w="108" w:type="dxa"/>
+            </w:tcMar>
+            <w:hideMark/>
+          </w:tcPr>
+          <w:p>
+            <w:pPr>
+              <w:spacing w:line="360" w:lineRule="auto"/>
+            </w:pPr>
+            <w:r>
+              <w:t>Pass</w:t>
+            </w:r>
+          </w:p>
+        </w:tc>
+      </w:tr>
+      <w:tr>
+        <w:tc>
+          <w:tcPr>
+            <w:tcW w:w="985" w:type="dxa"/>
+            <w:tcBorders>
+              <w:top w:val="single" w:sz="4" w:space="0" w:color="000000"/>
+              <w:left w:val="single" w:sz="4" w:space="0" w:color="000000"/>
+              <w:bottom w:val="single" w:sz="4" w:space="0" w:color="000000"/>
+              <w:right w:val="single" w:sz="4" w:space="0" w:color="000000"/>
+            </w:tcBorders>
+            <w:tcMar>
+              <w:top w:w="0" w:type="dxa"/>
+              <w:left w:w="108" w:type="dxa"/>
+              <w:bottom w:w="0" w:type="dxa"/>
+              <w:right w:w="108" w:type="dxa"/>
+            </w:tcMar>
+            <w:hideMark/>
+          </w:tcPr>
+          <w:p>
+            <w:pPr>
+              <w:spacing w:line="360" w:lineRule="auto"/>
+            </w:pPr>
+            <w:r>
+              <w:t>TC- 03</w:t>
+            </w:r>
+          </w:p>
+        </w:tc>
+        <w:tc>
+          <w:tcPr>
+            <w:tcW w:w="1797" w:type="dxa"/>
+            <w:tcBorders>
+              <w:top w:val="single" w:sz="4" w:space="0" w:color="000000"/>
+              <w:left w:val="single" w:sz="4" w:space="0" w:color="000000"/>
+              <w:bottom w:val="single" w:sz="4" w:space="0" w:color="000000"/>
+              <w:right w:val="single" w:sz="4" w:space="0" w:color="000000"/>
+            </w:tcBorders>
+            <w:tcMar>
+              <w:top w:w="0" w:type="dxa"/>
+              <w:left w:w="108" w:type="dxa"/>
+              <w:bottom w:w="0" w:type="dxa"/>
+              <w:right w:w="108" w:type="dxa"/>
+            </w:tcMar>
+            <w:hideMark/>
+          </w:tcPr>
+          <w:p>
+            <w:pPr>
+              <w:spacing w:line="360" w:lineRule="auto"/>
+            </w:pPr>
+            <w:r>
+              <w:t>User Login</w:t>
+            </w:r>
+          </w:p>
+        </w:tc>
+        <w:tc>
+          <w:tcPr>
+            <w:tcW w:w="0" w:type="auto"/>
+            <w:tcBorders>
+              <w:top w:val="single" w:sz="4" w:space="0" w:color="000000"/>
+              <w:left w:val="single" w:sz="4" w:space="0" w:color="000000"/>
+              <w:bottom w:val="single" w:sz="4" w:space="0" w:color="000000"/>
+              <w:right w:val="single" w:sz="4" w:space="0" w:color="000000"/>
+            </w:tcBorders>
+            <w:tcMar>
+              <w:top w:w="0" w:type="dxa"/>
+              <w:left w:w="108" w:type="dxa"/>
+              <w:bottom w:w="0" w:type="dxa"/>
+              <w:right w:w="108" w:type="dxa"/>
+            </w:tcMar>
+            <w:hideMark/>
+          </w:tcPr>
+          <w:p>
+            <w:pPr>
+              <w:spacing w:line="360" w:lineRule="auto"/>
+            </w:pPr>
+            <w:r>
+              <w:t>Authenticate a user with valid credentials</w:t>
+            </w:r>
+          </w:p>
+        </w:tc>
+        <w:tc>
+          <w:tcPr>
+            <w:tcW w:w="0" w:type="auto"/>
+            <w:tcBorders>
+              <w:top w:val="single" w:sz="4" w:space="0" w:color="000000"/>
+              <w:left w:val="single" w:sz="4" w:space="0" w:color="000000"/>
+              <w:bottom w:val="single" w:sz="4" w:space="0" w:color="000000"/>
+              <w:right w:val="single" w:sz="4" w:space="0" w:color="000000"/>
+            </w:tcBorders>
+            <w:tcMar>
+              <w:top w:w="0" w:type="dxa"/>
+              <w:left w:w="108" w:type="dxa"/>
+              <w:bottom w:w="0" w:type="dxa"/>
+              <w:right w:w="108" w:type="dxa"/>
+            </w:tcMar>
+            <w:hideMark/>
+          </w:tcPr>
+          <w:p>
+            <w:pPr>
+              <w:spacing w:line="360" w:lineRule="auto"/>
+            </w:pPr>
+            <w:r>
+              <w:t>Login successful; user session starts, and dashboard interface opens successfully after authentication.</w:t>
+            </w:r>
+          </w:p>
+        </w:tc>
+        <w:tc>
+          <w:tcPr>
+            <w:tcW w:w="0" w:type="auto"/>
+            <w:tcBorders>
+              <w:top w:val="single" w:sz="4" w:space="0" w:color="000000"/>
+              <w:left w:val="single" w:sz="4" w:space="0" w:color="000000"/>
+              <w:bottom w:val="single" w:sz="4" w:space="0" w:color="000000"/>
+              <w:right w:val="single" w:sz="4" w:space="0" w:color="000000"/>
+            </w:tcBorders>
+            <w:tcMar>
+              <w:top w:w="0" w:type="dxa"/>
+              <w:left w:w="108" w:type="dxa"/>
+              <w:bottom w:w="0" w:type="dxa"/>
+              <w:right w:w="108" w:type="dxa"/>
+            </w:tcMar>
+            <w:hideMark/>
+          </w:tcPr>
+          <w:p>
+            <w:pPr>
+              <w:spacing w:line="360" w:lineRule="auto"/>
+            </w:pPr>
+            <w:r>
+              <w:t>Pass</w:t>
+            </w:r>
+          </w:p>
+        </w:tc>
+      </w:tr>
+      <w:tr>
+        <w:tc>
+          <w:tcPr>
+            <w:tcW w:w="985" w:type="dxa"/>
+            <w:tcBorders>
+              <w:top w:val="single" w:sz="4" w:space="0" w:color="000000"/>
+              <w:left w:val="single" w:sz="4" w:space="0" w:color="000000"/>
+              <w:bottom w:val="single" w:sz="4" w:space="0" w:color="000000"/>
+              <w:right w:val="single" w:sz="4" w:space="0" w:color="000000"/>
+            </w:tcBorders>
+            <w:tcMar>
+              <w:top w:w="0" w:type="dxa"/>
+              <w:left w:w="108" w:type="dxa"/>
+              <w:bottom w:w="0" w:type="dxa"/>
+              <w:right w:w="108" w:type="dxa"/>
+            </w:tcMar>
+            <w:hideMark/>
+          </w:tcPr>
+          <w:p>
+            <w:pPr>
+              <w:spacing w:line="360" w:lineRule="auto"/>
+            </w:pPr>
+            <w:r>
+              <w:lastRenderedPageBreak/>
+              <w:t>TC- 04</w:t>
+            </w:r>
+          </w:p>
+        </w:tc>
+        <w:tc>
+          <w:tcPr>
+            <w:tcW w:w="1797" w:type="dxa"/>
+            <w:tcBorders>
+              <w:top w:val="single" w:sz="4" w:space="0" w:color="000000"/>
+              <w:left w:val="single" w:sz="4" w:space="0" w:color="000000"/>
+              <w:bottom w:val="single" w:sz="4" w:space="0" w:color="000000"/>
+              <w:right w:val="single" w:sz="4" w:space="0" w:color="000000"/>
+            </w:tcBorders>
+            <w:tcMar>
+              <w:top w:w="0" w:type="dxa"/>
+              <w:left w:w="108" w:type="dxa"/>
+              <w:bottom w:w="0" w:type="dxa"/>
+              <w:right w:w="108" w:type="dxa"/>
+            </w:tcMar>
+            <w:hideMark/>
+          </w:tcPr>
+          <w:p>
+            <w:pPr>
+              <w:spacing w:line="360" w:lineRule="auto"/>
+            </w:pPr>
+            <w:r>
+              <w:t>User Login</w:t>
+            </w:r>
+          </w:p>
+        </w:tc>
+        <w:tc>
+          <w:tcPr>
+            <w:tcW w:w="0" w:type="auto"/>
+            <w:tcBorders>
+              <w:top w:val="single" w:sz="4" w:space="0" w:color="000000"/>
+              <w:left w:val="single" w:sz="4" w:space="0" w:color="000000"/>
+              <w:bottom w:val="single" w:sz="4" w:space="0" w:color="000000"/>
+              <w:right w:val="single" w:sz="4" w:space="0" w:color="000000"/>
+            </w:tcBorders>
+            <w:tcMar>
+              <w:top w:w="0" w:type="dxa"/>
+              <w:left w:w="108" w:type="dxa"/>
+              <w:bottom w:w="0" w:type="dxa"/>
+              <w:right w:w="108" w:type="dxa"/>
+            </w:tcMar>
+            <w:hideMark/>
+          </w:tcPr>
+          <w:p>
+            <w:pPr>
+              <w:spacing w:line="360" w:lineRule="auto"/>
+            </w:pPr>
+            <w:r>
+              <w:t>Authenticate a user with an incorrect password or unregistered email.</w:t>
+            </w:r>
+          </w:p>
+        </w:tc>
+        <w:tc>
+          <w:tcPr>
+            <w:tcW w:w="0" w:type="auto"/>
+            <w:tcBorders>
+              <w:top w:val="single" w:sz="4" w:space="0" w:color="000000"/>
+              <w:left w:val="single" w:sz="4" w:space="0" w:color="000000"/>
+              <w:bottom w:val="single" w:sz="4" w:space="0" w:color="000000"/>
+              <w:right w:val="single" w:sz="4" w:space="0" w:color="000000"/>
+            </w:tcBorders>
+            <w:tcMar>
+              <w:top w:w="0" w:type="dxa"/>
+              <w:left w:w="108" w:type="dxa"/>
+              <w:bottom w:w="0" w:type="dxa"/>
+              <w:right w:w="108" w:type="dxa"/>
+            </w:tcMar>
+            <w:hideMark/>
+          </w:tcPr>
+          <w:p>
+            <w:pPr>
+              <w:spacing w:line="360" w:lineRule="auto"/>
+            </w:pPr>
+            <w:r>
+              <w:t>Login fails; system displays an error: "Invalid email or password."</w:t>
+            </w:r>
+          </w:p>
+        </w:tc>
+        <w:tc>
+          <w:tcPr>
+            <w:tcW w:w="0" w:type="auto"/>
+            <w:tcBorders>
+              <w:top w:val="single" w:sz="4" w:space="0" w:color="000000"/>
+              <w:left w:val="single" w:sz="4" w:space="0" w:color="000000"/>
+              <w:bottom w:val="single" w:sz="4" w:space="0" w:color="000000"/>
+              <w:right w:val="single" w:sz="4" w:space="0" w:color="000000"/>
+            </w:tcBorders>
+            <w:tcMar>
+              <w:top w:w="0" w:type="dxa"/>
+              <w:left w:w="108" w:type="dxa"/>
+              <w:bottom w:w="0" w:type="dxa"/>
+              <w:right w:w="108" w:type="dxa"/>
+            </w:tcMar>
+            <w:hideMark/>
+          </w:tcPr>
+          <w:p>
+            <w:pPr>
+              <w:spacing w:line="360" w:lineRule="auto"/>
+            </w:pPr>
+            <w:r>
+              <w:t>Pass</w:t>
+            </w:r>
+          </w:p>
+        </w:tc>
+      </w:tr>
+      <w:tr>
+        <w:tc>
+          <w:tcPr>
+            <w:tcW w:w="985" w:type="dxa"/>
+            <w:tcBorders>
+              <w:top w:val="single" w:sz="4" w:space="0" w:color="000000"/>
+              <w:left w:val="single" w:sz="4" w:space="0" w:color="000000"/>
+              <w:bottom w:val="single" w:sz="4" w:space="0" w:color="000000"/>
+              <w:right w:val="single" w:sz="4" w:space="0" w:color="000000"/>
+            </w:tcBorders>
+            <w:tcMar>
+              <w:top w:w="0" w:type="dxa"/>
+              <w:left w:w="108" w:type="dxa"/>
+              <w:bottom w:w="0" w:type="dxa"/>
+              <w:right w:w="108" w:type="dxa"/>
+            </w:tcMar>
+            <w:hideMark/>
+          </w:tcPr>
+          <w:p>
+            <w:pPr>
+              <w:spacing w:line="360" w:lineRule="auto"/>
+            </w:pPr>
+            <w:r>
+              <w:t>TC- 05</w:t>
+            </w:r>
+          </w:p>
+        </w:tc>
+        <w:tc>
+          <w:tcPr>
+            <w:tcW w:w="1797" w:type="dxa"/>
+            <w:tcBorders>
+              <w:top w:val="single" w:sz="4" w:space="0" w:color="000000"/>
+              <w:left w:val="single" w:sz="4" w:space="0" w:color="000000"/>
+              <w:bottom w:val="single" w:sz="4" w:space="0" w:color="000000"/>
+              <w:right w:val="single" w:sz="4" w:space="0" w:color="000000"/>
+            </w:tcBorders>
+            <w:tcMar>
+              <w:top w:w="0" w:type="dxa"/>
+              <w:left w:w="108" w:type="dxa"/>
+              <w:bottom w:w="0" w:type="dxa"/>
+              <w:right w:w="108" w:type="dxa"/>
+            </w:tcMar>
+            <w:hideMark/>
+          </w:tcPr>
+          <w:p>
+            <w:pPr>
+              <w:spacing w:line="360" w:lineRule="auto"/>
+            </w:pPr>
+            <w:r>
+              <w:t>Resource Upload</w:t>
+            </w:r>
+          </w:p>
+        </w:tc>
+        <w:tc>
+          <w:tcPr>
+            <w:tcW w:w="0" w:type="auto"/>
+            <w:tcBorders>
+              <w:top w:val="single" w:sz="4" w:space="0" w:color="000000"/>
+              <w:left w:val="single" w:sz="4" w:space="0" w:color="000000"/>
+              <w:bottom w:val="single" w:sz="4" w:space="0" w:color="000000"/>
+              <w:right w:val="single" w:sz="4" w:space="0" w:color="000000"/>
+            </w:tcBorders>
+            <w:tcMar>
+              <w:top w:w="0" w:type="dxa"/>
+              <w:left w:w="108" w:type="dxa"/>
+              <w:bottom w:w="0" w:type="dxa"/>
+              <w:right w:w="108" w:type="dxa"/>
+            </w:tcMar>
+            <w:hideMark/>
+          </w:tcPr>
+          <w:p>
+            <w:pPr>
+              <w:spacing w:line="360" w:lineRule="auto"/>
+            </w:pPr>
+            <w:r>
+              <w:t>Upload a study resource (e.g., PDF notes) with valid subject, course, and semester fields.</w:t>
+            </w:r>
+          </w:p>
+        </w:tc>
+        <w:tc>
+          <w:tcPr>
+            <w:tcW w:w="0" w:type="auto"/>
+            <w:tcBorders>
+              <w:top w:val="single" w:sz="4" w:space="0" w:color="000000"/>
+              <w:left w:val="single" w:sz="4" w:space="0" w:color="000000"/>
+              <w:bottom w:val="single" w:sz="4" w:space="0" w:color="000000"/>
+              <w:right w:val="single" w:sz="4" w:space="0" w:color="000000"/>
+            </w:tcBorders>
+            <w:tcMar>
+              <w:top w:w="0" w:type="dxa"/>
+              <w:left w:w="108" w:type="dxa"/>
+              <w:bottom w:w="0" w:type="dxa"/>
+              <w:right w:w="108" w:type="dxa"/>
+            </w:tcMar>
+            <w:hideMark/>
+          </w:tcPr>
+          <w:p>
+            <w:pPr>
+              <w:spacing w:line="360" w:lineRule="auto"/>
+            </w:pPr>
+            <w:r>
+              <w:t>File uploaded successfully and stored in the database.</w:t>
+            </w:r>
+          </w:p>
+        </w:tc>
+        <w:tc>
+          <w:tcPr>
+            <w:tcW w:w="0" w:type="auto"/>
+            <w:tcBorders>
+              <w:top w:val="single" w:sz="4" w:space="0" w:color="000000"/>
+              <w:left w:val="single" w:sz="4" w:space="0" w:color="000000"/>
+              <w:bottom w:val="single" w:sz="4" w:space="0" w:color="000000"/>
+              <w:right w:val="single" w:sz="4" w:space="0" w:color="000000"/>
+            </w:tcBorders>
+            <w:tcMar>
+              <w:top w:w="0" w:type="dxa"/>
+              <w:left w:w="108" w:type="dxa"/>
+              <w:bottom w:w="0" w:type="dxa"/>
+              <w:right w:w="108" w:type="dxa"/>
+            </w:tcMar>
+            <w:hideMark/>
+          </w:tcPr>
+          <w:p>
+            <w:pPr>
+              <w:spacing w:line="360" w:lineRule="auto"/>
+            </w:pPr>
+            <w:r>
+              <w:t>Pass</w:t>
+            </w:r>
+          </w:p>
+        </w:tc>
+      </w:tr>
+      <w:tr>
+        <w:tc>
+          <w:tcPr>
+            <w:tcW w:w="985" w:type="dxa"/>
+            <w:tcBorders>
+              <w:top w:val="single" w:sz="4" w:space="0" w:color="000000"/>
+              <w:left w:val="single" w:sz="4" w:space="0" w:color="000000"/>
+              <w:bottom w:val="single" w:sz="4" w:space="0" w:color="000000"/>
+              <w:right w:val="single" w:sz="4" w:space="0" w:color="000000"/>
+            </w:tcBorders>
+            <w:tcMar>
+              <w:top w:w="0" w:type="dxa"/>
+              <w:left w:w="108" w:type="dxa"/>
+              <w:bottom w:w="0" w:type="dxa"/>
+              <w:right w:w="108" w:type="dxa"/>
+            </w:tcMar>
+            <w:hideMark/>
+          </w:tcPr>
+          <w:p>
+            <w:pPr>
+              <w:spacing w:line="360" w:lineRule="auto"/>
+            </w:pPr>
+            <w:r>
+              <w:t>TC- 06</w:t>
+            </w:r>
+          </w:p>
+        </w:tc>
+        <w:tc>
+          <w:tcPr>
+            <w:tcW w:w="1797" w:type="dxa"/>
+            <w:tcBorders>
+              <w:top w:val="single" w:sz="4" w:space="0" w:color="000000"/>
+              <w:left w:val="single" w:sz="4" w:space="0" w:color="000000"/>
+              <w:bottom w:val="single" w:sz="4" w:space="0" w:color="000000"/>
+              <w:right w:val="single" w:sz="4" w:space="0" w:color="000000"/>
+            </w:tcBorders>
+            <w:tcMar>
+              <w:top w:w="0" w:type="dxa"/>
+              <w:left w:w="108" w:type="dxa"/>
+              <w:bottom w:w="0" w:type="dxa"/>
+              <w:right w:w="108" w:type="dxa"/>
+            </w:tcMar>
+            <w:hideMark/>
+          </w:tcPr>
+          <w:p>
+            <w:pPr>
+              <w:spacing w:line="360" w:lineRule="auto"/>
+            </w:pPr>
+            <w:r>
+              <w:t>Resource Upload</w:t>
+            </w:r>
+          </w:p>
+        </w:tc>
+        <w:tc>
+          <w:tcPr>
+            <w:tcW w:w="0" w:type="auto"/>
+            <w:tcBorders>
+              <w:top w:val="single" w:sz="4" w:space="0" w:color="000000"/>
+              <w:left w:val="single" w:sz="4" w:space="0" w:color="000000"/>
+              <w:bottom w:val="single" w:sz="4" w:space="0" w:color="000000"/>
+              <w:right w:val="single" w:sz="4" w:space="0" w:color="000000"/>
+            </w:tcBorders>
+            <w:tcMar>
+              <w:top w:w="0" w:type="dxa"/>
+              <w:left w:w="108" w:type="dxa"/>
+              <w:bottom w:w="0" w:type="dxa"/>
+              <w:right w:w="108" w:type="dxa"/>
+            </w:tcMar>
+            <w:hideMark/>
+          </w:tcPr>
+          <w:p>
+            <w:pPr>
+              <w:spacing w:line="360" w:lineRule="auto"/>
+            </w:pPr>
+            <w:r>
+              <w:t>Attempt to upload a resource without entering mandatory fields (e.g., missing Subject Name).</w:t>
+            </w:r>
+          </w:p>
+        </w:tc>
+        <w:tc>
+          <w:tcPr>
+            <w:tcW w:w="0" w:type="auto"/>
+            <w:tcBorders>
+              <w:top w:val="single" w:sz="4" w:space="0" w:color="000000"/>
+              <w:left w:val="single" w:sz="4" w:space="0" w:color="000000"/>
+              <w:bottom w:val="single" w:sz="4" w:space="0" w:color="000000"/>
+              <w:right w:val="single" w:sz="4" w:space="0" w:color="000000"/>
+            </w:tcBorders>
+            <w:tcMar>
+              <w:top w:w="0" w:type="dxa"/>
+              <w:left w:w="108" w:type="dxa"/>
+              <w:bottom w:w="0" w:type="dxa"/>
+              <w:right w:w="108" w:type="dxa"/>
+            </w:tcMar>
+            <w:hideMark/>
+          </w:tcPr>
+          <w:p>
+            <w:pPr>
+              <w:spacing w:line="360" w:lineRule="auto"/>
+            </w:pPr>
+            <w:r>
+              <w:t>System prevents upload and shows validation warning: "Please fill in all mandatory fields."</w:t>
+            </w:r>
+          </w:p>
+        </w:tc>
+        <w:tc>
+          <w:tcPr>
+            <w:tcW w:w="0" w:type="auto"/>
+            <w:tcBorders>
+              <w:top w:val="single" w:sz="4" w:space="0" w:color="000000"/>
+              <w:left w:val="single" w:sz="4" w:space="0" w:color="000000"/>
+              <w:bottom w:val="single" w:sz="4" w:space="0" w:color="000000"/>
+              <w:right w:val="single" w:sz="4" w:space="0" w:color="000000"/>
+            </w:tcBorders>
+            <w:tcMar>
+              <w:top w:w="0" w:type="dxa"/>
+              <w:left w:w="108" w:type="dxa"/>
+              <w:bottom w:w="0" w:type="dxa"/>
+              <w:right w:w="108" w:type="dxa"/>
+            </w:tcMar>
+            <w:hideMark/>
+          </w:tcPr>
+          <w:p>
+            <w:pPr>
+              <w:spacing w:line="360" w:lineRule="auto"/>
+            </w:pPr>
+            <w:r>
+              <w:t>Pass</w:t>
+            </w:r>
+          </w:p>
+        </w:tc>
+      </w:tr>
+      <w:tr>
+        <w:tc>
+          <w:tcPr>
+            <w:tcW w:w="985" w:type="dxa"/>
+            <w:tcBorders>
+              <w:top w:val="single" w:sz="4" w:space="0" w:color="000000"/>
+              <w:left w:val="single" w:sz="4" w:space="0" w:color="000000"/>
+              <w:bottom w:val="single" w:sz="4" w:space="0" w:color="000000"/>
+              <w:right w:val="single" w:sz="4" w:space="0" w:color="000000"/>
+            </w:tcBorders>
+            <w:tcMar>
+              <w:top w:w="0" w:type="dxa"/>
+              <w:left w:w="108" w:type="dxa"/>
+              <w:bottom w:w="0" w:type="dxa"/>
+              <w:right w:w="108" w:type="dxa"/>
+            </w:tcMar>
+            <w:hideMark/>
+          </w:tcPr>
+          <w:p>
+            <w:pPr>
+              <w:spacing w:line="360" w:lineRule="auto"/>
+            </w:pPr>
+            <w:r>
+              <w:t>TC- 07</w:t>
+            </w:r>
+          </w:p>
+        </w:tc>
+        <w:tc>
+          <w:tcPr>
+            <w:tcW w:w="1797" w:type="dxa"/>
+            <w:tcBorders>
+              <w:top w:val="single" w:sz="4" w:space="0" w:color="000000"/>
+              <w:left w:val="single" w:sz="4" w:space="0" w:color="000000"/>
+              <w:bottom w:val="single" w:sz="4" w:space="0" w:color="000000"/>
+              <w:right w:val="single" w:sz="4" w:space="0" w:color="000000"/>
+            </w:tcBorders>
+            <w:tcMar>
+              <w:top w:w="0" w:type="dxa"/>
+              <w:left w:w="108" w:type="dxa"/>
+              <w:bottom w:w="0" w:type="dxa"/>
+              <w:right w:w="108" w:type="dxa"/>
+            </w:tcMar>
+            <w:hideMark/>
+          </w:tcPr>
+          <w:p>
+            <w:pPr>
+              <w:spacing w:line="360" w:lineRule="auto"/>
+            </w:pPr>
+            <w:r>
+              <w:t>Search &amp; Filter</w:t>
+            </w:r>
+          </w:p>
+        </w:tc>
+        <w:tc>
+          <w:tcPr>
+            <w:tcW w:w="0" w:type="auto"/>
+            <w:tcBorders>
+              <w:top w:val="single" w:sz="4" w:space="0" w:color="000000"/>
+              <w:left w:val="single" w:sz="4" w:space="0" w:color="000000"/>
+              <w:bottom w:val="single" w:sz="4" w:space="0" w:color="000000"/>
+              <w:right w:val="single" w:sz="4" w:space="0" w:color="000000"/>
+            </w:tcBorders>
+            <w:tcMar>
+              <w:top w:w="0" w:type="dxa"/>
+              <w:left w:w="108" w:type="dxa"/>
+              <w:bottom w:w="0" w:type="dxa"/>
+              <w:right w:w="108" w:type="dxa"/>
+            </w:tcMar>
+            <w:hideMark/>
+          </w:tcPr>
+          <w:p>
+            <w:pPr>
+              <w:spacing w:line="360" w:lineRule="auto"/>
+            </w:pPr>
+            <w:r>
+              <w:t>Search for a specific resource using a keyword (e.g., "Java") and filter by 4th Semester.</w:t>
+            </w:r>
+          </w:p>
+        </w:tc>
+        <w:tc>
+          <w:tcPr>
+            <w:tcW w:w="0" w:type="auto"/>
+            <w:tcBorders>
+              <w:top w:val="single" w:sz="4" w:space="0" w:color="000000"/>
+              <w:left w:val="single" w:sz="4" w:space="0" w:color="000000"/>
+              <w:bottom w:val="single" w:sz="4" w:space="0" w:color="000000"/>
+              <w:right w:val="single" w:sz="4" w:space="0" w:color="000000"/>
+            </w:tcBorders>
+            <w:tcMar>
+              <w:top w:w="0" w:type="dxa"/>
+              <w:left w:w="108" w:type="dxa"/>
+              <w:bottom w:w="0" w:type="dxa"/>
+              <w:right w:w="108" w:type="dxa"/>
+            </w:tcMar>
+            <w:hideMark/>
+          </w:tcPr>
+          <w:p>
+            <w:pPr>
+              <w:spacing w:line="360" w:lineRule="auto"/>
+            </w:pPr>
+            <w:r>
+              <w:t>The interface displays only the records matching "Java" under the selected semester.</w:t>
+            </w:r>
+          </w:p>
+        </w:tc>
+        <w:tc>
+          <w:tcPr>
+            <w:tcW w:w="0" w:type="auto"/>
+            <w:tcBorders>
+              <w:top w:val="single" w:sz="4" w:space="0" w:color="000000"/>
+              <w:left w:val="single" w:sz="4" w:space="0" w:color="000000"/>
+              <w:bottom w:val="single" w:sz="4" w:space="0" w:color="000000"/>
+              <w:right w:val="single" w:sz="4" w:space="0" w:color="000000"/>
+            </w:tcBorders>
+            <w:tcMar>
+              <w:top w:w="0" w:type="dxa"/>
+              <w:left w:w="108" w:type="dxa"/>
+              <w:bottom w:w="0" w:type="dxa"/>
+              <w:right w:w="108" w:type="dxa"/>
+            </w:tcMar>
+            <w:hideMark/>
+          </w:tcPr>
+          <w:p>
+            <w:pPr>
+              <w:spacing w:line="360" w:lineRule="auto"/>
+            </w:pPr>
+            <w:r>
+              <w:t>Pass</w:t>
+            </w:r>
+          </w:p>
+        </w:tc>
+      </w:tr>
+      <w:tr>
+        <w:tc>
+          <w:tcPr>
+            <w:tcW w:w="985" w:type="dxa"/>
+            <w:tcBorders>
+              <w:top w:val="single" w:sz="4" w:space="0" w:color="000000"/>
+              <w:left w:val="single" w:sz="4" w:space="0" w:color="000000"/>
+              <w:bottom w:val="single" w:sz="4" w:space="0" w:color="000000"/>
+              <w:right w:val="single" w:sz="4" w:space="0" w:color="000000"/>
+            </w:tcBorders>
+            <w:tcMar>
+              <w:top w:w="0" w:type="dxa"/>
+              <w:left w:w="108" w:type="dxa"/>
+              <w:bottom w:w="0" w:type="dxa"/>
+              <w:right w:w="108" w:type="dxa"/>
+            </w:tcMar>
+            <w:hideMark/>
+          </w:tcPr>
+          <w:p>
+            <w:pPr>
+              <w:spacing w:line="360" w:lineRule="auto"/>
+            </w:pPr>
+            <w:r>
+              <w:t>TC- 08</w:t>
+            </w:r>
+          </w:p>
+        </w:tc>
+        <w:tc>
+          <w:tcPr>
+            <w:tcW w:w="1797" w:type="dxa"/>
+            <w:tcBorders>
+              <w:top w:val="single" w:sz="4" w:space="0" w:color="000000"/>
+              <w:left w:val="single" w:sz="4" w:space="0" w:color="000000"/>
+              <w:bottom w:val="single" w:sz="4" w:space="0" w:color="000000"/>
+              <w:right w:val="single" w:sz="4" w:space="0" w:color="000000"/>
+            </w:tcBorders>
+            <w:tcMar>
+              <w:top w:w="0" w:type="dxa"/>
+              <w:left w:w="108" w:type="dxa"/>
+              <w:bottom w:w="0" w:type="dxa"/>
+              <w:right w:w="108" w:type="dxa"/>
+            </w:tcMar>
+            <w:hideMark/>
+          </w:tcPr>
+          <w:p>
+            <w:pPr>
+              <w:spacing w:line="360" w:lineRule="auto"/>
+            </w:pPr>
+            <w:r>
+              <w:t>Request Board</w:t>
+            </w:r>
+          </w:p>
+        </w:tc>
+        <w:tc>
+          <w:tcPr>
+            <w:tcW w:w="0" w:type="auto"/>
+            <w:tcBorders>
+              <w:top w:val="single" w:sz="4" w:space="0" w:color="000000"/>
+              <w:left w:val="single" w:sz="4" w:space="0" w:color="000000"/>
+              <w:bottom w:val="single" w:sz="4" w:space="0" w:color="000000"/>
+              <w:right w:val="single" w:sz="4" w:space="0" w:color="000000"/>
+            </w:tcBorders>
+            <w:tcMar>
+              <w:top w:w="0" w:type="dxa"/>
+              <w:left w:w="108" w:type="dxa"/>
+              <w:bottom w:w="0" w:type="dxa"/>
+              <w:right w:w="108" w:type="dxa"/>
+            </w:tcMar>
+            <w:hideMark/>
+          </w:tcPr>
+          <w:p>
+            <w:pPr>
+              <w:spacing w:line="360" w:lineRule="auto"/>
+            </w:pPr>
+            <w:r>
+              <w:t>Post a new request with a clear subject description.</w:t>
+            </w:r>
+          </w:p>
+        </w:tc>
+        <w:tc>
+          <w:tcPr>
+            <w:tcW w:w="0" w:type="auto"/>
+            <w:tcBorders>
+              <w:top w:val="single" w:sz="4" w:space="0" w:color="000000"/>
+              <w:left w:val="single" w:sz="4" w:space="0" w:color="000000"/>
+              <w:bottom w:val="single" w:sz="4" w:space="0" w:color="000000"/>
+              <w:right w:val="single" w:sz="4" w:space="0" w:color="000000"/>
+            </w:tcBorders>
+            <w:tcMar>
+              <w:top w:w="0" w:type="dxa"/>
+              <w:left w:w="108" w:type="dxa"/>
+              <w:bottom w:w="0" w:type="dxa"/>
+              <w:right w:w="108" w:type="dxa"/>
+            </w:tcMar>
+            <w:hideMark/>
+          </w:tcPr>
+          <w:p>
+            <w:pPr>
+              <w:spacing w:line="360" w:lineRule="auto"/>
+            </w:pPr>
+            <w:r>
+              <w:t>Uploaded resource is linked to the request and becomes available to users.</w:t>
+            </w:r>
+          </w:p>
+        </w:tc>
+        <w:tc>
+          <w:tcPr>
+            <w:tcW w:w="0" w:type="auto"/>
+            <w:tcBorders>
+              <w:top w:val="single" w:sz="4" w:space="0" w:color="000000"/>
+              <w:left w:val="single" w:sz="4" w:space="0" w:color="000000"/>
+              <w:bottom w:val="single" w:sz="4" w:space="0" w:color="000000"/>
+              <w:right w:val="single" w:sz="4" w:space="0" w:color="000000"/>
+            </w:tcBorders>
+            <w:tcMar>
+              <w:top w:w="0" w:type="dxa"/>
+              <w:left w:w="108" w:type="dxa"/>
+              <w:bottom w:w="0" w:type="dxa"/>
+              <w:right w:w="108" w:type="dxa"/>
+            </w:tcMar>
+            <w:hideMark/>
+          </w:tcPr>
+          <w:p>
+            <w:pPr>
+              <w:spacing w:line="360" w:lineRule="auto"/>
+            </w:pPr>
+            <w:r>
+              <w:t>Pass</w:t>
+            </w:r>
+          </w:p>
+        </w:tc>
+      </w:tr>
+      <w:tr>
+        <w:tc>
+          <w:tcPr>
+            <w:tcW w:w="985" w:type="dxa"/>
+            <w:tcBorders>
+              <w:top w:val="single" w:sz="4" w:space="0" w:color="000000"/>
+              <w:left w:val="single" w:sz="4" w:space="0" w:color="000000"/>
+              <w:bottom w:val="single" w:sz="4" w:space="0" w:color="000000"/>
+              <w:right w:val="single" w:sz="4" w:space="0" w:color="000000"/>
+            </w:tcBorders>
+            <w:tcMar>
+              <w:top w:w="0" w:type="dxa"/>
+              <w:left w:w="108" w:type="dxa"/>
+              <w:bottom w:w="0" w:type="dxa"/>
+              <w:right w:w="108" w:type="dxa"/>
+            </w:tcMar>
+            <w:hideMark/>
+          </w:tcPr>
+          <w:p>
+            <w:pPr>
+              <w:spacing w:line="360" w:lineRule="auto"/>
+            </w:pPr>
+            <w:r>
+              <w:t>TC- 09</w:t>
+            </w:r>
+          </w:p>
+        </w:tc>
+        <w:tc>
+          <w:tcPr>
+            <w:tcW w:w="1797" w:type="dxa"/>
+            <w:tcBorders>
+              <w:top w:val="single" w:sz="4" w:space="0" w:color="000000"/>
+              <w:left w:val="single" w:sz="4" w:space="0" w:color="000000"/>
+              <w:bottom w:val="single" w:sz="4" w:space="0" w:color="000000"/>
+              <w:right w:val="single" w:sz="4" w:space="0" w:color="000000"/>
+            </w:tcBorders>
+            <w:tcMar>
+              <w:top w:w="0" w:type="dxa"/>
+              <w:left w:w="108" w:type="dxa"/>
+              <w:bottom w:w="0" w:type="dxa"/>
+              <w:right w:w="108" w:type="dxa"/>
+            </w:tcMar>
+            <w:hideMark/>
+          </w:tcPr>
+          <w:p>
+            <w:pPr>
+              <w:spacing w:line="360" w:lineRule="auto"/>
+            </w:pPr>
+            <w:r>
+              <w:t>Request Board Interaction</w:t>
+            </w:r>
+          </w:p>
+        </w:tc>
+        <w:tc>
+          <w:tcPr>
+            <w:tcW w:w="0" w:type="auto"/>
+            <w:tcBorders>
+              <w:top w:val="single" w:sz="4" w:space="0" w:color="000000"/>
+              <w:left w:val="single" w:sz="4" w:space="0" w:color="000000"/>
+              <w:bottom w:val="single" w:sz="4" w:space="0" w:color="000000"/>
+              <w:right w:val="single" w:sz="4" w:space="0" w:color="000000"/>
+            </w:tcBorders>
+            <w:tcMar>
+              <w:top w:w="0" w:type="dxa"/>
+              <w:left w:w="108" w:type="dxa"/>
+              <w:bottom w:w="0" w:type="dxa"/>
+              <w:right w:w="108" w:type="dxa"/>
+            </w:tcMar>
+            <w:hideMark/>
+          </w:tcPr>
+          <w:p>
+            <w:pPr>
+              <w:spacing w:line="360" w:lineRule="auto"/>
+            </w:pPr>
+            <w:r>
+              <w:t>Respond to an active student request by uploading the requested material.</w:t>
+            </w:r>
+          </w:p>
+        </w:tc>
+        <w:tc>
+          <w:tcPr>
+            <w:tcW w:w="0" w:type="auto"/>
+            <w:tcBorders>
+              <w:top w:val="single" w:sz="4" w:space="0" w:color="000000"/>
+              <w:left w:val="single" w:sz="4" w:space="0" w:color="000000"/>
+              <w:bottom w:val="single" w:sz="4" w:space="0" w:color="000000"/>
+              <w:right w:val="single" w:sz="4" w:space="0" w:color="000000"/>
+            </w:tcBorders>
+            <w:tcMar>
+              <w:top w:w="0" w:type="dxa"/>
+              <w:left w:w="108" w:type="dxa"/>
+              <w:bottom w:w="0" w:type="dxa"/>
+              <w:right w:w="108" w:type="dxa"/>
+            </w:tcMar>
+            <w:hideMark/>
+          </w:tcPr>
+          <w:p>
+            <w:pPr>
+              <w:spacing w:line="360" w:lineRule="auto"/>
+            </w:pPr>
+            <w:r>
+              <w:t>File links to the specific request ID; the requester gets updated and the resource status updates.</w:t>
+            </w:r>
+          </w:p>
+        </w:tc>
+        <w:tc>
+          <w:tcPr>
+            <w:tcW w:w="0" w:type="auto"/>
+            <w:tcBorders>
+              <w:top w:val="single" w:sz="4" w:space="0" w:color="000000"/>
+              <w:left w:val="single" w:sz="4" w:space="0" w:color="000000"/>
+              <w:bottom w:val="single" w:sz="4" w:space="0" w:color="000000"/>
+              <w:right w:val="single" w:sz="4" w:space="0" w:color="000000"/>
+            </w:tcBorders>
+            <w:tcMar>
+              <w:top w:w="0" w:type="dxa"/>
+              <w:left w:w="108" w:type="dxa"/>
+              <w:bottom w:w="0" w:type="dxa"/>
+              <w:right w:w="108" w:type="dxa"/>
+            </w:tcMar>
+            <w:hideMark/>
+          </w:tcPr>
+          <w:p>
+            <w:pPr>
+              <w:spacing w:line="360" w:lineRule="auto"/>
+            </w:pPr>
+            <w:r>
+              <w:t>Pass</w:t>
+            </w:r>
+          </w:p>
+        </w:tc>
+      </w:tr>
+      <w:tr>
+        <w:tc>
+          <w:tcPr>
+            <w:tcW w:w="985" w:type="dxa"/>
+            <w:tcBorders>
+              <w:top w:val="single" w:sz="4" w:space="0" w:color="000000"/>
+              <w:left w:val="single" w:sz="4" w:space="0" w:color="000000"/>
+              <w:bottom w:val="single" w:sz="4" w:space="0" w:color="000000"/>
+              <w:right w:val="single" w:sz="4" w:space="0" w:color="000000"/>
+            </w:tcBorders>
+            <w:tcMar>
+              <w:top w:w="0" w:type="dxa"/>
+              <w:left w:w="108" w:type="dxa"/>
+              <w:bottom w:w="0" w:type="dxa"/>
+              <w:right w:w="108" w:type="dxa"/>
+            </w:tcMar>
+            <w:hideMark/>
+          </w:tcPr>
+          <w:p>
+            <w:pPr>
+              <w:spacing w:line="360" w:lineRule="auto"/>
+            </w:pPr>
+            <w:r>
+              <w:t>TC- 10</w:t>
+            </w:r>
+          </w:p>
+        </w:tc>
+        <w:tc>
+          <w:tcPr>
+            <w:tcW w:w="1797" w:type="dxa"/>
+            <w:tcBorders>
+              <w:top w:val="single" w:sz="4" w:space="0" w:color="000000"/>
+              <w:left w:val="single" w:sz="4" w:space="0" w:color="000000"/>
+              <w:bottom w:val="single" w:sz="4" w:space="0" w:color="000000"/>
+              <w:right w:val="single" w:sz="4" w:space="0" w:color="000000"/>
+            </w:tcBorders>
+            <w:tcMar>
+              <w:top w:w="0" w:type="dxa"/>
+              <w:left w:w="108" w:type="dxa"/>
+              <w:bottom w:w="0" w:type="dxa"/>
+              <w:right w:w="108" w:type="dxa"/>
+            </w:tcMar>
+            <w:hideMark/>
+          </w:tcPr>
+          <w:p>
+            <w:pPr>
+              <w:spacing w:line="360" w:lineRule="auto"/>
+            </w:pPr>
+            <w:r>
+              <w:t>Request Interaction</w:t>
+            </w:r>
+          </w:p>
+        </w:tc>
+        <w:tc>
+          <w:tcPr>
+            <w:tcW w:w="0" w:type="auto"/>
+            <w:tcBorders>
+              <w:top w:val="single" w:sz="4" w:space="0" w:color="000000"/>
+              <w:left w:val="single" w:sz="4" w:space="0" w:color="000000"/>
+              <w:bottom w:val="single" w:sz="4" w:space="0" w:color="000000"/>
+              <w:right w:val="single" w:sz="4" w:space="0" w:color="000000"/>
+            </w:tcBorders>
+            <w:tcMar>
+              <w:top w:w="0" w:type="dxa"/>
+              <w:left w:w="108" w:type="dxa"/>
+              <w:bottom w:w="0" w:type="dxa"/>
+              <w:right w:w="108" w:type="dxa"/>
+            </w:tcMar>
+            <w:hideMark/>
+          </w:tcPr>
+          <w:p>
+            <w:pPr>
+              <w:spacing w:line="360" w:lineRule="auto"/>
+            </w:pPr>
+            <w:r>
+              <w:t>Add a rating and a comment on an uploaded study note.</w:t>
+            </w:r>
+          </w:p>
+        </w:tc>
+        <w:tc>
+          <w:tcPr>
+            <w:tcW w:w="0" w:type="auto"/>
+            <w:tcBorders>
+              <w:top w:val="single" w:sz="4" w:space="0" w:color="000000"/>
+              <w:left w:val="single" w:sz="4" w:space="0" w:color="000000"/>
+              <w:bottom w:val="single" w:sz="4" w:space="0" w:color="000000"/>
+              <w:right w:val="single" w:sz="4" w:space="0" w:color="000000"/>
+            </w:tcBorders>
+            <w:tcMar>
+              <w:top w:w="0" w:type="dxa"/>
+              <w:left w:w="108" w:type="dxa"/>
+              <w:bottom w:w="0" w:type="dxa"/>
+              <w:right w:w="108" w:type="dxa"/>
+            </w:tcMar>
+            <w:hideMark/>
+          </w:tcPr>
+          <w:p>
+            <w:pPr>
+              <w:spacing w:line="360" w:lineRule="auto"/>
+            </w:pPr>
+            <w:r>
+              <w:t>Rating and comments are stored successfully and displayed.</w:t>
+            </w:r>
+          </w:p>
+        </w:tc>
+        <w:tc>
+          <w:tcPr>
+            <w:tcW w:w="0" w:type="auto"/>
+            <w:tcBorders>
+              <w:top w:val="single" w:sz="4" w:space="0" w:color="000000"/>
+              <w:left w:val="single" w:sz="4" w:space="0" w:color="000000"/>
+              <w:bottom w:val="single" w:sz="4" w:space="0" w:color="000000"/>
+              <w:right w:val="single" w:sz="4" w:space="0" w:color="000000"/>
+            </w:tcBorders>
+            <w:tcMar>
+              <w:top w:w="0" w:type="dxa"/>
+              <w:left w:w="108" w:type="dxa"/>
+              <w:bottom w:w="0" w:type="dxa"/>
+              <w:right w:w="108" w:type="dxa"/>
+            </w:tcMar>
+            <w:hideMark/>
+          </w:tcPr>
+          <w:p>
+            <w:pPr>
+              <w:spacing w:line="360" w:lineRule="auto"/>
+            </w:pPr>
+            <w:r>
+              <w:t>Pass</w:t>
+            </w:r>
+          </w:p>
+        </w:tc>
+      </w:tr>
+      <w:tr>
+        <w:tc>
+          <w:tcPr>
+            <w:tcW w:w="985" w:type="dxa"/>
+            <w:tcBorders>
+              <w:top w:val="single" w:sz="4" w:space="0" w:color="000000"/>
+              <w:left w:val="single" w:sz="4" w:space="0" w:color="000000"/>
+              <w:bottom w:val="single" w:sz="4" w:space="0" w:color="000000"/>
+              <w:right w:val="single" w:sz="4" w:space="0" w:color="000000"/>
+            </w:tcBorders>
+            <w:tcMar>
+              <w:top w:w="0" w:type="dxa"/>
+              <w:left w:w="108" w:type="dxa"/>
+              <w:bottom w:w="0" w:type="dxa"/>
+              <w:right w:w="108" w:type="dxa"/>
+            </w:tcMar>
+            <w:hideMark/>
+          </w:tcPr>
+          <w:p>
+            <w:pPr>
+              <w:spacing w:line="360" w:lineRule="auto"/>
+            </w:pPr>
+            <w:r>
+              <w:lastRenderedPageBreak/>
+              <w:t>TC- 11</w:t>
+            </w:r>
+          </w:p>
+        </w:tc>
+        <w:tc>
+          <w:tcPr>
+            <w:tcW w:w="1797" w:type="dxa"/>
+            <w:tcBorders>
+              <w:top w:val="single" w:sz="4" w:space="0" w:color="000000"/>
+              <w:left w:val="single" w:sz="4" w:space="0" w:color="000000"/>
+              <w:bottom w:val="single" w:sz="4" w:space="0" w:color="000000"/>
+              <w:right w:val="single" w:sz="4" w:space="0" w:color="000000"/>
+            </w:tcBorders>
+            <w:tcMar>
+              <w:top w:w="0" w:type="dxa"/>
+              <w:left w:w="108" w:type="dxa"/>
+              <w:bottom w:w="0" w:type="dxa"/>
+              <w:right w:w="108" w:type="dxa"/>
+            </w:tcMar>
+            <w:hideMark/>
+          </w:tcPr>
+          <w:p>
+            <w:pPr>
+              <w:spacing w:line="360" w:lineRule="auto"/>
+            </w:pPr>
+            <w:r>
+              <w:t>Admin Management</w:t>
+            </w:r>
+          </w:p>
+        </w:tc>
+        <w:tc>
+          <w:tcPr>
+            <w:tcW w:w="0" w:type="auto"/>
+            <w:tcBorders>
+              <w:top w:val="single" w:sz="4" w:space="0" w:color="000000"/>
+              <w:left w:val="single" w:sz="4" w:space="0" w:color="000000"/>
+              <w:bottom w:val="single" w:sz="4" w:space="0" w:color="000000"/>
+              <w:right w:val="single" w:sz="4" w:space="0" w:color="000000"/>
+            </w:tcBorders>
+            <w:tcMar>
+              <w:top w:w="0" w:type="dxa"/>
+              <w:left w:w="108" w:type="dxa"/>
+              <w:bottom w:w="0" w:type="dxa"/>
+              <w:right w:w="108" w:type="dxa"/>
+            </w:tcMar>
+            <w:hideMark/>
+          </w:tcPr>
+          <w:p>
+            <w:pPr>
+              <w:spacing w:line="360" w:lineRule="auto"/>
+            </w:pPr>
+            <w:r>
+              <w:t>Admin deletes a duplicate file or unauthorized/invalid academic resource</w:t>
+            </w:r>
+          </w:p>
+        </w:tc>
+        <w:tc>
+          <w:tcPr>
+            <w:tcW w:w="0" w:type="auto"/>
+            <w:tcBorders>
+              <w:top w:val="single" w:sz="4" w:space="0" w:color="000000"/>
+              <w:left w:val="single" w:sz="4" w:space="0" w:color="000000"/>
+              <w:bottom w:val="single" w:sz="4" w:space="0" w:color="000000"/>
+              <w:right w:val="single" w:sz="4" w:space="0" w:color="000000"/>
+            </w:tcBorders>
+            <w:tcMar>
+              <w:top w:w="0" w:type="dxa"/>
+              <w:left w:w="108" w:type="dxa"/>
+              <w:bottom w:w="0" w:type="dxa"/>
+              <w:right w:w="108" w:type="dxa"/>
+            </w:tcMar>
+            <w:hideMark/>
+          </w:tcPr>
+          <w:p>
+            <w:pPr>
+              <w:spacing w:line="360" w:lineRule="auto"/>
+            </w:pPr>
+            <w:r>
+              <w:t>Resource is removed from the system and no longer appears in search results.</w:t>
+            </w:r>
+          </w:p>
+        </w:tc>
+        <w:tc>
+          <w:tcPr>
+            <w:tcW w:w="0" w:type="auto"/>
+            <w:tcBorders>
+              <w:top w:val="single" w:sz="4" w:space="0" w:color="000000"/>
+              <w:left w:val="single" w:sz="4" w:space="0" w:color="000000"/>
+              <w:bottom w:val="single" w:sz="4" w:space="0" w:color="000000"/>
+              <w:right w:val="single" w:sz="4" w:space="0" w:color="000000"/>
+            </w:tcBorders>
+            <w:tcMar>
+              <w:top w:w="0" w:type="dxa"/>
+              <w:left w:w="108" w:type="dxa"/>
+              <w:bottom w:w="0" w:type="dxa"/>
+              <w:right w:w="108" w:type="dxa"/>
+            </w:tcMar>
+            <w:hideMark/>
+          </w:tcPr>
+          <w:p>
+            <w:pPr>
+              <w:spacing w:line="360" w:lineRule="auto"/>
+            </w:pPr>
+            <w:r>
+              <w:t>Pass</w:t>
+            </w:r>
+          </w:p>
+        </w:tc>
+      </w:tr>
+      <w:tr>
+        <w:tc>
+          <w:tcPr>
+            <w:tcW w:w="985" w:type="dxa"/>
+            <w:tcBorders>
+              <w:top w:val="single" w:sz="4" w:space="0" w:color="000000"/>
+              <w:left w:val="single" w:sz="4" w:space="0" w:color="000000"/>
+              <w:bottom w:val="single" w:sz="4" w:space="0" w:color="000000"/>
+              <w:right w:val="single" w:sz="4" w:space="0" w:color="000000"/>
+            </w:tcBorders>
+            <w:tcMar>
+              <w:top w:w="0" w:type="dxa"/>
+              <w:left w:w="108" w:type="dxa"/>
+              <w:bottom w:w="0" w:type="dxa"/>
+              <w:right w:w="108" w:type="dxa"/>
+            </w:tcMar>
+            <w:hideMark/>
+          </w:tcPr>
+          <w:p>
+            <w:pPr>
+              <w:spacing w:line="360" w:lineRule="auto"/>
+            </w:pPr>
+            <w:r>
+              <w:t>TC- 12</w:t>
+            </w:r>
+          </w:p>
+        </w:tc>
+        <w:tc>
+          <w:tcPr>
+            <w:tcW w:w="1797" w:type="dxa"/>
+            <w:tcBorders>
+              <w:top w:val="single" w:sz="4" w:space="0" w:color="000000"/>
+              <w:left w:val="single" w:sz="4" w:space="0" w:color="000000"/>
+              <w:bottom w:val="single" w:sz="4" w:space="0" w:color="000000"/>
+              <w:right w:val="single" w:sz="4" w:space="0" w:color="000000"/>
+            </w:tcBorders>
+            <w:tcMar>
+              <w:top w:w="0" w:type="dxa"/>
+              <w:left w:w="108" w:type="dxa"/>
+              <w:bottom w:w="0" w:type="dxa"/>
+              <w:right w:w="108" w:type="dxa"/>
+            </w:tcMar>
+            <w:hideMark/>
+          </w:tcPr>
+          <w:p>
+            <w:pPr>
+              <w:spacing w:line="360" w:lineRule="auto"/>
+            </w:pPr>
+            <w:r>
+              <w:t>Logout</w:t>
+            </w:r>
+          </w:p>
+        </w:tc>
+        <w:tc>
+          <w:tcPr>
+            <w:tcW w:w="0" w:type="auto"/>
+            <w:tcBorders>
+              <w:top w:val="single" w:sz="4" w:space="0" w:color="000000"/>
+              <w:left w:val="single" w:sz="4" w:space="0" w:color="000000"/>
+              <w:bottom w:val="single" w:sz="4" w:space="0" w:color="000000"/>
+              <w:right w:val="single" w:sz="4" w:space="0" w:color="000000"/>
+            </w:tcBorders>
+            <w:tcMar>
+              <w:top w:w="0" w:type="dxa"/>
+              <w:left w:w="108" w:type="dxa"/>
+              <w:bottom w:w="0" w:type="dxa"/>
+              <w:right w:w="108" w:type="dxa"/>
+            </w:tcMar>
+            <w:hideMark/>
+          </w:tcPr>
+          <w:p>
+            <w:pPr>
+              <w:spacing w:line="360" w:lineRule="auto"/>
+            </w:pPr>
+            <w:r>
+              <w:t>User clicks on the "Logout" button.</w:t>
+            </w:r>
+          </w:p>
+        </w:tc>
+        <w:tc>
+          <w:tcPr>
+            <w:tcW w:w="0" w:type="auto"/>
+            <w:tcBorders>
+              <w:top w:val="single" w:sz="4" w:space="0" w:color="000000"/>
+              <w:left w:val="single" w:sz="4" w:space="0" w:color="000000"/>
+              <w:bottom w:val="single" w:sz="4" w:space="0" w:color="000000"/>
+              <w:right w:val="single" w:sz="4" w:space="0" w:color="000000"/>
+            </w:tcBorders>
+            <w:tcMar>
+              <w:top w:w="0" w:type="dxa"/>
+              <w:left w:w="108" w:type="dxa"/>
+              <w:bottom w:w="0" w:type="dxa"/>
+              <w:right w:w="108" w:type="dxa"/>
+            </w:tcMar>
+            <w:hideMark/>
+          </w:tcPr>
+          <w:p>
+            <w:pPr>
+              <w:spacing w:line="360" w:lineRule="auto"/>
+            </w:pPr>
+            <w:r>
+              <w:t>User session ends and the Login page is displayed.</w:t>
+            </w:r>
+          </w:p>
+        </w:tc>
+        <w:tc>
+          <w:tcPr>
+            <w:tcW w:w="0" w:type="auto"/>
+            <w:tcBorders>
+              <w:top w:val="single" w:sz="4" w:space="0" w:color="000000"/>
+              <w:left w:val="single" w:sz="4" w:space="0" w:color="000000"/>
+              <w:bottom w:val="single" w:sz="4" w:space="0" w:color="000000"/>
+              <w:right w:val="single" w:sz="4" w:space="0" w:color="000000"/>
+            </w:tcBorders>
+            <w:tcMar>
+              <w:top w:w="0" w:type="dxa"/>
+              <w:left w:w="108" w:type="dxa"/>
+              <w:bottom w:w="0" w:type="dxa"/>
+              <w:right w:w="108" w:type="dxa"/>
+            </w:tcMar>
+            <w:hideMark/>
+          </w:tcPr>
+          <w:p>
+            <w:pPr>
+              <w:spacing w:line="360" w:lineRule="auto"/>
+            </w:pPr>
+            <w:r>
+              <w:t>Pass</w:t>
+            </w:r>
+          </w:p>
+        </w:tc>
+      </w:tr>
+      <w:tr>
+        <w:tc>
+          <w:tcPr>
+            <w:tcW w:w="985" w:type="dxa"/>
+            <w:tcBorders>
+              <w:top w:val="single" w:sz="4" w:space="0" w:color="000000"/>
+              <w:left w:val="single" w:sz="4" w:space="0" w:color="000000"/>
+              <w:bottom w:val="single" w:sz="4" w:space="0" w:color="000000"/>
+              <w:right w:val="single" w:sz="4" w:space="0" w:color="000000"/>
+            </w:tcBorders>
+            <w:tcMar>
+              <w:top w:w="0" w:type="dxa"/>
+              <w:left w:w="108" w:type="dxa"/>
+              <w:bottom w:w="0" w:type="dxa"/>
+              <w:right w:w="108" w:type="dxa"/>
+            </w:tcMar>
+            <w:hideMark/>
+          </w:tcPr>
+          <w:p>
+            <w:pPr>
+              <w:spacing w:line="360" w:lineRule="auto"/>
+            </w:pPr>
+            <w:r>
+              <w:t>TC- 13</w:t>
+            </w:r>
+          </w:p>
+        </w:tc>
+        <w:tc>
+          <w:tcPr>
+            <w:tcW w:w="1797" w:type="dxa"/>
+            <w:tcBorders>
+              <w:top w:val="single" w:sz="4" w:space="0" w:color="000000"/>
+              <w:left w:val="single" w:sz="4" w:space="0" w:color="000000"/>
+              <w:bottom w:val="single" w:sz="4" w:space="0" w:color="000000"/>
+              <w:right w:val="single" w:sz="4" w:space="0" w:color="000000"/>
+            </w:tcBorders>
+            <w:tcMar>
+              <w:top w:w="0" w:type="dxa"/>
+              <w:left w:w="108" w:type="dxa"/>
+              <w:bottom w:w="0" w:type="dxa"/>
+              <w:right w:w="108" w:type="dxa"/>
+            </w:tcMar>
+            <w:hideMark/>
+          </w:tcPr>
+          <w:p>
+            <w:pPr>
+              <w:spacing w:line="360" w:lineRule="auto"/>
+            </w:pPr>
+            <w:r>
+              <w:t>Edit Profile</w:t>
+            </w:r>
+          </w:p>
+        </w:tc>
+        <w:tc>
+          <w:tcPr>
+            <w:tcW w:w="0" w:type="auto"/>
+            <w:tcBorders>
+              <w:top w:val="single" w:sz="4" w:space="0" w:color="000000"/>
+              <w:left w:val="single" w:sz="4" w:space="0" w:color="000000"/>
+              <w:bottom w:val="single" w:sz="4" w:space="0" w:color="000000"/>
+              <w:right w:val="single" w:sz="4" w:space="0" w:color="000000"/>
+            </w:tcBorders>
+            <w:tcMar>
+              <w:top w:w="0" w:type="dxa"/>
+              <w:left w:w="108" w:type="dxa"/>
+              <w:bottom w:w="0" w:type="dxa"/>
+              <w:right w:w="108" w:type="dxa"/>
+            </w:tcMar>
+            <w:hideMark/>
+          </w:tcPr>
+          <w:p>
+            <w:pPr>
+              <w:spacing w:line="360" w:lineRule="auto"/>
+            </w:pPr>
+            <w:r>
+              <w:t>Modify user profile details such as name or course details from the profile dashboard.</w:t>
+            </w:r>
+          </w:p>
+        </w:tc>
+        <w:tc>
+          <w:tcPr>
+            <w:tcW w:w="0" w:type="auto"/>
+            <w:tcBorders>
+              <w:top w:val="single" w:sz="4" w:space="0" w:color="000000"/>
+              <w:left w:val="single" w:sz="4" w:space="0" w:color="000000"/>
+              <w:bottom w:val="single" w:sz="4" w:space="0" w:color="000000"/>
+              <w:right w:val="single" w:sz="4" w:space="0" w:color="000000"/>
+            </w:tcBorders>
+            <w:tcMar>
+              <w:top w:w="0" w:type="dxa"/>
+              <w:left w:w="108" w:type="dxa"/>
+              <w:bottom w:w="0" w:type="dxa"/>
+              <w:right w:w="108" w:type="dxa"/>
+            </w:tcMar>
+            <w:hideMark/>
+          </w:tcPr>
+          <w:p>
+            <w:pPr>
+              <w:spacing w:line="360" w:lineRule="auto"/>
+            </w:pPr>
+            <w:r>
+              <w:t>Changes saved successfully; user profile data updates in MS SQL Server and reflects instantly on UI.</w:t>
+            </w:r>
+          </w:p>
+        </w:tc>
+        <w:tc>
+          <w:tcPr>
+            <w:tcW w:w="0" w:type="auto"/>
+            <w:tcBorders>
+              <w:top w:val="single" w:sz="4" w:space="0" w:color="000000"/>
+              <w:left w:val="single" w:sz="4" w:space="0" w:color="000000"/>
+              <w:bottom w:val="single" w:sz="4" w:space="0" w:color="000000"/>
+              <w:right w:val="single" w:sz="4" w:space="0" w:color="000000"/>
+            </w:tcBorders>
+            <w:tcMar>
+              <w:top w:w="0" w:type="dxa"/>
+              <w:left w:w="108" w:type="dxa"/>
+              <w:bottom w:w="0" w:type="dxa"/>
+              <w:right w:w="108" w:type="dxa"/>
+            </w:tcMar>
+            <w:hideMark/>
+          </w:tcPr>
+          <w:p>
+            <w:pPr>
+              <w:spacing w:line="360" w:lineRule="auto"/>
+            </w:pPr>
+            <w:r>
+              <w:t>Pass</w:t>
+            </w:r>
+          </w:p>
+        </w:tc>
+      </w:tr>
+      <w:tr>
+        <w:tc>
+          <w:tcPr>
+            <w:tcW w:w="985" w:type="dxa"/>
+            <w:tcBorders>
+              <w:top w:val="single" w:sz="4" w:space="0" w:color="000000"/>
+              <w:left w:val="single" w:sz="4" w:space="0" w:color="000000"/>
+              <w:bottom w:val="single" w:sz="4" w:space="0" w:color="000000"/>
+              <w:right w:val="single" w:sz="4" w:space="0" w:color="000000"/>
+            </w:tcBorders>
+            <w:tcMar>
+              <w:top w:w="0" w:type="dxa"/>
+              <w:left w:w="108" w:type="dxa"/>
+              <w:bottom w:w="0" w:type="dxa"/>
+              <w:right w:w="108" w:type="dxa"/>
+            </w:tcMar>
+            <w:hideMark/>
+          </w:tcPr>
+          <w:p>
+            <w:pPr>
+              <w:spacing w:line="360" w:lineRule="auto"/>
+            </w:pPr>
+            <w:r>
+              <w:t>TC- 14</w:t>
+            </w:r>
+          </w:p>
+        </w:tc>
+        <w:tc>
+          <w:tcPr>
+            <w:tcW w:w="1797" w:type="dxa"/>
+            <w:tcBorders>
+              <w:top w:val="single" w:sz="4" w:space="0" w:color="000000"/>
+              <w:left w:val="single" w:sz="4" w:space="0" w:color="000000"/>
+              <w:bottom w:val="single" w:sz="4" w:space="0" w:color="000000"/>
+              <w:right w:val="single" w:sz="4" w:space="0" w:color="000000"/>
+            </w:tcBorders>
+            <w:tcMar>
+              <w:top w:w="0" w:type="dxa"/>
+              <w:left w:w="108" w:type="dxa"/>
+              <w:bottom w:w="0" w:type="dxa"/>
+              <w:right w:w="108" w:type="dxa"/>
+            </w:tcMar>
+            <w:hideMark/>
+          </w:tcPr>
+          <w:p>
+            <w:pPr>
+              <w:spacing w:line="360" w:lineRule="auto"/>
+            </w:pPr>
+            <w:r>
+              <w:t>Download Resource</w:t>
+            </w:r>
+          </w:p>
+        </w:tc>
+        <w:tc>
+          <w:tcPr>
+            <w:tcW w:w="0" w:type="auto"/>
+            <w:tcBorders>
+              <w:top w:val="single" w:sz="4" w:space="0" w:color="000000"/>
+              <w:left w:val="single" w:sz="4" w:space="0" w:color="000000"/>
+              <w:bottom w:val="single" w:sz="4" w:space="0" w:color="000000"/>
+              <w:right w:val="single" w:sz="4" w:space="0" w:color="000000"/>
+            </w:tcBorders>
+            <w:tcMar>
+              <w:top w:w="0" w:type="dxa"/>
+              <w:left w:w="108" w:type="dxa"/>
+              <w:bottom w:w="0" w:type="dxa"/>
+              <w:right w:w="108" w:type="dxa"/>
+            </w:tcMar>
+            <w:hideMark/>
+          </w:tcPr>
+          <w:p>
+            <w:pPr>
+              <w:spacing w:line="360" w:lineRule="auto"/>
+            </w:pPr>
+            <w:r>
+              <w:t>Click the download button on an available resource.</w:t>
+            </w:r>
+          </w:p>
+        </w:tc>
+        <w:tc>
+          <w:tcPr>
+            <w:tcW w:w="0" w:type="auto"/>
+            <w:tcBorders>
+              <w:top w:val="single" w:sz="4" w:space="0" w:color="000000"/>
+              <w:left w:val="single" w:sz="4" w:space="0" w:color="000000"/>
+              <w:bottom w:val="single" w:sz="4" w:space="0" w:color="000000"/>
+              <w:right w:val="single" w:sz="4" w:space="0" w:color="000000"/>
+            </w:tcBorders>
+            <w:tcMar>
+              <w:top w:w="0" w:type="dxa"/>
+              <w:left w:w="108" w:type="dxa"/>
+              <w:bottom w:w="0" w:type="dxa"/>
+              <w:right w:w="108" w:type="dxa"/>
+            </w:tcMar>
+            <w:hideMark/>
+          </w:tcPr>
+          <w:p>
+            <w:pPr>
+              <w:spacing w:line="360" w:lineRule="auto"/>
+            </w:pPr>
+            <w:r>
+              <w:t>The file downloads successfully to the local desktop environment.</w:t>
+            </w:r>
+          </w:p>
+        </w:tc>
+        <w:tc>
+          <w:tcPr>
+            <w:tcW w:w="0" w:type="auto"/>
+            <w:tcBorders>
+              <w:top w:val="single" w:sz="4" w:space="0" w:color="000000"/>
+              <w:left w:val="single" w:sz="4" w:space="0" w:color="000000"/>
+              <w:bottom w:val="single" w:sz="4" w:space="0" w:color="000000"/>
+              <w:right w:val="single" w:sz="4" w:space="0" w:color="000000"/>
+            </w:tcBorders>
+            <w:tcMar>
+              <w:top w:w="0" w:type="dxa"/>
+              <w:left w:w="108" w:type="dxa"/>
+              <w:bottom w:w="0" w:type="dxa"/>
+              <w:right w:w="108" w:type="dxa"/>
+            </w:tcMar>
+            <w:hideMark/>
+          </w:tcPr>
+          <w:p>
+            <w:pPr>
+              <w:spacing w:line="360" w:lineRule="auto"/>
+            </w:pPr>
+            <w:r>
+              <w:t>Pass</w:t>
+            </w:r>
+          </w:p>
+        </w:tc>
+      </w:tr>
+      <w:tr>
+        <w:tc>
+          <w:tcPr>
+            <w:tcW w:w="985" w:type="dxa"/>
+            <w:tcBorders>
+              <w:top w:val="single" w:sz="4" w:space="0" w:color="000000"/>
+              <w:left w:val="single" w:sz="4" w:space="0" w:color="000000"/>
+              <w:bottom w:val="single" w:sz="4" w:space="0" w:color="000000"/>
+              <w:right w:val="single" w:sz="4" w:space="0" w:color="000000"/>
+            </w:tcBorders>
+            <w:tcMar>
+              <w:top w:w="0" w:type="dxa"/>
+              <w:left w:w="108" w:type="dxa"/>
+              <w:bottom w:w="0" w:type="dxa"/>
+              <w:right w:w="108" w:type="dxa"/>
+            </w:tcMar>
+            <w:hideMark/>
+          </w:tcPr>
+          <w:p>
+            <w:pPr>
+              <w:spacing w:line="360" w:lineRule="auto"/>
+            </w:pPr>
+            <w:r>
+              <w:t>TC- 15</w:t>
+            </w:r>
+          </w:p>
+        </w:tc>
+        <w:tc>
+          <w:tcPr>
+            <w:tcW w:w="1797" w:type="dxa"/>
+            <w:tcBorders>
+              <w:top w:val="single" w:sz="4" w:space="0" w:color="000000"/>
+              <w:left w:val="single" w:sz="4" w:space="0" w:color="000000"/>
+              <w:bottom w:val="single" w:sz="4" w:space="0" w:color="000000"/>
+              <w:right w:val="single" w:sz="4" w:space="0" w:color="000000"/>
+            </w:tcBorders>
+            <w:tcMar>
+              <w:top w:w="0" w:type="dxa"/>
+              <w:left w:w="108" w:type="dxa"/>
+              <w:bottom w:w="0" w:type="dxa"/>
+              <w:right w:w="108" w:type="dxa"/>
+            </w:tcMar>
+            <w:hideMark/>
+          </w:tcPr>
+          <w:p>
+            <w:pPr>
+              <w:spacing w:line="360" w:lineRule="auto"/>
+            </w:pPr>
+            <w:r>
+              <w:t>Delete Own Resource</w:t>
+            </w:r>
+          </w:p>
+        </w:tc>
+        <w:tc>
+          <w:tcPr>
+            <w:tcW w:w="0" w:type="auto"/>
+            <w:tcBorders>
+              <w:top w:val="single" w:sz="4" w:space="0" w:color="000000"/>
+              <w:left w:val="single" w:sz="4" w:space="0" w:color="000000"/>
+              <w:bottom w:val="single" w:sz="4" w:space="0" w:color="000000"/>
+              <w:right w:val="single" w:sz="4" w:space="0" w:color="000000"/>
+            </w:tcBorders>
+            <w:tcMar>
+              <w:top w:w="0" w:type="dxa"/>
+              <w:left w:w="108" w:type="dxa"/>
+              <w:bottom w:w="0" w:type="dxa"/>
+              <w:right w:w="108" w:type="dxa"/>
+            </w:tcMar>
+            <w:hideMark/>
+          </w:tcPr>
+          <w:p>
+            <w:pPr>
+              <w:spacing w:line="360" w:lineRule="auto"/>
+            </w:pPr>
+            <w:r>
+              <w:t>A student attempts to delete a file that they personally uploaded to the system.</w:t>
+            </w:r>
+          </w:p>
+        </w:tc>
+        <w:tc>
+          <w:tcPr>
+            <w:tcW w:w="0" w:type="auto"/>
+            <w:tcBorders>
+              <w:top w:val="single" w:sz="4" w:space="0" w:color="000000"/>
+              <w:left w:val="single" w:sz="4" w:space="0" w:color="000000"/>
+              <w:bottom w:val="single" w:sz="4" w:space="0" w:color="000000"/>
+              <w:right w:val="single" w:sz="4" w:space="0" w:color="000000"/>
+            </w:tcBorders>
+            <w:tcMar>
+              <w:top w:w="0" w:type="dxa"/>
+              <w:left w:w="108" w:type="dxa"/>
+              <w:bottom w:w="0" w:type="dxa"/>
+              <w:right w:w="108" w:type="dxa"/>
+            </w:tcMar>
+            <w:hideMark/>
+          </w:tcPr>
+          <w:p>
+            <w:pPr>
+              <w:spacing w:line="360" w:lineRule="auto"/>
+            </w:pPr>
+            <w:r>
+              <w:t>The resource is successfully removed from the system and record updates in database</w:t>
+            </w:r>
+          </w:p>
+        </w:tc>
+        <w:tc>
+          <w:tcPr>
+            <w:tcW w:w="0" w:type="auto"/>
+            <w:tcBorders>
+              <w:top w:val="single" w:sz="4" w:space="0" w:color="000000"/>
+              <w:left w:val="single" w:sz="4" w:space="0" w:color="000000"/>
+              <w:bottom w:val="single" w:sz="4" w:space="0" w:color="000000"/>
+              <w:right w:val="single" w:sz="4" w:space="0" w:color="000000"/>
+            </w:tcBorders>
+            <w:tcMar>
+              <w:top w:w="0" w:type="dxa"/>
+              <w:left w:w="108" w:type="dxa"/>
+              <w:bottom w:w="0" w:type="dxa"/>
+              <w:right w:w="108" w:type="dxa"/>
+            </w:tcMar>
+            <w:hideMark/>
+          </w:tcPr>
+          <w:p>
+            <w:pPr>
+              <w:spacing w:line="360" w:lineRule="auto"/>
+            </w:pPr>
+            <w:r>
+              <w:t>Pass</w:t>
+            </w:r>
+          </w:p>
+        </w:tc>
+      </w:tr>
+      <w:tr>
+        <w:tc>
+          <w:tcPr>
+            <w:tcW w:w="985" w:type="dxa"/>
+            <w:tcBorders>
+              <w:top w:val="single" w:sz="4" w:space="0" w:color="000000"/>
+              <w:left w:val="single" w:sz="4" w:space="0" w:color="000000"/>
+              <w:bottom w:val="single" w:sz="4" w:space="0" w:color="000000"/>
+              <w:right w:val="single" w:sz="4" w:space="0" w:color="000000"/>
+            </w:tcBorders>
+            <w:tcMar>
+              <w:top w:w="0" w:type="dxa"/>
+              <w:left w:w="108" w:type="dxa"/>
+              <w:bottom w:w="0" w:type="dxa"/>
+              <w:right w:w="108" w:type="dxa"/>
+            </w:tcMar>
+            <w:hideMark/>
+          </w:tcPr>
+          <w:p>
+            <w:pPr>
+              <w:spacing w:line="360" w:lineRule="auto"/>
+            </w:pPr>
+            <w:r>
+              <w:t>TC- 16</w:t>
+            </w:r>
+          </w:p>
+        </w:tc>
+        <w:tc>
+          <w:tcPr>
+            <w:tcW w:w="1797" w:type="dxa"/>
+            <w:tcBorders>
+              <w:top w:val="single" w:sz="4" w:space="0" w:color="000000"/>
+              <w:left w:val="single" w:sz="4" w:space="0" w:color="000000"/>
+              <w:bottom w:val="single" w:sz="4" w:space="0" w:color="000000"/>
+              <w:right w:val="single" w:sz="4" w:space="0" w:color="000000"/>
+            </w:tcBorders>
+            <w:tcMar>
+              <w:top w:w="0" w:type="dxa"/>
+              <w:left w:w="108" w:type="dxa"/>
+              <w:bottom w:w="0" w:type="dxa"/>
+              <w:right w:w="108" w:type="dxa"/>
+            </w:tcMar>
+            <w:hideMark/>
+          </w:tcPr>
+          <w:p>
+            <w:pPr>
+              <w:spacing w:line="360" w:lineRule="auto"/>
+            </w:pPr>
+            <w:r>
+              <w:t>Search with No Result</w:t>
+            </w:r>
+          </w:p>
+        </w:tc>
+        <w:tc>
+          <w:tcPr>
+            <w:tcW w:w="0" w:type="auto"/>
+            <w:tcBorders>
+              <w:top w:val="single" w:sz="4" w:space="0" w:color="000000"/>
+              <w:left w:val="single" w:sz="4" w:space="0" w:color="000000"/>
+              <w:bottom w:val="single" w:sz="4" w:space="0" w:color="000000"/>
+              <w:right w:val="single" w:sz="4" w:space="0" w:color="000000"/>
+            </w:tcBorders>
+            <w:tcMar>
+              <w:top w:w="0" w:type="dxa"/>
+              <w:left w:w="108" w:type="dxa"/>
+              <w:bottom w:w="0" w:type="dxa"/>
+              <w:right w:w="108" w:type="dxa"/>
+            </w:tcMar>
+            <w:hideMark/>
+          </w:tcPr>
+          <w:p>
+            <w:pPr>
+              <w:spacing w:line="360" w:lineRule="auto"/>
+            </w:pPr>
+            <w:r>
+              <w:t>Search using an invalid keyword or combination that doesn't match any system records.</w:t>
+            </w:r>
+          </w:p>
+        </w:tc>
+        <w:tc>
+          <w:tcPr>
+            <w:tcW w:w="0" w:type="auto"/>
+            <w:tcBorders>
+              <w:top w:val="single" w:sz="4" w:space="0" w:color="000000"/>
+              <w:left w:val="single" w:sz="4" w:space="0" w:color="000000"/>
+              <w:bottom w:val="single" w:sz="4" w:space="0" w:color="000000"/>
+              <w:right w:val="single" w:sz="4" w:space="0" w:color="000000"/>
+            </w:tcBorders>
+            <w:tcMar>
+              <w:top w:w="0" w:type="dxa"/>
+              <w:left w:w="108" w:type="dxa"/>
+              <w:bottom w:w="0" w:type="dxa"/>
+              <w:right w:w="108" w:type="dxa"/>
+            </w:tcMar>
+            <w:hideMark/>
+          </w:tcPr>
+          <w:p>
+            <w:pPr>
+              <w:spacing w:line="360" w:lineRule="auto"/>
+            </w:pPr>
+            <w:r>
+              <w:t>System returns zero items and safely displays "No resources found" notice.</w:t>
+            </w:r>
+          </w:p>
+        </w:tc>
+        <w:tc>
+          <w:tcPr>
+            <w:tcW w:w="0" w:type="auto"/>
+            <w:tcBorders>
+              <w:top w:val="single" w:sz="4" w:space="0" w:color="000000"/>
+              <w:left w:val="single" w:sz="4" w:space="0" w:color="000000"/>
+              <w:bottom w:val="single" w:sz="4" w:space="0" w:color="000000"/>
+              <w:right w:val="single" w:sz="4" w:space="0" w:color="000000"/>
+            </w:tcBorders>
+            <w:tcMar>
+              <w:top w:w="0" w:type="dxa"/>
+              <w:left w:w="108" w:type="dxa"/>
+              <w:bottom w:w="0" w:type="dxa"/>
+              <w:right w:w="108" w:type="dxa"/>
+            </w:tcMar>
+            <w:hideMark/>
+          </w:tcPr>
+          <w:p>
+            <w:pPr>
+              <w:spacing w:line="360" w:lineRule="auto"/>
+            </w:pPr>
+            <w:r>
+              <w:t>Pass</w:t>
+            </w:r>
+          </w:p>
+        </w:tc>
+      </w:tr>
+      <w:tr>
+        <w:tc>
+          <w:tcPr>
+            <w:tcW w:w="985" w:type="dxa"/>
+            <w:tcBorders>
+              <w:top w:val="single" w:sz="4" w:space="0" w:color="000000"/>
+              <w:left w:val="single" w:sz="4" w:space="0" w:color="000000"/>
+              <w:bottom w:val="single" w:sz="4" w:space="0" w:color="000000"/>
+              <w:right w:val="single" w:sz="4" w:space="0" w:color="000000"/>
+            </w:tcBorders>
+            <w:tcMar>
+              <w:top w:w="0" w:type="dxa"/>
+              <w:left w:w="108" w:type="dxa"/>
+              <w:bottom w:w="0" w:type="dxa"/>
+              <w:right w:w="108" w:type="dxa"/>
+            </w:tcMar>
+            <w:hideMark/>
+          </w:tcPr>
+          <w:p>
+            <w:pPr>
+              <w:spacing w:line="360" w:lineRule="auto"/>
+            </w:pPr>
+            <w:r>
+              <w:t>TC- 17</w:t>
+            </w:r>
+          </w:p>
+        </w:tc>
+        <w:tc>
+          <w:tcPr>
+            <w:tcW w:w="1797" w:type="dxa"/>
+            <w:tcBorders>
+              <w:top w:val="single" w:sz="4" w:space="0" w:color="000000"/>
+              <w:left w:val="single" w:sz="4" w:space="0" w:color="000000"/>
+              <w:bottom w:val="single" w:sz="4" w:space="0" w:color="000000"/>
+              <w:right w:val="single" w:sz="4" w:space="0" w:color="000000"/>
+            </w:tcBorders>
+            <w:tcMar>
+              <w:top w:w="0" w:type="dxa"/>
+              <w:left w:w="108" w:type="dxa"/>
+              <w:bottom w:w="0" w:type="dxa"/>
+              <w:right w:w="108" w:type="dxa"/>
+            </w:tcMar>
+            <w:hideMark/>
+          </w:tcPr>
+          <w:p>
+            <w:pPr>
+              <w:spacing w:line="360" w:lineRule="auto"/>
+            </w:pPr>
+            <w:r>
+              <w:t>Admin Login</w:t>
+            </w:r>
+          </w:p>
+        </w:tc>
+        <w:tc>
+          <w:tcPr>
+            <w:tcW w:w="0" w:type="auto"/>
+            <w:tcBorders>
+              <w:top w:val="single" w:sz="4" w:space="0" w:color="000000"/>
+              <w:left w:val="single" w:sz="4" w:space="0" w:color="000000"/>
+              <w:bottom w:val="single" w:sz="4" w:space="0" w:color="000000"/>
+              <w:right w:val="single" w:sz="4" w:space="0" w:color="000000"/>
+            </w:tcBorders>
+            <w:tcMar>
+              <w:top w:w="0" w:type="dxa"/>
+              <w:left w:w="108" w:type="dxa"/>
+              <w:bottom w:w="0" w:type="dxa"/>
+              <w:right w:w="108" w:type="dxa"/>
+            </w:tcMar>
+            <w:hideMark/>
+          </w:tcPr>
+          <w:p>
+            <w:pPr>
+              <w:spacing w:line="360" w:lineRule="auto"/>
+            </w:pPr>
+            <w:r>
+              <w:t>Securely log into the application using system administrator credentials.</w:t>
+            </w:r>
+          </w:p>
+        </w:tc>
+        <w:tc>
+          <w:tcPr>
+            <w:tcW w:w="0" w:type="auto"/>
+            <w:tcBorders>
+              <w:top w:val="single" w:sz="4" w:space="0" w:color="000000"/>
+              <w:left w:val="single" w:sz="4" w:space="0" w:color="000000"/>
+              <w:bottom w:val="single" w:sz="4" w:space="0" w:color="000000"/>
+              <w:right w:val="single" w:sz="4" w:space="0" w:color="000000"/>
+            </w:tcBorders>
+            <w:tcMar>
+              <w:top w:w="0" w:type="dxa"/>
+              <w:left w:w="108" w:type="dxa"/>
+              <w:bottom w:w="0" w:type="dxa"/>
+              <w:right w:w="108" w:type="dxa"/>
+            </w:tcMar>
+            <w:hideMark/>
+          </w:tcPr>
+          <w:p>
+            <w:pPr>
+              <w:spacing w:line="360" w:lineRule="auto"/>
+            </w:pPr>
+            <w:r>
+              <w:t>Admin authentication passes, opens dedicated panel with user and content control tools.</w:t>
+            </w:r>
+          </w:p>
+        </w:tc>
+        <w:tc>
+          <w:tcPr>
+            <w:tcW w:w="0" w:type="auto"/>
+            <w:tcBorders>
+              <w:top w:val="single" w:sz="4" w:space="0" w:color="000000"/>
+              <w:left w:val="single" w:sz="4" w:space="0" w:color="000000"/>
+              <w:bottom w:val="single" w:sz="4" w:space="0" w:color="000000"/>
+              <w:right w:val="single" w:sz="4" w:space="0" w:color="000000"/>
+            </w:tcBorders>
+            <w:tcMar>
+              <w:top w:w="0" w:type="dxa"/>
+              <w:left w:w="108" w:type="dxa"/>
+              <w:bottom w:w="0" w:type="dxa"/>
+              <w:right w:w="108" w:type="dxa"/>
+            </w:tcMar>
+            <w:hideMark/>
+          </w:tcPr>
+          <w:p>
+            <w:pPr>
+              <w:spacing w:line="360" w:lineRule="auto"/>
+            </w:pPr>
+            <w:r>
+              <w:t>Pass</w:t>
+            </w:r>
+          </w:p>
+        </w:tc>
+      </w:tr>
+      <w:tr>
+        <w:tc>
+          <w:tcPr>
+            <w:tcW w:w="985" w:type="dxa"/>
+            <w:tcBorders>
+              <w:top w:val="single" w:sz="4" w:space="0" w:color="000000"/>
+              <w:left w:val="single" w:sz="4" w:space="0" w:color="000000"/>
+              <w:bottom w:val="single" w:sz="4" w:space="0" w:color="000000"/>
+              <w:right w:val="single" w:sz="4" w:space="0" w:color="000000"/>
+            </w:tcBorders>
+            <w:tcMar>
+              <w:top w:w="0" w:type="dxa"/>
+              <w:left w:w="108" w:type="dxa"/>
+              <w:bottom w:w="0" w:type="dxa"/>
+              <w:right w:w="108" w:type="dxa"/>
+            </w:tcMar>
+            <w:hideMark/>
+          </w:tcPr>
+          <w:p>
+            <w:pPr>
+              <w:spacing w:line="360" w:lineRule="auto"/>
+            </w:pPr>
+            <w:r>
+              <w:lastRenderedPageBreak/>
+              <w:t>TC- 18</w:t>
+            </w:r>
+          </w:p>
+        </w:tc>
+        <w:tc>
+          <w:tcPr>
+            <w:tcW w:w="1797" w:type="dxa"/>
+            <w:tcBorders>
+              <w:top w:val="single" w:sz="4" w:space="0" w:color="000000"/>
+              <w:left w:val="single" w:sz="4" w:space="0" w:color="000000"/>
+              <w:bottom w:val="single" w:sz="4" w:space="0" w:color="000000"/>
+              <w:right w:val="single" w:sz="4" w:space="0" w:color="000000"/>
+            </w:tcBorders>
+            <w:tcMar>
+              <w:top w:w="0" w:type="dxa"/>
+              <w:left w:w="108" w:type="dxa"/>
+              <w:bottom w:w="0" w:type="dxa"/>
+              <w:right w:w="108" w:type="dxa"/>
+            </w:tcMar>
+            <w:hideMark/>
+          </w:tcPr>
+          <w:p>
+            <w:pPr>
+              <w:spacing w:line="360" w:lineRule="auto"/>
+            </w:pPr>
+            <w:r>
+              <w:t>Invalid File Type Upload</w:t>
+            </w:r>
+          </w:p>
+        </w:tc>
+        <w:tc>
+          <w:tcPr>
+            <w:tcW w:w="0" w:type="auto"/>
+            <w:tcBorders>
+              <w:top w:val="single" w:sz="4" w:space="0" w:color="000000"/>
+              <w:left w:val="single" w:sz="4" w:space="0" w:color="000000"/>
+              <w:bottom w:val="single" w:sz="4" w:space="0" w:color="000000"/>
+              <w:right w:val="single" w:sz="4" w:space="0" w:color="000000"/>
+            </w:tcBorders>
+            <w:tcMar>
+              <w:top w:w="0" w:type="dxa"/>
+              <w:left w:w="108" w:type="dxa"/>
+              <w:bottom w:w="0" w:type="dxa"/>
+              <w:right w:w="108" w:type="dxa"/>
+            </w:tcMar>
+            <w:hideMark/>
+          </w:tcPr>
+          <w:p>
+            <w:pPr>
+              <w:spacing w:line="360" w:lineRule="auto"/>
+            </w:pPr>
+            <w:r>
+              <w:t>Attempt to upload an unauthorized system file type instead of a valid study format.</w:t>
+            </w:r>
+          </w:p>
+        </w:tc>
+        <w:tc>
+          <w:tcPr>
+            <w:tcW w:w="0" w:type="auto"/>
+            <w:tcBorders>
+              <w:top w:val="single" w:sz="4" w:space="0" w:color="000000"/>
+              <w:left w:val="single" w:sz="4" w:space="0" w:color="000000"/>
+              <w:bottom w:val="single" w:sz="4" w:space="0" w:color="000000"/>
+              <w:right w:val="single" w:sz="4" w:space="0" w:color="000000"/>
+            </w:tcBorders>
+            <w:tcMar>
+              <w:top w:w="0" w:type="dxa"/>
+              <w:left w:w="108" w:type="dxa"/>
+              <w:bottom w:w="0" w:type="dxa"/>
+              <w:right w:w="108" w:type="dxa"/>
+            </w:tcMar>
+            <w:hideMark/>
+          </w:tcPr>
+          <w:p>
+            <w:pPr>
+              <w:spacing w:line="360" w:lineRule="auto"/>
+            </w:pPr>
+            <w:r>
+              <w:t>Upload is rejected, system displays warning: "Invalid file</w:t>
+            </w:r>
+            <w:r>
+              <w:t xml:space="preserve"> format. Only PDF</w:t>
+            </w:r>
+            <w:r>
+              <w:t xml:space="preserve"> files”.</w:t>
+            </w:r>
+          </w:p>
+        </w:tc>
+        <w:tc>
+          <w:tcPr>
+            <w:tcW w:w="0" w:type="auto"/>
+            <w:tcBorders>
+              <w:top w:val="single" w:sz="4" w:space="0" w:color="000000"/>
+              <w:left w:val="single" w:sz="4" w:space="0" w:color="000000"/>
+              <w:bottom w:val="single" w:sz="4" w:space="0" w:color="000000"/>
+              <w:right w:val="single" w:sz="4" w:space="0" w:color="000000"/>
+            </w:tcBorders>
+            <w:tcMar>
+              <w:top w:w="0" w:type="dxa"/>
+              <w:left w:w="108" w:type="dxa"/>
+              <w:bottom w:w="0" w:type="dxa"/>
+              <w:right w:w="108" w:type="dxa"/>
+            </w:tcMar>
+            <w:hideMark/>
+          </w:tcPr>
+          <w:p>
+            <w:pPr>
+              <w:spacing w:line="360" w:lineRule="auto"/>
+            </w:pPr>
+            <w:r>
+              <w:t>Pass</w:t>
+            </w:r>
+          </w:p>
+        </w:tc>
+      </w:tr>
+    </w:tbl>
+    <w:p/>
+    <w:bookmarkEnd w:id="49"/>
     <w:p>
       <w:pPr>
         <w:spacing w:line="360" w:lineRule="auto"/>
@@ -16069,6 +19474,8 @@
           <w:rFonts w:cs="Times New Roman"/>
         </w:rPr>
       </w:pPr>
+      <w:bookmarkStart w:id="50" w:name="_GoBack"/>
+      <w:bookmarkEnd w:id="50"/>
     </w:p>
     <w:p>
       <w:pPr>
@@ -17997,7 +21404,7 @@
       <w:pPr>
         <w:numPr>
           <w:ilvl w:val="0"/>
-          <w:numId w:val="22"/>
+          <w:numId w:val="18"/>
         </w:numPr>
         <w:spacing w:before="240" w:line="360" w:lineRule="auto"/>
         <w:rPr>
@@ -18017,7 +21424,7 @@
       <w:pPr>
         <w:numPr>
           <w:ilvl w:val="0"/>
-          <w:numId w:val="22"/>
+          <w:numId w:val="18"/>
         </w:numPr>
         <w:rPr>
           <w:rFonts w:cs="Times New Roman"/>
@@ -18036,7 +21443,7 @@
       <w:pPr>
         <w:numPr>
           <w:ilvl w:val="0"/>
-          <w:numId w:val="22"/>
+          <w:numId w:val="18"/>
         </w:numPr>
         <w:rPr>
           <w:rFonts w:cs="Times New Roman"/>
@@ -18107,7 +21514,7 @@
       <w:pPr>
         <w:numPr>
           <w:ilvl w:val="0"/>
-          <w:numId w:val="23"/>
+          <w:numId w:val="19"/>
         </w:numPr>
         <w:spacing w:after="0" w:line="390" w:lineRule="atLeast"/>
         <w:rPr>
@@ -18129,7 +21536,7 @@
       <w:pPr>
         <w:numPr>
           <w:ilvl w:val="0"/>
-          <w:numId w:val="23"/>
+          <w:numId w:val="19"/>
         </w:numPr>
         <w:spacing w:after="0" w:line="390" w:lineRule="atLeast"/>
         <w:rPr>
@@ -18151,7 +21558,7 @@
       <w:pPr>
         <w:numPr>
           <w:ilvl w:val="0"/>
-          <w:numId w:val="23"/>
+          <w:numId w:val="19"/>
         </w:numPr>
         <w:spacing w:after="0" w:line="390" w:lineRule="atLeast"/>
         <w:rPr>
@@ -18422,7 +21829,7 @@
             <w:noProof/>
             <w:szCs w:val="24"/>
           </w:rPr>
-          <w:t>3</w:t>
+          <w:t>21</w:t>
         </w:r>
         <w:r>
           <w:rPr>
@@ -19096,119 +22503,6 @@
     </w:lvl>
   </w:abstractNum>
   <w:abstractNum w:abstractNumId="4" w15:restartNumberingAfterBreak="0">
-    <w:nsid w:val="0DB33627"/>
-    <w:multiLevelType w:val="hybridMultilevel"/>
-    <w:tmpl w:val="651085CC"/>
-    <w:lvl w:ilvl="0" w:tplc="04090001">
-      <w:start w:val="1"/>
-      <w:numFmt w:val="bullet"/>
-      <w:lvlText w:val=""/>
-      <w:lvlJc w:val="left"/>
-      <w:pPr>
-        <w:ind w:left="720" w:hanging="360"/>
-      </w:pPr>
-      <w:rPr>
-        <w:rFonts w:ascii="Symbol" w:hAnsi="Symbol" w:hint="default"/>
-      </w:rPr>
-    </w:lvl>
-    <w:lvl w:ilvl="1" w:tplc="04090003" w:tentative="1">
-      <w:start w:val="1"/>
-      <w:numFmt w:val="bullet"/>
-      <w:lvlText w:val="o"/>
-      <w:lvlJc w:val="left"/>
-      <w:pPr>
-        <w:ind w:left="1440" w:hanging="360"/>
-      </w:pPr>
-      <w:rPr>
-        <w:rFonts w:ascii="Courier New" w:hAnsi="Courier New" w:cs="Courier New" w:hint="default"/>
-      </w:rPr>
-    </w:lvl>
-    <w:lvl w:ilvl="2" w:tplc="04090005" w:tentative="1">
-      <w:start w:val="1"/>
-      <w:numFmt w:val="bullet"/>
-      <w:lvlText w:val=""/>
-      <w:lvlJc w:val="left"/>
-      <w:pPr>
-        <w:ind w:left="2160" w:hanging="360"/>
-      </w:pPr>
-      <w:rPr>
-        <w:rFonts w:ascii="Wingdings" w:hAnsi="Wingdings" w:hint="default"/>
-      </w:rPr>
-    </w:lvl>
-    <w:lvl w:ilvl="3" w:tplc="04090001" w:tentative="1">
-      <w:start w:val="1"/>
-      <w:numFmt w:val="bullet"/>
-      <w:lvlText w:val=""/>
-      <w:lvlJc w:val="left"/>
-      <w:pPr>
-        <w:ind w:left="2880" w:hanging="360"/>
-      </w:pPr>
-      <w:rPr>
-        <w:rFonts w:ascii="Symbol" w:hAnsi="Symbol" w:hint="default"/>
-      </w:rPr>
-    </w:lvl>
-    <w:lvl w:ilvl="4" w:tplc="04090003" w:tentative="1">
-      <w:start w:val="1"/>
-      <w:numFmt w:val="bullet"/>
-      <w:lvlText w:val="o"/>
-      <w:lvlJc w:val="left"/>
-      <w:pPr>
-        <w:ind w:left="3600" w:hanging="360"/>
-      </w:pPr>
-      <w:rPr>
-        <w:rFonts w:ascii="Courier New" w:hAnsi="Courier New" w:cs="Courier New" w:hint="default"/>
-      </w:rPr>
-    </w:lvl>
-    <w:lvl w:ilvl="5" w:tplc="04090005" w:tentative="1">
-      <w:start w:val="1"/>
-      <w:numFmt w:val="bullet"/>
-      <w:lvlText w:val=""/>
-      <w:lvlJc w:val="left"/>
-      <w:pPr>
-        <w:ind w:left="4320" w:hanging="360"/>
-      </w:pPr>
-      <w:rPr>
-        <w:rFonts w:ascii="Wingdings" w:hAnsi="Wingdings" w:hint="default"/>
-      </w:rPr>
-    </w:lvl>
-    <w:lvl w:ilvl="6" w:tplc="04090001" w:tentative="1">
-      <w:start w:val="1"/>
-      <w:numFmt w:val="bullet"/>
-      <w:lvlText w:val=""/>
-      <w:lvlJc w:val="left"/>
-      <w:pPr>
-        <w:ind w:left="5040" w:hanging="360"/>
-      </w:pPr>
-      <w:rPr>
-        <w:rFonts w:ascii="Symbol" w:hAnsi="Symbol" w:hint="default"/>
-      </w:rPr>
-    </w:lvl>
-    <w:lvl w:ilvl="7" w:tplc="04090003" w:tentative="1">
-      <w:start w:val="1"/>
-      <w:numFmt w:val="bullet"/>
-      <w:lvlText w:val="o"/>
-      <w:lvlJc w:val="left"/>
-      <w:pPr>
-        <w:ind w:left="5760" w:hanging="360"/>
-      </w:pPr>
-      <w:rPr>
-        <w:rFonts w:ascii="Courier New" w:hAnsi="Courier New" w:cs="Courier New" w:hint="default"/>
-      </w:rPr>
-    </w:lvl>
-    <w:lvl w:ilvl="8" w:tplc="04090005" w:tentative="1">
-      <w:start w:val="1"/>
-      <w:numFmt w:val="bullet"/>
-      <w:lvlText w:val=""/>
-      <w:lvlJc w:val="left"/>
-      <w:pPr>
-        <w:ind w:left="6480" w:hanging="360"/>
-      </w:pPr>
-      <w:rPr>
-        <w:rFonts w:ascii="Wingdings" w:hAnsi="Wingdings" w:hint="default"/>
-      </w:rPr>
-    </w:lvl>
-  </w:abstractNum>
-  <w:abstractNum w:abstractNumId="5" w15:restartNumberingAfterBreak="0">
     <w:nsid w:val="12EA5D46"/>
     <w:multiLevelType w:val="hybridMultilevel"/>
     <w:tmpl w:val="02CCAB3C"/>
@@ -19318,6 +22612,155 @@
       </w:pPr>
       <w:rPr>
         <w:rFonts w:ascii="Wingdings" w:hAnsi="Wingdings" w:hint="default"/>
+      </w:rPr>
+    </w:lvl>
+  </w:abstractNum>
+  <w:abstractNum w:abstractNumId="5" w15:restartNumberingAfterBreak="0">
+    <w:nsid w:val="160D1737"/>
+    <w:multiLevelType w:val="multilevel"/>
+    <w:tmpl w:val="8F844A0C"/>
+    <w:lvl w:ilvl="0">
+      <w:start w:val="1"/>
+      <w:numFmt w:val="bullet"/>
+      <w:lvlText w:val=""/>
+      <w:lvlJc w:val="left"/>
+      <w:pPr>
+        <w:tabs>
+          <w:tab w:val="num" w:pos="720"/>
+        </w:tabs>
+        <w:ind w:left="720" w:hanging="360"/>
+      </w:pPr>
+      <w:rPr>
+        <w:rFonts w:ascii="Symbol" w:hAnsi="Symbol" w:hint="default"/>
+        <w:sz w:val="20"/>
+      </w:rPr>
+    </w:lvl>
+    <w:lvl w:ilvl="1" w:tentative="1">
+      <w:start w:val="1"/>
+      <w:numFmt w:val="bullet"/>
+      <w:lvlText w:val="o"/>
+      <w:lvlJc w:val="left"/>
+      <w:pPr>
+        <w:tabs>
+          <w:tab w:val="num" w:pos="1440"/>
+        </w:tabs>
+        <w:ind w:left="1440" w:hanging="360"/>
+      </w:pPr>
+      <w:rPr>
+        <w:rFonts w:ascii="Courier New" w:hAnsi="Courier New" w:hint="default"/>
+        <w:sz w:val="20"/>
+      </w:rPr>
+    </w:lvl>
+    <w:lvl w:ilvl="2" w:tentative="1">
+      <w:start w:val="1"/>
+      <w:numFmt w:val="bullet"/>
+      <w:lvlText w:val=""/>
+      <w:lvlJc w:val="left"/>
+      <w:pPr>
+        <w:tabs>
+          <w:tab w:val="num" w:pos="2160"/>
+        </w:tabs>
+        <w:ind w:left="2160" w:hanging="360"/>
+      </w:pPr>
+      <w:rPr>
+        <w:rFonts w:ascii="Wingdings" w:hAnsi="Wingdings" w:hint="default"/>
+        <w:sz w:val="20"/>
+      </w:rPr>
+    </w:lvl>
+    <w:lvl w:ilvl="3" w:tentative="1">
+      <w:start w:val="1"/>
+      <w:numFmt w:val="bullet"/>
+      <w:lvlText w:val=""/>
+      <w:lvlJc w:val="left"/>
+      <w:pPr>
+        <w:tabs>
+          <w:tab w:val="num" w:pos="2880"/>
+        </w:tabs>
+        <w:ind w:left="2880" w:hanging="360"/>
+      </w:pPr>
+      <w:rPr>
+        <w:rFonts w:ascii="Wingdings" w:hAnsi="Wingdings" w:hint="default"/>
+        <w:sz w:val="20"/>
+      </w:rPr>
+    </w:lvl>
+    <w:lvl w:ilvl="4" w:tentative="1">
+      <w:start w:val="1"/>
+      <w:numFmt w:val="bullet"/>
+      <w:lvlText w:val=""/>
+      <w:lvlJc w:val="left"/>
+      <w:pPr>
+        <w:tabs>
+          <w:tab w:val="num" w:pos="3600"/>
+        </w:tabs>
+        <w:ind w:left="3600" w:hanging="360"/>
+      </w:pPr>
+      <w:rPr>
+        <w:rFonts w:ascii="Wingdings" w:hAnsi="Wingdings" w:hint="default"/>
+        <w:sz w:val="20"/>
+      </w:rPr>
+    </w:lvl>
+    <w:lvl w:ilvl="5" w:tentative="1">
+      <w:start w:val="1"/>
+      <w:numFmt w:val="bullet"/>
+      <w:lvlText w:val=""/>
+      <w:lvlJc w:val="left"/>
+      <w:pPr>
+        <w:tabs>
+          <w:tab w:val="num" w:pos="4320"/>
+        </w:tabs>
+        <w:ind w:left="4320" w:hanging="360"/>
+      </w:pPr>
+      <w:rPr>
+        <w:rFonts w:ascii="Wingdings" w:hAnsi="Wingdings" w:hint="default"/>
+        <w:sz w:val="20"/>
+      </w:rPr>
+    </w:lvl>
+    <w:lvl w:ilvl="6" w:tentative="1">
+      <w:start w:val="1"/>
+      <w:numFmt w:val="bullet"/>
+      <w:lvlText w:val=""/>
+      <w:lvlJc w:val="left"/>
+      <w:pPr>
+        <w:tabs>
+          <w:tab w:val="num" w:pos="5040"/>
+        </w:tabs>
+        <w:ind w:left="5040" w:hanging="360"/>
+      </w:pPr>
+      <w:rPr>
+        <w:rFonts w:ascii="Wingdings" w:hAnsi="Wingdings" w:hint="default"/>
+        <w:sz w:val="20"/>
+      </w:rPr>
+    </w:lvl>
+    <w:lvl w:ilvl="7" w:tentative="1">
+      <w:start w:val="1"/>
+      <w:numFmt w:val="bullet"/>
+      <w:lvlText w:val=""/>
+      <w:lvlJc w:val="left"/>
+      <w:pPr>
+        <w:tabs>
+          <w:tab w:val="num" w:pos="5760"/>
+        </w:tabs>
+        <w:ind w:left="5760" w:hanging="360"/>
+      </w:pPr>
+      <w:rPr>
+        <w:rFonts w:ascii="Wingdings" w:hAnsi="Wingdings" w:hint="default"/>
+        <w:sz w:val="20"/>
+      </w:rPr>
+    </w:lvl>
+    <w:lvl w:ilvl="8" w:tentative="1">
+      <w:start w:val="1"/>
+      <w:numFmt w:val="bullet"/>
+      <w:lvlText w:val=""/>
+      <w:lvlJc w:val="left"/>
+      <w:pPr>
+        <w:tabs>
+          <w:tab w:val="num" w:pos="6480"/>
+        </w:tabs>
+        <w:ind w:left="6480" w:hanging="360"/>
+      </w:pPr>
+      <w:rPr>
+        <w:rFonts w:ascii="Wingdings" w:hAnsi="Wingdings" w:hint="default"/>
+        <w:sz w:val="20"/>
       </w:rPr>
     </w:lvl>
   </w:abstractNum>
@@ -20067,6 +23510,155 @@
     </w:lvl>
   </w:abstractNum>
   <w:abstractNum w:abstractNumId="11" w15:restartNumberingAfterBreak="0">
+    <w:nsid w:val="293466B5"/>
+    <w:multiLevelType w:val="multilevel"/>
+    <w:tmpl w:val="E0FE15CA"/>
+    <w:lvl w:ilvl="0">
+      <w:start w:val="1"/>
+      <w:numFmt w:val="bullet"/>
+      <w:lvlText w:val=""/>
+      <w:lvlJc w:val="left"/>
+      <w:pPr>
+        <w:tabs>
+          <w:tab w:val="num" w:pos="720"/>
+        </w:tabs>
+        <w:ind w:left="720" w:hanging="360"/>
+      </w:pPr>
+      <w:rPr>
+        <w:rFonts w:ascii="Symbol" w:hAnsi="Symbol" w:hint="default"/>
+        <w:sz w:val="20"/>
+      </w:rPr>
+    </w:lvl>
+    <w:lvl w:ilvl="1" w:tentative="1">
+      <w:start w:val="1"/>
+      <w:numFmt w:val="bullet"/>
+      <w:lvlText w:val="o"/>
+      <w:lvlJc w:val="left"/>
+      <w:pPr>
+        <w:tabs>
+          <w:tab w:val="num" w:pos="1440"/>
+        </w:tabs>
+        <w:ind w:left="1440" w:hanging="360"/>
+      </w:pPr>
+      <w:rPr>
+        <w:rFonts w:ascii="Courier New" w:hAnsi="Courier New" w:hint="default"/>
+        <w:sz w:val="20"/>
+      </w:rPr>
+    </w:lvl>
+    <w:lvl w:ilvl="2" w:tentative="1">
+      <w:start w:val="1"/>
+      <w:numFmt w:val="bullet"/>
+      <w:lvlText w:val=""/>
+      <w:lvlJc w:val="left"/>
+      <w:pPr>
+        <w:tabs>
+          <w:tab w:val="num" w:pos="2160"/>
+        </w:tabs>
+        <w:ind w:left="2160" w:hanging="360"/>
+      </w:pPr>
+      <w:rPr>
+        <w:rFonts w:ascii="Wingdings" w:hAnsi="Wingdings" w:hint="default"/>
+        <w:sz w:val="20"/>
+      </w:rPr>
+    </w:lvl>
+    <w:lvl w:ilvl="3" w:tentative="1">
+      <w:start w:val="1"/>
+      <w:numFmt w:val="bullet"/>
+      <w:lvlText w:val=""/>
+      <w:lvlJc w:val="left"/>
+      <w:pPr>
+        <w:tabs>
+          <w:tab w:val="num" w:pos="2880"/>
+        </w:tabs>
+        <w:ind w:left="2880" w:hanging="360"/>
+      </w:pPr>
+      <w:rPr>
+        <w:rFonts w:ascii="Wingdings" w:hAnsi="Wingdings" w:hint="default"/>
+        <w:sz w:val="20"/>
+      </w:rPr>
+    </w:lvl>
+    <w:lvl w:ilvl="4" w:tentative="1">
+      <w:start w:val="1"/>
+      <w:numFmt w:val="bullet"/>
+      <w:lvlText w:val=""/>
+      <w:lvlJc w:val="left"/>
+      <w:pPr>
+        <w:tabs>
+          <w:tab w:val="num" w:pos="3600"/>
+        </w:tabs>
+        <w:ind w:left="3600" w:hanging="360"/>
+      </w:pPr>
+      <w:rPr>
+        <w:rFonts w:ascii="Wingdings" w:hAnsi="Wingdings" w:hint="default"/>
+        <w:sz w:val="20"/>
+      </w:rPr>
+    </w:lvl>
+    <w:lvl w:ilvl="5" w:tentative="1">
+      <w:start w:val="1"/>
+      <w:numFmt w:val="bullet"/>
+      <w:lvlText w:val=""/>
+      <w:lvlJc w:val="left"/>
+      <w:pPr>
+        <w:tabs>
+          <w:tab w:val="num" w:pos="4320"/>
+        </w:tabs>
+        <w:ind w:left="4320" w:hanging="360"/>
+      </w:pPr>
+      <w:rPr>
+        <w:rFonts w:ascii="Wingdings" w:hAnsi="Wingdings" w:hint="default"/>
+        <w:sz w:val="20"/>
+      </w:rPr>
+    </w:lvl>
+    <w:lvl w:ilvl="6" w:tentative="1">
+      <w:start w:val="1"/>
+      <w:numFmt w:val="bullet"/>
+      <w:lvlText w:val=""/>
+      <w:lvlJc w:val="left"/>
+      <w:pPr>
+        <w:tabs>
+          <w:tab w:val="num" w:pos="5040"/>
+        </w:tabs>
+        <w:ind w:left="5040" w:hanging="360"/>
+      </w:pPr>
+      <w:rPr>
+        <w:rFonts w:ascii="Wingdings" w:hAnsi="Wingdings" w:hint="default"/>
+        <w:sz w:val="20"/>
+      </w:rPr>
+    </w:lvl>
+    <w:lvl w:ilvl="7" w:tentative="1">
+      <w:start w:val="1"/>
+      <w:numFmt w:val="bullet"/>
+      <w:lvlText w:val=""/>
+      <w:lvlJc w:val="left"/>
+      <w:pPr>
+        <w:tabs>
+          <w:tab w:val="num" w:pos="5760"/>
+        </w:tabs>
+        <w:ind w:left="5760" w:hanging="360"/>
+      </w:pPr>
+      <w:rPr>
+        <w:rFonts w:ascii="Wingdings" w:hAnsi="Wingdings" w:hint="default"/>
+        <w:sz w:val="20"/>
+      </w:rPr>
+    </w:lvl>
+    <w:lvl w:ilvl="8" w:tentative="1">
+      <w:start w:val="1"/>
+      <w:numFmt w:val="bullet"/>
+      <w:lvlText w:val=""/>
+      <w:lvlJc w:val="left"/>
+      <w:pPr>
+        <w:tabs>
+          <w:tab w:val="num" w:pos="6480"/>
+        </w:tabs>
+        <w:ind w:left="6480" w:hanging="360"/>
+      </w:pPr>
+      <w:rPr>
+        <w:rFonts w:ascii="Wingdings" w:hAnsi="Wingdings" w:hint="default"/>
+        <w:sz w:val="20"/>
+      </w:rPr>
+    </w:lvl>
+  </w:abstractNum>
+  <w:abstractNum w:abstractNumId="12" w15:restartNumberingAfterBreak="0">
     <w:nsid w:val="2C9178A3"/>
     <w:multiLevelType w:val="multilevel"/>
     <w:tmpl w:val="C36A51BE"/>
@@ -20215,7 +23807,7 @@
       </w:rPr>
     </w:lvl>
   </w:abstractNum>
-  <w:abstractNum w:abstractNumId="12" w15:restartNumberingAfterBreak="0">
+  <w:abstractNum w:abstractNumId="13" w15:restartNumberingAfterBreak="0">
     <w:nsid w:val="2F1743F2"/>
     <w:multiLevelType w:val="multilevel"/>
     <w:tmpl w:val="E140F350"/>
@@ -20364,7 +23956,120 @@
       </w:rPr>
     </w:lvl>
   </w:abstractNum>
-  <w:abstractNum w:abstractNumId="13" w15:restartNumberingAfterBreak="0">
+  <w:abstractNum w:abstractNumId="14" w15:restartNumberingAfterBreak="0">
+    <w:nsid w:val="2F22788C"/>
+    <w:multiLevelType w:val="hybridMultilevel"/>
+    <w:tmpl w:val="AF422A6E"/>
+    <w:lvl w:ilvl="0" w:tplc="04090001">
+      <w:start w:val="1"/>
+      <w:numFmt w:val="bullet"/>
+      <w:lvlText w:val=""/>
+      <w:lvlJc w:val="left"/>
+      <w:pPr>
+        <w:ind w:left="720" w:hanging="360"/>
+      </w:pPr>
+      <w:rPr>
+        <w:rFonts w:ascii="Symbol" w:hAnsi="Symbol" w:hint="default"/>
+      </w:rPr>
+    </w:lvl>
+    <w:lvl w:ilvl="1" w:tplc="04090003" w:tentative="1">
+      <w:start w:val="1"/>
+      <w:numFmt w:val="bullet"/>
+      <w:lvlText w:val="o"/>
+      <w:lvlJc w:val="left"/>
+      <w:pPr>
+        <w:ind w:left="1440" w:hanging="360"/>
+      </w:pPr>
+      <w:rPr>
+        <w:rFonts w:ascii="Courier New" w:hAnsi="Courier New" w:cs="Courier New" w:hint="default"/>
+      </w:rPr>
+    </w:lvl>
+    <w:lvl w:ilvl="2" w:tplc="04090005" w:tentative="1">
+      <w:start w:val="1"/>
+      <w:numFmt w:val="bullet"/>
+      <w:lvlText w:val=""/>
+      <w:lvlJc w:val="left"/>
+      <w:pPr>
+        <w:ind w:left="2160" w:hanging="360"/>
+      </w:pPr>
+      <w:rPr>
+        <w:rFonts w:ascii="Wingdings" w:hAnsi="Wingdings" w:hint="default"/>
+      </w:rPr>
+    </w:lvl>
+    <w:lvl w:ilvl="3" w:tplc="04090001" w:tentative="1">
+      <w:start w:val="1"/>
+      <w:numFmt w:val="bullet"/>
+      <w:lvlText w:val=""/>
+      <w:lvlJc w:val="left"/>
+      <w:pPr>
+        <w:ind w:left="2880" w:hanging="360"/>
+      </w:pPr>
+      <w:rPr>
+        <w:rFonts w:ascii="Symbol" w:hAnsi="Symbol" w:hint="default"/>
+      </w:rPr>
+    </w:lvl>
+    <w:lvl w:ilvl="4" w:tplc="04090003" w:tentative="1">
+      <w:start w:val="1"/>
+      <w:numFmt w:val="bullet"/>
+      <w:lvlText w:val="o"/>
+      <w:lvlJc w:val="left"/>
+      <w:pPr>
+        <w:ind w:left="3600" w:hanging="360"/>
+      </w:pPr>
+      <w:rPr>
+        <w:rFonts w:ascii="Courier New" w:hAnsi="Courier New" w:cs="Courier New" w:hint="default"/>
+      </w:rPr>
+    </w:lvl>
+    <w:lvl w:ilvl="5" w:tplc="04090005" w:tentative="1">
+      <w:start w:val="1"/>
+      <w:numFmt w:val="bullet"/>
+      <w:lvlText w:val=""/>
+      <w:lvlJc w:val="left"/>
+      <w:pPr>
+        <w:ind w:left="4320" w:hanging="360"/>
+      </w:pPr>
+      <w:rPr>
+        <w:rFonts w:ascii="Wingdings" w:hAnsi="Wingdings" w:hint="default"/>
+      </w:rPr>
+    </w:lvl>
+    <w:lvl w:ilvl="6" w:tplc="04090001" w:tentative="1">
+      <w:start w:val="1"/>
+      <w:numFmt w:val="bullet"/>
+      <w:lvlText w:val=""/>
+      <w:lvlJc w:val="left"/>
+      <w:pPr>
+        <w:ind w:left="5040" w:hanging="360"/>
+      </w:pPr>
+      <w:rPr>
+        <w:rFonts w:ascii="Symbol" w:hAnsi="Symbol" w:hint="default"/>
+      </w:rPr>
+    </w:lvl>
+    <w:lvl w:ilvl="7" w:tplc="04090003" w:tentative="1">
+      <w:start w:val="1"/>
+      <w:numFmt w:val="bullet"/>
+      <w:lvlText w:val="o"/>
+      <w:lvlJc w:val="left"/>
+      <w:pPr>
+        <w:ind w:left="5760" w:hanging="360"/>
+      </w:pPr>
+      <w:rPr>
+        <w:rFonts w:ascii="Courier New" w:hAnsi="Courier New" w:cs="Courier New" w:hint="default"/>
+      </w:rPr>
+    </w:lvl>
+    <w:lvl w:ilvl="8" w:tplc="04090005" w:tentative="1">
+      <w:start w:val="1"/>
+      <w:numFmt w:val="bullet"/>
+      <w:lvlText w:val=""/>
+      <w:lvlJc w:val="left"/>
+      <w:pPr>
+        <w:ind w:left="6480" w:hanging="360"/>
+      </w:pPr>
+      <w:rPr>
+        <w:rFonts w:ascii="Wingdings" w:hAnsi="Wingdings" w:hint="default"/>
+      </w:rPr>
+    </w:lvl>
+  </w:abstractNum>
+  <w:abstractNum w:abstractNumId="15" w15:restartNumberingAfterBreak="0">
     <w:nsid w:val="30CE7E04"/>
     <w:multiLevelType w:val="multilevel"/>
     <w:tmpl w:val="543294D2"/>
@@ -20485,7 +24190,7 @@
       </w:rPr>
     </w:lvl>
   </w:abstractNum>
-  <w:abstractNum w:abstractNumId="14" w15:restartNumberingAfterBreak="0">
+  <w:abstractNum w:abstractNumId="16" w15:restartNumberingAfterBreak="0">
     <w:nsid w:val="34B968E7"/>
     <w:multiLevelType w:val="hybridMultilevel"/>
     <w:tmpl w:val="665403A6"/>
@@ -20598,7 +24303,7 @@
       </w:rPr>
     </w:lvl>
   </w:abstractNum>
-  <w:abstractNum w:abstractNumId="15" w15:restartNumberingAfterBreak="0">
+  <w:abstractNum w:abstractNumId="17" w15:restartNumberingAfterBreak="0">
     <w:nsid w:val="34D03AA2"/>
     <w:multiLevelType w:val="multilevel"/>
     <w:tmpl w:val="4C106228"/>
@@ -20747,7 +24452,269 @@
       </w:rPr>
     </w:lvl>
   </w:abstractNum>
-  <w:abstractNum w:abstractNumId="16" w15:restartNumberingAfterBreak="0">
+  <w:abstractNum w:abstractNumId="18" w15:restartNumberingAfterBreak="0">
+    <w:nsid w:val="3B4C1E40"/>
+    <w:multiLevelType w:val="hybridMultilevel"/>
+    <w:tmpl w:val="667878DE"/>
+    <w:lvl w:ilvl="0" w:tplc="04090001">
+      <w:start w:val="1"/>
+      <w:numFmt w:val="bullet"/>
+      <w:lvlText w:val=""/>
+      <w:lvlJc w:val="left"/>
+      <w:pPr>
+        <w:ind w:left="720" w:hanging="360"/>
+      </w:pPr>
+      <w:rPr>
+        <w:rFonts w:ascii="Symbol" w:hAnsi="Symbol" w:hint="default"/>
+      </w:rPr>
+    </w:lvl>
+    <w:lvl w:ilvl="1" w:tplc="04090003" w:tentative="1">
+      <w:start w:val="1"/>
+      <w:numFmt w:val="bullet"/>
+      <w:lvlText w:val="o"/>
+      <w:lvlJc w:val="left"/>
+      <w:pPr>
+        <w:ind w:left="1440" w:hanging="360"/>
+      </w:pPr>
+      <w:rPr>
+        <w:rFonts w:ascii="Courier New" w:hAnsi="Courier New" w:cs="Courier New" w:hint="default"/>
+      </w:rPr>
+    </w:lvl>
+    <w:lvl w:ilvl="2" w:tplc="04090005" w:tentative="1">
+      <w:start w:val="1"/>
+      <w:numFmt w:val="bullet"/>
+      <w:lvlText w:val=""/>
+      <w:lvlJc w:val="left"/>
+      <w:pPr>
+        <w:ind w:left="2160" w:hanging="360"/>
+      </w:pPr>
+      <w:rPr>
+        <w:rFonts w:ascii="Wingdings" w:hAnsi="Wingdings" w:hint="default"/>
+      </w:rPr>
+    </w:lvl>
+    <w:lvl w:ilvl="3" w:tplc="04090001" w:tentative="1">
+      <w:start w:val="1"/>
+      <w:numFmt w:val="bullet"/>
+      <w:lvlText w:val=""/>
+      <w:lvlJc w:val="left"/>
+      <w:pPr>
+        <w:ind w:left="2880" w:hanging="360"/>
+      </w:pPr>
+      <w:rPr>
+        <w:rFonts w:ascii="Symbol" w:hAnsi="Symbol" w:hint="default"/>
+      </w:rPr>
+    </w:lvl>
+    <w:lvl w:ilvl="4" w:tplc="04090003" w:tentative="1">
+      <w:start w:val="1"/>
+      <w:numFmt w:val="bullet"/>
+      <w:lvlText w:val="o"/>
+      <w:lvlJc w:val="left"/>
+      <w:pPr>
+        <w:ind w:left="3600" w:hanging="360"/>
+      </w:pPr>
+      <w:rPr>
+        <w:rFonts w:ascii="Courier New" w:hAnsi="Courier New" w:cs="Courier New" w:hint="default"/>
+      </w:rPr>
+    </w:lvl>
+    <w:lvl w:ilvl="5" w:tplc="04090005" w:tentative="1">
+      <w:start w:val="1"/>
+      <w:numFmt w:val="bullet"/>
+      <w:lvlText w:val=""/>
+      <w:lvlJc w:val="left"/>
+      <w:pPr>
+        <w:ind w:left="4320" w:hanging="360"/>
+      </w:pPr>
+      <w:rPr>
+        <w:rFonts w:ascii="Wingdings" w:hAnsi="Wingdings" w:hint="default"/>
+      </w:rPr>
+    </w:lvl>
+    <w:lvl w:ilvl="6" w:tplc="04090001" w:tentative="1">
+      <w:start w:val="1"/>
+      <w:numFmt w:val="bullet"/>
+      <w:lvlText w:val=""/>
+      <w:lvlJc w:val="left"/>
+      <w:pPr>
+        <w:ind w:left="5040" w:hanging="360"/>
+      </w:pPr>
+      <w:rPr>
+        <w:rFonts w:ascii="Symbol" w:hAnsi="Symbol" w:hint="default"/>
+      </w:rPr>
+    </w:lvl>
+    <w:lvl w:ilvl="7" w:tplc="04090003" w:tentative="1">
+      <w:start w:val="1"/>
+      <w:numFmt w:val="bullet"/>
+      <w:lvlText w:val="o"/>
+      <w:lvlJc w:val="left"/>
+      <w:pPr>
+        <w:ind w:left="5760" w:hanging="360"/>
+      </w:pPr>
+      <w:rPr>
+        <w:rFonts w:ascii="Courier New" w:hAnsi="Courier New" w:cs="Courier New" w:hint="default"/>
+      </w:rPr>
+    </w:lvl>
+    <w:lvl w:ilvl="8" w:tplc="04090005" w:tentative="1">
+      <w:start w:val="1"/>
+      <w:numFmt w:val="bullet"/>
+      <w:lvlText w:val=""/>
+      <w:lvlJc w:val="left"/>
+      <w:pPr>
+        <w:ind w:left="6480" w:hanging="360"/>
+      </w:pPr>
+      <w:rPr>
+        <w:rFonts w:ascii="Wingdings" w:hAnsi="Wingdings" w:hint="default"/>
+      </w:rPr>
+    </w:lvl>
+  </w:abstractNum>
+  <w:abstractNum w:abstractNumId="19" w15:restartNumberingAfterBreak="0">
+    <w:nsid w:val="3E0B5CE6"/>
+    <w:multiLevelType w:val="multilevel"/>
+    <w:tmpl w:val="3EFEE2A2"/>
+    <w:lvl w:ilvl="0">
+      <w:start w:val="1"/>
+      <w:numFmt w:val="bullet"/>
+      <w:lvlText w:val=""/>
+      <w:lvlJc w:val="left"/>
+      <w:pPr>
+        <w:tabs>
+          <w:tab w:val="num" w:pos="720"/>
+        </w:tabs>
+        <w:ind w:left="720" w:hanging="360"/>
+      </w:pPr>
+      <w:rPr>
+        <w:rFonts w:ascii="Symbol" w:hAnsi="Symbol" w:hint="default"/>
+        <w:sz w:val="20"/>
+      </w:rPr>
+    </w:lvl>
+    <w:lvl w:ilvl="1" w:tentative="1">
+      <w:start w:val="1"/>
+      <w:numFmt w:val="bullet"/>
+      <w:lvlText w:val="o"/>
+      <w:lvlJc w:val="left"/>
+      <w:pPr>
+        <w:tabs>
+          <w:tab w:val="num" w:pos="1440"/>
+        </w:tabs>
+        <w:ind w:left="1440" w:hanging="360"/>
+      </w:pPr>
+      <w:rPr>
+        <w:rFonts w:ascii="Courier New" w:hAnsi="Courier New" w:hint="default"/>
+        <w:sz w:val="20"/>
+      </w:rPr>
+    </w:lvl>
+    <w:lvl w:ilvl="2" w:tentative="1">
+      <w:start w:val="1"/>
+      <w:numFmt w:val="bullet"/>
+      <w:lvlText w:val=""/>
+      <w:lvlJc w:val="left"/>
+      <w:pPr>
+        <w:tabs>
+          <w:tab w:val="num" w:pos="2160"/>
+        </w:tabs>
+        <w:ind w:left="2160" w:hanging="360"/>
+      </w:pPr>
+      <w:rPr>
+        <w:rFonts w:ascii="Wingdings" w:hAnsi="Wingdings" w:hint="default"/>
+        <w:sz w:val="20"/>
+      </w:rPr>
+    </w:lvl>
+    <w:lvl w:ilvl="3" w:tentative="1">
+      <w:start w:val="1"/>
+      <w:numFmt w:val="bullet"/>
+      <w:lvlText w:val=""/>
+      <w:lvlJc w:val="left"/>
+      <w:pPr>
+        <w:tabs>
+          <w:tab w:val="num" w:pos="2880"/>
+        </w:tabs>
+        <w:ind w:left="2880" w:hanging="360"/>
+      </w:pPr>
+      <w:rPr>
+        <w:rFonts w:ascii="Wingdings" w:hAnsi="Wingdings" w:hint="default"/>
+        <w:sz w:val="20"/>
+      </w:rPr>
+    </w:lvl>
+    <w:lvl w:ilvl="4" w:tentative="1">
+      <w:start w:val="1"/>
+      <w:numFmt w:val="bullet"/>
+      <w:lvlText w:val=""/>
+      <w:lvlJc w:val="left"/>
+      <w:pPr>
+        <w:tabs>
+          <w:tab w:val="num" w:pos="3600"/>
+        </w:tabs>
+        <w:ind w:left="3600" w:hanging="360"/>
+      </w:pPr>
+      <w:rPr>
+        <w:rFonts w:ascii="Wingdings" w:hAnsi="Wingdings" w:hint="default"/>
+        <w:sz w:val="20"/>
+      </w:rPr>
+    </w:lvl>
+    <w:lvl w:ilvl="5" w:tentative="1">
+      <w:start w:val="1"/>
+      <w:numFmt w:val="bullet"/>
+      <w:lvlText w:val=""/>
+      <w:lvlJc w:val="left"/>
+      <w:pPr>
+        <w:tabs>
+          <w:tab w:val="num" w:pos="4320"/>
+        </w:tabs>
+        <w:ind w:left="4320" w:hanging="360"/>
+      </w:pPr>
+      <w:rPr>
+        <w:rFonts w:ascii="Wingdings" w:hAnsi="Wingdings" w:hint="default"/>
+        <w:sz w:val="20"/>
+      </w:rPr>
+    </w:lvl>
+    <w:lvl w:ilvl="6" w:tentative="1">
+      <w:start w:val="1"/>
+      <w:numFmt w:val="bullet"/>
+      <w:lvlText w:val=""/>
+      <w:lvlJc w:val="left"/>
+      <w:pPr>
+        <w:tabs>
+          <w:tab w:val="num" w:pos="5040"/>
+        </w:tabs>
+        <w:ind w:left="5040" w:hanging="360"/>
+      </w:pPr>
+      <w:rPr>
+        <w:rFonts w:ascii="Wingdings" w:hAnsi="Wingdings" w:hint="default"/>
+        <w:sz w:val="20"/>
+      </w:rPr>
+    </w:lvl>
+    <w:lvl w:ilvl="7" w:tentative="1">
+      <w:start w:val="1"/>
+      <w:numFmt w:val="bullet"/>
+      <w:lvlText w:val=""/>
+      <w:lvlJc w:val="left"/>
+      <w:pPr>
+        <w:tabs>
+          <w:tab w:val="num" w:pos="5760"/>
+        </w:tabs>
+        <w:ind w:left="5760" w:hanging="360"/>
+      </w:pPr>
+      <w:rPr>
+        <w:rFonts w:ascii="Wingdings" w:hAnsi="Wingdings" w:hint="default"/>
+        <w:sz w:val="20"/>
+      </w:rPr>
+    </w:lvl>
+    <w:lvl w:ilvl="8" w:tentative="1">
+      <w:start w:val="1"/>
+      <w:numFmt w:val="bullet"/>
+      <w:lvlText w:val=""/>
+      <w:lvlJc w:val="left"/>
+      <w:pPr>
+        <w:tabs>
+          <w:tab w:val="num" w:pos="6480"/>
+        </w:tabs>
+        <w:ind w:left="6480" w:hanging="360"/>
+      </w:pPr>
+      <w:rPr>
+        <w:rFonts w:ascii="Wingdings" w:hAnsi="Wingdings" w:hint="default"/>
+        <w:sz w:val="20"/>
+      </w:rPr>
+    </w:lvl>
+  </w:abstractNum>
+  <w:abstractNum w:abstractNumId="20" w15:restartNumberingAfterBreak="0">
     <w:nsid w:val="40B93481"/>
     <w:multiLevelType w:val="hybridMultilevel"/>
     <w:tmpl w:val="8938A8B6"/>
@@ -20860,7 +24827,7 @@
       </w:rPr>
     </w:lvl>
   </w:abstractNum>
-  <w:abstractNum w:abstractNumId="17" w15:restartNumberingAfterBreak="0">
+  <w:abstractNum w:abstractNumId="21" w15:restartNumberingAfterBreak="0">
     <w:nsid w:val="41BE5418"/>
     <w:multiLevelType w:val="multilevel"/>
     <w:tmpl w:val="BD947AE4"/>
@@ -21009,7 +24976,7 @@
       </w:rPr>
     </w:lvl>
   </w:abstractNum>
-  <w:abstractNum w:abstractNumId="18" w15:restartNumberingAfterBreak="0">
+  <w:abstractNum w:abstractNumId="22" w15:restartNumberingAfterBreak="0">
     <w:nsid w:val="49452BDD"/>
     <w:multiLevelType w:val="hybridMultilevel"/>
     <w:tmpl w:val="EB70AE6C"/>
@@ -21122,7 +25089,7 @@
       </w:rPr>
     </w:lvl>
   </w:abstractNum>
-  <w:abstractNum w:abstractNumId="19" w15:restartNumberingAfterBreak="0">
+  <w:abstractNum w:abstractNumId="23" w15:restartNumberingAfterBreak="0">
     <w:nsid w:val="5271700E"/>
     <w:multiLevelType w:val="multilevel"/>
     <w:tmpl w:val="48043260"/>
@@ -21271,10 +25238,10 @@
       </w:rPr>
     </w:lvl>
   </w:abstractNum>
-  <w:abstractNum w:abstractNumId="20" w15:restartNumberingAfterBreak="0">
-    <w:nsid w:val="52B52959"/>
+  <w:abstractNum w:abstractNumId="24" w15:restartNumberingAfterBreak="0">
+    <w:nsid w:val="5A8613D0"/>
     <w:multiLevelType w:val="multilevel"/>
-    <w:tmpl w:val="0D167EFA"/>
+    <w:tmpl w:val="997CA174"/>
     <w:lvl w:ilvl="0">
       <w:start w:val="1"/>
       <w:numFmt w:val="bullet"/>
@@ -21420,11 +25387,11 @@
       </w:rPr>
     </w:lvl>
   </w:abstractNum>
-  <w:abstractNum w:abstractNumId="21" w15:restartNumberingAfterBreak="0">
-    <w:nsid w:val="5A8613D0"/>
-    <w:multiLevelType w:val="multilevel"/>
-    <w:tmpl w:val="997CA174"/>
-    <w:lvl w:ilvl="0">
+  <w:abstractNum w:abstractNumId="25" w15:restartNumberingAfterBreak="0">
+    <w:nsid w:val="6073607D"/>
+    <w:multiLevelType w:val="hybridMultilevel"/>
+    <w:tmpl w:val="E31AF948"/>
+    <w:lvl w:ilvl="0" w:tplc="04090001">
       <w:start w:val="1"/>
       <w:numFmt w:val="bullet"/>
       <w:lvlText w:val=""/>
@@ -21437,13 +25404,12 @@
       </w:pPr>
       <w:rPr>
         <w:rFonts w:ascii="Symbol" w:hAnsi="Symbol" w:hint="default"/>
-        <w:sz w:val="20"/>
-      </w:rPr>
-    </w:lvl>
-    <w:lvl w:ilvl="1" w:tentative="1">
+      </w:rPr>
+    </w:lvl>
+    <w:lvl w:ilvl="1" w:tplc="2EA6F454" w:tentative="1">
       <w:start w:val="1"/>
       <w:numFmt w:val="bullet"/>
-      <w:lvlText w:val="o"/>
+      <w:lvlText w:val=""/>
       <w:lvlJc w:val="left"/>
       <w:pPr>
         <w:tabs>
@@ -21452,14 +25418,13 @@
         <w:ind w:left="1440" w:hanging="360"/>
       </w:pPr>
       <w:rPr>
-        <w:rFonts w:ascii="Courier New" w:hAnsi="Courier New" w:hint="default"/>
-        <w:sz w:val="20"/>
-      </w:rPr>
-    </w:lvl>
-    <w:lvl w:ilvl="2" w:tentative="1">
+        <w:rFonts w:ascii="Wingdings" w:hAnsi="Wingdings" w:hint="default"/>
+      </w:rPr>
+    </w:lvl>
+    <w:lvl w:ilvl="2" w:tplc="F8383DC6" w:tentative="1">
       <w:start w:val="1"/>
       <w:numFmt w:val="bullet"/>
-      <w:lvlText w:val=""/>
+      <w:lvlText w:val=""/>
       <w:lvlJc w:val="left"/>
       <w:pPr>
         <w:tabs>
@@ -21469,13 +25434,12 @@
       </w:pPr>
       <w:rPr>
         <w:rFonts w:ascii="Wingdings" w:hAnsi="Wingdings" w:hint="default"/>
-        <w:sz w:val="20"/>
-      </w:rPr>
-    </w:lvl>
-    <w:lvl w:ilvl="3" w:tentative="1">
+      </w:rPr>
+    </w:lvl>
+    <w:lvl w:ilvl="3" w:tplc="3B384CDA" w:tentative="1">
       <w:start w:val="1"/>
       <w:numFmt w:val="bullet"/>
-      <w:lvlText w:val=""/>
+      <w:lvlText w:val=""/>
       <w:lvlJc w:val="left"/>
       <w:pPr>
         <w:tabs>
@@ -21485,13 +25449,12 @@
       </w:pPr>
       <w:rPr>
         <w:rFonts w:ascii="Wingdings" w:hAnsi="Wingdings" w:hint="default"/>
-        <w:sz w:val="20"/>
-      </w:rPr>
-    </w:lvl>
-    <w:lvl w:ilvl="4" w:tentative="1">
+      </w:rPr>
+    </w:lvl>
+    <w:lvl w:ilvl="4" w:tplc="9C8C21CA" w:tentative="1">
       <w:start w:val="1"/>
       <w:numFmt w:val="bullet"/>
-      <w:lvlText w:val=""/>
+      <w:lvlText w:val=""/>
       <w:lvlJc w:val="left"/>
       <w:pPr>
         <w:tabs>
@@ -21501,13 +25464,12 @@
       </w:pPr>
       <w:rPr>
         <w:rFonts w:ascii="Wingdings" w:hAnsi="Wingdings" w:hint="default"/>
-        <w:sz w:val="20"/>
-      </w:rPr>
-    </w:lvl>
-    <w:lvl w:ilvl="5" w:tentative="1">
+      </w:rPr>
+    </w:lvl>
+    <w:lvl w:ilvl="5" w:tplc="CB948A6A" w:tentative="1">
       <w:start w:val="1"/>
       <w:numFmt w:val="bullet"/>
-      <w:lvlText w:val=""/>
+      <w:lvlText w:val=""/>
       <w:lvlJc w:val="left"/>
       <w:pPr>
         <w:tabs>
@@ -21517,13 +25479,12 @@
       </w:pPr>
       <w:rPr>
         <w:rFonts w:ascii="Wingdings" w:hAnsi="Wingdings" w:hint="default"/>
-        <w:sz w:val="20"/>
-      </w:rPr>
-    </w:lvl>
-    <w:lvl w:ilvl="6" w:tentative="1">
+      </w:rPr>
+    </w:lvl>
+    <w:lvl w:ilvl="6" w:tplc="A1F6F5CC" w:tentative="1">
       <w:start w:val="1"/>
       <w:numFmt w:val="bullet"/>
-      <w:lvlText w:val=""/>
+      <w:lvlText w:val=""/>
       <w:lvlJc w:val="left"/>
       <w:pPr>
         <w:tabs>
@@ -21533,13 +25494,12 @@
       </w:pPr>
       <w:rPr>
         <w:rFonts w:ascii="Wingdings" w:hAnsi="Wingdings" w:hint="default"/>
-        <w:sz w:val="20"/>
-      </w:rPr>
-    </w:lvl>
-    <w:lvl w:ilvl="7" w:tentative="1">
+      </w:rPr>
+    </w:lvl>
+    <w:lvl w:ilvl="7" w:tplc="472005F6" w:tentative="1">
       <w:start w:val="1"/>
       <w:numFmt w:val="bullet"/>
-      <w:lvlText w:val=""/>
+      <w:lvlText w:val=""/>
       <w:lvlJc w:val="left"/>
       <w:pPr>
         <w:tabs>
@@ -21549,13 +25509,12 @@
       </w:pPr>
       <w:rPr>
         <w:rFonts w:ascii="Wingdings" w:hAnsi="Wingdings" w:hint="default"/>
-        <w:sz w:val="20"/>
-      </w:rPr>
-    </w:lvl>
-    <w:lvl w:ilvl="8" w:tentative="1">
+      </w:rPr>
+    </w:lvl>
+    <w:lvl w:ilvl="8" w:tplc="1ADE12E8" w:tentative="1">
       <w:start w:val="1"/>
       <w:numFmt w:val="bullet"/>
-      <w:lvlText w:val=""/>
+      <w:lvlText w:val=""/>
       <w:lvlJc w:val="left"/>
       <w:pPr>
         <w:tabs>
@@ -21565,15 +25524,14 @@
       </w:pPr>
       <w:rPr>
         <w:rFonts w:ascii="Wingdings" w:hAnsi="Wingdings" w:hint="default"/>
-        <w:sz w:val="20"/>
       </w:rPr>
     </w:lvl>
   </w:abstractNum>
-  <w:abstractNum w:abstractNumId="22" w15:restartNumberingAfterBreak="0">
-    <w:nsid w:val="6073607D"/>
-    <w:multiLevelType w:val="hybridMultilevel"/>
-    <w:tmpl w:val="E31AF948"/>
-    <w:lvl w:ilvl="0" w:tplc="04090001">
+  <w:abstractNum w:abstractNumId="26" w15:restartNumberingAfterBreak="0">
+    <w:nsid w:val="62F634E3"/>
+    <w:multiLevelType w:val="multilevel"/>
+    <w:tmpl w:val="55B8E62A"/>
+    <w:lvl w:ilvl="0">
       <w:start w:val="1"/>
       <w:numFmt w:val="bullet"/>
       <w:lvlText w:val=""/>
@@ -21586,12 +25544,13 @@
       </w:pPr>
       <w:rPr>
         <w:rFonts w:ascii="Symbol" w:hAnsi="Symbol" w:hint="default"/>
-      </w:rPr>
-    </w:lvl>
-    <w:lvl w:ilvl="1" w:tplc="2EA6F454" w:tentative="1">
+        <w:sz w:val="20"/>
+      </w:rPr>
+    </w:lvl>
+    <w:lvl w:ilvl="1" w:tentative="1">
       <w:start w:val="1"/>
       <w:numFmt w:val="bullet"/>
-      <w:lvlText w:val=""/>
+      <w:lvlText w:val="o"/>
       <w:lvlJc w:val="left"/>
       <w:pPr>
         <w:tabs>
@@ -21600,13 +25559,14 @@
         <w:ind w:left="1440" w:hanging="360"/>
       </w:pPr>
       <w:rPr>
-        <w:rFonts w:ascii="Wingdings" w:hAnsi="Wingdings" w:hint="default"/>
-      </w:rPr>
-    </w:lvl>
-    <w:lvl w:ilvl="2" w:tplc="F8383DC6" w:tentative="1">
+        <w:rFonts w:ascii="Courier New" w:hAnsi="Courier New" w:hint="default"/>
+        <w:sz w:val="20"/>
+      </w:rPr>
+    </w:lvl>
+    <w:lvl w:ilvl="2" w:tentative="1">
       <w:start w:val="1"/>
       <w:numFmt w:val="bullet"/>
-      <w:lvlText w:val=""/>
+      <w:lvlText w:val=""/>
       <w:lvlJc w:val="left"/>
       <w:pPr>
         <w:tabs>
@@ -21616,12 +25576,13 @@
       </w:pPr>
       <w:rPr>
         <w:rFonts w:ascii="Wingdings" w:hAnsi="Wingdings" w:hint="default"/>
-      </w:rPr>
-    </w:lvl>
-    <w:lvl w:ilvl="3" w:tplc="3B384CDA" w:tentative="1">
+        <w:sz w:val="20"/>
+      </w:rPr>
+    </w:lvl>
+    <w:lvl w:ilvl="3" w:tentative="1">
       <w:start w:val="1"/>
       <w:numFmt w:val="bullet"/>
-      <w:lvlText w:val=""/>
+      <w:lvlText w:val=""/>
       <w:lvlJc w:val="left"/>
       <w:pPr>
         <w:tabs>
@@ -21631,12 +25592,13 @@
       </w:pPr>
       <w:rPr>
         <w:rFonts w:ascii="Wingdings" w:hAnsi="Wingdings" w:hint="default"/>
-      </w:rPr>
-    </w:lvl>
-    <w:lvl w:ilvl="4" w:tplc="9C8C21CA" w:tentative="1">
+        <w:sz w:val="20"/>
+      </w:rPr>
+    </w:lvl>
+    <w:lvl w:ilvl="4" w:tentative="1">
       <w:start w:val="1"/>
       <w:numFmt w:val="bullet"/>
-      <w:lvlText w:val=""/>
+      <w:lvlText w:val=""/>
       <w:lvlJc w:val="left"/>
       <w:pPr>
         <w:tabs>
@@ -21646,12 +25608,13 @@
       </w:pPr>
       <w:rPr>
         <w:rFonts w:ascii="Wingdings" w:hAnsi="Wingdings" w:hint="default"/>
-      </w:rPr>
-    </w:lvl>
-    <w:lvl w:ilvl="5" w:tplc="CB948A6A" w:tentative="1">
+        <w:sz w:val="20"/>
+      </w:rPr>
+    </w:lvl>
+    <w:lvl w:ilvl="5" w:tentative="1">
       <w:start w:val="1"/>
       <w:numFmt w:val="bullet"/>
-      <w:lvlText w:val=""/>
+      <w:lvlText w:val=""/>
       <w:lvlJc w:val="left"/>
       <w:pPr>
         <w:tabs>
@@ -21661,12 +25624,13 @@
       </w:pPr>
       <w:rPr>
         <w:rFonts w:ascii="Wingdings" w:hAnsi="Wingdings" w:hint="default"/>
-      </w:rPr>
-    </w:lvl>
-    <w:lvl w:ilvl="6" w:tplc="A1F6F5CC" w:tentative="1">
+        <w:sz w:val="20"/>
+      </w:rPr>
+    </w:lvl>
+    <w:lvl w:ilvl="6" w:tentative="1">
       <w:start w:val="1"/>
       <w:numFmt w:val="bullet"/>
-      <w:lvlText w:val=""/>
+      <w:lvlText w:val=""/>
       <w:lvlJc w:val="left"/>
       <w:pPr>
         <w:tabs>
@@ -21676,12 +25640,13 @@
       </w:pPr>
       <w:rPr>
         <w:rFonts w:ascii="Wingdings" w:hAnsi="Wingdings" w:hint="default"/>
-      </w:rPr>
-    </w:lvl>
-    <w:lvl w:ilvl="7" w:tplc="472005F6" w:tentative="1">
+        <w:sz w:val="20"/>
+      </w:rPr>
+    </w:lvl>
+    <w:lvl w:ilvl="7" w:tentative="1">
       <w:start w:val="1"/>
       <w:numFmt w:val="bullet"/>
-      <w:lvlText w:val=""/>
+      <w:lvlText w:val=""/>
       <w:lvlJc w:val="left"/>
       <w:pPr>
         <w:tabs>
@@ -21691,12 +25656,13 @@
       </w:pPr>
       <w:rPr>
         <w:rFonts w:ascii="Wingdings" w:hAnsi="Wingdings" w:hint="default"/>
-      </w:rPr>
-    </w:lvl>
-    <w:lvl w:ilvl="8" w:tplc="1ADE12E8" w:tentative="1">
+        <w:sz w:val="20"/>
+      </w:rPr>
+    </w:lvl>
+    <w:lvl w:ilvl="8" w:tentative="1">
       <w:start w:val="1"/>
       <w:numFmt w:val="bullet"/>
-      <w:lvlText w:val=""/>
+      <w:lvlText w:val=""/>
       <w:lvlJc w:val="left"/>
       <w:pPr>
         <w:tabs>
@@ -21706,17 +25672,131 @@
       </w:pPr>
       <w:rPr>
         <w:rFonts w:ascii="Wingdings" w:hAnsi="Wingdings" w:hint="default"/>
+        <w:sz w:val="20"/>
       </w:rPr>
     </w:lvl>
   </w:abstractNum>
-  <w:abstractNum w:abstractNumId="23" w15:restartNumberingAfterBreak="0">
-    <w:nsid w:val="62F634E3"/>
-    <w:multiLevelType w:val="multilevel"/>
-    <w:tmpl w:val="55B8E62A"/>
-    <w:lvl w:ilvl="0">
+  <w:abstractNum w:abstractNumId="27" w15:restartNumberingAfterBreak="0">
+    <w:nsid w:val="678C2490"/>
+    <w:multiLevelType w:val="hybridMultilevel"/>
+    <w:tmpl w:val="B1FA4EBE"/>
+    <w:lvl w:ilvl="0" w:tplc="04090001">
       <w:start w:val="1"/>
       <w:numFmt w:val="bullet"/>
       <w:lvlText w:val=""/>
+      <w:lvlJc w:val="left"/>
+      <w:pPr>
+        <w:ind w:left="720" w:hanging="360"/>
+      </w:pPr>
+      <w:rPr>
+        <w:rFonts w:ascii="Symbol" w:hAnsi="Symbol" w:hint="default"/>
+      </w:rPr>
+    </w:lvl>
+    <w:lvl w:ilvl="1" w:tplc="04090003" w:tentative="1">
+      <w:start w:val="1"/>
+      <w:numFmt w:val="bullet"/>
+      <w:lvlText w:val="o"/>
+      <w:lvlJc w:val="left"/>
+      <w:pPr>
+        <w:ind w:left="1440" w:hanging="360"/>
+      </w:pPr>
+      <w:rPr>
+        <w:rFonts w:ascii="Courier New" w:hAnsi="Courier New" w:cs="Courier New" w:hint="default"/>
+      </w:rPr>
+    </w:lvl>
+    <w:lvl w:ilvl="2" w:tplc="04090005" w:tentative="1">
+      <w:start w:val="1"/>
+      <w:numFmt w:val="bullet"/>
+      <w:lvlText w:val=""/>
+      <w:lvlJc w:val="left"/>
+      <w:pPr>
+        <w:ind w:left="2160" w:hanging="360"/>
+      </w:pPr>
+      <w:rPr>
+        <w:rFonts w:ascii="Wingdings" w:hAnsi="Wingdings" w:hint="default"/>
+      </w:rPr>
+    </w:lvl>
+    <w:lvl w:ilvl="3" w:tplc="04090001" w:tentative="1">
+      <w:start w:val="1"/>
+      <w:numFmt w:val="bullet"/>
+      <w:lvlText w:val=""/>
+      <w:lvlJc w:val="left"/>
+      <w:pPr>
+        <w:ind w:left="2880" w:hanging="360"/>
+      </w:pPr>
+      <w:rPr>
+        <w:rFonts w:ascii="Symbol" w:hAnsi="Symbol" w:hint="default"/>
+      </w:rPr>
+    </w:lvl>
+    <w:lvl w:ilvl="4" w:tplc="04090003" w:tentative="1">
+      <w:start w:val="1"/>
+      <w:numFmt w:val="bullet"/>
+      <w:lvlText w:val="o"/>
+      <w:lvlJc w:val="left"/>
+      <w:pPr>
+        <w:ind w:left="3600" w:hanging="360"/>
+      </w:pPr>
+      <w:rPr>
+        <w:rFonts w:ascii="Courier New" w:hAnsi="Courier New" w:cs="Courier New" w:hint="default"/>
+      </w:rPr>
+    </w:lvl>
+    <w:lvl w:ilvl="5" w:tplc="04090005" w:tentative="1">
+      <w:start w:val="1"/>
+      <w:numFmt w:val="bullet"/>
+      <w:lvlText w:val=""/>
+      <w:lvlJc w:val="left"/>
+      <w:pPr>
+        <w:ind w:left="4320" w:hanging="360"/>
+      </w:pPr>
+      <w:rPr>
+        <w:rFonts w:ascii="Wingdings" w:hAnsi="Wingdings" w:hint="default"/>
+      </w:rPr>
+    </w:lvl>
+    <w:lvl w:ilvl="6" w:tplc="04090001" w:tentative="1">
+      <w:start w:val="1"/>
+      <w:numFmt w:val="bullet"/>
+      <w:lvlText w:val=""/>
+      <w:lvlJc w:val="left"/>
+      <w:pPr>
+        <w:ind w:left="5040" w:hanging="360"/>
+      </w:pPr>
+      <w:rPr>
+        <w:rFonts w:ascii="Symbol" w:hAnsi="Symbol" w:hint="default"/>
+      </w:rPr>
+    </w:lvl>
+    <w:lvl w:ilvl="7" w:tplc="04090003" w:tentative="1">
+      <w:start w:val="1"/>
+      <w:numFmt w:val="bullet"/>
+      <w:lvlText w:val="o"/>
+      <w:lvlJc w:val="left"/>
+      <w:pPr>
+        <w:ind w:left="5760" w:hanging="360"/>
+      </w:pPr>
+      <w:rPr>
+        <w:rFonts w:ascii="Courier New" w:hAnsi="Courier New" w:cs="Courier New" w:hint="default"/>
+      </w:rPr>
+    </w:lvl>
+    <w:lvl w:ilvl="8" w:tplc="04090005" w:tentative="1">
+      <w:start w:val="1"/>
+      <w:numFmt w:val="bullet"/>
+      <w:lvlText w:val=""/>
+      <w:lvlJc w:val="left"/>
+      <w:pPr>
+        <w:ind w:left="6480" w:hanging="360"/>
+      </w:pPr>
+      <w:rPr>
+        <w:rFonts w:ascii="Wingdings" w:hAnsi="Wingdings" w:hint="default"/>
+      </w:rPr>
+    </w:lvl>
+  </w:abstractNum>
+  <w:abstractNum w:abstractNumId="28" w15:restartNumberingAfterBreak="0">
+    <w:nsid w:val="680E236A"/>
+    <w:multiLevelType w:val="hybridMultilevel"/>
+    <w:tmpl w:val="886AF5A8"/>
+    <w:lvl w:ilvl="0" w:tplc="EBBABD9A">
+      <w:start w:val="1"/>
+      <w:numFmt w:val="bullet"/>
+      <w:lvlText w:val="•"/>
       <w:lvlJc w:val="left"/>
       <w:pPr>
         <w:tabs>
@@ -21725,14 +25805,13 @@
         <w:ind w:left="720" w:hanging="360"/>
       </w:pPr>
       <w:rPr>
-        <w:rFonts w:ascii="Symbol" w:hAnsi="Symbol" w:hint="default"/>
-        <w:sz w:val="20"/>
-      </w:rPr>
-    </w:lvl>
-    <w:lvl w:ilvl="1" w:tentative="1">
+        <w:rFonts w:ascii="Arial" w:hAnsi="Arial" w:hint="default"/>
+      </w:rPr>
+    </w:lvl>
+    <w:lvl w:ilvl="1" w:tplc="64021C50" w:tentative="1">
       <w:start w:val="1"/>
       <w:numFmt w:val="bullet"/>
-      <w:lvlText w:val="o"/>
+      <w:lvlText w:val="•"/>
       <w:lvlJc w:val="left"/>
       <w:pPr>
         <w:tabs>
@@ -21741,14 +25820,13 @@
         <w:ind w:left="1440" w:hanging="360"/>
       </w:pPr>
       <w:rPr>
-        <w:rFonts w:ascii="Courier New" w:hAnsi="Courier New" w:hint="default"/>
-        <w:sz w:val="20"/>
-      </w:rPr>
-    </w:lvl>
-    <w:lvl w:ilvl="2" w:tentative="1">
+        <w:rFonts w:ascii="Arial" w:hAnsi="Arial" w:hint="default"/>
+      </w:rPr>
+    </w:lvl>
+    <w:lvl w:ilvl="2" w:tplc="7C94C23C" w:tentative="1">
       <w:start w:val="1"/>
       <w:numFmt w:val="bullet"/>
-      <w:lvlText w:val=""/>
+      <w:lvlText w:val="•"/>
       <w:lvlJc w:val="left"/>
       <w:pPr>
         <w:tabs>
@@ -21757,14 +25835,13 @@
         <w:ind w:left="2160" w:hanging="360"/>
       </w:pPr>
       <w:rPr>
-        <w:rFonts w:ascii="Wingdings" w:hAnsi="Wingdings" w:hint="default"/>
-        <w:sz w:val="20"/>
-      </w:rPr>
-    </w:lvl>
-    <w:lvl w:ilvl="3" w:tentative="1">
+        <w:rFonts w:ascii="Arial" w:hAnsi="Arial" w:hint="default"/>
+      </w:rPr>
+    </w:lvl>
+    <w:lvl w:ilvl="3" w:tplc="2B860F9E" w:tentative="1">
       <w:start w:val="1"/>
       <w:numFmt w:val="bullet"/>
-      <w:lvlText w:val=""/>
+      <w:lvlText w:val="•"/>
       <w:lvlJc w:val="left"/>
       <w:pPr>
         <w:tabs>
@@ -21773,14 +25850,13 @@
         <w:ind w:left="2880" w:hanging="360"/>
       </w:pPr>
       <w:rPr>
-        <w:rFonts w:ascii="Wingdings" w:hAnsi="Wingdings" w:hint="default"/>
-        <w:sz w:val="20"/>
-      </w:rPr>
-    </w:lvl>
-    <w:lvl w:ilvl="4" w:tentative="1">
+        <w:rFonts w:ascii="Arial" w:hAnsi="Arial" w:hint="default"/>
+      </w:rPr>
+    </w:lvl>
+    <w:lvl w:ilvl="4" w:tplc="9092AEF4" w:tentative="1">
       <w:start w:val="1"/>
       <w:numFmt w:val="bullet"/>
-      <w:lvlText w:val=""/>
+      <w:lvlText w:val="•"/>
       <w:lvlJc w:val="left"/>
       <w:pPr>
         <w:tabs>
@@ -21789,14 +25865,13 @@
         <w:ind w:left="3600" w:hanging="360"/>
       </w:pPr>
       <w:rPr>
-        <w:rFonts w:ascii="Wingdings" w:hAnsi="Wingdings" w:hint="default"/>
-        <w:sz w:val="20"/>
-      </w:rPr>
-    </w:lvl>
-    <w:lvl w:ilvl="5" w:tentative="1">
+        <w:rFonts w:ascii="Arial" w:hAnsi="Arial" w:hint="default"/>
+      </w:rPr>
+    </w:lvl>
+    <w:lvl w:ilvl="5" w:tplc="69FEC5FC" w:tentative="1">
       <w:start w:val="1"/>
       <w:numFmt w:val="bullet"/>
-      <w:lvlText w:val=""/>
+      <w:lvlText w:val="•"/>
       <w:lvlJc w:val="left"/>
       <w:pPr>
         <w:tabs>
@@ -21805,14 +25880,13 @@
         <w:ind w:left="4320" w:hanging="360"/>
       </w:pPr>
       <w:rPr>
-        <w:rFonts w:ascii="Wingdings" w:hAnsi="Wingdings" w:hint="default"/>
-        <w:sz w:val="20"/>
-      </w:rPr>
-    </w:lvl>
-    <w:lvl w:ilvl="6" w:tentative="1">
+        <w:rFonts w:ascii="Arial" w:hAnsi="Arial" w:hint="default"/>
+      </w:rPr>
+    </w:lvl>
+    <w:lvl w:ilvl="6" w:tplc="115C5B9C" w:tentative="1">
       <w:start w:val="1"/>
       <w:numFmt w:val="bullet"/>
-      <w:lvlText w:val=""/>
+      <w:lvlText w:val="•"/>
       <w:lvlJc w:val="left"/>
       <w:pPr>
         <w:tabs>
@@ -21821,14 +25895,13 @@
         <w:ind w:left="5040" w:hanging="360"/>
       </w:pPr>
       <w:rPr>
-        <w:rFonts w:ascii="Wingdings" w:hAnsi="Wingdings" w:hint="default"/>
-        <w:sz w:val="20"/>
-      </w:rPr>
-    </w:lvl>
-    <w:lvl w:ilvl="7" w:tentative="1">
+        <w:rFonts w:ascii="Arial" w:hAnsi="Arial" w:hint="default"/>
+      </w:rPr>
+    </w:lvl>
+    <w:lvl w:ilvl="7" w:tplc="C98C8B0E" w:tentative="1">
       <w:start w:val="1"/>
       <w:numFmt w:val="bullet"/>
-      <w:lvlText w:val=""/>
+      <w:lvlText w:val="•"/>
       <w:lvlJc w:val="left"/>
       <w:pPr>
         <w:tabs>
@@ -21837,14 +25910,13 @@
         <w:ind w:left="5760" w:hanging="360"/>
       </w:pPr>
       <w:rPr>
-        <w:rFonts w:ascii="Wingdings" w:hAnsi="Wingdings" w:hint="default"/>
-        <w:sz w:val="20"/>
-      </w:rPr>
-    </w:lvl>
-    <w:lvl w:ilvl="8" w:tentative="1">
+        <w:rFonts w:ascii="Arial" w:hAnsi="Arial" w:hint="default"/>
+      </w:rPr>
+    </w:lvl>
+    <w:lvl w:ilvl="8" w:tplc="36FCB1AE" w:tentative="1">
       <w:start w:val="1"/>
       <w:numFmt w:val="bullet"/>
-      <w:lvlText w:val=""/>
+      <w:lvlText w:val="•"/>
       <w:lvlJc w:val="left"/>
       <w:pPr>
         <w:tabs>
@@ -21853,15 +25925,14 @@
         <w:ind w:left="6480" w:hanging="360"/>
       </w:pPr>
       <w:rPr>
-        <w:rFonts w:ascii="Wingdings" w:hAnsi="Wingdings" w:hint="default"/>
-        <w:sz w:val="20"/>
+        <w:rFonts w:ascii="Arial" w:hAnsi="Arial" w:hint="default"/>
       </w:rPr>
     </w:lvl>
   </w:abstractNum>
-  <w:abstractNum w:abstractNumId="24" w15:restartNumberingAfterBreak="0">
-    <w:nsid w:val="66B21804"/>
+  <w:abstractNum w:abstractNumId="29" w15:restartNumberingAfterBreak="0">
+    <w:nsid w:val="6AAD31CC"/>
     <w:multiLevelType w:val="hybridMultilevel"/>
-    <w:tmpl w:val="F92EE1F0"/>
+    <w:tmpl w:val="59B4AC12"/>
     <w:lvl w:ilvl="0" w:tplc="04090001">
       <w:start w:val="1"/>
       <w:numFmt w:val="bullet"/>
@@ -21971,127 +26042,14 @@
       </w:rPr>
     </w:lvl>
   </w:abstractNum>
-  <w:abstractNum w:abstractNumId="25" w15:restartNumberingAfterBreak="0">
-    <w:nsid w:val="678C2490"/>
-    <w:multiLevelType w:val="hybridMultilevel"/>
-    <w:tmpl w:val="B1FA4EBE"/>
-    <w:lvl w:ilvl="0" w:tplc="04090001">
+  <w:abstractNum w:abstractNumId="30" w15:restartNumberingAfterBreak="0">
+    <w:nsid w:val="71692C38"/>
+    <w:multiLevelType w:val="multilevel"/>
+    <w:tmpl w:val="3744AF5C"/>
+    <w:lvl w:ilvl="0">
       <w:start w:val="1"/>
       <w:numFmt w:val="bullet"/>
       <w:lvlText w:val=""/>
-      <w:lvlJc w:val="left"/>
-      <w:pPr>
-        <w:ind w:left="720" w:hanging="360"/>
-      </w:pPr>
-      <w:rPr>
-        <w:rFonts w:ascii="Symbol" w:hAnsi="Symbol" w:hint="default"/>
-      </w:rPr>
-    </w:lvl>
-    <w:lvl w:ilvl="1" w:tplc="04090003" w:tentative="1">
-      <w:start w:val="1"/>
-      <w:numFmt w:val="bullet"/>
-      <w:lvlText w:val="o"/>
-      <w:lvlJc w:val="left"/>
-      <w:pPr>
-        <w:ind w:left="1440" w:hanging="360"/>
-      </w:pPr>
-      <w:rPr>
-        <w:rFonts w:ascii="Courier New" w:hAnsi="Courier New" w:cs="Courier New" w:hint="default"/>
-      </w:rPr>
-    </w:lvl>
-    <w:lvl w:ilvl="2" w:tplc="04090005" w:tentative="1">
-      <w:start w:val="1"/>
-      <w:numFmt w:val="bullet"/>
-      <w:lvlText w:val=""/>
-      <w:lvlJc w:val="left"/>
-      <w:pPr>
-        <w:ind w:left="2160" w:hanging="360"/>
-      </w:pPr>
-      <w:rPr>
-        <w:rFonts w:ascii="Wingdings" w:hAnsi="Wingdings" w:hint="default"/>
-      </w:rPr>
-    </w:lvl>
-    <w:lvl w:ilvl="3" w:tplc="04090001" w:tentative="1">
-      <w:start w:val="1"/>
-      <w:numFmt w:val="bullet"/>
-      <w:lvlText w:val=""/>
-      <w:lvlJc w:val="left"/>
-      <w:pPr>
-        <w:ind w:left="2880" w:hanging="360"/>
-      </w:pPr>
-      <w:rPr>
-        <w:rFonts w:ascii="Symbol" w:hAnsi="Symbol" w:hint="default"/>
-      </w:rPr>
-    </w:lvl>
-    <w:lvl w:ilvl="4" w:tplc="04090003" w:tentative="1">
-      <w:start w:val="1"/>
-      <w:numFmt w:val="bullet"/>
-      <w:lvlText w:val="o"/>
-      <w:lvlJc w:val="left"/>
-      <w:pPr>
-        <w:ind w:left="3600" w:hanging="360"/>
-      </w:pPr>
-      <w:rPr>
-        <w:rFonts w:ascii="Courier New" w:hAnsi="Courier New" w:cs="Courier New" w:hint="default"/>
-      </w:rPr>
-    </w:lvl>
-    <w:lvl w:ilvl="5" w:tplc="04090005" w:tentative="1">
-      <w:start w:val="1"/>
-      <w:numFmt w:val="bullet"/>
-      <w:lvlText w:val=""/>
-      <w:lvlJc w:val="left"/>
-      <w:pPr>
-        <w:ind w:left="4320" w:hanging="360"/>
-      </w:pPr>
-      <w:rPr>
-        <w:rFonts w:ascii="Wingdings" w:hAnsi="Wingdings" w:hint="default"/>
-      </w:rPr>
-    </w:lvl>
-    <w:lvl w:ilvl="6" w:tplc="04090001" w:tentative="1">
-      <w:start w:val="1"/>
-      <w:numFmt w:val="bullet"/>
-      <w:lvlText w:val=""/>
-      <w:lvlJc w:val="left"/>
-      <w:pPr>
-        <w:ind w:left="5040" w:hanging="360"/>
-      </w:pPr>
-      <w:rPr>
-        <w:rFonts w:ascii="Symbol" w:hAnsi="Symbol" w:hint="default"/>
-      </w:rPr>
-    </w:lvl>
-    <w:lvl w:ilvl="7" w:tplc="04090003" w:tentative="1">
-      <w:start w:val="1"/>
-      <w:numFmt w:val="bullet"/>
-      <w:lvlText w:val="o"/>
-      <w:lvlJc w:val="left"/>
-      <w:pPr>
-        <w:ind w:left="5760" w:hanging="360"/>
-      </w:pPr>
-      <w:rPr>
-        <w:rFonts w:ascii="Courier New" w:hAnsi="Courier New" w:cs="Courier New" w:hint="default"/>
-      </w:rPr>
-    </w:lvl>
-    <w:lvl w:ilvl="8" w:tplc="04090005" w:tentative="1">
-      <w:start w:val="1"/>
-      <w:numFmt w:val="bullet"/>
-      <w:lvlText w:val=""/>
-      <w:lvlJc w:val="left"/>
-      <w:pPr>
-        <w:ind w:left="6480" w:hanging="360"/>
-      </w:pPr>
-      <w:rPr>
-        <w:rFonts w:ascii="Wingdings" w:hAnsi="Wingdings" w:hint="default"/>
-      </w:rPr>
-    </w:lvl>
-  </w:abstractNum>
-  <w:abstractNum w:abstractNumId="26" w15:restartNumberingAfterBreak="0">
-    <w:nsid w:val="680E236A"/>
-    <w:multiLevelType w:val="hybridMultilevel"/>
-    <w:tmpl w:val="886AF5A8"/>
-    <w:lvl w:ilvl="0" w:tplc="EBBABD9A">
-      <w:start w:val="1"/>
-      <w:numFmt w:val="bullet"/>
-      <w:lvlText w:val="•"/>
       <w:lvlJc w:val="left"/>
       <w:pPr>
         <w:tabs>
@@ -22100,13 +26058,14 @@
         <w:ind w:left="720" w:hanging="360"/>
       </w:pPr>
       <w:rPr>
-        <w:rFonts w:ascii="Arial" w:hAnsi="Arial" w:hint="default"/>
-      </w:rPr>
-    </w:lvl>
-    <w:lvl w:ilvl="1" w:tplc="64021C50" w:tentative="1">
+        <w:rFonts w:ascii="Symbol" w:hAnsi="Symbol" w:hint="default"/>
+        <w:sz w:val="20"/>
+      </w:rPr>
+    </w:lvl>
+    <w:lvl w:ilvl="1" w:tentative="1">
       <w:start w:val="1"/>
       <w:numFmt w:val="bullet"/>
-      <w:lvlText w:val="•"/>
+      <w:lvlText w:val=""/>
       <w:lvlJc w:val="left"/>
       <w:pPr>
         <w:tabs>
@@ -22115,13 +26074,14 @@
         <w:ind w:left="1440" w:hanging="360"/>
       </w:pPr>
       <w:rPr>
-        <w:rFonts w:ascii="Arial" w:hAnsi="Arial" w:hint="default"/>
-      </w:rPr>
-    </w:lvl>
-    <w:lvl w:ilvl="2" w:tplc="7C94C23C" w:tentative="1">
+        <w:rFonts w:ascii="Symbol" w:hAnsi="Symbol" w:hint="default"/>
+        <w:sz w:val="20"/>
+      </w:rPr>
+    </w:lvl>
+    <w:lvl w:ilvl="2" w:tentative="1">
       <w:start w:val="1"/>
       <w:numFmt w:val="bullet"/>
-      <w:lvlText w:val="•"/>
+      <w:lvlText w:val=""/>
       <w:lvlJc w:val="left"/>
       <w:pPr>
         <w:tabs>
@@ -22130,13 +26090,14 @@
         <w:ind w:left="2160" w:hanging="360"/>
       </w:pPr>
       <w:rPr>
-        <w:rFonts w:ascii="Arial" w:hAnsi="Arial" w:hint="default"/>
-      </w:rPr>
-    </w:lvl>
-    <w:lvl w:ilvl="3" w:tplc="2B860F9E" w:tentative="1">
+        <w:rFonts w:ascii="Symbol" w:hAnsi="Symbol" w:hint="default"/>
+        <w:sz w:val="20"/>
+      </w:rPr>
+    </w:lvl>
+    <w:lvl w:ilvl="3" w:tentative="1">
       <w:start w:val="1"/>
       <w:numFmt w:val="bullet"/>
-      <w:lvlText w:val="•"/>
+      <w:lvlText w:val=""/>
       <w:lvlJc w:val="left"/>
       <w:pPr>
         <w:tabs>
@@ -22145,13 +26106,14 @@
         <w:ind w:left="2880" w:hanging="360"/>
       </w:pPr>
       <w:rPr>
-        <w:rFonts w:ascii="Arial" w:hAnsi="Arial" w:hint="default"/>
-      </w:rPr>
-    </w:lvl>
-    <w:lvl w:ilvl="4" w:tplc="9092AEF4" w:tentative="1">
+        <w:rFonts w:ascii="Symbol" w:hAnsi="Symbol" w:hint="default"/>
+        <w:sz w:val="20"/>
+      </w:rPr>
+    </w:lvl>
+    <w:lvl w:ilvl="4" w:tentative="1">
       <w:start w:val="1"/>
       <w:numFmt w:val="bullet"/>
-      <w:lvlText w:val="•"/>
+      <w:lvlText w:val=""/>
       <w:lvlJc w:val="left"/>
       <w:pPr>
         <w:tabs>
@@ -22160,13 +26122,14 @@
         <w:ind w:left="3600" w:hanging="360"/>
       </w:pPr>
       <w:rPr>
-        <w:rFonts w:ascii="Arial" w:hAnsi="Arial" w:hint="default"/>
-      </w:rPr>
-    </w:lvl>
-    <w:lvl w:ilvl="5" w:tplc="69FEC5FC" w:tentative="1">
+        <w:rFonts w:ascii="Symbol" w:hAnsi="Symbol" w:hint="default"/>
+        <w:sz w:val="20"/>
+      </w:rPr>
+    </w:lvl>
+    <w:lvl w:ilvl="5" w:tentative="1">
       <w:start w:val="1"/>
       <w:numFmt w:val="bullet"/>
-      <w:lvlText w:val="•"/>
+      <w:lvlText w:val=""/>
       <w:lvlJc w:val="left"/>
       <w:pPr>
         <w:tabs>
@@ -22175,13 +26138,14 @@
         <w:ind w:left="4320" w:hanging="360"/>
       </w:pPr>
       <w:rPr>
-        <w:rFonts w:ascii="Arial" w:hAnsi="Arial" w:hint="default"/>
-      </w:rPr>
-    </w:lvl>
-    <w:lvl w:ilvl="6" w:tplc="115C5B9C" w:tentative="1">
+        <w:rFonts w:ascii="Symbol" w:hAnsi="Symbol" w:hint="default"/>
+        <w:sz w:val="20"/>
+      </w:rPr>
+    </w:lvl>
+    <w:lvl w:ilvl="6" w:tentative="1">
       <w:start w:val="1"/>
       <w:numFmt w:val="bullet"/>
-      <w:lvlText w:val="•"/>
+      <w:lvlText w:val=""/>
       <w:lvlJc w:val="left"/>
       <w:pPr>
         <w:tabs>
@@ -22190,13 +26154,14 @@
         <w:ind w:left="5040" w:hanging="360"/>
       </w:pPr>
       <w:rPr>
-        <w:rFonts w:ascii="Arial" w:hAnsi="Arial" w:hint="default"/>
-      </w:rPr>
-    </w:lvl>
-    <w:lvl w:ilvl="7" w:tplc="C98C8B0E" w:tentative="1">
+        <w:rFonts w:ascii="Symbol" w:hAnsi="Symbol" w:hint="default"/>
+        <w:sz w:val="20"/>
+      </w:rPr>
+    </w:lvl>
+    <w:lvl w:ilvl="7" w:tentative="1">
       <w:start w:val="1"/>
       <w:numFmt w:val="bullet"/>
-      <w:lvlText w:val="•"/>
+      <w:lvlText w:val=""/>
       <w:lvlJc w:val="left"/>
       <w:pPr>
         <w:tabs>
@@ -22205,13 +26170,14 @@
         <w:ind w:left="5760" w:hanging="360"/>
       </w:pPr>
       <w:rPr>
-        <w:rFonts w:ascii="Arial" w:hAnsi="Arial" w:hint="default"/>
-      </w:rPr>
-    </w:lvl>
-    <w:lvl w:ilvl="8" w:tplc="36FCB1AE" w:tentative="1">
+        <w:rFonts w:ascii="Symbol" w:hAnsi="Symbol" w:hint="default"/>
+        <w:sz w:val="20"/>
+      </w:rPr>
+    </w:lvl>
+    <w:lvl w:ilvl="8" w:tentative="1">
       <w:start w:val="1"/>
       <w:numFmt w:val="bullet"/>
-      <w:lvlText w:val="•"/>
+      <w:lvlText w:val=""/>
       <w:lvlJc w:val="left"/>
       <w:pPr>
         <w:tabs>
@@ -22220,14 +26186,15 @@
         <w:ind w:left="6480" w:hanging="360"/>
       </w:pPr>
       <w:rPr>
-        <w:rFonts w:ascii="Arial" w:hAnsi="Arial" w:hint="default"/>
+        <w:rFonts w:ascii="Symbol" w:hAnsi="Symbol" w:hint="default"/>
+        <w:sz w:val="20"/>
       </w:rPr>
     </w:lvl>
   </w:abstractNum>
-  <w:abstractNum w:abstractNumId="27" w15:restartNumberingAfterBreak="0">
-    <w:nsid w:val="71692C38"/>
+  <w:abstractNum w:abstractNumId="31" w15:restartNumberingAfterBreak="0">
+    <w:nsid w:val="73D172B2"/>
     <w:multiLevelType w:val="multilevel"/>
-    <w:tmpl w:val="3744AF5C"/>
+    <w:tmpl w:val="AE3CD16C"/>
     <w:lvl w:ilvl="0">
       <w:start w:val="1"/>
       <w:numFmt w:val="bullet"/>
@@ -22373,10 +26340,10 @@
       </w:rPr>
     </w:lvl>
   </w:abstractNum>
-  <w:abstractNum w:abstractNumId="28" w15:restartNumberingAfterBreak="0">
-    <w:nsid w:val="73D172B2"/>
+  <w:abstractNum w:abstractNumId="32" w15:restartNumberingAfterBreak="0">
+    <w:nsid w:val="745A0452"/>
     <w:multiLevelType w:val="multilevel"/>
-    <w:tmpl w:val="AE3CD16C"/>
+    <w:tmpl w:val="B37E72EE"/>
     <w:lvl w:ilvl="0">
       <w:start w:val="1"/>
       <w:numFmt w:val="bullet"/>
@@ -22393,10 +26360,155 @@
         <w:sz w:val="20"/>
       </w:rPr>
     </w:lvl>
-    <w:lvl w:ilvl="1" w:tentative="1">
+    <w:lvl w:ilvl="1">
+      <w:start w:val="4"/>
+      <w:numFmt w:val="decimal"/>
+      <w:lvlText w:val="%2."/>
+      <w:lvlJc w:val="left"/>
+      <w:pPr>
+        <w:ind w:left="1440" w:hanging="360"/>
+      </w:pPr>
+      <w:rPr>
+        <w:rFonts w:hint="default"/>
+      </w:rPr>
+    </w:lvl>
+    <w:lvl w:ilvl="2" w:tentative="1">
+      <w:start w:val="1"/>
+      <w:numFmt w:val="bullet"/>
+      <w:lvlText w:val=""/>
+      <w:lvlJc w:val="left"/>
+      <w:pPr>
+        <w:tabs>
+          <w:tab w:val="num" w:pos="2160"/>
+        </w:tabs>
+        <w:ind w:left="2160" w:hanging="360"/>
+      </w:pPr>
+      <w:rPr>
+        <w:rFonts w:ascii="Wingdings" w:hAnsi="Wingdings" w:hint="default"/>
+        <w:sz w:val="20"/>
+      </w:rPr>
+    </w:lvl>
+    <w:lvl w:ilvl="3" w:tentative="1">
+      <w:start w:val="1"/>
+      <w:numFmt w:val="bullet"/>
+      <w:lvlText w:val=""/>
+      <w:lvlJc w:val="left"/>
+      <w:pPr>
+        <w:tabs>
+          <w:tab w:val="num" w:pos="2880"/>
+        </w:tabs>
+        <w:ind w:left="2880" w:hanging="360"/>
+      </w:pPr>
+      <w:rPr>
+        <w:rFonts w:ascii="Wingdings" w:hAnsi="Wingdings" w:hint="default"/>
+        <w:sz w:val="20"/>
+      </w:rPr>
+    </w:lvl>
+    <w:lvl w:ilvl="4" w:tentative="1">
+      <w:start w:val="1"/>
+      <w:numFmt w:val="bullet"/>
+      <w:lvlText w:val=""/>
+      <w:lvlJc w:val="left"/>
+      <w:pPr>
+        <w:tabs>
+          <w:tab w:val="num" w:pos="3600"/>
+        </w:tabs>
+        <w:ind w:left="3600" w:hanging="360"/>
+      </w:pPr>
+      <w:rPr>
+        <w:rFonts w:ascii="Wingdings" w:hAnsi="Wingdings" w:hint="default"/>
+        <w:sz w:val="20"/>
+      </w:rPr>
+    </w:lvl>
+    <w:lvl w:ilvl="5" w:tentative="1">
+      <w:start w:val="1"/>
+      <w:numFmt w:val="bullet"/>
+      <w:lvlText w:val=""/>
+      <w:lvlJc w:val="left"/>
+      <w:pPr>
+        <w:tabs>
+          <w:tab w:val="num" w:pos="4320"/>
+        </w:tabs>
+        <w:ind w:left="4320" w:hanging="360"/>
+      </w:pPr>
+      <w:rPr>
+        <w:rFonts w:ascii="Wingdings" w:hAnsi="Wingdings" w:hint="default"/>
+        <w:sz w:val="20"/>
+      </w:rPr>
+    </w:lvl>
+    <w:lvl w:ilvl="6" w:tentative="1">
+      <w:start w:val="1"/>
+      <w:numFmt w:val="bullet"/>
+      <w:lvlText w:val=""/>
+      <w:lvlJc w:val="left"/>
+      <w:pPr>
+        <w:tabs>
+          <w:tab w:val="num" w:pos="5040"/>
+        </w:tabs>
+        <w:ind w:left="5040" w:hanging="360"/>
+      </w:pPr>
+      <w:rPr>
+        <w:rFonts w:ascii="Wingdings" w:hAnsi="Wingdings" w:hint="default"/>
+        <w:sz w:val="20"/>
+      </w:rPr>
+    </w:lvl>
+    <w:lvl w:ilvl="7" w:tentative="1">
+      <w:start w:val="1"/>
+      <w:numFmt w:val="bullet"/>
+      <w:lvlText w:val=""/>
+      <w:lvlJc w:val="left"/>
+      <w:pPr>
+        <w:tabs>
+          <w:tab w:val="num" w:pos="5760"/>
+        </w:tabs>
+        <w:ind w:left="5760" w:hanging="360"/>
+      </w:pPr>
+      <w:rPr>
+        <w:rFonts w:ascii="Wingdings" w:hAnsi="Wingdings" w:hint="default"/>
+        <w:sz w:val="20"/>
+      </w:rPr>
+    </w:lvl>
+    <w:lvl w:ilvl="8" w:tentative="1">
+      <w:start w:val="1"/>
+      <w:numFmt w:val="bullet"/>
+      <w:lvlText w:val=""/>
+      <w:lvlJc w:val="left"/>
+      <w:pPr>
+        <w:tabs>
+          <w:tab w:val="num" w:pos="6480"/>
+        </w:tabs>
+        <w:ind w:left="6480" w:hanging="360"/>
+      </w:pPr>
+      <w:rPr>
+        <w:rFonts w:ascii="Wingdings" w:hAnsi="Wingdings" w:hint="default"/>
+        <w:sz w:val="20"/>
+      </w:rPr>
+    </w:lvl>
+  </w:abstractNum>
+  <w:abstractNum w:abstractNumId="33" w15:restartNumberingAfterBreak="0">
+    <w:nsid w:val="7694676C"/>
+    <w:multiLevelType w:val="multilevel"/>
+    <w:tmpl w:val="CAB05ED0"/>
+    <w:lvl w:ilvl="0">
       <w:start w:val="1"/>
       <w:numFmt w:val="bullet"/>
       <w:lvlText w:val=""/>
+      <w:lvlJc w:val="left"/>
+      <w:pPr>
+        <w:tabs>
+          <w:tab w:val="num" w:pos="720"/>
+        </w:tabs>
+        <w:ind w:left="720" w:hanging="360"/>
+      </w:pPr>
+      <w:rPr>
+        <w:rFonts w:ascii="Symbol" w:hAnsi="Symbol" w:hint="default"/>
+        <w:sz w:val="20"/>
+      </w:rPr>
+    </w:lvl>
+    <w:lvl w:ilvl="1" w:tentative="1">
+      <w:start w:val="1"/>
+      <w:numFmt w:val="bullet"/>
+      <w:lvlText w:val="o"/>
       <w:lvlJc w:val="left"/>
       <w:pPr>
         <w:tabs>
@@ -22405,14 +26517,14 @@
         <w:ind w:left="1440" w:hanging="360"/>
       </w:pPr>
       <w:rPr>
-        <w:rFonts w:ascii="Symbol" w:hAnsi="Symbol" w:hint="default"/>
+        <w:rFonts w:ascii="Courier New" w:hAnsi="Courier New" w:hint="default"/>
         <w:sz w:val="20"/>
       </w:rPr>
     </w:lvl>
     <w:lvl w:ilvl="2" w:tentative="1">
       <w:start w:val="1"/>
       <w:numFmt w:val="bullet"/>
-      <w:lvlText w:val=""/>
+      <w:lvlText w:val=""/>
       <w:lvlJc w:val="left"/>
       <w:pPr>
         <w:tabs>
@@ -22421,14 +26533,14 @@
         <w:ind w:left="2160" w:hanging="360"/>
       </w:pPr>
       <w:rPr>
-        <w:rFonts w:ascii="Symbol" w:hAnsi="Symbol" w:hint="default"/>
+        <w:rFonts w:ascii="Wingdings" w:hAnsi="Wingdings" w:hint="default"/>
         <w:sz w:val="20"/>
       </w:rPr>
     </w:lvl>
     <w:lvl w:ilvl="3" w:tentative="1">
       <w:start w:val="1"/>
       <w:numFmt w:val="bullet"/>
-      <w:lvlText w:val=""/>
+      <w:lvlText w:val=""/>
       <w:lvlJc w:val="left"/>
       <w:pPr>
         <w:tabs>
@@ -22437,14 +26549,14 @@
         <w:ind w:left="2880" w:hanging="360"/>
       </w:pPr>
       <w:rPr>
-        <w:rFonts w:ascii="Symbol" w:hAnsi="Symbol" w:hint="default"/>
+        <w:rFonts w:ascii="Wingdings" w:hAnsi="Wingdings" w:hint="default"/>
         <w:sz w:val="20"/>
       </w:rPr>
     </w:lvl>
     <w:lvl w:ilvl="4" w:tentative="1">
       <w:start w:val="1"/>
       <w:numFmt w:val="bullet"/>
-      <w:lvlText w:val=""/>
+      <w:lvlText w:val=""/>
       <w:lvlJc w:val="left"/>
       <w:pPr>
         <w:tabs>
@@ -22453,14 +26565,14 @@
         <w:ind w:left="3600" w:hanging="360"/>
       </w:pPr>
       <w:rPr>
-        <w:rFonts w:ascii="Symbol" w:hAnsi="Symbol" w:hint="default"/>
+        <w:rFonts w:ascii="Wingdings" w:hAnsi="Wingdings" w:hint="default"/>
         <w:sz w:val="20"/>
       </w:rPr>
     </w:lvl>
     <w:lvl w:ilvl="5" w:tentative="1">
       <w:start w:val="1"/>
       <w:numFmt w:val="bullet"/>
-      <w:lvlText w:val=""/>
+      <w:lvlText w:val=""/>
       <w:lvlJc w:val="left"/>
       <w:pPr>
         <w:tabs>
@@ -22469,14 +26581,14 @@
         <w:ind w:left="4320" w:hanging="360"/>
       </w:pPr>
       <w:rPr>
-        <w:rFonts w:ascii="Symbol" w:hAnsi="Symbol" w:hint="default"/>
+        <w:rFonts w:ascii="Wingdings" w:hAnsi="Wingdings" w:hint="default"/>
         <w:sz w:val="20"/>
       </w:rPr>
     </w:lvl>
     <w:lvl w:ilvl="6" w:tentative="1">
       <w:start w:val="1"/>
       <w:numFmt w:val="bullet"/>
-      <w:lvlText w:val=""/>
+      <w:lvlText w:val=""/>
       <w:lvlJc w:val="left"/>
       <w:pPr>
         <w:tabs>
@@ -22485,14 +26597,14 @@
         <w:ind w:left="5040" w:hanging="360"/>
       </w:pPr>
       <w:rPr>
-        <w:rFonts w:ascii="Symbol" w:hAnsi="Symbol" w:hint="default"/>
+        <w:rFonts w:ascii="Wingdings" w:hAnsi="Wingdings" w:hint="default"/>
         <w:sz w:val="20"/>
       </w:rPr>
     </w:lvl>
     <w:lvl w:ilvl="7" w:tentative="1">
       <w:start w:val="1"/>
       <w:numFmt w:val="bullet"/>
-      <w:lvlText w:val=""/>
+      <w:lvlText w:val=""/>
       <w:lvlJc w:val="left"/>
       <w:pPr>
         <w:tabs>
@@ -22501,14 +26613,14 @@
         <w:ind w:left="5760" w:hanging="360"/>
       </w:pPr>
       <w:rPr>
-        <w:rFonts w:ascii="Symbol" w:hAnsi="Symbol" w:hint="default"/>
+        <w:rFonts w:ascii="Wingdings" w:hAnsi="Wingdings" w:hint="default"/>
         <w:sz w:val="20"/>
       </w:rPr>
     </w:lvl>
     <w:lvl w:ilvl="8" w:tentative="1">
       <w:start w:val="1"/>
       <w:numFmt w:val="bullet"/>
-      <w:lvlText w:val=""/>
+      <w:lvlText w:val=""/>
       <w:lvlJc w:val="left"/>
       <w:pPr>
         <w:tabs>
@@ -22517,419 +26629,12 @@
         <w:ind w:left="6480" w:hanging="360"/>
       </w:pPr>
       <w:rPr>
-        <w:rFonts w:ascii="Symbol" w:hAnsi="Symbol" w:hint="default"/>
-        <w:sz w:val="20"/>
-      </w:rPr>
-    </w:lvl>
-  </w:abstractNum>
-  <w:abstractNum w:abstractNumId="29" w15:restartNumberingAfterBreak="0">
-    <w:nsid w:val="745A0452"/>
-    <w:multiLevelType w:val="multilevel"/>
-    <w:tmpl w:val="B37E72EE"/>
-    <w:lvl w:ilvl="0">
-      <w:start w:val="1"/>
-      <w:numFmt w:val="bullet"/>
-      <w:lvlText w:val=""/>
-      <w:lvlJc w:val="left"/>
-      <w:pPr>
-        <w:tabs>
-          <w:tab w:val="num" w:pos="720"/>
-        </w:tabs>
-        <w:ind w:left="720" w:hanging="360"/>
-      </w:pPr>
-      <w:rPr>
-        <w:rFonts w:ascii="Symbol" w:hAnsi="Symbol" w:hint="default"/>
-        <w:sz w:val="20"/>
-      </w:rPr>
-    </w:lvl>
-    <w:lvl w:ilvl="1">
-      <w:start w:val="4"/>
-      <w:numFmt w:val="decimal"/>
-      <w:lvlText w:val="%2."/>
-      <w:lvlJc w:val="left"/>
-      <w:pPr>
-        <w:ind w:left="1440" w:hanging="360"/>
-      </w:pPr>
-      <w:rPr>
-        <w:rFonts w:hint="default"/>
-      </w:rPr>
-    </w:lvl>
-    <w:lvl w:ilvl="2" w:tentative="1">
-      <w:start w:val="1"/>
-      <w:numFmt w:val="bullet"/>
-      <w:lvlText w:val=""/>
-      <w:lvlJc w:val="left"/>
-      <w:pPr>
-        <w:tabs>
-          <w:tab w:val="num" w:pos="2160"/>
-        </w:tabs>
-        <w:ind w:left="2160" w:hanging="360"/>
-      </w:pPr>
-      <w:rPr>
         <w:rFonts w:ascii="Wingdings" w:hAnsi="Wingdings" w:hint="default"/>
         <w:sz w:val="20"/>
       </w:rPr>
     </w:lvl>
-    <w:lvl w:ilvl="3" w:tentative="1">
-      <w:start w:val="1"/>
-      <w:numFmt w:val="bullet"/>
-      <w:lvlText w:val=""/>
-      <w:lvlJc w:val="left"/>
-      <w:pPr>
-        <w:tabs>
-          <w:tab w:val="num" w:pos="2880"/>
-        </w:tabs>
-        <w:ind w:left="2880" w:hanging="360"/>
-      </w:pPr>
-      <w:rPr>
-        <w:rFonts w:ascii="Wingdings" w:hAnsi="Wingdings" w:hint="default"/>
-        <w:sz w:val="20"/>
-      </w:rPr>
-    </w:lvl>
-    <w:lvl w:ilvl="4" w:tentative="1">
-      <w:start w:val="1"/>
-      <w:numFmt w:val="bullet"/>
-      <w:lvlText w:val=""/>
-      <w:lvlJc w:val="left"/>
-      <w:pPr>
-        <w:tabs>
-          <w:tab w:val="num" w:pos="3600"/>
-        </w:tabs>
-        <w:ind w:left="3600" w:hanging="360"/>
-      </w:pPr>
-      <w:rPr>
-        <w:rFonts w:ascii="Wingdings" w:hAnsi="Wingdings" w:hint="default"/>
-        <w:sz w:val="20"/>
-      </w:rPr>
-    </w:lvl>
-    <w:lvl w:ilvl="5" w:tentative="1">
-      <w:start w:val="1"/>
-      <w:numFmt w:val="bullet"/>
-      <w:lvlText w:val=""/>
-      <w:lvlJc w:val="left"/>
-      <w:pPr>
-        <w:tabs>
-          <w:tab w:val="num" w:pos="4320"/>
-        </w:tabs>
-        <w:ind w:left="4320" w:hanging="360"/>
-      </w:pPr>
-      <w:rPr>
-        <w:rFonts w:ascii="Wingdings" w:hAnsi="Wingdings" w:hint="default"/>
-        <w:sz w:val="20"/>
-      </w:rPr>
-    </w:lvl>
-    <w:lvl w:ilvl="6" w:tentative="1">
-      <w:start w:val="1"/>
-      <w:numFmt w:val="bullet"/>
-      <w:lvlText w:val=""/>
-      <w:lvlJc w:val="left"/>
-      <w:pPr>
-        <w:tabs>
-          <w:tab w:val="num" w:pos="5040"/>
-        </w:tabs>
-        <w:ind w:left="5040" w:hanging="360"/>
-      </w:pPr>
-      <w:rPr>
-        <w:rFonts w:ascii="Wingdings" w:hAnsi="Wingdings" w:hint="default"/>
-        <w:sz w:val="20"/>
-      </w:rPr>
-    </w:lvl>
-    <w:lvl w:ilvl="7" w:tentative="1">
-      <w:start w:val="1"/>
-      <w:numFmt w:val="bullet"/>
-      <w:lvlText w:val=""/>
-      <w:lvlJc w:val="left"/>
-      <w:pPr>
-        <w:tabs>
-          <w:tab w:val="num" w:pos="5760"/>
-        </w:tabs>
-        <w:ind w:left="5760" w:hanging="360"/>
-      </w:pPr>
-      <w:rPr>
-        <w:rFonts w:ascii="Wingdings" w:hAnsi="Wingdings" w:hint="default"/>
-        <w:sz w:val="20"/>
-      </w:rPr>
-    </w:lvl>
-    <w:lvl w:ilvl="8" w:tentative="1">
-      <w:start w:val="1"/>
-      <w:numFmt w:val="bullet"/>
-      <w:lvlText w:val=""/>
-      <w:lvlJc w:val="left"/>
-      <w:pPr>
-        <w:tabs>
-          <w:tab w:val="num" w:pos="6480"/>
-        </w:tabs>
-        <w:ind w:left="6480" w:hanging="360"/>
-      </w:pPr>
-      <w:rPr>
-        <w:rFonts w:ascii="Wingdings" w:hAnsi="Wingdings" w:hint="default"/>
-        <w:sz w:val="20"/>
-      </w:rPr>
-    </w:lvl>
   </w:abstractNum>
-  <w:abstractNum w:abstractNumId="30" w15:restartNumberingAfterBreak="0">
-    <w:nsid w:val="755504D4"/>
-    <w:multiLevelType w:val="hybridMultilevel"/>
-    <w:tmpl w:val="CBEC91F2"/>
-    <w:lvl w:ilvl="0" w:tplc="04090001">
-      <w:start w:val="1"/>
-      <w:numFmt w:val="bullet"/>
-      <w:lvlText w:val=""/>
-      <w:lvlJc w:val="left"/>
-      <w:pPr>
-        <w:ind w:left="720" w:hanging="360"/>
-      </w:pPr>
-      <w:rPr>
-        <w:rFonts w:ascii="Symbol" w:hAnsi="Symbol" w:hint="default"/>
-      </w:rPr>
-    </w:lvl>
-    <w:lvl w:ilvl="1" w:tplc="04090003" w:tentative="1">
-      <w:start w:val="1"/>
-      <w:numFmt w:val="bullet"/>
-      <w:lvlText w:val="o"/>
-      <w:lvlJc w:val="left"/>
-      <w:pPr>
-        <w:ind w:left="1440" w:hanging="360"/>
-      </w:pPr>
-      <w:rPr>
-        <w:rFonts w:ascii="Courier New" w:hAnsi="Courier New" w:cs="Courier New" w:hint="default"/>
-      </w:rPr>
-    </w:lvl>
-    <w:lvl w:ilvl="2" w:tplc="04090005" w:tentative="1">
-      <w:start w:val="1"/>
-      <w:numFmt w:val="bullet"/>
-      <w:lvlText w:val=""/>
-      <w:lvlJc w:val="left"/>
-      <w:pPr>
-        <w:ind w:left="2160" w:hanging="360"/>
-      </w:pPr>
-      <w:rPr>
-        <w:rFonts w:ascii="Wingdings" w:hAnsi="Wingdings" w:hint="default"/>
-      </w:rPr>
-    </w:lvl>
-    <w:lvl w:ilvl="3" w:tplc="04090001" w:tentative="1">
-      <w:start w:val="1"/>
-      <w:numFmt w:val="bullet"/>
-      <w:lvlText w:val=""/>
-      <w:lvlJc w:val="left"/>
-      <w:pPr>
-        <w:ind w:left="2880" w:hanging="360"/>
-      </w:pPr>
-      <w:rPr>
-        <w:rFonts w:ascii="Symbol" w:hAnsi="Symbol" w:hint="default"/>
-      </w:rPr>
-    </w:lvl>
-    <w:lvl w:ilvl="4" w:tplc="04090003" w:tentative="1">
-      <w:start w:val="1"/>
-      <w:numFmt w:val="bullet"/>
-      <w:lvlText w:val="o"/>
-      <w:lvlJc w:val="left"/>
-      <w:pPr>
-        <w:ind w:left="3600" w:hanging="360"/>
-      </w:pPr>
-      <w:rPr>
-        <w:rFonts w:ascii="Courier New" w:hAnsi="Courier New" w:cs="Courier New" w:hint="default"/>
-      </w:rPr>
-    </w:lvl>
-    <w:lvl w:ilvl="5" w:tplc="04090005" w:tentative="1">
-      <w:start w:val="1"/>
-      <w:numFmt w:val="bullet"/>
-      <w:lvlText w:val=""/>
-      <w:lvlJc w:val="left"/>
-      <w:pPr>
-        <w:ind w:left="4320" w:hanging="360"/>
-      </w:pPr>
-      <w:rPr>
-        <w:rFonts w:ascii="Wingdings" w:hAnsi="Wingdings" w:hint="default"/>
-      </w:rPr>
-    </w:lvl>
-    <w:lvl w:ilvl="6" w:tplc="04090001" w:tentative="1">
-      <w:start w:val="1"/>
-      <w:numFmt w:val="bullet"/>
-      <w:lvlText w:val=""/>
-      <w:lvlJc w:val="left"/>
-      <w:pPr>
-        <w:ind w:left="5040" w:hanging="360"/>
-      </w:pPr>
-      <w:rPr>
-        <w:rFonts w:ascii="Symbol" w:hAnsi="Symbol" w:hint="default"/>
-      </w:rPr>
-    </w:lvl>
-    <w:lvl w:ilvl="7" w:tplc="04090003" w:tentative="1">
-      <w:start w:val="1"/>
-      <w:numFmt w:val="bullet"/>
-      <w:lvlText w:val="o"/>
-      <w:lvlJc w:val="left"/>
-      <w:pPr>
-        <w:ind w:left="5760" w:hanging="360"/>
-      </w:pPr>
-      <w:rPr>
-        <w:rFonts w:ascii="Courier New" w:hAnsi="Courier New" w:cs="Courier New" w:hint="default"/>
-      </w:rPr>
-    </w:lvl>
-    <w:lvl w:ilvl="8" w:tplc="04090005" w:tentative="1">
-      <w:start w:val="1"/>
-      <w:numFmt w:val="bullet"/>
-      <w:lvlText w:val=""/>
-      <w:lvlJc w:val="left"/>
-      <w:pPr>
-        <w:ind w:left="6480" w:hanging="360"/>
-      </w:pPr>
-      <w:rPr>
-        <w:rFonts w:ascii="Wingdings" w:hAnsi="Wingdings" w:hint="default"/>
-      </w:rPr>
-    </w:lvl>
-  </w:abstractNum>
-  <w:abstractNum w:abstractNumId="31" w15:restartNumberingAfterBreak="0">
-    <w:nsid w:val="7694676C"/>
-    <w:multiLevelType w:val="multilevel"/>
-    <w:tmpl w:val="CAB05ED0"/>
-    <w:lvl w:ilvl="0">
-      <w:start w:val="1"/>
-      <w:numFmt w:val="bullet"/>
-      <w:lvlText w:val=""/>
-      <w:lvlJc w:val="left"/>
-      <w:pPr>
-        <w:tabs>
-          <w:tab w:val="num" w:pos="720"/>
-        </w:tabs>
-        <w:ind w:left="720" w:hanging="360"/>
-      </w:pPr>
-      <w:rPr>
-        <w:rFonts w:ascii="Symbol" w:hAnsi="Symbol" w:hint="default"/>
-        <w:sz w:val="20"/>
-      </w:rPr>
-    </w:lvl>
-    <w:lvl w:ilvl="1" w:tentative="1">
-      <w:start w:val="1"/>
-      <w:numFmt w:val="bullet"/>
-      <w:lvlText w:val="o"/>
-      <w:lvlJc w:val="left"/>
-      <w:pPr>
-        <w:tabs>
-          <w:tab w:val="num" w:pos="1440"/>
-        </w:tabs>
-        <w:ind w:left="1440" w:hanging="360"/>
-      </w:pPr>
-      <w:rPr>
-        <w:rFonts w:ascii="Courier New" w:hAnsi="Courier New" w:hint="default"/>
-        <w:sz w:val="20"/>
-      </w:rPr>
-    </w:lvl>
-    <w:lvl w:ilvl="2" w:tentative="1">
-      <w:start w:val="1"/>
-      <w:numFmt w:val="bullet"/>
-      <w:lvlText w:val=""/>
-      <w:lvlJc w:val="left"/>
-      <w:pPr>
-        <w:tabs>
-          <w:tab w:val="num" w:pos="2160"/>
-        </w:tabs>
-        <w:ind w:left="2160" w:hanging="360"/>
-      </w:pPr>
-      <w:rPr>
-        <w:rFonts w:ascii="Wingdings" w:hAnsi="Wingdings" w:hint="default"/>
-        <w:sz w:val="20"/>
-      </w:rPr>
-    </w:lvl>
-    <w:lvl w:ilvl="3" w:tentative="1">
-      <w:start w:val="1"/>
-      <w:numFmt w:val="bullet"/>
-      <w:lvlText w:val=""/>
-      <w:lvlJc w:val="left"/>
-      <w:pPr>
-        <w:tabs>
-          <w:tab w:val="num" w:pos="2880"/>
-        </w:tabs>
-        <w:ind w:left="2880" w:hanging="360"/>
-      </w:pPr>
-      <w:rPr>
-        <w:rFonts w:ascii="Wingdings" w:hAnsi="Wingdings" w:hint="default"/>
-        <w:sz w:val="20"/>
-      </w:rPr>
-    </w:lvl>
-    <w:lvl w:ilvl="4" w:tentative="1">
-      <w:start w:val="1"/>
-      <w:numFmt w:val="bullet"/>
-      <w:lvlText w:val=""/>
-      <w:lvlJc w:val="left"/>
-      <w:pPr>
-        <w:tabs>
-          <w:tab w:val="num" w:pos="3600"/>
-        </w:tabs>
-        <w:ind w:left="3600" w:hanging="360"/>
-      </w:pPr>
-      <w:rPr>
-        <w:rFonts w:ascii="Wingdings" w:hAnsi="Wingdings" w:hint="default"/>
-        <w:sz w:val="20"/>
-      </w:rPr>
-    </w:lvl>
-    <w:lvl w:ilvl="5" w:tentative="1">
-      <w:start w:val="1"/>
-      <w:numFmt w:val="bullet"/>
-      <w:lvlText w:val=""/>
-      <w:lvlJc w:val="left"/>
-      <w:pPr>
-        <w:tabs>
-          <w:tab w:val="num" w:pos="4320"/>
-        </w:tabs>
-        <w:ind w:left="4320" w:hanging="360"/>
-      </w:pPr>
-      <w:rPr>
-        <w:rFonts w:ascii="Wingdings" w:hAnsi="Wingdings" w:hint="default"/>
-        <w:sz w:val="20"/>
-      </w:rPr>
-    </w:lvl>
-    <w:lvl w:ilvl="6" w:tentative="1">
-      <w:start w:val="1"/>
-      <w:numFmt w:val="bullet"/>
-      <w:lvlText w:val=""/>
-      <w:lvlJc w:val="left"/>
-      <w:pPr>
-        <w:tabs>
-          <w:tab w:val="num" w:pos="5040"/>
-        </w:tabs>
-        <w:ind w:left="5040" w:hanging="360"/>
-      </w:pPr>
-      <w:rPr>
-        <w:rFonts w:ascii="Wingdings" w:hAnsi="Wingdings" w:hint="default"/>
-        <w:sz w:val="20"/>
-      </w:rPr>
-    </w:lvl>
-    <w:lvl w:ilvl="7" w:tentative="1">
-      <w:start w:val="1"/>
-      <w:numFmt w:val="bullet"/>
-      <w:lvlText w:val=""/>
-      <w:lvlJc w:val="left"/>
-      <w:pPr>
-        <w:tabs>
-          <w:tab w:val="num" w:pos="5760"/>
-        </w:tabs>
-        <w:ind w:left="5760" w:hanging="360"/>
-      </w:pPr>
-      <w:rPr>
-        <w:rFonts w:ascii="Wingdings" w:hAnsi="Wingdings" w:hint="default"/>
-        <w:sz w:val="20"/>
-      </w:rPr>
-    </w:lvl>
-    <w:lvl w:ilvl="8" w:tentative="1">
-      <w:start w:val="1"/>
-      <w:numFmt w:val="bullet"/>
-      <w:lvlText w:val=""/>
-      <w:lvlJc w:val="left"/>
-      <w:pPr>
-        <w:tabs>
-          <w:tab w:val="num" w:pos="6480"/>
-        </w:tabs>
-        <w:ind w:left="6480" w:hanging="360"/>
-      </w:pPr>
-      <w:rPr>
-        <w:rFonts w:ascii="Wingdings" w:hAnsi="Wingdings" w:hint="default"/>
-        <w:sz w:val="20"/>
-      </w:rPr>
-    </w:lvl>
-  </w:abstractNum>
-  <w:abstractNum w:abstractNumId="32" w15:restartNumberingAfterBreak="0">
+  <w:abstractNum w:abstractNumId="34" w15:restartNumberingAfterBreak="0">
     <w:nsid w:val="7AAF589B"/>
     <w:multiLevelType w:val="hybridMultilevel"/>
     <w:tmpl w:val="FE78CEAC"/>
@@ -23042,7 +26747,7 @@
       </w:rPr>
     </w:lvl>
   </w:abstractNum>
-  <w:abstractNum w:abstractNumId="33" w15:restartNumberingAfterBreak="0">
+  <w:abstractNum w:abstractNumId="35" w15:restartNumberingAfterBreak="0">
     <w:nsid w:val="7B4D1282"/>
     <w:multiLevelType w:val="hybridMultilevel"/>
     <w:tmpl w:val="6B90FFAE"/>
@@ -23156,108 +26861,114 @@
     </w:lvl>
   </w:abstractNum>
   <w:num w:numId="1">
-    <w:abstractNumId w:val="12"/>
+    <w:abstractNumId w:val="13"/>
   </w:num>
   <w:num w:numId="2">
     <w:abstractNumId w:val="2"/>
   </w:num>
   <w:num w:numId="3">
+    <w:abstractNumId w:val="3"/>
+  </w:num>
+  <w:num w:numId="4">
+    <w:abstractNumId w:val="33"/>
+  </w:num>
+  <w:num w:numId="5">
     <w:abstractNumId w:val="20"/>
   </w:num>
-  <w:num w:numId="4">
-    <w:abstractNumId w:val="3"/>
+  <w:num w:numId="6">
+    <w:abstractNumId w:val="35"/>
   </w:num>
-  <w:num w:numId="5">
+  <w:num w:numId="7">
+    <w:abstractNumId w:val="32"/>
+  </w:num>
+  <w:num w:numId="8">
+    <w:abstractNumId w:val="28"/>
+  </w:num>
+  <w:num w:numId="9">
+    <w:abstractNumId w:val="25"/>
+  </w:num>
+  <w:num w:numId="10">
+    <w:abstractNumId w:val="27"/>
+  </w:num>
+  <w:num w:numId="11">
+    <w:abstractNumId w:val="0"/>
+  </w:num>
+  <w:num w:numId="12">
+    <w:abstractNumId w:val="16"/>
+  </w:num>
+  <w:num w:numId="13">
+    <w:abstractNumId w:val="34"/>
+  </w:num>
+  <w:num w:numId="14">
+    <w:abstractNumId w:val="4"/>
+  </w:num>
+  <w:num w:numId="15">
+    <w:abstractNumId w:val="7"/>
+  </w:num>
+  <w:num w:numId="16">
     <w:abstractNumId w:val="31"/>
   </w:num>
-  <w:num w:numId="6">
-    <w:abstractNumId w:val="4"/>
+  <w:num w:numId="17">
+    <w:abstractNumId w:val="15"/>
   </w:num>
-  <w:num w:numId="7">
+  <w:num w:numId="18">
+    <w:abstractNumId w:val="23"/>
+  </w:num>
+  <w:num w:numId="19">
+    <w:abstractNumId w:val="30"/>
+  </w:num>
+  <w:num w:numId="20">
+    <w:abstractNumId w:val="22"/>
+  </w:num>
+  <w:num w:numId="21">
+    <w:abstractNumId w:val="17"/>
+  </w:num>
+  <w:num w:numId="22">
+    <w:abstractNumId w:val="1"/>
+  </w:num>
+  <w:num w:numId="23">
+    <w:abstractNumId w:val="8"/>
+  </w:num>
+  <w:num w:numId="24">
+    <w:abstractNumId w:val="26"/>
+  </w:num>
+  <w:num w:numId="25">
+    <w:abstractNumId w:val="9"/>
+  </w:num>
+  <w:num w:numId="26">
+    <w:abstractNumId w:val="6"/>
+  </w:num>
+  <w:num w:numId="27">
+    <w:abstractNumId w:val="12"/>
+  </w:num>
+  <w:num w:numId="28">
+    <w:abstractNumId w:val="10"/>
+  </w:num>
+  <w:num w:numId="29">
     <w:abstractNumId w:val="24"/>
   </w:num>
-  <w:num w:numId="8">
-    <w:abstractNumId w:val="30"/>
+  <w:num w:numId="30">
+    <w:abstractNumId w:val="21"/>
   </w:num>
-  <w:num w:numId="9">
-    <w:abstractNumId w:val="16"/>
+  <w:num w:numId="31">
+    <w:abstractNumId w:val="18"/>
   </w:num>
-  <w:num w:numId="10">
-    <w:abstractNumId w:val="33"/>
+  <w:num w:numId="32">
+    <w:abstractNumId w:val="14"/>
   </w:num>
-  <w:num w:numId="11">
+  <w:num w:numId="33">
     <w:abstractNumId w:val="29"/>
   </w:num>
-  <w:num w:numId="12">
-    <w:abstractNumId w:val="26"/>
+  <w:num w:numId="34">
+    <w:abstractNumId w:val="11"/>
   </w:num>
-  <w:num w:numId="13">
-    <w:abstractNumId w:val="22"/>
-  </w:num>
-  <w:num w:numId="14">
-    <w:abstractNumId w:val="25"/>
-  </w:num>
-  <w:num w:numId="15">
-    <w:abstractNumId w:val="0"/>
-  </w:num>
-  <w:num w:numId="16">
-    <w:abstractNumId w:val="14"/>
-  </w:num>
-  <w:num w:numId="17">
-    <w:abstractNumId w:val="32"/>
-  </w:num>
-  <w:num w:numId="18">
+  <w:num w:numId="35">
     <w:abstractNumId w:val="5"/>
   </w:num>
-  <w:num w:numId="19">
-    <w:abstractNumId w:val="7"/>
-  </w:num>
-  <w:num w:numId="20">
-    <w:abstractNumId w:val="28"/>
-  </w:num>
-  <w:num w:numId="21">
-    <w:abstractNumId w:val="13"/>
-  </w:num>
-  <w:num w:numId="22">
+  <w:num w:numId="36">
     <w:abstractNumId w:val="19"/>
   </w:num>
-  <w:num w:numId="23">
-    <w:abstractNumId w:val="27"/>
-  </w:num>
-  <w:num w:numId="24">
-    <w:abstractNumId w:val="18"/>
-  </w:num>
-  <w:num w:numId="25">
-    <w:abstractNumId w:val="15"/>
-  </w:num>
-  <w:num w:numId="26">
-    <w:abstractNumId w:val="1"/>
-  </w:num>
-  <w:num w:numId="27">
-    <w:abstractNumId w:val="8"/>
-  </w:num>
-  <w:num w:numId="28">
-    <w:abstractNumId w:val="23"/>
-  </w:num>
-  <w:num w:numId="29">
-    <w:abstractNumId w:val="9"/>
-  </w:num>
-  <w:num w:numId="30">
-    <w:abstractNumId w:val="6"/>
-  </w:num>
-  <w:num w:numId="31">
-    <w:abstractNumId w:val="11"/>
-  </w:num>
-  <w:num w:numId="32">
-    <w:abstractNumId w:val="10"/>
-  </w:num>
-  <w:num w:numId="33">
-    <w:abstractNumId w:val="21"/>
-  </w:num>
-  <w:num w:numId="34">
-    <w:abstractNumId w:val="17"/>
-  </w:num>
-  <w:numIdMacAtCleanup w:val="34"/>
+  <w:numIdMacAtCleanup w:val="36"/>
 </w:numbering>
 </file>
 
@@ -28193,7 +31904,7 @@
 </file>
 
 <file path=customXml/itemProps1.xml><?xml version="1.0" encoding="utf-8"?>
-<ds:datastoreItem xmlns:ds="http://schemas.openxmlformats.org/officeDocument/2006/customXml" ds:itemID="{602E1213-D7D0-47E3-8ED6-603811DAA45F}">
+<ds:datastoreItem xmlns:ds="http://schemas.openxmlformats.org/officeDocument/2006/customXml" ds:itemID="{40FA6A6F-093F-4E50-A6DF-9678BCA6EE02}">
   <ds:schemaRefs>
     <ds:schemaRef ds:uri="http://schemas.openxmlformats.org/officeDocument/2006/bibliography"/>
   </ds:schemaRefs>

--- a/STUDY-BUDDY.docx
+++ b/STUDY-BUDDY.docx
@@ -647,23 +647,7 @@
                 <w:rFonts w:cs="Times New Roman"/>
                 <w:szCs w:val="24"/>
               </w:rPr>
-              <w:t xml:space="preserve">Depika </w:t>
-            </w:r>
-            <w:proofErr w:type="spellStart"/>
-            <w:r>
-              <w:rPr>
-                <w:rFonts w:cs="Times New Roman"/>
-                <w:szCs w:val="24"/>
-              </w:rPr>
-              <w:t>Kumari</w:t>
-            </w:r>
-            <w:proofErr w:type="spellEnd"/>
-            <w:r>
-              <w:rPr>
-                <w:rFonts w:cs="Times New Roman"/>
-                <w:szCs w:val="24"/>
-              </w:rPr>
-              <w:t xml:space="preserve"> Sharma</w:t>
+              <w:t>Depika Kumari Sharma</w:t>
             </w:r>
           </w:p>
         </w:tc>
@@ -764,21 +748,12 @@
                 <w:szCs w:val="24"/>
               </w:rPr>
             </w:pPr>
-            <w:proofErr w:type="spellStart"/>
             <w:r>
               <w:rPr>
                 <w:rFonts w:cs="Times New Roman"/>
                 <w:szCs w:val="24"/>
               </w:rPr>
-              <w:t>Sampada</w:t>
-            </w:r>
-            <w:proofErr w:type="spellEnd"/>
-            <w:r>
-              <w:rPr>
-                <w:rFonts w:cs="Times New Roman"/>
-                <w:szCs w:val="24"/>
-              </w:rPr>
-              <w:t xml:space="preserve"> Pahari</w:t>
+              <w:t>Sampada Pahari</w:t>
             </w:r>
           </w:p>
         </w:tc>
@@ -879,31 +854,13 @@
                 <w:szCs w:val="24"/>
               </w:rPr>
             </w:pPr>
-            <w:proofErr w:type="spellStart"/>
             <w:r>
               <w:rPr>
                 <w:rFonts w:cs="Times New Roman"/>
                 <w:szCs w:val="24"/>
               </w:rPr>
-              <w:t>Prasid</w:t>
-            </w:r>
-            <w:proofErr w:type="spellEnd"/>
-            <w:r>
-              <w:rPr>
-                <w:rFonts w:cs="Times New Roman"/>
-                <w:szCs w:val="24"/>
-              </w:rPr>
-              <w:t xml:space="preserve"> </w:t>
-            </w:r>
-            <w:proofErr w:type="spellStart"/>
-            <w:r>
-              <w:rPr>
-                <w:rFonts w:cs="Times New Roman"/>
-                <w:szCs w:val="24"/>
-              </w:rPr>
-              <w:t>Gautam</w:t>
-            </w:r>
-            <w:proofErr w:type="spellEnd"/>
+              <w:t>Prasid Gautam</w:t>
+            </w:r>
           </w:p>
         </w:tc>
         <w:tc>
@@ -1192,23 +1149,7 @@
           <w:rFonts w:cs="Times New Roman"/>
           <w:szCs w:val="24"/>
         </w:rPr>
-        <w:t xml:space="preserve">Depika </w:t>
-      </w:r>
-      <w:proofErr w:type="spellStart"/>
-      <w:r>
-        <w:rPr>
-          <w:rFonts w:cs="Times New Roman"/>
-          <w:szCs w:val="24"/>
-        </w:rPr>
-        <w:t>Kumari</w:t>
-      </w:r>
-      <w:proofErr w:type="spellEnd"/>
-      <w:r>
-        <w:rPr>
-          <w:rFonts w:cs="Times New Roman"/>
-          <w:szCs w:val="24"/>
-        </w:rPr>
-        <w:t xml:space="preserve"> Sharma</w:t>
+        <w:t>Depika Kumari Sharma</w:t>
       </w:r>
       <w:r>
         <w:rPr>
@@ -1234,21 +1175,12 @@
           <w:szCs w:val="24"/>
         </w:rPr>
       </w:pPr>
-      <w:proofErr w:type="spellStart"/>
-      <w:r>
-        <w:rPr>
-          <w:rFonts w:cs="Times New Roman"/>
-          <w:szCs w:val="24"/>
-        </w:rPr>
-        <w:t>Sampada</w:t>
-      </w:r>
-      <w:proofErr w:type="spellEnd"/>
-      <w:r>
-        <w:rPr>
-          <w:rFonts w:cs="Times New Roman"/>
-          <w:szCs w:val="24"/>
-        </w:rPr>
-        <w:t xml:space="preserve"> Pahari (2024-1-53-0184)</w:t>
+      <w:r>
+        <w:rPr>
+          <w:rFonts w:cs="Times New Roman"/>
+          <w:szCs w:val="24"/>
+        </w:rPr>
+        <w:t>Sampada Pahari (2024-1-53-0184)</w:t>
       </w:r>
     </w:p>
     <w:p>
@@ -1260,37 +1192,12 @@
           <w:szCs w:val="24"/>
         </w:rPr>
       </w:pPr>
-      <w:proofErr w:type="spellStart"/>
-      <w:r>
-        <w:rPr>
-          <w:rFonts w:cs="Times New Roman"/>
-          <w:szCs w:val="24"/>
-        </w:rPr>
-        <w:t>Prasid</w:t>
-      </w:r>
-      <w:proofErr w:type="spellEnd"/>
-      <w:r>
-        <w:rPr>
-          <w:rFonts w:cs="Times New Roman"/>
-          <w:szCs w:val="24"/>
-        </w:rPr>
-        <w:t xml:space="preserve"> </w:t>
-      </w:r>
-      <w:proofErr w:type="spellStart"/>
-      <w:r>
-        <w:rPr>
-          <w:rFonts w:cs="Times New Roman"/>
-          <w:szCs w:val="24"/>
-        </w:rPr>
-        <w:t>Gautam</w:t>
-      </w:r>
-      <w:proofErr w:type="spellEnd"/>
-      <w:r>
-        <w:rPr>
-          <w:rFonts w:cs="Times New Roman"/>
-          <w:szCs w:val="24"/>
-        </w:rPr>
-        <w:t xml:space="preserve"> (2024-1-53-0174)</w:t>
+      <w:r>
+        <w:rPr>
+          <w:rFonts w:cs="Times New Roman"/>
+          <w:szCs w:val="24"/>
+        </w:rPr>
+        <w:t>Prasid Gautam (2024-1-53-0174)</w:t>
       </w:r>
     </w:p>
     <w:p>
@@ -1547,151 +1454,69 @@
           <w:b/>
           <w:szCs w:val="24"/>
         </w:rPr>
-        <w:t xml:space="preserve"> Depika </w:t>
-      </w:r>
-      <w:proofErr w:type="spellStart"/>
+        <w:t xml:space="preserve"> Depika Kumari Sharma, Sampada Pahari and Prasid Gautam </w:t>
+      </w:r>
+      <w:r>
+        <w:rPr>
+          <w:rFonts w:cs="Times New Roman"/>
+          <w:szCs w:val="24"/>
+        </w:rPr>
+        <w:t xml:space="preserve">during their </w:t>
+      </w:r>
       <w:r>
         <w:rPr>
           <w:rFonts w:cs="Times New Roman"/>
           <w:b/>
           <w:szCs w:val="24"/>
         </w:rPr>
-        <w:t>Kumari</w:t>
-      </w:r>
-      <w:proofErr w:type="spellEnd"/>
+        <w:t>4</w:t>
+      </w:r>
       <w:r>
         <w:rPr>
           <w:rFonts w:cs="Times New Roman"/>
           <w:b/>
           <w:szCs w:val="24"/>
-        </w:rPr>
-        <w:t xml:space="preserve"> Sharma, </w:t>
-      </w:r>
-      <w:proofErr w:type="spellStart"/>
+          <w:vertAlign w:val="superscript"/>
+        </w:rPr>
+        <w:t>th</w:t>
+      </w:r>
       <w:r>
         <w:rPr>
           <w:rFonts w:cs="Times New Roman"/>
           <w:b/>
           <w:szCs w:val="24"/>
         </w:rPr>
-        <w:t>Sampada</w:t>
-      </w:r>
-      <w:proofErr w:type="spellEnd"/>
+        <w:t xml:space="preserve"> </w:t>
+      </w:r>
+      <w:r>
+        <w:rPr>
+          <w:rFonts w:cs="Times New Roman"/>
+          <w:szCs w:val="24"/>
+        </w:rPr>
+        <w:t xml:space="preserve">semester in partial fulfillment of the requirement for the degree of </w:t>
+      </w:r>
       <w:r>
         <w:rPr>
           <w:rFonts w:cs="Times New Roman"/>
           <w:b/>
           <w:szCs w:val="24"/>
         </w:rPr>
-        <w:t xml:space="preserve"> Pahari and </w:t>
-      </w:r>
-      <w:proofErr w:type="spellStart"/>
+        <w:t>Bachelor of Computer Application (BCA)</w:t>
+      </w:r>
+      <w:r>
+        <w:rPr>
+          <w:rFonts w:cs="Times New Roman"/>
+          <w:szCs w:val="24"/>
+        </w:rPr>
+        <w:t xml:space="preserve"> under affiliation of </w:t>
+      </w:r>
       <w:r>
         <w:rPr>
           <w:rFonts w:cs="Times New Roman"/>
           <w:b/>
           <w:szCs w:val="24"/>
         </w:rPr>
-        <w:t>Prasid</w:t>
-      </w:r>
-      <w:proofErr w:type="spellEnd"/>
-      <w:r>
-        <w:rPr>
-          <w:rFonts w:cs="Times New Roman"/>
-          <w:b/>
-          <w:szCs w:val="24"/>
-        </w:rPr>
-        <w:t xml:space="preserve"> </w:t>
-      </w:r>
-      <w:proofErr w:type="spellStart"/>
-      <w:r>
-        <w:rPr>
-          <w:rFonts w:cs="Times New Roman"/>
-          <w:b/>
-          <w:szCs w:val="24"/>
-        </w:rPr>
-        <w:t>Gautam</w:t>
-      </w:r>
-      <w:proofErr w:type="spellEnd"/>
-      <w:r>
-        <w:rPr>
-          <w:rFonts w:cs="Times New Roman"/>
-          <w:b/>
-          <w:szCs w:val="24"/>
-        </w:rPr>
-        <w:t xml:space="preserve"> </w:t>
-      </w:r>
-      <w:r>
-        <w:rPr>
-          <w:rFonts w:cs="Times New Roman"/>
-          <w:szCs w:val="24"/>
-        </w:rPr>
-        <w:t xml:space="preserve">during their </w:t>
-      </w:r>
-      <w:r>
-        <w:rPr>
-          <w:rFonts w:cs="Times New Roman"/>
-          <w:b/>
-          <w:szCs w:val="24"/>
-        </w:rPr>
-        <w:t>4</w:t>
-      </w:r>
-      <w:r>
-        <w:rPr>
-          <w:rFonts w:cs="Times New Roman"/>
-          <w:b/>
-          <w:szCs w:val="24"/>
-          <w:vertAlign w:val="superscript"/>
-        </w:rPr>
-        <w:t>th</w:t>
-      </w:r>
-      <w:r>
-        <w:rPr>
-          <w:rFonts w:cs="Times New Roman"/>
-          <w:b/>
-          <w:szCs w:val="24"/>
-        </w:rPr>
-        <w:t xml:space="preserve"> </w:t>
-      </w:r>
-      <w:r>
-        <w:rPr>
-          <w:rFonts w:cs="Times New Roman"/>
-          <w:szCs w:val="24"/>
-        </w:rPr>
-        <w:t xml:space="preserve">semester in partial fulfillment of the requirement for the degree of </w:t>
-      </w:r>
-      <w:r>
-        <w:rPr>
-          <w:rFonts w:cs="Times New Roman"/>
-          <w:b/>
-          <w:szCs w:val="24"/>
-        </w:rPr>
-        <w:t>Bachelor of Computer Application (BCA)</w:t>
-      </w:r>
-      <w:r>
-        <w:rPr>
-          <w:rFonts w:cs="Times New Roman"/>
-          <w:szCs w:val="24"/>
-        </w:rPr>
-        <w:t xml:space="preserve"> under affiliation of </w:t>
-      </w:r>
-      <w:proofErr w:type="spellStart"/>
-      <w:r>
-        <w:rPr>
-          <w:rFonts w:cs="Times New Roman"/>
-          <w:b/>
-          <w:szCs w:val="24"/>
-        </w:rPr>
-        <w:t>Pokhara</w:t>
-      </w:r>
-      <w:proofErr w:type="spellEnd"/>
-      <w:r>
-        <w:rPr>
-          <w:rFonts w:cs="Times New Roman"/>
-          <w:b/>
-          <w:szCs w:val="24"/>
-        </w:rPr>
-        <w:t xml:space="preserve"> University</w:t>
+        <w:t>Pokhara University</w:t>
       </w:r>
       <w:r>
         <w:rPr>
@@ -1806,36 +1631,8 @@
           <w:b/>
           <w:szCs w:val="24"/>
         </w:rPr>
-        <w:t xml:space="preserve">Mr. </w:t>
-      </w:r>
-      <w:proofErr w:type="spellStart"/>
-      <w:r>
-        <w:rPr>
-          <w:rFonts w:cs="Times New Roman"/>
-          <w:b/>
-          <w:szCs w:val="24"/>
-        </w:rPr>
-        <w:t>Suman</w:t>
-      </w:r>
-      <w:proofErr w:type="spellEnd"/>
-      <w:r>
-        <w:rPr>
-          <w:rFonts w:cs="Times New Roman"/>
-          <w:b/>
-          <w:szCs w:val="24"/>
-        </w:rPr>
-        <w:t xml:space="preserve"> </w:t>
-      </w:r>
-      <w:proofErr w:type="spellStart"/>
-      <w:r>
-        <w:rPr>
-          <w:rFonts w:cs="Times New Roman"/>
-          <w:b/>
-          <w:szCs w:val="24"/>
-        </w:rPr>
-        <w:t>Devkota</w:t>
-      </w:r>
-      <w:proofErr w:type="spellEnd"/>
+        <w:t>Mr. Suman Devkota</w:t>
+      </w:r>
     </w:p>
     <w:p>
       <w:pPr>
@@ -2126,21 +1923,7 @@
         <w:rPr>
           <w:rFonts w:cs="Times New Roman"/>
         </w:rPr>
-        <w:t xml:space="preserve">” and are satisfied with the project </w:t>
-      </w:r>
-      <w:proofErr w:type="spellStart"/>
-      <w:r>
-        <w:rPr>
-          <w:rFonts w:cs="Times New Roman"/>
-        </w:rPr>
-        <w:t>defence</w:t>
-      </w:r>
-      <w:proofErr w:type="spellEnd"/>
-      <w:r>
-        <w:rPr>
-          <w:rFonts w:cs="Times New Roman"/>
-        </w:rPr>
-        <w:t xml:space="preserve">. In our opinion, it is satisfactory in the scope and qualify as project in partial fulfilment of the requirements for the degree of </w:t>
+        <w:t xml:space="preserve">” and are satisfied with the project defence. In our opinion, it is satisfactory in the scope and qualify as project in partial fulfilment of the requirements for the degree of </w:t>
       </w:r>
       <w:r>
         <w:rPr>
@@ -2155,21 +1938,12 @@
         </w:rPr>
         <w:t xml:space="preserve"> under </w:t>
       </w:r>
-      <w:proofErr w:type="spellStart"/>
       <w:r>
         <w:rPr>
           <w:rFonts w:cs="Times New Roman"/>
           <w:b/>
         </w:rPr>
-        <w:t>Pokhara</w:t>
-      </w:r>
-      <w:proofErr w:type="spellEnd"/>
-      <w:r>
-        <w:rPr>
-          <w:rFonts w:cs="Times New Roman"/>
-          <w:b/>
-        </w:rPr>
-        <w:t xml:space="preserve"> University.</w:t>
+        <w:t>Pokhara University.</w:t>
       </w:r>
     </w:p>
     <w:p>
@@ -2248,21 +2022,12 @@
         </w:rPr>
         <w:t xml:space="preserve">                                          </w:t>
       </w:r>
-      <w:proofErr w:type="spellStart"/>
-      <w:r>
-        <w:rPr>
-          <w:rFonts w:cs="Times New Roman"/>
-          <w:szCs w:val="24"/>
-        </w:rPr>
-        <w:t>Er</w:t>
-      </w:r>
-      <w:proofErr w:type="spellEnd"/>
-      <w:r>
-        <w:rPr>
-          <w:rFonts w:cs="Times New Roman"/>
-          <w:szCs w:val="24"/>
-        </w:rPr>
-        <w:t>. Kiran K.C</w:t>
+      <w:r>
+        <w:rPr>
+          <w:rFonts w:cs="Times New Roman"/>
+          <w:szCs w:val="24"/>
+        </w:rPr>
+        <w:t>Er. Kiran K.C</w:t>
       </w:r>
     </w:p>
     <w:p>
@@ -3067,29 +2832,7 @@
           <w:sz w:val="32"/>
           <w:szCs w:val="32"/>
         </w:rPr>
-        <w:t xml:space="preserve">Table </w:t>
-      </w:r>
-      <w:proofErr w:type="gramStart"/>
-      <w:r>
-        <w:rPr>
-          <w:rFonts w:cs="Times New Roman"/>
-          <w:b/>
-          <w:bCs/>
-          <w:sz w:val="32"/>
-          <w:szCs w:val="32"/>
-        </w:rPr>
-        <w:t>Of</w:t>
-      </w:r>
-      <w:proofErr w:type="gramEnd"/>
-      <w:r>
-        <w:rPr>
-          <w:rFonts w:cs="Times New Roman"/>
-          <w:b/>
-          <w:bCs/>
-          <w:sz w:val="32"/>
-          <w:szCs w:val="32"/>
-        </w:rPr>
-        <w:t xml:space="preserve"> Contents</w:t>
+        <w:t>Table Of Contents</w:t>
       </w:r>
     </w:p>
     <w:sdt>
@@ -8615,12 +8358,10 @@
       <w:r>
         <w:t xml:space="preserve">.2.2 </w:t>
       </w:r>
-      <w:proofErr w:type="spellStart"/>
       <w:r>
         <w:t>OpenOLAT</w:t>
       </w:r>
       <w:bookmarkEnd w:id="45"/>
-      <w:proofErr w:type="spellEnd"/>
     </w:p>
     <w:p>
       <w:pPr>
@@ -8631,21 +8372,12 @@
           <w:szCs w:val="24"/>
         </w:rPr>
       </w:pPr>
-      <w:proofErr w:type="spellStart"/>
-      <w:r>
-        <w:rPr>
-          <w:rFonts w:cs="Times New Roman"/>
-          <w:szCs w:val="24"/>
-        </w:rPr>
-        <w:t>OpenOLAT</w:t>
-      </w:r>
-      <w:proofErr w:type="spellEnd"/>
-      <w:r>
-        <w:rPr>
-          <w:rFonts w:cs="Times New Roman"/>
-          <w:szCs w:val="24"/>
-        </w:rPr>
-        <w:t xml:space="preserve"> is a Java-based open-source e-learning platform widely used in universities and training organizations </w:t>
+      <w:r>
+        <w:rPr>
+          <w:rFonts w:cs="Times New Roman"/>
+          <w:szCs w:val="24"/>
+        </w:rPr>
+        <w:t xml:space="preserve">OpenOLAT is a Java-based open-source e-learning platform widely used in universities and training organizations </w:t>
       </w:r>
       <w:sdt>
         <w:sdtPr>
@@ -9016,15 +8748,7 @@
         <w:spacing w:before="0" w:beforeAutospacing="0" w:after="0" w:afterAutospacing="0" w:line="360" w:lineRule="auto"/>
       </w:pPr>
       <w:r>
-        <w:t xml:space="preserve">Study-Buddy incorporates collaborative learning concepts from </w:t>
-      </w:r>
-      <w:proofErr w:type="spellStart"/>
-      <w:r>
-        <w:t>OpenOLAT</w:t>
-      </w:r>
-      <w:proofErr w:type="spellEnd"/>
-      <w:r>
-        <w:t xml:space="preserve"> while providing a much simpler interface specifically designed for sharing study resources.</w:t>
+        <w:t>Study-Buddy incorporates collaborative learning concepts from OpenOLAT while providing a much simpler interface specifically designed for sharing study resources.</w:t>
       </w:r>
     </w:p>
     <w:p>
@@ -9308,14 +9032,12 @@
                 <w:b/>
               </w:rPr>
             </w:pPr>
-            <w:proofErr w:type="spellStart"/>
             <w:r>
               <w:rPr>
                 <w:b/>
               </w:rPr>
               <w:t>OpenOLAT</w:t>
             </w:r>
-            <w:proofErr w:type="spellEnd"/>
           </w:p>
         </w:tc>
         <w:tc>
@@ -12590,21 +12312,12 @@
           <w:szCs w:val="24"/>
         </w:rPr>
       </w:pPr>
-      <w:proofErr w:type="spellStart"/>
-      <w:r>
-        <w:rPr>
-          <w:rFonts w:cs="Times New Roman"/>
-          <w:szCs w:val="24"/>
-        </w:rPr>
-        <w:t>LoginController</w:t>
-      </w:r>
-      <w:proofErr w:type="spellEnd"/>
-      <w:r>
-        <w:rPr>
-          <w:rFonts w:cs="Times New Roman"/>
-          <w:szCs w:val="24"/>
-        </w:rPr>
-        <w:t xml:space="preserve"> </w:t>
+      <w:r>
+        <w:rPr>
+          <w:rFonts w:cs="Times New Roman"/>
+          <w:szCs w:val="24"/>
+        </w:rPr>
+        <w:t xml:space="preserve">LoginController </w:t>
       </w:r>
     </w:p>
     <w:p>
@@ -12620,21 +12333,12 @@
           <w:szCs w:val="24"/>
         </w:rPr>
       </w:pPr>
-      <w:proofErr w:type="spellStart"/>
-      <w:r>
-        <w:rPr>
-          <w:rFonts w:cs="Times New Roman"/>
-          <w:szCs w:val="24"/>
-        </w:rPr>
-        <w:t>RegisterController</w:t>
-      </w:r>
-      <w:proofErr w:type="spellEnd"/>
-      <w:r>
-        <w:rPr>
-          <w:rFonts w:cs="Times New Roman"/>
-          <w:szCs w:val="24"/>
-        </w:rPr>
-        <w:t xml:space="preserve"> </w:t>
+      <w:r>
+        <w:rPr>
+          <w:rFonts w:cs="Times New Roman"/>
+          <w:szCs w:val="24"/>
+        </w:rPr>
+        <w:t xml:space="preserve">RegisterController </w:t>
       </w:r>
     </w:p>
     <w:p>
@@ -12650,21 +12354,12 @@
           <w:szCs w:val="24"/>
         </w:rPr>
       </w:pPr>
-      <w:proofErr w:type="spellStart"/>
-      <w:r>
-        <w:rPr>
-          <w:rFonts w:cs="Times New Roman"/>
-          <w:szCs w:val="24"/>
-        </w:rPr>
-        <w:t>DashboardController</w:t>
-      </w:r>
-      <w:proofErr w:type="spellEnd"/>
-      <w:r>
-        <w:rPr>
-          <w:rFonts w:cs="Times New Roman"/>
-          <w:szCs w:val="24"/>
-        </w:rPr>
-        <w:t xml:space="preserve"> </w:t>
+      <w:r>
+        <w:rPr>
+          <w:rFonts w:cs="Times New Roman"/>
+          <w:szCs w:val="24"/>
+        </w:rPr>
+        <w:t xml:space="preserve">DashboardController </w:t>
       </w:r>
     </w:p>
     <w:p>
@@ -12680,21 +12375,12 @@
           <w:szCs w:val="24"/>
         </w:rPr>
       </w:pPr>
-      <w:proofErr w:type="spellStart"/>
-      <w:r>
-        <w:rPr>
-          <w:rFonts w:cs="Times New Roman"/>
-          <w:szCs w:val="24"/>
-        </w:rPr>
-        <w:t>NotesController</w:t>
-      </w:r>
-      <w:proofErr w:type="spellEnd"/>
-      <w:r>
-        <w:rPr>
-          <w:rFonts w:cs="Times New Roman"/>
-          <w:szCs w:val="24"/>
-        </w:rPr>
-        <w:t xml:space="preserve"> </w:t>
+      <w:r>
+        <w:rPr>
+          <w:rFonts w:cs="Times New Roman"/>
+          <w:szCs w:val="24"/>
+        </w:rPr>
+        <w:t xml:space="preserve">NotesController </w:t>
       </w:r>
     </w:p>
     <w:p>
@@ -12710,21 +12396,12 @@
           <w:szCs w:val="24"/>
         </w:rPr>
       </w:pPr>
-      <w:proofErr w:type="spellStart"/>
-      <w:r>
-        <w:rPr>
-          <w:rFonts w:cs="Times New Roman"/>
-          <w:szCs w:val="24"/>
-        </w:rPr>
-        <w:t>RequestController</w:t>
-      </w:r>
-      <w:proofErr w:type="spellEnd"/>
-      <w:r>
-        <w:rPr>
-          <w:rFonts w:cs="Times New Roman"/>
-          <w:szCs w:val="24"/>
-        </w:rPr>
-        <w:t xml:space="preserve"> </w:t>
+      <w:r>
+        <w:rPr>
+          <w:rFonts w:cs="Times New Roman"/>
+          <w:szCs w:val="24"/>
+        </w:rPr>
+        <w:t xml:space="preserve">RequestController </w:t>
       </w:r>
     </w:p>
     <w:p>
@@ -12740,21 +12417,12 @@
           <w:szCs w:val="24"/>
         </w:rPr>
       </w:pPr>
-      <w:proofErr w:type="spellStart"/>
-      <w:r>
-        <w:rPr>
-          <w:rFonts w:cs="Times New Roman"/>
-          <w:szCs w:val="24"/>
-        </w:rPr>
-        <w:t>AdminController</w:t>
-      </w:r>
-      <w:proofErr w:type="spellEnd"/>
-      <w:r>
-        <w:rPr>
-          <w:rFonts w:cs="Times New Roman"/>
-          <w:szCs w:val="24"/>
-        </w:rPr>
-        <w:t xml:space="preserve"> </w:t>
+      <w:r>
+        <w:rPr>
+          <w:rFonts w:cs="Times New Roman"/>
+          <w:szCs w:val="24"/>
+        </w:rPr>
+        <w:t xml:space="preserve">AdminController </w:t>
       </w:r>
     </w:p>
     <w:p>
@@ -12770,21 +12438,12 @@
           <w:szCs w:val="24"/>
         </w:rPr>
       </w:pPr>
-      <w:proofErr w:type="spellStart"/>
-      <w:r>
-        <w:rPr>
-          <w:rFonts w:cs="Times New Roman"/>
-          <w:szCs w:val="24"/>
-        </w:rPr>
-        <w:t>NotificationController</w:t>
-      </w:r>
-      <w:proofErr w:type="spellEnd"/>
-      <w:r>
-        <w:rPr>
-          <w:rFonts w:cs="Times New Roman"/>
-          <w:szCs w:val="24"/>
-        </w:rPr>
-        <w:t xml:space="preserve"> </w:t>
+      <w:r>
+        <w:rPr>
+          <w:rFonts w:cs="Times New Roman"/>
+          <w:szCs w:val="24"/>
+        </w:rPr>
+        <w:t xml:space="preserve">NotificationController </w:t>
       </w:r>
     </w:p>
     <w:p>
@@ -12951,7 +12610,6 @@
                 <w:szCs w:val="24"/>
               </w:rPr>
             </w:pPr>
-            <w:proofErr w:type="spellStart"/>
             <w:r>
               <w:rPr>
                 <w:rFonts w:cs="Times New Roman"/>
@@ -12959,7 +12617,6 @@
               </w:rPr>
               <w:t>user_id</w:t>
             </w:r>
-            <w:proofErr w:type="spellEnd"/>
           </w:p>
         </w:tc>
         <w:tc>
@@ -13018,7 +12675,6 @@
                 <w:szCs w:val="24"/>
               </w:rPr>
             </w:pPr>
-            <w:proofErr w:type="spellStart"/>
             <w:r>
               <w:rPr>
                 <w:rFonts w:cs="Times New Roman"/>
@@ -13026,7 +12682,6 @@
               </w:rPr>
               <w:t>full_name</w:t>
             </w:r>
-            <w:proofErr w:type="spellEnd"/>
           </w:p>
         </w:tc>
         <w:tc>
@@ -13281,7 +12936,6 @@
                 <w:szCs w:val="24"/>
               </w:rPr>
             </w:pPr>
-            <w:proofErr w:type="spellStart"/>
             <w:r>
               <w:rPr>
                 <w:rFonts w:cs="Times New Roman"/>
@@ -13289,7 +12943,6 @@
               </w:rPr>
               <w:t>created_at</w:t>
             </w:r>
-            <w:proofErr w:type="spellEnd"/>
           </w:p>
         </w:tc>
         <w:tc>
@@ -13412,11 +13065,9 @@
             <w:pPr>
               <w:spacing w:line="360" w:lineRule="auto"/>
             </w:pPr>
-            <w:proofErr w:type="spellStart"/>
             <w:r>
               <w:t>note_id</w:t>
             </w:r>
-            <w:proofErr w:type="spellEnd"/>
           </w:p>
         </w:tc>
         <w:tc>
@@ -13589,11 +13240,9 @@
             <w:pPr>
               <w:spacing w:line="360" w:lineRule="auto"/>
             </w:pPr>
-            <w:proofErr w:type="spellStart"/>
             <w:r>
               <w:t>category_id</w:t>
             </w:r>
-            <w:proofErr w:type="spellEnd"/>
           </w:p>
         </w:tc>
         <w:tc>
@@ -13632,11 +13281,9 @@
             <w:pPr>
               <w:spacing w:line="360" w:lineRule="auto"/>
             </w:pPr>
-            <w:proofErr w:type="spellStart"/>
             <w:r>
               <w:t>uploaded_by</w:t>
             </w:r>
-            <w:proofErr w:type="spellEnd"/>
           </w:p>
         </w:tc>
         <w:tc>
@@ -13675,11 +13322,9 @@
             <w:pPr>
               <w:spacing w:line="360" w:lineRule="auto"/>
             </w:pPr>
-            <w:proofErr w:type="spellStart"/>
             <w:r>
               <w:t>file_path</w:t>
             </w:r>
-            <w:proofErr w:type="spellEnd"/>
           </w:p>
         </w:tc>
         <w:tc>
@@ -13835,11 +13480,9 @@
             <w:pPr>
               <w:spacing w:line="360" w:lineRule="auto"/>
             </w:pPr>
-            <w:proofErr w:type="spellStart"/>
             <w:r>
               <w:t>request_id</w:t>
             </w:r>
-            <w:proofErr w:type="spellEnd"/>
           </w:p>
         </w:tc>
         <w:tc>
@@ -13964,11 +13607,9 @@
             <w:pPr>
               <w:spacing w:line="360" w:lineRule="auto"/>
             </w:pPr>
-            <w:proofErr w:type="spellStart"/>
             <w:r>
               <w:t>requested_by</w:t>
             </w:r>
-            <w:proofErr w:type="spellEnd"/>
           </w:p>
         </w:tc>
         <w:tc>
@@ -14052,7 +13693,6 @@
             <w:pPr>
               <w:spacing w:line="360" w:lineRule="auto"/>
             </w:pPr>
-            <w:proofErr w:type="spellStart"/>
             <w:r>
               <w:rPr>
                 <w:rFonts w:cs="Times New Roman"/>
@@ -14060,7 +13700,6 @@
               </w:rPr>
               <w:t>created_date</w:t>
             </w:r>
-            <w:proofErr w:type="spellEnd"/>
           </w:p>
         </w:tc>
         <w:tc>
@@ -14181,14 +13820,12 @@
                 <w:b w:val="0"/>
               </w:rPr>
             </w:pPr>
-            <w:proofErr w:type="spellStart"/>
             <w:r>
               <w:rPr>
                 <w:b w:val="0"/>
               </w:rPr>
               <w:t>comment_id</w:t>
             </w:r>
-            <w:proofErr w:type="spellEnd"/>
           </w:p>
         </w:tc>
         <w:tc>
@@ -14227,19 +13864,11 @@
                 <w:b w:val="0"/>
               </w:rPr>
             </w:pPr>
-            <w:proofErr w:type="spellStart"/>
             <w:r>
               <w:rPr>
                 <w:b w:val="0"/>
               </w:rPr>
-              <w:t>note_id</w:t>
-            </w:r>
-            <w:proofErr w:type="spellEnd"/>
-            <w:r>
-              <w:rPr>
-                <w:b w:val="0"/>
-              </w:rPr>
-              <w:t xml:space="preserve"> </w:t>
+              <w:t xml:space="preserve">note_id </w:t>
             </w:r>
           </w:p>
         </w:tc>
@@ -14343,14 +13972,12 @@
                 <w:b w:val="0"/>
               </w:rPr>
             </w:pPr>
-            <w:proofErr w:type="spellStart"/>
             <w:r>
               <w:rPr>
                 <w:b w:val="0"/>
               </w:rPr>
               <w:t>comment_id</w:t>
             </w:r>
-            <w:proofErr w:type="spellEnd"/>
           </w:p>
         </w:tc>
         <w:tc>
@@ -14389,19 +14016,11 @@
                 <w:b w:val="0"/>
               </w:rPr>
             </w:pPr>
-            <w:proofErr w:type="spellStart"/>
             <w:r>
               <w:rPr>
                 <w:b w:val="0"/>
               </w:rPr>
-              <w:t>note_id</w:t>
-            </w:r>
-            <w:proofErr w:type="spellEnd"/>
-            <w:r>
-              <w:rPr>
-                <w:b w:val="0"/>
-              </w:rPr>
-              <w:t xml:space="preserve"> </w:t>
+              <w:t xml:space="preserve">note_id </w:t>
             </w:r>
           </w:p>
         </w:tc>
@@ -14436,16 +14055,11 @@
             <w:pPr>
               <w:spacing w:line="360" w:lineRule="auto"/>
             </w:pPr>
-            <w:proofErr w:type="spellStart"/>
             <w:r>
               <w:t>user</w:t>
             </w:r>
             <w:r>
-              <w:t>_id</w:t>
-            </w:r>
-            <w:proofErr w:type="spellEnd"/>
-            <w:r>
-              <w:t xml:space="preserve"> </w:t>
+              <w:t xml:space="preserve">_id </w:t>
             </w:r>
           </w:p>
         </w:tc>
@@ -14500,7 +14114,6 @@
             <w:pPr>
               <w:spacing w:line="360" w:lineRule="auto"/>
             </w:pPr>
-            <w:proofErr w:type="spellStart"/>
             <w:r>
               <w:t>comment</w:t>
             </w:r>
@@ -14510,7 +14123,6 @@
             <w:r>
               <w:t>ate</w:t>
             </w:r>
-            <w:proofErr w:type="spellEnd"/>
           </w:p>
         </w:tc>
         <w:tc>
@@ -15508,7 +15120,6 @@
                 <w:szCs w:val="24"/>
               </w:rPr>
             </w:pPr>
-            <w:proofErr w:type="spellStart"/>
             <w:r>
               <w:rPr>
                 <w:rFonts w:eastAsia="Times New Roman" w:cs="Times New Roman"/>
@@ -15517,7 +15128,6 @@
               </w:rPr>
               <w:t>Git</w:t>
             </w:r>
-            <w:proofErr w:type="spellEnd"/>
           </w:p>
         </w:tc>
         <w:tc>
@@ -15639,11 +15249,9 @@
         </w:numPr>
         <w:spacing w:line="360" w:lineRule="auto"/>
       </w:pPr>
-      <w:proofErr w:type="spellStart"/>
       <w:r>
         <w:t>Util</w:t>
       </w:r>
-      <w:proofErr w:type="spellEnd"/>
     </w:p>
     <w:p>
       <w:pPr>
@@ -16294,18 +15902,723 @@
         <w:t>All modules produced expected results.</w:t>
       </w:r>
     </w:p>
+    <w:p/>
+    <w:p/>
     <w:p>
       <w:pPr>
         <w:pStyle w:val="Heading3"/>
         <w:spacing w:line="360" w:lineRule="auto"/>
       </w:pPr>
       <w:r>
+        <w:lastRenderedPageBreak/>
         <w:t>5.3.2 Integrated</w:t>
       </w:r>
       <w:r>
         <w:t xml:space="preserve"> Testing</w:t>
       </w:r>
     </w:p>
+    <w:tbl>
+      <w:tblPr>
+        <w:tblStyle w:val="TableGrid"/>
+        <w:tblW w:w="0" w:type="auto"/>
+        <w:tblLook w:val="04A0" w:firstRow="1" w:lastRow="0" w:firstColumn="1" w:lastColumn="0" w:noHBand="0" w:noVBand="1"/>
+      </w:tblPr>
+      <w:tblGrid>
+        <w:gridCol w:w="897"/>
+        <w:gridCol w:w="3447"/>
+        <w:gridCol w:w="2636"/>
+        <w:gridCol w:w="1513"/>
+        <w:gridCol w:w="857"/>
+      </w:tblGrid>
+      <w:tr>
+        <w:tc>
+          <w:tcPr>
+            <w:tcW w:w="0" w:type="auto"/>
+            <w:hideMark/>
+          </w:tcPr>
+          <w:p>
+            <w:pPr>
+              <w:spacing w:after="160" w:line="360" w:lineRule="auto"/>
+              <w:rPr>
+                <w:b/>
+                <w:bCs/>
+              </w:rPr>
+            </w:pPr>
+            <w:r>
+              <w:rPr>
+                <w:b/>
+                <w:bCs/>
+              </w:rPr>
+              <w:t>Test ID</w:t>
+            </w:r>
+          </w:p>
+        </w:tc>
+        <w:tc>
+          <w:tcPr>
+            <w:tcW w:w="0" w:type="auto"/>
+            <w:hideMark/>
+          </w:tcPr>
+          <w:p>
+            <w:pPr>
+              <w:spacing w:after="160" w:line="360" w:lineRule="auto"/>
+              <w:rPr>
+                <w:b/>
+                <w:bCs/>
+              </w:rPr>
+            </w:pPr>
+            <w:r>
+              <w:rPr>
+                <w:b/>
+                <w:bCs/>
+              </w:rPr>
+              <w:t>Modules Integrated</w:t>
+            </w:r>
+          </w:p>
+        </w:tc>
+        <w:tc>
+          <w:tcPr>
+            <w:tcW w:w="0" w:type="auto"/>
+            <w:hideMark/>
+          </w:tcPr>
+          <w:p>
+            <w:pPr>
+              <w:spacing w:after="160" w:line="360" w:lineRule="auto"/>
+              <w:rPr>
+                <w:b/>
+                <w:bCs/>
+              </w:rPr>
+            </w:pPr>
+            <w:r>
+              <w:rPr>
+                <w:b/>
+                <w:bCs/>
+              </w:rPr>
+              <w:t>Expected Result</w:t>
+            </w:r>
+          </w:p>
+        </w:tc>
+        <w:tc>
+          <w:tcPr>
+            <w:tcW w:w="0" w:type="auto"/>
+            <w:hideMark/>
+          </w:tcPr>
+          <w:p>
+            <w:pPr>
+              <w:spacing w:after="160" w:line="360" w:lineRule="auto"/>
+              <w:rPr>
+                <w:b/>
+                <w:bCs/>
+              </w:rPr>
+            </w:pPr>
+            <w:r>
+              <w:rPr>
+                <w:b/>
+                <w:bCs/>
+              </w:rPr>
+              <w:t>Actual Result</w:t>
+            </w:r>
+          </w:p>
+        </w:tc>
+        <w:tc>
+          <w:tcPr>
+            <w:tcW w:w="0" w:type="auto"/>
+            <w:hideMark/>
+          </w:tcPr>
+          <w:p>
+            <w:pPr>
+              <w:spacing w:after="160" w:line="360" w:lineRule="auto"/>
+              <w:rPr>
+                <w:b/>
+                <w:bCs/>
+              </w:rPr>
+            </w:pPr>
+            <w:r>
+              <w:rPr>
+                <w:b/>
+                <w:bCs/>
+              </w:rPr>
+              <w:t>Status</w:t>
+            </w:r>
+          </w:p>
+        </w:tc>
+      </w:tr>
+      <w:tr>
+        <w:tc>
+          <w:tcPr>
+            <w:tcW w:w="0" w:type="auto"/>
+            <w:hideMark/>
+          </w:tcPr>
+          <w:p>
+            <w:pPr>
+              <w:spacing w:after="160" w:line="360" w:lineRule="auto"/>
+            </w:pPr>
+            <w:r>
+              <w:t>IT-01</w:t>
+            </w:r>
+          </w:p>
+        </w:tc>
+        <w:tc>
+          <w:tcPr>
+            <w:tcW w:w="0" w:type="auto"/>
+            <w:hideMark/>
+          </w:tcPr>
+          <w:p>
+            <w:pPr>
+              <w:spacing w:after="160" w:line="360" w:lineRule="auto"/>
+            </w:pPr>
+            <w:r>
+              <w:t>Login → Dashboard</w:t>
+            </w:r>
+          </w:p>
+        </w:tc>
+        <w:tc>
+          <w:tcPr>
+            <w:tcW w:w="0" w:type="auto"/>
+            <w:hideMark/>
+          </w:tcPr>
+          <w:p>
+            <w:pPr>
+              <w:spacing w:after="160" w:line="360" w:lineRule="auto"/>
+            </w:pPr>
+            <w:r>
+              <w:t>Dashboard opens after login</w:t>
+            </w:r>
+          </w:p>
+        </w:tc>
+        <w:tc>
+          <w:tcPr>
+            <w:tcW w:w="0" w:type="auto"/>
+            <w:hideMark/>
+          </w:tcPr>
+          <w:p>
+            <w:pPr>
+              <w:spacing w:after="160" w:line="360" w:lineRule="auto"/>
+            </w:pPr>
+            <w:r>
+              <w:t>Successful</w:t>
+            </w:r>
+          </w:p>
+        </w:tc>
+        <w:tc>
+          <w:tcPr>
+            <w:tcW w:w="0" w:type="auto"/>
+            <w:hideMark/>
+          </w:tcPr>
+          <w:p>
+            <w:pPr>
+              <w:spacing w:after="160" w:line="360" w:lineRule="auto"/>
+            </w:pPr>
+            <w:r>
+              <w:t>Pass</w:t>
+            </w:r>
+          </w:p>
+        </w:tc>
+      </w:tr>
+      <w:tr>
+        <w:tc>
+          <w:tcPr>
+            <w:tcW w:w="0" w:type="auto"/>
+            <w:hideMark/>
+          </w:tcPr>
+          <w:p>
+            <w:pPr>
+              <w:spacing w:after="160" w:line="360" w:lineRule="auto"/>
+            </w:pPr>
+            <w:r>
+              <w:t>IT-02</w:t>
+            </w:r>
+          </w:p>
+        </w:tc>
+        <w:tc>
+          <w:tcPr>
+            <w:tcW w:w="0" w:type="auto"/>
+            <w:hideMark/>
+          </w:tcPr>
+          <w:p>
+            <w:pPr>
+              <w:spacing w:after="160" w:line="360" w:lineRule="auto"/>
+            </w:pPr>
+            <w:r>
+              <w:t>Registration → Login</w:t>
+            </w:r>
+          </w:p>
+        </w:tc>
+        <w:tc>
+          <w:tcPr>
+            <w:tcW w:w="0" w:type="auto"/>
+            <w:hideMark/>
+          </w:tcPr>
+          <w:p>
+            <w:pPr>
+              <w:spacing w:after="160" w:line="360" w:lineRule="auto"/>
+            </w:pPr>
+            <w:r>
+              <w:t>New user can log in</w:t>
+            </w:r>
+          </w:p>
+        </w:tc>
+        <w:tc>
+          <w:tcPr>
+            <w:tcW w:w="0" w:type="auto"/>
+            <w:hideMark/>
+          </w:tcPr>
+          <w:p>
+            <w:pPr>
+              <w:spacing w:after="160" w:line="360" w:lineRule="auto"/>
+            </w:pPr>
+            <w:r>
+              <w:t>Successful</w:t>
+            </w:r>
+          </w:p>
+        </w:tc>
+        <w:tc>
+          <w:tcPr>
+            <w:tcW w:w="0" w:type="auto"/>
+            <w:hideMark/>
+          </w:tcPr>
+          <w:p>
+            <w:pPr>
+              <w:spacing w:after="160" w:line="360" w:lineRule="auto"/>
+            </w:pPr>
+            <w:r>
+              <w:t>Pass</w:t>
+            </w:r>
+          </w:p>
+        </w:tc>
+      </w:tr>
+      <w:tr>
+        <w:tc>
+          <w:tcPr>
+            <w:tcW w:w="0" w:type="auto"/>
+            <w:hideMark/>
+          </w:tcPr>
+          <w:p>
+            <w:pPr>
+              <w:spacing w:after="160" w:line="360" w:lineRule="auto"/>
+            </w:pPr>
+            <w:r>
+              <w:t>IT-03</w:t>
+            </w:r>
+          </w:p>
+        </w:tc>
+        <w:tc>
+          <w:tcPr>
+            <w:tcW w:w="0" w:type="auto"/>
+            <w:hideMark/>
+          </w:tcPr>
+          <w:p>
+            <w:pPr>
+              <w:spacing w:after="160" w:line="360" w:lineRule="auto"/>
+            </w:pPr>
+            <w:r>
+              <w:t>Upload Notes → Database → Dashboard</w:t>
+            </w:r>
+          </w:p>
+        </w:tc>
+        <w:tc>
+          <w:tcPr>
+            <w:tcW w:w="0" w:type="auto"/>
+            <w:hideMark/>
+          </w:tcPr>
+          <w:p>
+            <w:pPr>
+              <w:spacing w:after="160" w:line="360" w:lineRule="auto"/>
+            </w:pPr>
+            <w:r>
+              <w:t>Uploaded note displayed</w:t>
+            </w:r>
+          </w:p>
+        </w:tc>
+        <w:tc>
+          <w:tcPr>
+            <w:tcW w:w="0" w:type="auto"/>
+            <w:hideMark/>
+          </w:tcPr>
+          <w:p>
+            <w:pPr>
+              <w:spacing w:after="160" w:line="360" w:lineRule="auto"/>
+            </w:pPr>
+            <w:r>
+              <w:t>Successful</w:t>
+            </w:r>
+          </w:p>
+        </w:tc>
+        <w:tc>
+          <w:tcPr>
+            <w:tcW w:w="0" w:type="auto"/>
+            <w:hideMark/>
+          </w:tcPr>
+          <w:p>
+            <w:pPr>
+              <w:spacing w:after="160" w:line="360" w:lineRule="auto"/>
+            </w:pPr>
+            <w:r>
+              <w:t>Pass</w:t>
+            </w:r>
+          </w:p>
+        </w:tc>
+      </w:tr>
+      <w:tr>
+        <w:tc>
+          <w:tcPr>
+            <w:tcW w:w="0" w:type="auto"/>
+            <w:hideMark/>
+          </w:tcPr>
+          <w:p>
+            <w:pPr>
+              <w:spacing w:after="160" w:line="360" w:lineRule="auto"/>
+            </w:pPr>
+            <w:r>
+              <w:t>IT-04</w:t>
+            </w:r>
+          </w:p>
+        </w:tc>
+        <w:tc>
+          <w:tcPr>
+            <w:tcW w:w="0" w:type="auto"/>
+            <w:hideMark/>
+          </w:tcPr>
+          <w:p>
+            <w:pPr>
+              <w:spacing w:after="160" w:line="360" w:lineRule="auto"/>
+            </w:pPr>
+            <w:r>
+              <w:t>Search → Database</w:t>
+            </w:r>
+          </w:p>
+        </w:tc>
+        <w:tc>
+          <w:tcPr>
+            <w:tcW w:w="0" w:type="auto"/>
+            <w:hideMark/>
+          </w:tcPr>
+          <w:p>
+            <w:pPr>
+              <w:spacing w:after="160" w:line="360" w:lineRule="auto"/>
+            </w:pPr>
+            <w:r>
+              <w:t>Matching notes retrieved</w:t>
+            </w:r>
+          </w:p>
+        </w:tc>
+        <w:tc>
+          <w:tcPr>
+            <w:tcW w:w="0" w:type="auto"/>
+            <w:hideMark/>
+          </w:tcPr>
+          <w:p>
+            <w:pPr>
+              <w:spacing w:after="160" w:line="360" w:lineRule="auto"/>
+            </w:pPr>
+            <w:r>
+              <w:t>Successful</w:t>
+            </w:r>
+          </w:p>
+        </w:tc>
+        <w:tc>
+          <w:tcPr>
+            <w:tcW w:w="0" w:type="auto"/>
+            <w:hideMark/>
+          </w:tcPr>
+          <w:p>
+            <w:pPr>
+              <w:spacing w:after="160" w:line="360" w:lineRule="auto"/>
+            </w:pPr>
+            <w:r>
+              <w:t>Pass</w:t>
+            </w:r>
+          </w:p>
+        </w:tc>
+      </w:tr>
+      <w:tr>
+        <w:tc>
+          <w:tcPr>
+            <w:tcW w:w="0" w:type="auto"/>
+            <w:hideMark/>
+          </w:tcPr>
+          <w:p>
+            <w:pPr>
+              <w:spacing w:after="160" w:line="360" w:lineRule="auto"/>
+            </w:pPr>
+            <w:r>
+              <w:t>IT-05</w:t>
+            </w:r>
+          </w:p>
+        </w:tc>
+        <w:tc>
+          <w:tcPr>
+            <w:tcW w:w="0" w:type="auto"/>
+            <w:hideMark/>
+          </w:tcPr>
+          <w:p>
+            <w:pPr>
+              <w:spacing w:after="160" w:line="360" w:lineRule="auto"/>
+            </w:pPr>
+            <w:r>
+              <w:t>Request Board → Database</w:t>
+            </w:r>
+          </w:p>
+        </w:tc>
+        <w:tc>
+          <w:tcPr>
+            <w:tcW w:w="0" w:type="auto"/>
+            <w:hideMark/>
+          </w:tcPr>
+          <w:p>
+            <w:pPr>
+              <w:spacing w:after="160" w:line="360" w:lineRule="auto"/>
+            </w:pPr>
+            <w:r>
+              <w:t>Request saved and displayed</w:t>
+            </w:r>
+          </w:p>
+        </w:tc>
+        <w:tc>
+          <w:tcPr>
+            <w:tcW w:w="0" w:type="auto"/>
+            <w:hideMark/>
+          </w:tcPr>
+          <w:p>
+            <w:pPr>
+              <w:spacing w:after="160" w:line="360" w:lineRule="auto"/>
+            </w:pPr>
+            <w:r>
+              <w:t>Successful</w:t>
+            </w:r>
+          </w:p>
+        </w:tc>
+        <w:tc>
+          <w:tcPr>
+            <w:tcW w:w="0" w:type="auto"/>
+            <w:hideMark/>
+          </w:tcPr>
+          <w:p>
+            <w:pPr>
+              <w:spacing w:after="160" w:line="360" w:lineRule="auto"/>
+            </w:pPr>
+            <w:r>
+              <w:t>Pass</w:t>
+            </w:r>
+          </w:p>
+        </w:tc>
+      </w:tr>
+      <w:tr>
+        <w:tc>
+          <w:tcPr>
+            <w:tcW w:w="0" w:type="auto"/>
+            <w:hideMark/>
+          </w:tcPr>
+          <w:p>
+            <w:pPr>
+              <w:spacing w:after="160" w:line="360" w:lineRule="auto"/>
+            </w:pPr>
+            <w:r>
+              <w:t>IT-06</w:t>
+            </w:r>
+          </w:p>
+        </w:tc>
+        <w:tc>
+          <w:tcPr>
+            <w:tcW w:w="0" w:type="auto"/>
+            <w:hideMark/>
+          </w:tcPr>
+          <w:p>
+            <w:pPr>
+              <w:spacing w:after="160" w:line="360" w:lineRule="auto"/>
+            </w:pPr>
+            <w:r>
+              <w:t>Category → Upload Notes</w:t>
+            </w:r>
+          </w:p>
+        </w:tc>
+        <w:tc>
+          <w:tcPr>
+            <w:tcW w:w="0" w:type="auto"/>
+            <w:hideMark/>
+          </w:tcPr>
+          <w:p>
+            <w:pPr>
+              <w:spacing w:after="160" w:line="360" w:lineRule="auto"/>
+            </w:pPr>
+            <w:r>
+              <w:t>New category available</w:t>
+            </w:r>
+          </w:p>
+        </w:tc>
+        <w:tc>
+          <w:tcPr>
+            <w:tcW w:w="0" w:type="auto"/>
+            <w:hideMark/>
+          </w:tcPr>
+          <w:p>
+            <w:pPr>
+              <w:spacing w:after="160" w:line="360" w:lineRule="auto"/>
+            </w:pPr>
+            <w:r>
+              <w:t>Successful</w:t>
+            </w:r>
+          </w:p>
+        </w:tc>
+        <w:tc>
+          <w:tcPr>
+            <w:tcW w:w="0" w:type="auto"/>
+            <w:hideMark/>
+          </w:tcPr>
+          <w:p>
+            <w:pPr>
+              <w:spacing w:after="160" w:line="360" w:lineRule="auto"/>
+            </w:pPr>
+            <w:r>
+              <w:t>Pass</w:t>
+            </w:r>
+          </w:p>
+        </w:tc>
+      </w:tr>
+      <w:tr>
+        <w:tc>
+          <w:tcPr>
+            <w:tcW w:w="0" w:type="auto"/>
+            <w:hideMark/>
+          </w:tcPr>
+          <w:p>
+            <w:pPr>
+              <w:spacing w:after="160" w:line="360" w:lineRule="auto"/>
+            </w:pPr>
+            <w:r>
+              <w:t>IT-07</w:t>
+            </w:r>
+          </w:p>
+        </w:tc>
+        <w:tc>
+          <w:tcPr>
+            <w:tcW w:w="0" w:type="auto"/>
+            <w:hideMark/>
+          </w:tcPr>
+          <w:p>
+            <w:pPr>
+              <w:spacing w:after="160" w:line="360" w:lineRule="auto"/>
+            </w:pPr>
+            <w:r>
+              <w:t>Admin Delete → Database</w:t>
+            </w:r>
+          </w:p>
+        </w:tc>
+        <w:tc>
+          <w:tcPr>
+            <w:tcW w:w="0" w:type="auto"/>
+            <w:hideMark/>
+          </w:tcPr>
+          <w:p>
+            <w:pPr>
+              <w:spacing w:after="160" w:line="360" w:lineRule="auto"/>
+            </w:pPr>
+            <w:r>
+              <w:t>Note deleted successfully</w:t>
+            </w:r>
+          </w:p>
+        </w:tc>
+        <w:tc>
+          <w:tcPr>
+            <w:tcW w:w="0" w:type="auto"/>
+            <w:hideMark/>
+          </w:tcPr>
+          <w:p>
+            <w:pPr>
+              <w:spacing w:after="160" w:line="360" w:lineRule="auto"/>
+            </w:pPr>
+            <w:r>
+              <w:t>Successful</w:t>
+            </w:r>
+          </w:p>
+        </w:tc>
+        <w:tc>
+          <w:tcPr>
+            <w:tcW w:w="0" w:type="auto"/>
+            <w:hideMark/>
+          </w:tcPr>
+          <w:p>
+            <w:pPr>
+              <w:spacing w:after="160" w:line="360" w:lineRule="auto"/>
+            </w:pPr>
+            <w:r>
+              <w:t>Pass</w:t>
+            </w:r>
+          </w:p>
+        </w:tc>
+      </w:tr>
+      <w:tr>
+        <w:tc>
+          <w:tcPr>
+            <w:tcW w:w="0" w:type="auto"/>
+            <w:hideMark/>
+          </w:tcPr>
+          <w:p>
+            <w:pPr>
+              <w:spacing w:after="160" w:line="360" w:lineRule="auto"/>
+            </w:pPr>
+            <w:r>
+              <w:t>IT-08</w:t>
+            </w:r>
+          </w:p>
+        </w:tc>
+        <w:tc>
+          <w:tcPr>
+            <w:tcW w:w="0" w:type="auto"/>
+            <w:hideMark/>
+          </w:tcPr>
+          <w:p>
+            <w:pPr>
+              <w:spacing w:after="160" w:line="360" w:lineRule="auto"/>
+            </w:pPr>
+            <w:r>
+              <w:t>Logout → Login</w:t>
+            </w:r>
+          </w:p>
+        </w:tc>
+        <w:tc>
+          <w:tcPr>
+            <w:tcW w:w="0" w:type="auto"/>
+            <w:hideMark/>
+          </w:tcPr>
+          <w:p>
+            <w:pPr>
+              <w:spacing w:after="160" w:line="360" w:lineRule="auto"/>
+            </w:pPr>
+            <w:r>
+              <w:t>User returned to Login screen</w:t>
+            </w:r>
+          </w:p>
+        </w:tc>
+        <w:tc>
+          <w:tcPr>
+            <w:tcW w:w="0" w:type="auto"/>
+            <w:hideMark/>
+          </w:tcPr>
+          <w:p>
+            <w:pPr>
+              <w:spacing w:after="160" w:line="360" w:lineRule="auto"/>
+            </w:pPr>
+            <w:r>
+              <w:t>Successful</w:t>
+            </w:r>
+          </w:p>
+        </w:tc>
+        <w:tc>
+          <w:tcPr>
+            <w:tcW w:w="0" w:type="auto"/>
+            <w:hideMark/>
+          </w:tcPr>
+          <w:p>
+            <w:pPr>
+              <w:spacing w:after="160" w:line="360" w:lineRule="auto"/>
+            </w:pPr>
+            <w:r>
+              <w:t>Pass</w:t>
+            </w:r>
+          </w:p>
+        </w:tc>
+      </w:tr>
+    </w:tbl>
     <w:p/>
     <w:p>
       <w:pPr>
@@ -16330,11 +16643,7 @@
         <w:spacing w:line="360" w:lineRule="auto"/>
       </w:pPr>
       <w:r>
-        <w:t xml:space="preserve">Prior to final deployment, a Beta Testing phase was conducted over three days. A localized instance of the software was provided to five BCA students and one faculty member. They were </w:t>
-      </w:r>
-      <w:r>
-        <w:lastRenderedPageBreak/>
-        <w:t>tasked with performing standard operations (registering, searching, checking out) to identify any UI/UX friction points or unexpected edge-case errors that the development team missed.</w:t>
+        <w:t>Prior to final deployment, a Beta Testing phase was conducted over three days. A localized instance of the software was provided to five BCA students and one faculty member. They were tasked with performing standard operations (registering, searching, checking out) to identify any UI/UX friction points or unexpected edge-case errors that the development team missed.</w:t>
       </w:r>
     </w:p>
     <w:p>
@@ -16474,6 +16783,7 @@
               <w:spacing w:line="360" w:lineRule="auto"/>
             </w:pPr>
             <w:r>
+              <w:lastRenderedPageBreak/>
               <w:t>Notes Only</w:t>
             </w:r>
           </w:p>
@@ -16536,7 +16846,13 @@
         <w:rPr>
           <w:rFonts w:cs="Times New Roman"/>
         </w:rPr>
-        <w:t xml:space="preserve">5.4 </w:t>
+        <w:t>5.</w:t>
+      </w:r>
+      <w:r>
+        <w:rPr>
+          <w:rFonts w:cs="Times New Roman"/>
+        </w:rPr>
+        <w:t xml:space="preserve">5 </w:t>
       </w:r>
       <w:r>
         <w:rPr>
@@ -17134,7 +17450,6 @@
               <w:spacing w:line="360" w:lineRule="auto"/>
             </w:pPr>
             <w:r>
-              <w:lastRenderedPageBreak/>
               <w:t>TC- 04</w:t>
             </w:r>
           </w:p>
@@ -17399,6 +17714,7 @@
               <w:spacing w:line="360" w:lineRule="auto"/>
             </w:pPr>
             <w:r>
+              <w:lastRenderedPageBreak/>
               <w:t>TC- 06</w:t>
             </w:r>
           </w:p>
@@ -18059,7 +18375,6 @@
               <w:spacing w:line="360" w:lineRule="auto"/>
             </w:pPr>
             <w:r>
-              <w:lastRenderedPageBreak/>
               <w:t>TC- 11</w:t>
             </w:r>
           </w:p>
@@ -18376,7 +18691,11 @@
               <w:spacing w:line="360" w:lineRule="auto"/>
             </w:pPr>
             <w:r>
-              <w:t>Modify user profile details such as name or course details from the profile dashboard.</w:t>
+              <w:t xml:space="preserve">Modify user profile details such as name or course </w:t>
+            </w:r>
+            <w:r>
+              <w:lastRenderedPageBreak/>
+              <w:t>details from the profile dashboard.</w:t>
             </w:r>
           </w:p>
         </w:tc>
@@ -18402,7 +18721,12 @@
               <w:spacing w:line="360" w:lineRule="auto"/>
             </w:pPr>
             <w:r>
-              <w:t>Changes saved successfully; user profile data updates in MS SQL Server and reflects instantly on UI.</w:t>
+              <w:lastRenderedPageBreak/>
+              <w:t xml:space="preserve">Changes saved successfully; user profile </w:t>
+            </w:r>
+            <w:r>
+              <w:lastRenderedPageBreak/>
+              <w:t>data updates in MS SQL Server and reflects instantly on UI.</w:t>
             </w:r>
           </w:p>
         </w:tc>
@@ -18428,6 +18752,7 @@
               <w:spacing w:line="360" w:lineRule="auto"/>
             </w:pPr>
             <w:r>
+              <w:lastRenderedPageBreak/>
               <w:t>Pass</w:t>
             </w:r>
           </w:p>
@@ -18456,6 +18781,7 @@
               <w:spacing w:line="360" w:lineRule="auto"/>
             </w:pPr>
             <w:r>
+              <w:lastRenderedPageBreak/>
               <w:t>TC- 14</w:t>
             </w:r>
           </w:p>
@@ -18984,7 +19310,6 @@
               <w:spacing w:line="360" w:lineRule="auto"/>
             </w:pPr>
             <w:r>
-              <w:lastRenderedPageBreak/>
               <w:t>TC- 18</w:t>
             </w:r>
           </w:p>
@@ -19105,1476 +19430,81 @@
     <w:bookmarkEnd w:id="49"/>
     <w:p>
       <w:pPr>
-        <w:spacing w:line="360" w:lineRule="auto"/>
-        <w:rPr>
-          <w:rFonts w:cs="Times New Roman"/>
-          <w:b/>
-          <w:szCs w:val="24"/>
-        </w:rPr>
-      </w:pPr>
-    </w:p>
-    <w:p>
-      <w:pPr>
-        <w:spacing w:line="360" w:lineRule="auto"/>
-        <w:rPr>
-          <w:rFonts w:cs="Times New Roman"/>
-          <w:b/>
-          <w:szCs w:val="24"/>
-        </w:rPr>
-      </w:pPr>
-      <w:r>
-        <w:rPr>
-          <w:rFonts w:cs="Times New Roman"/>
-          <w:b/>
-          <w:szCs w:val="24"/>
-        </w:rPr>
-        <w:t>5</w:t>
-      </w:r>
-      <w:r>
-        <w:rPr>
-          <w:rFonts w:cs="Times New Roman"/>
-          <w:b/>
-          <w:szCs w:val="24"/>
-        </w:rPr>
-        <w:t>.9</w:t>
-      </w:r>
-      <w:r>
-        <w:rPr>
-          <w:rFonts w:cs="Times New Roman"/>
-          <w:b/>
-          <w:szCs w:val="24"/>
-        </w:rPr>
-        <w:t xml:space="preserve">.2. </w:t>
-      </w:r>
-      <w:r>
-        <w:rPr>
-          <w:rFonts w:cs="Times New Roman"/>
-          <w:b/>
-          <w:szCs w:val="24"/>
-        </w:rPr>
-        <w:t>DFD-</w:t>
-      </w:r>
-      <w:r>
-        <w:rPr>
-          <w:rFonts w:cs="Times New Roman"/>
-          <w:b/>
-          <w:szCs w:val="24"/>
-        </w:rPr>
-        <w:t xml:space="preserve">Level </w:t>
-      </w:r>
-      <w:r>
-        <w:rPr>
-          <w:rFonts w:cs="Times New Roman"/>
-          <w:b/>
-          <w:szCs w:val="24"/>
-        </w:rPr>
-        <w:t>1</w:t>
-      </w:r>
-      <w:r>
-        <w:rPr>
-          <w:rFonts w:cs="Times New Roman"/>
-          <w:b/>
-          <w:szCs w:val="24"/>
-        </w:rPr>
-        <w:t>-Request Board</w:t>
-      </w:r>
-    </w:p>
-    <w:p>
-      <w:pPr>
-        <w:spacing w:line="360" w:lineRule="auto"/>
-        <w:rPr>
-          <w:rFonts w:cs="Times New Roman"/>
-          <w:b/>
-          <w:szCs w:val="24"/>
-        </w:rPr>
-      </w:pPr>
-      <w:r>
-        <w:rPr>
-          <w:rFonts w:cs="Times New Roman"/>
-          <w:b/>
-          <w:noProof/>
-          <w:szCs w:val="24"/>
-        </w:rPr>
-        <w:drawing>
-          <wp:inline distT="0" distB="0" distL="0" distR="0" wp14:anchorId="71B4EC15" wp14:editId="3C5B969C">
-            <wp:extent cx="5944235" cy="3602990"/>
-            <wp:effectExtent l="0" t="0" r="0" b="0"/>
-            <wp:docPr id="2" name="Picture 2"/>
-            <wp:cNvGraphicFramePr>
-              <a:graphicFrameLocks xmlns:a="http://schemas.openxmlformats.org/drawingml/2006/main" noChangeAspect="1"/>
-            </wp:cNvGraphicFramePr>
-            <a:graphic xmlns:a="http://schemas.openxmlformats.org/drawingml/2006/main">
-              <a:graphicData uri="http://schemas.openxmlformats.org/drawingml/2006/picture">
-                <pic:pic xmlns:pic="http://schemas.openxmlformats.org/drawingml/2006/picture">
-                  <pic:nvPicPr>
-                    <pic:cNvPr id="0" name="Picture 2"/>
-                    <pic:cNvPicPr>
-                      <a:picLocks noChangeAspect="1" noChangeArrowheads="1"/>
-                    </pic:cNvPicPr>
-                  </pic:nvPicPr>
-                  <pic:blipFill>
-                    <a:blip r:embed="rId17">
-                      <a:extLst>
-                        <a:ext uri="{28A0092B-C50C-407E-A947-70E740481C1C}">
-                          <a14:useLocalDpi xmlns:a14="http://schemas.microsoft.com/office/drawing/2010/main" val="0"/>
-                        </a:ext>
-                      </a:extLst>
-                    </a:blip>
-                    <a:srcRect/>
-                    <a:stretch>
-                      <a:fillRect/>
-                    </a:stretch>
-                  </pic:blipFill>
-                  <pic:spPr bwMode="auto">
-                    <a:xfrm>
-                      <a:off x="0" y="0"/>
-                      <a:ext cx="5944235" cy="3602990"/>
-                    </a:xfrm>
-                    <a:prstGeom prst="rect">
-                      <a:avLst/>
-                    </a:prstGeom>
-                    <a:noFill/>
-                  </pic:spPr>
-                </pic:pic>
-              </a:graphicData>
-            </a:graphic>
-          </wp:inline>
-        </w:drawing>
-      </w:r>
-    </w:p>
-    <w:p>
-      <w:pPr>
-        <w:spacing w:line="360" w:lineRule="auto"/>
-        <w:rPr>
-          <w:rFonts w:cs="Times New Roman"/>
-          <w:b/>
-          <w:szCs w:val="24"/>
-        </w:rPr>
-      </w:pPr>
-    </w:p>
-    <w:p>
-      <w:pPr>
-        <w:spacing w:line="360" w:lineRule="auto"/>
-        <w:rPr>
-          <w:rFonts w:cs="Times New Roman"/>
-          <w:b/>
-          <w:szCs w:val="24"/>
-        </w:rPr>
-      </w:pPr>
-    </w:p>
-    <w:p>
-      <w:pPr>
-        <w:spacing w:line="360" w:lineRule="auto"/>
-        <w:rPr>
-          <w:rFonts w:cs="Times New Roman"/>
-          <w:b/>
-          <w:szCs w:val="24"/>
-        </w:rPr>
-      </w:pPr>
-    </w:p>
-    <w:p>
-      <w:pPr>
-        <w:spacing w:line="360" w:lineRule="auto"/>
-        <w:rPr>
-          <w:rFonts w:cs="Times New Roman"/>
-          <w:b/>
-          <w:szCs w:val="24"/>
-        </w:rPr>
-      </w:pPr>
-    </w:p>
-    <w:p>
-      <w:pPr>
-        <w:spacing w:line="360" w:lineRule="auto"/>
-        <w:rPr>
-          <w:rFonts w:cs="Times New Roman"/>
-          <w:b/>
-          <w:szCs w:val="24"/>
-        </w:rPr>
-      </w:pPr>
-    </w:p>
-    <w:p>
-      <w:pPr>
-        <w:spacing w:line="360" w:lineRule="auto"/>
-        <w:rPr>
-          <w:rFonts w:cs="Times New Roman"/>
-          <w:b/>
-          <w:szCs w:val="24"/>
-        </w:rPr>
-      </w:pPr>
-    </w:p>
-    <w:p>
-      <w:pPr>
-        <w:spacing w:line="360" w:lineRule="auto"/>
-        <w:rPr>
-          <w:rFonts w:cs="Times New Roman"/>
-          <w:b/>
-          <w:szCs w:val="24"/>
-        </w:rPr>
-      </w:pPr>
-    </w:p>
-    <w:p>
-      <w:pPr>
-        <w:spacing w:line="360" w:lineRule="auto"/>
-        <w:rPr>
-          <w:rFonts w:cs="Times New Roman"/>
-          <w:b/>
-          <w:szCs w:val="24"/>
-        </w:rPr>
-      </w:pPr>
-    </w:p>
-    <w:p>
-      <w:pPr>
-        <w:spacing w:line="360" w:lineRule="auto"/>
-        <w:rPr>
-          <w:rFonts w:cs="Times New Roman"/>
-          <w:b/>
-          <w:szCs w:val="24"/>
-        </w:rPr>
-      </w:pPr>
-    </w:p>
-    <w:p>
-      <w:pPr>
-        <w:spacing w:line="360" w:lineRule="auto"/>
-        <w:rPr>
-          <w:rFonts w:cs="Times New Roman"/>
-          <w:b/>
-          <w:szCs w:val="24"/>
-        </w:rPr>
-      </w:pPr>
-    </w:p>
-    <w:p>
-      <w:pPr>
-        <w:spacing w:line="360" w:lineRule="auto"/>
-        <w:rPr>
-          <w:rFonts w:cs="Times New Roman"/>
-          <w:b/>
-          <w:szCs w:val="24"/>
-        </w:rPr>
-      </w:pPr>
-    </w:p>
-    <w:p>
-      <w:pPr>
-        <w:spacing w:line="360" w:lineRule="auto"/>
-        <w:rPr>
-          <w:rFonts w:cs="Times New Roman"/>
-          <w:b/>
-          <w:szCs w:val="24"/>
-        </w:rPr>
-      </w:pPr>
-      <w:r>
-        <w:rPr>
-          <w:rFonts w:cs="Times New Roman"/>
-          <w:b/>
-          <w:szCs w:val="24"/>
-        </w:rPr>
+        <w:pStyle w:val="Heading2"/>
+        <w:spacing w:line="360" w:lineRule="auto"/>
+        <w:rPr>
+          <w:rFonts w:cs="Times New Roman"/>
+        </w:rPr>
+      </w:pPr>
+      <w:r>
+        <w:rPr>
+          <w:rFonts w:cs="Times New Roman"/>
+        </w:rPr>
+        <w:t>5.</w:t>
+      </w:r>
+      <w:r>
+        <w:rPr>
+          <w:rFonts w:cs="Times New Roman"/>
+        </w:rPr>
+        <w:t>6</w:t>
+      </w:r>
+      <w:r>
+        <w:rPr>
+          <w:rFonts w:cs="Times New Roman"/>
+        </w:rPr>
+        <w:t xml:space="preserve"> </w:t>
+      </w:r>
+      <w:r>
+        <w:rPr>
+          <w:rFonts w:cs="Times New Roman"/>
+        </w:rPr>
+        <w:t>Verification and Validation</w:t>
+      </w:r>
+    </w:p>
+    <w:p>
+      <w:pPr>
+        <w:spacing w:line="360" w:lineRule="auto"/>
+      </w:pPr>
+      <w:r>
+        <w:t xml:space="preserve">The verification and validation processes for the Study-Buddy are essential ensure that it is built correctly and meets user expectations. By systematically reviewing requirements, conducting </w:t>
+      </w:r>
+      <w:r>
         <w:lastRenderedPageBreak/>
-        <w:t>5</w:t>
-      </w:r>
-      <w:r>
-        <w:rPr>
-          <w:rFonts w:cs="Times New Roman"/>
-          <w:b/>
-          <w:szCs w:val="24"/>
-        </w:rPr>
-        <w:t>.9</w:t>
-      </w:r>
-      <w:r>
-        <w:rPr>
-          <w:rFonts w:cs="Times New Roman"/>
-          <w:b/>
-          <w:szCs w:val="24"/>
-        </w:rPr>
-        <w:t xml:space="preserve">.3. </w:t>
-      </w:r>
-      <w:r>
-        <w:rPr>
-          <w:rFonts w:cs="Times New Roman"/>
-          <w:b/>
-          <w:szCs w:val="24"/>
-        </w:rPr>
-        <w:t>DFD Level 2</w:t>
-      </w:r>
-      <w:r>
-        <w:rPr>
-          <w:rFonts w:cs="Times New Roman"/>
-          <w:b/>
-          <w:noProof/>
-          <w:szCs w:val="24"/>
-        </w:rPr>
-        <w:drawing>
-          <wp:inline distT="0" distB="0" distL="0" distR="0" wp14:anchorId="44B19E97" wp14:editId="79C0D149">
-            <wp:extent cx="6389370" cy="7169785"/>
-            <wp:effectExtent l="0" t="0" r="0" b="0"/>
-            <wp:docPr id="8" name="Picture 8"/>
-            <wp:cNvGraphicFramePr>
-              <a:graphicFrameLocks xmlns:a="http://schemas.openxmlformats.org/drawingml/2006/main" noChangeAspect="1"/>
-            </wp:cNvGraphicFramePr>
-            <a:graphic xmlns:a="http://schemas.openxmlformats.org/drawingml/2006/main">
-              <a:graphicData uri="http://schemas.openxmlformats.org/drawingml/2006/picture">
-                <pic:pic xmlns:pic="http://schemas.openxmlformats.org/drawingml/2006/picture">
-                  <pic:nvPicPr>
-                    <pic:cNvPr id="0" name="Picture 3"/>
-                    <pic:cNvPicPr>
-                      <a:picLocks noChangeAspect="1" noChangeArrowheads="1"/>
-                    </pic:cNvPicPr>
-                  </pic:nvPicPr>
-                  <pic:blipFill>
-                    <a:blip r:embed="rId18">
-                      <a:extLst>
-                        <a:ext uri="{28A0092B-C50C-407E-A947-70E740481C1C}">
-                          <a14:useLocalDpi xmlns:a14="http://schemas.microsoft.com/office/drawing/2010/main" val="0"/>
-                        </a:ext>
-                      </a:extLst>
-                    </a:blip>
-                    <a:srcRect/>
-                    <a:stretch>
-                      <a:fillRect/>
-                    </a:stretch>
-                  </pic:blipFill>
-                  <pic:spPr bwMode="auto">
-                    <a:xfrm>
-                      <a:off x="0" y="0"/>
-                      <a:ext cx="6389370" cy="7169785"/>
-                    </a:xfrm>
-                    <a:prstGeom prst="rect">
-                      <a:avLst/>
-                    </a:prstGeom>
-                    <a:noFill/>
-                  </pic:spPr>
-                </pic:pic>
-              </a:graphicData>
-            </a:graphic>
-          </wp:inline>
-        </w:drawing>
-      </w:r>
-    </w:p>
-    <w:p>
-      <w:pPr>
-        <w:spacing w:line="360" w:lineRule="auto"/>
-        <w:rPr>
-          <w:rFonts w:cs="Times New Roman"/>
-          <w:b/>
-          <w:szCs w:val="24"/>
-        </w:rPr>
-      </w:pPr>
-    </w:p>
-    <w:p>
-      <w:pPr>
-        <w:spacing w:line="360" w:lineRule="auto"/>
-        <w:rPr>
-          <w:rFonts w:cs="Times New Roman"/>
-          <w:szCs w:val="24"/>
-        </w:rPr>
-      </w:pPr>
-    </w:p>
-    <w:p>
-      <w:pPr>
-        <w:spacing w:line="360" w:lineRule="auto"/>
-        <w:rPr>
-          <w:rFonts w:cs="Times New Roman"/>
-        </w:rPr>
-      </w:pPr>
-      <w:bookmarkStart w:id="50" w:name="_GoBack"/>
-      <w:bookmarkEnd w:id="50"/>
-    </w:p>
-    <w:p>
-      <w:pPr>
-        <w:spacing w:line="360" w:lineRule="auto"/>
-        <w:rPr>
-          <w:rFonts w:cs="Times New Roman"/>
-        </w:rPr>
-      </w:pPr>
-    </w:p>
-    <w:p>
-      <w:pPr>
-        <w:pStyle w:val="Heading1"/>
-        <w:spacing w:before="0" w:after="160" w:line="360" w:lineRule="auto"/>
-        <w:jc w:val="center"/>
-        <w:rPr>
-          <w:rFonts w:cs="Times New Roman"/>
-          <w:color w:val="auto"/>
-        </w:rPr>
-      </w:pPr>
-      <w:bookmarkStart w:id="51" w:name="_Toc233811490"/>
-      <w:r>
-        <w:rPr>
-          <w:rFonts w:cs="Times New Roman"/>
-          <w:color w:val="auto"/>
-        </w:rPr>
-        <w:t>6</w:t>
-      </w:r>
-      <w:r>
-        <w:rPr>
-          <w:rFonts w:cs="Times New Roman"/>
-          <w:color w:val="auto"/>
-        </w:rPr>
-        <w:t>.</w:t>
-      </w:r>
-      <w:bookmarkStart w:id="52" w:name="_Toc229218505"/>
-      <w:r>
-        <w:rPr>
-          <w:rFonts w:cs="Times New Roman"/>
-          <w:color w:val="auto"/>
-        </w:rPr>
-        <w:t xml:space="preserve"> </w:t>
-      </w:r>
-      <w:bookmarkEnd w:id="52"/>
-      <w:r>
-        <w:rPr>
-          <w:rFonts w:cs="Times New Roman"/>
-          <w:color w:val="auto"/>
-        </w:rPr>
-        <w:t>Development</w:t>
-      </w:r>
-      <w:bookmarkEnd w:id="51"/>
-    </w:p>
-    <w:p>
-      <w:pPr>
-        <w:pStyle w:val="Heading2"/>
-        <w:rPr>
-          <w:rFonts w:cs="Times New Roman"/>
-        </w:rPr>
-      </w:pPr>
-      <w:bookmarkStart w:id="53" w:name="_Toc233811491"/>
-      <w:r>
-        <w:rPr>
-          <w:rFonts w:cs="Times New Roman"/>
-        </w:rPr>
-        <w:t>6</w:t>
-      </w:r>
-      <w:r>
-        <w:rPr>
-          <w:rFonts w:cs="Times New Roman"/>
-        </w:rPr>
-        <w:t>.1.</w:t>
-      </w:r>
-      <w:r>
-        <w:rPr>
-          <w:rFonts w:cs="Times New Roman"/>
-        </w:rPr>
-        <w:t xml:space="preserve"> </w:t>
-      </w:r>
-      <w:r>
-        <w:rPr>
-          <w:rFonts w:cs="Times New Roman"/>
-        </w:rPr>
-        <w:t>Methodology:</w:t>
-      </w:r>
-      <w:bookmarkEnd w:id="53"/>
-    </w:p>
-    <w:p>
-      <w:pPr>
-        <w:spacing w:before="240" w:line="360" w:lineRule="auto"/>
-        <w:jc w:val="both"/>
-        <w:rPr>
-          <w:rFonts w:cs="Times New Roman"/>
-          <w:szCs w:val="24"/>
-        </w:rPr>
-      </w:pPr>
-      <w:r>
-        <w:rPr>
-          <w:rFonts w:cs="Times New Roman"/>
-          <w:szCs w:val="24"/>
-        </w:rPr>
-        <w:t>The development of the proposed “Study-Buddy” system will follow a systematic methodology to ensure proper planning, development, testing, and implementation of the project. Information related to the system requirements and features will be collected from academic references, research articles, existing resource-sharing platforms, and internet sources. The collected information will help in understanding the problems faced by students and identifying suitable system features.</w:t>
-      </w:r>
-    </w:p>
-    <w:p>
-      <w:pPr>
-        <w:spacing w:line="360" w:lineRule="auto"/>
-        <w:jc w:val="both"/>
-        <w:rPr>
-          <w:rFonts w:cs="Times New Roman"/>
-          <w:szCs w:val="24"/>
-        </w:rPr>
-      </w:pPr>
-      <w:r>
-        <w:rPr>
-          <w:rFonts w:cs="Times New Roman"/>
-          <w:szCs w:val="24"/>
-        </w:rPr>
-        <w:t>The system will be developed using the Agile software development model, where the project will be completed in different phases such as requirement analysis, system design, coding, testing, and improvement. Continuous feedback and regular modifications will be performed during development to improve system functionality and usability.</w:t>
-      </w:r>
-    </w:p>
-    <w:p>
-      <w:pPr>
-        <w:spacing w:line="360" w:lineRule="auto"/>
-        <w:jc w:val="both"/>
-        <w:rPr>
-          <w:rFonts w:cs="Times New Roman"/>
-          <w:i/>
-          <w:iCs/>
-          <w:szCs w:val="24"/>
-        </w:rPr>
-      </w:pPr>
-      <w:r>
-        <w:rPr>
-          <w:rFonts w:cs="Times New Roman"/>
-          <w:szCs w:val="24"/>
-        </w:rPr>
-        <w:t>Java will be used for developing the application logic and graphical user interface, while Microsoft SQL Server (MS SQL Server) will be used for database design and management. Testing and debugging will also be conducted regularly to ensure the system operates correctly, securely, and efficiently.</w:t>
-      </w:r>
-    </w:p>
-    <w:p>
-      <w:pPr>
-        <w:pStyle w:val="Caption"/>
-        <w:spacing w:after="160" w:line="360" w:lineRule="auto"/>
-        <w:jc w:val="both"/>
-        <w:rPr>
-          <w:rFonts w:cs="Times New Roman"/>
-          <w:color w:val="auto"/>
-          <w:sz w:val="24"/>
-          <w:szCs w:val="24"/>
-        </w:rPr>
-      </w:pPr>
-      <w:r>
-        <w:rPr>
-          <w:rFonts w:cs="Times New Roman"/>
-          <w:noProof/>
-          <w:color w:val="auto"/>
-        </w:rPr>
-        <w:drawing>
-          <wp:anchor distT="0" distB="0" distL="114300" distR="114300" simplePos="0" relativeHeight="251659264" behindDoc="1" locked="0" layoutInCell="1" allowOverlap="1" wp14:anchorId="68C99BD1" wp14:editId="1A66A527">
-            <wp:simplePos x="0" y="0"/>
-            <wp:positionH relativeFrom="margin">
-              <wp:posOffset>450850</wp:posOffset>
-            </wp:positionH>
-            <wp:positionV relativeFrom="paragraph">
-              <wp:posOffset>3175</wp:posOffset>
-            </wp:positionV>
-            <wp:extent cx="4895850" cy="2514600"/>
-            <wp:effectExtent l="0" t="0" r="0" b="0"/>
-            <wp:wrapTight wrapText="bothSides">
-              <wp:wrapPolygon edited="0">
-                <wp:start x="9749" y="0"/>
-                <wp:lineTo x="9077" y="164"/>
-                <wp:lineTo x="6892" y="2127"/>
-                <wp:lineTo x="6556" y="3436"/>
-                <wp:lineTo x="5799" y="5236"/>
-                <wp:lineTo x="5211" y="7855"/>
-                <wp:lineTo x="5043" y="10473"/>
-                <wp:lineTo x="5211" y="14400"/>
-                <wp:lineTo x="8321" y="15709"/>
-                <wp:lineTo x="0" y="15709"/>
-                <wp:lineTo x="0" y="21436"/>
-                <wp:lineTo x="20675" y="21436"/>
-                <wp:lineTo x="20760" y="20945"/>
-                <wp:lineTo x="21516" y="18818"/>
-                <wp:lineTo x="21516" y="16200"/>
-                <wp:lineTo x="20255" y="15709"/>
-                <wp:lineTo x="15633" y="15709"/>
-                <wp:lineTo x="16137" y="13091"/>
-                <wp:lineTo x="16305" y="10473"/>
-                <wp:lineTo x="16137" y="7855"/>
-                <wp:lineTo x="15549" y="5236"/>
-                <wp:lineTo x="14708" y="3109"/>
-                <wp:lineTo x="14456" y="2127"/>
-                <wp:lineTo x="12355" y="164"/>
-                <wp:lineTo x="11598" y="0"/>
-                <wp:lineTo x="9749" y="0"/>
-              </wp:wrapPolygon>
-            </wp:wrapTight>
-            <wp:docPr id="5" name="Picture 5"/>
-            <wp:cNvGraphicFramePr>
-              <a:graphicFrameLocks xmlns:a="http://schemas.openxmlformats.org/drawingml/2006/main" noChangeAspect="1"/>
-            </wp:cNvGraphicFramePr>
-            <a:graphic xmlns:a="http://schemas.openxmlformats.org/drawingml/2006/main">
-              <a:graphicData uri="http://schemas.openxmlformats.org/drawingml/2006/picture">
-                <pic:pic xmlns:pic="http://schemas.openxmlformats.org/drawingml/2006/picture">
-                  <pic:nvPicPr>
-                    <pic:cNvPr id="5" name="Picture 5"/>
-                    <pic:cNvPicPr/>
-                  </pic:nvPicPr>
-                  <pic:blipFill>
-                    <a:blip r:embed="rId19" cstate="print">
-                      <a:extLst>
-                        <a:ext uri="{28A0092B-C50C-407E-A947-70E740481C1C}">
-                          <a14:useLocalDpi xmlns:a14="http://schemas.microsoft.com/office/drawing/2010/main" val="0"/>
-                        </a:ext>
-                      </a:extLst>
-                    </a:blip>
-                    <a:stretch>
-                      <a:fillRect/>
-                    </a:stretch>
-                  </pic:blipFill>
-                  <pic:spPr>
-                    <a:xfrm>
-                      <a:off x="0" y="0"/>
-                      <a:ext cx="4895850" cy="2514600"/>
-                    </a:xfrm>
-                    <a:prstGeom prst="rect">
-                      <a:avLst/>
-                    </a:prstGeom>
-                  </pic:spPr>
-                </pic:pic>
-              </a:graphicData>
-            </a:graphic>
-            <wp14:sizeRelH relativeFrom="margin">
-              <wp14:pctWidth>0</wp14:pctWidth>
-            </wp14:sizeRelH>
-            <wp14:sizeRelV relativeFrom="margin">
-              <wp14:pctHeight>0</wp14:pctHeight>
-            </wp14:sizeRelV>
-          </wp:anchor>
-        </w:drawing>
-      </w:r>
-    </w:p>
-    <w:p>
-      <w:pPr>
-        <w:pStyle w:val="Caption"/>
-        <w:spacing w:after="160" w:line="360" w:lineRule="auto"/>
-        <w:jc w:val="both"/>
-        <w:rPr>
-          <w:rFonts w:cs="Times New Roman"/>
-          <w:color w:val="auto"/>
-          <w:sz w:val="24"/>
-          <w:szCs w:val="24"/>
-        </w:rPr>
-      </w:pPr>
-    </w:p>
-    <w:p>
-      <w:pPr>
-        <w:pStyle w:val="Caption"/>
-        <w:spacing w:after="160" w:line="360" w:lineRule="auto"/>
-        <w:jc w:val="both"/>
-        <w:rPr>
-          <w:rFonts w:cs="Times New Roman"/>
-          <w:color w:val="auto"/>
-          <w:sz w:val="24"/>
-          <w:szCs w:val="24"/>
-        </w:rPr>
-      </w:pPr>
-    </w:p>
-    <w:p>
-      <w:pPr>
-        <w:pStyle w:val="Caption"/>
-        <w:spacing w:after="160" w:line="360" w:lineRule="auto"/>
-        <w:jc w:val="both"/>
-        <w:rPr>
-          <w:rFonts w:cs="Times New Roman"/>
-          <w:color w:val="auto"/>
-          <w:sz w:val="24"/>
-          <w:szCs w:val="24"/>
-        </w:rPr>
-      </w:pPr>
-    </w:p>
-    <w:p>
-      <w:pPr>
-        <w:pStyle w:val="Caption"/>
-        <w:spacing w:after="160" w:line="360" w:lineRule="auto"/>
-        <w:jc w:val="both"/>
-        <w:rPr>
-          <w:rFonts w:cs="Times New Roman"/>
-          <w:color w:val="auto"/>
-          <w:sz w:val="24"/>
-          <w:szCs w:val="24"/>
-        </w:rPr>
-      </w:pPr>
-    </w:p>
-    <w:p>
-      <w:pPr>
-        <w:pStyle w:val="Caption"/>
-        <w:spacing w:after="160" w:line="360" w:lineRule="auto"/>
-        <w:jc w:val="center"/>
-        <w:rPr>
-          <w:rFonts w:cs="Times New Roman"/>
-          <w:color w:val="auto"/>
-          <w:sz w:val="24"/>
-          <w:szCs w:val="24"/>
-        </w:rPr>
-      </w:pPr>
-    </w:p>
-    <w:p>
-      <w:pPr>
-        <w:pStyle w:val="Caption"/>
-        <w:spacing w:after="160" w:line="360" w:lineRule="auto"/>
-        <w:jc w:val="center"/>
-        <w:rPr>
-          <w:rFonts w:cs="Times New Roman"/>
-          <w:color w:val="auto"/>
-          <w:sz w:val="24"/>
-          <w:szCs w:val="24"/>
-        </w:rPr>
-      </w:pPr>
-    </w:p>
-    <w:p>
-      <w:pPr>
-        <w:pStyle w:val="Caption"/>
-        <w:spacing w:after="160" w:line="360" w:lineRule="auto"/>
-        <w:jc w:val="center"/>
-        <w:rPr>
-          <w:rFonts w:cs="Times New Roman"/>
-          <w:color w:val="auto"/>
-          <w:sz w:val="24"/>
-          <w:szCs w:val="24"/>
-        </w:rPr>
-      </w:pPr>
-      <w:r>
-        <w:rPr>
-          <w:rFonts w:cs="Times New Roman"/>
-          <w:noProof/>
-        </w:rPr>
-        <w:lastRenderedPageBreak/>
-        <mc:AlternateContent>
-          <mc:Choice Requires="wps">
-            <w:drawing>
-              <wp:anchor distT="0" distB="0" distL="114300" distR="114300" simplePos="0" relativeHeight="251660288" behindDoc="1" locked="0" layoutInCell="1" allowOverlap="1" wp14:anchorId="5942BB78" wp14:editId="3B295AB2">
-                <wp:simplePos x="0" y="0"/>
-                <wp:positionH relativeFrom="column">
-                  <wp:posOffset>381000</wp:posOffset>
-                </wp:positionH>
-                <wp:positionV relativeFrom="paragraph">
-                  <wp:posOffset>30480</wp:posOffset>
-                </wp:positionV>
-                <wp:extent cx="4785995" cy="635"/>
-                <wp:effectExtent l="0" t="0" r="0" b="0"/>
-                <wp:wrapTight wrapText="bothSides">
-                  <wp:wrapPolygon edited="0">
-                    <wp:start x="0" y="0"/>
-                    <wp:lineTo x="0" y="21600"/>
-                    <wp:lineTo x="21600" y="21600"/>
-                    <wp:lineTo x="21600" y="0"/>
-                  </wp:wrapPolygon>
-                </wp:wrapTight>
-                <wp:docPr id="1" name="Text Box 1"/>
-                <wp:cNvGraphicFramePr/>
-                <a:graphic xmlns:a="http://schemas.openxmlformats.org/drawingml/2006/main">
-                  <a:graphicData uri="http://schemas.microsoft.com/office/word/2010/wordprocessingShape">
-                    <wps:wsp>
-                      <wps:cNvSpPr txBox="1"/>
-                      <wps:spPr>
-                        <a:xfrm>
-                          <a:off x="0" y="0"/>
-                          <a:ext cx="4785995" cy="635"/>
-                        </a:xfrm>
-                        <a:prstGeom prst="rect">
-                          <a:avLst/>
-                        </a:prstGeom>
-                        <a:solidFill>
-                          <a:prstClr val="white"/>
-                        </a:solidFill>
-                        <a:ln>
-                          <a:noFill/>
-                        </a:ln>
-                      </wps:spPr>
-                      <wps:txbx>
-                        <w:txbxContent>
-                          <w:p>
-                            <w:pPr>
-                              <w:pStyle w:val="Caption"/>
-                              <w:spacing w:line="360" w:lineRule="auto"/>
-                              <w:jc w:val="center"/>
-                              <w:rPr>
-                                <w:rFonts w:cs="Times New Roman"/>
-                                <w:noProof/>
-                                <w:sz w:val="24"/>
-                                <w:szCs w:val="24"/>
-                              </w:rPr>
-                            </w:pPr>
-                            <w:bookmarkStart w:id="54" w:name="_Toc230240638"/>
-                            <w:r>
-                              <w:rPr>
-                                <w:rFonts w:cs="Times New Roman"/>
-                                <w:sz w:val="24"/>
-                                <w:szCs w:val="24"/>
-                              </w:rPr>
-                              <w:t xml:space="preserve">Figure </w:t>
-                            </w:r>
-                            <w:r>
-                              <w:rPr>
-                                <w:rFonts w:cs="Times New Roman"/>
-                                <w:sz w:val="24"/>
-                                <w:szCs w:val="24"/>
-                              </w:rPr>
-                              <w:fldChar w:fldCharType="begin"/>
-                            </w:r>
-                            <w:r>
-                              <w:rPr>
-                                <w:rFonts w:cs="Times New Roman"/>
-                                <w:sz w:val="24"/>
-                                <w:szCs w:val="24"/>
-                              </w:rPr>
-                              <w:instrText xml:space="preserve"> SEQ Figure \* ARABIC </w:instrText>
-                            </w:r>
-                            <w:r>
-                              <w:rPr>
-                                <w:rFonts w:cs="Times New Roman"/>
-                                <w:sz w:val="24"/>
-                                <w:szCs w:val="24"/>
-                              </w:rPr>
-                              <w:fldChar w:fldCharType="separate"/>
-                            </w:r>
-                            <w:r>
-                              <w:rPr>
-                                <w:rFonts w:cs="Times New Roman"/>
-                                <w:noProof/>
-                                <w:sz w:val="24"/>
-                                <w:szCs w:val="24"/>
-                              </w:rPr>
-                              <w:t>3</w:t>
-                            </w:r>
-                            <w:r>
-                              <w:rPr>
-                                <w:rFonts w:cs="Times New Roman"/>
-                                <w:sz w:val="24"/>
-                                <w:szCs w:val="24"/>
-                              </w:rPr>
-                              <w:fldChar w:fldCharType="end"/>
-                            </w:r>
-                            <w:r>
-                              <w:rPr>
-                                <w:rFonts w:cs="Times New Roman"/>
-                                <w:sz w:val="24"/>
-                                <w:szCs w:val="24"/>
-                              </w:rPr>
-                              <w:t xml:space="preserve"> :Agile Model</w:t>
-                            </w:r>
-                            <w:bookmarkEnd w:id="54"/>
-                          </w:p>
-                        </w:txbxContent>
-                      </wps:txbx>
-                      <wps:bodyPr rot="0" spcFirstLastPara="0" vertOverflow="overflow" horzOverflow="overflow" vert="horz" wrap="square" lIns="0" tIns="0" rIns="0" bIns="0" numCol="1" spcCol="0" rtlCol="0" fromWordArt="0" anchor="t" anchorCtr="0" forceAA="0" compatLnSpc="1">
-                        <a:prstTxWarp prst="textNoShape">
-                          <a:avLst/>
-                        </a:prstTxWarp>
-                        <a:spAutoFit/>
-                      </wps:bodyPr>
-                    </wps:wsp>
-                  </a:graphicData>
-                </a:graphic>
-              </wp:anchor>
-            </w:drawing>
-          </mc:Choice>
-          <mc:Fallback>
-            <w:pict>
-              <v:shapetype w14:anchorId="5942BB78" id="_x0000_t202" coordsize="21600,21600" o:spt="202" path="m,l,21600r21600,l21600,xe">
-                <v:stroke joinstyle="miter"/>
-                <v:path gradientshapeok="t" o:connecttype="rect"/>
-              </v:shapetype>
-              <v:shape id="Text Box 1" o:spid="_x0000_s1026" type="#_x0000_t202" style="position:absolute;left:0;text-align:left;margin-left:30pt;margin-top:2.4pt;width:376.85pt;height:.05pt;z-index:-251656192;visibility:visible;mso-wrap-style:square;mso-wrap-distance-left:9pt;mso-wrap-distance-top:0;mso-wrap-distance-right:9pt;mso-wrap-distance-bottom:0;mso-position-horizontal:absolute;mso-position-horizontal-relative:text;mso-position-vertical:absolute;mso-position-vertical-relative:text;v-text-anchor:top" o:gfxdata="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" stroked="f">
-                <v:textbox style="mso-fit-shape-to-text:t" inset="0,0,0,0">
-                  <w:txbxContent>
-                    <w:p>
-                      <w:pPr>
-                        <w:pStyle w:val="Caption"/>
-                        <w:spacing w:line="360" w:lineRule="auto"/>
-                        <w:jc w:val="center"/>
-                        <w:rPr>
-                          <w:rFonts w:cs="Times New Roman"/>
-                          <w:noProof/>
-                          <w:sz w:val="24"/>
-                          <w:szCs w:val="24"/>
-                        </w:rPr>
-                      </w:pPr>
-                      <w:bookmarkStart w:id="55" w:name="_Toc230240638"/>
-                      <w:r>
-                        <w:rPr>
-                          <w:rFonts w:cs="Times New Roman"/>
-                          <w:sz w:val="24"/>
-                          <w:szCs w:val="24"/>
-                        </w:rPr>
-                        <w:t xml:space="preserve">Figure </w:t>
-                      </w:r>
-                      <w:r>
-                        <w:rPr>
-                          <w:rFonts w:cs="Times New Roman"/>
-                          <w:sz w:val="24"/>
-                          <w:szCs w:val="24"/>
-                        </w:rPr>
-                        <w:fldChar w:fldCharType="begin"/>
-                      </w:r>
-                      <w:r>
-                        <w:rPr>
-                          <w:rFonts w:cs="Times New Roman"/>
-                          <w:sz w:val="24"/>
-                          <w:szCs w:val="24"/>
-                        </w:rPr>
-                        <w:instrText xml:space="preserve"> SEQ Figure \* ARABIC </w:instrText>
-                      </w:r>
-                      <w:r>
-                        <w:rPr>
-                          <w:rFonts w:cs="Times New Roman"/>
-                          <w:sz w:val="24"/>
-                          <w:szCs w:val="24"/>
-                        </w:rPr>
-                        <w:fldChar w:fldCharType="separate"/>
-                      </w:r>
-                      <w:r>
-                        <w:rPr>
-                          <w:rFonts w:cs="Times New Roman"/>
-                          <w:noProof/>
-                          <w:sz w:val="24"/>
-                          <w:szCs w:val="24"/>
-                        </w:rPr>
-                        <w:t>3</w:t>
-                      </w:r>
-                      <w:r>
-                        <w:rPr>
-                          <w:rFonts w:cs="Times New Roman"/>
-                          <w:sz w:val="24"/>
-                          <w:szCs w:val="24"/>
-                        </w:rPr>
-                        <w:fldChar w:fldCharType="end"/>
-                      </w:r>
-                      <w:r>
-                        <w:rPr>
-                          <w:rFonts w:cs="Times New Roman"/>
-                          <w:sz w:val="24"/>
-                          <w:szCs w:val="24"/>
-                        </w:rPr>
-                        <w:t xml:space="preserve"> :Agile Model</w:t>
-                      </w:r>
-                      <w:bookmarkEnd w:id="55"/>
-                    </w:p>
-                  </w:txbxContent>
-                </v:textbox>
-                <w10:wrap type="tight"/>
-              </v:shape>
-            </w:pict>
-          </mc:Fallback>
-        </mc:AlternateContent>
-      </w:r>
-      <w:bookmarkStart w:id="56" w:name="_Toc229722737"/>
-      <w:bookmarkStart w:id="57" w:name="_Toc229723117"/>
-      <w:bookmarkStart w:id="58" w:name="_Toc229723821"/>
-      <w:bookmarkStart w:id="59" w:name="_Toc229724059"/>
-    </w:p>
-    <w:p>
-      <w:pPr>
-        <w:pStyle w:val="Heading2"/>
-        <w:spacing w:after="240"/>
-        <w:rPr>
-          <w:rFonts w:cs="Times New Roman"/>
-        </w:rPr>
-      </w:pPr>
-      <w:bookmarkStart w:id="60" w:name="_Toc233811492"/>
-      <w:r>
-        <w:rPr>
-          <w:rFonts w:cs="Times New Roman"/>
-        </w:rPr>
-        <w:t>6</w:t>
-      </w:r>
-      <w:r>
-        <w:rPr>
-          <w:rFonts w:cs="Times New Roman"/>
-        </w:rPr>
-        <w:t>.2. Implementation and Testing</w:t>
-      </w:r>
-      <w:bookmarkEnd w:id="60"/>
-    </w:p>
-    <w:p>
-      <w:pPr>
-        <w:pStyle w:val="Heading3"/>
-        <w:rPr>
-          <w:rFonts w:cs="Times New Roman"/>
-        </w:rPr>
-      </w:pPr>
-      <w:bookmarkStart w:id="61" w:name="_Toc233811493"/>
-      <w:r>
-        <w:rPr>
-          <w:rFonts w:cs="Times New Roman"/>
-        </w:rPr>
-        <w:t>6</w:t>
-      </w:r>
-      <w:r>
-        <w:rPr>
-          <w:rFonts w:cs="Times New Roman"/>
-        </w:rPr>
-        <w:t>.2.1. Implementation Approaches</w:t>
-      </w:r>
-      <w:bookmarkEnd w:id="61"/>
-    </w:p>
-    <w:p>
-      <w:pPr>
-        <w:spacing w:before="240"/>
-        <w:rPr>
-          <w:rFonts w:cs="Times New Roman"/>
-        </w:rPr>
-      </w:pPr>
-      <w:r>
-        <w:rPr>
-          <w:rFonts w:cs="Times New Roman"/>
-        </w:rPr>
-        <w:t>The system was implemented using a modular and incremental development approach to ensure flexibility and ease of testing.</w:t>
-      </w:r>
-    </w:p>
-    <w:p>
-      <w:pPr>
-        <w:pStyle w:val="Heading3"/>
-        <w:rPr>
-          <w:rFonts w:cs="Times New Roman"/>
-        </w:rPr>
-      </w:pPr>
-      <w:bookmarkStart w:id="62" w:name="_Toc233811494"/>
-      <w:r>
-        <w:rPr>
-          <w:rFonts w:cs="Times New Roman"/>
-        </w:rPr>
-        <w:t>6</w:t>
-      </w:r>
-      <w:r>
-        <w:rPr>
-          <w:rFonts w:cs="Times New Roman"/>
-        </w:rPr>
-        <w:t>.2.2. Coding Details and Code Efficiency</w:t>
-      </w:r>
-      <w:bookmarkEnd w:id="62"/>
-    </w:p>
-    <w:p>
-      <w:pPr>
-        <w:spacing w:before="240"/>
-        <w:rPr>
-          <w:rFonts w:cs="Times New Roman"/>
-        </w:rPr>
-      </w:pPr>
-      <w:r>
-        <w:rPr>
-          <w:rFonts w:cs="Times New Roman"/>
-        </w:rPr>
-        <w:t>Efficient coding practices were followed:</w:t>
-      </w:r>
-    </w:p>
-    <w:p>
-      <w:pPr>
-        <w:rPr>
-          <w:rFonts w:cs="Times New Roman"/>
-        </w:rPr>
-      </w:pPr>
-      <w:r>
-        <w:rPr>
-          <w:rFonts w:cs="Times New Roman"/>
-        </w:rPr>
-        <w:t>•</w:t>
-      </w:r>
-      <w:r>
-        <w:rPr>
-          <w:rFonts w:cs="Times New Roman"/>
-        </w:rPr>
-        <w:tab/>
-        <w:t>Reusable components</w:t>
-      </w:r>
-    </w:p>
-    <w:p>
-      <w:pPr>
-        <w:rPr>
-          <w:rFonts w:cs="Times New Roman"/>
-        </w:rPr>
-      </w:pPr>
-      <w:r>
-        <w:rPr>
-          <w:rFonts w:cs="Times New Roman"/>
-        </w:rPr>
-        <w:t>•</w:t>
-      </w:r>
-      <w:r>
-        <w:rPr>
-          <w:rFonts w:cs="Times New Roman"/>
-        </w:rPr>
-        <w:tab/>
-        <w:t>Optimized database queries</w:t>
-      </w:r>
-    </w:p>
-    <w:p>
-      <w:pPr>
-        <w:rPr>
-          <w:rFonts w:cs="Times New Roman"/>
-        </w:rPr>
-      </w:pPr>
-      <w:r>
-        <w:rPr>
-          <w:rFonts w:cs="Times New Roman"/>
-        </w:rPr>
-        <w:t>•</w:t>
-      </w:r>
-      <w:r>
-        <w:rPr>
-          <w:rFonts w:cs="Times New Roman"/>
-        </w:rPr>
-        <w:tab/>
-        <w:t>Error handling and validation</w:t>
-      </w:r>
-    </w:p>
-    <w:p>
-      <w:pPr>
-        <w:pStyle w:val="Heading2"/>
-        <w:spacing w:after="240"/>
-        <w:rPr>
-          <w:rFonts w:cs="Times New Roman"/>
-        </w:rPr>
-      </w:pPr>
-      <w:bookmarkStart w:id="63" w:name="_Toc233811495"/>
-      <w:r>
-        <w:rPr>
-          <w:rFonts w:cs="Times New Roman"/>
-        </w:rPr>
-        <w:t>6</w:t>
-      </w:r>
-      <w:r>
-        <w:rPr>
-          <w:rFonts w:cs="Times New Roman"/>
-        </w:rPr>
-        <w:t>.3. Testing Approach</w:t>
-      </w:r>
-      <w:bookmarkEnd w:id="63"/>
-    </w:p>
-    <w:p>
-      <w:pPr>
-        <w:pStyle w:val="Heading3"/>
-        <w:rPr>
-          <w:rFonts w:cs="Times New Roman"/>
-        </w:rPr>
-      </w:pPr>
-      <w:bookmarkStart w:id="64" w:name="_Toc233811496"/>
-      <w:r>
-        <w:rPr>
-          <w:rFonts w:cs="Times New Roman"/>
-        </w:rPr>
-        <w:t>6</w:t>
-      </w:r>
-      <w:r>
-        <w:rPr>
-          <w:rFonts w:cs="Times New Roman"/>
-        </w:rPr>
-        <w:t>.3.1. Unit Testing</w:t>
-      </w:r>
-      <w:bookmarkEnd w:id="64"/>
-    </w:p>
-    <w:p>
-      <w:pPr>
-        <w:spacing w:before="240"/>
-        <w:rPr>
-          <w:rFonts w:cs="Times New Roman"/>
-        </w:rPr>
-      </w:pPr>
-      <w:r>
-        <w:rPr>
-          <w:rFonts w:cs="Times New Roman"/>
-        </w:rPr>
-        <w:t>Each module was tested individually to ensure correctness.</w:t>
-      </w:r>
-    </w:p>
-    <w:p>
-      <w:pPr>
-        <w:pStyle w:val="Heading3"/>
-        <w:spacing w:after="240"/>
-        <w:rPr>
-          <w:rFonts w:cs="Times New Roman"/>
-        </w:rPr>
-      </w:pPr>
-      <w:bookmarkStart w:id="65" w:name="_Toc233811497"/>
-      <w:r>
-        <w:rPr>
-          <w:rFonts w:cs="Times New Roman"/>
-        </w:rPr>
-        <w:t>6</w:t>
-      </w:r>
-      <w:r>
-        <w:rPr>
-          <w:rFonts w:cs="Times New Roman"/>
-        </w:rPr>
-        <w:t>.3.2. Integrated Testing</w:t>
-      </w:r>
-      <w:bookmarkEnd w:id="65"/>
-    </w:p>
-    <w:p>
-      <w:pPr>
-        <w:rPr>
-          <w:rFonts w:cs="Times New Roman"/>
-        </w:rPr>
-      </w:pPr>
-      <w:r>
-        <w:rPr>
-          <w:rFonts w:cs="Times New Roman"/>
-        </w:rPr>
-        <w:t>Modules were combined and tested for proper interaction.</w:t>
-      </w:r>
-    </w:p>
-    <w:p>
-      <w:pPr>
-        <w:pStyle w:val="Heading3"/>
-        <w:spacing w:after="240"/>
-        <w:rPr>
-          <w:rFonts w:cs="Times New Roman"/>
-        </w:rPr>
-      </w:pPr>
-      <w:bookmarkStart w:id="66" w:name="_Toc233811498"/>
-      <w:r>
-        <w:rPr>
-          <w:rFonts w:cs="Times New Roman"/>
-        </w:rPr>
-        <w:t>6</w:t>
-      </w:r>
-      <w:r>
-        <w:rPr>
-          <w:rFonts w:cs="Times New Roman"/>
-        </w:rPr>
-        <w:t>.3.3. Beta Testing</w:t>
-      </w:r>
-      <w:bookmarkEnd w:id="66"/>
-    </w:p>
-    <w:p>
-      <w:pPr>
-        <w:rPr>
-          <w:rFonts w:cs="Times New Roman"/>
-        </w:rPr>
-      </w:pPr>
-      <w:r>
-        <w:rPr>
-          <w:rFonts w:cs="Times New Roman"/>
-        </w:rPr>
-        <w:t>The system was tested by a group of users to collect feedback and identify improvements.</w:t>
-      </w:r>
-    </w:p>
-    <w:p>
-      <w:pPr>
-        <w:pStyle w:val="Heading2"/>
-        <w:rPr>
-          <w:rFonts w:cs="Times New Roman"/>
-        </w:rPr>
-      </w:pPr>
-      <w:bookmarkStart w:id="67" w:name="_Toc233811499"/>
-      <w:r>
-        <w:rPr>
-          <w:rFonts w:cs="Times New Roman"/>
-        </w:rPr>
-        <w:t>6</w:t>
-      </w:r>
-      <w:r>
-        <w:rPr>
-          <w:rFonts w:cs="Times New Roman"/>
-        </w:rPr>
-        <w:t>.4. Modifications and Improvements</w:t>
-      </w:r>
-      <w:bookmarkEnd w:id="67"/>
-    </w:p>
-    <w:p>
-      <w:pPr>
-        <w:spacing w:before="240" w:line="360" w:lineRule="auto"/>
-        <w:rPr>
-          <w:rFonts w:cs="Times New Roman"/>
-        </w:rPr>
-      </w:pPr>
-      <w:r>
-        <w:rPr>
-          <w:rFonts w:cs="Times New Roman"/>
-        </w:rPr>
-        <w:t>Based on testing feedback:</w:t>
-      </w:r>
-    </w:p>
-    <w:p>
-      <w:pPr>
-        <w:rPr>
-          <w:rFonts w:cs="Times New Roman"/>
-        </w:rPr>
-      </w:pPr>
-      <w:r>
-        <w:rPr>
-          <w:rFonts w:cs="Times New Roman"/>
-        </w:rPr>
-        <w:t>•</w:t>
-      </w:r>
-      <w:r>
-        <w:rPr>
-          <w:rFonts w:cs="Times New Roman"/>
-        </w:rPr>
-        <w:tab/>
-        <w:t>UI improvements were made.</w:t>
-      </w:r>
-    </w:p>
-    <w:p>
-      <w:pPr>
-        <w:rPr>
-          <w:rFonts w:cs="Times New Roman"/>
-        </w:rPr>
-      </w:pPr>
-      <w:r>
-        <w:rPr>
-          <w:rFonts w:cs="Times New Roman"/>
-        </w:rPr>
-        <w:t>•</w:t>
-      </w:r>
-      <w:r>
-        <w:rPr>
-          <w:rFonts w:cs="Times New Roman"/>
-        </w:rPr>
-        <w:tab/>
-        <w:t>Performance optimizations were implemented.</w:t>
-      </w:r>
-    </w:p>
-    <w:p>
-      <w:pPr>
-        <w:rPr>
-          <w:rFonts w:cs="Times New Roman"/>
-        </w:rPr>
-      </w:pPr>
-      <w:r>
-        <w:rPr>
-          <w:rFonts w:cs="Times New Roman"/>
-        </w:rPr>
-        <w:t>•</w:t>
-      </w:r>
-      <w:r>
-        <w:rPr>
-          <w:rFonts w:cs="Times New Roman"/>
-        </w:rPr>
-        <w:tab/>
-        <w:t>Minor bugs were fixed.</w:t>
-      </w:r>
-    </w:p>
-    <w:p>
-      <w:pPr>
-        <w:pStyle w:val="Heading2"/>
-        <w:rPr>
-          <w:rFonts w:cs="Times New Roman"/>
-        </w:rPr>
-      </w:pPr>
-      <w:bookmarkStart w:id="68" w:name="_Toc233811500"/>
-      <w:r>
-        <w:rPr>
-          <w:rFonts w:cs="Times New Roman"/>
-        </w:rPr>
-        <w:t>6</w:t>
-      </w:r>
-      <w:r>
-        <w:rPr>
-          <w:rFonts w:cs="Times New Roman"/>
-        </w:rPr>
-        <w:t>.5</w:t>
-      </w:r>
-      <w:r>
-        <w:rPr>
-          <w:rFonts w:cs="Times New Roman"/>
-        </w:rPr>
-        <w:t>. Test Cases</w:t>
-      </w:r>
-      <w:bookmarkEnd w:id="68"/>
-    </w:p>
-    <w:p>
-      <w:pPr>
-        <w:rPr>
-          <w:rFonts w:cs="Times New Roman"/>
-        </w:rPr>
-      </w:pPr>
-    </w:p>
-    <w:p>
-      <w:pPr>
-        <w:rPr>
-          <w:rFonts w:cs="Times New Roman"/>
-        </w:rPr>
-      </w:pPr>
-    </w:p>
-    <w:p>
-      <w:pPr>
-        <w:rPr>
-          <w:rFonts w:cs="Times New Roman"/>
-        </w:rPr>
-      </w:pPr>
-    </w:p>
-    <w:p>
-      <w:pPr>
-        <w:rPr>
-          <w:rFonts w:cs="Times New Roman"/>
-        </w:rPr>
-      </w:pPr>
-    </w:p>
-    <w:p>
-      <w:pPr>
-        <w:rPr>
-          <w:rFonts w:cs="Times New Roman"/>
-        </w:rPr>
-      </w:pPr>
-    </w:p>
-    <w:p>
-      <w:pPr>
-        <w:pStyle w:val="Heading2"/>
-        <w:rPr>
-          <w:rFonts w:cs="Times New Roman"/>
-        </w:rPr>
-      </w:pPr>
-      <w:bookmarkStart w:id="69" w:name="_Toc233811501"/>
-      <w:r>
-        <w:rPr>
-          <w:rFonts w:cs="Times New Roman"/>
-        </w:rPr>
-        <w:t>6.6. Verification and Validation:</w:t>
-      </w:r>
-      <w:bookmarkEnd w:id="69"/>
-    </w:p>
-    <w:p>
-      <w:pPr>
-        <w:spacing w:before="240" w:line="360" w:lineRule="auto"/>
-        <w:jc w:val="both"/>
-        <w:rPr>
-          <w:rFonts w:cs="Times New Roman"/>
-          <w:szCs w:val="24"/>
-        </w:rPr>
-      </w:pPr>
-      <w:r>
-        <w:rPr>
-          <w:rFonts w:cs="Times New Roman"/>
-          <w:szCs w:val="24"/>
-        </w:rPr>
-        <w:t xml:space="preserve">The verification and validation processes for the Study-Buddy are essential ensure that it is built correctly and meets user expectations. By systematically reviewing requirements, conducting through testing and involving users in the validation process, developers can deliver a high-quality experience </w:t>
+        <w:t xml:space="preserve">through testing and involving users in the validation process, developers can deliver a high-quality experience </w:t>
       </w:r>
       <w:sdt>
         <w:sdtPr>
-          <w:rPr>
-            <w:rFonts w:cs="Times New Roman"/>
-            <w:szCs w:val="24"/>
-          </w:rPr>
-          <w:id w:val="349689741"/>
+          <w:id w:val="-1525321141"/>
           <w:citation/>
         </w:sdtPr>
         <w:sdtContent>
           <w:r>
-            <w:rPr>
-              <w:rFonts w:cs="Times New Roman"/>
-              <w:szCs w:val="24"/>
-            </w:rPr>
             <w:fldChar w:fldCharType="begin"/>
           </w:r>
           <w:r>
-            <w:rPr>
-              <w:rFonts w:cs="Times New Roman"/>
-              <w:szCs w:val="24"/>
-            </w:rPr>
             <w:instrText xml:space="preserve"> CITATION Gee251 \l 1033 </w:instrText>
           </w:r>
           <w:r>
-            <w:rPr>
-              <w:rFonts w:cs="Times New Roman"/>
-              <w:szCs w:val="24"/>
-            </w:rPr>
             <w:fldChar w:fldCharType="separate"/>
           </w:r>
           <w:r>
             <w:rPr>
-              <w:rFonts w:cs="Times New Roman"/>
               <w:noProof/>
-              <w:szCs w:val="24"/>
             </w:rPr>
             <w:t>(GeeksforGeeks, 2025)</w:t>
           </w:r>
           <w:r>
-            <w:rPr>
-              <w:rFonts w:cs="Times New Roman"/>
-              <w:szCs w:val="24"/>
-            </w:rPr>
             <w:fldChar w:fldCharType="end"/>
           </w:r>
         </w:sdtContent>
       </w:sdt>
       <w:r>
-        <w:rPr>
-          <w:rFonts w:cs="Times New Roman"/>
-          <w:szCs w:val="24"/>
-        </w:rPr>
         <w:t>.</w:t>
       </w:r>
     </w:p>
     <w:p>
       <w:pPr>
-        <w:spacing w:line="360" w:lineRule="auto"/>
+        <w:spacing w:after="0" w:line="360" w:lineRule="auto"/>
         <w:jc w:val="both"/>
         <w:rPr>
           <w:rFonts w:cs="Times New Roman"/>
@@ -20593,6 +19523,19 @@
     </w:p>
     <w:p>
       <w:pPr>
+        <w:spacing w:after="0" w:line="360" w:lineRule="auto"/>
+      </w:pPr>
+      <w:r>
+        <w:t>Verification ensured that the software was built according to the specified requirements through:</w:t>
+      </w:r>
+    </w:p>
+    <w:p>
+      <w:pPr>
+        <w:pStyle w:val="ListParagraph"/>
+        <w:numPr>
+          <w:ilvl w:val="0"/>
+          <w:numId w:val="36"/>
+        </w:numPr>
         <w:spacing w:line="360" w:lineRule="auto"/>
         <w:jc w:val="both"/>
         <w:rPr>
@@ -20605,11 +19548,16 @@
           <w:rFonts w:cs="Times New Roman"/>
           <w:szCs w:val="24"/>
         </w:rPr>
-        <w:t>The following things are done while verifying:</w:t>
-      </w:r>
-    </w:p>
-    <w:p>
-      <w:pPr>
+        <w:t xml:space="preserve">Code reviews </w:t>
+      </w:r>
+    </w:p>
+    <w:p>
+      <w:pPr>
+        <w:pStyle w:val="ListParagraph"/>
+        <w:numPr>
+          <w:ilvl w:val="0"/>
+          <w:numId w:val="36"/>
+        </w:numPr>
         <w:spacing w:line="360" w:lineRule="auto"/>
         <w:jc w:val="both"/>
         <w:rPr>
@@ -20622,11 +19570,16 @@
           <w:rFonts w:cs="Times New Roman"/>
           <w:szCs w:val="24"/>
         </w:rPr>
-        <w:t>1. Code reviews: This helps in catching errors early.</w:t>
-      </w:r>
-    </w:p>
-    <w:p>
-      <w:pPr>
+        <w:t xml:space="preserve">Database verification </w:t>
+      </w:r>
+    </w:p>
+    <w:p>
+      <w:pPr>
+        <w:pStyle w:val="ListParagraph"/>
+        <w:numPr>
+          <w:ilvl w:val="0"/>
+          <w:numId w:val="36"/>
+        </w:numPr>
         <w:spacing w:line="360" w:lineRule="auto"/>
         <w:jc w:val="both"/>
         <w:rPr>
@@ -20639,15 +19592,59 @@
           <w:rFonts w:cs="Times New Roman"/>
           <w:szCs w:val="24"/>
         </w:rPr>
-        <w:t>2. Unit testing: Here the unit tests are done for individual functions and modules.</w:t>
-      </w:r>
-    </w:p>
-    <w:p>
-      <w:pPr>
+        <w:t xml:space="preserve">Input validation checks </w:t>
+      </w:r>
+    </w:p>
+    <w:p>
+      <w:pPr>
+        <w:pStyle w:val="ListParagraph"/>
+        <w:numPr>
+          <w:ilvl w:val="0"/>
+          <w:numId w:val="36"/>
+        </w:numPr>
         <w:spacing w:line="360" w:lineRule="auto"/>
         <w:jc w:val="both"/>
         <w:rPr>
           <w:rFonts w:cs="Times New Roman"/>
+          <w:szCs w:val="24"/>
+        </w:rPr>
+      </w:pPr>
+      <w:r>
+        <w:rPr>
+          <w:rFonts w:cs="Times New Roman"/>
+          <w:szCs w:val="24"/>
+        </w:rPr>
+        <w:t xml:space="preserve">SQL query testing </w:t>
+      </w:r>
+    </w:p>
+    <w:p>
+      <w:pPr>
+        <w:pStyle w:val="ListParagraph"/>
+        <w:numPr>
+          <w:ilvl w:val="0"/>
+          <w:numId w:val="36"/>
+        </w:numPr>
+        <w:spacing w:line="360" w:lineRule="auto"/>
+        <w:jc w:val="both"/>
+        <w:rPr>
+          <w:rFonts w:cs="Times New Roman"/>
+          <w:szCs w:val="24"/>
+        </w:rPr>
+      </w:pPr>
+      <w:r>
+        <w:rPr>
+          <w:rFonts w:cs="Times New Roman"/>
+          <w:szCs w:val="24"/>
+        </w:rPr>
+        <w:t>User interface inspection</w:t>
+      </w:r>
+    </w:p>
+    <w:p>
+      <w:pPr>
+        <w:spacing w:after="0" w:line="360" w:lineRule="auto"/>
+        <w:jc w:val="both"/>
+        <w:rPr>
+          <w:rFonts w:cs="Times New Roman"/>
           <w:b/>
           <w:szCs w:val="24"/>
         </w:rPr>
@@ -20663,7 +19660,7 @@
     </w:p>
     <w:p>
       <w:pPr>
-        <w:spacing w:line="360" w:lineRule="auto"/>
+        <w:spacing w:after="0" w:line="360" w:lineRule="auto"/>
         <w:jc w:val="both"/>
         <w:rPr>
           <w:rFonts w:cs="Times New Roman"/>
@@ -20675,12 +19672,17 @@
           <w:rFonts w:cs="Times New Roman"/>
           <w:szCs w:val="24"/>
         </w:rPr>
-        <w:t>The following things are done while validating:</w:t>
-      </w:r>
-    </w:p>
-    <w:p>
-      <w:pPr>
-        <w:spacing w:line="360" w:lineRule="auto"/>
+        <w:t>Validation confirmed that the completed system satisfied user needs through:</w:t>
+      </w:r>
+    </w:p>
+    <w:p>
+      <w:pPr>
+        <w:pStyle w:val="ListParagraph"/>
+        <w:numPr>
+          <w:ilvl w:val="0"/>
+          <w:numId w:val="37"/>
+        </w:numPr>
+        <w:spacing w:after="0" w:line="360" w:lineRule="auto"/>
         <w:jc w:val="both"/>
         <w:rPr>
           <w:rFonts w:cs="Times New Roman"/>
@@ -20692,12 +19694,17 @@
           <w:rFonts w:cs="Times New Roman"/>
           <w:szCs w:val="24"/>
         </w:rPr>
-        <w:t>1. Functional testing: Verifying that all features work as intended.</w:t>
-      </w:r>
-    </w:p>
-    <w:p>
-      <w:pPr>
-        <w:spacing w:line="360" w:lineRule="auto"/>
+        <w:t xml:space="preserve">Functional testing of all modules </w:t>
+      </w:r>
+    </w:p>
+    <w:p>
+      <w:pPr>
+        <w:pStyle w:val="ListParagraph"/>
+        <w:numPr>
+          <w:ilvl w:val="0"/>
+          <w:numId w:val="37"/>
+        </w:numPr>
+        <w:spacing w:after="0" w:line="360" w:lineRule="auto"/>
         <w:jc w:val="both"/>
         <w:rPr>
           <w:rFonts w:cs="Times New Roman"/>
@@ -20709,8 +19716,247 @@
           <w:rFonts w:cs="Times New Roman"/>
           <w:szCs w:val="24"/>
         </w:rPr>
-        <w:t>2. Performance testing: It is tested under various conditions to ensure it runs smoothly, checking for responsiveness and resource usage.</w:t>
-      </w:r>
+        <w:t xml:space="preserve">User acceptance testing with students </w:t>
+      </w:r>
+    </w:p>
+    <w:p>
+      <w:pPr>
+        <w:pStyle w:val="ListParagraph"/>
+        <w:numPr>
+          <w:ilvl w:val="0"/>
+          <w:numId w:val="37"/>
+        </w:numPr>
+        <w:spacing w:after="0" w:line="360" w:lineRule="auto"/>
+        <w:jc w:val="both"/>
+        <w:rPr>
+          <w:rFonts w:cs="Times New Roman"/>
+          <w:szCs w:val="24"/>
+        </w:rPr>
+      </w:pPr>
+      <w:r>
+        <w:rPr>
+          <w:rFonts w:cs="Times New Roman"/>
+          <w:szCs w:val="24"/>
+        </w:rPr>
+        <w:t xml:space="preserve">Performance evaluation for search and upload operations </w:t>
+      </w:r>
+    </w:p>
+    <w:p>
+      <w:pPr>
+        <w:pStyle w:val="ListParagraph"/>
+        <w:numPr>
+          <w:ilvl w:val="0"/>
+          <w:numId w:val="37"/>
+        </w:numPr>
+        <w:spacing w:after="0" w:line="360" w:lineRule="auto"/>
+        <w:jc w:val="both"/>
+        <w:rPr>
+          <w:rFonts w:cs="Times New Roman"/>
+          <w:szCs w:val="24"/>
+        </w:rPr>
+      </w:pPr>
+      <w:r>
+        <w:rPr>
+          <w:rFonts w:cs="Times New Roman"/>
+          <w:szCs w:val="24"/>
+        </w:rPr>
+        <w:t>Database consistency checks</w:t>
+      </w:r>
+    </w:p>
+    <w:p>
+      <w:pPr>
+        <w:spacing w:after="0" w:line="360" w:lineRule="auto"/>
+        <w:jc w:val="both"/>
+        <w:rPr>
+          <w:rFonts w:cs="Times New Roman"/>
+          <w:szCs w:val="24"/>
+        </w:rPr>
+      </w:pPr>
+      <w:r>
+        <w:rPr>
+          <w:rFonts w:cs="Times New Roman"/>
+          <w:szCs w:val="24"/>
+        </w:rPr>
+        <w:t>The successful execution of all major test cases demonstrated that the Study-Buddy system met its functional objectives and operated reliably within the defined project scope.</w:t>
+      </w:r>
+    </w:p>
+    <w:p>
+      <w:pPr>
+        <w:spacing w:line="360" w:lineRule="auto"/>
+        <w:rPr>
+          <w:szCs w:val="26"/>
+        </w:rPr>
+      </w:pPr>
+    </w:p>
+    <w:p/>
+    <w:p>
+      <w:pPr>
+        <w:spacing w:line="360" w:lineRule="auto"/>
+        <w:rPr>
+          <w:rFonts w:cs="Times New Roman"/>
+          <w:b/>
+          <w:szCs w:val="24"/>
+        </w:rPr>
+      </w:pPr>
+    </w:p>
+    <w:p>
+      <w:pPr>
+        <w:spacing w:line="360" w:lineRule="auto"/>
+        <w:rPr>
+          <w:rFonts w:cs="Times New Roman"/>
+          <w:b/>
+          <w:szCs w:val="24"/>
+        </w:rPr>
+      </w:pPr>
+    </w:p>
+    <w:p>
+      <w:pPr>
+        <w:spacing w:line="360" w:lineRule="auto"/>
+        <w:rPr>
+          <w:rFonts w:cs="Times New Roman"/>
+          <w:b/>
+          <w:szCs w:val="24"/>
+        </w:rPr>
+      </w:pPr>
+    </w:p>
+    <w:p>
+      <w:pPr>
+        <w:spacing w:line="360" w:lineRule="auto"/>
+        <w:rPr>
+          <w:rFonts w:cs="Times New Roman"/>
+          <w:b/>
+          <w:szCs w:val="24"/>
+        </w:rPr>
+      </w:pPr>
+    </w:p>
+    <w:p>
+      <w:pPr>
+        <w:spacing w:line="360" w:lineRule="auto"/>
+        <w:rPr>
+          <w:rFonts w:cs="Times New Roman"/>
+          <w:b/>
+          <w:szCs w:val="24"/>
+        </w:rPr>
+      </w:pPr>
+    </w:p>
+    <w:p>
+      <w:pPr>
+        <w:spacing w:line="360" w:lineRule="auto"/>
+        <w:rPr>
+          <w:rFonts w:cs="Times New Roman"/>
+          <w:b/>
+          <w:szCs w:val="24"/>
+        </w:rPr>
+      </w:pPr>
+    </w:p>
+    <w:p>
+      <w:pPr>
+        <w:spacing w:line="360" w:lineRule="auto"/>
+        <w:rPr>
+          <w:rFonts w:cs="Times New Roman"/>
+          <w:szCs w:val="24"/>
+        </w:rPr>
+      </w:pPr>
+    </w:p>
+    <w:p>
+      <w:pPr>
+        <w:spacing w:line="360" w:lineRule="auto"/>
+        <w:rPr>
+          <w:rFonts w:cs="Times New Roman"/>
+        </w:rPr>
+      </w:pPr>
+    </w:p>
+    <w:p>
+      <w:pPr>
+        <w:spacing w:line="360" w:lineRule="auto"/>
+        <w:rPr>
+          <w:rFonts w:cs="Times New Roman"/>
+        </w:rPr>
+      </w:pPr>
+    </w:p>
+    <w:p>
+      <w:pPr>
+        <w:pStyle w:val="Heading1"/>
+        <w:spacing w:before="0" w:after="160" w:line="360" w:lineRule="auto"/>
+        <w:jc w:val="center"/>
+        <w:rPr>
+          <w:rFonts w:cs="Times New Roman"/>
+          <w:color w:val="auto"/>
+        </w:rPr>
+      </w:pPr>
+      <w:bookmarkStart w:id="50" w:name="_Toc233811490"/>
+      <w:r>
+        <w:rPr>
+          <w:rFonts w:cs="Times New Roman"/>
+          <w:color w:val="auto"/>
+        </w:rPr>
+        <w:t>6</w:t>
+      </w:r>
+      <w:r>
+        <w:rPr>
+          <w:rFonts w:cs="Times New Roman"/>
+          <w:color w:val="auto"/>
+        </w:rPr>
+        <w:t>.</w:t>
+      </w:r>
+      <w:bookmarkStart w:id="51" w:name="_Toc229218505"/>
+      <w:r>
+        <w:rPr>
+          <w:rFonts w:cs="Times New Roman"/>
+          <w:color w:val="auto"/>
+        </w:rPr>
+        <w:t xml:space="preserve"> </w:t>
+      </w:r>
+      <w:bookmarkEnd w:id="51"/>
+      <w:r>
+        <w:rPr>
+          <w:rFonts w:cs="Times New Roman"/>
+          <w:color w:val="auto"/>
+        </w:rPr>
+        <w:t>Development</w:t>
+      </w:r>
+      <w:bookmarkEnd w:id="50"/>
+    </w:p>
+    <w:p>
+      <w:pPr>
+        <w:rPr>
+          <w:rFonts w:cs="Times New Roman"/>
+        </w:rPr>
+      </w:pPr>
+      <w:bookmarkStart w:id="52" w:name="_Toc229722737"/>
+      <w:bookmarkStart w:id="53" w:name="_Toc229723117"/>
+      <w:bookmarkStart w:id="54" w:name="_Toc229723821"/>
+      <w:bookmarkStart w:id="55" w:name="_Toc229724059"/>
+    </w:p>
+    <w:p>
+      <w:pPr>
+        <w:rPr>
+          <w:rFonts w:cs="Times New Roman"/>
+        </w:rPr>
+      </w:pPr>
+    </w:p>
+    <w:p>
+      <w:pPr>
+        <w:rPr>
+          <w:rFonts w:cs="Times New Roman"/>
+        </w:rPr>
+      </w:pPr>
+    </w:p>
+    <w:p>
+      <w:pPr>
+        <w:rPr>
+          <w:rFonts w:cs="Times New Roman"/>
+        </w:rPr>
+      </w:pPr>
+      <w:bookmarkStart w:id="56" w:name="_GoBack"/>
+      <w:bookmarkEnd w:id="56"/>
+    </w:p>
+    <w:p>
+      <w:pPr>
+        <w:rPr>
+          <w:rFonts w:cs="Times New Roman"/>
+        </w:rPr>
+      </w:pPr>
     </w:p>
     <w:p>
       <w:pPr>
@@ -20794,7 +20040,7 @@
           <w:rFonts w:cs="Times New Roman"/>
         </w:rPr>
       </w:pPr>
-      <w:bookmarkStart w:id="70" w:name="_Toc233811502"/>
+      <w:bookmarkStart w:id="57" w:name="_Toc233811502"/>
       <w:r>
         <w:rPr>
           <w:rFonts w:cs="Times New Roman"/>
@@ -20831,17 +20077,17 @@
         </w:rPr>
         <w:t>Gantt Chart</w:t>
       </w:r>
-      <w:bookmarkEnd w:id="56"/>
+      <w:bookmarkEnd w:id="52"/>
+      <w:bookmarkEnd w:id="53"/>
+      <w:bookmarkEnd w:id="54"/>
+      <w:bookmarkEnd w:id="55"/>
+      <w:r>
+        <w:rPr>
+          <w:rFonts w:cs="Times New Roman"/>
+        </w:rPr>
+        <w:t>)</w:t>
+      </w:r>
       <w:bookmarkEnd w:id="57"/>
-      <w:bookmarkEnd w:id="58"/>
-      <w:bookmarkEnd w:id="59"/>
-      <w:r>
-        <w:rPr>
-          <w:rFonts w:cs="Times New Roman"/>
-        </w:rPr>
-        <w:t>)</w:t>
-      </w:r>
-      <w:bookmarkEnd w:id="70"/>
     </w:p>
     <w:p>
       <w:pPr>
@@ -20863,6 +20109,7 @@
           <w:rFonts w:cs="Times New Roman"/>
           <w:noProof/>
         </w:rPr>
+        <w:lastRenderedPageBreak/>
         <w:drawing>
           <wp:anchor distT="0" distB="0" distL="114300" distR="114300" simplePos="0" relativeHeight="251661312" behindDoc="0" locked="0" layoutInCell="1" allowOverlap="1" wp14:anchorId="6A222686" wp14:editId="6B663CBE">
             <wp:simplePos x="0" y="0"/>
@@ -20887,7 +20134,7 @@
             <wp:cNvGraphicFramePr/>
             <a:graphic xmlns:a="http://schemas.openxmlformats.org/drawingml/2006/main">
               <a:graphicData uri="http://schemas.openxmlformats.org/drawingml/2006/chart">
-                <c:chart xmlns:c="http://schemas.openxmlformats.org/drawingml/2006/chart" xmlns:r="http://schemas.openxmlformats.org/officeDocument/2006/relationships" r:id="rId20"/>
+                <c:chart xmlns:c="http://schemas.openxmlformats.org/drawingml/2006/chart" xmlns:r="http://schemas.openxmlformats.org/officeDocument/2006/relationships" r:id="rId17"/>
               </a:graphicData>
             </a:graphic>
             <wp14:sizeRelH relativeFrom="margin">
@@ -20927,7 +20174,7 @@
           <w:szCs w:val="24"/>
         </w:rPr>
       </w:pPr>
-      <w:bookmarkStart w:id="71" w:name="_Toc230240639"/>
+      <w:bookmarkStart w:id="58" w:name="_Toc230240639"/>
       <w:r>
         <w:rPr>
           <w:rFonts w:cs="Times New Roman"/>
@@ -20985,7 +20232,7 @@
         </w:rPr>
         <w:t>:Gantt Char</w:t>
       </w:r>
-      <w:bookmarkEnd w:id="71"/>
+      <w:bookmarkEnd w:id="58"/>
       <w:r>
         <w:rPr>
           <w:rFonts w:cs="Times New Roman"/>
@@ -21049,7 +20296,7 @@
           <w:rFonts w:cs="Times New Roman"/>
         </w:rPr>
       </w:pPr>
-      <w:bookmarkStart w:id="72" w:name="_Toc233811503"/>
+      <w:bookmarkStart w:id="59" w:name="_Toc233811503"/>
       <w:r>
         <w:rPr>
           <w:rFonts w:cs="Times New Roman"/>
@@ -21063,7 +20310,7 @@
         </w:rPr>
         <w:t>. Result</w:t>
       </w:r>
-      <w:bookmarkEnd w:id="72"/>
+      <w:bookmarkEnd w:id="59"/>
     </w:p>
     <w:p>
       <w:pPr>
@@ -21290,7 +20537,7 @@
           <w:color w:val="auto"/>
         </w:rPr>
       </w:pPr>
-      <w:bookmarkStart w:id="73" w:name="_Toc233811504"/>
+      <w:bookmarkStart w:id="60" w:name="_Toc233811504"/>
       <w:r>
         <w:rPr>
           <w:rFonts w:cs="Times New Roman"/>
@@ -21320,7 +20567,7 @@
         </w:rPr>
         <w:t>Conclusion</w:t>
       </w:r>
-      <w:bookmarkEnd w:id="73"/>
+      <w:bookmarkEnd w:id="60"/>
     </w:p>
     <w:p>
       <w:pPr>
@@ -21329,7 +20576,7 @@
           <w:rFonts w:cs="Times New Roman"/>
         </w:rPr>
       </w:pPr>
-      <w:bookmarkStart w:id="74" w:name="_Toc233811505"/>
+      <w:bookmarkStart w:id="61" w:name="_Toc233811505"/>
       <w:r>
         <w:rPr>
           <w:rFonts w:cs="Times New Roman"/>
@@ -21342,7 +20589,7 @@
         </w:rPr>
         <w:t>.1. Conclusion</w:t>
       </w:r>
-      <w:bookmarkEnd w:id="74"/>
+      <w:bookmarkEnd w:id="61"/>
     </w:p>
     <w:p>
       <w:pPr>
@@ -21385,7 +20632,7 @@
           <w:rFonts w:cs="Times New Roman"/>
         </w:rPr>
       </w:pPr>
-      <w:bookmarkStart w:id="75" w:name="_Toc233811506"/>
+      <w:bookmarkStart w:id="62" w:name="_Toc233811506"/>
       <w:r>
         <w:rPr>
           <w:rFonts w:cs="Times New Roman"/>
@@ -21398,7 +20645,7 @@
         </w:rPr>
         <w:t>.2. Significance of the System</w:t>
       </w:r>
-      <w:bookmarkEnd w:id="75"/>
+      <w:bookmarkEnd w:id="62"/>
     </w:p>
     <w:p>
       <w:pPr>
@@ -21465,7 +20712,7 @@
           <w:rFonts w:cs="Times New Roman"/>
         </w:rPr>
       </w:pPr>
-      <w:bookmarkStart w:id="76" w:name="_Toc233811507"/>
+      <w:bookmarkStart w:id="63" w:name="_Toc233811507"/>
       <w:r>
         <w:rPr>
           <w:rFonts w:cs="Times New Roman"/>
@@ -21490,7 +20737,7 @@
         </w:rPr>
         <w:t>. Recommendation</w:t>
       </w:r>
-      <w:bookmarkEnd w:id="76"/>
+      <w:bookmarkEnd w:id="63"/>
     </w:p>
     <w:p>
       <w:pPr>
@@ -21629,7 +20876,7 @@
           <w:szCs w:val="24"/>
         </w:rPr>
       </w:pPr>
-      <w:bookmarkStart w:id="77" w:name="_Toc233811508"/>
+      <w:bookmarkStart w:id="64" w:name="_Toc233811508"/>
     </w:p>
     <w:p>
       <w:pPr>
@@ -21678,7 +20925,7 @@
         </w:rPr>
         <w:t>Reference</w:t>
       </w:r>
-      <w:bookmarkEnd w:id="77"/>
+      <w:bookmarkEnd w:id="64"/>
     </w:p>
     <w:p>
       <w:pPr>
@@ -21744,7 +20991,7 @@
       </w:pPr>
     </w:p>
     <w:sectPr>
-      <w:footerReference w:type="first" r:id="rId21"/>
+      <w:footerReference w:type="first" r:id="rId18"/>
       <w:pgSz w:w="12240" w:h="15840"/>
       <w:pgMar w:top="1440" w:right="1440" w:bottom="1440" w:left="1440" w:header="720" w:footer="720" w:gutter="0"/>
       <w:pgNumType w:start="1"/>
@@ -21829,7 +21076,7 @@
             <w:noProof/>
             <w:szCs w:val="24"/>
           </w:rPr>
-          <w:t>21</w:t>
+          <w:t>29</w:t>
         </w:r>
         <w:r>
           <w:rPr>
@@ -23659,6 +22906,119 @@
     </w:lvl>
   </w:abstractNum>
   <w:abstractNum w:abstractNumId="12" w15:restartNumberingAfterBreak="0">
+    <w:nsid w:val="2A830CD1"/>
+    <w:multiLevelType w:val="hybridMultilevel"/>
+    <w:tmpl w:val="C4B859AE"/>
+    <w:lvl w:ilvl="0" w:tplc="04090001">
+      <w:start w:val="1"/>
+      <w:numFmt w:val="bullet"/>
+      <w:lvlText w:val=""/>
+      <w:lvlJc w:val="left"/>
+      <w:pPr>
+        <w:ind w:left="720" w:hanging="360"/>
+      </w:pPr>
+      <w:rPr>
+        <w:rFonts w:ascii="Symbol" w:hAnsi="Symbol" w:hint="default"/>
+      </w:rPr>
+    </w:lvl>
+    <w:lvl w:ilvl="1" w:tplc="04090003" w:tentative="1">
+      <w:start w:val="1"/>
+      <w:numFmt w:val="bullet"/>
+      <w:lvlText w:val="o"/>
+      <w:lvlJc w:val="left"/>
+      <w:pPr>
+        <w:ind w:left="1440" w:hanging="360"/>
+      </w:pPr>
+      <w:rPr>
+        <w:rFonts w:ascii="Courier New" w:hAnsi="Courier New" w:cs="Courier New" w:hint="default"/>
+      </w:rPr>
+    </w:lvl>
+    <w:lvl w:ilvl="2" w:tplc="04090005" w:tentative="1">
+      <w:start w:val="1"/>
+      <w:numFmt w:val="bullet"/>
+      <w:lvlText w:val=""/>
+      <w:lvlJc w:val="left"/>
+      <w:pPr>
+        <w:ind w:left="2160" w:hanging="360"/>
+      </w:pPr>
+      <w:rPr>
+        <w:rFonts w:ascii="Wingdings" w:hAnsi="Wingdings" w:hint="default"/>
+      </w:rPr>
+    </w:lvl>
+    <w:lvl w:ilvl="3" w:tplc="04090001" w:tentative="1">
+      <w:start w:val="1"/>
+      <w:numFmt w:val="bullet"/>
+      <w:lvlText w:val=""/>
+      <w:lvlJc w:val="left"/>
+      <w:pPr>
+        <w:ind w:left="2880" w:hanging="360"/>
+      </w:pPr>
+      <w:rPr>
+        <w:rFonts w:ascii="Symbol" w:hAnsi="Symbol" w:hint="default"/>
+      </w:rPr>
+    </w:lvl>
+    <w:lvl w:ilvl="4" w:tplc="04090003" w:tentative="1">
+      <w:start w:val="1"/>
+      <w:numFmt w:val="bullet"/>
+      <w:lvlText w:val="o"/>
+      <w:lvlJc w:val="left"/>
+      <w:pPr>
+        <w:ind w:left="3600" w:hanging="360"/>
+      </w:pPr>
+      <w:rPr>
+        <w:rFonts w:ascii="Courier New" w:hAnsi="Courier New" w:cs="Courier New" w:hint="default"/>
+      </w:rPr>
+    </w:lvl>
+    <w:lvl w:ilvl="5" w:tplc="04090005" w:tentative="1">
+      <w:start w:val="1"/>
+      <w:numFmt w:val="bullet"/>
+      <w:lvlText w:val=""/>
+      <w:lvlJc w:val="left"/>
+      <w:pPr>
+        <w:ind w:left="4320" w:hanging="360"/>
+      </w:pPr>
+      <w:rPr>
+        <w:rFonts w:ascii="Wingdings" w:hAnsi="Wingdings" w:hint="default"/>
+      </w:rPr>
+    </w:lvl>
+    <w:lvl w:ilvl="6" w:tplc="04090001" w:tentative="1">
+      <w:start w:val="1"/>
+      <w:numFmt w:val="bullet"/>
+      <w:lvlText w:val=""/>
+      <w:lvlJc w:val="left"/>
+      <w:pPr>
+        <w:ind w:left="5040" w:hanging="360"/>
+      </w:pPr>
+      <w:rPr>
+        <w:rFonts w:ascii="Symbol" w:hAnsi="Symbol" w:hint="default"/>
+      </w:rPr>
+    </w:lvl>
+    <w:lvl w:ilvl="7" w:tplc="04090003" w:tentative="1">
+      <w:start w:val="1"/>
+      <w:numFmt w:val="bullet"/>
+      <w:lvlText w:val="o"/>
+      <w:lvlJc w:val="left"/>
+      <w:pPr>
+        <w:ind w:left="5760" w:hanging="360"/>
+      </w:pPr>
+      <w:rPr>
+        <w:rFonts w:ascii="Courier New" w:hAnsi="Courier New" w:cs="Courier New" w:hint="default"/>
+      </w:rPr>
+    </w:lvl>
+    <w:lvl w:ilvl="8" w:tplc="04090005" w:tentative="1">
+      <w:start w:val="1"/>
+      <w:numFmt w:val="bullet"/>
+      <w:lvlText w:val=""/>
+      <w:lvlJc w:val="left"/>
+      <w:pPr>
+        <w:ind w:left="6480" w:hanging="360"/>
+      </w:pPr>
+      <w:rPr>
+        <w:rFonts w:ascii="Wingdings" w:hAnsi="Wingdings" w:hint="default"/>
+      </w:rPr>
+    </w:lvl>
+  </w:abstractNum>
+  <w:abstractNum w:abstractNumId="13" w15:restartNumberingAfterBreak="0">
     <w:nsid w:val="2C9178A3"/>
     <w:multiLevelType w:val="multilevel"/>
     <w:tmpl w:val="C36A51BE"/>
@@ -23807,7 +23167,7 @@
       </w:rPr>
     </w:lvl>
   </w:abstractNum>
-  <w:abstractNum w:abstractNumId="13" w15:restartNumberingAfterBreak="0">
+  <w:abstractNum w:abstractNumId="14" w15:restartNumberingAfterBreak="0">
     <w:nsid w:val="2F1743F2"/>
     <w:multiLevelType w:val="multilevel"/>
     <w:tmpl w:val="E140F350"/>
@@ -23956,7 +23316,7 @@
       </w:rPr>
     </w:lvl>
   </w:abstractNum>
-  <w:abstractNum w:abstractNumId="14" w15:restartNumberingAfterBreak="0">
+  <w:abstractNum w:abstractNumId="15" w15:restartNumberingAfterBreak="0">
     <w:nsid w:val="2F22788C"/>
     <w:multiLevelType w:val="hybridMultilevel"/>
     <w:tmpl w:val="AF422A6E"/>
@@ -24069,7 +23429,7 @@
       </w:rPr>
     </w:lvl>
   </w:abstractNum>
-  <w:abstractNum w:abstractNumId="15" w15:restartNumberingAfterBreak="0">
+  <w:abstractNum w:abstractNumId="16" w15:restartNumberingAfterBreak="0">
     <w:nsid w:val="30CE7E04"/>
     <w:multiLevelType w:val="multilevel"/>
     <w:tmpl w:val="543294D2"/>
@@ -24190,7 +23550,7 @@
       </w:rPr>
     </w:lvl>
   </w:abstractNum>
-  <w:abstractNum w:abstractNumId="16" w15:restartNumberingAfterBreak="0">
+  <w:abstractNum w:abstractNumId="17" w15:restartNumberingAfterBreak="0">
     <w:nsid w:val="34B968E7"/>
     <w:multiLevelType w:val="hybridMultilevel"/>
     <w:tmpl w:val="665403A6"/>
@@ -24303,7 +23663,7 @@
       </w:rPr>
     </w:lvl>
   </w:abstractNum>
-  <w:abstractNum w:abstractNumId="17" w15:restartNumberingAfterBreak="0">
+  <w:abstractNum w:abstractNumId="18" w15:restartNumberingAfterBreak="0">
     <w:nsid w:val="34D03AA2"/>
     <w:multiLevelType w:val="multilevel"/>
     <w:tmpl w:val="4C106228"/>
@@ -24452,7 +23812,7 @@
       </w:rPr>
     </w:lvl>
   </w:abstractNum>
-  <w:abstractNum w:abstractNumId="18" w15:restartNumberingAfterBreak="0">
+  <w:abstractNum w:abstractNumId="19" w15:restartNumberingAfterBreak="0">
     <w:nsid w:val="3B4C1E40"/>
     <w:multiLevelType w:val="hybridMultilevel"/>
     <w:tmpl w:val="667878DE"/>
@@ -24565,7 +23925,7 @@
       </w:rPr>
     </w:lvl>
   </w:abstractNum>
-  <w:abstractNum w:abstractNumId="19" w15:restartNumberingAfterBreak="0">
+  <w:abstractNum w:abstractNumId="20" w15:restartNumberingAfterBreak="0">
     <w:nsid w:val="3E0B5CE6"/>
     <w:multiLevelType w:val="multilevel"/>
     <w:tmpl w:val="3EFEE2A2"/>
@@ -24714,7 +24074,7 @@
       </w:rPr>
     </w:lvl>
   </w:abstractNum>
-  <w:abstractNum w:abstractNumId="20" w15:restartNumberingAfterBreak="0">
+  <w:abstractNum w:abstractNumId="21" w15:restartNumberingAfterBreak="0">
     <w:nsid w:val="40B93481"/>
     <w:multiLevelType w:val="hybridMultilevel"/>
     <w:tmpl w:val="8938A8B6"/>
@@ -24827,7 +24187,7 @@
       </w:rPr>
     </w:lvl>
   </w:abstractNum>
-  <w:abstractNum w:abstractNumId="21" w15:restartNumberingAfterBreak="0">
+  <w:abstractNum w:abstractNumId="22" w15:restartNumberingAfterBreak="0">
     <w:nsid w:val="41BE5418"/>
     <w:multiLevelType w:val="multilevel"/>
     <w:tmpl w:val="BD947AE4"/>
@@ -24976,7 +24336,7 @@
       </w:rPr>
     </w:lvl>
   </w:abstractNum>
-  <w:abstractNum w:abstractNumId="22" w15:restartNumberingAfterBreak="0">
+  <w:abstractNum w:abstractNumId="23" w15:restartNumberingAfterBreak="0">
     <w:nsid w:val="49452BDD"/>
     <w:multiLevelType w:val="hybridMultilevel"/>
     <w:tmpl w:val="EB70AE6C"/>
@@ -25089,7 +24449,7 @@
       </w:rPr>
     </w:lvl>
   </w:abstractNum>
-  <w:abstractNum w:abstractNumId="23" w15:restartNumberingAfterBreak="0">
+  <w:abstractNum w:abstractNumId="24" w15:restartNumberingAfterBreak="0">
     <w:nsid w:val="5271700E"/>
     <w:multiLevelType w:val="multilevel"/>
     <w:tmpl w:val="48043260"/>
@@ -25238,7 +24598,7 @@
       </w:rPr>
     </w:lvl>
   </w:abstractNum>
-  <w:abstractNum w:abstractNumId="24" w15:restartNumberingAfterBreak="0">
+  <w:abstractNum w:abstractNumId="25" w15:restartNumberingAfterBreak="0">
     <w:nsid w:val="5A8613D0"/>
     <w:multiLevelType w:val="multilevel"/>
     <w:tmpl w:val="997CA174"/>
@@ -25387,7 +24747,7 @@
       </w:rPr>
     </w:lvl>
   </w:abstractNum>
-  <w:abstractNum w:abstractNumId="25" w15:restartNumberingAfterBreak="0">
+  <w:abstractNum w:abstractNumId="26" w15:restartNumberingAfterBreak="0">
     <w:nsid w:val="6073607D"/>
     <w:multiLevelType w:val="hybridMultilevel"/>
     <w:tmpl w:val="E31AF948"/>
@@ -25527,7 +24887,7 @@
       </w:rPr>
     </w:lvl>
   </w:abstractNum>
-  <w:abstractNum w:abstractNumId="26" w15:restartNumberingAfterBreak="0">
+  <w:abstractNum w:abstractNumId="27" w15:restartNumberingAfterBreak="0">
     <w:nsid w:val="62F634E3"/>
     <w:multiLevelType w:val="multilevel"/>
     <w:tmpl w:val="55B8E62A"/>
@@ -25676,7 +25036,7 @@
       </w:rPr>
     </w:lvl>
   </w:abstractNum>
-  <w:abstractNum w:abstractNumId="27" w15:restartNumberingAfterBreak="0">
+  <w:abstractNum w:abstractNumId="28" w15:restartNumberingAfterBreak="0">
     <w:nsid w:val="678C2490"/>
     <w:multiLevelType w:val="hybridMultilevel"/>
     <w:tmpl w:val="B1FA4EBE"/>
@@ -25789,7 +25149,7 @@
       </w:rPr>
     </w:lvl>
   </w:abstractNum>
-  <w:abstractNum w:abstractNumId="28" w15:restartNumberingAfterBreak="0">
+  <w:abstractNum w:abstractNumId="29" w15:restartNumberingAfterBreak="0">
     <w:nsid w:val="680E236A"/>
     <w:multiLevelType w:val="hybridMultilevel"/>
     <w:tmpl w:val="886AF5A8"/>
@@ -25929,7 +25289,7 @@
       </w:rPr>
     </w:lvl>
   </w:abstractNum>
-  <w:abstractNum w:abstractNumId="29" w15:restartNumberingAfterBreak="0">
+  <w:abstractNum w:abstractNumId="30" w15:restartNumberingAfterBreak="0">
     <w:nsid w:val="6AAD31CC"/>
     <w:multiLevelType w:val="hybridMultilevel"/>
     <w:tmpl w:val="59B4AC12"/>
@@ -26042,7 +25402,7 @@
       </w:rPr>
     </w:lvl>
   </w:abstractNum>
-  <w:abstractNum w:abstractNumId="30" w15:restartNumberingAfterBreak="0">
+  <w:abstractNum w:abstractNumId="31" w15:restartNumberingAfterBreak="0">
     <w:nsid w:val="71692C38"/>
     <w:multiLevelType w:val="multilevel"/>
     <w:tmpl w:val="3744AF5C"/>
@@ -26191,7 +25551,7 @@
       </w:rPr>
     </w:lvl>
   </w:abstractNum>
-  <w:abstractNum w:abstractNumId="31" w15:restartNumberingAfterBreak="0">
+  <w:abstractNum w:abstractNumId="32" w15:restartNumberingAfterBreak="0">
     <w:nsid w:val="73D172B2"/>
     <w:multiLevelType w:val="multilevel"/>
     <w:tmpl w:val="AE3CD16C"/>
@@ -26340,7 +25700,7 @@
       </w:rPr>
     </w:lvl>
   </w:abstractNum>
-  <w:abstractNum w:abstractNumId="32" w15:restartNumberingAfterBreak="0">
+  <w:abstractNum w:abstractNumId="33" w15:restartNumberingAfterBreak="0">
     <w:nsid w:val="745A0452"/>
     <w:multiLevelType w:val="multilevel"/>
     <w:tmpl w:val="B37E72EE"/>
@@ -26485,7 +25845,7 @@
       </w:rPr>
     </w:lvl>
   </w:abstractNum>
-  <w:abstractNum w:abstractNumId="33" w15:restartNumberingAfterBreak="0">
+  <w:abstractNum w:abstractNumId="34" w15:restartNumberingAfterBreak="0">
     <w:nsid w:val="7694676C"/>
     <w:multiLevelType w:val="multilevel"/>
     <w:tmpl w:val="CAB05ED0"/>
@@ -26634,7 +25994,7 @@
       </w:rPr>
     </w:lvl>
   </w:abstractNum>
-  <w:abstractNum w:abstractNumId="34" w15:restartNumberingAfterBreak="0">
+  <w:abstractNum w:abstractNumId="35" w15:restartNumberingAfterBreak="0">
     <w:nsid w:val="7AAF589B"/>
     <w:multiLevelType w:val="hybridMultilevel"/>
     <w:tmpl w:val="FE78CEAC"/>
@@ -26747,7 +26107,7 @@
       </w:rPr>
     </w:lvl>
   </w:abstractNum>
-  <w:abstractNum w:abstractNumId="35" w15:restartNumberingAfterBreak="0">
+  <w:abstractNum w:abstractNumId="36" w15:restartNumberingAfterBreak="0">
     <w:nsid w:val="7B4D1282"/>
     <w:multiLevelType w:val="hybridMultilevel"/>
     <w:tmpl w:val="6B90FFAE"/>
@@ -26861,7 +26221,7 @@
     </w:lvl>
   </w:abstractNum>
   <w:num w:numId="1">
-    <w:abstractNumId w:val="13"/>
+    <w:abstractNumId w:val="14"/>
   </w:num>
   <w:num w:numId="2">
     <w:abstractNumId w:val="2"/>
@@ -26870,34 +26230,34 @@
     <w:abstractNumId w:val="3"/>
   </w:num>
   <w:num w:numId="4">
+    <w:abstractNumId w:val="34"/>
+  </w:num>
+  <w:num w:numId="5">
+    <w:abstractNumId w:val="21"/>
+  </w:num>
+  <w:num w:numId="6">
+    <w:abstractNumId w:val="36"/>
+  </w:num>
+  <w:num w:numId="7">
     <w:abstractNumId w:val="33"/>
   </w:num>
-  <w:num w:numId="5">
-    <w:abstractNumId w:val="20"/>
-  </w:num>
-  <w:num w:numId="6">
-    <w:abstractNumId w:val="35"/>
-  </w:num>
-  <w:num w:numId="7">
-    <w:abstractNumId w:val="32"/>
-  </w:num>
   <w:num w:numId="8">
-    <w:abstractNumId w:val="28"/>
+    <w:abstractNumId w:val="29"/>
   </w:num>
   <w:num w:numId="9">
-    <w:abstractNumId w:val="25"/>
+    <w:abstractNumId w:val="26"/>
   </w:num>
   <w:num w:numId="10">
-    <w:abstractNumId w:val="27"/>
+    <w:abstractNumId w:val="28"/>
   </w:num>
   <w:num w:numId="11">
     <w:abstractNumId w:val="0"/>
   </w:num>
   <w:num w:numId="12">
-    <w:abstractNumId w:val="16"/>
+    <w:abstractNumId w:val="17"/>
   </w:num>
   <w:num w:numId="13">
-    <w:abstractNumId w:val="34"/>
+    <w:abstractNumId w:val="35"/>
   </w:num>
   <w:num w:numId="14">
     <w:abstractNumId w:val="4"/>
@@ -26906,22 +26266,22 @@
     <w:abstractNumId w:val="7"/>
   </w:num>
   <w:num w:numId="16">
+    <w:abstractNumId w:val="32"/>
+  </w:num>
+  <w:num w:numId="17">
+    <w:abstractNumId w:val="16"/>
+  </w:num>
+  <w:num w:numId="18">
+    <w:abstractNumId w:val="24"/>
+  </w:num>
+  <w:num w:numId="19">
     <w:abstractNumId w:val="31"/>
   </w:num>
-  <w:num w:numId="17">
-    <w:abstractNumId w:val="15"/>
-  </w:num>
-  <w:num w:numId="18">
+  <w:num w:numId="20">
     <w:abstractNumId w:val="23"/>
   </w:num>
-  <w:num w:numId="19">
-    <w:abstractNumId w:val="30"/>
-  </w:num>
-  <w:num w:numId="20">
-    <w:abstractNumId w:val="22"/>
-  </w:num>
   <w:num w:numId="21">
-    <w:abstractNumId w:val="17"/>
+    <w:abstractNumId w:val="18"/>
   </w:num>
   <w:num w:numId="22">
     <w:abstractNumId w:val="1"/>
@@ -26930,7 +26290,7 @@
     <w:abstractNumId w:val="8"/>
   </w:num>
   <w:num w:numId="24">
-    <w:abstractNumId w:val="26"/>
+    <w:abstractNumId w:val="27"/>
   </w:num>
   <w:num w:numId="25">
     <w:abstractNumId w:val="9"/>
@@ -26939,25 +26299,25 @@
     <w:abstractNumId w:val="6"/>
   </w:num>
   <w:num w:numId="27">
-    <w:abstractNumId w:val="12"/>
+    <w:abstractNumId w:val="13"/>
   </w:num>
   <w:num w:numId="28">
     <w:abstractNumId w:val="10"/>
   </w:num>
   <w:num w:numId="29">
-    <w:abstractNumId w:val="24"/>
+    <w:abstractNumId w:val="25"/>
   </w:num>
   <w:num w:numId="30">
-    <w:abstractNumId w:val="21"/>
+    <w:abstractNumId w:val="22"/>
   </w:num>
   <w:num w:numId="31">
-    <w:abstractNumId w:val="18"/>
+    <w:abstractNumId w:val="19"/>
   </w:num>
   <w:num w:numId="32">
-    <w:abstractNumId w:val="14"/>
+    <w:abstractNumId w:val="15"/>
   </w:num>
   <w:num w:numId="33">
-    <w:abstractNumId w:val="29"/>
+    <w:abstractNumId w:val="30"/>
   </w:num>
   <w:num w:numId="34">
     <w:abstractNumId w:val="11"/>
@@ -26966,9 +26326,12 @@
     <w:abstractNumId w:val="5"/>
   </w:num>
   <w:num w:numId="36">
-    <w:abstractNumId w:val="19"/>
+    <w:abstractNumId w:val="20"/>
   </w:num>
-  <w:numIdMacAtCleanup w:val="36"/>
+  <w:num w:numId="37">
+    <w:abstractNumId w:val="12"/>
+  </w:num>
+  <w:numIdMacAtCleanup w:val="37"/>
 </w:numbering>
 </file>
 
@@ -31904,7 +31267,7 @@
 </file>
 
 <file path=customXml/itemProps1.xml><?xml version="1.0" encoding="utf-8"?>
-<ds:datastoreItem xmlns:ds="http://schemas.openxmlformats.org/officeDocument/2006/customXml" ds:itemID="{40FA6A6F-093F-4E50-A6DF-9678BCA6EE02}">
+<ds:datastoreItem xmlns:ds="http://schemas.openxmlformats.org/officeDocument/2006/customXml" ds:itemID="{C7AFB021-CD65-4E35-9D7D-8B503F96AA36}">
   <ds:schemaRefs>
     <ds:schemaRef ds:uri="http://schemas.openxmlformats.org/officeDocument/2006/bibliography"/>
   </ds:schemaRefs>

--- a/STUDY-BUDDY.docx
+++ b/STUDY-BUDDY.docx
@@ -992,7 +992,7 @@
           <w:sz w:val="28"/>
           <w:szCs w:val="28"/>
         </w:rPr>
-        <w:t>9</w:t>
+        <w:t>12</w:t>
       </w:r>
       <w:r>
         <w:rPr>
@@ -1005,6 +1005,17 @@
           <w:vertAlign w:val="superscript"/>
         </w:rPr>
         <w:t>th</w:t>
+      </w:r>
+      <w:r>
+        <w:rPr>
+          <w:rFonts w:cs="Times New Roman"/>
+          <w:b/>
+          <w:bCs/>
+          <w:noProof/>
+          <w:sz w:val="28"/>
+          <w:szCs w:val="28"/>
+        </w:rPr>
+        <w:t xml:space="preserve"> </w:t>
       </w:r>
       <w:r>
         <w:rPr>
@@ -19868,14 +19879,6 @@
     </w:p>
     <w:p>
       <w:pPr>
-        <w:spacing w:line="360" w:lineRule="auto"/>
-        <w:rPr>
-          <w:rFonts w:cs="Times New Roman"/>
-        </w:rPr>
-      </w:pPr>
-    </w:p>
-    <w:p>
-      <w:pPr>
         <w:pStyle w:val="Heading1"/>
         <w:spacing w:before="0" w:after="160" w:line="360" w:lineRule="auto"/>
         <w:jc w:val="center"/>
@@ -19890,6 +19893,7 @@
           <w:rFonts w:cs="Times New Roman"/>
           <w:color w:val="auto"/>
         </w:rPr>
+        <w:lastRenderedPageBreak/>
         <w:t>6</w:t>
       </w:r>
       <w:r>
@@ -19907,15 +19911,456 @@
         </w:rPr>
         <w:t xml:space="preserve"> </w:t>
       </w:r>
+      <w:bookmarkEnd w:id="50"/>
       <w:bookmarkEnd w:id="51"/>
       <w:r>
         <w:rPr>
           <w:rFonts w:cs="Times New Roman"/>
           <w:color w:val="auto"/>
         </w:rPr>
-        <w:t>Development</w:t>
-      </w:r>
-      <w:bookmarkEnd w:id="50"/>
+        <w:t>RESULTS AND DISCUSSION</w:t>
+      </w:r>
+    </w:p>
+    <w:p>
+      <w:pPr>
+        <w:pStyle w:val="Heading2"/>
+        <w:spacing w:line="360" w:lineRule="auto"/>
+        <w:rPr>
+          <w:rFonts w:cs="Times New Roman"/>
+        </w:rPr>
+      </w:pPr>
+      <w:r>
+        <w:rPr>
+          <w:rFonts w:cs="Times New Roman"/>
+        </w:rPr>
+        <w:t>6.1</w:t>
+      </w:r>
+      <w:r>
+        <w:rPr>
+          <w:rFonts w:cs="Times New Roman"/>
+        </w:rPr>
+        <w:t xml:space="preserve"> </w:t>
+      </w:r>
+      <w:r>
+        <w:rPr>
+          <w:rFonts w:cs="Times New Roman"/>
+        </w:rPr>
+        <w:t>Test Reports</w:t>
+      </w:r>
+    </w:p>
+    <w:p>
+      <w:pPr>
+        <w:spacing w:line="360" w:lineRule="auto"/>
+      </w:pPr>
+      <w:r>
+        <w:t>The Study-Buddy application was successfully developed and tested according to the system requirements specified in earlier chapters. The testing process included unit testing, integration testing, system testing, and user acceptance testing to ensure that every module functioned correctly both individually and as part of the complete system.</w:t>
+      </w:r>
+    </w:p>
+    <w:p>
+      <w:pPr>
+        <w:spacing w:line="360" w:lineRule="auto"/>
+      </w:pPr>
+      <w:r>
+        <w:t>The application was executed on a Windows 11 operating system using Java Development Kit (JDK 26), JavaFX SDK, IntelliJ IDEA, and Microsoft SQL Server. All core functionalities operated successfully with stable communication between the JavaFX user interface and the SQL Server database through JDBC</w:t>
+      </w:r>
+    </w:p>
+    <w:p>
+      <w:pPr>
+        <w:spacing w:line="360" w:lineRule="auto"/>
+      </w:pPr>
+      <w:r>
+        <w:t>. The major functionalities that were tested are listed below.</w:t>
+      </w:r>
+    </w:p>
+    <w:tbl>
+      <w:tblPr>
+        <w:tblStyle w:val="TableGrid"/>
+        <w:tblW w:w="0" w:type="auto"/>
+        <w:tblLook w:val="04A0" w:firstRow="1" w:lastRow="0" w:firstColumn="1" w:lastColumn="0" w:noHBand="0" w:noVBand="1"/>
+      </w:tblPr>
+      <w:tblGrid>
+        <w:gridCol w:w="2605"/>
+        <w:gridCol w:w="1440"/>
+      </w:tblGrid>
+      <w:tr>
+        <w:tc>
+          <w:tcPr>
+            <w:tcW w:w="2605" w:type="dxa"/>
+            <w:hideMark/>
+          </w:tcPr>
+          <w:p>
+            <w:pPr>
+              <w:spacing w:after="160" w:line="360" w:lineRule="auto"/>
+              <w:rPr>
+                <w:b/>
+                <w:bCs/>
+              </w:rPr>
+            </w:pPr>
+            <w:r>
+              <w:rPr>
+                <w:b/>
+                <w:bCs/>
+              </w:rPr>
+              <w:t>Module</w:t>
+            </w:r>
+          </w:p>
+        </w:tc>
+        <w:tc>
+          <w:tcPr>
+            <w:tcW w:w="1440" w:type="dxa"/>
+            <w:hideMark/>
+          </w:tcPr>
+          <w:p>
+            <w:pPr>
+              <w:spacing w:after="160" w:line="360" w:lineRule="auto"/>
+              <w:rPr>
+                <w:b/>
+                <w:bCs/>
+              </w:rPr>
+            </w:pPr>
+            <w:r>
+              <w:rPr>
+                <w:b/>
+                <w:bCs/>
+              </w:rPr>
+              <w:t>Status</w:t>
+            </w:r>
+          </w:p>
+        </w:tc>
+      </w:tr>
+      <w:tr>
+        <w:tc>
+          <w:tcPr>
+            <w:tcW w:w="2605" w:type="dxa"/>
+            <w:hideMark/>
+          </w:tcPr>
+          <w:p>
+            <w:pPr>
+              <w:spacing w:after="160" w:line="360" w:lineRule="auto"/>
+            </w:pPr>
+            <w:r>
+              <w:t>Login</w:t>
+            </w:r>
+          </w:p>
+        </w:tc>
+        <w:tc>
+          <w:tcPr>
+            <w:tcW w:w="1440" w:type="dxa"/>
+            <w:hideMark/>
+          </w:tcPr>
+          <w:p>
+            <w:pPr>
+              <w:spacing w:after="160" w:line="360" w:lineRule="auto"/>
+            </w:pPr>
+            <w:r>
+              <w:t>Pass</w:t>
+            </w:r>
+          </w:p>
+        </w:tc>
+      </w:tr>
+      <w:tr>
+        <w:tc>
+          <w:tcPr>
+            <w:tcW w:w="2605" w:type="dxa"/>
+            <w:hideMark/>
+          </w:tcPr>
+          <w:p>
+            <w:pPr>
+              <w:spacing w:after="160" w:line="360" w:lineRule="auto"/>
+            </w:pPr>
+            <w:r>
+              <w:t>Registration</w:t>
+            </w:r>
+          </w:p>
+        </w:tc>
+        <w:tc>
+          <w:tcPr>
+            <w:tcW w:w="1440" w:type="dxa"/>
+            <w:hideMark/>
+          </w:tcPr>
+          <w:p>
+            <w:pPr>
+              <w:spacing w:after="160" w:line="360" w:lineRule="auto"/>
+            </w:pPr>
+            <w:r>
+              <w:t>Pass</w:t>
+            </w:r>
+          </w:p>
+        </w:tc>
+      </w:tr>
+      <w:tr>
+        <w:tc>
+          <w:tcPr>
+            <w:tcW w:w="2605" w:type="dxa"/>
+            <w:hideMark/>
+          </w:tcPr>
+          <w:p>
+            <w:pPr>
+              <w:spacing w:after="160" w:line="360" w:lineRule="auto"/>
+            </w:pPr>
+            <w:r>
+              <w:t>Dashboard</w:t>
+            </w:r>
+          </w:p>
+        </w:tc>
+        <w:tc>
+          <w:tcPr>
+            <w:tcW w:w="1440" w:type="dxa"/>
+            <w:hideMark/>
+          </w:tcPr>
+          <w:p>
+            <w:pPr>
+              <w:spacing w:after="160" w:line="360" w:lineRule="auto"/>
+            </w:pPr>
+            <w:r>
+              <w:t>Pass</w:t>
+            </w:r>
+          </w:p>
+        </w:tc>
+      </w:tr>
+      <w:tr>
+        <w:tc>
+          <w:tcPr>
+            <w:tcW w:w="2605" w:type="dxa"/>
+            <w:hideMark/>
+          </w:tcPr>
+          <w:p>
+            <w:pPr>
+              <w:spacing w:after="160" w:line="360" w:lineRule="auto"/>
+            </w:pPr>
+            <w:r>
+              <w:t>Upload Notes</w:t>
+            </w:r>
+          </w:p>
+        </w:tc>
+        <w:tc>
+          <w:tcPr>
+            <w:tcW w:w="1440" w:type="dxa"/>
+            <w:hideMark/>
+          </w:tcPr>
+          <w:p>
+            <w:pPr>
+              <w:spacing w:after="160" w:line="360" w:lineRule="auto"/>
+            </w:pPr>
+            <w:r>
+              <w:t>Pass</w:t>
+            </w:r>
+          </w:p>
+        </w:tc>
+      </w:tr>
+      <w:tr>
+        <w:tc>
+          <w:tcPr>
+            <w:tcW w:w="2605" w:type="dxa"/>
+            <w:hideMark/>
+          </w:tcPr>
+          <w:p>
+            <w:pPr>
+              <w:spacing w:after="160" w:line="360" w:lineRule="auto"/>
+            </w:pPr>
+            <w:r>
+              <w:t>Search Resources</w:t>
+            </w:r>
+          </w:p>
+        </w:tc>
+        <w:tc>
+          <w:tcPr>
+            <w:tcW w:w="1440" w:type="dxa"/>
+            <w:hideMark/>
+          </w:tcPr>
+          <w:p>
+            <w:pPr>
+              <w:spacing w:after="160" w:line="360" w:lineRule="auto"/>
+            </w:pPr>
+            <w:r>
+              <w:t>Pass</w:t>
+            </w:r>
+          </w:p>
+        </w:tc>
+      </w:tr>
+      <w:tr>
+        <w:tc>
+          <w:tcPr>
+            <w:tcW w:w="2605" w:type="dxa"/>
+            <w:hideMark/>
+          </w:tcPr>
+          <w:p>
+            <w:pPr>
+              <w:spacing w:after="160" w:line="360" w:lineRule="auto"/>
+            </w:pPr>
+            <w:r>
+              <w:t>Request Board</w:t>
+            </w:r>
+          </w:p>
+        </w:tc>
+        <w:tc>
+          <w:tcPr>
+            <w:tcW w:w="1440" w:type="dxa"/>
+            <w:hideMark/>
+          </w:tcPr>
+          <w:p>
+            <w:pPr>
+              <w:spacing w:after="160" w:line="360" w:lineRule="auto"/>
+            </w:pPr>
+            <w:r>
+              <w:t>Pass</w:t>
+            </w:r>
+          </w:p>
+        </w:tc>
+      </w:tr>
+      <w:tr>
+        <w:tc>
+          <w:tcPr>
+            <w:tcW w:w="2605" w:type="dxa"/>
+            <w:hideMark/>
+          </w:tcPr>
+          <w:p>
+            <w:pPr>
+              <w:spacing w:after="160" w:line="360" w:lineRule="auto"/>
+            </w:pPr>
+            <w:r>
+              <w:t>Categories</w:t>
+            </w:r>
+          </w:p>
+        </w:tc>
+        <w:tc>
+          <w:tcPr>
+            <w:tcW w:w="1440" w:type="dxa"/>
+            <w:hideMark/>
+          </w:tcPr>
+          <w:p>
+            <w:pPr>
+              <w:spacing w:after="160" w:line="360" w:lineRule="auto"/>
+            </w:pPr>
+            <w:r>
+              <w:t>Pass</w:t>
+            </w:r>
+          </w:p>
+        </w:tc>
+      </w:tr>
+      <w:tr>
+        <w:tc>
+          <w:tcPr>
+            <w:tcW w:w="2605" w:type="dxa"/>
+            <w:hideMark/>
+          </w:tcPr>
+          <w:p>
+            <w:pPr>
+              <w:spacing w:after="160" w:line="360" w:lineRule="auto"/>
+            </w:pPr>
+            <w:r>
+              <w:t>Comments</w:t>
+            </w:r>
+          </w:p>
+        </w:tc>
+        <w:tc>
+          <w:tcPr>
+            <w:tcW w:w="1440" w:type="dxa"/>
+            <w:hideMark/>
+          </w:tcPr>
+          <w:p>
+            <w:pPr>
+              <w:spacing w:after="160" w:line="360" w:lineRule="auto"/>
+            </w:pPr>
+            <w:r>
+              <w:t>Pass</w:t>
+            </w:r>
+          </w:p>
+        </w:tc>
+      </w:tr>
+      <w:tr>
+        <w:tc>
+          <w:tcPr>
+            <w:tcW w:w="2605" w:type="dxa"/>
+            <w:hideMark/>
+          </w:tcPr>
+          <w:p>
+            <w:pPr>
+              <w:spacing w:after="160" w:line="360" w:lineRule="auto"/>
+            </w:pPr>
+            <w:r>
+              <w:t>Admin Panel</w:t>
+            </w:r>
+          </w:p>
+        </w:tc>
+        <w:tc>
+          <w:tcPr>
+            <w:tcW w:w="1440" w:type="dxa"/>
+            <w:hideMark/>
+          </w:tcPr>
+          <w:p>
+            <w:pPr>
+              <w:spacing w:after="160" w:line="360" w:lineRule="auto"/>
+            </w:pPr>
+            <w:r>
+              <w:t>Pass</w:t>
+            </w:r>
+          </w:p>
+        </w:tc>
+      </w:tr>
+      <w:tr>
+        <w:tc>
+          <w:tcPr>
+            <w:tcW w:w="2605" w:type="dxa"/>
+            <w:hideMark/>
+          </w:tcPr>
+          <w:p>
+            <w:pPr>
+              <w:spacing w:after="160" w:line="360" w:lineRule="auto"/>
+            </w:pPr>
+            <w:r>
+              <w:t>Database Connectivity</w:t>
+            </w:r>
+          </w:p>
+        </w:tc>
+        <w:tc>
+          <w:tcPr>
+            <w:tcW w:w="1440" w:type="dxa"/>
+            <w:hideMark/>
+          </w:tcPr>
+          <w:p>
+            <w:pPr>
+              <w:spacing w:after="160" w:line="360" w:lineRule="auto"/>
+            </w:pPr>
+            <w:r>
+              <w:t>Pass</w:t>
+            </w:r>
+          </w:p>
+        </w:tc>
+      </w:tr>
+    </w:tbl>
+    <w:p>
+      <w:pPr>
+        <w:spacing w:line="360" w:lineRule="auto"/>
+      </w:pPr>
+    </w:p>
+    <w:p>
+      <w:pPr>
+        <w:pStyle w:val="Heading2"/>
+        <w:spacing w:line="360" w:lineRule="auto"/>
+        <w:rPr>
+          <w:rFonts w:cs="Times New Roman"/>
+        </w:rPr>
+      </w:pPr>
+      <w:r>
+        <w:rPr>
+          <w:rFonts w:cs="Times New Roman"/>
+        </w:rPr>
+        <w:lastRenderedPageBreak/>
+        <w:t>6.</w:t>
+      </w:r>
+      <w:r>
+        <w:rPr>
+          <w:rFonts w:cs="Times New Roman"/>
+        </w:rPr>
+        <w:t xml:space="preserve">2 </w:t>
+      </w:r>
+      <w:r>
+        <w:rPr>
+          <w:rFonts w:cs="Times New Roman"/>
+        </w:rPr>
+        <w:t>User Documentation</w:t>
+      </w:r>
     </w:p>
     <w:p>
       <w:pPr>
@@ -19927,29 +20372,994 @@
       <w:bookmarkStart w:id="53" w:name="_Toc229723117"/>
       <w:bookmarkStart w:id="54" w:name="_Toc229723821"/>
       <w:bookmarkStart w:id="55" w:name="_Toc229724059"/>
-    </w:p>
-    <w:p>
-      <w:pPr>
-        <w:rPr>
-          <w:rFonts w:cs="Times New Roman"/>
-        </w:rPr>
-      </w:pPr>
-    </w:p>
-    <w:p>
-      <w:pPr>
-        <w:rPr>
-          <w:rFonts w:cs="Times New Roman"/>
-        </w:rPr>
-      </w:pPr>
-    </w:p>
-    <w:p>
-      <w:pPr>
-        <w:rPr>
-          <w:rFonts w:cs="Times New Roman"/>
-        </w:rPr>
-      </w:pPr>
-      <w:bookmarkStart w:id="56" w:name="_GoBack"/>
-      <w:bookmarkEnd w:id="56"/>
+      <w:r>
+        <w:rPr>
+          <w:rFonts w:cs="Times New Roman"/>
+        </w:rPr>
+        <w:t>This section provides a brief guide for end users to operate the Study-Buddy application.</w:t>
+      </w:r>
+    </w:p>
+    <w:p>
+      <w:pPr>
+        <w:rPr>
+          <w:rFonts w:cs="Times New Roman"/>
+          <w:b/>
+          <w:bCs/>
+        </w:rPr>
+      </w:pPr>
+      <w:r>
+        <w:rPr>
+          <w:rFonts w:cs="Times New Roman"/>
+          <w:b/>
+          <w:bCs/>
+        </w:rPr>
+        <w:t>Step 1: Launch the Application</w:t>
+      </w:r>
+    </w:p>
+    <w:p>
+      <w:pPr>
+        <w:rPr>
+          <w:rFonts w:cs="Times New Roman"/>
+        </w:rPr>
+      </w:pPr>
+      <w:r>
+        <w:rPr>
+          <w:rFonts w:cs="Times New Roman"/>
+        </w:rPr>
+        <w:t>Run the application using IntelliJ IDEA or the generated executable file.</w:t>
+      </w:r>
+    </w:p>
+    <w:p>
+      <w:pPr>
+        <w:rPr>
+          <w:rFonts w:cs="Times New Roman"/>
+        </w:rPr>
+      </w:pPr>
+      <w:r>
+        <w:rPr>
+          <w:rFonts w:cs="Times New Roman"/>
+        </w:rPr>
+        <w:t>The Login window will appear.</w:t>
+      </w:r>
+    </w:p>
+    <w:p>
+      <w:pPr>
+        <w:rPr>
+          <w:rFonts w:cs="Times New Roman"/>
+          <w:b/>
+          <w:bCs/>
+        </w:rPr>
+      </w:pPr>
+      <w:r>
+        <w:rPr>
+          <w:rFonts w:cs="Times New Roman"/>
+          <w:b/>
+          <w:bCs/>
+        </w:rPr>
+        <w:t>Step 2: Register a New Account</w:t>
+      </w:r>
+    </w:p>
+    <w:p>
+      <w:pPr>
+        <w:rPr>
+          <w:rFonts w:cs="Times New Roman"/>
+        </w:rPr>
+      </w:pPr>
+      <w:r>
+        <w:rPr>
+          <w:rFonts w:cs="Times New Roman"/>
+        </w:rPr>
+        <w:t>If you are a new user:</w:t>
+      </w:r>
+    </w:p>
+    <w:p>
+      <w:pPr>
+        <w:numPr>
+          <w:ilvl w:val="0"/>
+          <w:numId w:val="38"/>
+        </w:numPr>
+        <w:rPr>
+          <w:rFonts w:cs="Times New Roman"/>
+        </w:rPr>
+      </w:pPr>
+      <w:r>
+        <w:rPr>
+          <w:rFonts w:cs="Times New Roman"/>
+        </w:rPr>
+        <w:t xml:space="preserve">Click </w:t>
+      </w:r>
+      <w:r>
+        <w:rPr>
+          <w:rFonts w:cs="Times New Roman"/>
+          <w:b/>
+          <w:bCs/>
+        </w:rPr>
+        <w:t>Register</w:t>
+      </w:r>
+      <w:r>
+        <w:rPr>
+          <w:rFonts w:cs="Times New Roman"/>
+        </w:rPr>
+        <w:t xml:space="preserve"> </w:t>
+      </w:r>
+    </w:p>
+    <w:p>
+      <w:pPr>
+        <w:numPr>
+          <w:ilvl w:val="0"/>
+          <w:numId w:val="38"/>
+        </w:numPr>
+        <w:rPr>
+          <w:rFonts w:cs="Times New Roman"/>
+        </w:rPr>
+      </w:pPr>
+      <w:r>
+        <w:rPr>
+          <w:rFonts w:cs="Times New Roman"/>
+        </w:rPr>
+        <w:t xml:space="preserve">Enter: </w:t>
+      </w:r>
+    </w:p>
+    <w:p>
+      <w:pPr>
+        <w:numPr>
+          <w:ilvl w:val="1"/>
+          <w:numId w:val="38"/>
+        </w:numPr>
+        <w:rPr>
+          <w:rFonts w:cs="Times New Roman"/>
+        </w:rPr>
+      </w:pPr>
+      <w:r>
+        <w:rPr>
+          <w:rFonts w:cs="Times New Roman"/>
+        </w:rPr>
+        <w:t xml:space="preserve">Full Name </w:t>
+      </w:r>
+    </w:p>
+    <w:p>
+      <w:pPr>
+        <w:numPr>
+          <w:ilvl w:val="1"/>
+          <w:numId w:val="38"/>
+        </w:numPr>
+        <w:rPr>
+          <w:rFonts w:cs="Times New Roman"/>
+        </w:rPr>
+      </w:pPr>
+      <w:r>
+        <w:rPr>
+          <w:rFonts w:cs="Times New Roman"/>
+        </w:rPr>
+        <w:t xml:space="preserve">Email </w:t>
+      </w:r>
+    </w:p>
+    <w:p>
+      <w:pPr>
+        <w:numPr>
+          <w:ilvl w:val="1"/>
+          <w:numId w:val="38"/>
+        </w:numPr>
+        <w:rPr>
+          <w:rFonts w:cs="Times New Roman"/>
+        </w:rPr>
+      </w:pPr>
+      <w:r>
+        <w:rPr>
+          <w:rFonts w:cs="Times New Roman"/>
+        </w:rPr>
+        <w:t xml:space="preserve">Password </w:t>
+      </w:r>
+    </w:p>
+    <w:p>
+      <w:pPr>
+        <w:numPr>
+          <w:ilvl w:val="1"/>
+          <w:numId w:val="38"/>
+        </w:numPr>
+        <w:rPr>
+          <w:rFonts w:cs="Times New Roman"/>
+        </w:rPr>
+      </w:pPr>
+      <w:r>
+        <w:rPr>
+          <w:rFonts w:cs="Times New Roman"/>
+        </w:rPr>
+        <w:t xml:space="preserve">Confirm Password </w:t>
+      </w:r>
+    </w:p>
+    <w:p>
+      <w:pPr>
+        <w:numPr>
+          <w:ilvl w:val="0"/>
+          <w:numId w:val="38"/>
+        </w:numPr>
+        <w:rPr>
+          <w:rFonts w:cs="Times New Roman"/>
+        </w:rPr>
+      </w:pPr>
+      <w:r>
+        <w:rPr>
+          <w:rFonts w:cs="Times New Roman"/>
+        </w:rPr>
+        <w:t xml:space="preserve">Click </w:t>
+      </w:r>
+      <w:r>
+        <w:rPr>
+          <w:rFonts w:cs="Times New Roman"/>
+          <w:b/>
+          <w:bCs/>
+        </w:rPr>
+        <w:t>Create Account</w:t>
+      </w:r>
+      <w:r>
+        <w:rPr>
+          <w:rFonts w:cs="Times New Roman"/>
+        </w:rPr>
+        <w:t xml:space="preserve"> </w:t>
+      </w:r>
+    </w:p>
+    <w:p>
+      <w:pPr>
+        <w:rPr>
+          <w:rFonts w:cs="Times New Roman"/>
+        </w:rPr>
+      </w:pPr>
+      <w:r>
+        <w:rPr>
+          <w:rFonts w:cs="Times New Roman"/>
+        </w:rPr>
+        <w:t>The system validates all information before saving the account.</w:t>
+      </w:r>
+    </w:p>
+    <w:p>
+      <w:pPr>
+        <w:rPr>
+          <w:rFonts w:cs="Times New Roman"/>
+          <w:b/>
+          <w:bCs/>
+        </w:rPr>
+      </w:pPr>
+      <w:r>
+        <w:rPr>
+          <w:rFonts w:cs="Times New Roman"/>
+          <w:b/>
+          <w:bCs/>
+        </w:rPr>
+        <w:t>Step 3: Login</w:t>
+      </w:r>
+    </w:p>
+    <w:p>
+      <w:pPr>
+        <w:rPr>
+          <w:rFonts w:cs="Times New Roman"/>
+        </w:rPr>
+      </w:pPr>
+      <w:r>
+        <w:rPr>
+          <w:rFonts w:cs="Times New Roman"/>
+        </w:rPr>
+        <w:t>Enter your registered email and password.</w:t>
+      </w:r>
+    </w:p>
+    <w:p>
+      <w:pPr>
+        <w:rPr>
+          <w:rFonts w:cs="Times New Roman"/>
+        </w:rPr>
+      </w:pPr>
+      <w:r>
+        <w:rPr>
+          <w:rFonts w:cs="Times New Roman"/>
+        </w:rPr>
+        <w:t xml:space="preserve">Click </w:t>
+      </w:r>
+      <w:r>
+        <w:rPr>
+          <w:rFonts w:cs="Times New Roman"/>
+          <w:b/>
+          <w:bCs/>
+        </w:rPr>
+        <w:t>Login</w:t>
+      </w:r>
+      <w:r>
+        <w:rPr>
+          <w:rFonts w:cs="Times New Roman"/>
+        </w:rPr>
+        <w:t>.</w:t>
+      </w:r>
+    </w:p>
+    <w:p>
+      <w:pPr>
+        <w:rPr>
+          <w:rFonts w:cs="Times New Roman"/>
+        </w:rPr>
+      </w:pPr>
+      <w:r>
+        <w:rPr>
+          <w:rFonts w:cs="Times New Roman"/>
+        </w:rPr>
+        <w:t>The system verifies the credentials and redirects users to their respective dashboard based on their role.</w:t>
+      </w:r>
+    </w:p>
+    <w:p>
+      <w:pPr>
+        <w:rPr>
+          <w:rFonts w:cs="Times New Roman"/>
+          <w:b/>
+          <w:bCs/>
+        </w:rPr>
+      </w:pPr>
+      <w:r>
+        <w:rPr>
+          <w:rFonts w:cs="Times New Roman"/>
+          <w:b/>
+          <w:bCs/>
+        </w:rPr>
+        <w:t>Step 4: Dashboard</w:t>
+      </w:r>
+    </w:p>
+    <w:p>
+      <w:pPr>
+        <w:rPr>
+          <w:rFonts w:cs="Times New Roman"/>
+        </w:rPr>
+      </w:pPr>
+      <w:r>
+        <w:rPr>
+          <w:rFonts w:cs="Times New Roman"/>
+        </w:rPr>
+        <w:t>After successful login, users can:</w:t>
+      </w:r>
+    </w:p>
+    <w:p>
+      <w:pPr>
+        <w:numPr>
+          <w:ilvl w:val="0"/>
+          <w:numId w:val="39"/>
+        </w:numPr>
+        <w:rPr>
+          <w:rFonts w:cs="Times New Roman"/>
+        </w:rPr>
+      </w:pPr>
+      <w:r>
+        <w:rPr>
+          <w:rFonts w:cs="Times New Roman"/>
+        </w:rPr>
+        <w:t xml:space="preserve">View uploaded resources </w:t>
+      </w:r>
+    </w:p>
+    <w:p>
+      <w:pPr>
+        <w:numPr>
+          <w:ilvl w:val="0"/>
+          <w:numId w:val="39"/>
+        </w:numPr>
+        <w:rPr>
+          <w:rFonts w:cs="Times New Roman"/>
+        </w:rPr>
+      </w:pPr>
+      <w:r>
+        <w:rPr>
+          <w:rFonts w:cs="Times New Roman"/>
+        </w:rPr>
+        <w:t xml:space="preserve">Search study materials </w:t>
+      </w:r>
+    </w:p>
+    <w:p>
+      <w:pPr>
+        <w:numPr>
+          <w:ilvl w:val="0"/>
+          <w:numId w:val="39"/>
+        </w:numPr>
+        <w:rPr>
+          <w:rFonts w:cs="Times New Roman"/>
+        </w:rPr>
+      </w:pPr>
+      <w:r>
+        <w:rPr>
+          <w:rFonts w:cs="Times New Roman"/>
+        </w:rPr>
+        <w:t xml:space="preserve">Browse categories </w:t>
+      </w:r>
+    </w:p>
+    <w:p>
+      <w:pPr>
+        <w:numPr>
+          <w:ilvl w:val="0"/>
+          <w:numId w:val="39"/>
+        </w:numPr>
+        <w:rPr>
+          <w:rFonts w:cs="Times New Roman"/>
+        </w:rPr>
+      </w:pPr>
+      <w:r>
+        <w:rPr>
+          <w:rFonts w:cs="Times New Roman"/>
+        </w:rPr>
+        <w:t xml:space="preserve">Open Request Board </w:t>
+      </w:r>
+    </w:p>
+    <w:p>
+      <w:pPr>
+        <w:numPr>
+          <w:ilvl w:val="0"/>
+          <w:numId w:val="39"/>
+        </w:numPr>
+        <w:rPr>
+          <w:rFonts w:cs="Times New Roman"/>
+        </w:rPr>
+      </w:pPr>
+      <w:r>
+        <w:rPr>
+          <w:rFonts w:cs="Times New Roman"/>
+        </w:rPr>
+        <w:t xml:space="preserve">Access profile </w:t>
+      </w:r>
+    </w:p>
+    <w:p>
+      <w:pPr>
+        <w:numPr>
+          <w:ilvl w:val="0"/>
+          <w:numId w:val="39"/>
+        </w:numPr>
+        <w:rPr>
+          <w:rFonts w:cs="Times New Roman"/>
+        </w:rPr>
+      </w:pPr>
+      <w:r>
+        <w:rPr>
+          <w:rFonts w:cs="Times New Roman"/>
+        </w:rPr>
+        <w:t xml:space="preserve">Logout </w:t>
+      </w:r>
+    </w:p>
+    <w:p>
+      <w:pPr>
+        <w:rPr>
+          <w:rFonts w:cs="Times New Roman"/>
+          <w:b/>
+          <w:bCs/>
+        </w:rPr>
+      </w:pPr>
+      <w:r>
+        <w:rPr>
+          <w:rFonts w:cs="Times New Roman"/>
+          <w:b/>
+          <w:bCs/>
+        </w:rPr>
+        <w:lastRenderedPageBreak/>
+        <w:t>Step 5: Upload Study Materials</w:t>
+      </w:r>
+    </w:p>
+    <w:p>
+      <w:pPr>
+        <w:numPr>
+          <w:ilvl w:val="0"/>
+          <w:numId w:val="40"/>
+        </w:numPr>
+        <w:rPr>
+          <w:rFonts w:cs="Times New Roman"/>
+        </w:rPr>
+      </w:pPr>
+      <w:r>
+        <w:rPr>
+          <w:rFonts w:cs="Times New Roman"/>
+        </w:rPr>
+        <w:t xml:space="preserve">Open </w:t>
+      </w:r>
+      <w:r>
+        <w:rPr>
+          <w:rFonts w:cs="Times New Roman"/>
+          <w:b/>
+          <w:bCs/>
+        </w:rPr>
+        <w:t>Upload Notes</w:t>
+      </w:r>
+      <w:r>
+        <w:rPr>
+          <w:rFonts w:cs="Times New Roman"/>
+        </w:rPr>
+        <w:t xml:space="preserve"> </w:t>
+      </w:r>
+    </w:p>
+    <w:p>
+      <w:pPr>
+        <w:numPr>
+          <w:ilvl w:val="0"/>
+          <w:numId w:val="40"/>
+        </w:numPr>
+        <w:rPr>
+          <w:rFonts w:cs="Times New Roman"/>
+        </w:rPr>
+      </w:pPr>
+      <w:r>
+        <w:rPr>
+          <w:rFonts w:cs="Times New Roman"/>
+        </w:rPr>
+        <w:t xml:space="preserve">Select Category </w:t>
+      </w:r>
+    </w:p>
+    <w:p>
+      <w:pPr>
+        <w:numPr>
+          <w:ilvl w:val="0"/>
+          <w:numId w:val="40"/>
+        </w:numPr>
+        <w:rPr>
+          <w:rFonts w:cs="Times New Roman"/>
+        </w:rPr>
+      </w:pPr>
+      <w:r>
+        <w:rPr>
+          <w:rFonts w:cs="Times New Roman"/>
+        </w:rPr>
+        <w:t xml:space="preserve">Enter Title </w:t>
+      </w:r>
+    </w:p>
+    <w:p>
+      <w:pPr>
+        <w:numPr>
+          <w:ilvl w:val="0"/>
+          <w:numId w:val="40"/>
+        </w:numPr>
+        <w:rPr>
+          <w:rFonts w:cs="Times New Roman"/>
+        </w:rPr>
+      </w:pPr>
+      <w:r>
+        <w:rPr>
+          <w:rFonts w:cs="Times New Roman"/>
+        </w:rPr>
+        <w:t xml:space="preserve">Enter Description </w:t>
+      </w:r>
+    </w:p>
+    <w:p>
+      <w:pPr>
+        <w:numPr>
+          <w:ilvl w:val="0"/>
+          <w:numId w:val="40"/>
+        </w:numPr>
+        <w:rPr>
+          <w:rFonts w:cs="Times New Roman"/>
+        </w:rPr>
+      </w:pPr>
+      <w:r>
+        <w:rPr>
+          <w:rFonts w:cs="Times New Roman"/>
+        </w:rPr>
+        <w:t xml:space="preserve">Choose File </w:t>
+      </w:r>
+    </w:p>
+    <w:p>
+      <w:pPr>
+        <w:numPr>
+          <w:ilvl w:val="0"/>
+          <w:numId w:val="40"/>
+        </w:numPr>
+        <w:rPr>
+          <w:rFonts w:cs="Times New Roman"/>
+        </w:rPr>
+      </w:pPr>
+      <w:r>
+        <w:rPr>
+          <w:rFonts w:cs="Times New Roman"/>
+        </w:rPr>
+        <w:t xml:space="preserve">Click </w:t>
+      </w:r>
+      <w:r>
+        <w:rPr>
+          <w:rFonts w:cs="Times New Roman"/>
+          <w:b/>
+          <w:bCs/>
+        </w:rPr>
+        <w:t>Upload</w:t>
+      </w:r>
+      <w:r>
+        <w:rPr>
+          <w:rFonts w:cs="Times New Roman"/>
+        </w:rPr>
+        <w:t xml:space="preserve"> </w:t>
+      </w:r>
+    </w:p>
+    <w:p>
+      <w:pPr>
+        <w:rPr>
+          <w:rFonts w:cs="Times New Roman"/>
+        </w:rPr>
+      </w:pPr>
+      <w:r>
+        <w:rPr>
+          <w:rFonts w:cs="Times New Roman"/>
+        </w:rPr>
+        <w:t>The uploaded resource becomes available to other users.</w:t>
+      </w:r>
+    </w:p>
+    <w:p>
+      <w:pPr>
+        <w:rPr>
+          <w:rFonts w:cs="Times New Roman"/>
+          <w:b/>
+          <w:bCs/>
+        </w:rPr>
+      </w:pPr>
+      <w:r>
+        <w:rPr>
+          <w:rFonts w:cs="Times New Roman"/>
+          <w:b/>
+          <w:bCs/>
+        </w:rPr>
+        <w:t>Step 6: Search Resources</w:t>
+      </w:r>
+    </w:p>
+    <w:p>
+      <w:pPr>
+        <w:rPr>
+          <w:rFonts w:cs="Times New Roman"/>
+        </w:rPr>
+      </w:pPr>
+      <w:r>
+        <w:rPr>
+          <w:rFonts w:cs="Times New Roman"/>
+        </w:rPr>
+        <w:t>Users can:</w:t>
+      </w:r>
+    </w:p>
+    <w:p>
+      <w:pPr>
+        <w:numPr>
+          <w:ilvl w:val="0"/>
+          <w:numId w:val="41"/>
+        </w:numPr>
+        <w:rPr>
+          <w:rFonts w:cs="Times New Roman"/>
+        </w:rPr>
+      </w:pPr>
+      <w:r>
+        <w:rPr>
+          <w:rFonts w:cs="Times New Roman"/>
+        </w:rPr>
+        <w:t xml:space="preserve">Search by title </w:t>
+      </w:r>
+    </w:p>
+    <w:p>
+      <w:pPr>
+        <w:numPr>
+          <w:ilvl w:val="0"/>
+          <w:numId w:val="41"/>
+        </w:numPr>
+        <w:rPr>
+          <w:rFonts w:cs="Times New Roman"/>
+        </w:rPr>
+      </w:pPr>
+      <w:r>
+        <w:rPr>
+          <w:rFonts w:cs="Times New Roman"/>
+        </w:rPr>
+        <w:t xml:space="preserve">Search by subject </w:t>
+      </w:r>
+    </w:p>
+    <w:p>
+      <w:pPr>
+        <w:numPr>
+          <w:ilvl w:val="0"/>
+          <w:numId w:val="41"/>
+        </w:numPr>
+        <w:rPr>
+          <w:rFonts w:cs="Times New Roman"/>
+        </w:rPr>
+      </w:pPr>
+      <w:r>
+        <w:rPr>
+          <w:rFonts w:cs="Times New Roman"/>
+        </w:rPr>
+        <w:t xml:space="preserve">Filter by category </w:t>
+      </w:r>
+    </w:p>
+    <w:p>
+      <w:pPr>
+        <w:rPr>
+          <w:rFonts w:cs="Times New Roman"/>
+        </w:rPr>
+      </w:pPr>
+      <w:r>
+        <w:rPr>
+          <w:rFonts w:cs="Times New Roman"/>
+        </w:rPr>
+        <w:t>Matching resources are displayed immediately.</w:t>
+      </w:r>
+    </w:p>
+    <w:p>
+      <w:pPr>
+        <w:rPr>
+          <w:rFonts w:cs="Times New Roman"/>
+          <w:b/>
+          <w:bCs/>
+        </w:rPr>
+      </w:pPr>
+      <w:r>
+        <w:rPr>
+          <w:rFonts w:cs="Times New Roman"/>
+          <w:b/>
+          <w:bCs/>
+        </w:rPr>
+        <w:t>Step 7: Request Board</w:t>
+      </w:r>
+    </w:p>
+    <w:p>
+      <w:pPr>
+        <w:rPr>
+          <w:rFonts w:cs="Times New Roman"/>
+        </w:rPr>
+      </w:pPr>
+      <w:r>
+        <w:rPr>
+          <w:rFonts w:cs="Times New Roman"/>
+        </w:rPr>
+        <w:t>Users can:</w:t>
+      </w:r>
+    </w:p>
+    <w:p>
+      <w:pPr>
+        <w:numPr>
+          <w:ilvl w:val="0"/>
+          <w:numId w:val="42"/>
+        </w:numPr>
+        <w:rPr>
+          <w:rFonts w:cs="Times New Roman"/>
+        </w:rPr>
+      </w:pPr>
+      <w:r>
+        <w:rPr>
+          <w:rFonts w:cs="Times New Roman"/>
+        </w:rPr>
+        <w:t xml:space="preserve">Create new requests </w:t>
+      </w:r>
+    </w:p>
+    <w:p>
+      <w:pPr>
+        <w:numPr>
+          <w:ilvl w:val="0"/>
+          <w:numId w:val="42"/>
+        </w:numPr>
+        <w:rPr>
+          <w:rFonts w:cs="Times New Roman"/>
+        </w:rPr>
+      </w:pPr>
+      <w:r>
+        <w:rPr>
+          <w:rFonts w:cs="Times New Roman"/>
+        </w:rPr>
+        <w:t xml:space="preserve">View existing requests </w:t>
+      </w:r>
+    </w:p>
+    <w:p>
+      <w:pPr>
+        <w:numPr>
+          <w:ilvl w:val="0"/>
+          <w:numId w:val="42"/>
+        </w:numPr>
+        <w:rPr>
+          <w:rFonts w:cs="Times New Roman"/>
+        </w:rPr>
+      </w:pPr>
+      <w:r>
+        <w:rPr>
+          <w:rFonts w:cs="Times New Roman"/>
+        </w:rPr>
+        <w:t xml:space="preserve">Update request status </w:t>
+      </w:r>
+    </w:p>
+    <w:p>
+      <w:pPr>
+        <w:numPr>
+          <w:ilvl w:val="0"/>
+          <w:numId w:val="42"/>
+        </w:numPr>
+        <w:rPr>
+          <w:rFonts w:cs="Times New Roman"/>
+        </w:rPr>
+      </w:pPr>
+      <w:r>
+        <w:rPr>
+          <w:rFonts w:cs="Times New Roman"/>
+        </w:rPr>
+        <w:t xml:space="preserve">Browse fulfilled requests </w:t>
+      </w:r>
+    </w:p>
+    <w:p>
+      <w:pPr>
+        <w:rPr>
+          <w:rFonts w:cs="Times New Roman"/>
+          <w:b/>
+          <w:bCs/>
+        </w:rPr>
+      </w:pPr>
+      <w:r>
+        <w:rPr>
+          <w:rFonts w:cs="Times New Roman"/>
+          <w:b/>
+          <w:bCs/>
+        </w:rPr>
+        <w:t>Step 8: Administrator Functions</w:t>
+      </w:r>
+    </w:p>
+    <w:p>
+      <w:pPr>
+        <w:rPr>
+          <w:rFonts w:cs="Times New Roman"/>
+        </w:rPr>
+      </w:pPr>
+      <w:r>
+        <w:rPr>
+          <w:rFonts w:cs="Times New Roman"/>
+        </w:rPr>
+        <w:t>The administrator can:</w:t>
+      </w:r>
+    </w:p>
+    <w:p>
+      <w:pPr>
+        <w:numPr>
+          <w:ilvl w:val="0"/>
+          <w:numId w:val="43"/>
+        </w:numPr>
+        <w:rPr>
+          <w:rFonts w:cs="Times New Roman"/>
+        </w:rPr>
+      </w:pPr>
+      <w:r>
+        <w:rPr>
+          <w:rFonts w:cs="Times New Roman"/>
+        </w:rPr>
+        <w:t xml:space="preserve">Manage users </w:t>
+      </w:r>
+    </w:p>
+    <w:p>
+      <w:pPr>
+        <w:numPr>
+          <w:ilvl w:val="0"/>
+          <w:numId w:val="43"/>
+        </w:numPr>
+        <w:rPr>
+          <w:rFonts w:cs="Times New Roman"/>
+        </w:rPr>
+      </w:pPr>
+      <w:r>
+        <w:rPr>
+          <w:rFonts w:cs="Times New Roman"/>
+        </w:rPr>
+        <w:t xml:space="preserve">Manage categories </w:t>
+      </w:r>
+    </w:p>
+    <w:p>
+      <w:pPr>
+        <w:numPr>
+          <w:ilvl w:val="0"/>
+          <w:numId w:val="43"/>
+        </w:numPr>
+        <w:rPr>
+          <w:rFonts w:cs="Times New Roman"/>
+        </w:rPr>
+      </w:pPr>
+      <w:r>
+        <w:rPr>
+          <w:rFonts w:cs="Times New Roman"/>
+        </w:rPr>
+        <w:t xml:space="preserve">Remove inappropriate resources </w:t>
+      </w:r>
+    </w:p>
+    <w:p>
+      <w:pPr>
+        <w:numPr>
+          <w:ilvl w:val="0"/>
+          <w:numId w:val="43"/>
+        </w:numPr>
+        <w:rPr>
+          <w:rFonts w:cs="Times New Roman"/>
+        </w:rPr>
+      </w:pPr>
+      <w:r>
+        <w:rPr>
+          <w:rFonts w:cs="Times New Roman"/>
+        </w:rPr>
+        <w:t xml:space="preserve">View uploaded notes </w:t>
+      </w:r>
+    </w:p>
+    <w:p>
+      <w:pPr>
+        <w:numPr>
+          <w:ilvl w:val="0"/>
+          <w:numId w:val="43"/>
+        </w:numPr>
+        <w:rPr>
+          <w:rFonts w:cs="Times New Roman"/>
+        </w:rPr>
+      </w:pPr>
+      <w:r>
+        <w:rPr>
+          <w:rFonts w:cs="Times New Roman"/>
+        </w:rPr>
+        <w:t xml:space="preserve">Monitor system activities </w:t>
+      </w:r>
+    </w:p>
+    <w:p>
+      <w:pPr>
+        <w:rPr>
+          <w:rFonts w:cs="Times New Roman"/>
+          <w:b/>
+          <w:bCs/>
+        </w:rPr>
+      </w:pPr>
+      <w:r>
+        <w:rPr>
+          <w:rFonts w:cs="Times New Roman"/>
+          <w:b/>
+          <w:bCs/>
+        </w:rPr>
+        <w:t>Step 9: Logout</w:t>
+      </w:r>
+    </w:p>
+    <w:p>
+      <w:pPr>
+        <w:rPr>
+          <w:rFonts w:cs="Times New Roman"/>
+        </w:rPr>
+      </w:pPr>
+      <w:r>
+        <w:rPr>
+          <w:rFonts w:cs="Times New Roman"/>
+        </w:rPr>
+        <w:lastRenderedPageBreak/>
+        <w:t xml:space="preserve">Click the </w:t>
+      </w:r>
+      <w:r>
+        <w:rPr>
+          <w:rFonts w:cs="Times New Roman"/>
+          <w:b/>
+          <w:bCs/>
+        </w:rPr>
+        <w:t>Logout</w:t>
+      </w:r>
+      <w:r>
+        <w:rPr>
+          <w:rFonts w:cs="Times New Roman"/>
+        </w:rPr>
+        <w:t xml:space="preserve"> button to safely terminate the current session.</w:t>
+      </w:r>
+    </w:p>
+    <w:p>
+      <w:pPr>
+        <w:rPr>
+          <w:rFonts w:cs="Times New Roman"/>
+        </w:rPr>
+      </w:pPr>
+      <w:r>
+        <w:rPr>
+          <w:rFonts w:cs="Times New Roman"/>
+        </w:rPr>
+        <w:t>The application redirects the user back to the Login page.</w:t>
+      </w:r>
+    </w:p>
+    <w:p>
+      <w:pPr>
+        <w:rPr>
+          <w:rFonts w:cs="Times New Roman"/>
+        </w:rPr>
+      </w:pPr>
+    </w:p>
+    <w:p>
+      <w:pPr>
+        <w:rPr>
+          <w:rFonts w:cs="Times New Roman"/>
+        </w:rPr>
+      </w:pPr>
+    </w:p>
+    <w:p>
+      <w:pPr>
+        <w:rPr>
+          <w:rFonts w:cs="Times New Roman"/>
+        </w:rPr>
+      </w:pPr>
     </w:p>
     <w:p>
       <w:pPr>
@@ -20033,6 +21443,76 @@
     </w:p>
     <w:p>
       <w:pPr>
+        <w:rPr>
+          <w:rFonts w:cs="Times New Roman"/>
+        </w:rPr>
+      </w:pPr>
+    </w:p>
+    <w:p>
+      <w:pPr>
+        <w:rPr>
+          <w:rFonts w:cs="Times New Roman"/>
+        </w:rPr>
+      </w:pPr>
+    </w:p>
+    <w:p>
+      <w:pPr>
+        <w:rPr>
+          <w:rFonts w:cs="Times New Roman"/>
+        </w:rPr>
+      </w:pPr>
+    </w:p>
+    <w:p>
+      <w:pPr>
+        <w:rPr>
+          <w:rFonts w:cs="Times New Roman"/>
+        </w:rPr>
+      </w:pPr>
+    </w:p>
+    <w:p>
+      <w:pPr>
+        <w:rPr>
+          <w:rFonts w:cs="Times New Roman"/>
+        </w:rPr>
+      </w:pPr>
+    </w:p>
+    <w:p>
+      <w:pPr>
+        <w:rPr>
+          <w:rFonts w:cs="Times New Roman"/>
+        </w:rPr>
+      </w:pPr>
+    </w:p>
+    <w:p>
+      <w:pPr>
+        <w:rPr>
+          <w:rFonts w:cs="Times New Roman"/>
+        </w:rPr>
+      </w:pPr>
+    </w:p>
+    <w:p>
+      <w:pPr>
+        <w:rPr>
+          <w:rFonts w:cs="Times New Roman"/>
+        </w:rPr>
+      </w:pPr>
+    </w:p>
+    <w:p>
+      <w:pPr>
+        <w:rPr>
+          <w:rFonts w:cs="Times New Roman"/>
+        </w:rPr>
+      </w:pPr>
+    </w:p>
+    <w:p>
+      <w:pPr>
+        <w:rPr>
+          <w:rFonts w:cs="Times New Roman"/>
+        </w:rPr>
+      </w:pPr>
+    </w:p>
+    <w:p>
+      <w:pPr>
         <w:pStyle w:val="Heading1"/>
         <w:spacing w:before="0" w:after="160" w:line="360" w:lineRule="auto"/>
         <w:jc w:val="center"/>
@@ -20040,11 +21520,12 @@
           <w:rFonts w:cs="Times New Roman"/>
         </w:rPr>
       </w:pPr>
-      <w:bookmarkStart w:id="57" w:name="_Toc233811502"/>
-      <w:r>
-        <w:rPr>
-          <w:rFonts w:cs="Times New Roman"/>
-        </w:rPr>
+      <w:bookmarkStart w:id="56" w:name="_Toc233811502"/>
+      <w:r>
+        <w:rPr>
+          <w:rFonts w:cs="Times New Roman"/>
+        </w:rPr>
+        <w:lastRenderedPageBreak/>
         <w:t>7</w:t>
       </w:r>
       <w:r>
@@ -20087,7 +21568,7 @@
         </w:rPr>
         <w:t>)</w:t>
       </w:r>
-      <w:bookmarkEnd w:id="57"/>
+      <w:bookmarkEnd w:id="56"/>
     </w:p>
     <w:p>
       <w:pPr>
@@ -20109,7 +21590,6 @@
           <w:rFonts w:cs="Times New Roman"/>
           <w:noProof/>
         </w:rPr>
-        <w:lastRenderedPageBreak/>
         <w:drawing>
           <wp:anchor distT="0" distB="0" distL="114300" distR="114300" simplePos="0" relativeHeight="251661312" behindDoc="0" locked="0" layoutInCell="1" allowOverlap="1" wp14:anchorId="6A222686" wp14:editId="6B663CBE">
             <wp:simplePos x="0" y="0"/>
@@ -20174,7 +21654,7 @@
           <w:szCs w:val="24"/>
         </w:rPr>
       </w:pPr>
-      <w:bookmarkStart w:id="58" w:name="_Toc230240639"/>
+      <w:bookmarkStart w:id="57" w:name="_Toc230240639"/>
       <w:r>
         <w:rPr>
           <w:rFonts w:cs="Times New Roman"/>
@@ -20232,7 +21712,7 @@
         </w:rPr>
         <w:t>:Gantt Char</w:t>
       </w:r>
-      <w:bookmarkEnd w:id="58"/>
+      <w:bookmarkEnd w:id="57"/>
       <w:r>
         <w:rPr>
           <w:rFonts w:cs="Times New Roman"/>
@@ -20296,7 +21776,7 @@
           <w:rFonts w:cs="Times New Roman"/>
         </w:rPr>
       </w:pPr>
-      <w:bookmarkStart w:id="59" w:name="_Toc233811503"/>
+      <w:bookmarkStart w:id="58" w:name="_Toc233811503"/>
       <w:r>
         <w:rPr>
           <w:rFonts w:cs="Times New Roman"/>
@@ -20310,7 +21790,7 @@
         </w:rPr>
         <w:t>. Result</w:t>
       </w:r>
-      <w:bookmarkEnd w:id="59"/>
+      <w:bookmarkEnd w:id="58"/>
     </w:p>
     <w:p>
       <w:pPr>
@@ -20537,14 +22017,14 @@
           <w:color w:val="auto"/>
         </w:rPr>
       </w:pPr>
-      <w:bookmarkStart w:id="60" w:name="_Toc233811504"/>
+      <w:bookmarkStart w:id="59" w:name="_Toc233811504"/>
       <w:r>
         <w:rPr>
           <w:rFonts w:cs="Times New Roman"/>
           <w:color w:val="auto"/>
         </w:rPr>
         <w:lastRenderedPageBreak/>
-        <w:t>9</w:t>
+        <w:t>7</w:t>
       </w:r>
       <w:r>
         <w:rPr>
@@ -20567,29 +22047,31 @@
         </w:rPr>
         <w:t>Conclusion</w:t>
       </w:r>
+      <w:bookmarkEnd w:id="59"/>
+    </w:p>
+    <w:p>
+      <w:pPr>
+        <w:pStyle w:val="Heading2"/>
+        <w:rPr>
+          <w:rFonts w:cs="Times New Roman"/>
+        </w:rPr>
+      </w:pPr>
+      <w:bookmarkStart w:id="60" w:name="_Toc233811505"/>
+      <w:r>
+        <w:rPr>
+          <w:rFonts w:cs="Times New Roman"/>
+        </w:rPr>
+        <w:t>7</w:t>
+      </w:r>
+      <w:bookmarkStart w:id="61" w:name="_GoBack"/>
+      <w:bookmarkEnd w:id="61"/>
+      <w:r>
+        <w:rPr>
+          <w:rFonts w:cs="Times New Roman"/>
+        </w:rPr>
+        <w:t>.1. Conclusion</w:t>
+      </w:r>
       <w:bookmarkEnd w:id="60"/>
-    </w:p>
-    <w:p>
-      <w:pPr>
-        <w:pStyle w:val="Heading2"/>
-        <w:rPr>
-          <w:rFonts w:cs="Times New Roman"/>
-        </w:rPr>
-      </w:pPr>
-      <w:bookmarkStart w:id="61" w:name="_Toc233811505"/>
-      <w:r>
-        <w:rPr>
-          <w:rFonts w:cs="Times New Roman"/>
-        </w:rPr>
-        <w:t>9</w:t>
-      </w:r>
-      <w:r>
-        <w:rPr>
-          <w:rFonts w:cs="Times New Roman"/>
-        </w:rPr>
-        <w:t>.1. Conclusion</w:t>
-      </w:r>
-      <w:bookmarkEnd w:id="61"/>
     </w:p>
     <w:p>
       <w:pPr>
@@ -21076,7 +22558,7 @@
             <w:noProof/>
             <w:szCs w:val="24"/>
           </w:rPr>
-          <w:t>29</w:t>
+          <w:t>32</w:t>
         </w:r>
         <w:r>
           <w:rPr>
@@ -21750,6 +23232,155 @@
     </w:lvl>
   </w:abstractNum>
   <w:abstractNum w:abstractNumId="4" w15:restartNumberingAfterBreak="0">
+    <w:nsid w:val="0A6D3A48"/>
+    <w:multiLevelType w:val="multilevel"/>
+    <w:tmpl w:val="4532F932"/>
+    <w:lvl w:ilvl="0">
+      <w:start w:val="1"/>
+      <w:numFmt w:val="bullet"/>
+      <w:lvlText w:val=""/>
+      <w:lvlJc w:val="left"/>
+      <w:pPr>
+        <w:tabs>
+          <w:tab w:val="num" w:pos="720"/>
+        </w:tabs>
+        <w:ind w:left="720" w:hanging="360"/>
+      </w:pPr>
+      <w:rPr>
+        <w:rFonts w:ascii="Symbol" w:hAnsi="Symbol" w:hint="default"/>
+        <w:sz w:val="20"/>
+      </w:rPr>
+    </w:lvl>
+    <w:lvl w:ilvl="1" w:tentative="1">
+      <w:start w:val="1"/>
+      <w:numFmt w:val="bullet"/>
+      <w:lvlText w:val="o"/>
+      <w:lvlJc w:val="left"/>
+      <w:pPr>
+        <w:tabs>
+          <w:tab w:val="num" w:pos="1440"/>
+        </w:tabs>
+        <w:ind w:left="1440" w:hanging="360"/>
+      </w:pPr>
+      <w:rPr>
+        <w:rFonts w:ascii="Courier New" w:hAnsi="Courier New" w:hint="default"/>
+        <w:sz w:val="20"/>
+      </w:rPr>
+    </w:lvl>
+    <w:lvl w:ilvl="2" w:tentative="1">
+      <w:start w:val="1"/>
+      <w:numFmt w:val="bullet"/>
+      <w:lvlText w:val=""/>
+      <w:lvlJc w:val="left"/>
+      <w:pPr>
+        <w:tabs>
+          <w:tab w:val="num" w:pos="2160"/>
+        </w:tabs>
+        <w:ind w:left="2160" w:hanging="360"/>
+      </w:pPr>
+      <w:rPr>
+        <w:rFonts w:ascii="Wingdings" w:hAnsi="Wingdings" w:hint="default"/>
+        <w:sz w:val="20"/>
+      </w:rPr>
+    </w:lvl>
+    <w:lvl w:ilvl="3" w:tentative="1">
+      <w:start w:val="1"/>
+      <w:numFmt w:val="bullet"/>
+      <w:lvlText w:val=""/>
+      <w:lvlJc w:val="left"/>
+      <w:pPr>
+        <w:tabs>
+          <w:tab w:val="num" w:pos="2880"/>
+        </w:tabs>
+        <w:ind w:left="2880" w:hanging="360"/>
+      </w:pPr>
+      <w:rPr>
+        <w:rFonts w:ascii="Wingdings" w:hAnsi="Wingdings" w:hint="default"/>
+        <w:sz w:val="20"/>
+      </w:rPr>
+    </w:lvl>
+    <w:lvl w:ilvl="4" w:tentative="1">
+      <w:start w:val="1"/>
+      <w:numFmt w:val="bullet"/>
+      <w:lvlText w:val=""/>
+      <w:lvlJc w:val="left"/>
+      <w:pPr>
+        <w:tabs>
+          <w:tab w:val="num" w:pos="3600"/>
+        </w:tabs>
+        <w:ind w:left="3600" w:hanging="360"/>
+      </w:pPr>
+      <w:rPr>
+        <w:rFonts w:ascii="Wingdings" w:hAnsi="Wingdings" w:hint="default"/>
+        <w:sz w:val="20"/>
+      </w:rPr>
+    </w:lvl>
+    <w:lvl w:ilvl="5" w:tentative="1">
+      <w:start w:val="1"/>
+      <w:numFmt w:val="bullet"/>
+      <w:lvlText w:val=""/>
+      <w:lvlJc w:val="left"/>
+      <w:pPr>
+        <w:tabs>
+          <w:tab w:val="num" w:pos="4320"/>
+        </w:tabs>
+        <w:ind w:left="4320" w:hanging="360"/>
+      </w:pPr>
+      <w:rPr>
+        <w:rFonts w:ascii="Wingdings" w:hAnsi="Wingdings" w:hint="default"/>
+        <w:sz w:val="20"/>
+      </w:rPr>
+    </w:lvl>
+    <w:lvl w:ilvl="6" w:tentative="1">
+      <w:start w:val="1"/>
+      <w:numFmt w:val="bullet"/>
+      <w:lvlText w:val=""/>
+      <w:lvlJc w:val="left"/>
+      <w:pPr>
+        <w:tabs>
+          <w:tab w:val="num" w:pos="5040"/>
+        </w:tabs>
+        <w:ind w:left="5040" w:hanging="360"/>
+      </w:pPr>
+      <w:rPr>
+        <w:rFonts w:ascii="Wingdings" w:hAnsi="Wingdings" w:hint="default"/>
+        <w:sz w:val="20"/>
+      </w:rPr>
+    </w:lvl>
+    <w:lvl w:ilvl="7" w:tentative="1">
+      <w:start w:val="1"/>
+      <w:numFmt w:val="bullet"/>
+      <w:lvlText w:val=""/>
+      <w:lvlJc w:val="left"/>
+      <w:pPr>
+        <w:tabs>
+          <w:tab w:val="num" w:pos="5760"/>
+        </w:tabs>
+        <w:ind w:left="5760" w:hanging="360"/>
+      </w:pPr>
+      <w:rPr>
+        <w:rFonts w:ascii="Wingdings" w:hAnsi="Wingdings" w:hint="default"/>
+        <w:sz w:val="20"/>
+      </w:rPr>
+    </w:lvl>
+    <w:lvl w:ilvl="8" w:tentative="1">
+      <w:start w:val="1"/>
+      <w:numFmt w:val="bullet"/>
+      <w:lvlText w:val=""/>
+      <w:lvlJc w:val="left"/>
+      <w:pPr>
+        <w:tabs>
+          <w:tab w:val="num" w:pos="6480"/>
+        </w:tabs>
+        <w:ind w:left="6480" w:hanging="360"/>
+      </w:pPr>
+      <w:rPr>
+        <w:rFonts w:ascii="Wingdings" w:hAnsi="Wingdings" w:hint="default"/>
+        <w:sz w:val="20"/>
+      </w:rPr>
+    </w:lvl>
+  </w:abstractNum>
+  <w:abstractNum w:abstractNumId="5" w15:restartNumberingAfterBreak="0">
     <w:nsid w:val="12EA5D46"/>
     <w:multiLevelType w:val="hybridMultilevel"/>
     <w:tmpl w:val="02CCAB3C"/>
@@ -21862,7 +23493,7 @@
       </w:rPr>
     </w:lvl>
   </w:abstractNum>
-  <w:abstractNum w:abstractNumId="5" w15:restartNumberingAfterBreak="0">
+  <w:abstractNum w:abstractNumId="6" w15:restartNumberingAfterBreak="0">
     <w:nsid w:val="160D1737"/>
     <w:multiLevelType w:val="multilevel"/>
     <w:tmpl w:val="8F844A0C"/>
@@ -22011,7 +23642,7 @@
       </w:rPr>
     </w:lvl>
   </w:abstractNum>
-  <w:abstractNum w:abstractNumId="6" w15:restartNumberingAfterBreak="0">
+  <w:abstractNum w:abstractNumId="7" w15:restartNumberingAfterBreak="0">
     <w:nsid w:val="17C478E5"/>
     <w:multiLevelType w:val="multilevel"/>
     <w:tmpl w:val="8A7C2366"/>
@@ -22160,7 +23791,7 @@
       </w:rPr>
     </w:lvl>
   </w:abstractNum>
-  <w:abstractNum w:abstractNumId="7" w15:restartNumberingAfterBreak="0">
+  <w:abstractNum w:abstractNumId="8" w15:restartNumberingAfterBreak="0">
     <w:nsid w:val="1A9862D8"/>
     <w:multiLevelType w:val="multilevel"/>
     <w:tmpl w:val="829AF650"/>
@@ -22309,7 +23940,7 @@
       </w:rPr>
     </w:lvl>
   </w:abstractNum>
-  <w:abstractNum w:abstractNumId="8" w15:restartNumberingAfterBreak="0">
+  <w:abstractNum w:abstractNumId="9" w15:restartNumberingAfterBreak="0">
     <w:nsid w:val="1D364A52"/>
     <w:multiLevelType w:val="multilevel"/>
     <w:tmpl w:val="C2B63662"/>
@@ -22458,7 +24089,7 @@
       </w:rPr>
     </w:lvl>
   </w:abstractNum>
-  <w:abstractNum w:abstractNumId="9" w15:restartNumberingAfterBreak="0">
+  <w:abstractNum w:abstractNumId="10" w15:restartNumberingAfterBreak="0">
     <w:nsid w:val="2384272B"/>
     <w:multiLevelType w:val="multilevel"/>
     <w:tmpl w:val="9D7E91AE"/>
@@ -22607,7 +24238,7 @@
       </w:rPr>
     </w:lvl>
   </w:abstractNum>
-  <w:abstractNum w:abstractNumId="10" w15:restartNumberingAfterBreak="0">
+  <w:abstractNum w:abstractNumId="11" w15:restartNumberingAfterBreak="0">
     <w:nsid w:val="282C697B"/>
     <w:multiLevelType w:val="multilevel"/>
     <w:tmpl w:val="D7DCBE08"/>
@@ -22756,7 +24387,7 @@
       </w:rPr>
     </w:lvl>
   </w:abstractNum>
-  <w:abstractNum w:abstractNumId="11" w15:restartNumberingAfterBreak="0">
+  <w:abstractNum w:abstractNumId="12" w15:restartNumberingAfterBreak="0">
     <w:nsid w:val="293466B5"/>
     <w:multiLevelType w:val="multilevel"/>
     <w:tmpl w:val="E0FE15CA"/>
@@ -22905,7 +24536,7 @@
       </w:rPr>
     </w:lvl>
   </w:abstractNum>
-  <w:abstractNum w:abstractNumId="12" w15:restartNumberingAfterBreak="0">
+  <w:abstractNum w:abstractNumId="13" w15:restartNumberingAfterBreak="0">
     <w:nsid w:val="2A830CD1"/>
     <w:multiLevelType w:val="hybridMultilevel"/>
     <w:tmpl w:val="C4B859AE"/>
@@ -23018,7 +24649,7 @@
       </w:rPr>
     </w:lvl>
   </w:abstractNum>
-  <w:abstractNum w:abstractNumId="13" w15:restartNumberingAfterBreak="0">
+  <w:abstractNum w:abstractNumId="14" w15:restartNumberingAfterBreak="0">
     <w:nsid w:val="2C9178A3"/>
     <w:multiLevelType w:val="multilevel"/>
     <w:tmpl w:val="C36A51BE"/>
@@ -23167,7 +24798,120 @@
       </w:rPr>
     </w:lvl>
   </w:abstractNum>
-  <w:abstractNum w:abstractNumId="14" w15:restartNumberingAfterBreak="0">
+  <w:abstractNum w:abstractNumId="15" w15:restartNumberingAfterBreak="0">
+    <w:nsid w:val="2E9017E3"/>
+    <w:multiLevelType w:val="multilevel"/>
+    <w:tmpl w:val="49FA5C62"/>
+    <w:lvl w:ilvl="0">
+      <w:start w:val="1"/>
+      <w:numFmt w:val="decimal"/>
+      <w:lvlText w:val="%1."/>
+      <w:lvlJc w:val="left"/>
+      <w:pPr>
+        <w:tabs>
+          <w:tab w:val="num" w:pos="720"/>
+        </w:tabs>
+        <w:ind w:left="720" w:hanging="360"/>
+      </w:pPr>
+    </w:lvl>
+    <w:lvl w:ilvl="1" w:tentative="1">
+      <w:start w:val="1"/>
+      <w:numFmt w:val="decimal"/>
+      <w:lvlText w:val="%2."/>
+      <w:lvlJc w:val="left"/>
+      <w:pPr>
+        <w:tabs>
+          <w:tab w:val="num" w:pos="1440"/>
+        </w:tabs>
+        <w:ind w:left="1440" w:hanging="360"/>
+      </w:pPr>
+    </w:lvl>
+    <w:lvl w:ilvl="2" w:tentative="1">
+      <w:start w:val="1"/>
+      <w:numFmt w:val="decimal"/>
+      <w:lvlText w:val="%3."/>
+      <w:lvlJc w:val="left"/>
+      <w:pPr>
+        <w:tabs>
+          <w:tab w:val="num" w:pos="2160"/>
+        </w:tabs>
+        <w:ind w:left="2160" w:hanging="360"/>
+      </w:pPr>
+    </w:lvl>
+    <w:lvl w:ilvl="3" w:tentative="1">
+      <w:start w:val="1"/>
+      <w:numFmt w:val="decimal"/>
+      <w:lvlText w:val="%4."/>
+      <w:lvlJc w:val="left"/>
+      <w:pPr>
+        <w:tabs>
+          <w:tab w:val="num" w:pos="2880"/>
+        </w:tabs>
+        <w:ind w:left="2880" w:hanging="360"/>
+      </w:pPr>
+    </w:lvl>
+    <w:lvl w:ilvl="4" w:tentative="1">
+      <w:start w:val="1"/>
+      <w:numFmt w:val="decimal"/>
+      <w:lvlText w:val="%5."/>
+      <w:lvlJc w:val="left"/>
+      <w:pPr>
+        <w:tabs>
+          <w:tab w:val="num" w:pos="3600"/>
+        </w:tabs>
+        <w:ind w:left="3600" w:hanging="360"/>
+      </w:pPr>
+    </w:lvl>
+    <w:lvl w:ilvl="5" w:tentative="1">
+      <w:start w:val="1"/>
+      <w:numFmt w:val="decimal"/>
+      <w:lvlText w:val="%6."/>
+      <w:lvlJc w:val="left"/>
+      <w:pPr>
+        <w:tabs>
+          <w:tab w:val="num" w:pos="4320"/>
+        </w:tabs>
+        <w:ind w:left="4320" w:hanging="360"/>
+      </w:pPr>
+    </w:lvl>
+    <w:lvl w:ilvl="6" w:tentative="1">
+      <w:start w:val="1"/>
+      <w:numFmt w:val="decimal"/>
+      <w:lvlText w:val="%7."/>
+      <w:lvlJc w:val="left"/>
+      <w:pPr>
+        <w:tabs>
+          <w:tab w:val="num" w:pos="5040"/>
+        </w:tabs>
+        <w:ind w:left="5040" w:hanging="360"/>
+      </w:pPr>
+    </w:lvl>
+    <w:lvl w:ilvl="7" w:tentative="1">
+      <w:start w:val="1"/>
+      <w:numFmt w:val="decimal"/>
+      <w:lvlText w:val="%8."/>
+      <w:lvlJc w:val="left"/>
+      <w:pPr>
+        <w:tabs>
+          <w:tab w:val="num" w:pos="5760"/>
+        </w:tabs>
+        <w:ind w:left="5760" w:hanging="360"/>
+      </w:pPr>
+    </w:lvl>
+    <w:lvl w:ilvl="8" w:tentative="1">
+      <w:start w:val="1"/>
+      <w:numFmt w:val="decimal"/>
+      <w:lvlText w:val="%9."/>
+      <w:lvlJc w:val="left"/>
+      <w:pPr>
+        <w:tabs>
+          <w:tab w:val="num" w:pos="6480"/>
+        </w:tabs>
+        <w:ind w:left="6480" w:hanging="360"/>
+      </w:pPr>
+    </w:lvl>
+  </w:abstractNum>
+  <w:abstractNum w:abstractNumId="16" w15:restartNumberingAfterBreak="0">
     <w:nsid w:val="2F1743F2"/>
     <w:multiLevelType w:val="multilevel"/>
     <w:tmpl w:val="E140F350"/>
@@ -23316,7 +25060,7 @@
       </w:rPr>
     </w:lvl>
   </w:abstractNum>
-  <w:abstractNum w:abstractNumId="15" w15:restartNumberingAfterBreak="0">
+  <w:abstractNum w:abstractNumId="17" w15:restartNumberingAfterBreak="0">
     <w:nsid w:val="2F22788C"/>
     <w:multiLevelType w:val="hybridMultilevel"/>
     <w:tmpl w:val="AF422A6E"/>
@@ -23429,7 +25173,7 @@
       </w:rPr>
     </w:lvl>
   </w:abstractNum>
-  <w:abstractNum w:abstractNumId="16" w15:restartNumberingAfterBreak="0">
+  <w:abstractNum w:abstractNumId="18" w15:restartNumberingAfterBreak="0">
     <w:nsid w:val="30CE7E04"/>
     <w:multiLevelType w:val="multilevel"/>
     <w:tmpl w:val="543294D2"/>
@@ -23550,7 +25294,7 @@
       </w:rPr>
     </w:lvl>
   </w:abstractNum>
-  <w:abstractNum w:abstractNumId="17" w15:restartNumberingAfterBreak="0">
+  <w:abstractNum w:abstractNumId="19" w15:restartNumberingAfterBreak="0">
     <w:nsid w:val="34B968E7"/>
     <w:multiLevelType w:val="hybridMultilevel"/>
     <w:tmpl w:val="665403A6"/>
@@ -23663,7 +25407,7 @@
       </w:rPr>
     </w:lvl>
   </w:abstractNum>
-  <w:abstractNum w:abstractNumId="18" w15:restartNumberingAfterBreak="0">
+  <w:abstractNum w:abstractNumId="20" w15:restartNumberingAfterBreak="0">
     <w:nsid w:val="34D03AA2"/>
     <w:multiLevelType w:val="multilevel"/>
     <w:tmpl w:val="4C106228"/>
@@ -23812,7 +25556,7 @@
       </w:rPr>
     </w:lvl>
   </w:abstractNum>
-  <w:abstractNum w:abstractNumId="19" w15:restartNumberingAfterBreak="0">
+  <w:abstractNum w:abstractNumId="21" w15:restartNumberingAfterBreak="0">
     <w:nsid w:val="3B4C1E40"/>
     <w:multiLevelType w:val="hybridMultilevel"/>
     <w:tmpl w:val="667878DE"/>
@@ -23925,7 +25669,7 @@
       </w:rPr>
     </w:lvl>
   </w:abstractNum>
-  <w:abstractNum w:abstractNumId="20" w15:restartNumberingAfterBreak="0">
+  <w:abstractNum w:abstractNumId="22" w15:restartNumberingAfterBreak="0">
     <w:nsid w:val="3E0B5CE6"/>
     <w:multiLevelType w:val="multilevel"/>
     <w:tmpl w:val="3EFEE2A2"/>
@@ -24074,7 +25818,7 @@
       </w:rPr>
     </w:lvl>
   </w:abstractNum>
-  <w:abstractNum w:abstractNumId="21" w15:restartNumberingAfterBreak="0">
+  <w:abstractNum w:abstractNumId="23" w15:restartNumberingAfterBreak="0">
     <w:nsid w:val="40B93481"/>
     <w:multiLevelType w:val="hybridMultilevel"/>
     <w:tmpl w:val="8938A8B6"/>
@@ -24187,7 +25931,124 @@
       </w:rPr>
     </w:lvl>
   </w:abstractNum>
-  <w:abstractNum w:abstractNumId="22" w15:restartNumberingAfterBreak="0">
+  <w:abstractNum w:abstractNumId="24" w15:restartNumberingAfterBreak="0">
+    <w:nsid w:val="41A17969"/>
+    <w:multiLevelType w:val="multilevel"/>
+    <w:tmpl w:val="E97249CC"/>
+    <w:lvl w:ilvl="0">
+      <w:start w:val="1"/>
+      <w:numFmt w:val="decimal"/>
+      <w:lvlText w:val="%1."/>
+      <w:lvlJc w:val="left"/>
+      <w:pPr>
+        <w:tabs>
+          <w:tab w:val="num" w:pos="720"/>
+        </w:tabs>
+        <w:ind w:left="720" w:hanging="360"/>
+      </w:pPr>
+    </w:lvl>
+    <w:lvl w:ilvl="1">
+      <w:start w:val="1"/>
+      <w:numFmt w:val="bullet"/>
+      <w:lvlText w:val="o"/>
+      <w:lvlJc w:val="left"/>
+      <w:pPr>
+        <w:tabs>
+          <w:tab w:val="num" w:pos="1440"/>
+        </w:tabs>
+        <w:ind w:left="1440" w:hanging="360"/>
+      </w:pPr>
+      <w:rPr>
+        <w:rFonts w:ascii="Courier New" w:hAnsi="Courier New" w:hint="default"/>
+        <w:sz w:val="20"/>
+      </w:rPr>
+    </w:lvl>
+    <w:lvl w:ilvl="2" w:tentative="1">
+      <w:start w:val="1"/>
+      <w:numFmt w:val="decimal"/>
+      <w:lvlText w:val="%3."/>
+      <w:lvlJc w:val="left"/>
+      <w:pPr>
+        <w:tabs>
+          <w:tab w:val="num" w:pos="2160"/>
+        </w:tabs>
+        <w:ind w:left="2160" w:hanging="360"/>
+      </w:pPr>
+    </w:lvl>
+    <w:lvl w:ilvl="3" w:tentative="1">
+      <w:start w:val="1"/>
+      <w:numFmt w:val="decimal"/>
+      <w:lvlText w:val="%4."/>
+      <w:lvlJc w:val="left"/>
+      <w:pPr>
+        <w:tabs>
+          <w:tab w:val="num" w:pos="2880"/>
+        </w:tabs>
+        <w:ind w:left="2880" w:hanging="360"/>
+      </w:pPr>
+    </w:lvl>
+    <w:lvl w:ilvl="4" w:tentative="1">
+      <w:start w:val="1"/>
+      <w:numFmt w:val="decimal"/>
+      <w:lvlText w:val="%5."/>
+      <w:lvlJc w:val="left"/>
+      <w:pPr>
+        <w:tabs>
+          <w:tab w:val="num" w:pos="3600"/>
+        </w:tabs>
+        <w:ind w:left="3600" w:hanging="360"/>
+      </w:pPr>
+    </w:lvl>
+    <w:lvl w:ilvl="5" w:tentative="1">
+      <w:start w:val="1"/>
+      <w:numFmt w:val="decimal"/>
+      <w:lvlText w:val="%6."/>
+      <w:lvlJc w:val="left"/>
+      <w:pPr>
+        <w:tabs>
+          <w:tab w:val="num" w:pos="4320"/>
+        </w:tabs>
+        <w:ind w:left="4320" w:hanging="360"/>
+      </w:pPr>
+    </w:lvl>
+    <w:lvl w:ilvl="6" w:tentative="1">
+      <w:start w:val="1"/>
+      <w:numFmt w:val="decimal"/>
+      <w:lvlText w:val="%7."/>
+      <w:lvlJc w:val="left"/>
+      <w:pPr>
+        <w:tabs>
+          <w:tab w:val="num" w:pos="5040"/>
+        </w:tabs>
+        <w:ind w:left="5040" w:hanging="360"/>
+      </w:pPr>
+    </w:lvl>
+    <w:lvl w:ilvl="7" w:tentative="1">
+      <w:start w:val="1"/>
+      <w:numFmt w:val="decimal"/>
+      <w:lvlText w:val="%8."/>
+      <w:lvlJc w:val="left"/>
+      <w:pPr>
+        <w:tabs>
+          <w:tab w:val="num" w:pos="5760"/>
+        </w:tabs>
+        <w:ind w:left="5760" w:hanging="360"/>
+      </w:pPr>
+    </w:lvl>
+    <w:lvl w:ilvl="8" w:tentative="1">
+      <w:start w:val="1"/>
+      <w:numFmt w:val="decimal"/>
+      <w:lvlText w:val="%9."/>
+      <w:lvlJc w:val="left"/>
+      <w:pPr>
+        <w:tabs>
+          <w:tab w:val="num" w:pos="6480"/>
+        </w:tabs>
+        <w:ind w:left="6480" w:hanging="360"/>
+      </w:pPr>
+    </w:lvl>
+  </w:abstractNum>
+  <w:abstractNum w:abstractNumId="25" w15:restartNumberingAfterBreak="0">
     <w:nsid w:val="41BE5418"/>
     <w:multiLevelType w:val="multilevel"/>
     <w:tmpl w:val="BD947AE4"/>
@@ -24336,7 +26197,156 @@
       </w:rPr>
     </w:lvl>
   </w:abstractNum>
-  <w:abstractNum w:abstractNumId="23" w15:restartNumberingAfterBreak="0">
+  <w:abstractNum w:abstractNumId="26" w15:restartNumberingAfterBreak="0">
+    <w:nsid w:val="48936A7B"/>
+    <w:multiLevelType w:val="multilevel"/>
+    <w:tmpl w:val="898E718C"/>
+    <w:lvl w:ilvl="0">
+      <w:start w:val="1"/>
+      <w:numFmt w:val="bullet"/>
+      <w:lvlText w:val=""/>
+      <w:lvlJc w:val="left"/>
+      <w:pPr>
+        <w:tabs>
+          <w:tab w:val="num" w:pos="720"/>
+        </w:tabs>
+        <w:ind w:left="720" w:hanging="360"/>
+      </w:pPr>
+      <w:rPr>
+        <w:rFonts w:ascii="Symbol" w:hAnsi="Symbol" w:hint="default"/>
+        <w:sz w:val="20"/>
+      </w:rPr>
+    </w:lvl>
+    <w:lvl w:ilvl="1" w:tentative="1">
+      <w:start w:val="1"/>
+      <w:numFmt w:val="bullet"/>
+      <w:lvlText w:val="o"/>
+      <w:lvlJc w:val="left"/>
+      <w:pPr>
+        <w:tabs>
+          <w:tab w:val="num" w:pos="1440"/>
+        </w:tabs>
+        <w:ind w:left="1440" w:hanging="360"/>
+      </w:pPr>
+      <w:rPr>
+        <w:rFonts w:ascii="Courier New" w:hAnsi="Courier New" w:hint="default"/>
+        <w:sz w:val="20"/>
+      </w:rPr>
+    </w:lvl>
+    <w:lvl w:ilvl="2" w:tentative="1">
+      <w:start w:val="1"/>
+      <w:numFmt w:val="bullet"/>
+      <w:lvlText w:val=""/>
+      <w:lvlJc w:val="left"/>
+      <w:pPr>
+        <w:tabs>
+          <w:tab w:val="num" w:pos="2160"/>
+        </w:tabs>
+        <w:ind w:left="2160" w:hanging="360"/>
+      </w:pPr>
+      <w:rPr>
+        <w:rFonts w:ascii="Wingdings" w:hAnsi="Wingdings" w:hint="default"/>
+        <w:sz w:val="20"/>
+      </w:rPr>
+    </w:lvl>
+    <w:lvl w:ilvl="3" w:tentative="1">
+      <w:start w:val="1"/>
+      <w:numFmt w:val="bullet"/>
+      <w:lvlText w:val=""/>
+      <w:lvlJc w:val="left"/>
+      <w:pPr>
+        <w:tabs>
+          <w:tab w:val="num" w:pos="2880"/>
+        </w:tabs>
+        <w:ind w:left="2880" w:hanging="360"/>
+      </w:pPr>
+      <w:rPr>
+        <w:rFonts w:ascii="Wingdings" w:hAnsi="Wingdings" w:hint="default"/>
+        <w:sz w:val="20"/>
+      </w:rPr>
+    </w:lvl>
+    <w:lvl w:ilvl="4" w:tentative="1">
+      <w:start w:val="1"/>
+      <w:numFmt w:val="bullet"/>
+      <w:lvlText w:val=""/>
+      <w:lvlJc w:val="left"/>
+      <w:pPr>
+        <w:tabs>
+          <w:tab w:val="num" w:pos="3600"/>
+        </w:tabs>
+        <w:ind w:left="3600" w:hanging="360"/>
+      </w:pPr>
+      <w:rPr>
+        <w:rFonts w:ascii="Wingdings" w:hAnsi="Wingdings" w:hint="default"/>
+        <w:sz w:val="20"/>
+      </w:rPr>
+    </w:lvl>
+    <w:lvl w:ilvl="5" w:tentative="1">
+      <w:start w:val="1"/>
+      <w:numFmt w:val="bullet"/>
+      <w:lvlText w:val=""/>
+      <w:lvlJc w:val="left"/>
+      <w:pPr>
+        <w:tabs>
+          <w:tab w:val="num" w:pos="4320"/>
+        </w:tabs>
+        <w:ind w:left="4320" w:hanging="360"/>
+      </w:pPr>
+      <w:rPr>
+        <w:rFonts w:ascii="Wingdings" w:hAnsi="Wingdings" w:hint="default"/>
+        <w:sz w:val="20"/>
+      </w:rPr>
+    </w:lvl>
+    <w:lvl w:ilvl="6" w:tentative="1">
+      <w:start w:val="1"/>
+      <w:numFmt w:val="bullet"/>
+      <w:lvlText w:val=""/>
+      <w:lvlJc w:val="left"/>
+      <w:pPr>
+        <w:tabs>
+          <w:tab w:val="num" w:pos="5040"/>
+        </w:tabs>
+        <w:ind w:left="5040" w:hanging="360"/>
+      </w:pPr>
+      <w:rPr>
+        <w:rFonts w:ascii="Wingdings" w:hAnsi="Wingdings" w:hint="default"/>
+        <w:sz w:val="20"/>
+      </w:rPr>
+    </w:lvl>
+    <w:lvl w:ilvl="7" w:tentative="1">
+      <w:start w:val="1"/>
+      <w:numFmt w:val="bullet"/>
+      <w:lvlText w:val=""/>
+      <w:lvlJc w:val="left"/>
+      <w:pPr>
+        <w:tabs>
+          <w:tab w:val="num" w:pos="5760"/>
+        </w:tabs>
+        <w:ind w:left="5760" w:hanging="360"/>
+      </w:pPr>
+      <w:rPr>
+        <w:rFonts w:ascii="Wingdings" w:hAnsi="Wingdings" w:hint="default"/>
+        <w:sz w:val="20"/>
+      </w:rPr>
+    </w:lvl>
+    <w:lvl w:ilvl="8" w:tentative="1">
+      <w:start w:val="1"/>
+      <w:numFmt w:val="bullet"/>
+      <w:lvlText w:val=""/>
+      <w:lvlJc w:val="left"/>
+      <w:pPr>
+        <w:tabs>
+          <w:tab w:val="num" w:pos="6480"/>
+        </w:tabs>
+        <w:ind w:left="6480" w:hanging="360"/>
+      </w:pPr>
+      <w:rPr>
+        <w:rFonts w:ascii="Wingdings" w:hAnsi="Wingdings" w:hint="default"/>
+        <w:sz w:val="20"/>
+      </w:rPr>
+    </w:lvl>
+  </w:abstractNum>
+  <w:abstractNum w:abstractNumId="27" w15:restartNumberingAfterBreak="0">
     <w:nsid w:val="49452BDD"/>
     <w:multiLevelType w:val="hybridMultilevel"/>
     <w:tmpl w:val="EB70AE6C"/>
@@ -24449,7 +26459,156 @@
       </w:rPr>
     </w:lvl>
   </w:abstractNum>
-  <w:abstractNum w:abstractNumId="24" w15:restartNumberingAfterBreak="0">
+  <w:abstractNum w:abstractNumId="28" w15:restartNumberingAfterBreak="0">
+    <w:nsid w:val="4BC74E2C"/>
+    <w:multiLevelType w:val="multilevel"/>
+    <w:tmpl w:val="490E04A2"/>
+    <w:lvl w:ilvl="0">
+      <w:start w:val="1"/>
+      <w:numFmt w:val="bullet"/>
+      <w:lvlText w:val=""/>
+      <w:lvlJc w:val="left"/>
+      <w:pPr>
+        <w:tabs>
+          <w:tab w:val="num" w:pos="720"/>
+        </w:tabs>
+        <w:ind w:left="720" w:hanging="360"/>
+      </w:pPr>
+      <w:rPr>
+        <w:rFonts w:ascii="Symbol" w:hAnsi="Symbol" w:hint="default"/>
+        <w:sz w:val="20"/>
+      </w:rPr>
+    </w:lvl>
+    <w:lvl w:ilvl="1" w:tentative="1">
+      <w:start w:val="1"/>
+      <w:numFmt w:val="bullet"/>
+      <w:lvlText w:val="o"/>
+      <w:lvlJc w:val="left"/>
+      <w:pPr>
+        <w:tabs>
+          <w:tab w:val="num" w:pos="1440"/>
+        </w:tabs>
+        <w:ind w:left="1440" w:hanging="360"/>
+      </w:pPr>
+      <w:rPr>
+        <w:rFonts w:ascii="Courier New" w:hAnsi="Courier New" w:hint="default"/>
+        <w:sz w:val="20"/>
+      </w:rPr>
+    </w:lvl>
+    <w:lvl w:ilvl="2" w:tentative="1">
+      <w:start w:val="1"/>
+      <w:numFmt w:val="bullet"/>
+      <w:lvlText w:val=""/>
+      <w:lvlJc w:val="left"/>
+      <w:pPr>
+        <w:tabs>
+          <w:tab w:val="num" w:pos="2160"/>
+        </w:tabs>
+        <w:ind w:left="2160" w:hanging="360"/>
+      </w:pPr>
+      <w:rPr>
+        <w:rFonts w:ascii="Wingdings" w:hAnsi="Wingdings" w:hint="default"/>
+        <w:sz w:val="20"/>
+      </w:rPr>
+    </w:lvl>
+    <w:lvl w:ilvl="3" w:tentative="1">
+      <w:start w:val="1"/>
+      <w:numFmt w:val="bullet"/>
+      <w:lvlText w:val=""/>
+      <w:lvlJc w:val="left"/>
+      <w:pPr>
+        <w:tabs>
+          <w:tab w:val="num" w:pos="2880"/>
+        </w:tabs>
+        <w:ind w:left="2880" w:hanging="360"/>
+      </w:pPr>
+      <w:rPr>
+        <w:rFonts w:ascii="Wingdings" w:hAnsi="Wingdings" w:hint="default"/>
+        <w:sz w:val="20"/>
+      </w:rPr>
+    </w:lvl>
+    <w:lvl w:ilvl="4" w:tentative="1">
+      <w:start w:val="1"/>
+      <w:numFmt w:val="bullet"/>
+      <w:lvlText w:val=""/>
+      <w:lvlJc w:val="left"/>
+      <w:pPr>
+        <w:tabs>
+          <w:tab w:val="num" w:pos="3600"/>
+        </w:tabs>
+        <w:ind w:left="3600" w:hanging="360"/>
+      </w:pPr>
+      <w:rPr>
+        <w:rFonts w:ascii="Wingdings" w:hAnsi="Wingdings" w:hint="default"/>
+        <w:sz w:val="20"/>
+      </w:rPr>
+    </w:lvl>
+    <w:lvl w:ilvl="5" w:tentative="1">
+      <w:start w:val="1"/>
+      <w:numFmt w:val="bullet"/>
+      <w:lvlText w:val=""/>
+      <w:lvlJc w:val="left"/>
+      <w:pPr>
+        <w:tabs>
+          <w:tab w:val="num" w:pos="4320"/>
+        </w:tabs>
+        <w:ind w:left="4320" w:hanging="360"/>
+      </w:pPr>
+      <w:rPr>
+        <w:rFonts w:ascii="Wingdings" w:hAnsi="Wingdings" w:hint="default"/>
+        <w:sz w:val="20"/>
+      </w:rPr>
+    </w:lvl>
+    <w:lvl w:ilvl="6" w:tentative="1">
+      <w:start w:val="1"/>
+      <w:numFmt w:val="bullet"/>
+      <w:lvlText w:val=""/>
+      <w:lvlJc w:val="left"/>
+      <w:pPr>
+        <w:tabs>
+          <w:tab w:val="num" w:pos="5040"/>
+        </w:tabs>
+        <w:ind w:left="5040" w:hanging="360"/>
+      </w:pPr>
+      <w:rPr>
+        <w:rFonts w:ascii="Wingdings" w:hAnsi="Wingdings" w:hint="default"/>
+        <w:sz w:val="20"/>
+      </w:rPr>
+    </w:lvl>
+    <w:lvl w:ilvl="7" w:tentative="1">
+      <w:start w:val="1"/>
+      <w:numFmt w:val="bullet"/>
+      <w:lvlText w:val=""/>
+      <w:lvlJc w:val="left"/>
+      <w:pPr>
+        <w:tabs>
+          <w:tab w:val="num" w:pos="5760"/>
+        </w:tabs>
+        <w:ind w:left="5760" w:hanging="360"/>
+      </w:pPr>
+      <w:rPr>
+        <w:rFonts w:ascii="Wingdings" w:hAnsi="Wingdings" w:hint="default"/>
+        <w:sz w:val="20"/>
+      </w:rPr>
+    </w:lvl>
+    <w:lvl w:ilvl="8" w:tentative="1">
+      <w:start w:val="1"/>
+      <w:numFmt w:val="bullet"/>
+      <w:lvlText w:val=""/>
+      <w:lvlJc w:val="left"/>
+      <w:pPr>
+        <w:tabs>
+          <w:tab w:val="num" w:pos="6480"/>
+        </w:tabs>
+        <w:ind w:left="6480" w:hanging="360"/>
+      </w:pPr>
+      <w:rPr>
+        <w:rFonts w:ascii="Wingdings" w:hAnsi="Wingdings" w:hint="default"/>
+        <w:sz w:val="20"/>
+      </w:rPr>
+    </w:lvl>
+  </w:abstractNum>
+  <w:abstractNum w:abstractNumId="29" w15:restartNumberingAfterBreak="0">
     <w:nsid w:val="5271700E"/>
     <w:multiLevelType w:val="multilevel"/>
     <w:tmpl w:val="48043260"/>
@@ -24598,7 +26757,156 @@
       </w:rPr>
     </w:lvl>
   </w:abstractNum>
-  <w:abstractNum w:abstractNumId="25" w15:restartNumberingAfterBreak="0">
+  <w:abstractNum w:abstractNumId="30" w15:restartNumberingAfterBreak="0">
+    <w:nsid w:val="52D74B20"/>
+    <w:multiLevelType w:val="multilevel"/>
+    <w:tmpl w:val="A18C23CA"/>
+    <w:lvl w:ilvl="0">
+      <w:start w:val="1"/>
+      <w:numFmt w:val="bullet"/>
+      <w:lvlText w:val=""/>
+      <w:lvlJc w:val="left"/>
+      <w:pPr>
+        <w:tabs>
+          <w:tab w:val="num" w:pos="720"/>
+        </w:tabs>
+        <w:ind w:left="720" w:hanging="360"/>
+      </w:pPr>
+      <w:rPr>
+        <w:rFonts w:ascii="Symbol" w:hAnsi="Symbol" w:hint="default"/>
+        <w:sz w:val="20"/>
+      </w:rPr>
+    </w:lvl>
+    <w:lvl w:ilvl="1" w:tentative="1">
+      <w:start w:val="1"/>
+      <w:numFmt w:val="bullet"/>
+      <w:lvlText w:val="o"/>
+      <w:lvlJc w:val="left"/>
+      <w:pPr>
+        <w:tabs>
+          <w:tab w:val="num" w:pos="1440"/>
+        </w:tabs>
+        <w:ind w:left="1440" w:hanging="360"/>
+      </w:pPr>
+      <w:rPr>
+        <w:rFonts w:ascii="Courier New" w:hAnsi="Courier New" w:hint="default"/>
+        <w:sz w:val="20"/>
+      </w:rPr>
+    </w:lvl>
+    <w:lvl w:ilvl="2" w:tentative="1">
+      <w:start w:val="1"/>
+      <w:numFmt w:val="bullet"/>
+      <w:lvlText w:val=""/>
+      <w:lvlJc w:val="left"/>
+      <w:pPr>
+        <w:tabs>
+          <w:tab w:val="num" w:pos="2160"/>
+        </w:tabs>
+        <w:ind w:left="2160" w:hanging="360"/>
+      </w:pPr>
+      <w:rPr>
+        <w:rFonts w:ascii="Wingdings" w:hAnsi="Wingdings" w:hint="default"/>
+        <w:sz w:val="20"/>
+      </w:rPr>
+    </w:lvl>
+    <w:lvl w:ilvl="3" w:tentative="1">
+      <w:start w:val="1"/>
+      <w:numFmt w:val="bullet"/>
+      <w:lvlText w:val=""/>
+      <w:lvlJc w:val="left"/>
+      <w:pPr>
+        <w:tabs>
+          <w:tab w:val="num" w:pos="2880"/>
+        </w:tabs>
+        <w:ind w:left="2880" w:hanging="360"/>
+      </w:pPr>
+      <w:rPr>
+        <w:rFonts w:ascii="Wingdings" w:hAnsi="Wingdings" w:hint="default"/>
+        <w:sz w:val="20"/>
+      </w:rPr>
+    </w:lvl>
+    <w:lvl w:ilvl="4" w:tentative="1">
+      <w:start w:val="1"/>
+      <w:numFmt w:val="bullet"/>
+      <w:lvlText w:val=""/>
+      <w:lvlJc w:val="left"/>
+      <w:pPr>
+        <w:tabs>
+          <w:tab w:val="num" w:pos="3600"/>
+        </w:tabs>
+        <w:ind w:left="3600" w:hanging="360"/>
+      </w:pPr>
+      <w:rPr>
+        <w:rFonts w:ascii="Wingdings" w:hAnsi="Wingdings" w:hint="default"/>
+        <w:sz w:val="20"/>
+      </w:rPr>
+    </w:lvl>
+    <w:lvl w:ilvl="5" w:tentative="1">
+      <w:start w:val="1"/>
+      <w:numFmt w:val="bullet"/>
+      <w:lvlText w:val=""/>
+      <w:lvlJc w:val="left"/>
+      <w:pPr>
+        <w:tabs>
+          <w:tab w:val="num" w:pos="4320"/>
+        </w:tabs>
+        <w:ind w:left="4320" w:hanging="360"/>
+      </w:pPr>
+      <w:rPr>
+        <w:rFonts w:ascii="Wingdings" w:hAnsi="Wingdings" w:hint="default"/>
+        <w:sz w:val="20"/>
+      </w:rPr>
+    </w:lvl>
+    <w:lvl w:ilvl="6" w:tentative="1">
+      <w:start w:val="1"/>
+      <w:numFmt w:val="bullet"/>
+      <w:lvlText w:val=""/>
+      <w:lvlJc w:val="left"/>
+      <w:pPr>
+        <w:tabs>
+          <w:tab w:val="num" w:pos="5040"/>
+        </w:tabs>
+        <w:ind w:left="5040" w:hanging="360"/>
+      </w:pPr>
+      <w:rPr>
+        <w:rFonts w:ascii="Wingdings" w:hAnsi="Wingdings" w:hint="default"/>
+        <w:sz w:val="20"/>
+      </w:rPr>
+    </w:lvl>
+    <w:lvl w:ilvl="7" w:tentative="1">
+      <w:start w:val="1"/>
+      <w:numFmt w:val="bullet"/>
+      <w:lvlText w:val=""/>
+      <w:lvlJc w:val="left"/>
+      <w:pPr>
+        <w:tabs>
+          <w:tab w:val="num" w:pos="5760"/>
+        </w:tabs>
+        <w:ind w:left="5760" w:hanging="360"/>
+      </w:pPr>
+      <w:rPr>
+        <w:rFonts w:ascii="Wingdings" w:hAnsi="Wingdings" w:hint="default"/>
+        <w:sz w:val="20"/>
+      </w:rPr>
+    </w:lvl>
+    <w:lvl w:ilvl="8" w:tentative="1">
+      <w:start w:val="1"/>
+      <w:numFmt w:val="bullet"/>
+      <w:lvlText w:val=""/>
+      <w:lvlJc w:val="left"/>
+      <w:pPr>
+        <w:tabs>
+          <w:tab w:val="num" w:pos="6480"/>
+        </w:tabs>
+        <w:ind w:left="6480" w:hanging="360"/>
+      </w:pPr>
+      <w:rPr>
+        <w:rFonts w:ascii="Wingdings" w:hAnsi="Wingdings" w:hint="default"/>
+        <w:sz w:val="20"/>
+      </w:rPr>
+    </w:lvl>
+  </w:abstractNum>
+  <w:abstractNum w:abstractNumId="31" w15:restartNumberingAfterBreak="0">
     <w:nsid w:val="5A8613D0"/>
     <w:multiLevelType w:val="multilevel"/>
     <w:tmpl w:val="997CA174"/>
@@ -24747,7 +27055,7 @@
       </w:rPr>
     </w:lvl>
   </w:abstractNum>
-  <w:abstractNum w:abstractNumId="26" w15:restartNumberingAfterBreak="0">
+  <w:abstractNum w:abstractNumId="32" w15:restartNumberingAfterBreak="0">
     <w:nsid w:val="6073607D"/>
     <w:multiLevelType w:val="hybridMultilevel"/>
     <w:tmpl w:val="E31AF948"/>
@@ -24887,7 +27195,7 @@
       </w:rPr>
     </w:lvl>
   </w:abstractNum>
-  <w:abstractNum w:abstractNumId="27" w15:restartNumberingAfterBreak="0">
+  <w:abstractNum w:abstractNumId="33" w15:restartNumberingAfterBreak="0">
     <w:nsid w:val="62F634E3"/>
     <w:multiLevelType w:val="multilevel"/>
     <w:tmpl w:val="55B8E62A"/>
@@ -25036,7 +27344,7 @@
       </w:rPr>
     </w:lvl>
   </w:abstractNum>
-  <w:abstractNum w:abstractNumId="28" w15:restartNumberingAfterBreak="0">
+  <w:abstractNum w:abstractNumId="34" w15:restartNumberingAfterBreak="0">
     <w:nsid w:val="678C2490"/>
     <w:multiLevelType w:val="hybridMultilevel"/>
     <w:tmpl w:val="B1FA4EBE"/>
@@ -25149,7 +27457,7 @@
       </w:rPr>
     </w:lvl>
   </w:abstractNum>
-  <w:abstractNum w:abstractNumId="29" w15:restartNumberingAfterBreak="0">
+  <w:abstractNum w:abstractNumId="35" w15:restartNumberingAfterBreak="0">
     <w:nsid w:val="680E236A"/>
     <w:multiLevelType w:val="hybridMultilevel"/>
     <w:tmpl w:val="886AF5A8"/>
@@ -25289,7 +27597,7 @@
       </w:rPr>
     </w:lvl>
   </w:abstractNum>
-  <w:abstractNum w:abstractNumId="30" w15:restartNumberingAfterBreak="0">
+  <w:abstractNum w:abstractNumId="36" w15:restartNumberingAfterBreak="0">
     <w:nsid w:val="6AAD31CC"/>
     <w:multiLevelType w:val="hybridMultilevel"/>
     <w:tmpl w:val="59B4AC12"/>
@@ -25402,7 +27710,7 @@
       </w:rPr>
     </w:lvl>
   </w:abstractNum>
-  <w:abstractNum w:abstractNumId="31" w15:restartNumberingAfterBreak="0">
+  <w:abstractNum w:abstractNumId="37" w15:restartNumberingAfterBreak="0">
     <w:nsid w:val="71692C38"/>
     <w:multiLevelType w:val="multilevel"/>
     <w:tmpl w:val="3744AF5C"/>
@@ -25551,7 +27859,7 @@
       </w:rPr>
     </w:lvl>
   </w:abstractNum>
-  <w:abstractNum w:abstractNumId="32" w15:restartNumberingAfterBreak="0">
+  <w:abstractNum w:abstractNumId="38" w15:restartNumberingAfterBreak="0">
     <w:nsid w:val="73D172B2"/>
     <w:multiLevelType w:val="multilevel"/>
     <w:tmpl w:val="AE3CD16C"/>
@@ -25700,7 +28008,7 @@
       </w:rPr>
     </w:lvl>
   </w:abstractNum>
-  <w:abstractNum w:abstractNumId="33" w15:restartNumberingAfterBreak="0">
+  <w:abstractNum w:abstractNumId="39" w15:restartNumberingAfterBreak="0">
     <w:nsid w:val="745A0452"/>
     <w:multiLevelType w:val="multilevel"/>
     <w:tmpl w:val="B37E72EE"/>
@@ -25845,7 +28153,7 @@
       </w:rPr>
     </w:lvl>
   </w:abstractNum>
-  <w:abstractNum w:abstractNumId="34" w15:restartNumberingAfterBreak="0">
+  <w:abstractNum w:abstractNumId="40" w15:restartNumberingAfterBreak="0">
     <w:nsid w:val="7694676C"/>
     <w:multiLevelType w:val="multilevel"/>
     <w:tmpl w:val="CAB05ED0"/>
@@ -25994,7 +28302,7 @@
       </w:rPr>
     </w:lvl>
   </w:abstractNum>
-  <w:abstractNum w:abstractNumId="35" w15:restartNumberingAfterBreak="0">
+  <w:abstractNum w:abstractNumId="41" w15:restartNumberingAfterBreak="0">
     <w:nsid w:val="7AAF589B"/>
     <w:multiLevelType w:val="hybridMultilevel"/>
     <w:tmpl w:val="FE78CEAC"/>
@@ -26107,7 +28415,7 @@
       </w:rPr>
     </w:lvl>
   </w:abstractNum>
-  <w:abstractNum w:abstractNumId="36" w15:restartNumberingAfterBreak="0">
+  <w:abstractNum w:abstractNumId="42" w15:restartNumberingAfterBreak="0">
     <w:nsid w:val="7B4D1282"/>
     <w:multiLevelType w:val="hybridMultilevel"/>
     <w:tmpl w:val="6B90FFAE"/>
@@ -26221,7 +28529,7 @@
     </w:lvl>
   </w:abstractNum>
   <w:num w:numId="1">
-    <w:abstractNumId w:val="14"/>
+    <w:abstractNumId w:val="16"/>
   </w:num>
   <w:num w:numId="2">
     <w:abstractNumId w:val="2"/>
@@ -26230,108 +28538,126 @@
     <w:abstractNumId w:val="3"/>
   </w:num>
   <w:num w:numId="4">
-    <w:abstractNumId w:val="34"/>
+    <w:abstractNumId w:val="40"/>
   </w:num>
   <w:num w:numId="5">
-    <w:abstractNumId w:val="21"/>
+    <w:abstractNumId w:val="23"/>
   </w:num>
   <w:num w:numId="6">
-    <w:abstractNumId w:val="36"/>
+    <w:abstractNumId w:val="42"/>
   </w:num>
   <w:num w:numId="7">
-    <w:abstractNumId w:val="33"/>
+    <w:abstractNumId w:val="39"/>
   </w:num>
   <w:num w:numId="8">
-    <w:abstractNumId w:val="29"/>
+    <w:abstractNumId w:val="35"/>
   </w:num>
   <w:num w:numId="9">
-    <w:abstractNumId w:val="26"/>
+    <w:abstractNumId w:val="32"/>
   </w:num>
   <w:num w:numId="10">
-    <w:abstractNumId w:val="28"/>
+    <w:abstractNumId w:val="34"/>
   </w:num>
   <w:num w:numId="11">
     <w:abstractNumId w:val="0"/>
   </w:num>
   <w:num w:numId="12">
-    <w:abstractNumId w:val="17"/>
+    <w:abstractNumId w:val="19"/>
   </w:num>
   <w:num w:numId="13">
-    <w:abstractNumId w:val="35"/>
+    <w:abstractNumId w:val="41"/>
   </w:num>
   <w:num w:numId="14">
-    <w:abstractNumId w:val="4"/>
+    <w:abstractNumId w:val="5"/>
   </w:num>
   <w:num w:numId="15">
-    <w:abstractNumId w:val="7"/>
+    <w:abstractNumId w:val="8"/>
   </w:num>
   <w:num w:numId="16">
-    <w:abstractNumId w:val="32"/>
+    <w:abstractNumId w:val="38"/>
   </w:num>
   <w:num w:numId="17">
-    <w:abstractNumId w:val="16"/>
+    <w:abstractNumId w:val="18"/>
   </w:num>
   <w:num w:numId="18">
-    <w:abstractNumId w:val="24"/>
+    <w:abstractNumId w:val="29"/>
   </w:num>
   <w:num w:numId="19">
-    <w:abstractNumId w:val="31"/>
+    <w:abstractNumId w:val="37"/>
   </w:num>
   <w:num w:numId="20">
-    <w:abstractNumId w:val="23"/>
+    <w:abstractNumId w:val="27"/>
   </w:num>
   <w:num w:numId="21">
-    <w:abstractNumId w:val="18"/>
+    <w:abstractNumId w:val="20"/>
   </w:num>
   <w:num w:numId="22">
     <w:abstractNumId w:val="1"/>
   </w:num>
   <w:num w:numId="23">
-    <w:abstractNumId w:val="8"/>
+    <w:abstractNumId w:val="9"/>
   </w:num>
   <w:num w:numId="24">
-    <w:abstractNumId w:val="27"/>
+    <w:abstractNumId w:val="33"/>
   </w:num>
   <w:num w:numId="25">
-    <w:abstractNumId w:val="9"/>
+    <w:abstractNumId w:val="10"/>
   </w:num>
   <w:num w:numId="26">
+    <w:abstractNumId w:val="7"/>
+  </w:num>
+  <w:num w:numId="27">
+    <w:abstractNumId w:val="14"/>
+  </w:num>
+  <w:num w:numId="28">
+    <w:abstractNumId w:val="11"/>
+  </w:num>
+  <w:num w:numId="29">
+    <w:abstractNumId w:val="31"/>
+  </w:num>
+  <w:num w:numId="30">
+    <w:abstractNumId w:val="25"/>
+  </w:num>
+  <w:num w:numId="31">
+    <w:abstractNumId w:val="21"/>
+  </w:num>
+  <w:num w:numId="32">
+    <w:abstractNumId w:val="17"/>
+  </w:num>
+  <w:num w:numId="33">
+    <w:abstractNumId w:val="36"/>
+  </w:num>
+  <w:num w:numId="34">
+    <w:abstractNumId w:val="12"/>
+  </w:num>
+  <w:num w:numId="35">
     <w:abstractNumId w:val="6"/>
   </w:num>
-  <w:num w:numId="27">
+  <w:num w:numId="36">
+    <w:abstractNumId w:val="22"/>
+  </w:num>
+  <w:num w:numId="37">
     <w:abstractNumId w:val="13"/>
   </w:num>
-  <w:num w:numId="28">
-    <w:abstractNumId w:val="10"/>
+  <w:num w:numId="38">
+    <w:abstractNumId w:val="24"/>
   </w:num>
-  <w:num w:numId="29">
-    <w:abstractNumId w:val="25"/>
+  <w:num w:numId="39">
+    <w:abstractNumId w:val="30"/>
   </w:num>
-  <w:num w:numId="30">
-    <w:abstractNumId w:val="22"/>
-  </w:num>
-  <w:num w:numId="31">
-    <w:abstractNumId w:val="19"/>
-  </w:num>
-  <w:num w:numId="32">
+  <w:num w:numId="40">
     <w:abstractNumId w:val="15"/>
   </w:num>
-  <w:num w:numId="33">
-    <w:abstractNumId w:val="30"/>
+  <w:num w:numId="41">
+    <w:abstractNumId w:val="28"/>
   </w:num>
-  <w:num w:numId="34">
-    <w:abstractNumId w:val="11"/>
+  <w:num w:numId="42">
+    <w:abstractNumId w:val="4"/>
   </w:num>
-  <w:num w:numId="35">
-    <w:abstractNumId w:val="5"/>
+  <w:num w:numId="43">
+    <w:abstractNumId w:val="26"/>
   </w:num>
-  <w:num w:numId="36">
-    <w:abstractNumId w:val="20"/>
-  </w:num>
-  <w:num w:numId="37">
-    <w:abstractNumId w:val="12"/>
-  </w:num>
-  <w:numIdMacAtCleanup w:val="37"/>
+  <w:numIdMacAtCleanup w:val="43"/>
 </w:numbering>
 </file>
 
@@ -31267,7 +33593,7 @@
 </file>
 
 <file path=customXml/itemProps1.xml><?xml version="1.0" encoding="utf-8"?>
-<ds:datastoreItem xmlns:ds="http://schemas.openxmlformats.org/officeDocument/2006/customXml" ds:itemID="{C7AFB021-CD65-4E35-9D7D-8B503F96AA36}">
+<ds:datastoreItem xmlns:ds="http://schemas.openxmlformats.org/officeDocument/2006/customXml" ds:itemID="{E8B43D0E-8D52-4DF7-A2F5-234C14B7F6BD}">
   <ds:schemaRefs>
     <ds:schemaRef ds:uri="http://schemas.openxmlformats.org/officeDocument/2006/bibliography"/>
   </ds:schemaRefs>

--- a/STUDY-BUDDY.docx
+++ b/STUDY-BUDDY.docx
@@ -8532,7 +8532,7 @@
         <w:pStyle w:val="ListParagraph"/>
         <w:numPr>
           <w:ilvl w:val="0"/>
-          <w:numId w:val="20"/>
+          <w:numId w:val="18"/>
         </w:numPr>
         <w:spacing w:line="360" w:lineRule="auto"/>
         <w:rPr>
@@ -8553,7 +8553,7 @@
         <w:pStyle w:val="ListParagraph"/>
         <w:numPr>
           <w:ilvl w:val="0"/>
-          <w:numId w:val="20"/>
+          <w:numId w:val="18"/>
         </w:numPr>
         <w:spacing w:line="360" w:lineRule="auto"/>
         <w:rPr>
@@ -8574,7 +8574,7 @@
         <w:pStyle w:val="ListParagraph"/>
         <w:numPr>
           <w:ilvl w:val="0"/>
-          <w:numId w:val="20"/>
+          <w:numId w:val="18"/>
         </w:numPr>
         <w:spacing w:line="360" w:lineRule="auto"/>
         <w:rPr>
@@ -9702,7 +9702,7 @@
       <w:pPr>
         <w:numPr>
           <w:ilvl w:val="0"/>
-          <w:numId w:val="21"/>
+          <w:numId w:val="19"/>
         </w:numPr>
         <w:spacing w:line="360" w:lineRule="auto"/>
       </w:pPr>
@@ -9714,7 +9714,7 @@
       <w:pPr>
         <w:numPr>
           <w:ilvl w:val="0"/>
-          <w:numId w:val="21"/>
+          <w:numId w:val="19"/>
         </w:numPr>
         <w:spacing w:line="360" w:lineRule="auto"/>
       </w:pPr>
@@ -9726,7 +9726,7 @@
       <w:pPr>
         <w:numPr>
           <w:ilvl w:val="0"/>
-          <w:numId w:val="21"/>
+          <w:numId w:val="19"/>
         </w:numPr>
         <w:spacing w:line="360" w:lineRule="auto"/>
       </w:pPr>
@@ -9738,7 +9738,7 @@
       <w:pPr>
         <w:numPr>
           <w:ilvl w:val="0"/>
-          <w:numId w:val="21"/>
+          <w:numId w:val="19"/>
         </w:numPr>
         <w:spacing w:line="360" w:lineRule="auto"/>
       </w:pPr>
@@ -9750,7 +9750,7 @@
       <w:pPr>
         <w:numPr>
           <w:ilvl w:val="0"/>
-          <w:numId w:val="21"/>
+          <w:numId w:val="19"/>
         </w:numPr>
         <w:spacing w:line="360" w:lineRule="auto"/>
       </w:pPr>
@@ -9762,7 +9762,7 @@
       <w:pPr>
         <w:numPr>
           <w:ilvl w:val="0"/>
-          <w:numId w:val="21"/>
+          <w:numId w:val="19"/>
         </w:numPr>
         <w:spacing w:line="360" w:lineRule="auto"/>
       </w:pPr>
@@ -9774,7 +9774,7 @@
       <w:pPr>
         <w:numPr>
           <w:ilvl w:val="0"/>
-          <w:numId w:val="21"/>
+          <w:numId w:val="19"/>
         </w:numPr>
         <w:spacing w:line="360" w:lineRule="auto"/>
       </w:pPr>
@@ -10743,21 +10743,148 @@
       </w:r>
     </w:p>
     <w:p>
-      <w:r>
-        <w:t>The Study-Buddy project followed the Agile Software Development Model. The project was divided into iterative phases to ensure continuous development, testing, and improvement.</w:t>
-      </w:r>
-    </w:p>
-    <w:p>
-      <w:r>
-        <w:t>Methodology steps followed:</w:t>
-      </w:r>
-    </w:p>
+      <w:pPr>
+        <w:spacing w:line="360" w:lineRule="auto"/>
+      </w:pPr>
+      <w:r>
+        <w:t>The Study-Buddy project followed the Agile Software Development Model. The project was divided into iterative phases to ensure continuous development, testing, and improvement</w:t>
+      </w:r>
+      <w:r>
+        <w:t xml:space="preserve"> </w:t>
+      </w:r>
+      <w:r>
+        <w:t>.</w:t>
+      </w:r>
+      <w:r>
+        <w:t>T</w:t>
+      </w:r>
+      <w:r>
+        <w:t xml:space="preserve">he project timeline is structured into </w:t>
+      </w:r>
+      <w:r>
+        <w:rPr>
+          <w:b/>
+          <w:bCs/>
+        </w:rPr>
+        <w:t>three sequential sprints (S1, S2, and S3)</w:t>
+      </w:r>
+      <w:r>
+        <w:t xml:space="preserve"> over a 10-week period. Rather than traditional sequential phases, this schedule utilizes an iterative pipeline where each sprint delivers fully functional, tested, and shippable increments.</w:t>
+      </w:r>
+    </w:p>
+    <w:p>
+      <w:r>
+        <w:t>Each of the three sprint cycles follows an identical internal execution workflow:</w:t>
+      </w:r>
+    </w:p>
+    <w:p>
+      <w:pPr>
+        <w:pStyle w:val="ListParagraph"/>
+        <w:numPr>
+          <w:ilvl w:val="0"/>
+          <w:numId w:val="2"/>
+        </w:numPr>
+        <w:spacing w:line="360" w:lineRule="auto"/>
+      </w:pPr>
+      <w:r>
+        <w:rPr>
+          <w:b/>
+          <w:bCs/>
+        </w:rPr>
+        <w:t>Planning (Start of Sprint):</w:t>
+      </w:r>
+      <w:r>
+        <w:t xml:space="preserve"> A brief, highly focused phase at the initiation of the sprint to define the sprint backlog and goals.</w:t>
+      </w:r>
+    </w:p>
+    <w:p>
+      <w:pPr>
+        <w:pStyle w:val="ListParagraph"/>
+        <w:numPr>
+          <w:ilvl w:val="0"/>
+          <w:numId w:val="2"/>
+        </w:numPr>
+        <w:spacing w:line="360" w:lineRule="auto"/>
+      </w:pPr>
+      <w:r>
+        <w:rPr>
+          <w:b/>
+          <w:bCs/>
+        </w:rPr>
+        <w:t>Development (Weeks 1–2 of the Sprint):</w:t>
+      </w:r>
+      <w:r>
+        <w:t xml:space="preserve"> The heaviest phase where the core implementation and coding of the sprint's specific features take place.</w:t>
+      </w:r>
+    </w:p>
+    <w:p>
+      <w:pPr>
+        <w:pStyle w:val="ListParagraph"/>
+        <w:numPr>
+          <w:ilvl w:val="0"/>
+          <w:numId w:val="2"/>
+        </w:numPr>
+        <w:spacing w:line="360" w:lineRule="auto"/>
+      </w:pPr>
+      <w:r>
+        <w:rPr>
+          <w:b/>
+          <w:bCs/>
+        </w:rPr>
+        <w:t>Testing (Week 2–3 of the Sprint):</w:t>
+      </w:r>
+      <w:r>
+        <w:t xml:space="preserve"> Overlapping slightly with the end of development, this phase involves rigorous unit and integration testing to catch bugs early.</w:t>
+      </w:r>
+    </w:p>
+    <w:p>
+      <w:pPr>
+        <w:pStyle w:val="ListParagraph"/>
+        <w:numPr>
+          <w:ilvl w:val="0"/>
+          <w:numId w:val="2"/>
+        </w:numPr>
+        <w:spacing w:line="360" w:lineRule="auto"/>
+      </w:pPr>
+      <w:r>
+        <w:rPr>
+          <w:b/>
+          <w:bCs/>
+        </w:rPr>
+        <w:t>Review / Retro (End of Sprint):</w:t>
+      </w:r>
+      <w:r>
+        <w:t xml:space="preserve"> A collaborative session to demonstrate the working increment to stakeholders and evaluate team performance.</w:t>
+      </w:r>
+    </w:p>
+    <w:p>
+      <w:pPr>
+        <w:pStyle w:val="ListParagraph"/>
+        <w:numPr>
+          <w:ilvl w:val="0"/>
+          <w:numId w:val="2"/>
+        </w:numPr>
+        <w:spacing w:line="360" w:lineRule="auto"/>
+      </w:pPr>
+      <w:r>
+        <w:rPr>
+          <w:b/>
+          <w:bCs/>
+        </w:rPr>
+        <w:t>Features Shipped (Sprint Milestone):</w:t>
+      </w:r>
+      <w:r>
+        <w:t xml:space="preserve"> The final deployment step where completed features are successfully delivered to production or a staging environment.</w:t>
+      </w:r>
+    </w:p>
+    <w:p/>
     <w:p>
       <w:r>
         <w:rPr>
           <w:rFonts w:cs="Times New Roman"/>
           <w:noProof/>
         </w:rPr>
+        <w:lastRenderedPageBreak/>
         <w:drawing>
           <wp:anchor distT="0" distB="0" distL="114300" distR="114300" simplePos="0" relativeHeight="251672576" behindDoc="0" locked="0" layoutInCell="1" allowOverlap="1" wp14:anchorId="24D9C375" wp14:editId="512C233D">
             <wp:simplePos x="0" y="0"/>
@@ -10833,7 +10960,6 @@
               <w:jc w:val="center"/>
             </w:pPr>
             <w:r>
-              <w:lastRenderedPageBreak/>
               <w:t>Components</w:t>
             </w:r>
           </w:p>
@@ -11133,6 +11259,7 @@
               <w:spacing w:line="360" w:lineRule="auto"/>
             </w:pPr>
             <w:r>
+              <w:lastRenderedPageBreak/>
               <w:t>Component</w:t>
             </w:r>
           </w:p>
@@ -11283,7 +11410,6 @@
         <w:spacing w:line="360" w:lineRule="auto"/>
       </w:pPr>
       <w:r>
-        <w:lastRenderedPageBreak/>
         <w:t>3.6 Conceptual Models</w:t>
       </w:r>
     </w:p>
@@ -11372,7 +11498,6 @@
           <w:rFonts w:cs="Times New Roman"/>
           <w:noProof/>
         </w:rPr>
-        <w:lastRenderedPageBreak/>
         <w:drawing>
           <wp:anchor distT="0" distB="0" distL="114300" distR="114300" simplePos="0" relativeHeight="251674624" behindDoc="0" locked="0" layoutInCell="1" allowOverlap="1" wp14:anchorId="183090D3" wp14:editId="1F93F8BC">
             <wp:simplePos x="0" y="0"/>
@@ -11630,7 +11755,6 @@
         <w:spacing w:line="360" w:lineRule="auto"/>
       </w:pPr>
       <w:r>
-        <w:lastRenderedPageBreak/>
         <w:t>3.6.3 Entity-Relationship (ER) Diagram</w:t>
       </w:r>
     </w:p>
@@ -11661,6 +11785,7 @@
           <w:sz w:val="18"/>
           <w:szCs w:val="18"/>
         </w:rPr>
+        <w:lastRenderedPageBreak/>
         <w:drawing>
           <wp:inline distT="0" distB="0" distL="0" distR="0" wp14:anchorId="715252F7" wp14:editId="5B0695A5">
             <wp:extent cx="5943600" cy="6782916"/>
@@ -11710,30 +11835,33 @@
         <w:jc w:val="center"/>
       </w:pPr>
       <w:r>
+        <w:t xml:space="preserve">4. </w:t>
+      </w:r>
+      <w:r>
+        <w:t>Design</w:t>
+      </w:r>
+    </w:p>
+    <w:p>
+      <w:pPr>
+        <w:pStyle w:val="Heading2"/>
+      </w:pPr>
+      <w:r>
+        <w:t xml:space="preserve">4.1 </w:t>
+      </w:r>
+      <w:r>
+        <w:t>Introduction</w:t>
+      </w:r>
+    </w:p>
+    <w:p>
+      <w:pPr>
+        <w:spacing w:after="0" w:line="360" w:lineRule="auto"/>
+      </w:pPr>
+      <w:r>
+        <w:t xml:space="preserve">The design phase translates the functional and non-functional requirements into a structured blueprint for developing the Study-Buddy application. A well-planned design ensures that the system is modular, maintainable, scalable, and easy to understand. Study-Buddy follows the </w:t>
+      </w:r>
+      <w:r>
         <w:lastRenderedPageBreak/>
-        <w:t xml:space="preserve">4. </w:t>
-      </w:r>
-      <w:r>
-        <w:t>Design</w:t>
-      </w:r>
-    </w:p>
-    <w:p>
-      <w:pPr>
-        <w:pStyle w:val="Heading2"/>
-      </w:pPr>
-      <w:r>
-        <w:t xml:space="preserve">4.1 </w:t>
-      </w:r>
-      <w:r>
-        <w:t>Introduction</w:t>
-      </w:r>
-    </w:p>
-    <w:p>
-      <w:pPr>
-        <w:spacing w:after="0" w:line="360" w:lineRule="auto"/>
-      </w:pPr>
-      <w:r>
-        <w:t>The design phase translates the functional and non-functional requirements into a structured blueprint for developing the Study-Buddy application. A well-planned design ensures that the system is modular, maintainable, scalable, and easy to understand. Study-Buddy follows the Model-View-Controller (MVC) architecture, separating the user interface, business logic, and database operations into different layers. This separation improves code reusability, maintainability, and simplifies future enhancements.</w:t>
+        <w:t>Model-View-Controller (MVC) architecture, separating the user interface, business logic, and database operations into different layers. This separation improves code reusability, maintainability, and simplifies future enhancements.</w:t>
       </w:r>
     </w:p>
     <w:p>
@@ -11828,6 +11956,486 @@
           <w:szCs w:val="24"/>
         </w:rPr>
         <w:t>The Model layer contains entity classes representing database objects such as:</w:t>
+      </w:r>
+    </w:p>
+    <w:p>
+      <w:pPr>
+        <w:pStyle w:val="ListParagraph"/>
+        <w:numPr>
+          <w:ilvl w:val="0"/>
+          <w:numId w:val="20"/>
+        </w:numPr>
+        <w:spacing w:line="360" w:lineRule="auto"/>
+        <w:rPr>
+          <w:rFonts w:cs="Times New Roman"/>
+          <w:szCs w:val="24"/>
+        </w:rPr>
+      </w:pPr>
+      <w:r>
+        <w:rPr>
+          <w:rFonts w:cs="Times New Roman"/>
+          <w:szCs w:val="24"/>
+        </w:rPr>
+        <w:t xml:space="preserve">User </w:t>
+      </w:r>
+    </w:p>
+    <w:p>
+      <w:pPr>
+        <w:pStyle w:val="ListParagraph"/>
+        <w:numPr>
+          <w:ilvl w:val="0"/>
+          <w:numId w:val="20"/>
+        </w:numPr>
+        <w:spacing w:line="360" w:lineRule="auto"/>
+        <w:rPr>
+          <w:rFonts w:cs="Times New Roman"/>
+          <w:szCs w:val="24"/>
+        </w:rPr>
+      </w:pPr>
+      <w:r>
+        <w:rPr>
+          <w:rFonts w:cs="Times New Roman"/>
+          <w:szCs w:val="24"/>
+        </w:rPr>
+        <w:t xml:space="preserve">Note </w:t>
+      </w:r>
+    </w:p>
+    <w:p>
+      <w:pPr>
+        <w:pStyle w:val="ListParagraph"/>
+        <w:numPr>
+          <w:ilvl w:val="0"/>
+          <w:numId w:val="20"/>
+        </w:numPr>
+        <w:spacing w:line="360" w:lineRule="auto"/>
+        <w:rPr>
+          <w:rFonts w:cs="Times New Roman"/>
+          <w:szCs w:val="24"/>
+        </w:rPr>
+      </w:pPr>
+      <w:r>
+        <w:rPr>
+          <w:rFonts w:cs="Times New Roman"/>
+          <w:szCs w:val="24"/>
+        </w:rPr>
+        <w:t xml:space="preserve">Request </w:t>
+      </w:r>
+    </w:p>
+    <w:p>
+      <w:pPr>
+        <w:pStyle w:val="ListParagraph"/>
+        <w:numPr>
+          <w:ilvl w:val="0"/>
+          <w:numId w:val="20"/>
+        </w:numPr>
+        <w:spacing w:line="360" w:lineRule="auto"/>
+        <w:rPr>
+          <w:rFonts w:cs="Times New Roman"/>
+          <w:szCs w:val="24"/>
+        </w:rPr>
+      </w:pPr>
+      <w:r>
+        <w:rPr>
+          <w:rFonts w:cs="Times New Roman"/>
+          <w:szCs w:val="24"/>
+        </w:rPr>
+        <w:t xml:space="preserve">Category </w:t>
+      </w:r>
+    </w:p>
+    <w:p>
+      <w:pPr>
+        <w:pStyle w:val="ListParagraph"/>
+        <w:numPr>
+          <w:ilvl w:val="0"/>
+          <w:numId w:val="20"/>
+        </w:numPr>
+        <w:spacing w:line="360" w:lineRule="auto"/>
+        <w:rPr>
+          <w:rFonts w:cs="Times New Roman"/>
+          <w:szCs w:val="24"/>
+        </w:rPr>
+      </w:pPr>
+      <w:r>
+        <w:rPr>
+          <w:rFonts w:cs="Times New Roman"/>
+          <w:szCs w:val="24"/>
+        </w:rPr>
+        <w:t xml:space="preserve">Comment </w:t>
+      </w:r>
+    </w:p>
+    <w:p>
+      <w:pPr>
+        <w:pStyle w:val="ListParagraph"/>
+        <w:numPr>
+          <w:ilvl w:val="0"/>
+          <w:numId w:val="20"/>
+        </w:numPr>
+        <w:spacing w:line="360" w:lineRule="auto"/>
+        <w:rPr>
+          <w:rFonts w:cs="Times New Roman"/>
+          <w:szCs w:val="24"/>
+        </w:rPr>
+      </w:pPr>
+      <w:r>
+        <w:rPr>
+          <w:rFonts w:cs="Times New Roman"/>
+          <w:szCs w:val="24"/>
+        </w:rPr>
+        <w:t xml:space="preserve">Admin </w:t>
+      </w:r>
+    </w:p>
+    <w:p>
+      <w:pPr>
+        <w:spacing w:line="360" w:lineRule="auto"/>
+        <w:rPr>
+          <w:rFonts w:cs="Times New Roman"/>
+          <w:szCs w:val="24"/>
+        </w:rPr>
+      </w:pPr>
+      <w:r>
+        <w:rPr>
+          <w:rFonts w:cs="Times New Roman"/>
+          <w:szCs w:val="24"/>
+        </w:rPr>
+        <w:t>These classes encapsulate application data and communicate with DAO classes.</w:t>
+      </w:r>
+    </w:p>
+    <w:p>
+      <w:pPr>
+        <w:spacing w:line="360" w:lineRule="auto"/>
+        <w:rPr>
+          <w:rFonts w:cs="Times New Roman"/>
+          <w:b/>
+          <w:bCs/>
+          <w:szCs w:val="24"/>
+        </w:rPr>
+      </w:pPr>
+      <w:r>
+        <w:rPr>
+          <w:rFonts w:cs="Times New Roman"/>
+          <w:b/>
+          <w:bCs/>
+          <w:szCs w:val="24"/>
+        </w:rPr>
+        <w:t>View Layer</w:t>
+      </w:r>
+    </w:p>
+    <w:p>
+      <w:pPr>
+        <w:spacing w:line="360" w:lineRule="auto"/>
+        <w:rPr>
+          <w:rFonts w:cs="Times New Roman"/>
+          <w:szCs w:val="24"/>
+        </w:rPr>
+      </w:pPr>
+      <w:r>
+        <w:rPr>
+          <w:rFonts w:cs="Times New Roman"/>
+          <w:szCs w:val="24"/>
+        </w:rPr>
+        <w:t>The View layer is implemented using JavaFX FXML files.</w:t>
+      </w:r>
+    </w:p>
+    <w:p>
+      <w:pPr>
+        <w:spacing w:line="360" w:lineRule="auto"/>
+        <w:rPr>
+          <w:rFonts w:cs="Times New Roman"/>
+          <w:szCs w:val="24"/>
+        </w:rPr>
+      </w:pPr>
+      <w:r>
+        <w:rPr>
+          <w:rFonts w:cs="Times New Roman"/>
+          <w:szCs w:val="24"/>
+        </w:rPr>
+        <w:t>Major interfaces include</w:t>
+      </w:r>
+    </w:p>
+    <w:p>
+      <w:pPr>
+        <w:pStyle w:val="ListParagraph"/>
+        <w:numPr>
+          <w:ilvl w:val="0"/>
+          <w:numId w:val="21"/>
+        </w:numPr>
+        <w:spacing w:line="360" w:lineRule="auto"/>
+        <w:rPr>
+          <w:rFonts w:cs="Times New Roman"/>
+          <w:szCs w:val="24"/>
+        </w:rPr>
+      </w:pPr>
+      <w:r>
+        <w:rPr>
+          <w:rFonts w:cs="Times New Roman"/>
+          <w:szCs w:val="24"/>
+        </w:rPr>
+        <w:t xml:space="preserve">Login Screen </w:t>
+      </w:r>
+    </w:p>
+    <w:p>
+      <w:pPr>
+        <w:pStyle w:val="ListParagraph"/>
+        <w:numPr>
+          <w:ilvl w:val="0"/>
+          <w:numId w:val="21"/>
+        </w:numPr>
+        <w:spacing w:line="360" w:lineRule="auto"/>
+        <w:rPr>
+          <w:rFonts w:cs="Times New Roman"/>
+          <w:szCs w:val="24"/>
+        </w:rPr>
+      </w:pPr>
+      <w:r>
+        <w:rPr>
+          <w:rFonts w:cs="Times New Roman"/>
+          <w:szCs w:val="24"/>
+        </w:rPr>
+        <w:t xml:space="preserve">Registration Screen </w:t>
+      </w:r>
+    </w:p>
+    <w:p>
+      <w:pPr>
+        <w:pStyle w:val="ListParagraph"/>
+        <w:numPr>
+          <w:ilvl w:val="0"/>
+          <w:numId w:val="21"/>
+        </w:numPr>
+        <w:spacing w:line="360" w:lineRule="auto"/>
+        <w:rPr>
+          <w:rFonts w:cs="Times New Roman"/>
+          <w:szCs w:val="24"/>
+        </w:rPr>
+      </w:pPr>
+      <w:r>
+        <w:rPr>
+          <w:rFonts w:cs="Times New Roman"/>
+          <w:szCs w:val="24"/>
+        </w:rPr>
+        <w:t xml:space="preserve">Dashboard </w:t>
+      </w:r>
+    </w:p>
+    <w:p>
+      <w:pPr>
+        <w:pStyle w:val="ListParagraph"/>
+        <w:numPr>
+          <w:ilvl w:val="0"/>
+          <w:numId w:val="21"/>
+        </w:numPr>
+        <w:spacing w:line="360" w:lineRule="auto"/>
+        <w:rPr>
+          <w:rFonts w:cs="Times New Roman"/>
+          <w:szCs w:val="24"/>
+        </w:rPr>
+      </w:pPr>
+      <w:r>
+        <w:rPr>
+          <w:rFonts w:cs="Times New Roman"/>
+          <w:szCs w:val="24"/>
+        </w:rPr>
+        <w:t xml:space="preserve">Upload Notes </w:t>
+      </w:r>
+    </w:p>
+    <w:p>
+      <w:pPr>
+        <w:pStyle w:val="ListParagraph"/>
+        <w:numPr>
+          <w:ilvl w:val="0"/>
+          <w:numId w:val="21"/>
+        </w:numPr>
+        <w:spacing w:line="360" w:lineRule="auto"/>
+        <w:rPr>
+          <w:rFonts w:cs="Times New Roman"/>
+          <w:szCs w:val="24"/>
+        </w:rPr>
+      </w:pPr>
+      <w:r>
+        <w:rPr>
+          <w:rFonts w:cs="Times New Roman"/>
+          <w:szCs w:val="24"/>
+        </w:rPr>
+        <w:t xml:space="preserve">Notes Viewer </w:t>
+      </w:r>
+    </w:p>
+    <w:p>
+      <w:pPr>
+        <w:pStyle w:val="ListParagraph"/>
+        <w:numPr>
+          <w:ilvl w:val="0"/>
+          <w:numId w:val="21"/>
+        </w:numPr>
+        <w:spacing w:line="360" w:lineRule="auto"/>
+        <w:rPr>
+          <w:rFonts w:cs="Times New Roman"/>
+          <w:szCs w:val="24"/>
+        </w:rPr>
+      </w:pPr>
+      <w:r>
+        <w:rPr>
+          <w:rFonts w:cs="Times New Roman"/>
+          <w:szCs w:val="24"/>
+        </w:rPr>
+        <w:t xml:space="preserve">Request Board </w:t>
+      </w:r>
+    </w:p>
+    <w:p>
+      <w:pPr>
+        <w:pStyle w:val="ListParagraph"/>
+        <w:numPr>
+          <w:ilvl w:val="0"/>
+          <w:numId w:val="21"/>
+        </w:numPr>
+        <w:spacing w:line="360" w:lineRule="auto"/>
+        <w:rPr>
+          <w:rFonts w:cs="Times New Roman"/>
+          <w:szCs w:val="24"/>
+        </w:rPr>
+      </w:pPr>
+      <w:r>
+        <w:rPr>
+          <w:rFonts w:cs="Times New Roman"/>
+          <w:szCs w:val="24"/>
+        </w:rPr>
+        <w:t xml:space="preserve">User Profile </w:t>
+      </w:r>
+    </w:p>
+    <w:p>
+      <w:pPr>
+        <w:pStyle w:val="ListParagraph"/>
+        <w:numPr>
+          <w:ilvl w:val="0"/>
+          <w:numId w:val="21"/>
+        </w:numPr>
+        <w:spacing w:line="360" w:lineRule="auto"/>
+        <w:rPr>
+          <w:rFonts w:cs="Times New Roman"/>
+          <w:szCs w:val="24"/>
+        </w:rPr>
+      </w:pPr>
+      <w:r>
+        <w:rPr>
+          <w:rFonts w:cs="Times New Roman"/>
+          <w:szCs w:val="24"/>
+        </w:rPr>
+        <w:t xml:space="preserve">Admin Dashboard </w:t>
+      </w:r>
+    </w:p>
+    <w:p>
+      <w:pPr>
+        <w:pStyle w:val="ListParagraph"/>
+        <w:numPr>
+          <w:ilvl w:val="0"/>
+          <w:numId w:val="21"/>
+        </w:numPr>
+        <w:spacing w:line="360" w:lineRule="auto"/>
+        <w:rPr>
+          <w:rFonts w:cs="Times New Roman"/>
+          <w:szCs w:val="24"/>
+        </w:rPr>
+      </w:pPr>
+      <w:r>
+        <w:rPr>
+          <w:rFonts w:cs="Times New Roman"/>
+          <w:szCs w:val="24"/>
+        </w:rPr>
+        <w:t xml:space="preserve">Category Management </w:t>
+      </w:r>
+    </w:p>
+    <w:p>
+      <w:pPr>
+        <w:pStyle w:val="ListParagraph"/>
+        <w:numPr>
+          <w:ilvl w:val="0"/>
+          <w:numId w:val="21"/>
+        </w:numPr>
+        <w:spacing w:line="360" w:lineRule="auto"/>
+        <w:rPr>
+          <w:rFonts w:cs="Times New Roman"/>
+          <w:szCs w:val="24"/>
+        </w:rPr>
+      </w:pPr>
+      <w:r>
+        <w:rPr>
+          <w:rFonts w:cs="Times New Roman"/>
+          <w:szCs w:val="24"/>
+        </w:rPr>
+        <w:lastRenderedPageBreak/>
+        <w:t xml:space="preserve">Notification Panel </w:t>
+      </w:r>
+    </w:p>
+    <w:p>
+      <w:pPr>
+        <w:spacing w:line="360" w:lineRule="auto"/>
+        <w:rPr>
+          <w:rFonts w:cs="Times New Roman"/>
+          <w:szCs w:val="24"/>
+        </w:rPr>
+      </w:pPr>
+      <w:r>
+        <w:rPr>
+          <w:rFonts w:cs="Times New Roman"/>
+          <w:szCs w:val="24"/>
+        </w:rPr>
+        <w:t>The interface was designed to be simple, responsive, and user-friendly.</w:t>
+      </w:r>
+    </w:p>
+    <w:p>
+      <w:pPr>
+        <w:spacing w:line="360" w:lineRule="auto"/>
+        <w:rPr>
+          <w:rFonts w:cs="Times New Roman"/>
+          <w:b/>
+          <w:bCs/>
+          <w:szCs w:val="24"/>
+        </w:rPr>
+      </w:pPr>
+      <w:r>
+        <w:rPr>
+          <w:rFonts w:cs="Times New Roman"/>
+          <w:b/>
+          <w:bCs/>
+          <w:szCs w:val="24"/>
+        </w:rPr>
+        <w:t>Controller Layer</w:t>
+      </w:r>
+    </w:p>
+    <w:p>
+      <w:pPr>
+        <w:spacing w:line="360" w:lineRule="auto"/>
+        <w:rPr>
+          <w:rFonts w:cs="Times New Roman"/>
+          <w:szCs w:val="24"/>
+        </w:rPr>
+      </w:pPr>
+      <w:r>
+        <w:rPr>
+          <w:rFonts w:cs="Times New Roman"/>
+          <w:szCs w:val="24"/>
+        </w:rPr>
+        <w:t>The Controller layer handles all business operations.</w:t>
+      </w:r>
+    </w:p>
+    <w:p>
+      <w:pPr>
+        <w:spacing w:line="360" w:lineRule="auto"/>
+        <w:rPr>
+          <w:rFonts w:cs="Times New Roman"/>
+          <w:szCs w:val="24"/>
+        </w:rPr>
+      </w:pPr>
+      <w:r>
+        <w:rPr>
+          <w:rFonts w:cs="Times New Roman"/>
+          <w:szCs w:val="24"/>
+        </w:rPr>
+        <w:t>Examples include</w:t>
+      </w:r>
+      <w:r>
+        <w:rPr>
+          <w:rFonts w:cs="Times New Roman"/>
+          <w:szCs w:val="24"/>
+        </w:rPr>
+        <w:t>:</w:t>
       </w:r>
     </w:p>
     <w:p>
@@ -11848,7 +12456,7 @@
           <w:rFonts w:cs="Times New Roman"/>
           <w:szCs w:val="24"/>
         </w:rPr>
-        <w:t xml:space="preserve">User </w:t>
+        <w:t xml:space="preserve">LoginController </w:t>
       </w:r>
     </w:p>
     <w:p>
@@ -11869,7 +12477,7 @@
           <w:rFonts w:cs="Times New Roman"/>
           <w:szCs w:val="24"/>
         </w:rPr>
-        <w:t xml:space="preserve">Note </w:t>
+        <w:t xml:space="preserve">RegisterController </w:t>
       </w:r>
     </w:p>
     <w:p>
@@ -11890,7 +12498,7 @@
           <w:rFonts w:cs="Times New Roman"/>
           <w:szCs w:val="24"/>
         </w:rPr>
-        <w:t xml:space="preserve">Request </w:t>
+        <w:t xml:space="preserve">DashboardController </w:t>
       </w:r>
     </w:p>
     <w:p>
@@ -11911,7 +12519,7 @@
           <w:rFonts w:cs="Times New Roman"/>
           <w:szCs w:val="24"/>
         </w:rPr>
-        <w:t xml:space="preserve">Category </w:t>
+        <w:t xml:space="preserve">NotesController </w:t>
       </w:r>
     </w:p>
     <w:p>
@@ -11932,7 +12540,7 @@
           <w:rFonts w:cs="Times New Roman"/>
           <w:szCs w:val="24"/>
         </w:rPr>
-        <w:t xml:space="preserve">Comment </w:t>
+        <w:t xml:space="preserve">RequestController </w:t>
       </w:r>
     </w:p>
     <w:p>
@@ -11953,75 +12561,7 @@
           <w:rFonts w:cs="Times New Roman"/>
           <w:szCs w:val="24"/>
         </w:rPr>
-        <w:t xml:space="preserve">Admin </w:t>
-      </w:r>
-    </w:p>
-    <w:p>
-      <w:pPr>
-        <w:spacing w:line="360" w:lineRule="auto"/>
-        <w:rPr>
-          <w:rFonts w:cs="Times New Roman"/>
-          <w:szCs w:val="24"/>
-        </w:rPr>
-      </w:pPr>
-      <w:r>
-        <w:rPr>
-          <w:rFonts w:cs="Times New Roman"/>
-          <w:szCs w:val="24"/>
-        </w:rPr>
-        <w:t>These classes encapsulate application data and communicate with DAO classes.</w:t>
-      </w:r>
-    </w:p>
-    <w:p>
-      <w:pPr>
-        <w:spacing w:line="360" w:lineRule="auto"/>
-        <w:rPr>
-          <w:rFonts w:cs="Times New Roman"/>
-          <w:b/>
-          <w:bCs/>
-          <w:szCs w:val="24"/>
-        </w:rPr>
-      </w:pPr>
-      <w:r>
-        <w:rPr>
-          <w:rFonts w:cs="Times New Roman"/>
-          <w:b/>
-          <w:bCs/>
-          <w:szCs w:val="24"/>
-        </w:rPr>
-        <w:t>View Layer</w:t>
-      </w:r>
-    </w:p>
-    <w:p>
-      <w:pPr>
-        <w:spacing w:line="360" w:lineRule="auto"/>
-        <w:rPr>
-          <w:rFonts w:cs="Times New Roman"/>
-          <w:szCs w:val="24"/>
-        </w:rPr>
-      </w:pPr>
-      <w:r>
-        <w:rPr>
-          <w:rFonts w:cs="Times New Roman"/>
-          <w:szCs w:val="24"/>
-        </w:rPr>
-        <w:t>The View layer is implemented using JavaFX FXML files.</w:t>
-      </w:r>
-    </w:p>
-    <w:p>
-      <w:pPr>
-        <w:spacing w:line="360" w:lineRule="auto"/>
-        <w:rPr>
-          <w:rFonts w:cs="Times New Roman"/>
-          <w:szCs w:val="24"/>
-        </w:rPr>
-      </w:pPr>
-      <w:r>
-        <w:rPr>
-          <w:rFonts w:cs="Times New Roman"/>
-          <w:szCs w:val="24"/>
-        </w:rPr>
-        <w:t>Major interfaces include</w:t>
+        <w:t xml:space="preserve">AdminController </w:t>
       </w:r>
     </w:p>
     <w:p>
@@ -12029,419 +12569,7 @@
         <w:pStyle w:val="ListParagraph"/>
         <w:numPr>
           <w:ilvl w:val="0"/>
-          <w:numId w:val="23"/>
-        </w:numPr>
-        <w:spacing w:line="360" w:lineRule="auto"/>
-        <w:rPr>
-          <w:rFonts w:cs="Times New Roman"/>
-          <w:szCs w:val="24"/>
-        </w:rPr>
-      </w:pPr>
-      <w:r>
-        <w:rPr>
-          <w:rFonts w:cs="Times New Roman"/>
-          <w:szCs w:val="24"/>
-        </w:rPr>
-        <w:t xml:space="preserve">Login Screen </w:t>
-      </w:r>
-    </w:p>
-    <w:p>
-      <w:pPr>
-        <w:pStyle w:val="ListParagraph"/>
-        <w:numPr>
-          <w:ilvl w:val="0"/>
-          <w:numId w:val="23"/>
-        </w:numPr>
-        <w:spacing w:line="360" w:lineRule="auto"/>
-        <w:rPr>
-          <w:rFonts w:cs="Times New Roman"/>
-          <w:szCs w:val="24"/>
-        </w:rPr>
-      </w:pPr>
-      <w:r>
-        <w:rPr>
-          <w:rFonts w:cs="Times New Roman"/>
-          <w:szCs w:val="24"/>
-        </w:rPr>
-        <w:t xml:space="preserve">Registration Screen </w:t>
-      </w:r>
-    </w:p>
-    <w:p>
-      <w:pPr>
-        <w:pStyle w:val="ListParagraph"/>
-        <w:numPr>
-          <w:ilvl w:val="0"/>
-          <w:numId w:val="23"/>
-        </w:numPr>
-        <w:spacing w:line="360" w:lineRule="auto"/>
-        <w:rPr>
-          <w:rFonts w:cs="Times New Roman"/>
-          <w:szCs w:val="24"/>
-        </w:rPr>
-      </w:pPr>
-      <w:r>
-        <w:rPr>
-          <w:rFonts w:cs="Times New Roman"/>
-          <w:szCs w:val="24"/>
-        </w:rPr>
-        <w:t xml:space="preserve">Dashboard </w:t>
-      </w:r>
-    </w:p>
-    <w:p>
-      <w:pPr>
-        <w:pStyle w:val="ListParagraph"/>
-        <w:numPr>
-          <w:ilvl w:val="0"/>
-          <w:numId w:val="23"/>
-        </w:numPr>
-        <w:spacing w:line="360" w:lineRule="auto"/>
-        <w:rPr>
-          <w:rFonts w:cs="Times New Roman"/>
-          <w:szCs w:val="24"/>
-        </w:rPr>
-      </w:pPr>
-      <w:r>
-        <w:rPr>
-          <w:rFonts w:cs="Times New Roman"/>
-          <w:szCs w:val="24"/>
-        </w:rPr>
-        <w:t xml:space="preserve">Upload Notes </w:t>
-      </w:r>
-    </w:p>
-    <w:p>
-      <w:pPr>
-        <w:pStyle w:val="ListParagraph"/>
-        <w:numPr>
-          <w:ilvl w:val="0"/>
-          <w:numId w:val="23"/>
-        </w:numPr>
-        <w:spacing w:line="360" w:lineRule="auto"/>
-        <w:rPr>
-          <w:rFonts w:cs="Times New Roman"/>
-          <w:szCs w:val="24"/>
-        </w:rPr>
-      </w:pPr>
-      <w:r>
-        <w:rPr>
-          <w:rFonts w:cs="Times New Roman"/>
-          <w:szCs w:val="24"/>
-        </w:rPr>
-        <w:lastRenderedPageBreak/>
-        <w:t xml:space="preserve">Notes Viewer </w:t>
-      </w:r>
-    </w:p>
-    <w:p>
-      <w:pPr>
-        <w:pStyle w:val="ListParagraph"/>
-        <w:numPr>
-          <w:ilvl w:val="0"/>
-          <w:numId w:val="23"/>
-        </w:numPr>
-        <w:spacing w:line="360" w:lineRule="auto"/>
-        <w:rPr>
-          <w:rFonts w:cs="Times New Roman"/>
-          <w:szCs w:val="24"/>
-        </w:rPr>
-      </w:pPr>
-      <w:r>
-        <w:rPr>
-          <w:rFonts w:cs="Times New Roman"/>
-          <w:szCs w:val="24"/>
-        </w:rPr>
-        <w:t xml:space="preserve">Request Board </w:t>
-      </w:r>
-    </w:p>
-    <w:p>
-      <w:pPr>
-        <w:pStyle w:val="ListParagraph"/>
-        <w:numPr>
-          <w:ilvl w:val="0"/>
-          <w:numId w:val="23"/>
-        </w:numPr>
-        <w:spacing w:line="360" w:lineRule="auto"/>
-        <w:rPr>
-          <w:rFonts w:cs="Times New Roman"/>
-          <w:szCs w:val="24"/>
-        </w:rPr>
-      </w:pPr>
-      <w:r>
-        <w:rPr>
-          <w:rFonts w:cs="Times New Roman"/>
-          <w:szCs w:val="24"/>
-        </w:rPr>
-        <w:t xml:space="preserve">User Profile </w:t>
-      </w:r>
-    </w:p>
-    <w:p>
-      <w:pPr>
-        <w:pStyle w:val="ListParagraph"/>
-        <w:numPr>
-          <w:ilvl w:val="0"/>
-          <w:numId w:val="23"/>
-        </w:numPr>
-        <w:spacing w:line="360" w:lineRule="auto"/>
-        <w:rPr>
-          <w:rFonts w:cs="Times New Roman"/>
-          <w:szCs w:val="24"/>
-        </w:rPr>
-      </w:pPr>
-      <w:r>
-        <w:rPr>
-          <w:rFonts w:cs="Times New Roman"/>
-          <w:szCs w:val="24"/>
-        </w:rPr>
-        <w:t xml:space="preserve">Admin Dashboard </w:t>
-      </w:r>
-    </w:p>
-    <w:p>
-      <w:pPr>
-        <w:pStyle w:val="ListParagraph"/>
-        <w:numPr>
-          <w:ilvl w:val="0"/>
-          <w:numId w:val="23"/>
-        </w:numPr>
-        <w:spacing w:line="360" w:lineRule="auto"/>
-        <w:rPr>
-          <w:rFonts w:cs="Times New Roman"/>
-          <w:szCs w:val="24"/>
-        </w:rPr>
-      </w:pPr>
-      <w:r>
-        <w:rPr>
-          <w:rFonts w:cs="Times New Roman"/>
-          <w:szCs w:val="24"/>
-        </w:rPr>
-        <w:t xml:space="preserve">Category Management </w:t>
-      </w:r>
-    </w:p>
-    <w:p>
-      <w:pPr>
-        <w:pStyle w:val="ListParagraph"/>
-        <w:numPr>
-          <w:ilvl w:val="0"/>
-          <w:numId w:val="23"/>
-        </w:numPr>
-        <w:spacing w:line="360" w:lineRule="auto"/>
-        <w:rPr>
-          <w:rFonts w:cs="Times New Roman"/>
-          <w:szCs w:val="24"/>
-        </w:rPr>
-      </w:pPr>
-      <w:r>
-        <w:rPr>
-          <w:rFonts w:cs="Times New Roman"/>
-          <w:szCs w:val="24"/>
-        </w:rPr>
-        <w:t xml:space="preserve">Notification Panel </w:t>
-      </w:r>
-    </w:p>
-    <w:p>
-      <w:pPr>
-        <w:spacing w:line="360" w:lineRule="auto"/>
-        <w:rPr>
-          <w:rFonts w:cs="Times New Roman"/>
-          <w:szCs w:val="24"/>
-        </w:rPr>
-      </w:pPr>
-      <w:r>
-        <w:rPr>
-          <w:rFonts w:cs="Times New Roman"/>
-          <w:szCs w:val="24"/>
-        </w:rPr>
-        <w:t>The interface was designed to be simple, responsive, and user-friendly.</w:t>
-      </w:r>
-    </w:p>
-    <w:p>
-      <w:pPr>
-        <w:spacing w:line="360" w:lineRule="auto"/>
-        <w:rPr>
-          <w:rFonts w:cs="Times New Roman"/>
-          <w:b/>
-          <w:bCs/>
-          <w:szCs w:val="24"/>
-        </w:rPr>
-      </w:pPr>
-      <w:r>
-        <w:rPr>
-          <w:rFonts w:cs="Times New Roman"/>
-          <w:b/>
-          <w:bCs/>
-          <w:szCs w:val="24"/>
-        </w:rPr>
-        <w:t>Controller Layer</w:t>
-      </w:r>
-    </w:p>
-    <w:p>
-      <w:pPr>
-        <w:spacing w:line="360" w:lineRule="auto"/>
-        <w:rPr>
-          <w:rFonts w:cs="Times New Roman"/>
-          <w:szCs w:val="24"/>
-        </w:rPr>
-      </w:pPr>
-      <w:r>
-        <w:rPr>
-          <w:rFonts w:cs="Times New Roman"/>
-          <w:szCs w:val="24"/>
-        </w:rPr>
-        <w:t>The Controller layer handles all business operations.</w:t>
-      </w:r>
-    </w:p>
-    <w:p>
-      <w:pPr>
-        <w:spacing w:line="360" w:lineRule="auto"/>
-        <w:rPr>
-          <w:rFonts w:cs="Times New Roman"/>
-          <w:szCs w:val="24"/>
-        </w:rPr>
-      </w:pPr>
-      <w:r>
-        <w:rPr>
-          <w:rFonts w:cs="Times New Roman"/>
-          <w:szCs w:val="24"/>
-        </w:rPr>
-        <w:t>Examples include</w:t>
-      </w:r>
-      <w:r>
-        <w:rPr>
-          <w:rFonts w:cs="Times New Roman"/>
-          <w:szCs w:val="24"/>
-        </w:rPr>
-        <w:t>:</w:t>
-      </w:r>
-    </w:p>
-    <w:p>
-      <w:pPr>
-        <w:pStyle w:val="ListParagraph"/>
-        <w:numPr>
-          <w:ilvl w:val="0"/>
-          <w:numId w:val="24"/>
-        </w:numPr>
-        <w:spacing w:line="360" w:lineRule="auto"/>
-        <w:rPr>
-          <w:rFonts w:cs="Times New Roman"/>
-          <w:szCs w:val="24"/>
-        </w:rPr>
-      </w:pPr>
-      <w:r>
-        <w:rPr>
-          <w:rFonts w:cs="Times New Roman"/>
-          <w:szCs w:val="24"/>
-        </w:rPr>
-        <w:t xml:space="preserve">LoginController </w:t>
-      </w:r>
-    </w:p>
-    <w:p>
-      <w:pPr>
-        <w:pStyle w:val="ListParagraph"/>
-        <w:numPr>
-          <w:ilvl w:val="0"/>
-          <w:numId w:val="24"/>
-        </w:numPr>
-        <w:spacing w:line="360" w:lineRule="auto"/>
-        <w:rPr>
-          <w:rFonts w:cs="Times New Roman"/>
-          <w:szCs w:val="24"/>
-        </w:rPr>
-      </w:pPr>
-      <w:r>
-        <w:rPr>
-          <w:rFonts w:cs="Times New Roman"/>
-          <w:szCs w:val="24"/>
-        </w:rPr>
-        <w:t xml:space="preserve">RegisterController </w:t>
-      </w:r>
-    </w:p>
-    <w:p>
-      <w:pPr>
-        <w:pStyle w:val="ListParagraph"/>
-        <w:numPr>
-          <w:ilvl w:val="0"/>
-          <w:numId w:val="24"/>
-        </w:numPr>
-        <w:spacing w:line="360" w:lineRule="auto"/>
-        <w:rPr>
-          <w:rFonts w:cs="Times New Roman"/>
-          <w:szCs w:val="24"/>
-        </w:rPr>
-      </w:pPr>
-      <w:r>
-        <w:rPr>
-          <w:rFonts w:cs="Times New Roman"/>
-          <w:szCs w:val="24"/>
-        </w:rPr>
-        <w:t xml:space="preserve">DashboardController </w:t>
-      </w:r>
-    </w:p>
-    <w:p>
-      <w:pPr>
-        <w:pStyle w:val="ListParagraph"/>
-        <w:numPr>
-          <w:ilvl w:val="0"/>
-          <w:numId w:val="24"/>
-        </w:numPr>
-        <w:spacing w:line="360" w:lineRule="auto"/>
-        <w:rPr>
-          <w:rFonts w:cs="Times New Roman"/>
-          <w:szCs w:val="24"/>
-        </w:rPr>
-      </w:pPr>
-      <w:r>
-        <w:rPr>
-          <w:rFonts w:cs="Times New Roman"/>
-          <w:szCs w:val="24"/>
-        </w:rPr>
-        <w:t xml:space="preserve">NotesController </w:t>
-      </w:r>
-    </w:p>
-    <w:p>
-      <w:pPr>
-        <w:pStyle w:val="ListParagraph"/>
-        <w:numPr>
-          <w:ilvl w:val="0"/>
-          <w:numId w:val="24"/>
-        </w:numPr>
-        <w:spacing w:line="360" w:lineRule="auto"/>
-        <w:rPr>
-          <w:rFonts w:cs="Times New Roman"/>
-          <w:szCs w:val="24"/>
-        </w:rPr>
-      </w:pPr>
-      <w:r>
-        <w:rPr>
-          <w:rFonts w:cs="Times New Roman"/>
-          <w:szCs w:val="24"/>
-        </w:rPr>
-        <w:t xml:space="preserve">RequestController </w:t>
-      </w:r>
-    </w:p>
-    <w:p>
-      <w:pPr>
-        <w:pStyle w:val="ListParagraph"/>
-        <w:numPr>
-          <w:ilvl w:val="0"/>
-          <w:numId w:val="24"/>
-        </w:numPr>
-        <w:spacing w:line="360" w:lineRule="auto"/>
-        <w:rPr>
-          <w:rFonts w:cs="Times New Roman"/>
-          <w:szCs w:val="24"/>
-        </w:rPr>
-      </w:pPr>
-      <w:r>
-        <w:rPr>
-          <w:rFonts w:cs="Times New Roman"/>
-          <w:szCs w:val="24"/>
-        </w:rPr>
-        <w:t xml:space="preserve">AdminController </w:t>
-      </w:r>
-    </w:p>
-    <w:p>
-      <w:pPr>
-        <w:pStyle w:val="ListParagraph"/>
-        <w:numPr>
-          <w:ilvl w:val="0"/>
-          <w:numId w:val="24"/>
+          <w:numId w:val="22"/>
         </w:numPr>
         <w:spacing w:line="360" w:lineRule="auto"/>
         <w:rPr>
@@ -12821,7 +12949,6 @@
                 <w:rFonts w:cs="Times New Roman"/>
                 <w:szCs w:val="24"/>
               </w:rPr>
-              <w:lastRenderedPageBreak/>
               <w:t>Password</w:t>
             </w:r>
           </w:p>
@@ -14200,11 +14327,128 @@
       <w:pPr>
         <w:numPr>
           <w:ilvl w:val="0"/>
-          <w:numId w:val="25"/>
+          <w:numId w:val="23"/>
         </w:numPr>
       </w:pPr>
       <w:r>
         <w:t xml:space="preserve">Simple navigation </w:t>
+      </w:r>
+    </w:p>
+    <w:p>
+      <w:pPr>
+        <w:numPr>
+          <w:ilvl w:val="0"/>
+          <w:numId w:val="23"/>
+        </w:numPr>
+      </w:pPr>
+      <w:r>
+        <w:t xml:space="preserve">Consistent layouts </w:t>
+      </w:r>
+    </w:p>
+    <w:p>
+      <w:pPr>
+        <w:numPr>
+          <w:ilvl w:val="0"/>
+          <w:numId w:val="23"/>
+        </w:numPr>
+      </w:pPr>
+      <w:r>
+        <w:t xml:space="preserve">Fast accessibility </w:t>
+      </w:r>
+    </w:p>
+    <w:p>
+      <w:pPr>
+        <w:numPr>
+          <w:ilvl w:val="0"/>
+          <w:numId w:val="23"/>
+        </w:numPr>
+      </w:pPr>
+      <w:r>
+        <w:t xml:space="preserve">Responsive JavaFX interface </w:t>
+      </w:r>
+    </w:p>
+    <w:p>
+      <w:pPr>
+        <w:rPr>
+          <w:b/>
+          <w:bCs/>
+        </w:rPr>
+      </w:pPr>
+      <w:r>
+        <w:rPr>
+          <w:b/>
+          <w:bCs/>
+        </w:rPr>
+        <w:t>Login Screen</w:t>
+      </w:r>
+    </w:p>
+    <w:p>
+      <w:r>
+        <w:t>The login page allows users to</w:t>
+      </w:r>
+    </w:p>
+    <w:p>
+      <w:pPr>
+        <w:numPr>
+          <w:ilvl w:val="0"/>
+          <w:numId w:val="24"/>
+        </w:numPr>
+      </w:pPr>
+      <w:r>
+        <w:t xml:space="preserve">Enter email </w:t>
+      </w:r>
+    </w:p>
+    <w:p>
+      <w:pPr>
+        <w:numPr>
+          <w:ilvl w:val="0"/>
+          <w:numId w:val="24"/>
+        </w:numPr>
+      </w:pPr>
+      <w:r>
+        <w:t xml:space="preserve">Enter password </w:t>
+      </w:r>
+    </w:p>
+    <w:p>
+      <w:pPr>
+        <w:numPr>
+          <w:ilvl w:val="0"/>
+          <w:numId w:val="24"/>
+        </w:numPr>
+      </w:pPr>
+      <w:r>
+        <w:t xml:space="preserve">Login </w:t>
+      </w:r>
+    </w:p>
+    <w:p>
+      <w:pPr>
+        <w:numPr>
+          <w:ilvl w:val="0"/>
+          <w:numId w:val="24"/>
+        </w:numPr>
+      </w:pPr>
+      <w:r>
+        <w:t xml:space="preserve">Navigate to registration </w:t>
+      </w:r>
+    </w:p>
+    <w:p>
+      <w:pPr>
+        <w:rPr>
+          <w:b/>
+          <w:bCs/>
+        </w:rPr>
+      </w:pPr>
+      <w:r>
+        <w:rPr>
+          <w:b/>
+          <w:bCs/>
+        </w:rPr>
+        <w:t>Dashboard</w:t>
+      </w:r>
+    </w:p>
+    <w:p>
+      <w:r>
+        <w:t>The dashboard displays</w:t>
       </w:r>
     </w:p>
     <w:p>
@@ -14215,8 +14459,10 @@
         </w:numPr>
       </w:pPr>
       <w:r>
-        <w:t xml:space="preserve">Consistent layouts </w:t>
-      </w:r>
+        <w:t xml:space="preserve">Welcome message </w:t>
+      </w:r>
+      <w:bookmarkStart w:id="49" w:name="_GoBack"/>
+      <w:bookmarkEnd w:id="49"/>
     </w:p>
     <w:p>
       <w:pPr>
@@ -14226,7 +14472,8 @@
         </w:numPr>
       </w:pPr>
       <w:r>
-        <w:t xml:space="preserve">Fast accessibility </w:t>
+        <w:lastRenderedPageBreak/>
+        <w:t xml:space="preserve">Search bar </w:t>
       </w:r>
     </w:p>
     <w:p>
@@ -14237,7 +14484,29 @@
         </w:numPr>
       </w:pPr>
       <w:r>
-        <w:t xml:space="preserve">Responsive JavaFX interface </w:t>
+        <w:t xml:space="preserve">Latest resources </w:t>
+      </w:r>
+    </w:p>
+    <w:p>
+      <w:pPr>
+        <w:numPr>
+          <w:ilvl w:val="0"/>
+          <w:numId w:val="25"/>
+        </w:numPr>
+      </w:pPr>
+      <w:r>
+        <w:t xml:space="preserve">Categories </w:t>
+      </w:r>
+    </w:p>
+    <w:p>
+      <w:pPr>
+        <w:numPr>
+          <w:ilvl w:val="0"/>
+          <w:numId w:val="25"/>
+        </w:numPr>
+      </w:pPr>
+      <w:r>
+        <w:t xml:space="preserve">Navigation menu </w:t>
       </w:r>
     </w:p>
     <w:p>
@@ -14252,12 +14521,12 @@
           <w:b/>
           <w:bCs/>
         </w:rPr>
-        <w:t>Login Screen</w:t>
-      </w:r>
-    </w:p>
-    <w:p>
-      <w:r>
-        <w:t>The login page allows users to</w:t>
+        <w:t>Upload Notes Screen</w:t>
+      </w:r>
+    </w:p>
+    <w:p>
+      <w:r>
+        <w:t>Allows students to</w:t>
       </w:r>
     </w:p>
     <w:p>
@@ -14268,7 +14537,7 @@
         </w:numPr>
       </w:pPr>
       <w:r>
-        <w:t xml:space="preserve">Enter email </w:t>
+        <w:t xml:space="preserve">Select file </w:t>
       </w:r>
     </w:p>
     <w:p>
@@ -14279,7 +14548,7 @@
         </w:numPr>
       </w:pPr>
       <w:r>
-        <w:t xml:space="preserve">Enter password </w:t>
+        <w:t xml:space="preserve">Enter title </w:t>
       </w:r>
     </w:p>
     <w:p>
@@ -14290,7 +14559,7 @@
         </w:numPr>
       </w:pPr>
       <w:r>
-        <w:t xml:space="preserve">Login </w:t>
+        <w:t xml:space="preserve">Select subject </w:t>
       </w:r>
     </w:p>
     <w:p>
@@ -14301,7 +14570,18 @@
         </w:numPr>
       </w:pPr>
       <w:r>
-        <w:t xml:space="preserve">Navigate to registration </w:t>
+        <w:t xml:space="preserve">Select category </w:t>
+      </w:r>
+    </w:p>
+    <w:p>
+      <w:pPr>
+        <w:numPr>
+          <w:ilvl w:val="0"/>
+          <w:numId w:val="26"/>
+        </w:numPr>
+      </w:pPr>
+      <w:r>
+        <w:t xml:space="preserve">Upload </w:t>
       </w:r>
     </w:p>
     <w:p>
@@ -14316,12 +14596,12 @@
           <w:b/>
           <w:bCs/>
         </w:rPr>
-        <w:t>Dashboard</w:t>
-      </w:r>
-    </w:p>
-    <w:p>
-      <w:r>
-        <w:t>The dashboard displays</w:t>
+        <w:t>Request Board</w:t>
+      </w:r>
+    </w:p>
+    <w:p>
+      <w:r>
+        <w:t>Allows users to</w:t>
       </w:r>
     </w:p>
     <w:p>
@@ -14332,7 +14612,7 @@
         </w:numPr>
       </w:pPr>
       <w:r>
-        <w:t xml:space="preserve">Welcome message </w:t>
+        <w:t xml:space="preserve">Post requests </w:t>
       </w:r>
     </w:p>
     <w:p>
@@ -14343,8 +14623,7 @@
         </w:numPr>
       </w:pPr>
       <w:r>
-        <w:lastRenderedPageBreak/>
-        <w:t xml:space="preserve">Search bar </w:t>
+        <w:t xml:space="preserve">Browse requests </w:t>
       </w:r>
     </w:p>
     <w:p>
@@ -14355,7 +14634,7 @@
         </w:numPr>
       </w:pPr>
       <w:r>
-        <w:t xml:space="preserve">Latest resources </w:t>
+        <w:t xml:space="preserve">Update status </w:t>
       </w:r>
     </w:p>
     <w:p>
@@ -14366,18 +14645,7 @@
         </w:numPr>
       </w:pPr>
       <w:r>
-        <w:t xml:space="preserve">Categories </w:t>
-      </w:r>
-    </w:p>
-    <w:p>
-      <w:pPr>
-        <w:numPr>
-          <w:ilvl w:val="0"/>
-          <w:numId w:val="27"/>
-        </w:numPr>
-      </w:pPr>
-      <w:r>
-        <w:t xml:space="preserve">Navigation menu </w:t>
+        <w:t xml:space="preserve">View fulfilled requests </w:t>
       </w:r>
     </w:p>
     <w:p>
@@ -14392,12 +14660,12 @@
           <w:b/>
           <w:bCs/>
         </w:rPr>
-        <w:t>Upload Notes Screen</w:t>
-      </w:r>
-    </w:p>
-    <w:p>
-      <w:r>
-        <w:t>Allows students to</w:t>
+        <w:t>Admin Dashboard</w:t>
+      </w:r>
+    </w:p>
+    <w:p>
+      <w:r>
+        <w:t>Admin can</w:t>
       </w:r>
     </w:p>
     <w:p>
@@ -14408,7 +14676,7 @@
         </w:numPr>
       </w:pPr>
       <w:r>
-        <w:t xml:space="preserve">Select file </w:t>
+        <w:t xml:space="preserve">Manage users </w:t>
       </w:r>
     </w:p>
     <w:p>
@@ -14419,7 +14687,7 @@
         </w:numPr>
       </w:pPr>
       <w:r>
-        <w:t xml:space="preserve">Enter title </w:t>
+        <w:t xml:space="preserve">Manage notes </w:t>
       </w:r>
     </w:p>
     <w:p>
@@ -14430,7 +14698,7 @@
         </w:numPr>
       </w:pPr>
       <w:r>
-        <w:t xml:space="preserve">Select subject </w:t>
+        <w:t xml:space="preserve">Manage categories </w:t>
       </w:r>
     </w:p>
     <w:p>
@@ -14441,7 +14709,7 @@
         </w:numPr>
       </w:pPr>
       <w:r>
-        <w:t xml:space="preserve">Select category </w:t>
+        <w:t xml:space="preserve">View reports </w:t>
       </w:r>
     </w:p>
     <w:p>
@@ -14452,145 +14720,6 @@
         </w:numPr>
       </w:pPr>
       <w:r>
-        <w:t xml:space="preserve">Upload </w:t>
-      </w:r>
-    </w:p>
-    <w:p>
-      <w:pPr>
-        <w:rPr>
-          <w:b/>
-          <w:bCs/>
-        </w:rPr>
-      </w:pPr>
-      <w:r>
-        <w:rPr>
-          <w:b/>
-          <w:bCs/>
-        </w:rPr>
-        <w:t>Request Board</w:t>
-      </w:r>
-    </w:p>
-    <w:p>
-      <w:r>
-        <w:t>Allows users to</w:t>
-      </w:r>
-    </w:p>
-    <w:p>
-      <w:pPr>
-        <w:numPr>
-          <w:ilvl w:val="0"/>
-          <w:numId w:val="29"/>
-        </w:numPr>
-      </w:pPr>
-      <w:r>
-        <w:t xml:space="preserve">Post requests </w:t>
-      </w:r>
-    </w:p>
-    <w:p>
-      <w:pPr>
-        <w:numPr>
-          <w:ilvl w:val="0"/>
-          <w:numId w:val="29"/>
-        </w:numPr>
-      </w:pPr>
-      <w:r>
-        <w:t xml:space="preserve">Browse requests </w:t>
-      </w:r>
-    </w:p>
-    <w:p>
-      <w:pPr>
-        <w:numPr>
-          <w:ilvl w:val="0"/>
-          <w:numId w:val="29"/>
-        </w:numPr>
-      </w:pPr>
-      <w:r>
-        <w:t xml:space="preserve">Update status </w:t>
-      </w:r>
-    </w:p>
-    <w:p>
-      <w:pPr>
-        <w:numPr>
-          <w:ilvl w:val="0"/>
-          <w:numId w:val="29"/>
-        </w:numPr>
-      </w:pPr>
-      <w:r>
-        <w:t xml:space="preserve">View fulfilled requests </w:t>
-      </w:r>
-    </w:p>
-    <w:p>
-      <w:pPr>
-        <w:rPr>
-          <w:b/>
-          <w:bCs/>
-        </w:rPr>
-      </w:pPr>
-      <w:r>
-        <w:rPr>
-          <w:b/>
-          <w:bCs/>
-        </w:rPr>
-        <w:t>Admin Dashboard</w:t>
-      </w:r>
-    </w:p>
-    <w:p>
-      <w:r>
-        <w:t>Admin can</w:t>
-      </w:r>
-    </w:p>
-    <w:p>
-      <w:pPr>
-        <w:numPr>
-          <w:ilvl w:val="0"/>
-          <w:numId w:val="30"/>
-        </w:numPr>
-      </w:pPr>
-      <w:r>
-        <w:t xml:space="preserve">Manage users </w:t>
-      </w:r>
-    </w:p>
-    <w:p>
-      <w:pPr>
-        <w:numPr>
-          <w:ilvl w:val="0"/>
-          <w:numId w:val="30"/>
-        </w:numPr>
-      </w:pPr>
-      <w:r>
-        <w:t xml:space="preserve">Manage notes </w:t>
-      </w:r>
-    </w:p>
-    <w:p>
-      <w:pPr>
-        <w:numPr>
-          <w:ilvl w:val="0"/>
-          <w:numId w:val="30"/>
-        </w:numPr>
-      </w:pPr>
-      <w:r>
-        <w:t xml:space="preserve">Manage categories </w:t>
-      </w:r>
-    </w:p>
-    <w:p>
-      <w:pPr>
-        <w:numPr>
-          <w:ilvl w:val="0"/>
-          <w:numId w:val="30"/>
-        </w:numPr>
-      </w:pPr>
-      <w:r>
-        <w:t xml:space="preserve">View reports </w:t>
-      </w:r>
-    </w:p>
-    <w:p>
-      <w:pPr>
-        <w:numPr>
-          <w:ilvl w:val="0"/>
-          <w:numId w:val="30"/>
-        </w:numPr>
-      </w:pPr>
-      <w:r>
         <w:t>Remove inappropriate resources</w:t>
       </w:r>
     </w:p>
@@ -14673,7 +14802,7 @@
           <w:rFonts w:cs="Times New Roman"/>
         </w:rPr>
       </w:pPr>
-      <w:bookmarkStart w:id="49" w:name="_Toc233811485"/>
+      <w:bookmarkStart w:id="50" w:name="_Toc233811485"/>
       <w:r>
         <w:rPr>
           <w:rFonts w:cs="Times New Roman"/>
@@ -15204,12 +15333,273 @@
         <w:pStyle w:val="ListParagraph"/>
         <w:numPr>
           <w:ilvl w:val="0"/>
-          <w:numId w:val="31"/>
+          <w:numId w:val="29"/>
         </w:numPr>
         <w:spacing w:line="360" w:lineRule="auto"/>
       </w:pPr>
       <w:r>
         <w:t>Controller</w:t>
+      </w:r>
+    </w:p>
+    <w:p>
+      <w:pPr>
+        <w:pStyle w:val="ListParagraph"/>
+        <w:numPr>
+          <w:ilvl w:val="0"/>
+          <w:numId w:val="29"/>
+        </w:numPr>
+        <w:spacing w:line="360" w:lineRule="auto"/>
+      </w:pPr>
+      <w:r>
+        <w:t>Dao</w:t>
+      </w:r>
+    </w:p>
+    <w:p>
+      <w:pPr>
+        <w:pStyle w:val="ListParagraph"/>
+        <w:numPr>
+          <w:ilvl w:val="0"/>
+          <w:numId w:val="29"/>
+        </w:numPr>
+        <w:spacing w:line="360" w:lineRule="auto"/>
+      </w:pPr>
+      <w:r>
+        <w:t>Model</w:t>
+      </w:r>
+    </w:p>
+    <w:p>
+      <w:pPr>
+        <w:pStyle w:val="ListParagraph"/>
+        <w:numPr>
+          <w:ilvl w:val="0"/>
+          <w:numId w:val="29"/>
+        </w:numPr>
+        <w:spacing w:line="360" w:lineRule="auto"/>
+      </w:pPr>
+      <w:r>
+        <w:t>Service</w:t>
+      </w:r>
+    </w:p>
+    <w:p>
+      <w:pPr>
+        <w:pStyle w:val="ListParagraph"/>
+        <w:numPr>
+          <w:ilvl w:val="0"/>
+          <w:numId w:val="29"/>
+        </w:numPr>
+        <w:spacing w:line="360" w:lineRule="auto"/>
+      </w:pPr>
+      <w:r>
+        <w:t>Util</w:t>
+      </w:r>
+    </w:p>
+    <w:p>
+      <w:pPr>
+        <w:pStyle w:val="ListParagraph"/>
+        <w:numPr>
+          <w:ilvl w:val="0"/>
+          <w:numId w:val="29"/>
+        </w:numPr>
+        <w:spacing w:line="360" w:lineRule="auto"/>
+      </w:pPr>
+      <w:r>
+        <w:t>View resources</w:t>
+      </w:r>
+    </w:p>
+    <w:p>
+      <w:pPr>
+        <w:pStyle w:val="ListParagraph"/>
+        <w:numPr>
+          <w:ilvl w:val="0"/>
+          <w:numId w:val="29"/>
+        </w:numPr>
+        <w:spacing w:line="360" w:lineRule="auto"/>
+      </w:pPr>
+      <w:r>
+        <w:t>Database</w:t>
+      </w:r>
+    </w:p>
+    <w:p>
+      <w:r>
+        <w:t>Login Module Responsibilities</w:t>
+      </w:r>
+    </w:p>
+    <w:p>
+      <w:pPr>
+        <w:pStyle w:val="ListParagraph"/>
+        <w:numPr>
+          <w:ilvl w:val="0"/>
+          <w:numId w:val="30"/>
+        </w:numPr>
+        <w:spacing w:line="360" w:lineRule="auto"/>
+      </w:pPr>
+      <w:r>
+        <w:t>Validate user input</w:t>
+      </w:r>
+    </w:p>
+    <w:p>
+      <w:pPr>
+        <w:pStyle w:val="ListParagraph"/>
+        <w:numPr>
+          <w:ilvl w:val="0"/>
+          <w:numId w:val="30"/>
+        </w:numPr>
+        <w:spacing w:line="360" w:lineRule="auto"/>
+      </w:pPr>
+      <w:r>
+        <w:t>Authenticate credentials</w:t>
+      </w:r>
+    </w:p>
+    <w:p>
+      <w:pPr>
+        <w:pStyle w:val="ListParagraph"/>
+        <w:numPr>
+          <w:ilvl w:val="0"/>
+          <w:numId w:val="30"/>
+        </w:numPr>
+        <w:spacing w:line="360" w:lineRule="auto"/>
+      </w:pPr>
+      <w:r>
+        <w:t>Redirect based on role</w:t>
+      </w:r>
+    </w:p>
+    <w:p>
+      <w:r>
+        <w:t>Registration Module Functions</w:t>
+      </w:r>
+    </w:p>
+    <w:p>
+      <w:pPr>
+        <w:pStyle w:val="ListParagraph"/>
+        <w:numPr>
+          <w:ilvl w:val="0"/>
+          <w:numId w:val="30"/>
+        </w:numPr>
+        <w:spacing w:line="360" w:lineRule="auto"/>
+      </w:pPr>
+      <w:r>
+        <w:t xml:space="preserve">Validate email </w:t>
+      </w:r>
+    </w:p>
+    <w:p>
+      <w:pPr>
+        <w:pStyle w:val="ListParagraph"/>
+        <w:numPr>
+          <w:ilvl w:val="0"/>
+          <w:numId w:val="30"/>
+        </w:numPr>
+        <w:spacing w:line="360" w:lineRule="auto"/>
+      </w:pPr>
+      <w:r>
+        <w:lastRenderedPageBreak/>
+        <w:t xml:space="preserve">Check duplicate account </w:t>
+      </w:r>
+    </w:p>
+    <w:p>
+      <w:pPr>
+        <w:pStyle w:val="ListParagraph"/>
+        <w:numPr>
+          <w:ilvl w:val="0"/>
+          <w:numId w:val="30"/>
+        </w:numPr>
+        <w:spacing w:line="360" w:lineRule="auto"/>
+      </w:pPr>
+      <w:r>
+        <w:t xml:space="preserve">Save new user </w:t>
+      </w:r>
+    </w:p>
+    <w:p>
+      <w:pPr>
+        <w:pStyle w:val="ListParagraph"/>
+        <w:numPr>
+          <w:ilvl w:val="0"/>
+          <w:numId w:val="30"/>
+        </w:numPr>
+        <w:spacing w:line="360" w:lineRule="auto"/>
+      </w:pPr>
+      <w:r>
+        <w:t>Encrypt password (if implemented)</w:t>
+      </w:r>
+    </w:p>
+    <w:p>
+      <w:r>
+        <w:t>Upload Module allows users to</w:t>
+      </w:r>
+    </w:p>
+    <w:p>
+      <w:pPr>
+        <w:pStyle w:val="ListParagraph"/>
+        <w:numPr>
+          <w:ilvl w:val="0"/>
+          <w:numId w:val="30"/>
+        </w:numPr>
+        <w:spacing w:line="360" w:lineRule="auto"/>
+      </w:pPr>
+      <w:r>
+        <w:t xml:space="preserve">Browse files </w:t>
+      </w:r>
+    </w:p>
+    <w:p>
+      <w:pPr>
+        <w:pStyle w:val="ListParagraph"/>
+        <w:numPr>
+          <w:ilvl w:val="0"/>
+          <w:numId w:val="30"/>
+        </w:numPr>
+        <w:spacing w:line="360" w:lineRule="auto"/>
+      </w:pPr>
+      <w:r>
+        <w:t xml:space="preserve">Validate file </w:t>
+      </w:r>
+    </w:p>
+    <w:p>
+      <w:pPr>
+        <w:pStyle w:val="ListParagraph"/>
+        <w:numPr>
+          <w:ilvl w:val="0"/>
+          <w:numId w:val="30"/>
+        </w:numPr>
+        <w:spacing w:line="360" w:lineRule="auto"/>
+      </w:pPr>
+      <w:r>
+        <w:t xml:space="preserve">Upload </w:t>
+      </w:r>
+    </w:p>
+    <w:p>
+      <w:pPr>
+        <w:pStyle w:val="ListParagraph"/>
+        <w:numPr>
+          <w:ilvl w:val="0"/>
+          <w:numId w:val="30"/>
+        </w:numPr>
+        <w:spacing w:line="360" w:lineRule="auto"/>
+      </w:pPr>
+      <w:r>
+        <w:t xml:space="preserve">Store </w:t>
+      </w:r>
+      <w:r>
+        <w:t xml:space="preserve">data </w:t>
+      </w:r>
+    </w:p>
+    <w:p>
+      <w:pPr>
+        <w:pStyle w:val="ListParagraph"/>
+        <w:numPr>
+          <w:ilvl w:val="0"/>
+          <w:numId w:val="30"/>
+        </w:numPr>
+        <w:spacing w:line="360" w:lineRule="auto"/>
+      </w:pPr>
+      <w:r>
+        <w:t>Save file path</w:t>
+      </w:r>
+    </w:p>
+    <w:p>
+      <w:pPr>
+        <w:spacing w:line="360" w:lineRule="auto"/>
+      </w:pPr>
+      <w:r>
+        <w:t>Search Module implements</w:t>
       </w:r>
     </w:p>
     <w:p>
@@ -15222,7 +15612,7 @@
         <w:spacing w:line="360" w:lineRule="auto"/>
       </w:pPr>
       <w:r>
-        <w:t>Dao</w:t>
+        <w:t xml:space="preserve">Keyword searching </w:t>
       </w:r>
     </w:p>
     <w:p>
@@ -15230,12 +15620,12 @@
         <w:pStyle w:val="ListParagraph"/>
         <w:numPr>
           <w:ilvl w:val="0"/>
-          <w:numId w:val="31"/>
+          <w:numId w:val="30"/>
         </w:numPr>
         <w:spacing w:line="360" w:lineRule="auto"/>
       </w:pPr>
       <w:r>
-        <w:t>Model</w:t>
+        <w:t xml:space="preserve">Subject filtering </w:t>
       </w:r>
     </w:p>
     <w:p>
@@ -15243,12 +15633,20 @@
         <w:pStyle w:val="ListParagraph"/>
         <w:numPr>
           <w:ilvl w:val="0"/>
-          <w:numId w:val="31"/>
+          <w:numId w:val="30"/>
         </w:numPr>
         <w:spacing w:line="360" w:lineRule="auto"/>
       </w:pPr>
       <w:r>
-        <w:t>Service</w:t>
+        <w:t>Category filtering</w:t>
+      </w:r>
+    </w:p>
+    <w:p>
+      <w:pPr>
+        <w:spacing w:line="360" w:lineRule="auto"/>
+      </w:pPr>
+      <w:r>
+        <w:t>Request Board Module features</w:t>
       </w:r>
     </w:p>
     <w:p>
@@ -15256,12 +15654,12 @@
         <w:pStyle w:val="ListParagraph"/>
         <w:numPr>
           <w:ilvl w:val="0"/>
-          <w:numId w:val="31"/>
+          <w:numId w:val="30"/>
         </w:numPr>
         <w:spacing w:line="360" w:lineRule="auto"/>
       </w:pPr>
       <w:r>
-        <w:t>Util</w:t>
+        <w:t xml:space="preserve">Add Request </w:t>
       </w:r>
     </w:p>
     <w:p>
@@ -15269,12 +15667,12 @@
         <w:pStyle w:val="ListParagraph"/>
         <w:numPr>
           <w:ilvl w:val="0"/>
-          <w:numId w:val="31"/>
+          <w:numId w:val="30"/>
         </w:numPr>
         <w:spacing w:line="360" w:lineRule="auto"/>
       </w:pPr>
       <w:r>
-        <w:t>View resources</w:t>
+        <w:t xml:space="preserve">Edit Request </w:t>
       </w:r>
     </w:p>
     <w:p>
@@ -15282,354 +15680,284 @@
         <w:pStyle w:val="ListParagraph"/>
         <w:numPr>
           <w:ilvl w:val="0"/>
-          <w:numId w:val="31"/>
+          <w:numId w:val="30"/>
         </w:numPr>
         <w:spacing w:line="360" w:lineRule="auto"/>
       </w:pPr>
       <w:r>
-        <w:t>Database</w:t>
-      </w:r>
-    </w:p>
-    <w:p>
-      <w:r>
-        <w:t>Login Module Responsibilities</w:t>
+        <w:t xml:space="preserve">Delete Request </w:t>
       </w:r>
     </w:p>
     <w:p>
       <w:pPr>
         <w:pStyle w:val="ListParagraph"/>
+        <w:numPr>
+          <w:ilvl w:val="0"/>
+          <w:numId w:val="30"/>
+        </w:numPr>
+        <w:spacing w:line="360" w:lineRule="auto"/>
+      </w:pPr>
+      <w:r>
+        <w:t>Mark Completed</w:t>
+      </w:r>
+    </w:p>
+    <w:p>
+      <w:pPr>
+        <w:spacing w:line="360" w:lineRule="auto"/>
+      </w:pPr>
+      <w:r>
+        <w:t>Admin Module performs</w:t>
+      </w:r>
+    </w:p>
+    <w:p>
+      <w:pPr>
+        <w:pStyle w:val="ListParagraph"/>
+        <w:numPr>
+          <w:ilvl w:val="0"/>
+          <w:numId w:val="30"/>
+        </w:numPr>
+        <w:spacing w:line="360" w:lineRule="auto"/>
+      </w:pPr>
+      <w:r>
+        <w:t xml:space="preserve">User Management </w:t>
+      </w:r>
+    </w:p>
+    <w:p>
+      <w:pPr>
+        <w:pStyle w:val="ListParagraph"/>
+        <w:numPr>
+          <w:ilvl w:val="0"/>
+          <w:numId w:val="30"/>
+        </w:numPr>
+        <w:spacing w:line="360" w:lineRule="auto"/>
+      </w:pPr>
+      <w:r>
+        <w:t xml:space="preserve">Category Management </w:t>
+      </w:r>
+    </w:p>
+    <w:p>
+      <w:pPr>
+        <w:pStyle w:val="ListParagraph"/>
+        <w:numPr>
+          <w:ilvl w:val="0"/>
+          <w:numId w:val="30"/>
+        </w:numPr>
+        <w:spacing w:line="360" w:lineRule="auto"/>
+      </w:pPr>
+      <w:r>
+        <w:t xml:space="preserve">Resource Approval </w:t>
+      </w:r>
+    </w:p>
+    <w:p>
+      <w:pPr>
+        <w:pStyle w:val="ListParagraph"/>
+        <w:numPr>
+          <w:ilvl w:val="0"/>
+          <w:numId w:val="30"/>
+        </w:numPr>
+        <w:spacing w:line="360" w:lineRule="auto"/>
+      </w:pPr>
+      <w:r>
+        <w:t>Delete Resources</w:t>
+      </w:r>
+    </w:p>
+    <w:p>
+      <w:pPr>
+        <w:pStyle w:val="Heading3"/>
+        <w:spacing w:line="360" w:lineRule="auto"/>
+      </w:pPr>
+      <w:r>
+        <w:t>5.2.1 Code Efficiency</w:t>
+      </w:r>
+    </w:p>
+    <w:p>
+      <w:pPr>
+        <w:spacing w:line="360" w:lineRule="auto"/>
+      </w:pPr>
+      <w:r>
+        <w:t>The project follows good programming practices.</w:t>
+      </w:r>
+    </w:p>
+    <w:p>
+      <w:pPr>
+        <w:rPr>
+          <w:bCs/>
+        </w:rPr>
+      </w:pPr>
+      <w:r>
+        <w:rPr>
+          <w:bCs/>
+        </w:rPr>
+        <w:t>Techniques Used</w:t>
+      </w:r>
+    </w:p>
+    <w:p>
+      <w:pPr>
         <w:numPr>
           <w:ilvl w:val="0"/>
           <w:numId w:val="32"/>
         </w:numPr>
-        <w:spacing w:line="360" w:lineRule="auto"/>
-      </w:pPr>
-      <w:r>
-        <w:t>Validate user input</w:t>
-      </w:r>
-    </w:p>
-    <w:p>
-      <w:pPr>
-        <w:pStyle w:val="ListParagraph"/>
+      </w:pPr>
+      <w:r>
+        <w:t xml:space="preserve">MVC Architecture </w:t>
+      </w:r>
+    </w:p>
+    <w:p>
+      <w:pPr>
         <w:numPr>
           <w:ilvl w:val="0"/>
           <w:numId w:val="32"/>
         </w:numPr>
-        <w:spacing w:line="360" w:lineRule="auto"/>
-      </w:pPr>
-      <w:r>
-        <w:t>Authenticate credentials</w:t>
-      </w:r>
-    </w:p>
-    <w:p>
-      <w:pPr>
-        <w:pStyle w:val="ListParagraph"/>
+      </w:pPr>
+      <w:r>
+        <w:lastRenderedPageBreak/>
+        <w:t xml:space="preserve">Reusable DAO classes </w:t>
+      </w:r>
+    </w:p>
+    <w:p>
+      <w:pPr>
         <w:numPr>
           <w:ilvl w:val="0"/>
           <w:numId w:val="32"/>
         </w:numPr>
-        <w:spacing w:line="360" w:lineRule="auto"/>
-      </w:pPr>
-      <w:r>
-        <w:t>Redirect based on role</w:t>
-      </w:r>
-    </w:p>
-    <w:p>
-      <w:r>
-        <w:t>Registration Module Functions</w:t>
-      </w:r>
-    </w:p>
-    <w:p>
-      <w:pPr>
-        <w:pStyle w:val="ListParagraph"/>
+      </w:pPr>
+      <w:r>
+        <w:t xml:space="preserve">Prepared Statements </w:t>
+      </w:r>
+    </w:p>
+    <w:p>
+      <w:pPr>
         <w:numPr>
           <w:ilvl w:val="0"/>
           <w:numId w:val="32"/>
         </w:numPr>
-        <w:spacing w:line="360" w:lineRule="auto"/>
-      </w:pPr>
-      <w:r>
-        <w:t xml:space="preserve">Validate email </w:t>
-      </w:r>
-    </w:p>
-    <w:p>
-      <w:pPr>
-        <w:pStyle w:val="ListParagraph"/>
+      </w:pPr>
+      <w:r>
+        <w:t xml:space="preserve">Exception Handling </w:t>
+      </w:r>
+    </w:p>
+    <w:p>
+      <w:pPr>
         <w:numPr>
           <w:ilvl w:val="0"/>
           <w:numId w:val="32"/>
         </w:numPr>
-        <w:spacing w:line="360" w:lineRule="auto"/>
-      </w:pPr>
-      <w:r>
-        <w:lastRenderedPageBreak/>
-        <w:t xml:space="preserve">Check duplicate account </w:t>
-      </w:r>
-    </w:p>
-    <w:p>
-      <w:pPr>
-        <w:pStyle w:val="ListParagraph"/>
+      </w:pPr>
+      <w:r>
+        <w:t xml:space="preserve">Modular methods </w:t>
+      </w:r>
+    </w:p>
+    <w:p>
+      <w:pPr>
         <w:numPr>
           <w:ilvl w:val="0"/>
           <w:numId w:val="32"/>
         </w:numPr>
-        <w:spacing w:line="360" w:lineRule="auto"/>
-      </w:pPr>
-      <w:r>
-        <w:t xml:space="preserve">Save new user </w:t>
-      </w:r>
-    </w:p>
-    <w:p>
-      <w:pPr>
-        <w:pStyle w:val="ListParagraph"/>
+      </w:pPr>
+      <w:r>
+        <w:t xml:space="preserve">Connection reuse </w:t>
+      </w:r>
+    </w:p>
+    <w:p>
+      <w:pPr>
         <w:numPr>
           <w:ilvl w:val="0"/>
           <w:numId w:val="32"/>
         </w:numPr>
-        <w:spacing w:line="360" w:lineRule="auto"/>
-      </w:pPr>
-      <w:r>
-        <w:t>Encrypt password (if implemented)</w:t>
-      </w:r>
-    </w:p>
-    <w:p>
-      <w:r>
-        <w:t>Upload Module allows users to</w:t>
-      </w:r>
-    </w:p>
-    <w:p>
-      <w:pPr>
-        <w:pStyle w:val="ListParagraph"/>
+      </w:pPr>
+      <w:r>
+        <w:t xml:space="preserve">Input validation </w:t>
+      </w:r>
+    </w:p>
+    <w:p>
+      <w:pPr>
         <w:numPr>
           <w:ilvl w:val="0"/>
           <w:numId w:val="32"/>
         </w:numPr>
-        <w:spacing w:line="360" w:lineRule="auto"/>
-      </w:pPr>
-      <w:r>
-        <w:t xml:space="preserve">Browse files </w:t>
-      </w:r>
-    </w:p>
-    <w:p>
-      <w:pPr>
-        <w:pStyle w:val="ListParagraph"/>
-        <w:numPr>
-          <w:ilvl w:val="0"/>
-          <w:numId w:val="32"/>
-        </w:numPr>
-        <w:spacing w:line="360" w:lineRule="auto"/>
-      </w:pPr>
-      <w:r>
-        <w:t xml:space="preserve">Validate file </w:t>
-      </w:r>
-    </w:p>
-    <w:p>
-      <w:pPr>
-        <w:pStyle w:val="ListParagraph"/>
-        <w:numPr>
-          <w:ilvl w:val="0"/>
-          <w:numId w:val="32"/>
-        </w:numPr>
-        <w:spacing w:line="360" w:lineRule="auto"/>
-      </w:pPr>
-      <w:r>
-        <w:t xml:space="preserve">Upload </w:t>
-      </w:r>
-    </w:p>
-    <w:p>
-      <w:pPr>
-        <w:pStyle w:val="ListParagraph"/>
-        <w:numPr>
-          <w:ilvl w:val="0"/>
-          <w:numId w:val="32"/>
-        </w:numPr>
-        <w:spacing w:line="360" w:lineRule="auto"/>
-      </w:pPr>
-      <w:r>
-        <w:t xml:space="preserve">Store </w:t>
-      </w:r>
-      <w:r>
-        <w:t xml:space="preserve">data </w:t>
-      </w:r>
-    </w:p>
-    <w:p>
-      <w:pPr>
-        <w:pStyle w:val="ListParagraph"/>
-        <w:numPr>
-          <w:ilvl w:val="0"/>
-          <w:numId w:val="32"/>
-        </w:numPr>
-        <w:spacing w:line="360" w:lineRule="auto"/>
-      </w:pPr>
-      <w:r>
-        <w:t>Save file path</w:t>
-      </w:r>
-    </w:p>
-    <w:p>
-      <w:pPr>
-        <w:spacing w:line="360" w:lineRule="auto"/>
-      </w:pPr>
-      <w:r>
-        <w:t>Search Module implements</w:t>
-      </w:r>
-    </w:p>
-    <w:p>
-      <w:pPr>
-        <w:pStyle w:val="ListParagraph"/>
+      </w:pPr>
+      <w:r>
+        <w:t xml:space="preserve">Object-Oriented Programming </w:t>
+      </w:r>
+    </w:p>
+    <w:p>
+      <w:r>
+        <w:t>Prepared Statements reduce SQL injection risks while improving query execution.</w:t>
+      </w:r>
+    </w:p>
+    <w:p>
+      <w:pPr>
+        <w:pStyle w:val="Heading2"/>
+        <w:spacing w:line="360" w:lineRule="auto"/>
+        <w:rPr>
+          <w:rFonts w:cs="Times New Roman"/>
+        </w:rPr>
+      </w:pPr>
+      <w:r>
+        <w:rPr>
+          <w:rFonts w:cs="Times New Roman"/>
+        </w:rPr>
+        <w:t xml:space="preserve">5.3 </w:t>
+      </w:r>
+      <w:r>
+        <w:rPr>
+          <w:rFonts w:cs="Times New Roman"/>
+        </w:rPr>
+        <w:t>Testing Approach</w:t>
+      </w:r>
+    </w:p>
+    <w:p>
+      <w:r>
+        <w:t>Testing was conducted throughout development.</w:t>
+      </w:r>
+    </w:p>
+    <w:p>
+      <w:r>
+        <w:t>Testing types included</w:t>
+      </w:r>
+    </w:p>
+    <w:p>
+      <w:pPr>
         <w:numPr>
           <w:ilvl w:val="0"/>
           <w:numId w:val="33"/>
         </w:numPr>
-        <w:spacing w:line="360" w:lineRule="auto"/>
-      </w:pPr>
-      <w:r>
-        <w:t xml:space="preserve">Keyword searching </w:t>
-      </w:r>
-    </w:p>
-    <w:p>
-      <w:pPr>
-        <w:pStyle w:val="ListParagraph"/>
+      </w:pPr>
+      <w:r>
+        <w:t xml:space="preserve">Unit Testing </w:t>
+      </w:r>
+    </w:p>
+    <w:p>
+      <w:pPr>
         <w:numPr>
           <w:ilvl w:val="0"/>
-          <w:numId w:val="32"/>
+          <w:numId w:val="33"/>
         </w:numPr>
-        <w:spacing w:line="360" w:lineRule="auto"/>
-      </w:pPr>
-      <w:r>
-        <w:t xml:space="preserve">Subject filtering </w:t>
-      </w:r>
-    </w:p>
-    <w:p>
-      <w:pPr>
-        <w:pStyle w:val="ListParagraph"/>
+      </w:pPr>
+      <w:r>
+        <w:t xml:space="preserve">Integration Testing </w:t>
+      </w:r>
+    </w:p>
+    <w:p>
+      <w:pPr>
         <w:numPr>
           <w:ilvl w:val="0"/>
-          <w:numId w:val="32"/>
+          <w:numId w:val="33"/>
         </w:numPr>
-        <w:spacing w:line="360" w:lineRule="auto"/>
-      </w:pPr>
-      <w:r>
-        <w:t>Category filtering</w:t>
-      </w:r>
-    </w:p>
-    <w:p>
-      <w:pPr>
-        <w:spacing w:line="360" w:lineRule="auto"/>
-      </w:pPr>
-      <w:r>
-        <w:t>Request Board Module features</w:t>
-      </w:r>
-    </w:p>
-    <w:p>
-      <w:pPr>
-        <w:pStyle w:val="ListParagraph"/>
+      </w:pPr>
+      <w:r>
+        <w:t xml:space="preserve">System Testing </w:t>
+      </w:r>
+    </w:p>
+    <w:p>
+      <w:pPr>
         <w:numPr>
           <w:ilvl w:val="0"/>
-          <w:numId w:val="32"/>
+          <w:numId w:val="33"/>
         </w:numPr>
-        <w:spacing w:line="360" w:lineRule="auto"/>
-      </w:pPr>
-      <w:r>
-        <w:t xml:space="preserve">Add Request </w:t>
-      </w:r>
-    </w:p>
-    <w:p>
-      <w:pPr>
-        <w:pStyle w:val="ListParagraph"/>
-        <w:numPr>
-          <w:ilvl w:val="0"/>
-          <w:numId w:val="32"/>
-        </w:numPr>
-        <w:spacing w:line="360" w:lineRule="auto"/>
-      </w:pPr>
-      <w:r>
-        <w:t xml:space="preserve">Edit Request </w:t>
-      </w:r>
-    </w:p>
-    <w:p>
-      <w:pPr>
-        <w:pStyle w:val="ListParagraph"/>
-        <w:numPr>
-          <w:ilvl w:val="0"/>
-          <w:numId w:val="32"/>
-        </w:numPr>
-        <w:spacing w:line="360" w:lineRule="auto"/>
-      </w:pPr>
-      <w:r>
-        <w:t xml:space="preserve">Delete Request </w:t>
-      </w:r>
-    </w:p>
-    <w:p>
-      <w:pPr>
-        <w:pStyle w:val="ListParagraph"/>
-        <w:numPr>
-          <w:ilvl w:val="0"/>
-          <w:numId w:val="32"/>
-        </w:numPr>
-        <w:spacing w:line="360" w:lineRule="auto"/>
-      </w:pPr>
-      <w:r>
-        <w:t>Mark Completed</w:t>
-      </w:r>
-    </w:p>
-    <w:p>
-      <w:pPr>
-        <w:spacing w:line="360" w:lineRule="auto"/>
-      </w:pPr>
-      <w:r>
-        <w:t>Admin Module performs</w:t>
-      </w:r>
-    </w:p>
-    <w:p>
-      <w:pPr>
-        <w:pStyle w:val="ListParagraph"/>
-        <w:numPr>
-          <w:ilvl w:val="0"/>
-          <w:numId w:val="32"/>
-        </w:numPr>
-        <w:spacing w:line="360" w:lineRule="auto"/>
-      </w:pPr>
-      <w:r>
-        <w:t xml:space="preserve">User Management </w:t>
-      </w:r>
-    </w:p>
-    <w:p>
-      <w:pPr>
-        <w:pStyle w:val="ListParagraph"/>
-        <w:numPr>
-          <w:ilvl w:val="0"/>
-          <w:numId w:val="32"/>
-        </w:numPr>
-        <w:spacing w:line="360" w:lineRule="auto"/>
-      </w:pPr>
-      <w:r>
-        <w:t xml:space="preserve">Category Management </w:t>
-      </w:r>
-    </w:p>
-    <w:p>
-      <w:pPr>
-        <w:pStyle w:val="ListParagraph"/>
-        <w:numPr>
-          <w:ilvl w:val="0"/>
-          <w:numId w:val="32"/>
-        </w:numPr>
-        <w:spacing w:line="360" w:lineRule="auto"/>
-      </w:pPr>
-      <w:r>
-        <w:t xml:space="preserve">Resource Approval </w:t>
-      </w:r>
-    </w:p>
-    <w:p>
-      <w:pPr>
-        <w:pStyle w:val="ListParagraph"/>
-        <w:numPr>
-          <w:ilvl w:val="0"/>
-          <w:numId w:val="32"/>
-        </w:numPr>
-        <w:spacing w:line="360" w:lineRule="auto"/>
-      </w:pPr>
-      <w:r>
-        <w:t>Delete Resources</w:t>
+      </w:pPr>
+      <w:r>
+        <w:t>User Acceptance Testing</w:t>
       </w:r>
     </w:p>
     <w:p>
@@ -15638,28 +15966,20 @@
         <w:spacing w:line="360" w:lineRule="auto"/>
       </w:pPr>
       <w:r>
-        <w:t>5.2.1 Code Efficiency</w:t>
-      </w:r>
-    </w:p>
-    <w:p>
-      <w:pPr>
-        <w:spacing w:line="360" w:lineRule="auto"/>
-      </w:pPr>
-      <w:r>
-        <w:t>The project follows good programming practices.</w:t>
-      </w:r>
-    </w:p>
-    <w:p>
-      <w:pPr>
-        <w:rPr>
-          <w:bCs/>
-        </w:rPr>
-      </w:pPr>
-      <w:r>
-        <w:rPr>
-          <w:bCs/>
-        </w:rPr>
-        <w:t>Techniques Used</w:t>
+        <w:t xml:space="preserve">5.3.1 </w:t>
+      </w:r>
+      <w:r>
+        <w:t>Unit Testing</w:t>
+      </w:r>
+    </w:p>
+    <w:p>
+      <w:r>
+        <w:t>Each module was tested individually.</w:t>
+      </w:r>
+    </w:p>
+    <w:p>
+      <w:r>
+        <w:t>Examples</w:t>
       </w:r>
     </w:p>
     <w:p>
@@ -15670,7 +15990,7 @@
         </w:numPr>
       </w:pPr>
       <w:r>
-        <w:t xml:space="preserve">MVC Architecture </w:t>
+        <w:t xml:space="preserve">Login validation </w:t>
       </w:r>
     </w:p>
     <w:p>
@@ -15681,8 +16001,7 @@
         </w:numPr>
       </w:pPr>
       <w:r>
-        <w:lastRenderedPageBreak/>
-        <w:t xml:space="preserve">Reusable DAO classes </w:t>
+        <w:t xml:space="preserve">Registration </w:t>
       </w:r>
     </w:p>
     <w:p>
@@ -15693,7 +16012,7 @@
         </w:numPr>
       </w:pPr>
       <w:r>
-        <w:t xml:space="preserve">Prepared Statements </w:t>
+        <w:t xml:space="preserve">Upload notes </w:t>
       </w:r>
     </w:p>
     <w:p>
@@ -15704,7 +16023,7 @@
         </w:numPr>
       </w:pPr>
       <w:r>
-        <w:t xml:space="preserve">Exception Handling </w:t>
+        <w:t xml:space="preserve">Search </w:t>
       </w:r>
     </w:p>
     <w:p>
@@ -15712,196 +16031,6 @@
         <w:numPr>
           <w:ilvl w:val="0"/>
           <w:numId w:val="34"/>
-        </w:numPr>
-      </w:pPr>
-      <w:r>
-        <w:t xml:space="preserve">Modular methods </w:t>
-      </w:r>
-    </w:p>
-    <w:p>
-      <w:pPr>
-        <w:numPr>
-          <w:ilvl w:val="0"/>
-          <w:numId w:val="34"/>
-        </w:numPr>
-      </w:pPr>
-      <w:r>
-        <w:t xml:space="preserve">Connection reuse </w:t>
-      </w:r>
-    </w:p>
-    <w:p>
-      <w:pPr>
-        <w:numPr>
-          <w:ilvl w:val="0"/>
-          <w:numId w:val="34"/>
-        </w:numPr>
-      </w:pPr>
-      <w:r>
-        <w:t xml:space="preserve">Input validation </w:t>
-      </w:r>
-    </w:p>
-    <w:p>
-      <w:pPr>
-        <w:numPr>
-          <w:ilvl w:val="0"/>
-          <w:numId w:val="34"/>
-        </w:numPr>
-      </w:pPr>
-      <w:r>
-        <w:t xml:space="preserve">Object-Oriented Programming </w:t>
-      </w:r>
-    </w:p>
-    <w:p>
-      <w:r>
-        <w:t>Prepared Statements reduce SQL injection risks while improving query execution.</w:t>
-      </w:r>
-    </w:p>
-    <w:p>
-      <w:pPr>
-        <w:pStyle w:val="Heading2"/>
-        <w:spacing w:line="360" w:lineRule="auto"/>
-        <w:rPr>
-          <w:rFonts w:cs="Times New Roman"/>
-        </w:rPr>
-      </w:pPr>
-      <w:r>
-        <w:rPr>
-          <w:rFonts w:cs="Times New Roman"/>
-        </w:rPr>
-        <w:t xml:space="preserve">5.3 </w:t>
-      </w:r>
-      <w:r>
-        <w:rPr>
-          <w:rFonts w:cs="Times New Roman"/>
-        </w:rPr>
-        <w:t>Testing Approach</w:t>
-      </w:r>
-    </w:p>
-    <w:p>
-      <w:r>
-        <w:t>Testing was conducted throughout development.</w:t>
-      </w:r>
-    </w:p>
-    <w:p>
-      <w:r>
-        <w:t>Testing types included</w:t>
-      </w:r>
-    </w:p>
-    <w:p>
-      <w:pPr>
-        <w:numPr>
-          <w:ilvl w:val="0"/>
-          <w:numId w:val="35"/>
-        </w:numPr>
-      </w:pPr>
-      <w:r>
-        <w:t xml:space="preserve">Unit Testing </w:t>
-      </w:r>
-    </w:p>
-    <w:p>
-      <w:pPr>
-        <w:numPr>
-          <w:ilvl w:val="0"/>
-          <w:numId w:val="35"/>
-        </w:numPr>
-      </w:pPr>
-      <w:r>
-        <w:t xml:space="preserve">Integration Testing </w:t>
-      </w:r>
-    </w:p>
-    <w:p>
-      <w:pPr>
-        <w:numPr>
-          <w:ilvl w:val="0"/>
-          <w:numId w:val="35"/>
-        </w:numPr>
-      </w:pPr>
-      <w:r>
-        <w:t xml:space="preserve">System Testing </w:t>
-      </w:r>
-    </w:p>
-    <w:p>
-      <w:pPr>
-        <w:numPr>
-          <w:ilvl w:val="0"/>
-          <w:numId w:val="35"/>
-        </w:numPr>
-      </w:pPr>
-      <w:r>
-        <w:t>User Acceptance Testing</w:t>
-      </w:r>
-    </w:p>
-    <w:p>
-      <w:pPr>
-        <w:pStyle w:val="Heading3"/>
-        <w:spacing w:line="360" w:lineRule="auto"/>
-      </w:pPr>
-      <w:r>
-        <w:t xml:space="preserve">5.3.1 </w:t>
-      </w:r>
-      <w:r>
-        <w:t>Unit Testing</w:t>
-      </w:r>
-    </w:p>
-    <w:p>
-      <w:r>
-        <w:t>Each module was tested individually.</w:t>
-      </w:r>
-    </w:p>
-    <w:p>
-      <w:r>
-        <w:t>Examples</w:t>
-      </w:r>
-    </w:p>
-    <w:p>
-      <w:pPr>
-        <w:numPr>
-          <w:ilvl w:val="0"/>
-          <w:numId w:val="36"/>
-        </w:numPr>
-      </w:pPr>
-      <w:r>
-        <w:t xml:space="preserve">Login validation </w:t>
-      </w:r>
-    </w:p>
-    <w:p>
-      <w:pPr>
-        <w:numPr>
-          <w:ilvl w:val="0"/>
-          <w:numId w:val="36"/>
-        </w:numPr>
-      </w:pPr>
-      <w:r>
-        <w:t xml:space="preserve">Registration </w:t>
-      </w:r>
-    </w:p>
-    <w:p>
-      <w:pPr>
-        <w:numPr>
-          <w:ilvl w:val="0"/>
-          <w:numId w:val="36"/>
-        </w:numPr>
-      </w:pPr>
-      <w:r>
-        <w:t xml:space="preserve">Upload notes </w:t>
-      </w:r>
-    </w:p>
-    <w:p>
-      <w:pPr>
-        <w:numPr>
-          <w:ilvl w:val="0"/>
-          <w:numId w:val="36"/>
-        </w:numPr>
-      </w:pPr>
-      <w:r>
-        <w:t xml:space="preserve">Search </w:t>
-      </w:r>
-    </w:p>
-    <w:p>
-      <w:pPr>
-        <w:numPr>
-          <w:ilvl w:val="0"/>
-          <w:numId w:val="36"/>
         </w:numPr>
       </w:pPr>
       <w:r>
@@ -19438,7 +19567,7 @@
       </w:tr>
     </w:tbl>
     <w:p/>
-    <w:bookmarkEnd w:id="49"/>
+    <w:bookmarkEnd w:id="50"/>
     <w:p>
       <w:pPr>
         <w:pStyle w:val="Heading2"/>
@@ -19545,7 +19674,7 @@
         <w:pStyle w:val="ListParagraph"/>
         <w:numPr>
           <w:ilvl w:val="0"/>
-          <w:numId w:val="36"/>
+          <w:numId w:val="34"/>
         </w:numPr>
         <w:spacing w:line="360" w:lineRule="auto"/>
         <w:jc w:val="both"/>
@@ -19567,7 +19696,7 @@
         <w:pStyle w:val="ListParagraph"/>
         <w:numPr>
           <w:ilvl w:val="0"/>
-          <w:numId w:val="36"/>
+          <w:numId w:val="34"/>
         </w:numPr>
         <w:spacing w:line="360" w:lineRule="auto"/>
         <w:jc w:val="both"/>
@@ -19589,7 +19718,7 @@
         <w:pStyle w:val="ListParagraph"/>
         <w:numPr>
           <w:ilvl w:val="0"/>
-          <w:numId w:val="36"/>
+          <w:numId w:val="34"/>
         </w:numPr>
         <w:spacing w:line="360" w:lineRule="auto"/>
         <w:jc w:val="both"/>
@@ -19611,7 +19740,7 @@
         <w:pStyle w:val="ListParagraph"/>
         <w:numPr>
           <w:ilvl w:val="0"/>
-          <w:numId w:val="36"/>
+          <w:numId w:val="34"/>
         </w:numPr>
         <w:spacing w:line="360" w:lineRule="auto"/>
         <w:jc w:val="both"/>
@@ -19633,7 +19762,7 @@
         <w:pStyle w:val="ListParagraph"/>
         <w:numPr>
           <w:ilvl w:val="0"/>
-          <w:numId w:val="36"/>
+          <w:numId w:val="34"/>
         </w:numPr>
         <w:spacing w:line="360" w:lineRule="auto"/>
         <w:jc w:val="both"/>
@@ -19691,7 +19820,7 @@
         <w:pStyle w:val="ListParagraph"/>
         <w:numPr>
           <w:ilvl w:val="0"/>
-          <w:numId w:val="37"/>
+          <w:numId w:val="35"/>
         </w:numPr>
         <w:spacing w:after="0" w:line="360" w:lineRule="auto"/>
         <w:jc w:val="both"/>
@@ -19713,7 +19842,7 @@
         <w:pStyle w:val="ListParagraph"/>
         <w:numPr>
           <w:ilvl w:val="0"/>
-          <w:numId w:val="37"/>
+          <w:numId w:val="35"/>
         </w:numPr>
         <w:spacing w:after="0" w:line="360" w:lineRule="auto"/>
         <w:jc w:val="both"/>
@@ -19735,7 +19864,7 @@
         <w:pStyle w:val="ListParagraph"/>
         <w:numPr>
           <w:ilvl w:val="0"/>
-          <w:numId w:val="37"/>
+          <w:numId w:val="35"/>
         </w:numPr>
         <w:spacing w:after="0" w:line="360" w:lineRule="auto"/>
         <w:jc w:val="both"/>
@@ -19757,7 +19886,7 @@
         <w:pStyle w:val="ListParagraph"/>
         <w:numPr>
           <w:ilvl w:val="0"/>
-          <w:numId w:val="37"/>
+          <w:numId w:val="35"/>
         </w:numPr>
         <w:spacing w:after="0" w:line="360" w:lineRule="auto"/>
         <w:jc w:val="both"/>
@@ -19887,7 +20016,7 @@
           <w:color w:val="auto"/>
         </w:rPr>
       </w:pPr>
-      <w:bookmarkStart w:id="50" w:name="_Toc233811490"/>
+      <w:bookmarkStart w:id="51" w:name="_Toc233811490"/>
       <w:r>
         <w:rPr>
           <w:rFonts w:cs="Times New Roman"/>
@@ -19903,7 +20032,7 @@
         </w:rPr>
         <w:t>.</w:t>
       </w:r>
-      <w:bookmarkStart w:id="51" w:name="_Toc229218505"/>
+      <w:bookmarkStart w:id="52" w:name="_Toc229218505"/>
       <w:r>
         <w:rPr>
           <w:rFonts w:cs="Times New Roman"/>
@@ -19911,8 +20040,8 @@
         </w:rPr>
         <w:t xml:space="preserve"> </w:t>
       </w:r>
-      <w:bookmarkEnd w:id="50"/>
       <w:bookmarkEnd w:id="51"/>
+      <w:bookmarkEnd w:id="52"/>
       <w:r>
         <w:rPr>
           <w:rFonts w:cs="Times New Roman"/>
@@ -20368,10 +20497,10 @@
           <w:rFonts w:cs="Times New Roman"/>
         </w:rPr>
       </w:pPr>
-      <w:bookmarkStart w:id="52" w:name="_Toc229722737"/>
-      <w:bookmarkStart w:id="53" w:name="_Toc229723117"/>
-      <w:bookmarkStart w:id="54" w:name="_Toc229723821"/>
-      <w:bookmarkStart w:id="55" w:name="_Toc229724059"/>
+      <w:bookmarkStart w:id="53" w:name="_Toc229722737"/>
+      <w:bookmarkStart w:id="54" w:name="_Toc229723117"/>
+      <w:bookmarkStart w:id="55" w:name="_Toc229723821"/>
+      <w:bookmarkStart w:id="56" w:name="_Toc229724059"/>
       <w:r>
         <w:rPr>
           <w:rFonts w:cs="Times New Roman"/>
@@ -20450,6 +20579,386 @@
           <w:rFonts w:cs="Times New Roman"/>
         </w:rPr>
         <w:t>If you are a new user:</w:t>
+      </w:r>
+    </w:p>
+    <w:p>
+      <w:pPr>
+        <w:numPr>
+          <w:ilvl w:val="0"/>
+          <w:numId w:val="36"/>
+        </w:numPr>
+        <w:rPr>
+          <w:rFonts w:cs="Times New Roman"/>
+        </w:rPr>
+      </w:pPr>
+      <w:r>
+        <w:rPr>
+          <w:rFonts w:cs="Times New Roman"/>
+        </w:rPr>
+        <w:t xml:space="preserve">Click </w:t>
+      </w:r>
+      <w:r>
+        <w:rPr>
+          <w:rFonts w:cs="Times New Roman"/>
+          <w:b/>
+          <w:bCs/>
+        </w:rPr>
+        <w:t>Register</w:t>
+      </w:r>
+      <w:r>
+        <w:rPr>
+          <w:rFonts w:cs="Times New Roman"/>
+        </w:rPr>
+        <w:t xml:space="preserve"> </w:t>
+      </w:r>
+    </w:p>
+    <w:p>
+      <w:pPr>
+        <w:numPr>
+          <w:ilvl w:val="0"/>
+          <w:numId w:val="36"/>
+        </w:numPr>
+        <w:rPr>
+          <w:rFonts w:cs="Times New Roman"/>
+        </w:rPr>
+      </w:pPr>
+      <w:r>
+        <w:rPr>
+          <w:rFonts w:cs="Times New Roman"/>
+        </w:rPr>
+        <w:t xml:space="preserve">Enter: </w:t>
+      </w:r>
+    </w:p>
+    <w:p>
+      <w:pPr>
+        <w:numPr>
+          <w:ilvl w:val="1"/>
+          <w:numId w:val="36"/>
+        </w:numPr>
+        <w:rPr>
+          <w:rFonts w:cs="Times New Roman"/>
+        </w:rPr>
+      </w:pPr>
+      <w:r>
+        <w:rPr>
+          <w:rFonts w:cs="Times New Roman"/>
+        </w:rPr>
+        <w:t xml:space="preserve">Full Name </w:t>
+      </w:r>
+    </w:p>
+    <w:p>
+      <w:pPr>
+        <w:numPr>
+          <w:ilvl w:val="1"/>
+          <w:numId w:val="36"/>
+        </w:numPr>
+        <w:rPr>
+          <w:rFonts w:cs="Times New Roman"/>
+        </w:rPr>
+      </w:pPr>
+      <w:r>
+        <w:rPr>
+          <w:rFonts w:cs="Times New Roman"/>
+        </w:rPr>
+        <w:t xml:space="preserve">Email </w:t>
+      </w:r>
+    </w:p>
+    <w:p>
+      <w:pPr>
+        <w:numPr>
+          <w:ilvl w:val="1"/>
+          <w:numId w:val="36"/>
+        </w:numPr>
+        <w:rPr>
+          <w:rFonts w:cs="Times New Roman"/>
+        </w:rPr>
+      </w:pPr>
+      <w:r>
+        <w:rPr>
+          <w:rFonts w:cs="Times New Roman"/>
+        </w:rPr>
+        <w:t xml:space="preserve">Password </w:t>
+      </w:r>
+    </w:p>
+    <w:p>
+      <w:pPr>
+        <w:numPr>
+          <w:ilvl w:val="1"/>
+          <w:numId w:val="36"/>
+        </w:numPr>
+        <w:rPr>
+          <w:rFonts w:cs="Times New Roman"/>
+        </w:rPr>
+      </w:pPr>
+      <w:r>
+        <w:rPr>
+          <w:rFonts w:cs="Times New Roman"/>
+        </w:rPr>
+        <w:t xml:space="preserve">Confirm Password </w:t>
+      </w:r>
+    </w:p>
+    <w:p>
+      <w:pPr>
+        <w:numPr>
+          <w:ilvl w:val="0"/>
+          <w:numId w:val="36"/>
+        </w:numPr>
+        <w:rPr>
+          <w:rFonts w:cs="Times New Roman"/>
+        </w:rPr>
+      </w:pPr>
+      <w:r>
+        <w:rPr>
+          <w:rFonts w:cs="Times New Roman"/>
+        </w:rPr>
+        <w:t xml:space="preserve">Click </w:t>
+      </w:r>
+      <w:r>
+        <w:rPr>
+          <w:rFonts w:cs="Times New Roman"/>
+          <w:b/>
+          <w:bCs/>
+        </w:rPr>
+        <w:t>Create Account</w:t>
+      </w:r>
+      <w:r>
+        <w:rPr>
+          <w:rFonts w:cs="Times New Roman"/>
+        </w:rPr>
+        <w:t xml:space="preserve"> </w:t>
+      </w:r>
+    </w:p>
+    <w:p>
+      <w:pPr>
+        <w:rPr>
+          <w:rFonts w:cs="Times New Roman"/>
+        </w:rPr>
+      </w:pPr>
+      <w:r>
+        <w:rPr>
+          <w:rFonts w:cs="Times New Roman"/>
+        </w:rPr>
+        <w:t>The system validates all information before saving the account.</w:t>
+      </w:r>
+    </w:p>
+    <w:p>
+      <w:pPr>
+        <w:rPr>
+          <w:rFonts w:cs="Times New Roman"/>
+          <w:b/>
+          <w:bCs/>
+        </w:rPr>
+      </w:pPr>
+      <w:r>
+        <w:rPr>
+          <w:rFonts w:cs="Times New Roman"/>
+          <w:b/>
+          <w:bCs/>
+        </w:rPr>
+        <w:t>Step 3: Login</w:t>
+      </w:r>
+    </w:p>
+    <w:p>
+      <w:pPr>
+        <w:rPr>
+          <w:rFonts w:cs="Times New Roman"/>
+        </w:rPr>
+      </w:pPr>
+      <w:r>
+        <w:rPr>
+          <w:rFonts w:cs="Times New Roman"/>
+        </w:rPr>
+        <w:t>Enter your registered email and password.</w:t>
+      </w:r>
+    </w:p>
+    <w:p>
+      <w:pPr>
+        <w:rPr>
+          <w:rFonts w:cs="Times New Roman"/>
+        </w:rPr>
+      </w:pPr>
+      <w:r>
+        <w:rPr>
+          <w:rFonts w:cs="Times New Roman"/>
+        </w:rPr>
+        <w:t xml:space="preserve">Click </w:t>
+      </w:r>
+      <w:r>
+        <w:rPr>
+          <w:rFonts w:cs="Times New Roman"/>
+          <w:b/>
+          <w:bCs/>
+        </w:rPr>
+        <w:t>Login</w:t>
+      </w:r>
+      <w:r>
+        <w:rPr>
+          <w:rFonts w:cs="Times New Roman"/>
+        </w:rPr>
+        <w:t>.</w:t>
+      </w:r>
+    </w:p>
+    <w:p>
+      <w:pPr>
+        <w:rPr>
+          <w:rFonts w:cs="Times New Roman"/>
+        </w:rPr>
+      </w:pPr>
+      <w:r>
+        <w:rPr>
+          <w:rFonts w:cs="Times New Roman"/>
+        </w:rPr>
+        <w:t>The system verifies the credentials and redirects users to their respective dashboard based on their role.</w:t>
+      </w:r>
+    </w:p>
+    <w:p>
+      <w:pPr>
+        <w:rPr>
+          <w:rFonts w:cs="Times New Roman"/>
+          <w:b/>
+          <w:bCs/>
+        </w:rPr>
+      </w:pPr>
+      <w:r>
+        <w:rPr>
+          <w:rFonts w:cs="Times New Roman"/>
+          <w:b/>
+          <w:bCs/>
+        </w:rPr>
+        <w:t>Step 4: Dashboard</w:t>
+      </w:r>
+    </w:p>
+    <w:p>
+      <w:pPr>
+        <w:rPr>
+          <w:rFonts w:cs="Times New Roman"/>
+        </w:rPr>
+      </w:pPr>
+      <w:r>
+        <w:rPr>
+          <w:rFonts w:cs="Times New Roman"/>
+        </w:rPr>
+        <w:t>After successful login, users can:</w:t>
+      </w:r>
+    </w:p>
+    <w:p>
+      <w:pPr>
+        <w:numPr>
+          <w:ilvl w:val="0"/>
+          <w:numId w:val="37"/>
+        </w:numPr>
+        <w:rPr>
+          <w:rFonts w:cs="Times New Roman"/>
+        </w:rPr>
+      </w:pPr>
+      <w:r>
+        <w:rPr>
+          <w:rFonts w:cs="Times New Roman"/>
+        </w:rPr>
+        <w:t xml:space="preserve">View uploaded resources </w:t>
+      </w:r>
+    </w:p>
+    <w:p>
+      <w:pPr>
+        <w:numPr>
+          <w:ilvl w:val="0"/>
+          <w:numId w:val="37"/>
+        </w:numPr>
+        <w:rPr>
+          <w:rFonts w:cs="Times New Roman"/>
+        </w:rPr>
+      </w:pPr>
+      <w:r>
+        <w:rPr>
+          <w:rFonts w:cs="Times New Roman"/>
+        </w:rPr>
+        <w:t xml:space="preserve">Search study materials </w:t>
+      </w:r>
+    </w:p>
+    <w:p>
+      <w:pPr>
+        <w:numPr>
+          <w:ilvl w:val="0"/>
+          <w:numId w:val="37"/>
+        </w:numPr>
+        <w:rPr>
+          <w:rFonts w:cs="Times New Roman"/>
+        </w:rPr>
+      </w:pPr>
+      <w:r>
+        <w:rPr>
+          <w:rFonts w:cs="Times New Roman"/>
+        </w:rPr>
+        <w:t xml:space="preserve">Browse categories </w:t>
+      </w:r>
+    </w:p>
+    <w:p>
+      <w:pPr>
+        <w:numPr>
+          <w:ilvl w:val="0"/>
+          <w:numId w:val="37"/>
+        </w:numPr>
+        <w:rPr>
+          <w:rFonts w:cs="Times New Roman"/>
+        </w:rPr>
+      </w:pPr>
+      <w:r>
+        <w:rPr>
+          <w:rFonts w:cs="Times New Roman"/>
+        </w:rPr>
+        <w:t xml:space="preserve">Open Request Board </w:t>
+      </w:r>
+    </w:p>
+    <w:p>
+      <w:pPr>
+        <w:numPr>
+          <w:ilvl w:val="0"/>
+          <w:numId w:val="37"/>
+        </w:numPr>
+        <w:rPr>
+          <w:rFonts w:cs="Times New Roman"/>
+        </w:rPr>
+      </w:pPr>
+      <w:r>
+        <w:rPr>
+          <w:rFonts w:cs="Times New Roman"/>
+        </w:rPr>
+        <w:t xml:space="preserve">Access profile </w:t>
+      </w:r>
+    </w:p>
+    <w:p>
+      <w:pPr>
+        <w:numPr>
+          <w:ilvl w:val="0"/>
+          <w:numId w:val="37"/>
+        </w:numPr>
+        <w:rPr>
+          <w:rFonts w:cs="Times New Roman"/>
+        </w:rPr>
+      </w:pPr>
+      <w:r>
+        <w:rPr>
+          <w:rFonts w:cs="Times New Roman"/>
+        </w:rPr>
+        <w:t xml:space="preserve">Logout </w:t>
+      </w:r>
+    </w:p>
+    <w:p>
+      <w:pPr>
+        <w:rPr>
+          <w:rFonts w:cs="Times New Roman"/>
+          <w:b/>
+          <w:bCs/>
+        </w:rPr>
+      </w:pPr>
+      <w:r>
+        <w:rPr>
+          <w:rFonts w:cs="Times New Roman"/>
+          <w:b/>
+          <w:bCs/>
+        </w:rPr>
+        <w:lastRenderedPageBreak/>
+        <w:t>Step 5: Upload Study Materials</w:t>
       </w:r>
     </w:p>
     <w:p>
@@ -20466,7 +20975,7 @@
         <w:rPr>
           <w:rFonts w:cs="Times New Roman"/>
         </w:rPr>
-        <w:t xml:space="preserve">Click </w:t>
+        <w:t xml:space="preserve">Open </w:t>
       </w:r>
       <w:r>
         <w:rPr>
@@ -20474,7 +20983,7 @@
           <w:b/>
           <w:bCs/>
         </w:rPr>
-        <w:t>Register</w:t>
+        <w:t>Upload Notes</w:t>
       </w:r>
       <w:r>
         <w:rPr>
@@ -20497,75 +21006,7 @@
         <w:rPr>
           <w:rFonts w:cs="Times New Roman"/>
         </w:rPr>
-        <w:t xml:space="preserve">Enter: </w:t>
-      </w:r>
-    </w:p>
-    <w:p>
-      <w:pPr>
-        <w:numPr>
-          <w:ilvl w:val="1"/>
-          <w:numId w:val="38"/>
-        </w:numPr>
-        <w:rPr>
-          <w:rFonts w:cs="Times New Roman"/>
-        </w:rPr>
-      </w:pPr>
-      <w:r>
-        <w:rPr>
-          <w:rFonts w:cs="Times New Roman"/>
-        </w:rPr>
-        <w:t xml:space="preserve">Full Name </w:t>
-      </w:r>
-    </w:p>
-    <w:p>
-      <w:pPr>
-        <w:numPr>
-          <w:ilvl w:val="1"/>
-          <w:numId w:val="38"/>
-        </w:numPr>
-        <w:rPr>
-          <w:rFonts w:cs="Times New Roman"/>
-        </w:rPr>
-      </w:pPr>
-      <w:r>
-        <w:rPr>
-          <w:rFonts w:cs="Times New Roman"/>
-        </w:rPr>
-        <w:t xml:space="preserve">Email </w:t>
-      </w:r>
-    </w:p>
-    <w:p>
-      <w:pPr>
-        <w:numPr>
-          <w:ilvl w:val="1"/>
-          <w:numId w:val="38"/>
-        </w:numPr>
-        <w:rPr>
-          <w:rFonts w:cs="Times New Roman"/>
-        </w:rPr>
-      </w:pPr>
-      <w:r>
-        <w:rPr>
-          <w:rFonts w:cs="Times New Roman"/>
-        </w:rPr>
-        <w:t xml:space="preserve">Password </w:t>
-      </w:r>
-    </w:p>
-    <w:p>
-      <w:pPr>
-        <w:numPr>
-          <w:ilvl w:val="1"/>
-          <w:numId w:val="38"/>
-        </w:numPr>
-        <w:rPr>
-          <w:rFonts w:cs="Times New Roman"/>
-        </w:rPr>
-      </w:pPr>
-      <w:r>
-        <w:rPr>
-          <w:rFonts w:cs="Times New Roman"/>
-        </w:rPr>
-        <w:t xml:space="preserve">Confirm Password </w:t>
+        <w:t xml:space="preserve">Select Category </w:t>
       </w:r>
     </w:p>
     <w:p>
@@ -20582,6 +21023,57 @@
         <w:rPr>
           <w:rFonts w:cs="Times New Roman"/>
         </w:rPr>
+        <w:t xml:space="preserve">Enter Title </w:t>
+      </w:r>
+    </w:p>
+    <w:p>
+      <w:pPr>
+        <w:numPr>
+          <w:ilvl w:val="0"/>
+          <w:numId w:val="38"/>
+        </w:numPr>
+        <w:rPr>
+          <w:rFonts w:cs="Times New Roman"/>
+        </w:rPr>
+      </w:pPr>
+      <w:r>
+        <w:rPr>
+          <w:rFonts w:cs="Times New Roman"/>
+        </w:rPr>
+        <w:t xml:space="preserve">Enter Description </w:t>
+      </w:r>
+    </w:p>
+    <w:p>
+      <w:pPr>
+        <w:numPr>
+          <w:ilvl w:val="0"/>
+          <w:numId w:val="38"/>
+        </w:numPr>
+        <w:rPr>
+          <w:rFonts w:cs="Times New Roman"/>
+        </w:rPr>
+      </w:pPr>
+      <w:r>
+        <w:rPr>
+          <w:rFonts w:cs="Times New Roman"/>
+        </w:rPr>
+        <w:t xml:space="preserve">Choose File </w:t>
+      </w:r>
+    </w:p>
+    <w:p>
+      <w:pPr>
+        <w:numPr>
+          <w:ilvl w:val="0"/>
+          <w:numId w:val="38"/>
+        </w:numPr>
+        <w:rPr>
+          <w:rFonts w:cs="Times New Roman"/>
+        </w:rPr>
+      </w:pPr>
+      <w:r>
+        <w:rPr>
+          <w:rFonts w:cs="Times New Roman"/>
+        </w:rPr>
         <w:t xml:space="preserve">Click </w:t>
       </w:r>
       <w:r>
@@ -20590,7 +21082,7 @@
           <w:b/>
           <w:bCs/>
         </w:rPr>
-        <w:t>Create Account</w:t>
+        <w:t>Upload</w:t>
       </w:r>
       <w:r>
         <w:rPr>
@@ -20609,7 +21101,7 @@
         <w:rPr>
           <w:rFonts w:cs="Times New Roman"/>
         </w:rPr>
-        <w:t>The system validates all information before saving the account.</w:t>
+        <w:t>The uploaded resource becomes available to other users.</w:t>
       </w:r>
     </w:p>
     <w:p>
@@ -20626,90 +21118,20 @@
           <w:b/>
           <w:bCs/>
         </w:rPr>
-        <w:t>Step 3: Login</w:t>
-      </w:r>
-    </w:p>
-    <w:p>
-      <w:pPr>
-        <w:rPr>
-          <w:rFonts w:cs="Times New Roman"/>
-        </w:rPr>
-      </w:pPr>
-      <w:r>
-        <w:rPr>
-          <w:rFonts w:cs="Times New Roman"/>
-        </w:rPr>
-        <w:t>Enter your registered email and password.</w:t>
-      </w:r>
-    </w:p>
-    <w:p>
-      <w:pPr>
-        <w:rPr>
-          <w:rFonts w:cs="Times New Roman"/>
-        </w:rPr>
-      </w:pPr>
-      <w:r>
-        <w:rPr>
-          <w:rFonts w:cs="Times New Roman"/>
-        </w:rPr>
-        <w:t xml:space="preserve">Click </w:t>
-      </w:r>
-      <w:r>
-        <w:rPr>
-          <w:rFonts w:cs="Times New Roman"/>
-          <w:b/>
-          <w:bCs/>
-        </w:rPr>
-        <w:t>Login</w:t>
-      </w:r>
-      <w:r>
-        <w:rPr>
-          <w:rFonts w:cs="Times New Roman"/>
-        </w:rPr>
-        <w:t>.</w:t>
-      </w:r>
-    </w:p>
-    <w:p>
-      <w:pPr>
-        <w:rPr>
-          <w:rFonts w:cs="Times New Roman"/>
-        </w:rPr>
-      </w:pPr>
-      <w:r>
-        <w:rPr>
-          <w:rFonts w:cs="Times New Roman"/>
-        </w:rPr>
-        <w:t>The system verifies the credentials and redirects users to their respective dashboard based on their role.</w:t>
-      </w:r>
-    </w:p>
-    <w:p>
-      <w:pPr>
-        <w:rPr>
-          <w:rFonts w:cs="Times New Roman"/>
-          <w:b/>
-          <w:bCs/>
-        </w:rPr>
-      </w:pPr>
-      <w:r>
-        <w:rPr>
-          <w:rFonts w:cs="Times New Roman"/>
-          <w:b/>
-          <w:bCs/>
-        </w:rPr>
-        <w:t>Step 4: Dashboard</w:t>
-      </w:r>
-    </w:p>
-    <w:p>
-      <w:pPr>
-        <w:rPr>
-          <w:rFonts w:cs="Times New Roman"/>
-        </w:rPr>
-      </w:pPr>
-      <w:r>
-        <w:rPr>
-          <w:rFonts w:cs="Times New Roman"/>
-        </w:rPr>
-        <w:t>After successful login, users can:</w:t>
+        <w:t>Step 6: Search Resources</w:t>
+      </w:r>
+    </w:p>
+    <w:p>
+      <w:pPr>
+        <w:rPr>
+          <w:rFonts w:cs="Times New Roman"/>
+        </w:rPr>
+      </w:pPr>
+      <w:r>
+        <w:rPr>
+          <w:rFonts w:cs="Times New Roman"/>
+        </w:rPr>
+        <w:t>Users can:</w:t>
       </w:r>
     </w:p>
     <w:p>
@@ -20726,7 +21148,7 @@
         <w:rPr>
           <w:rFonts w:cs="Times New Roman"/>
         </w:rPr>
-        <w:t xml:space="preserve">View uploaded resources </w:t>
+        <w:t xml:space="preserve">Search by title </w:t>
       </w:r>
     </w:p>
     <w:p>
@@ -20743,7 +21165,7 @@
         <w:rPr>
           <w:rFonts w:cs="Times New Roman"/>
         </w:rPr>
-        <w:t xml:space="preserve">Search study materials </w:t>
+        <w:t xml:space="preserve">Search by subject </w:t>
       </w:r>
     </w:p>
     <w:p>
@@ -20760,58 +21182,20 @@
         <w:rPr>
           <w:rFonts w:cs="Times New Roman"/>
         </w:rPr>
-        <w:t xml:space="preserve">Browse categories </w:t>
-      </w:r>
-    </w:p>
-    <w:p>
-      <w:pPr>
-        <w:numPr>
-          <w:ilvl w:val="0"/>
-          <w:numId w:val="39"/>
-        </w:numPr>
-        <w:rPr>
-          <w:rFonts w:cs="Times New Roman"/>
-        </w:rPr>
-      </w:pPr>
-      <w:r>
-        <w:rPr>
-          <w:rFonts w:cs="Times New Roman"/>
-        </w:rPr>
-        <w:t xml:space="preserve">Open Request Board </w:t>
-      </w:r>
-    </w:p>
-    <w:p>
-      <w:pPr>
-        <w:numPr>
-          <w:ilvl w:val="0"/>
-          <w:numId w:val="39"/>
-        </w:numPr>
-        <w:rPr>
-          <w:rFonts w:cs="Times New Roman"/>
-        </w:rPr>
-      </w:pPr>
-      <w:r>
-        <w:rPr>
-          <w:rFonts w:cs="Times New Roman"/>
-        </w:rPr>
-        <w:t xml:space="preserve">Access profile </w:t>
-      </w:r>
-    </w:p>
-    <w:p>
-      <w:pPr>
-        <w:numPr>
-          <w:ilvl w:val="0"/>
-          <w:numId w:val="39"/>
-        </w:numPr>
-        <w:rPr>
-          <w:rFonts w:cs="Times New Roman"/>
-        </w:rPr>
-      </w:pPr>
-      <w:r>
-        <w:rPr>
-          <w:rFonts w:cs="Times New Roman"/>
-        </w:rPr>
-        <w:t xml:space="preserve">Logout </w:t>
+        <w:t xml:space="preserve">Filter by category </w:t>
+      </w:r>
+    </w:p>
+    <w:p>
+      <w:pPr>
+        <w:rPr>
+          <w:rFonts w:cs="Times New Roman"/>
+        </w:rPr>
+      </w:pPr>
+      <w:r>
+        <w:rPr>
+          <w:rFonts w:cs="Times New Roman"/>
+        </w:rPr>
+        <w:t>Matching resources are displayed immediately.</w:t>
       </w:r>
     </w:p>
     <w:p>
@@ -20828,8 +21212,20 @@
           <w:b/>
           <w:bCs/>
         </w:rPr>
-        <w:lastRenderedPageBreak/>
-        <w:t>Step 5: Upload Study Materials</w:t>
+        <w:t>Step 7: Request Board</w:t>
+      </w:r>
+    </w:p>
+    <w:p>
+      <w:pPr>
+        <w:rPr>
+          <w:rFonts w:cs="Times New Roman"/>
+        </w:rPr>
+      </w:pPr>
+      <w:r>
+        <w:rPr>
+          <w:rFonts w:cs="Times New Roman"/>
+        </w:rPr>
+        <w:t>Users can:</w:t>
       </w:r>
     </w:p>
     <w:p>
@@ -20846,21 +21242,7 @@
         <w:rPr>
           <w:rFonts w:cs="Times New Roman"/>
         </w:rPr>
-        <w:t xml:space="preserve">Open </w:t>
-      </w:r>
-      <w:r>
-        <w:rPr>
-          <w:rFonts w:cs="Times New Roman"/>
-          <w:b/>
-          <w:bCs/>
-        </w:rPr>
-        <w:t>Upload Notes</w:t>
-      </w:r>
-      <w:r>
-        <w:rPr>
-          <w:rFonts w:cs="Times New Roman"/>
-        </w:rPr>
-        <w:t xml:space="preserve"> </w:t>
+        <w:t xml:space="preserve">Create new requests </w:t>
       </w:r>
     </w:p>
     <w:p>
@@ -20877,7 +21259,7 @@
         <w:rPr>
           <w:rFonts w:cs="Times New Roman"/>
         </w:rPr>
-        <w:t xml:space="preserve">Select Category </w:t>
+        <w:t xml:space="preserve">View existing requests </w:t>
       </w:r>
     </w:p>
     <w:p>
@@ -20894,7 +21276,7 @@
         <w:rPr>
           <w:rFonts w:cs="Times New Roman"/>
         </w:rPr>
-        <w:t xml:space="preserve">Enter Title </w:t>
+        <w:t xml:space="preserve">Update request status </w:t>
       </w:r>
     </w:p>
     <w:p>
@@ -20911,98 +21293,37 @@
         <w:rPr>
           <w:rFonts w:cs="Times New Roman"/>
         </w:rPr>
-        <w:t xml:space="preserve">Enter Description </w:t>
-      </w:r>
-    </w:p>
-    <w:p>
-      <w:pPr>
-        <w:numPr>
-          <w:ilvl w:val="0"/>
-          <w:numId w:val="40"/>
-        </w:numPr>
-        <w:rPr>
-          <w:rFonts w:cs="Times New Roman"/>
-        </w:rPr>
-      </w:pPr>
-      <w:r>
-        <w:rPr>
-          <w:rFonts w:cs="Times New Roman"/>
-        </w:rPr>
-        <w:t xml:space="preserve">Choose File </w:t>
-      </w:r>
-    </w:p>
-    <w:p>
-      <w:pPr>
-        <w:numPr>
-          <w:ilvl w:val="0"/>
-          <w:numId w:val="40"/>
-        </w:numPr>
-        <w:rPr>
-          <w:rFonts w:cs="Times New Roman"/>
-        </w:rPr>
-      </w:pPr>
-      <w:r>
-        <w:rPr>
-          <w:rFonts w:cs="Times New Roman"/>
-        </w:rPr>
-        <w:t xml:space="preserve">Click </w:t>
-      </w:r>
-      <w:r>
+        <w:t xml:space="preserve">Browse fulfilled requests </w:t>
+      </w:r>
+    </w:p>
+    <w:p>
+      <w:pPr>
         <w:rPr>
           <w:rFonts w:cs="Times New Roman"/>
           <w:b/>
           <w:bCs/>
         </w:rPr>
-        <w:t>Upload</w:t>
-      </w:r>
-      <w:r>
-        <w:rPr>
-          <w:rFonts w:cs="Times New Roman"/>
-        </w:rPr>
-        <w:t xml:space="preserve"> </w:t>
-      </w:r>
-    </w:p>
-    <w:p>
-      <w:pPr>
-        <w:rPr>
-          <w:rFonts w:cs="Times New Roman"/>
-        </w:rPr>
-      </w:pPr>
-      <w:r>
-        <w:rPr>
-          <w:rFonts w:cs="Times New Roman"/>
-        </w:rPr>
-        <w:t>The uploaded resource becomes available to other users.</w:t>
-      </w:r>
-    </w:p>
-    <w:p>
-      <w:pPr>
+      </w:pPr>
+      <w:r>
         <w:rPr>
           <w:rFonts w:cs="Times New Roman"/>
           <w:b/>
           <w:bCs/>
         </w:rPr>
-      </w:pPr>
-      <w:r>
-        <w:rPr>
-          <w:rFonts w:cs="Times New Roman"/>
-          <w:b/>
-          <w:bCs/>
-        </w:rPr>
-        <w:t>Step 6: Search Resources</w:t>
-      </w:r>
-    </w:p>
-    <w:p>
-      <w:pPr>
-        <w:rPr>
-          <w:rFonts w:cs="Times New Roman"/>
-        </w:rPr>
-      </w:pPr>
-      <w:r>
-        <w:rPr>
-          <w:rFonts w:cs="Times New Roman"/>
-        </w:rPr>
-        <w:t>Users can:</w:t>
+        <w:t>Step 8: Administrator Functions</w:t>
+      </w:r>
+    </w:p>
+    <w:p>
+      <w:pPr>
+        <w:rPr>
+          <w:rFonts w:cs="Times New Roman"/>
+        </w:rPr>
+      </w:pPr>
+      <w:r>
+        <w:rPr>
+          <w:rFonts w:cs="Times New Roman"/>
+        </w:rPr>
+        <w:t>The administrator can:</w:t>
       </w:r>
     </w:p>
     <w:p>
@@ -21019,7 +21340,7 @@
         <w:rPr>
           <w:rFonts w:cs="Times New Roman"/>
         </w:rPr>
-        <w:t xml:space="preserve">Search by title </w:t>
+        <w:t xml:space="preserve">Manage users </w:t>
       </w:r>
     </w:p>
     <w:p>
@@ -21036,7 +21357,7 @@
         <w:rPr>
           <w:rFonts w:cs="Times New Roman"/>
         </w:rPr>
-        <w:t xml:space="preserve">Search by subject </w:t>
+        <w:t xml:space="preserve">Manage categories </w:t>
       </w:r>
     </w:p>
     <w:p>
@@ -21053,57 +21374,14 @@
         <w:rPr>
           <w:rFonts w:cs="Times New Roman"/>
         </w:rPr>
-        <w:t xml:space="preserve">Filter by category </w:t>
-      </w:r>
-    </w:p>
-    <w:p>
-      <w:pPr>
-        <w:rPr>
-          <w:rFonts w:cs="Times New Roman"/>
-        </w:rPr>
-      </w:pPr>
-      <w:r>
-        <w:rPr>
-          <w:rFonts w:cs="Times New Roman"/>
-        </w:rPr>
-        <w:t>Matching resources are displayed immediately.</w:t>
-      </w:r>
-    </w:p>
-    <w:p>
-      <w:pPr>
-        <w:rPr>
-          <w:rFonts w:cs="Times New Roman"/>
-          <w:b/>
-          <w:bCs/>
-        </w:rPr>
-      </w:pPr>
-      <w:r>
-        <w:rPr>
-          <w:rFonts w:cs="Times New Roman"/>
-          <w:b/>
-          <w:bCs/>
-        </w:rPr>
-        <w:t>Step 7: Request Board</w:t>
-      </w:r>
-    </w:p>
-    <w:p>
-      <w:pPr>
-        <w:rPr>
-          <w:rFonts w:cs="Times New Roman"/>
-        </w:rPr>
-      </w:pPr>
-      <w:r>
-        <w:rPr>
-          <w:rFonts w:cs="Times New Roman"/>
-        </w:rPr>
-        <w:t>Users can:</w:t>
+        <w:t xml:space="preserve">Remove inappropriate resources </w:t>
       </w:r>
     </w:p>
     <w:p>
       <w:pPr>
         <w:numPr>
           <w:ilvl w:val="0"/>
-          <w:numId w:val="42"/>
+          <w:numId w:val="41"/>
         </w:numPr>
         <w:rPr>
           <w:rFonts w:cs="Times New Roman"/>
@@ -21113,163 +21391,14 @@
         <w:rPr>
           <w:rFonts w:cs="Times New Roman"/>
         </w:rPr>
-        <w:t xml:space="preserve">Create new requests </w:t>
+        <w:t xml:space="preserve">View uploaded notes </w:t>
       </w:r>
     </w:p>
     <w:p>
       <w:pPr>
         <w:numPr>
           <w:ilvl w:val="0"/>
-          <w:numId w:val="42"/>
-        </w:numPr>
-        <w:rPr>
-          <w:rFonts w:cs="Times New Roman"/>
-        </w:rPr>
-      </w:pPr>
-      <w:r>
-        <w:rPr>
-          <w:rFonts w:cs="Times New Roman"/>
-        </w:rPr>
-        <w:t xml:space="preserve">View existing requests </w:t>
-      </w:r>
-    </w:p>
-    <w:p>
-      <w:pPr>
-        <w:numPr>
-          <w:ilvl w:val="0"/>
-          <w:numId w:val="42"/>
-        </w:numPr>
-        <w:rPr>
-          <w:rFonts w:cs="Times New Roman"/>
-        </w:rPr>
-      </w:pPr>
-      <w:r>
-        <w:rPr>
-          <w:rFonts w:cs="Times New Roman"/>
-        </w:rPr>
-        <w:t xml:space="preserve">Update request status </w:t>
-      </w:r>
-    </w:p>
-    <w:p>
-      <w:pPr>
-        <w:numPr>
-          <w:ilvl w:val="0"/>
-          <w:numId w:val="42"/>
-        </w:numPr>
-        <w:rPr>
-          <w:rFonts w:cs="Times New Roman"/>
-        </w:rPr>
-      </w:pPr>
-      <w:r>
-        <w:rPr>
-          <w:rFonts w:cs="Times New Roman"/>
-        </w:rPr>
-        <w:t xml:space="preserve">Browse fulfilled requests </w:t>
-      </w:r>
-    </w:p>
-    <w:p>
-      <w:pPr>
-        <w:rPr>
-          <w:rFonts w:cs="Times New Roman"/>
-          <w:b/>
-          <w:bCs/>
-        </w:rPr>
-      </w:pPr>
-      <w:r>
-        <w:rPr>
-          <w:rFonts w:cs="Times New Roman"/>
-          <w:b/>
-          <w:bCs/>
-        </w:rPr>
-        <w:t>Step 8: Administrator Functions</w:t>
-      </w:r>
-    </w:p>
-    <w:p>
-      <w:pPr>
-        <w:rPr>
-          <w:rFonts w:cs="Times New Roman"/>
-        </w:rPr>
-      </w:pPr>
-      <w:r>
-        <w:rPr>
-          <w:rFonts w:cs="Times New Roman"/>
-        </w:rPr>
-        <w:t>The administrator can:</w:t>
-      </w:r>
-    </w:p>
-    <w:p>
-      <w:pPr>
-        <w:numPr>
-          <w:ilvl w:val="0"/>
-          <w:numId w:val="43"/>
-        </w:numPr>
-        <w:rPr>
-          <w:rFonts w:cs="Times New Roman"/>
-        </w:rPr>
-      </w:pPr>
-      <w:r>
-        <w:rPr>
-          <w:rFonts w:cs="Times New Roman"/>
-        </w:rPr>
-        <w:t xml:space="preserve">Manage users </w:t>
-      </w:r>
-    </w:p>
-    <w:p>
-      <w:pPr>
-        <w:numPr>
-          <w:ilvl w:val="0"/>
-          <w:numId w:val="43"/>
-        </w:numPr>
-        <w:rPr>
-          <w:rFonts w:cs="Times New Roman"/>
-        </w:rPr>
-      </w:pPr>
-      <w:r>
-        <w:rPr>
-          <w:rFonts w:cs="Times New Roman"/>
-        </w:rPr>
-        <w:t xml:space="preserve">Manage categories </w:t>
-      </w:r>
-    </w:p>
-    <w:p>
-      <w:pPr>
-        <w:numPr>
-          <w:ilvl w:val="0"/>
-          <w:numId w:val="43"/>
-        </w:numPr>
-        <w:rPr>
-          <w:rFonts w:cs="Times New Roman"/>
-        </w:rPr>
-      </w:pPr>
-      <w:r>
-        <w:rPr>
-          <w:rFonts w:cs="Times New Roman"/>
-        </w:rPr>
-        <w:t xml:space="preserve">Remove inappropriate resources </w:t>
-      </w:r>
-    </w:p>
-    <w:p>
-      <w:pPr>
-        <w:numPr>
-          <w:ilvl w:val="0"/>
-          <w:numId w:val="43"/>
-        </w:numPr>
-        <w:rPr>
-          <w:rFonts w:cs="Times New Roman"/>
-        </w:rPr>
-      </w:pPr>
-      <w:r>
-        <w:rPr>
-          <w:rFonts w:cs="Times New Roman"/>
-        </w:rPr>
-        <w:t xml:space="preserve">View uploaded notes </w:t>
-      </w:r>
-    </w:p>
-    <w:p>
-      <w:pPr>
-        <w:numPr>
-          <w:ilvl w:val="0"/>
-          <w:numId w:val="43"/>
+          <w:numId w:val="41"/>
         </w:numPr>
         <w:rPr>
           <w:rFonts w:cs="Times New Roman"/>
@@ -21511,85 +21640,31 @@
         </w:rPr>
       </w:pPr>
     </w:p>
-    <w:p>
-      <w:pPr>
-        <w:pStyle w:val="Heading1"/>
-        <w:spacing w:before="0" w:after="160" w:line="360" w:lineRule="auto"/>
-        <w:jc w:val="center"/>
-        <w:rPr>
-          <w:rFonts w:cs="Times New Roman"/>
-        </w:rPr>
-      </w:pPr>
-      <w:bookmarkStart w:id="56" w:name="_Toc233811502"/>
-      <w:r>
-        <w:rPr>
-          <w:rFonts w:cs="Times New Roman"/>
+    <w:bookmarkEnd w:id="53"/>
+    <w:bookmarkEnd w:id="54"/>
+    <w:bookmarkEnd w:id="55"/>
+    <w:bookmarkEnd w:id="56"/>
+    <w:p>
+      <w:pPr>
+        <w:spacing w:line="360" w:lineRule="auto"/>
+        <w:rPr>
+          <w:rFonts w:cs="Times New Roman"/>
+        </w:rPr>
+      </w:pPr>
+    </w:p>
+    <w:p>
+      <w:pPr>
+        <w:spacing w:line="360" w:lineRule="auto"/>
+        <w:rPr>
+          <w:rFonts w:cs="Times New Roman"/>
+        </w:rPr>
+      </w:pPr>
+      <w:r>
+        <w:rPr>
+          <w:rFonts w:cs="Times New Roman"/>
+          <w:noProof/>
         </w:rPr>
         <w:lastRenderedPageBreak/>
-        <w:t>7</w:t>
-      </w:r>
-      <w:r>
-        <w:rPr>
-          <w:rFonts w:cs="Times New Roman"/>
-        </w:rPr>
-        <w:t>.</w:t>
-      </w:r>
-      <w:r>
-        <w:rPr>
-          <w:rFonts w:cs="Times New Roman"/>
-        </w:rPr>
-        <w:t xml:space="preserve"> Detail Timeline</w:t>
-      </w:r>
-      <w:r>
-        <w:rPr>
-          <w:rFonts w:cs="Times New Roman"/>
-        </w:rPr>
-        <w:t xml:space="preserve"> </w:t>
-      </w:r>
-      <w:r>
-        <w:rPr>
-          <w:rFonts w:cs="Times New Roman"/>
-        </w:rPr>
-        <w:t>(</w:t>
-      </w:r>
-      <w:r>
-        <w:rPr>
-          <w:rFonts w:cs="Times New Roman"/>
-        </w:rPr>
-        <w:t>Gantt Chart</w:t>
-      </w:r>
-      <w:bookmarkEnd w:id="52"/>
-      <w:bookmarkEnd w:id="53"/>
-      <w:bookmarkEnd w:id="54"/>
-      <w:bookmarkEnd w:id="55"/>
-      <w:r>
-        <w:rPr>
-          <w:rFonts w:cs="Times New Roman"/>
-        </w:rPr>
-        <w:t>)</w:t>
-      </w:r>
-      <w:bookmarkEnd w:id="56"/>
-    </w:p>
-    <w:p>
-      <w:pPr>
-        <w:spacing w:line="360" w:lineRule="auto"/>
-        <w:rPr>
-          <w:rFonts w:cs="Times New Roman"/>
-        </w:rPr>
-      </w:pPr>
-    </w:p>
-    <w:p>
-      <w:pPr>
-        <w:spacing w:line="360" w:lineRule="auto"/>
-        <w:rPr>
-          <w:rFonts w:cs="Times New Roman"/>
-        </w:rPr>
-      </w:pPr>
-      <w:r>
-        <w:rPr>
-          <w:rFonts w:cs="Times New Roman"/>
-          <w:noProof/>
-        </w:rPr>
         <w:drawing>
           <wp:anchor distT="0" distB="0" distL="114300" distR="114300" simplePos="0" relativeHeight="251661312" behindDoc="0" locked="0" layoutInCell="1" allowOverlap="1" wp14:anchorId="6A222686" wp14:editId="6B663CBE">
             <wp:simplePos x="0" y="0"/>
@@ -22052,6 +22127,7 @@
     <w:p>
       <w:pPr>
         <w:pStyle w:val="Heading2"/>
+        <w:spacing w:line="360" w:lineRule="auto"/>
         <w:rPr>
           <w:rFonts w:cs="Times New Roman"/>
         </w:rPr>
@@ -22063,143 +22139,243 @@
         </w:rPr>
         <w:t>7</w:t>
       </w:r>
-      <w:bookmarkStart w:id="61" w:name="_GoBack"/>
+      <w:r>
+        <w:rPr>
+          <w:rFonts w:cs="Times New Roman"/>
+        </w:rPr>
+        <w:t>.1. Conclusion</w:t>
+      </w:r>
+      <w:bookmarkEnd w:id="60"/>
+    </w:p>
+    <w:p>
+      <w:pPr>
+        <w:spacing w:after="0" w:line="360" w:lineRule="auto"/>
+        <w:jc w:val="both"/>
+        <w:rPr>
+          <w:rFonts w:cs="Times New Roman"/>
+          <w:szCs w:val="24"/>
+        </w:rPr>
+      </w:pPr>
+      <w:r>
+        <w:rPr>
+          <w:rFonts w:cs="Times New Roman"/>
+          <w:szCs w:val="24"/>
+        </w:rPr>
+        <w:t>The Study-Buddy project was successfully designed, implemented, and tested as a desktop-based academic resource sharing application. The project addressed the common difficulties students experience when searching for lecture notes, assignments, past examination papers, and other academic materials.</w:t>
+      </w:r>
+    </w:p>
+    <w:p>
+      <w:pPr>
+        <w:spacing w:after="0" w:line="360" w:lineRule="auto"/>
+        <w:jc w:val="both"/>
+        <w:rPr>
+          <w:rFonts w:cs="Times New Roman"/>
+          <w:szCs w:val="24"/>
+        </w:rPr>
+      </w:pPr>
+      <w:r>
+        <w:rPr>
+          <w:rFonts w:cs="Times New Roman"/>
+          <w:szCs w:val="24"/>
+        </w:rPr>
+        <w:t>The application provides a centralized platform where students can upload, search, download, and request study resources efficiently. The implementation of secure user authentication, organized categorization, powerful search functionality, and a collaborative Request Board has significantly improved the accessibility and management of academic resources.</w:t>
+      </w:r>
+    </w:p>
+    <w:p>
+      <w:pPr>
+        <w:spacing w:after="0" w:line="360" w:lineRule="auto"/>
+        <w:jc w:val="both"/>
+        <w:rPr>
+          <w:rFonts w:cs="Times New Roman"/>
+          <w:szCs w:val="24"/>
+        </w:rPr>
+      </w:pPr>
+      <w:r>
+        <w:rPr>
+          <w:rFonts w:cs="Times New Roman"/>
+          <w:szCs w:val="24"/>
+        </w:rPr>
+        <w:t>The system was developed using Java, JavaFX, JDBC, and Microsoft SQL Server, following the MVC architectural pattern. This architecture enhanced code maintainability, reduced redundancy, and simplified future development.</w:t>
+      </w:r>
+    </w:p>
+    <w:p>
+      <w:pPr>
+        <w:spacing w:after="0" w:line="360" w:lineRule="auto"/>
+        <w:jc w:val="both"/>
+        <w:rPr>
+          <w:rFonts w:cs="Times New Roman"/>
+          <w:szCs w:val="24"/>
+        </w:rPr>
+      </w:pPr>
+      <w:r>
+        <w:rPr>
+          <w:rFonts w:cs="Times New Roman"/>
+          <w:szCs w:val="24"/>
+        </w:rPr>
+        <w:t>Comprehensive testing demonstrated that all major modules—including user authentication, resource management, request handling, category management, administrative functions, and database operations—performed successfully without critical errors. Integration between the graphical user interface and the database remained stable throughout the testing process.</w:t>
+      </w:r>
+    </w:p>
+    <w:p>
+      <w:pPr>
+        <w:spacing w:line="360" w:lineRule="auto"/>
+        <w:jc w:val="both"/>
+        <w:rPr>
+          <w:rFonts w:cs="Times New Roman"/>
+          <w:szCs w:val="24"/>
+        </w:rPr>
+      </w:pPr>
+      <w:r>
+        <w:rPr>
+          <w:rFonts w:cs="Times New Roman"/>
+          <w:szCs w:val="24"/>
+        </w:rPr>
+        <w:t>Overall, the Study-Buddy system successfully fulfilled the objectives established at the beginning of the project and provides a practical solution for improving academic resource sharing within educational institutions.</w:t>
+      </w:r>
+    </w:p>
+    <w:p>
+      <w:pPr>
+        <w:pStyle w:val="Heading2"/>
+        <w:spacing w:line="360" w:lineRule="auto"/>
+        <w:rPr>
+          <w:rFonts w:cs="Times New Roman"/>
+        </w:rPr>
+      </w:pPr>
+      <w:bookmarkStart w:id="61" w:name="_Toc233811506"/>
+      <w:r>
+        <w:rPr>
+          <w:rFonts w:cs="Times New Roman"/>
+        </w:rPr>
+        <w:t>7</w:t>
+      </w:r>
+      <w:r>
+        <w:rPr>
+          <w:rFonts w:cs="Times New Roman"/>
+        </w:rPr>
+        <w:t>.2. Significance of the System</w:t>
+      </w:r>
       <w:bookmarkEnd w:id="61"/>
-      <w:r>
-        <w:rPr>
-          <w:rFonts w:cs="Times New Roman"/>
-        </w:rPr>
-        <w:t>.1. Conclusion</w:t>
-      </w:r>
-      <w:bookmarkEnd w:id="60"/>
-    </w:p>
-    <w:p>
-      <w:pPr>
-        <w:spacing w:line="360" w:lineRule="auto"/>
-        <w:jc w:val="both"/>
-        <w:rPr>
-          <w:rFonts w:cs="Times New Roman"/>
-          <w:szCs w:val="24"/>
-        </w:rPr>
-      </w:pPr>
-      <w:r>
-        <w:rPr>
-          <w:rFonts w:cs="Times New Roman"/>
-          <w:szCs w:val="24"/>
-        </w:rPr>
-        <w:t>The Study Buddy project was designed to address the limitations of traditional and existing digital learning systems by introducing a student-centered, collaborative learning platform. Through the study of previous systems, it was observed that although many learning management and educational applications provide content delivery and assessment features, they often lack personalized peer interaction, intelligent study support, and real-time collaboration.</w:t>
-      </w:r>
-    </w:p>
-    <w:p>
-      <w:pPr>
-        <w:spacing w:line="360" w:lineRule="auto"/>
-        <w:jc w:val="both"/>
-        <w:rPr>
-          <w:rFonts w:cs="Times New Roman"/>
-          <w:szCs w:val="24"/>
-        </w:rPr>
-      </w:pPr>
-      <w:r>
-        <w:rPr>
-          <w:rFonts w:cs="Times New Roman"/>
-          <w:szCs w:val="24"/>
-        </w:rPr>
-        <w:t>The proposed Study Buddy system bridges this gap by enabling students to connect with suitable study partners, share learning resources and communicate effectively in a single integrated environment. By leveraging a Java-based backend architecture, the system ensures platform independence, security, scalability, and reliability while supporting future enhancements.</w:t>
-      </w:r>
-    </w:p>
-    <w:p>
-      <w:pPr>
-        <w:pStyle w:val="Heading2"/>
-        <w:rPr>
-          <w:rFonts w:cs="Times New Roman"/>
-        </w:rPr>
-      </w:pPr>
-      <w:bookmarkStart w:id="62" w:name="_Toc233811506"/>
-      <w:r>
-        <w:rPr>
-          <w:rFonts w:cs="Times New Roman"/>
-        </w:rPr>
-        <w:t>9</w:t>
-      </w:r>
-      <w:r>
-        <w:rPr>
-          <w:rFonts w:cs="Times New Roman"/>
-        </w:rPr>
-        <w:t>.2. Significance of the System</w:t>
-      </w:r>
-      <w:bookmarkEnd w:id="62"/>
+    </w:p>
+    <w:p>
+      <w:pPr>
+        <w:spacing w:line="360" w:lineRule="auto"/>
+      </w:pPr>
+      <w:r>
+        <w:t>The Study-Buddy application provides several important benefits for educational institutions and students.</w:t>
+      </w:r>
+    </w:p>
+    <w:p>
+      <w:r>
+        <w:t>The major contributions include:</w:t>
+      </w:r>
     </w:p>
     <w:p>
       <w:pPr>
         <w:numPr>
           <w:ilvl w:val="0"/>
-          <w:numId w:val="18"/>
+          <w:numId w:val="42"/>
         </w:numPr>
-        <w:spacing w:before="240" w:line="360" w:lineRule="auto"/>
-        <w:rPr>
-          <w:rFonts w:cs="Times New Roman"/>
-          <w:szCs w:val="24"/>
-        </w:rPr>
-      </w:pPr>
-      <w:r>
-        <w:rPr>
-          <w:rFonts w:cs="Times New Roman"/>
-          <w:szCs w:val="24"/>
-        </w:rPr>
-        <w:t>Enhances time management</w:t>
+      </w:pPr>
+      <w:r>
+        <w:t xml:space="preserve">Centralized management of academic resources </w:t>
       </w:r>
     </w:p>
     <w:p>
       <w:pPr>
         <w:numPr>
           <w:ilvl w:val="0"/>
-          <w:numId w:val="18"/>
+          <w:numId w:val="42"/>
         </w:numPr>
-        <w:rPr>
-          <w:rFonts w:cs="Times New Roman"/>
-          <w:szCs w:val="24"/>
-        </w:rPr>
-      </w:pPr>
-      <w:r>
-        <w:rPr>
-          <w:rFonts w:cs="Times New Roman"/>
-          <w:szCs w:val="24"/>
-        </w:rPr>
-        <w:t>Encourages disciplined study habits</w:t>
+      </w:pPr>
+      <w:r>
+        <w:t xml:space="preserve">Improved collaboration among students </w:t>
       </w:r>
     </w:p>
     <w:p>
       <w:pPr>
         <w:numPr>
           <w:ilvl w:val="0"/>
-          <w:numId w:val="18"/>
+          <w:numId w:val="42"/>
         </w:numPr>
-        <w:rPr>
-          <w:rFonts w:cs="Times New Roman"/>
-          <w:szCs w:val="24"/>
-        </w:rPr>
-      </w:pPr>
-      <w:r>
-        <w:rPr>
-          <w:rFonts w:cs="Times New Roman"/>
-          <w:szCs w:val="24"/>
-        </w:rPr>
-        <w:t>Provides personalized academic support</w:t>
+      </w:pPr>
+      <w:r>
+        <w:t xml:space="preserve">Reduced dependency on social media for resource sharing </w:t>
+      </w:r>
+    </w:p>
+    <w:p>
+      <w:pPr>
+        <w:numPr>
+          <w:ilvl w:val="0"/>
+          <w:numId w:val="42"/>
+        </w:numPr>
+      </w:pPr>
+      <w:r>
+        <w:t xml:space="preserve">Faster searching and retrieval of study materials </w:t>
+      </w:r>
+    </w:p>
+    <w:p>
+      <w:pPr>
+        <w:numPr>
+          <w:ilvl w:val="0"/>
+          <w:numId w:val="42"/>
+        </w:numPr>
+      </w:pPr>
+      <w:r>
+        <w:t xml:space="preserve">Organized categorization of educational resources </w:t>
+      </w:r>
+    </w:p>
+    <w:p>
+      <w:pPr>
+        <w:numPr>
+          <w:ilvl w:val="0"/>
+          <w:numId w:val="42"/>
+        </w:numPr>
+      </w:pPr>
+      <w:r>
+        <w:lastRenderedPageBreak/>
+        <w:t xml:space="preserve">Secure storage using Microsoft SQL Server </w:t>
+      </w:r>
+    </w:p>
+    <w:p>
+      <w:pPr>
+        <w:numPr>
+          <w:ilvl w:val="0"/>
+          <w:numId w:val="42"/>
+        </w:numPr>
+      </w:pPr>
+      <w:r>
+        <w:t xml:space="preserve">Simple and user-friendly desktop interface </w:t>
+      </w:r>
+    </w:p>
+    <w:p>
+      <w:pPr>
+        <w:numPr>
+          <w:ilvl w:val="0"/>
+          <w:numId w:val="42"/>
+        </w:numPr>
+      </w:pPr>
+      <w:r>
+        <w:t xml:space="preserve">Better management through administrative controls </w:t>
+      </w:r>
+    </w:p>
+    <w:p>
+      <w:r>
+        <w:t>The application enhances learning by encouraging knowledge sharing and improving access to educational resources in an organized environment.</w:t>
       </w:r>
     </w:p>
     <w:p>
       <w:pPr>
         <w:pStyle w:val="Heading2"/>
-        <w:rPr>
-          <w:rFonts w:cs="Times New Roman"/>
-        </w:rPr>
-      </w:pPr>
-      <w:bookmarkStart w:id="63" w:name="_Toc233811507"/>
-      <w:r>
-        <w:rPr>
-          <w:rFonts w:cs="Times New Roman"/>
-        </w:rPr>
-        <w:t>9</w:t>
+        <w:spacing w:line="360" w:lineRule="auto"/>
+        <w:rPr>
+          <w:rFonts w:cs="Times New Roman"/>
+        </w:rPr>
+      </w:pPr>
+      <w:bookmarkStart w:id="62" w:name="_Toc233811507"/>
+      <w:r>
+        <w:rPr>
+          <w:rFonts w:cs="Times New Roman"/>
+        </w:rPr>
+        <w:t>7</w:t>
       </w:r>
       <w:r>
         <w:rPr>
@@ -22213,97 +22389,316 @@
         </w:rPr>
         <w:t>3</w:t>
       </w:r>
-      <w:r>
-        <w:rPr>
-          <w:rFonts w:cs="Times New Roman"/>
-        </w:rPr>
-        <w:t>. Recommendation</w:t>
-      </w:r>
-      <w:bookmarkEnd w:id="63"/>
-    </w:p>
-    <w:p>
-      <w:pPr>
-        <w:spacing w:before="240" w:after="0" w:line="390" w:lineRule="atLeast"/>
+      <w:bookmarkEnd w:id="62"/>
+      <w:r>
+        <w:rPr>
+          <w:rFonts w:cs="Times New Roman"/>
+        </w:rPr>
+        <w:t xml:space="preserve"> </w:t>
+      </w:r>
+      <w:r>
+        <w:rPr>
+          <w:rFonts w:cs="Times New Roman"/>
+        </w:rPr>
+        <w:t>Limitations of the System</w:t>
+      </w:r>
+    </w:p>
+    <w:p>
+      <w:pPr>
+        <w:spacing w:line="360" w:lineRule="auto"/>
+      </w:pPr>
+      <w:r>
+        <w:t>Although the application satisfies the primary project objectives, several limitations remain.</w:t>
+      </w:r>
+    </w:p>
+    <w:p>
+      <w:pPr>
+        <w:numPr>
+          <w:ilvl w:val="0"/>
+          <w:numId w:val="43"/>
+        </w:numPr>
+        <w:spacing w:line="360" w:lineRule="auto"/>
+      </w:pPr>
+      <w:r>
+        <w:t xml:space="preserve">The system is currently available only as a desktop application. </w:t>
+      </w:r>
+    </w:p>
+    <w:p>
+      <w:pPr>
+        <w:numPr>
+          <w:ilvl w:val="0"/>
+          <w:numId w:val="43"/>
+        </w:numPr>
+        <w:spacing w:line="360" w:lineRule="auto"/>
+      </w:pPr>
+      <w:r>
+        <w:t xml:space="preserve">Internet-based synchronization is not supported. </w:t>
+      </w:r>
+    </w:p>
+    <w:p>
+      <w:pPr>
+        <w:numPr>
+          <w:ilvl w:val="0"/>
+          <w:numId w:val="43"/>
+        </w:numPr>
+        <w:spacing w:line="360" w:lineRule="auto"/>
+      </w:pPr>
+      <w:r>
+        <w:t xml:space="preserve">Real-time messaging between users is unavailable. </w:t>
+      </w:r>
+    </w:p>
+    <w:p>
+      <w:pPr>
+        <w:numPr>
+          <w:ilvl w:val="0"/>
+          <w:numId w:val="43"/>
+        </w:numPr>
+        <w:spacing w:line="360" w:lineRule="auto"/>
+      </w:pPr>
+      <w:r>
+        <w:t xml:space="preserve">File preview functionality supports only limited document types. </w:t>
+      </w:r>
+    </w:p>
+    <w:p>
+      <w:pPr>
+        <w:numPr>
+          <w:ilvl w:val="0"/>
+          <w:numId w:val="43"/>
+        </w:numPr>
+        <w:spacing w:line="360" w:lineRule="auto"/>
+      </w:pPr>
+      <w:r>
+        <w:t xml:space="preserve">Password recovery through email has not yet been implemented. </w:t>
+      </w:r>
+    </w:p>
+    <w:p>
+      <w:pPr>
+        <w:numPr>
+          <w:ilvl w:val="0"/>
+          <w:numId w:val="43"/>
+        </w:numPr>
+        <w:spacing w:line="360" w:lineRule="auto"/>
+      </w:pPr>
+      <w:r>
+        <w:t xml:space="preserve">Push notifications are not available. </w:t>
+      </w:r>
+    </w:p>
+    <w:p>
+      <w:pPr>
+        <w:numPr>
+          <w:ilvl w:val="0"/>
+          <w:numId w:val="43"/>
+        </w:numPr>
+        <w:spacing w:line="360" w:lineRule="auto"/>
+      </w:pPr>
+      <w:r>
+        <w:t xml:space="preserve">Cloud storage integration has not been implemented. </w:t>
+      </w:r>
+    </w:p>
+    <w:p>
+      <w:pPr>
+        <w:spacing w:line="360" w:lineRule="auto"/>
+      </w:pPr>
+      <w:r>
+        <w:t>Despite these limitations, the system performs effectively within the defined project scope.</w:t>
+      </w:r>
+    </w:p>
+    <w:p>
+      <w:pPr>
+        <w:pStyle w:val="Heading2"/>
+        <w:spacing w:line="360" w:lineRule="auto"/>
+      </w:pPr>
+      <w:r>
+        <w:rPr>
+          <w:rFonts w:cs="Times New Roman"/>
+        </w:rPr>
+        <w:t>7</w:t>
+      </w:r>
+      <w:r>
+        <w:rPr>
+          <w:rFonts w:cs="Times New Roman"/>
+        </w:rPr>
+        <w:t>.4</w:t>
+      </w:r>
+      <w:r>
+        <w:rPr>
+          <w:rFonts w:cs="Times New Roman"/>
+        </w:rPr>
+        <w:t xml:space="preserve"> </w:t>
+      </w:r>
+      <w:r>
+        <w:t>Future Scope</w:t>
+      </w:r>
+    </w:p>
+    <w:p>
+      <w:r>
+        <w:t>The modular architecture of the Study-Buddy application allows numerous future enhancements.</w:t>
+      </w:r>
+    </w:p>
+    <w:p>
+      <w:r>
+        <w:t>Future improvements may include:</w:t>
+      </w:r>
+    </w:p>
+    <w:p>
+      <w:pPr>
+        <w:numPr>
+          <w:ilvl w:val="0"/>
+          <w:numId w:val="44"/>
+        </w:numPr>
+      </w:pPr>
+      <w:r>
+        <w:t xml:space="preserve">Android and iOS mobile application versions </w:t>
+      </w:r>
+    </w:p>
+    <w:p>
+      <w:pPr>
+        <w:numPr>
+          <w:ilvl w:val="0"/>
+          <w:numId w:val="44"/>
+        </w:numPr>
+      </w:pPr>
+      <w:r>
+        <w:t xml:space="preserve">Web-based version accessible through browsers </w:t>
+      </w:r>
+    </w:p>
+    <w:p>
+      <w:pPr>
+        <w:numPr>
+          <w:ilvl w:val="0"/>
+          <w:numId w:val="44"/>
+        </w:numPr>
+      </w:pPr>
+      <w:r>
+        <w:t xml:space="preserve">AI-powered study material recommendations </w:t>
+      </w:r>
+    </w:p>
+    <w:p>
+      <w:pPr>
+        <w:numPr>
+          <w:ilvl w:val="0"/>
+          <w:numId w:val="44"/>
+        </w:numPr>
+      </w:pPr>
+      <w:r>
+        <w:t xml:space="preserve">AI chatbot for academic assistance </w:t>
+      </w:r>
+    </w:p>
+    <w:p>
+      <w:pPr>
+        <w:numPr>
+          <w:ilvl w:val="0"/>
+          <w:numId w:val="44"/>
+        </w:numPr>
+      </w:pPr>
+      <w:r>
+        <w:t xml:space="preserve">Real-time messaging between students </w:t>
+      </w:r>
+    </w:p>
+    <w:p>
+      <w:pPr>
+        <w:numPr>
+          <w:ilvl w:val="0"/>
+          <w:numId w:val="44"/>
+        </w:numPr>
+      </w:pPr>
+      <w:r>
+        <w:t xml:space="preserve">Video-based collaborative study sessions </w:t>
+      </w:r>
+    </w:p>
+    <w:p>
+      <w:pPr>
+        <w:numPr>
+          <w:ilvl w:val="0"/>
+          <w:numId w:val="44"/>
+        </w:numPr>
+      </w:pPr>
+      <w:r>
+        <w:t xml:space="preserve">Email verification and password recovery </w:t>
+      </w:r>
+    </w:p>
+    <w:p>
+      <w:pPr>
+        <w:numPr>
+          <w:ilvl w:val="0"/>
+          <w:numId w:val="44"/>
+        </w:numPr>
+      </w:pPr>
+      <w:r>
+        <w:t xml:space="preserve">Cloud storage integration </w:t>
+      </w:r>
+    </w:p>
+    <w:p>
+      <w:pPr>
+        <w:numPr>
+          <w:ilvl w:val="0"/>
+          <w:numId w:val="44"/>
+        </w:numPr>
+      </w:pPr>
+      <w:r>
+        <w:lastRenderedPageBreak/>
+        <w:t xml:space="preserve">PDF annotation tools </w:t>
+      </w:r>
+    </w:p>
+    <w:p>
+      <w:pPr>
+        <w:numPr>
+          <w:ilvl w:val="0"/>
+          <w:numId w:val="44"/>
+        </w:numPr>
+      </w:pPr>
+      <w:r>
+        <w:t xml:space="preserve">QR-code-based resource sharing </w:t>
+      </w:r>
+    </w:p>
+    <w:p>
+      <w:pPr>
+        <w:numPr>
+          <w:ilvl w:val="0"/>
+          <w:numId w:val="44"/>
+        </w:numPr>
+      </w:pPr>
+      <w:r>
+        <w:t xml:space="preserve">Notification system using email and SMS </w:t>
+      </w:r>
+    </w:p>
+    <w:p>
+      <w:pPr>
+        <w:numPr>
+          <w:ilvl w:val="0"/>
+          <w:numId w:val="44"/>
+        </w:numPr>
+      </w:pPr>
+      <w:r>
+        <w:t xml:space="preserve">Advanced analytics for administrators </w:t>
+      </w:r>
+    </w:p>
+    <w:p>
+      <w:pPr>
+        <w:numPr>
+          <w:ilvl w:val="0"/>
+          <w:numId w:val="44"/>
+        </w:numPr>
+      </w:pPr>
+      <w:r>
+        <w:t xml:space="preserve">Recommendation engine based on user interests </w:t>
+      </w:r>
+    </w:p>
+    <w:p>
+      <w:r>
+        <w:t>These enhancements would improve usability, accessibility, and collaboration while expanding the system for deployment in larger educational institutions.</w:t>
+      </w:r>
+    </w:p>
+    <w:p/>
+    <w:p>
+      <w:pPr>
+        <w:spacing w:after="0" w:line="390" w:lineRule="atLeast"/>
         <w:rPr>
           <w:rFonts w:eastAsia="Times New Roman" w:cs="Times New Roman"/>
           <w:color w:val="0D0D0D"/>
           <w:szCs w:val="24"/>
         </w:rPr>
       </w:pPr>
-      <w:r>
-        <w:rPr>
-          <w:rFonts w:eastAsia="Times New Roman" w:cs="Times New Roman"/>
-          <w:color w:val="0D0D0D"/>
-          <w:szCs w:val="24"/>
-        </w:rPr>
-        <w:t>Future enhancements may include:</w:t>
-      </w:r>
-    </w:p>
-    <w:p>
-      <w:pPr>
-        <w:numPr>
-          <w:ilvl w:val="0"/>
-          <w:numId w:val="19"/>
-        </w:numPr>
-        <w:spacing w:after="0" w:line="390" w:lineRule="atLeast"/>
-        <w:rPr>
-          <w:rFonts w:eastAsia="Times New Roman" w:cs="Times New Roman"/>
-          <w:color w:val="0D0D0D"/>
-          <w:szCs w:val="24"/>
-        </w:rPr>
-      </w:pPr>
-      <w:r>
-        <w:rPr>
-          <w:rFonts w:eastAsia="Times New Roman" w:cs="Times New Roman"/>
-          <w:color w:val="0D0D0D"/>
-          <w:szCs w:val="24"/>
-        </w:rPr>
-        <w:t>AI-based study recommendations</w:t>
-      </w:r>
-    </w:p>
-    <w:p>
-      <w:pPr>
-        <w:numPr>
-          <w:ilvl w:val="0"/>
-          <w:numId w:val="19"/>
-        </w:numPr>
-        <w:spacing w:after="0" w:line="390" w:lineRule="atLeast"/>
-        <w:rPr>
-          <w:rFonts w:eastAsia="Times New Roman" w:cs="Times New Roman"/>
-          <w:color w:val="0D0D0D"/>
-          <w:szCs w:val="24"/>
-        </w:rPr>
-      </w:pPr>
-      <w:r>
-        <w:rPr>
-          <w:rFonts w:eastAsia="Times New Roman" w:cs="Times New Roman"/>
-          <w:color w:val="0D0D0D"/>
-          <w:szCs w:val="24"/>
-        </w:rPr>
-        <w:t>Mobile application version</w:t>
-      </w:r>
-    </w:p>
-    <w:p>
-      <w:pPr>
-        <w:numPr>
-          <w:ilvl w:val="0"/>
-          <w:numId w:val="19"/>
-        </w:numPr>
-        <w:spacing w:after="0" w:line="390" w:lineRule="atLeast"/>
-        <w:rPr>
-          <w:rFonts w:eastAsia="Times New Roman" w:cs="Times New Roman"/>
-          <w:color w:val="0D0D0D"/>
-          <w:szCs w:val="24"/>
-        </w:rPr>
-      </w:pPr>
-      <w:r>
-        <w:rPr>
-          <w:rFonts w:eastAsia="Times New Roman" w:cs="Times New Roman"/>
-          <w:color w:val="0D0D0D"/>
-          <w:szCs w:val="24"/>
-        </w:rPr>
-        <w:t>Integration with online learning platforms</w:t>
-      </w:r>
     </w:p>
     <w:p>
       <w:pPr>
@@ -22358,8 +22753,22 @@
           <w:szCs w:val="24"/>
         </w:rPr>
       </w:pPr>
-      <w:bookmarkStart w:id="64" w:name="_Toc233811508"/>
-    </w:p>
+      <w:bookmarkStart w:id="63" w:name="_Toc233811508"/>
+    </w:p>
+    <w:p/>
+    <w:p/>
+    <w:p/>
+    <w:p/>
+    <w:p/>
+    <w:p/>
+    <w:p/>
+    <w:p/>
+    <w:p/>
+    <w:p/>
+    <w:p/>
+    <w:p/>
+    <w:p/>
+    <w:p/>
     <w:p>
       <w:pPr>
         <w:rPr>
@@ -22386,7 +22795,6 @@
         <w:rPr>
           <w:rFonts w:cs="Times New Roman"/>
         </w:rPr>
-        <w:lastRenderedPageBreak/>
         <w:t>10</w:t>
       </w:r>
       <w:r>
@@ -22407,7 +22815,7 @@
         </w:rPr>
         <w:t>Reference</w:t>
       </w:r>
-      <w:bookmarkEnd w:id="64"/>
+      <w:bookmarkEnd w:id="63"/>
     </w:p>
     <w:p>
       <w:pPr>
@@ -22558,7 +22966,7 @@
             <w:noProof/>
             <w:szCs w:val="24"/>
           </w:rPr>
-          <w:t>32</w:t>
+          <w:t>34</w:t>
         </w:r>
         <w:r>
           <w:rPr>
@@ -23494,6 +23902,155 @@
     </w:lvl>
   </w:abstractNum>
   <w:abstractNum w:abstractNumId="6" w15:restartNumberingAfterBreak="0">
+    <w:nsid w:val="13EA203D"/>
+    <w:multiLevelType w:val="multilevel"/>
+    <w:tmpl w:val="EECE126E"/>
+    <w:lvl w:ilvl="0">
+      <w:start w:val="1"/>
+      <w:numFmt w:val="bullet"/>
+      <w:lvlText w:val=""/>
+      <w:lvlJc w:val="left"/>
+      <w:pPr>
+        <w:tabs>
+          <w:tab w:val="num" w:pos="720"/>
+        </w:tabs>
+        <w:ind w:left="720" w:hanging="360"/>
+      </w:pPr>
+      <w:rPr>
+        <w:rFonts w:ascii="Symbol" w:hAnsi="Symbol" w:hint="default"/>
+        <w:sz w:val="20"/>
+      </w:rPr>
+    </w:lvl>
+    <w:lvl w:ilvl="1" w:tentative="1">
+      <w:start w:val="1"/>
+      <w:numFmt w:val="bullet"/>
+      <w:lvlText w:val="o"/>
+      <w:lvlJc w:val="left"/>
+      <w:pPr>
+        <w:tabs>
+          <w:tab w:val="num" w:pos="1440"/>
+        </w:tabs>
+        <w:ind w:left="1440" w:hanging="360"/>
+      </w:pPr>
+      <w:rPr>
+        <w:rFonts w:ascii="Courier New" w:hAnsi="Courier New" w:hint="default"/>
+        <w:sz w:val="20"/>
+      </w:rPr>
+    </w:lvl>
+    <w:lvl w:ilvl="2" w:tentative="1">
+      <w:start w:val="1"/>
+      <w:numFmt w:val="bullet"/>
+      <w:lvlText w:val=""/>
+      <w:lvlJc w:val="left"/>
+      <w:pPr>
+        <w:tabs>
+          <w:tab w:val="num" w:pos="2160"/>
+        </w:tabs>
+        <w:ind w:left="2160" w:hanging="360"/>
+      </w:pPr>
+      <w:rPr>
+        <w:rFonts w:ascii="Wingdings" w:hAnsi="Wingdings" w:hint="default"/>
+        <w:sz w:val="20"/>
+      </w:rPr>
+    </w:lvl>
+    <w:lvl w:ilvl="3" w:tentative="1">
+      <w:start w:val="1"/>
+      <w:numFmt w:val="bullet"/>
+      <w:lvlText w:val=""/>
+      <w:lvlJc w:val="left"/>
+      <w:pPr>
+        <w:tabs>
+          <w:tab w:val="num" w:pos="2880"/>
+        </w:tabs>
+        <w:ind w:left="2880" w:hanging="360"/>
+      </w:pPr>
+      <w:rPr>
+        <w:rFonts w:ascii="Wingdings" w:hAnsi="Wingdings" w:hint="default"/>
+        <w:sz w:val="20"/>
+      </w:rPr>
+    </w:lvl>
+    <w:lvl w:ilvl="4" w:tentative="1">
+      <w:start w:val="1"/>
+      <w:numFmt w:val="bullet"/>
+      <w:lvlText w:val=""/>
+      <w:lvlJc w:val="left"/>
+      <w:pPr>
+        <w:tabs>
+          <w:tab w:val="num" w:pos="3600"/>
+        </w:tabs>
+        <w:ind w:left="3600" w:hanging="360"/>
+      </w:pPr>
+      <w:rPr>
+        <w:rFonts w:ascii="Wingdings" w:hAnsi="Wingdings" w:hint="default"/>
+        <w:sz w:val="20"/>
+      </w:rPr>
+    </w:lvl>
+    <w:lvl w:ilvl="5" w:tentative="1">
+      <w:start w:val="1"/>
+      <w:numFmt w:val="bullet"/>
+      <w:lvlText w:val=""/>
+      <w:lvlJc w:val="left"/>
+      <w:pPr>
+        <w:tabs>
+          <w:tab w:val="num" w:pos="4320"/>
+        </w:tabs>
+        <w:ind w:left="4320" w:hanging="360"/>
+      </w:pPr>
+      <w:rPr>
+        <w:rFonts w:ascii="Wingdings" w:hAnsi="Wingdings" w:hint="default"/>
+        <w:sz w:val="20"/>
+      </w:rPr>
+    </w:lvl>
+    <w:lvl w:ilvl="6" w:tentative="1">
+      <w:start w:val="1"/>
+      <w:numFmt w:val="bullet"/>
+      <w:lvlText w:val=""/>
+      <w:lvlJc w:val="left"/>
+      <w:pPr>
+        <w:tabs>
+          <w:tab w:val="num" w:pos="5040"/>
+        </w:tabs>
+        <w:ind w:left="5040" w:hanging="360"/>
+      </w:pPr>
+      <w:rPr>
+        <w:rFonts w:ascii="Wingdings" w:hAnsi="Wingdings" w:hint="default"/>
+        <w:sz w:val="20"/>
+      </w:rPr>
+    </w:lvl>
+    <w:lvl w:ilvl="7" w:tentative="1">
+      <w:start w:val="1"/>
+      <w:numFmt w:val="bullet"/>
+      <w:lvlText w:val=""/>
+      <w:lvlJc w:val="left"/>
+      <w:pPr>
+        <w:tabs>
+          <w:tab w:val="num" w:pos="5760"/>
+        </w:tabs>
+        <w:ind w:left="5760" w:hanging="360"/>
+      </w:pPr>
+      <w:rPr>
+        <w:rFonts w:ascii="Wingdings" w:hAnsi="Wingdings" w:hint="default"/>
+        <w:sz w:val="20"/>
+      </w:rPr>
+    </w:lvl>
+    <w:lvl w:ilvl="8" w:tentative="1">
+      <w:start w:val="1"/>
+      <w:numFmt w:val="bullet"/>
+      <w:lvlText w:val=""/>
+      <w:lvlJc w:val="left"/>
+      <w:pPr>
+        <w:tabs>
+          <w:tab w:val="num" w:pos="6480"/>
+        </w:tabs>
+        <w:ind w:left="6480" w:hanging="360"/>
+      </w:pPr>
+      <w:rPr>
+        <w:rFonts w:ascii="Wingdings" w:hAnsi="Wingdings" w:hint="default"/>
+        <w:sz w:val="20"/>
+      </w:rPr>
+    </w:lvl>
+  </w:abstractNum>
+  <w:abstractNum w:abstractNumId="7" w15:restartNumberingAfterBreak="0">
     <w:nsid w:val="160D1737"/>
     <w:multiLevelType w:val="multilevel"/>
     <w:tmpl w:val="8F844A0C"/>
@@ -23642,7 +24199,7 @@
       </w:rPr>
     </w:lvl>
   </w:abstractNum>
-  <w:abstractNum w:abstractNumId="7" w15:restartNumberingAfterBreak="0">
+  <w:abstractNum w:abstractNumId="8" w15:restartNumberingAfterBreak="0">
     <w:nsid w:val="17C478E5"/>
     <w:multiLevelType w:val="multilevel"/>
     <w:tmpl w:val="8A7C2366"/>
@@ -23791,7 +24348,7 @@
       </w:rPr>
     </w:lvl>
   </w:abstractNum>
-  <w:abstractNum w:abstractNumId="8" w15:restartNumberingAfterBreak="0">
+  <w:abstractNum w:abstractNumId="9" w15:restartNumberingAfterBreak="0">
     <w:nsid w:val="1A9862D8"/>
     <w:multiLevelType w:val="multilevel"/>
     <w:tmpl w:val="829AF650"/>
@@ -23940,7 +24497,7 @@
       </w:rPr>
     </w:lvl>
   </w:abstractNum>
-  <w:abstractNum w:abstractNumId="9" w15:restartNumberingAfterBreak="0">
+  <w:abstractNum w:abstractNumId="10" w15:restartNumberingAfterBreak="0">
     <w:nsid w:val="1D364A52"/>
     <w:multiLevelType w:val="multilevel"/>
     <w:tmpl w:val="C2B63662"/>
@@ -24089,7 +24646,7 @@
       </w:rPr>
     </w:lvl>
   </w:abstractNum>
-  <w:abstractNum w:abstractNumId="10" w15:restartNumberingAfterBreak="0">
+  <w:abstractNum w:abstractNumId="11" w15:restartNumberingAfterBreak="0">
     <w:nsid w:val="2384272B"/>
     <w:multiLevelType w:val="multilevel"/>
     <w:tmpl w:val="9D7E91AE"/>
@@ -24238,7 +24795,7 @@
       </w:rPr>
     </w:lvl>
   </w:abstractNum>
-  <w:abstractNum w:abstractNumId="11" w15:restartNumberingAfterBreak="0">
+  <w:abstractNum w:abstractNumId="12" w15:restartNumberingAfterBreak="0">
     <w:nsid w:val="282C697B"/>
     <w:multiLevelType w:val="multilevel"/>
     <w:tmpl w:val="D7DCBE08"/>
@@ -24387,7 +24944,7 @@
       </w:rPr>
     </w:lvl>
   </w:abstractNum>
-  <w:abstractNum w:abstractNumId="12" w15:restartNumberingAfterBreak="0">
+  <w:abstractNum w:abstractNumId="13" w15:restartNumberingAfterBreak="0">
     <w:nsid w:val="293466B5"/>
     <w:multiLevelType w:val="multilevel"/>
     <w:tmpl w:val="E0FE15CA"/>
@@ -24536,7 +25093,7 @@
       </w:rPr>
     </w:lvl>
   </w:abstractNum>
-  <w:abstractNum w:abstractNumId="13" w15:restartNumberingAfterBreak="0">
+  <w:abstractNum w:abstractNumId="14" w15:restartNumberingAfterBreak="0">
     <w:nsid w:val="2A830CD1"/>
     <w:multiLevelType w:val="hybridMultilevel"/>
     <w:tmpl w:val="C4B859AE"/>
@@ -24649,7 +25206,7 @@
       </w:rPr>
     </w:lvl>
   </w:abstractNum>
-  <w:abstractNum w:abstractNumId="14" w15:restartNumberingAfterBreak="0">
+  <w:abstractNum w:abstractNumId="15" w15:restartNumberingAfterBreak="0">
     <w:nsid w:val="2C9178A3"/>
     <w:multiLevelType w:val="multilevel"/>
     <w:tmpl w:val="C36A51BE"/>
@@ -24798,7 +25355,7 @@
       </w:rPr>
     </w:lvl>
   </w:abstractNum>
-  <w:abstractNum w:abstractNumId="15" w15:restartNumberingAfterBreak="0">
+  <w:abstractNum w:abstractNumId="16" w15:restartNumberingAfterBreak="0">
     <w:nsid w:val="2E9017E3"/>
     <w:multiLevelType w:val="multilevel"/>
     <w:tmpl w:val="49FA5C62"/>
@@ -24911,7 +25468,7 @@
       </w:pPr>
     </w:lvl>
   </w:abstractNum>
-  <w:abstractNum w:abstractNumId="16" w15:restartNumberingAfterBreak="0">
+  <w:abstractNum w:abstractNumId="17" w15:restartNumberingAfterBreak="0">
     <w:nsid w:val="2F1743F2"/>
     <w:multiLevelType w:val="multilevel"/>
     <w:tmpl w:val="E140F350"/>
@@ -25060,7 +25617,7 @@
       </w:rPr>
     </w:lvl>
   </w:abstractNum>
-  <w:abstractNum w:abstractNumId="17" w15:restartNumberingAfterBreak="0">
+  <w:abstractNum w:abstractNumId="18" w15:restartNumberingAfterBreak="0">
     <w:nsid w:val="2F22788C"/>
     <w:multiLevelType w:val="hybridMultilevel"/>
     <w:tmpl w:val="AF422A6E"/>
@@ -25173,7 +25730,7 @@
       </w:rPr>
     </w:lvl>
   </w:abstractNum>
-  <w:abstractNum w:abstractNumId="18" w15:restartNumberingAfterBreak="0">
+  <w:abstractNum w:abstractNumId="19" w15:restartNumberingAfterBreak="0">
     <w:nsid w:val="30CE7E04"/>
     <w:multiLevelType w:val="multilevel"/>
     <w:tmpl w:val="543294D2"/>
@@ -25294,7 +25851,7 @@
       </w:rPr>
     </w:lvl>
   </w:abstractNum>
-  <w:abstractNum w:abstractNumId="19" w15:restartNumberingAfterBreak="0">
+  <w:abstractNum w:abstractNumId="20" w15:restartNumberingAfterBreak="0">
     <w:nsid w:val="34B968E7"/>
     <w:multiLevelType w:val="hybridMultilevel"/>
     <w:tmpl w:val="665403A6"/>
@@ -25407,7 +25964,7 @@
       </w:rPr>
     </w:lvl>
   </w:abstractNum>
-  <w:abstractNum w:abstractNumId="20" w15:restartNumberingAfterBreak="0">
+  <w:abstractNum w:abstractNumId="21" w15:restartNumberingAfterBreak="0">
     <w:nsid w:val="34D03AA2"/>
     <w:multiLevelType w:val="multilevel"/>
     <w:tmpl w:val="4C106228"/>
@@ -25556,7 +26113,7 @@
       </w:rPr>
     </w:lvl>
   </w:abstractNum>
-  <w:abstractNum w:abstractNumId="21" w15:restartNumberingAfterBreak="0">
+  <w:abstractNum w:abstractNumId="22" w15:restartNumberingAfterBreak="0">
     <w:nsid w:val="3B4C1E40"/>
     <w:multiLevelType w:val="hybridMultilevel"/>
     <w:tmpl w:val="667878DE"/>
@@ -25669,7 +26226,7 @@
       </w:rPr>
     </w:lvl>
   </w:abstractNum>
-  <w:abstractNum w:abstractNumId="22" w15:restartNumberingAfterBreak="0">
+  <w:abstractNum w:abstractNumId="23" w15:restartNumberingAfterBreak="0">
     <w:nsid w:val="3E0B5CE6"/>
     <w:multiLevelType w:val="multilevel"/>
     <w:tmpl w:val="3EFEE2A2"/>
@@ -25818,7 +26375,7 @@
       </w:rPr>
     </w:lvl>
   </w:abstractNum>
-  <w:abstractNum w:abstractNumId="23" w15:restartNumberingAfterBreak="0">
+  <w:abstractNum w:abstractNumId="24" w15:restartNumberingAfterBreak="0">
     <w:nsid w:val="40B93481"/>
     <w:multiLevelType w:val="hybridMultilevel"/>
     <w:tmpl w:val="8938A8B6"/>
@@ -25931,7 +26488,7 @@
       </w:rPr>
     </w:lvl>
   </w:abstractNum>
-  <w:abstractNum w:abstractNumId="24" w15:restartNumberingAfterBreak="0">
+  <w:abstractNum w:abstractNumId="25" w15:restartNumberingAfterBreak="0">
     <w:nsid w:val="41A17969"/>
     <w:multiLevelType w:val="multilevel"/>
     <w:tmpl w:val="E97249CC"/>
@@ -26048,7 +26605,7 @@
       </w:pPr>
     </w:lvl>
   </w:abstractNum>
-  <w:abstractNum w:abstractNumId="25" w15:restartNumberingAfterBreak="0">
+  <w:abstractNum w:abstractNumId="26" w15:restartNumberingAfterBreak="0">
     <w:nsid w:val="41BE5418"/>
     <w:multiLevelType w:val="multilevel"/>
     <w:tmpl w:val="BD947AE4"/>
@@ -26197,7 +26754,7 @@
       </w:rPr>
     </w:lvl>
   </w:abstractNum>
-  <w:abstractNum w:abstractNumId="26" w15:restartNumberingAfterBreak="0">
+  <w:abstractNum w:abstractNumId="27" w15:restartNumberingAfterBreak="0">
     <w:nsid w:val="48936A7B"/>
     <w:multiLevelType w:val="multilevel"/>
     <w:tmpl w:val="898E718C"/>
@@ -26346,7 +26903,7 @@
       </w:rPr>
     </w:lvl>
   </w:abstractNum>
-  <w:abstractNum w:abstractNumId="27" w15:restartNumberingAfterBreak="0">
+  <w:abstractNum w:abstractNumId="28" w15:restartNumberingAfterBreak="0">
     <w:nsid w:val="49452BDD"/>
     <w:multiLevelType w:val="hybridMultilevel"/>
     <w:tmpl w:val="EB70AE6C"/>
@@ -26459,7 +27016,7 @@
       </w:rPr>
     </w:lvl>
   </w:abstractNum>
-  <w:abstractNum w:abstractNumId="28" w15:restartNumberingAfterBreak="0">
+  <w:abstractNum w:abstractNumId="29" w15:restartNumberingAfterBreak="0">
     <w:nsid w:val="4BC74E2C"/>
     <w:multiLevelType w:val="multilevel"/>
     <w:tmpl w:val="490E04A2"/>
@@ -26604,155 +27161,6 @@
       </w:pPr>
       <w:rPr>
         <w:rFonts w:ascii="Wingdings" w:hAnsi="Wingdings" w:hint="default"/>
-        <w:sz w:val="20"/>
-      </w:rPr>
-    </w:lvl>
-  </w:abstractNum>
-  <w:abstractNum w:abstractNumId="29" w15:restartNumberingAfterBreak="0">
-    <w:nsid w:val="5271700E"/>
-    <w:multiLevelType w:val="multilevel"/>
-    <w:tmpl w:val="48043260"/>
-    <w:lvl w:ilvl="0">
-      <w:start w:val="1"/>
-      <w:numFmt w:val="bullet"/>
-      <w:lvlText w:val=""/>
-      <w:lvlJc w:val="left"/>
-      <w:pPr>
-        <w:tabs>
-          <w:tab w:val="num" w:pos="720"/>
-        </w:tabs>
-        <w:ind w:left="720" w:hanging="360"/>
-      </w:pPr>
-      <w:rPr>
-        <w:rFonts w:ascii="Symbol" w:hAnsi="Symbol" w:hint="default"/>
-        <w:sz w:val="20"/>
-      </w:rPr>
-    </w:lvl>
-    <w:lvl w:ilvl="1" w:tentative="1">
-      <w:start w:val="1"/>
-      <w:numFmt w:val="bullet"/>
-      <w:lvlText w:val=""/>
-      <w:lvlJc w:val="left"/>
-      <w:pPr>
-        <w:tabs>
-          <w:tab w:val="num" w:pos="1440"/>
-        </w:tabs>
-        <w:ind w:left="1440" w:hanging="360"/>
-      </w:pPr>
-      <w:rPr>
-        <w:rFonts w:ascii="Symbol" w:hAnsi="Symbol" w:hint="default"/>
-        <w:sz w:val="20"/>
-      </w:rPr>
-    </w:lvl>
-    <w:lvl w:ilvl="2" w:tentative="1">
-      <w:start w:val="1"/>
-      <w:numFmt w:val="bullet"/>
-      <w:lvlText w:val=""/>
-      <w:lvlJc w:val="left"/>
-      <w:pPr>
-        <w:tabs>
-          <w:tab w:val="num" w:pos="2160"/>
-        </w:tabs>
-        <w:ind w:left="2160" w:hanging="360"/>
-      </w:pPr>
-      <w:rPr>
-        <w:rFonts w:ascii="Symbol" w:hAnsi="Symbol" w:hint="default"/>
-        <w:sz w:val="20"/>
-      </w:rPr>
-    </w:lvl>
-    <w:lvl w:ilvl="3" w:tentative="1">
-      <w:start w:val="1"/>
-      <w:numFmt w:val="bullet"/>
-      <w:lvlText w:val=""/>
-      <w:lvlJc w:val="left"/>
-      <w:pPr>
-        <w:tabs>
-          <w:tab w:val="num" w:pos="2880"/>
-        </w:tabs>
-        <w:ind w:left="2880" w:hanging="360"/>
-      </w:pPr>
-      <w:rPr>
-        <w:rFonts w:ascii="Symbol" w:hAnsi="Symbol" w:hint="default"/>
-        <w:sz w:val="20"/>
-      </w:rPr>
-    </w:lvl>
-    <w:lvl w:ilvl="4" w:tentative="1">
-      <w:start w:val="1"/>
-      <w:numFmt w:val="bullet"/>
-      <w:lvlText w:val=""/>
-      <w:lvlJc w:val="left"/>
-      <w:pPr>
-        <w:tabs>
-          <w:tab w:val="num" w:pos="3600"/>
-        </w:tabs>
-        <w:ind w:left="3600" w:hanging="360"/>
-      </w:pPr>
-      <w:rPr>
-        <w:rFonts w:ascii="Symbol" w:hAnsi="Symbol" w:hint="default"/>
-        <w:sz w:val="20"/>
-      </w:rPr>
-    </w:lvl>
-    <w:lvl w:ilvl="5" w:tentative="1">
-      <w:start w:val="1"/>
-      <w:numFmt w:val="bullet"/>
-      <w:lvlText w:val=""/>
-      <w:lvlJc w:val="left"/>
-      <w:pPr>
-        <w:tabs>
-          <w:tab w:val="num" w:pos="4320"/>
-        </w:tabs>
-        <w:ind w:left="4320" w:hanging="360"/>
-      </w:pPr>
-      <w:rPr>
-        <w:rFonts w:ascii="Symbol" w:hAnsi="Symbol" w:hint="default"/>
-        <w:sz w:val="20"/>
-      </w:rPr>
-    </w:lvl>
-    <w:lvl w:ilvl="6" w:tentative="1">
-      <w:start w:val="1"/>
-      <w:numFmt w:val="bullet"/>
-      <w:lvlText w:val=""/>
-      <w:lvlJc w:val="left"/>
-      <w:pPr>
-        <w:tabs>
-          <w:tab w:val="num" w:pos="5040"/>
-        </w:tabs>
-        <w:ind w:left="5040" w:hanging="360"/>
-      </w:pPr>
-      <w:rPr>
-        <w:rFonts w:ascii="Symbol" w:hAnsi="Symbol" w:hint="default"/>
-        <w:sz w:val="20"/>
-      </w:rPr>
-    </w:lvl>
-    <w:lvl w:ilvl="7" w:tentative="1">
-      <w:start w:val="1"/>
-      <w:numFmt w:val="bullet"/>
-      <w:lvlText w:val=""/>
-      <w:lvlJc w:val="left"/>
-      <w:pPr>
-        <w:tabs>
-          <w:tab w:val="num" w:pos="5760"/>
-        </w:tabs>
-        <w:ind w:left="5760" w:hanging="360"/>
-      </w:pPr>
-      <w:rPr>
-        <w:rFonts w:ascii="Symbol" w:hAnsi="Symbol" w:hint="default"/>
-        <w:sz w:val="20"/>
-      </w:rPr>
-    </w:lvl>
-    <w:lvl w:ilvl="8" w:tentative="1">
-      <w:start w:val="1"/>
-      <w:numFmt w:val="bullet"/>
-      <w:lvlText w:val=""/>
-      <w:lvlJc w:val="left"/>
-      <w:pPr>
-        <w:tabs>
-          <w:tab w:val="num" w:pos="6480"/>
-        </w:tabs>
-        <w:ind w:left="6480" w:hanging="360"/>
-      </w:pPr>
-      <w:rPr>
-        <w:rFonts w:ascii="Symbol" w:hAnsi="Symbol" w:hint="default"/>
         <w:sz w:val="20"/>
       </w:rPr>
     </w:lvl>
@@ -27598,6 +28006,155 @@
     </w:lvl>
   </w:abstractNum>
   <w:abstractNum w:abstractNumId="36" w15:restartNumberingAfterBreak="0">
+    <w:nsid w:val="69B057F7"/>
+    <w:multiLevelType w:val="multilevel"/>
+    <w:tmpl w:val="F096435C"/>
+    <w:lvl w:ilvl="0">
+      <w:start w:val="1"/>
+      <w:numFmt w:val="bullet"/>
+      <w:lvlText w:val=""/>
+      <w:lvlJc w:val="left"/>
+      <w:pPr>
+        <w:tabs>
+          <w:tab w:val="num" w:pos="720"/>
+        </w:tabs>
+        <w:ind w:left="720" w:hanging="360"/>
+      </w:pPr>
+      <w:rPr>
+        <w:rFonts w:ascii="Symbol" w:hAnsi="Symbol" w:hint="default"/>
+        <w:sz w:val="20"/>
+      </w:rPr>
+    </w:lvl>
+    <w:lvl w:ilvl="1" w:tentative="1">
+      <w:start w:val="1"/>
+      <w:numFmt w:val="bullet"/>
+      <w:lvlText w:val="o"/>
+      <w:lvlJc w:val="left"/>
+      <w:pPr>
+        <w:tabs>
+          <w:tab w:val="num" w:pos="1440"/>
+        </w:tabs>
+        <w:ind w:left="1440" w:hanging="360"/>
+      </w:pPr>
+      <w:rPr>
+        <w:rFonts w:ascii="Courier New" w:hAnsi="Courier New" w:hint="default"/>
+        <w:sz w:val="20"/>
+      </w:rPr>
+    </w:lvl>
+    <w:lvl w:ilvl="2" w:tentative="1">
+      <w:start w:val="1"/>
+      <w:numFmt w:val="bullet"/>
+      <w:lvlText w:val=""/>
+      <w:lvlJc w:val="left"/>
+      <w:pPr>
+        <w:tabs>
+          <w:tab w:val="num" w:pos="2160"/>
+        </w:tabs>
+        <w:ind w:left="2160" w:hanging="360"/>
+      </w:pPr>
+      <w:rPr>
+        <w:rFonts w:ascii="Wingdings" w:hAnsi="Wingdings" w:hint="default"/>
+        <w:sz w:val="20"/>
+      </w:rPr>
+    </w:lvl>
+    <w:lvl w:ilvl="3" w:tentative="1">
+      <w:start w:val="1"/>
+      <w:numFmt w:val="bullet"/>
+      <w:lvlText w:val=""/>
+      <w:lvlJc w:val="left"/>
+      <w:pPr>
+        <w:tabs>
+          <w:tab w:val="num" w:pos="2880"/>
+        </w:tabs>
+        <w:ind w:left="2880" w:hanging="360"/>
+      </w:pPr>
+      <w:rPr>
+        <w:rFonts w:ascii="Wingdings" w:hAnsi="Wingdings" w:hint="default"/>
+        <w:sz w:val="20"/>
+      </w:rPr>
+    </w:lvl>
+    <w:lvl w:ilvl="4" w:tentative="1">
+      <w:start w:val="1"/>
+      <w:numFmt w:val="bullet"/>
+      <w:lvlText w:val=""/>
+      <w:lvlJc w:val="left"/>
+      <w:pPr>
+        <w:tabs>
+          <w:tab w:val="num" w:pos="3600"/>
+        </w:tabs>
+        <w:ind w:left="3600" w:hanging="360"/>
+      </w:pPr>
+      <w:rPr>
+        <w:rFonts w:ascii="Wingdings" w:hAnsi="Wingdings" w:hint="default"/>
+        <w:sz w:val="20"/>
+      </w:rPr>
+    </w:lvl>
+    <w:lvl w:ilvl="5" w:tentative="1">
+      <w:start w:val="1"/>
+      <w:numFmt w:val="bullet"/>
+      <w:lvlText w:val=""/>
+      <w:lvlJc w:val="left"/>
+      <w:pPr>
+        <w:tabs>
+          <w:tab w:val="num" w:pos="4320"/>
+        </w:tabs>
+        <w:ind w:left="4320" w:hanging="360"/>
+      </w:pPr>
+      <w:rPr>
+        <w:rFonts w:ascii="Wingdings" w:hAnsi="Wingdings" w:hint="default"/>
+        <w:sz w:val="20"/>
+      </w:rPr>
+    </w:lvl>
+    <w:lvl w:ilvl="6" w:tentative="1">
+      <w:start w:val="1"/>
+      <w:numFmt w:val="bullet"/>
+      <w:lvlText w:val=""/>
+      <w:lvlJc w:val="left"/>
+      <w:pPr>
+        <w:tabs>
+          <w:tab w:val="num" w:pos="5040"/>
+        </w:tabs>
+        <w:ind w:left="5040" w:hanging="360"/>
+      </w:pPr>
+      <w:rPr>
+        <w:rFonts w:ascii="Wingdings" w:hAnsi="Wingdings" w:hint="default"/>
+        <w:sz w:val="20"/>
+      </w:rPr>
+    </w:lvl>
+    <w:lvl w:ilvl="7" w:tentative="1">
+      <w:start w:val="1"/>
+      <w:numFmt w:val="bullet"/>
+      <w:lvlText w:val=""/>
+      <w:lvlJc w:val="left"/>
+      <w:pPr>
+        <w:tabs>
+          <w:tab w:val="num" w:pos="5760"/>
+        </w:tabs>
+        <w:ind w:left="5760" w:hanging="360"/>
+      </w:pPr>
+      <w:rPr>
+        <w:rFonts w:ascii="Wingdings" w:hAnsi="Wingdings" w:hint="default"/>
+        <w:sz w:val="20"/>
+      </w:rPr>
+    </w:lvl>
+    <w:lvl w:ilvl="8" w:tentative="1">
+      <w:start w:val="1"/>
+      <w:numFmt w:val="bullet"/>
+      <w:lvlText w:val=""/>
+      <w:lvlJc w:val="left"/>
+      <w:pPr>
+        <w:tabs>
+          <w:tab w:val="num" w:pos="6480"/>
+        </w:tabs>
+        <w:ind w:left="6480" w:hanging="360"/>
+      </w:pPr>
+      <w:rPr>
+        <w:rFonts w:ascii="Wingdings" w:hAnsi="Wingdings" w:hint="default"/>
+        <w:sz w:val="20"/>
+      </w:rPr>
+    </w:lvl>
+  </w:abstractNum>
+  <w:abstractNum w:abstractNumId="37" w15:restartNumberingAfterBreak="0">
     <w:nsid w:val="6AAD31CC"/>
     <w:multiLevelType w:val="hybridMultilevel"/>
     <w:tmpl w:val="59B4AC12"/>
@@ -27707,155 +28264,6 @@
       </w:pPr>
       <w:rPr>
         <w:rFonts w:ascii="Wingdings" w:hAnsi="Wingdings" w:hint="default"/>
-      </w:rPr>
-    </w:lvl>
-  </w:abstractNum>
-  <w:abstractNum w:abstractNumId="37" w15:restartNumberingAfterBreak="0">
-    <w:nsid w:val="71692C38"/>
-    <w:multiLevelType w:val="multilevel"/>
-    <w:tmpl w:val="3744AF5C"/>
-    <w:lvl w:ilvl="0">
-      <w:start w:val="1"/>
-      <w:numFmt w:val="bullet"/>
-      <w:lvlText w:val=""/>
-      <w:lvlJc w:val="left"/>
-      <w:pPr>
-        <w:tabs>
-          <w:tab w:val="num" w:pos="720"/>
-        </w:tabs>
-        <w:ind w:left="720" w:hanging="360"/>
-      </w:pPr>
-      <w:rPr>
-        <w:rFonts w:ascii="Symbol" w:hAnsi="Symbol" w:hint="default"/>
-        <w:sz w:val="20"/>
-      </w:rPr>
-    </w:lvl>
-    <w:lvl w:ilvl="1" w:tentative="1">
-      <w:start w:val="1"/>
-      <w:numFmt w:val="bullet"/>
-      <w:lvlText w:val=""/>
-      <w:lvlJc w:val="left"/>
-      <w:pPr>
-        <w:tabs>
-          <w:tab w:val="num" w:pos="1440"/>
-        </w:tabs>
-        <w:ind w:left="1440" w:hanging="360"/>
-      </w:pPr>
-      <w:rPr>
-        <w:rFonts w:ascii="Symbol" w:hAnsi="Symbol" w:hint="default"/>
-        <w:sz w:val="20"/>
-      </w:rPr>
-    </w:lvl>
-    <w:lvl w:ilvl="2" w:tentative="1">
-      <w:start w:val="1"/>
-      <w:numFmt w:val="bullet"/>
-      <w:lvlText w:val=""/>
-      <w:lvlJc w:val="left"/>
-      <w:pPr>
-        <w:tabs>
-          <w:tab w:val="num" w:pos="2160"/>
-        </w:tabs>
-        <w:ind w:left="2160" w:hanging="360"/>
-      </w:pPr>
-      <w:rPr>
-        <w:rFonts w:ascii="Symbol" w:hAnsi="Symbol" w:hint="default"/>
-        <w:sz w:val="20"/>
-      </w:rPr>
-    </w:lvl>
-    <w:lvl w:ilvl="3" w:tentative="1">
-      <w:start w:val="1"/>
-      <w:numFmt w:val="bullet"/>
-      <w:lvlText w:val=""/>
-      <w:lvlJc w:val="left"/>
-      <w:pPr>
-        <w:tabs>
-          <w:tab w:val="num" w:pos="2880"/>
-        </w:tabs>
-        <w:ind w:left="2880" w:hanging="360"/>
-      </w:pPr>
-      <w:rPr>
-        <w:rFonts w:ascii="Symbol" w:hAnsi="Symbol" w:hint="default"/>
-        <w:sz w:val="20"/>
-      </w:rPr>
-    </w:lvl>
-    <w:lvl w:ilvl="4" w:tentative="1">
-      <w:start w:val="1"/>
-      <w:numFmt w:val="bullet"/>
-      <w:lvlText w:val=""/>
-      <w:lvlJc w:val="left"/>
-      <w:pPr>
-        <w:tabs>
-          <w:tab w:val="num" w:pos="3600"/>
-        </w:tabs>
-        <w:ind w:left="3600" w:hanging="360"/>
-      </w:pPr>
-      <w:rPr>
-        <w:rFonts w:ascii="Symbol" w:hAnsi="Symbol" w:hint="default"/>
-        <w:sz w:val="20"/>
-      </w:rPr>
-    </w:lvl>
-    <w:lvl w:ilvl="5" w:tentative="1">
-      <w:start w:val="1"/>
-      <w:numFmt w:val="bullet"/>
-      <w:lvlText w:val=""/>
-      <w:lvlJc w:val="left"/>
-      <w:pPr>
-        <w:tabs>
-          <w:tab w:val="num" w:pos="4320"/>
-        </w:tabs>
-        <w:ind w:left="4320" w:hanging="360"/>
-      </w:pPr>
-      <w:rPr>
-        <w:rFonts w:ascii="Symbol" w:hAnsi="Symbol" w:hint="default"/>
-        <w:sz w:val="20"/>
-      </w:rPr>
-    </w:lvl>
-    <w:lvl w:ilvl="6" w:tentative="1">
-      <w:start w:val="1"/>
-      <w:numFmt w:val="bullet"/>
-      <w:lvlText w:val=""/>
-      <w:lvlJc w:val="left"/>
-      <w:pPr>
-        <w:tabs>
-          <w:tab w:val="num" w:pos="5040"/>
-        </w:tabs>
-        <w:ind w:left="5040" w:hanging="360"/>
-      </w:pPr>
-      <w:rPr>
-        <w:rFonts w:ascii="Symbol" w:hAnsi="Symbol" w:hint="default"/>
-        <w:sz w:val="20"/>
-      </w:rPr>
-    </w:lvl>
-    <w:lvl w:ilvl="7" w:tentative="1">
-      <w:start w:val="1"/>
-      <w:numFmt w:val="bullet"/>
-      <w:lvlText w:val=""/>
-      <w:lvlJc w:val="left"/>
-      <w:pPr>
-        <w:tabs>
-          <w:tab w:val="num" w:pos="5760"/>
-        </w:tabs>
-        <w:ind w:left="5760" w:hanging="360"/>
-      </w:pPr>
-      <w:rPr>
-        <w:rFonts w:ascii="Symbol" w:hAnsi="Symbol" w:hint="default"/>
-        <w:sz w:val="20"/>
-      </w:rPr>
-    </w:lvl>
-    <w:lvl w:ilvl="8" w:tentative="1">
-      <w:start w:val="1"/>
-      <w:numFmt w:val="bullet"/>
-      <w:lvlText w:val=""/>
-      <w:lvlJc w:val="left"/>
-      <w:pPr>
-        <w:tabs>
-          <w:tab w:val="num" w:pos="6480"/>
-        </w:tabs>
-        <w:ind w:left="6480" w:hanging="360"/>
-      </w:pPr>
-      <w:rPr>
-        <w:rFonts w:ascii="Symbol" w:hAnsi="Symbol" w:hint="default"/>
-        <w:sz w:val="20"/>
       </w:rPr>
     </w:lvl>
   </w:abstractNum>
@@ -28303,6 +28711,119 @@
     </w:lvl>
   </w:abstractNum>
   <w:abstractNum w:abstractNumId="41" w15:restartNumberingAfterBreak="0">
+    <w:nsid w:val="7852269D"/>
+    <w:multiLevelType w:val="multilevel"/>
+    <w:tmpl w:val="2EF003AA"/>
+    <w:lvl w:ilvl="0">
+      <w:start w:val="1"/>
+      <w:numFmt w:val="decimal"/>
+      <w:lvlText w:val="%1."/>
+      <w:lvlJc w:val="left"/>
+      <w:pPr>
+        <w:tabs>
+          <w:tab w:val="num" w:pos="720"/>
+        </w:tabs>
+        <w:ind w:left="720" w:hanging="360"/>
+      </w:pPr>
+    </w:lvl>
+    <w:lvl w:ilvl="1" w:tentative="1">
+      <w:start w:val="1"/>
+      <w:numFmt w:val="decimal"/>
+      <w:lvlText w:val="%2."/>
+      <w:lvlJc w:val="left"/>
+      <w:pPr>
+        <w:tabs>
+          <w:tab w:val="num" w:pos="1440"/>
+        </w:tabs>
+        <w:ind w:left="1440" w:hanging="360"/>
+      </w:pPr>
+    </w:lvl>
+    <w:lvl w:ilvl="2" w:tentative="1">
+      <w:start w:val="1"/>
+      <w:numFmt w:val="decimal"/>
+      <w:lvlText w:val="%3."/>
+      <w:lvlJc w:val="left"/>
+      <w:pPr>
+        <w:tabs>
+          <w:tab w:val="num" w:pos="2160"/>
+        </w:tabs>
+        <w:ind w:left="2160" w:hanging="360"/>
+      </w:pPr>
+    </w:lvl>
+    <w:lvl w:ilvl="3" w:tentative="1">
+      <w:start w:val="1"/>
+      <w:numFmt w:val="decimal"/>
+      <w:lvlText w:val="%4."/>
+      <w:lvlJc w:val="left"/>
+      <w:pPr>
+        <w:tabs>
+          <w:tab w:val="num" w:pos="2880"/>
+        </w:tabs>
+        <w:ind w:left="2880" w:hanging="360"/>
+      </w:pPr>
+    </w:lvl>
+    <w:lvl w:ilvl="4" w:tentative="1">
+      <w:start w:val="1"/>
+      <w:numFmt w:val="decimal"/>
+      <w:lvlText w:val="%5."/>
+      <w:lvlJc w:val="left"/>
+      <w:pPr>
+        <w:tabs>
+          <w:tab w:val="num" w:pos="3600"/>
+        </w:tabs>
+        <w:ind w:left="3600" w:hanging="360"/>
+      </w:pPr>
+    </w:lvl>
+    <w:lvl w:ilvl="5" w:tentative="1">
+      <w:start w:val="1"/>
+      <w:numFmt w:val="decimal"/>
+      <w:lvlText w:val="%6."/>
+      <w:lvlJc w:val="left"/>
+      <w:pPr>
+        <w:tabs>
+          <w:tab w:val="num" w:pos="4320"/>
+        </w:tabs>
+        <w:ind w:left="4320" w:hanging="360"/>
+      </w:pPr>
+    </w:lvl>
+    <w:lvl w:ilvl="6" w:tentative="1">
+      <w:start w:val="1"/>
+      <w:numFmt w:val="decimal"/>
+      <w:lvlText w:val="%7."/>
+      <w:lvlJc w:val="left"/>
+      <w:pPr>
+        <w:tabs>
+          <w:tab w:val="num" w:pos="5040"/>
+        </w:tabs>
+        <w:ind w:left="5040" w:hanging="360"/>
+      </w:pPr>
+    </w:lvl>
+    <w:lvl w:ilvl="7" w:tentative="1">
+      <w:start w:val="1"/>
+      <w:numFmt w:val="decimal"/>
+      <w:lvlText w:val="%8."/>
+      <w:lvlJc w:val="left"/>
+      <w:pPr>
+        <w:tabs>
+          <w:tab w:val="num" w:pos="5760"/>
+        </w:tabs>
+        <w:ind w:left="5760" w:hanging="360"/>
+      </w:pPr>
+    </w:lvl>
+    <w:lvl w:ilvl="8" w:tentative="1">
+      <w:start w:val="1"/>
+      <w:numFmt w:val="decimal"/>
+      <w:lvlText w:val="%9."/>
+      <w:lvlJc w:val="left"/>
+      <w:pPr>
+        <w:tabs>
+          <w:tab w:val="num" w:pos="6480"/>
+        </w:tabs>
+        <w:ind w:left="6480" w:hanging="360"/>
+      </w:pPr>
+    </w:lvl>
+  </w:abstractNum>
+  <w:abstractNum w:abstractNumId="42" w15:restartNumberingAfterBreak="0">
     <w:nsid w:val="7AAF589B"/>
     <w:multiLevelType w:val="hybridMultilevel"/>
     <w:tmpl w:val="FE78CEAC"/>
@@ -28415,7 +28936,7 @@
       </w:rPr>
     </w:lvl>
   </w:abstractNum>
-  <w:abstractNum w:abstractNumId="42" w15:restartNumberingAfterBreak="0">
+  <w:abstractNum w:abstractNumId="43" w15:restartNumberingAfterBreak="0">
     <w:nsid w:val="7B4D1282"/>
     <w:multiLevelType w:val="hybridMultilevel"/>
     <w:tmpl w:val="6B90FFAE"/>
@@ -28529,7 +29050,7 @@
     </w:lvl>
   </w:abstractNum>
   <w:num w:numId="1">
-    <w:abstractNumId w:val="16"/>
+    <w:abstractNumId w:val="17"/>
   </w:num>
   <w:num w:numId="2">
     <w:abstractNumId w:val="2"/>
@@ -28541,10 +29062,10 @@
     <w:abstractNumId w:val="40"/>
   </w:num>
   <w:num w:numId="5">
-    <w:abstractNumId w:val="23"/>
+    <w:abstractNumId w:val="24"/>
   </w:num>
   <w:num w:numId="6">
-    <w:abstractNumId w:val="42"/>
+    <w:abstractNumId w:val="43"/>
   </w:num>
   <w:num w:numId="7">
     <w:abstractNumId w:val="39"/>
@@ -28562,102 +29083,105 @@
     <w:abstractNumId w:val="0"/>
   </w:num>
   <w:num w:numId="12">
-    <w:abstractNumId w:val="19"/>
+    <w:abstractNumId w:val="20"/>
   </w:num>
   <w:num w:numId="13">
-    <w:abstractNumId w:val="41"/>
+    <w:abstractNumId w:val="42"/>
   </w:num>
   <w:num w:numId="14">
     <w:abstractNumId w:val="5"/>
   </w:num>
   <w:num w:numId="15">
-    <w:abstractNumId w:val="8"/>
+    <w:abstractNumId w:val="9"/>
   </w:num>
   <w:num w:numId="16">
     <w:abstractNumId w:val="38"/>
   </w:num>
   <w:num w:numId="17">
+    <w:abstractNumId w:val="19"/>
+  </w:num>
+  <w:num w:numId="18">
+    <w:abstractNumId w:val="28"/>
+  </w:num>
+  <w:num w:numId="19">
+    <w:abstractNumId w:val="21"/>
+  </w:num>
+  <w:num w:numId="20">
+    <w:abstractNumId w:val="1"/>
+  </w:num>
+  <w:num w:numId="21">
+    <w:abstractNumId w:val="10"/>
+  </w:num>
+  <w:num w:numId="22">
+    <w:abstractNumId w:val="33"/>
+  </w:num>
+  <w:num w:numId="23">
+    <w:abstractNumId w:val="11"/>
+  </w:num>
+  <w:num w:numId="24">
+    <w:abstractNumId w:val="8"/>
+  </w:num>
+  <w:num w:numId="25">
+    <w:abstractNumId w:val="15"/>
+  </w:num>
+  <w:num w:numId="26">
+    <w:abstractNumId w:val="12"/>
+  </w:num>
+  <w:num w:numId="27">
+    <w:abstractNumId w:val="31"/>
+  </w:num>
+  <w:num w:numId="28">
+    <w:abstractNumId w:val="26"/>
+  </w:num>
+  <w:num w:numId="29">
+    <w:abstractNumId w:val="22"/>
+  </w:num>
+  <w:num w:numId="30">
     <w:abstractNumId w:val="18"/>
   </w:num>
-  <w:num w:numId="18">
+  <w:num w:numId="31">
+    <w:abstractNumId w:val="37"/>
+  </w:num>
+  <w:num w:numId="32">
+    <w:abstractNumId w:val="13"/>
+  </w:num>
+  <w:num w:numId="33">
+    <w:abstractNumId w:val="7"/>
+  </w:num>
+  <w:num w:numId="34">
+    <w:abstractNumId w:val="23"/>
+  </w:num>
+  <w:num w:numId="35">
+    <w:abstractNumId w:val="14"/>
+  </w:num>
+  <w:num w:numId="36">
+    <w:abstractNumId w:val="25"/>
+  </w:num>
+  <w:num w:numId="37">
+    <w:abstractNumId w:val="30"/>
+  </w:num>
+  <w:num w:numId="38">
+    <w:abstractNumId w:val="16"/>
+  </w:num>
+  <w:num w:numId="39">
     <w:abstractNumId w:val="29"/>
   </w:num>
-  <w:num w:numId="19">
-    <w:abstractNumId w:val="37"/>
+  <w:num w:numId="40">
+    <w:abstractNumId w:val="4"/>
   </w:num>
-  <w:num w:numId="20">
+  <w:num w:numId="41">
     <w:abstractNumId w:val="27"/>
   </w:num>
-  <w:num w:numId="21">
-    <w:abstractNumId w:val="20"/>
+  <w:num w:numId="42">
+    <w:abstractNumId w:val="6"/>
   </w:num>
-  <w:num w:numId="22">
-    <w:abstractNumId w:val="1"/>
+  <w:num w:numId="43">
+    <w:abstractNumId w:val="41"/>
   </w:num>
-  <w:num w:numId="23">
-    <w:abstractNumId w:val="9"/>
-  </w:num>
-  <w:num w:numId="24">
-    <w:abstractNumId w:val="33"/>
-  </w:num>
-  <w:num w:numId="25">
-    <w:abstractNumId w:val="10"/>
-  </w:num>
-  <w:num w:numId="26">
-    <w:abstractNumId w:val="7"/>
-  </w:num>
-  <w:num w:numId="27">
-    <w:abstractNumId w:val="14"/>
-  </w:num>
-  <w:num w:numId="28">
-    <w:abstractNumId w:val="11"/>
-  </w:num>
-  <w:num w:numId="29">
-    <w:abstractNumId w:val="31"/>
-  </w:num>
-  <w:num w:numId="30">
-    <w:abstractNumId w:val="25"/>
-  </w:num>
-  <w:num w:numId="31">
-    <w:abstractNumId w:val="21"/>
-  </w:num>
-  <w:num w:numId="32">
-    <w:abstractNumId w:val="17"/>
-  </w:num>
-  <w:num w:numId="33">
+  <w:num w:numId="44">
     <w:abstractNumId w:val="36"/>
   </w:num>
-  <w:num w:numId="34">
-    <w:abstractNumId w:val="12"/>
-  </w:num>
-  <w:num w:numId="35">
-    <w:abstractNumId w:val="6"/>
-  </w:num>
-  <w:num w:numId="36">
-    <w:abstractNumId w:val="22"/>
-  </w:num>
-  <w:num w:numId="37">
-    <w:abstractNumId w:val="13"/>
-  </w:num>
-  <w:num w:numId="38">
-    <w:abstractNumId w:val="24"/>
-  </w:num>
-  <w:num w:numId="39">
-    <w:abstractNumId w:val="30"/>
-  </w:num>
-  <w:num w:numId="40">
-    <w:abstractNumId w:val="15"/>
-  </w:num>
-  <w:num w:numId="41">
-    <w:abstractNumId w:val="28"/>
-  </w:num>
-  <w:num w:numId="42">
-    <w:abstractNumId w:val="4"/>
-  </w:num>
-  <w:num w:numId="43">
-    <w:abstractNumId w:val="26"/>
-  </w:num>
-  <w:numIdMacAtCleanup w:val="43"/>
+  <w:numIdMacAtCleanup w:val="44"/>
 </w:numbering>
 </file>
 
@@ -33593,7 +34117,7 @@
 </file>
 
 <file path=customXml/itemProps1.xml><?xml version="1.0" encoding="utf-8"?>
-<ds:datastoreItem xmlns:ds="http://schemas.openxmlformats.org/officeDocument/2006/customXml" ds:itemID="{E8B43D0E-8D52-4DF7-A2F5-234C14B7F6BD}">
+<ds:datastoreItem xmlns:ds="http://schemas.openxmlformats.org/officeDocument/2006/customXml" ds:itemID="{CF396CF7-1EEC-4AD2-B434-EF072C9E69CB}">
   <ds:schemaRefs>
     <ds:schemaRef ds:uri="http://schemas.openxmlformats.org/officeDocument/2006/bibliography"/>
   </ds:schemaRefs>
